--- a/latex/lec2/report_2412747_2.docx
+++ b/latex/lec2/report_2412747_2.docx
@@ -140,6 +140,79 @@
           <w:sz w:val="24"/>
         </w:rPr>
       </w:pPr>
+      <w:r>
+        <w:rPr>
+          <w:rFonts w:ascii="ＭＳ Ｐ明朝" w:eastAsia="ＭＳ Ｐ明朝" w:hAnsi="ＭＳ Ｐ明朝" w:hint="eastAsia"/>
+          <w:sz w:val="24"/>
+        </w:rPr>
+        <w:t xml:space="preserve">　</w:t>
+      </w:r>
+      <w:r>
+        <w:rPr>
+          <w:rFonts w:ascii="ＭＳ Ｐ明朝" w:eastAsia="ＭＳ Ｐ明朝" w:hAnsi="ＭＳ Ｐ明朝"/>
+          <w:sz w:val="24"/>
+        </w:rPr>
+        <w:t>“g++ 2412747_kadai2-1.cpp”</w:t>
+      </w:r>
+      <w:r>
+        <w:rPr>
+          <w:rFonts w:ascii="ＭＳ Ｐ明朝" w:eastAsia="ＭＳ Ｐ明朝" w:hAnsi="ＭＳ Ｐ明朝" w:hint="eastAsia"/>
+          <w:sz w:val="24"/>
+        </w:rPr>
+        <w:t>とコンパイルし、</w:t>
+      </w:r>
+      <w:r>
+        <w:rPr>
+          <w:rFonts w:ascii="ＭＳ Ｐ明朝" w:eastAsia="ＭＳ Ｐ明朝" w:hAnsi="ＭＳ Ｐ明朝"/>
+          <w:sz w:val="24"/>
+        </w:rPr>
+        <w:t>”./2412747_kadai2-1 x y”</w:t>
+      </w:r>
+      <w:r>
+        <w:rPr>
+          <w:rFonts w:ascii="ＭＳ Ｐ明朝" w:eastAsia="ＭＳ Ｐ明朝" w:hAnsi="ＭＳ Ｐ明朝" w:hint="eastAsia"/>
+          <w:sz w:val="24"/>
+        </w:rPr>
+        <w:t>のようにして、</w:t>
+      </w:r>
+      <w:proofErr w:type="gramStart"/>
+      <w:r>
+        <w:rPr>
+          <w:rFonts w:ascii="ＭＳ Ｐ明朝" w:eastAsia="ＭＳ Ｐ明朝" w:hAnsi="ＭＳ Ｐ明朝"/>
+          <w:sz w:val="24"/>
+        </w:rPr>
+        <w:t>x</w:t>
+      </w:r>
+      <w:proofErr w:type="gramEnd"/>
+      <w:r>
+        <w:rPr>
+          <w:rFonts w:ascii="ＭＳ Ｐ明朝" w:eastAsia="ＭＳ Ｐ明朝" w:hAnsi="ＭＳ Ｐ明朝" w:hint="eastAsia"/>
+          <w:sz w:val="24"/>
+        </w:rPr>
+        <w:t>と</w:t>
+      </w:r>
+      <w:r>
+        <w:rPr>
+          <w:rFonts w:ascii="ＭＳ Ｐ明朝" w:eastAsia="ＭＳ Ｐ明朝" w:hAnsi="ＭＳ Ｐ明朝"/>
+          <w:sz w:val="24"/>
+        </w:rPr>
+        <w:t>y</w:t>
+      </w:r>
+      <w:r>
+        <w:rPr>
+          <w:rFonts w:ascii="ＭＳ Ｐ明朝" w:eastAsia="ＭＳ Ｐ明朝" w:hAnsi="ＭＳ Ｐ明朝" w:hint="eastAsia"/>
+          <w:sz w:val="24"/>
+        </w:rPr>
+        <w:t>それぞれに数値を入力して実行する。</w:t>
+      </w:r>
+    </w:p>
+    <w:p>
+      <w:pPr>
+        <w:rPr>
+          <w:rFonts w:ascii="ＭＳ Ｐ明朝" w:eastAsia="ＭＳ Ｐ明朝" w:hAnsi="ＭＳ Ｐ明朝" w:hint="eastAsia"/>
+          <w:sz w:val="24"/>
+        </w:rPr>
+      </w:pPr>
     </w:p>
     <w:p>
       <w:pPr>
@@ -160,6 +233,816 @@
       <w:pPr>
         <w:rPr>
           <w:rFonts w:ascii="ＭＳ Ｐ明朝" w:eastAsia="ＭＳ Ｐ明朝" w:hAnsi="ＭＳ Ｐ明朝"/>
+          <w:sz w:val="24"/>
+        </w:rPr>
+      </w:pPr>
+      <w:r>
+        <w:rPr>
+          <w:rFonts w:ascii="ＭＳ Ｐ明朝" w:eastAsia="ＭＳ Ｐ明朝" w:hAnsi="ＭＳ Ｐ明朝" w:hint="eastAsia"/>
+          <w:sz w:val="24"/>
+        </w:rPr>
+        <w:t xml:space="preserve">　最大公約数を求める関数を作成し、そこに与えられた正の整数を入力することで、求めるべき数値を出力するというのがプログラムの全体像である。そのためには、まず入力された値についての吟味をしなくてはならなく、</w:t>
+      </w:r>
+    </w:p>
+    <w:p>
+      <w:pPr>
+        <w:pStyle w:val="a9"/>
+        <w:numPr>
+          <w:ilvl w:val="0"/>
+          <w:numId w:val="1"/>
+        </w:numPr>
+        <w:rPr>
+          <w:rFonts w:ascii="ＭＳ Ｐ明朝" w:eastAsia="ＭＳ Ｐ明朝" w:hAnsi="ＭＳ Ｐ明朝"/>
+          <w:sz w:val="24"/>
+        </w:rPr>
+      </w:pPr>
+      <w:r>
+        <w:rPr>
+          <w:rFonts w:ascii="ＭＳ Ｐ明朝" w:eastAsia="ＭＳ Ｐ明朝" w:hAnsi="ＭＳ Ｐ明朝" w:hint="eastAsia"/>
+          <w:sz w:val="24"/>
+        </w:rPr>
+        <w:t>引数の数が</w:t>
+      </w:r>
+      <w:r>
+        <w:rPr>
+          <w:rFonts w:ascii="ＭＳ Ｐ明朝" w:eastAsia="ＭＳ Ｐ明朝" w:hAnsi="ＭＳ Ｐ明朝"/>
+          <w:sz w:val="24"/>
+        </w:rPr>
+        <w:t>2</w:t>
+      </w:r>
+      <w:r>
+        <w:rPr>
+          <w:rFonts w:ascii="ＭＳ Ｐ明朝" w:eastAsia="ＭＳ Ｐ明朝" w:hAnsi="ＭＳ Ｐ明朝" w:hint="eastAsia"/>
+          <w:sz w:val="24"/>
+        </w:rPr>
+        <w:t>つではない</w:t>
+      </w:r>
+    </w:p>
+    <w:p>
+      <w:pPr>
+        <w:pStyle w:val="a9"/>
+        <w:numPr>
+          <w:ilvl w:val="0"/>
+          <w:numId w:val="1"/>
+        </w:numPr>
+        <w:rPr>
+          <w:rFonts w:ascii="ＭＳ Ｐ明朝" w:eastAsia="ＭＳ Ｐ明朝" w:hAnsi="ＭＳ Ｐ明朝"/>
+          <w:sz w:val="24"/>
+        </w:rPr>
+      </w:pPr>
+      <w:r>
+        <w:rPr>
+          <w:rFonts w:ascii="ＭＳ Ｐ明朝" w:eastAsia="ＭＳ Ｐ明朝" w:hAnsi="ＭＳ Ｐ明朝" w:hint="eastAsia"/>
+          <w:sz w:val="24"/>
+        </w:rPr>
+        <w:t>引数にそもそも数字ではない英語や記号などが含まれている</w:t>
+      </w:r>
+    </w:p>
+    <w:p>
+      <w:pPr>
+        <w:pStyle w:val="a9"/>
+        <w:numPr>
+          <w:ilvl w:val="0"/>
+          <w:numId w:val="1"/>
+        </w:numPr>
+        <w:rPr>
+          <w:rFonts w:ascii="ＭＳ Ｐ明朝" w:eastAsia="ＭＳ Ｐ明朝" w:hAnsi="ＭＳ Ｐ明朝"/>
+          <w:sz w:val="24"/>
+        </w:rPr>
+      </w:pPr>
+      <w:r>
+        <w:rPr>
+          <w:rFonts w:ascii="ＭＳ Ｐ明朝" w:eastAsia="ＭＳ Ｐ明朝" w:hAnsi="ＭＳ Ｐ明朝" w:hint="eastAsia"/>
+          <w:sz w:val="24"/>
+        </w:rPr>
+        <w:t>数字が少数や負の数である</w:t>
+      </w:r>
+    </w:p>
+    <w:p>
+      <w:pPr>
+        <w:rPr>
+          <w:rFonts w:ascii="ＭＳ Ｐ明朝" w:eastAsia="ＭＳ Ｐ明朝" w:hAnsi="ＭＳ Ｐ明朝"/>
+          <w:sz w:val="24"/>
+        </w:rPr>
+      </w:pPr>
+      <w:r>
+        <w:rPr>
+          <w:rFonts w:ascii="ＭＳ Ｐ明朝" w:eastAsia="ＭＳ Ｐ明朝" w:hAnsi="ＭＳ Ｐ明朝" w:hint="eastAsia"/>
+          <w:sz w:val="24"/>
+        </w:rPr>
+        <w:t>という</w:t>
+      </w:r>
+      <w:r>
+        <w:rPr>
+          <w:rFonts w:ascii="ＭＳ Ｐ明朝" w:eastAsia="ＭＳ Ｐ明朝" w:hAnsi="ＭＳ Ｐ明朝"/>
+          <w:sz w:val="24"/>
+        </w:rPr>
+        <w:t>3</w:t>
+      </w:r>
+      <w:r>
+        <w:rPr>
+          <w:rFonts w:ascii="ＭＳ Ｐ明朝" w:eastAsia="ＭＳ Ｐ明朝" w:hAnsi="ＭＳ Ｐ明朝" w:hint="eastAsia"/>
+          <w:sz w:val="24"/>
+        </w:rPr>
+        <w:t>点についてエラーの処理を行う。しかし、今回は</w:t>
+      </w:r>
+      <w:r>
+        <w:rPr>
+          <w:rFonts w:ascii="ＭＳ Ｐ明朝" w:eastAsia="ＭＳ Ｐ明朝" w:hAnsi="ＭＳ Ｐ明朝"/>
+          <w:sz w:val="24"/>
+        </w:rPr>
+        <w:t>2</w:t>
+      </w:r>
+      <w:r>
+        <w:rPr>
+          <w:rFonts w:ascii="ＭＳ Ｐ明朝" w:eastAsia="ＭＳ Ｐ明朝" w:hAnsi="ＭＳ Ｐ明朝" w:hint="eastAsia"/>
+          <w:sz w:val="24"/>
+        </w:rPr>
+        <w:t>と</w:t>
+      </w:r>
+      <w:r>
+        <w:rPr>
+          <w:rFonts w:ascii="ＭＳ Ｐ明朝" w:eastAsia="ＭＳ Ｐ明朝" w:hAnsi="ＭＳ Ｐ明朝"/>
+          <w:sz w:val="24"/>
+        </w:rPr>
+        <w:t>3</w:t>
+      </w:r>
+      <w:r>
+        <w:rPr>
+          <w:rFonts w:ascii="ＭＳ Ｐ明朝" w:eastAsia="ＭＳ Ｐ明朝" w:hAnsi="ＭＳ Ｐ明朝" w:hint="eastAsia"/>
+          <w:sz w:val="24"/>
+        </w:rPr>
+        <w:t>を共通にして、入力した文字列に対して全ての文字が</w:t>
+      </w:r>
+      <w:r>
+        <w:rPr>
+          <w:rFonts w:ascii="ＭＳ Ｐ明朝" w:eastAsia="ＭＳ Ｐ明朝" w:hAnsi="ＭＳ Ｐ明朝"/>
+          <w:sz w:val="24"/>
+        </w:rPr>
+        <w:t>’0’</w:t>
+      </w:r>
+      <w:r>
+        <w:rPr>
+          <w:rFonts w:ascii="ＭＳ Ｐ明朝" w:eastAsia="ＭＳ Ｐ明朝" w:hAnsi="ＭＳ Ｐ明朝" w:hint="eastAsia"/>
+          <w:sz w:val="24"/>
+        </w:rPr>
+        <w:t>〜</w:t>
+      </w:r>
+      <w:r>
+        <w:rPr>
+          <w:rFonts w:ascii="ＭＳ Ｐ明朝" w:eastAsia="ＭＳ Ｐ明朝" w:hAnsi="ＭＳ Ｐ明朝"/>
+          <w:sz w:val="24"/>
+        </w:rPr>
+        <w:t>’9’</w:t>
+      </w:r>
+      <w:r>
+        <w:rPr>
+          <w:rFonts w:ascii="ＭＳ Ｐ明朝" w:eastAsia="ＭＳ Ｐ明朝" w:hAnsi="ＭＳ Ｐ明朝" w:hint="eastAsia"/>
+          <w:sz w:val="24"/>
+        </w:rPr>
+        <w:t>の間にあるかを調べており、エラーメッセージも「</w:t>
+      </w:r>
+      <w:r>
+        <w:rPr>
+          <w:rFonts w:ascii="ＭＳ Ｐ明朝" w:eastAsia="ＭＳ Ｐ明朝" w:hAnsi="ＭＳ Ｐ明朝"/>
+          <w:sz w:val="24"/>
+        </w:rPr>
+        <w:t>引数に0</w:t>
+      </w:r>
+      <w:r>
+        <w:rPr>
+          <w:rFonts w:ascii="ＭＳ Ｐ明朝" w:eastAsia="ＭＳ Ｐ明朝" w:hAnsi="ＭＳ Ｐ明朝" w:hint="eastAsia"/>
+          <w:sz w:val="24"/>
+        </w:rPr>
+        <w:t>〜</w:t>
+      </w:r>
+      <w:r>
+        <w:rPr>
+          <w:rFonts w:ascii="ＭＳ Ｐ明朝" w:eastAsia="ＭＳ Ｐ明朝" w:hAnsi="ＭＳ Ｐ明朝"/>
+          <w:sz w:val="24"/>
+        </w:rPr>
+        <w:t>9の数字以外の文字が入っています。正の整数を入力してください。</w:t>
+      </w:r>
+      <w:r>
+        <w:rPr>
+          <w:rFonts w:ascii="ＭＳ Ｐ明朝" w:eastAsia="ＭＳ Ｐ明朝" w:hAnsi="ＭＳ Ｐ明朝" w:hint="eastAsia"/>
+          <w:sz w:val="24"/>
+        </w:rPr>
+        <w:t>」</w:t>
+      </w:r>
+      <w:r>
+        <w:rPr>
+          <w:rFonts w:ascii="ＭＳ Ｐ明朝" w:eastAsia="ＭＳ Ｐ明朝" w:hAnsi="ＭＳ Ｐ明朝" w:hint="eastAsia"/>
+          <w:sz w:val="24"/>
+        </w:rPr>
+        <w:t>というようにまとめてある。これは</w:t>
+      </w:r>
+      <w:r>
+        <w:rPr>
+          <w:rFonts w:ascii="ＭＳ Ｐ明朝" w:eastAsia="ＭＳ Ｐ明朝" w:hAnsi="ＭＳ Ｐ明朝"/>
+          <w:sz w:val="24"/>
+        </w:rPr>
+        <w:t>2</w:t>
+      </w:r>
+      <w:r>
+        <w:rPr>
+          <w:rFonts w:ascii="ＭＳ Ｐ明朝" w:eastAsia="ＭＳ Ｐ明朝" w:hAnsi="ＭＳ Ｐ明朝" w:hint="eastAsia"/>
+          <w:sz w:val="24"/>
+        </w:rPr>
+        <w:t>の段階で</w:t>
+      </w:r>
+      <w:r>
+        <w:rPr>
+          <w:rFonts w:ascii="ＭＳ Ｐ明朝" w:eastAsia="ＭＳ Ｐ明朝" w:hAnsi="ＭＳ Ｐ明朝"/>
+          <w:sz w:val="24"/>
+        </w:rPr>
+        <w:t>3</w:t>
+      </w:r>
+      <w:r>
+        <w:rPr>
+          <w:rFonts w:ascii="ＭＳ Ｐ明朝" w:eastAsia="ＭＳ Ｐ明朝" w:hAnsi="ＭＳ Ｐ明朝" w:hint="eastAsia"/>
+          <w:sz w:val="24"/>
+        </w:rPr>
+        <w:t>の処理もまとめて行えるからだと考え、またこれを細分化したとしても冗長なコードが生成されてしまうため、無意味であると感じたからだ。</w:t>
+      </w:r>
+    </w:p>
+    <w:p>
+      <w:pPr>
+        <w:rPr>
+          <w:rFonts w:ascii="ＭＳ Ｐ明朝" w:eastAsia="ＭＳ Ｐ明朝" w:hAnsi="ＭＳ Ｐ明朝"/>
+          <w:sz w:val="24"/>
+        </w:rPr>
+      </w:pPr>
+      <w:r>
+        <w:rPr>
+          <w:rFonts w:ascii="ＭＳ Ｐ明朝" w:eastAsia="ＭＳ Ｐ明朝" w:hAnsi="ＭＳ Ｐ明朝" w:hint="eastAsia"/>
+          <w:sz w:val="24"/>
+        </w:rPr>
+        <w:t xml:space="preserve">　このエラー処理が終了したら、文字列をそれぞれ</w:t>
+      </w:r>
+      <w:proofErr w:type="gramStart"/>
+      <w:r>
+        <w:rPr>
+          <w:rFonts w:ascii="ＭＳ Ｐ明朝" w:eastAsia="ＭＳ Ｐ明朝" w:hAnsi="ＭＳ Ｐ明朝"/>
+          <w:sz w:val="24"/>
+        </w:rPr>
+        <w:t>x</w:t>
+      </w:r>
+      <w:proofErr w:type="gramEnd"/>
+      <w:r>
+        <w:rPr>
+          <w:rFonts w:ascii="ＭＳ Ｐ明朝" w:eastAsia="ＭＳ Ｐ明朝" w:hAnsi="ＭＳ Ｐ明朝" w:hint="eastAsia"/>
+          <w:sz w:val="24"/>
+        </w:rPr>
+        <w:t>と</w:t>
+      </w:r>
+      <w:r>
+        <w:rPr>
+          <w:rFonts w:ascii="ＭＳ Ｐ明朝" w:eastAsia="ＭＳ Ｐ明朝" w:hAnsi="ＭＳ Ｐ明朝"/>
+          <w:sz w:val="24"/>
+        </w:rPr>
+        <w:t>y</w:t>
+      </w:r>
+      <w:r>
+        <w:rPr>
+          <w:rFonts w:ascii="ＭＳ Ｐ明朝" w:eastAsia="ＭＳ Ｐ明朝" w:hAnsi="ＭＳ Ｐ明朝" w:hint="eastAsia"/>
+          <w:sz w:val="24"/>
+        </w:rPr>
+        <w:t>に</w:t>
+      </w:r>
+      <w:proofErr w:type="spellStart"/>
+      <w:r>
+        <w:rPr>
+          <w:rFonts w:ascii="ＭＳ Ｐ明朝" w:eastAsia="ＭＳ Ｐ明朝" w:hAnsi="ＭＳ Ｐ明朝"/>
+          <w:sz w:val="24"/>
+        </w:rPr>
+        <w:t>atoi</w:t>
+      </w:r>
+      <w:proofErr w:type="spellEnd"/>
+      <w:r>
+        <w:rPr>
+          <w:rFonts w:ascii="ＭＳ Ｐ明朝" w:eastAsia="ＭＳ Ｐ明朝" w:hAnsi="ＭＳ Ｐ明朝" w:hint="eastAsia"/>
+          <w:sz w:val="24"/>
+        </w:rPr>
+        <w:t>関数を使って代入していく。</w:t>
+      </w:r>
+      <w:r>
+        <w:rPr>
+          <w:rFonts w:ascii="ＭＳ Ｐ明朝" w:eastAsia="ＭＳ Ｐ明朝" w:hAnsi="ＭＳ Ｐ明朝" w:hint="eastAsia"/>
+          <w:sz w:val="24"/>
+        </w:rPr>
+        <w:t>課題文の指示ではこれらの数値を</w:t>
+      </w:r>
+      <w:proofErr w:type="gramStart"/>
+      <w:r>
+        <w:rPr>
+          <w:rFonts w:ascii="ＭＳ Ｐ明朝" w:eastAsia="ＭＳ Ｐ明朝" w:hAnsi="ＭＳ Ｐ明朝"/>
+          <w:sz w:val="24"/>
+        </w:rPr>
+        <w:t>m</w:t>
+      </w:r>
+      <w:proofErr w:type="gramEnd"/>
+      <w:r>
+        <w:rPr>
+          <w:rFonts w:ascii="ＭＳ Ｐ明朝" w:eastAsia="ＭＳ Ｐ明朝" w:hAnsi="ＭＳ Ｐ明朝" w:hint="eastAsia"/>
+          <w:sz w:val="24"/>
+        </w:rPr>
+        <w:t>と</w:t>
+      </w:r>
+      <w:r>
+        <w:rPr>
+          <w:rFonts w:ascii="ＭＳ Ｐ明朝" w:eastAsia="ＭＳ Ｐ明朝" w:hAnsi="ＭＳ Ｐ明朝"/>
+          <w:sz w:val="24"/>
+        </w:rPr>
+        <w:t>n</w:t>
+      </w:r>
+      <w:r>
+        <w:rPr>
+          <w:rFonts w:ascii="ＭＳ Ｐ明朝" w:eastAsia="ＭＳ Ｐ明朝" w:hAnsi="ＭＳ Ｐ明朝" w:hint="eastAsia"/>
+          <w:sz w:val="24"/>
+        </w:rPr>
+        <w:t>に代入するよう言われているが、いきなり代入せずにわざわざ</w:t>
+      </w:r>
+      <w:proofErr w:type="gramStart"/>
+      <w:r>
+        <w:rPr>
+          <w:rFonts w:ascii="ＭＳ Ｐ明朝" w:eastAsia="ＭＳ Ｐ明朝" w:hAnsi="ＭＳ Ｐ明朝"/>
+          <w:sz w:val="24"/>
+        </w:rPr>
+        <w:t>x</w:t>
+      </w:r>
+      <w:proofErr w:type="gramEnd"/>
+      <w:r>
+        <w:rPr>
+          <w:rFonts w:ascii="ＭＳ Ｐ明朝" w:eastAsia="ＭＳ Ｐ明朝" w:hAnsi="ＭＳ Ｐ明朝" w:hint="eastAsia"/>
+          <w:sz w:val="24"/>
+        </w:rPr>
+        <w:t>と</w:t>
+      </w:r>
+      <w:r>
+        <w:rPr>
+          <w:rFonts w:ascii="ＭＳ Ｐ明朝" w:eastAsia="ＭＳ Ｐ明朝" w:hAnsi="ＭＳ Ｐ明朝"/>
+          <w:sz w:val="24"/>
+        </w:rPr>
+        <w:t>y</w:t>
+      </w:r>
+      <w:r>
+        <w:rPr>
+          <w:rFonts w:ascii="ＭＳ Ｐ明朝" w:eastAsia="ＭＳ Ｐ明朝" w:hAnsi="ＭＳ Ｐ明朝" w:hint="eastAsia"/>
+          <w:sz w:val="24"/>
+        </w:rPr>
+        <w:t>に入れているのは、「まずは文字列を数値に変換します」という工程を明示するためであるのと、次に行う最大公約数の計算で</w:t>
+      </w:r>
+      <w:proofErr w:type="gramStart"/>
+      <w:r>
+        <w:rPr>
+          <w:rFonts w:ascii="ＭＳ Ｐ明朝" w:eastAsia="ＭＳ Ｐ明朝" w:hAnsi="ＭＳ Ｐ明朝"/>
+          <w:sz w:val="24"/>
+        </w:rPr>
+        <w:t>m</w:t>
+      </w:r>
+      <w:proofErr w:type="gramEnd"/>
+      <w:r>
+        <w:rPr>
+          <w:rFonts w:ascii="ＭＳ Ｐ明朝" w:eastAsia="ＭＳ Ｐ明朝" w:hAnsi="ＭＳ Ｐ明朝" w:hint="eastAsia"/>
+          <w:sz w:val="24"/>
+        </w:rPr>
+        <w:t>と</w:t>
+      </w:r>
+      <w:r>
+        <w:rPr>
+          <w:rFonts w:ascii="ＭＳ Ｐ明朝" w:eastAsia="ＭＳ Ｐ明朝" w:hAnsi="ＭＳ Ｐ明朝"/>
+          <w:sz w:val="24"/>
+        </w:rPr>
+        <w:t>n</w:t>
+      </w:r>
+      <w:r>
+        <w:rPr>
+          <w:rFonts w:ascii="ＭＳ Ｐ明朝" w:eastAsia="ＭＳ Ｐ明朝" w:hAnsi="ＭＳ Ｐ明朝" w:hint="eastAsia"/>
+          <w:sz w:val="24"/>
+        </w:rPr>
+        <w:t>の大小関係に関わらず処理させるためである。</w:t>
+      </w:r>
+      <w:r>
+        <w:rPr>
+          <w:rFonts w:ascii="ＭＳ Ｐ明朝" w:eastAsia="ＭＳ Ｐ明朝" w:hAnsi="ＭＳ Ｐ明朝" w:hint="eastAsia"/>
+          <w:sz w:val="24"/>
+        </w:rPr>
+        <w:t>最大公約数の計算は</w:t>
+      </w:r>
+      <w:proofErr w:type="gramStart"/>
+      <w:r>
+        <w:rPr>
+          <w:rFonts w:ascii="ＭＳ Ｐ明朝" w:eastAsia="ＭＳ Ｐ明朝" w:hAnsi="ＭＳ Ｐ明朝"/>
+          <w:sz w:val="24"/>
+        </w:rPr>
+        <w:t>m</w:t>
+      </w:r>
+      <w:proofErr w:type="gramEnd"/>
+      <w:r>
+        <w:rPr>
+          <w:rFonts w:ascii="ＭＳ Ｐ明朝" w:eastAsia="ＭＳ Ｐ明朝" w:hAnsi="ＭＳ Ｐ明朝" w:hint="eastAsia"/>
+          <w:sz w:val="24"/>
+        </w:rPr>
+        <w:t>を</w:t>
+      </w:r>
+      <w:r>
+        <w:rPr>
+          <w:rFonts w:ascii="ＭＳ Ｐ明朝" w:eastAsia="ＭＳ Ｐ明朝" w:hAnsi="ＭＳ Ｐ明朝"/>
+          <w:sz w:val="24"/>
+        </w:rPr>
+        <w:t>n</w:t>
+      </w:r>
+      <w:r>
+        <w:rPr>
+          <w:rFonts w:ascii="ＭＳ Ｐ明朝" w:eastAsia="ＭＳ Ｐ明朝" w:hAnsi="ＭＳ Ｐ明朝" w:hint="eastAsia"/>
+          <w:sz w:val="24"/>
+        </w:rPr>
+        <w:t>で割る計算をするので、</w:t>
+      </w:r>
+      <w:proofErr w:type="gramStart"/>
+      <w:r>
+        <w:rPr>
+          <w:rFonts w:ascii="ＭＳ Ｐ明朝" w:eastAsia="ＭＳ Ｐ明朝" w:hAnsi="ＭＳ Ｐ明朝"/>
+          <w:sz w:val="24"/>
+        </w:rPr>
+        <w:t>x</w:t>
+      </w:r>
+      <w:proofErr w:type="gramEnd"/>
+      <w:r>
+        <w:rPr>
+          <w:rFonts w:ascii="ＭＳ Ｐ明朝" w:eastAsia="ＭＳ Ｐ明朝" w:hAnsi="ＭＳ Ｐ明朝" w:hint="eastAsia"/>
+          <w:sz w:val="24"/>
+        </w:rPr>
+        <w:t>と</w:t>
+      </w:r>
+      <w:r>
+        <w:rPr>
+          <w:rFonts w:ascii="ＭＳ Ｐ明朝" w:eastAsia="ＭＳ Ｐ明朝" w:hAnsi="ＭＳ Ｐ明朝"/>
+          <w:sz w:val="24"/>
+        </w:rPr>
+        <w:t>y</w:t>
+      </w:r>
+      <w:r>
+        <w:rPr>
+          <w:rFonts w:ascii="ＭＳ Ｐ明朝" w:eastAsia="ＭＳ Ｐ明朝" w:hAnsi="ＭＳ Ｐ明朝" w:hint="eastAsia"/>
+          <w:sz w:val="24"/>
+        </w:rPr>
+        <w:t>の大小関係によって</w:t>
+      </w:r>
+      <w:proofErr w:type="gramStart"/>
+      <w:r>
+        <w:rPr>
+          <w:rFonts w:ascii="ＭＳ Ｐ明朝" w:eastAsia="ＭＳ Ｐ明朝" w:hAnsi="ＭＳ Ｐ明朝"/>
+          <w:sz w:val="24"/>
+        </w:rPr>
+        <w:t>m</w:t>
+      </w:r>
+      <w:proofErr w:type="gramEnd"/>
+      <w:r>
+        <w:rPr>
+          <w:rFonts w:ascii="ＭＳ Ｐ明朝" w:eastAsia="ＭＳ Ｐ明朝" w:hAnsi="ＭＳ Ｐ明朝" w:hint="eastAsia"/>
+          <w:sz w:val="24"/>
+        </w:rPr>
+        <w:t>と</w:t>
+      </w:r>
+      <w:r>
+        <w:rPr>
+          <w:rFonts w:ascii="ＭＳ Ｐ明朝" w:eastAsia="ＭＳ Ｐ明朝" w:hAnsi="ＭＳ Ｐ明朝"/>
+          <w:sz w:val="24"/>
+        </w:rPr>
+        <w:t>n</w:t>
+      </w:r>
+      <w:r>
+        <w:rPr>
+          <w:rFonts w:ascii="ＭＳ Ｐ明朝" w:eastAsia="ＭＳ Ｐ明朝" w:hAnsi="ＭＳ Ｐ明朝" w:hint="eastAsia"/>
+          <w:sz w:val="24"/>
+        </w:rPr>
+        <w:t>のどちらに代入するかを場合わけした。こ</w:t>
+      </w:r>
+      <w:r>
+        <w:rPr>
+          <w:rFonts w:ascii="ＭＳ Ｐ明朝" w:eastAsia="ＭＳ Ｐ明朝" w:hAnsi="ＭＳ Ｐ明朝" w:hint="eastAsia"/>
+          <w:sz w:val="24"/>
+        </w:rPr>
+        <w:lastRenderedPageBreak/>
+        <w:t>れで、入力値の大小がどちらでも良いように対策した。</w:t>
+      </w:r>
+    </w:p>
+    <w:p>
+      <w:pPr>
+        <w:rPr>
+          <w:rFonts w:ascii="ＭＳ Ｐ明朝" w:eastAsia="ＭＳ Ｐ明朝" w:hAnsi="ＭＳ Ｐ明朝"/>
+          <w:sz w:val="24"/>
+        </w:rPr>
+      </w:pPr>
+      <w:r>
+        <w:rPr>
+          <w:rFonts w:ascii="ＭＳ Ｐ明朝" w:eastAsia="ＭＳ Ｐ明朝" w:hAnsi="ＭＳ Ｐ明朝" w:hint="eastAsia"/>
+          <w:sz w:val="24"/>
+        </w:rPr>
+        <w:t xml:space="preserve">　最大公約数の計算は課題文で指示されたように、</w:t>
+      </w:r>
+    </w:p>
+    <w:p>
+      <w:pPr>
+        <w:pStyle w:val="a9"/>
+        <w:numPr>
+          <w:ilvl w:val="0"/>
+          <w:numId w:val="2"/>
+        </w:numPr>
+        <w:rPr>
+          <w:rFonts w:ascii="ＭＳ Ｐ明朝" w:eastAsia="ＭＳ Ｐ明朝" w:hAnsi="ＭＳ Ｐ明朝"/>
+          <w:sz w:val="24"/>
+        </w:rPr>
+      </w:pPr>
+      <w:proofErr w:type="gramStart"/>
+      <w:r>
+        <w:rPr>
+          <w:rFonts w:ascii="ＭＳ Ｐ明朝" w:eastAsia="ＭＳ Ｐ明朝" w:hAnsi="ＭＳ Ｐ明朝"/>
+          <w:sz w:val="24"/>
+        </w:rPr>
+        <w:t>m</w:t>
+      </w:r>
+      <w:proofErr w:type="gramEnd"/>
+      <w:r>
+        <w:rPr>
+          <w:rFonts w:ascii="ＭＳ Ｐ明朝" w:eastAsia="ＭＳ Ｐ明朝" w:hAnsi="ＭＳ Ｐ明朝" w:hint="eastAsia"/>
+          <w:sz w:val="24"/>
+        </w:rPr>
+        <w:t>を</w:t>
+      </w:r>
+      <w:r>
+        <w:rPr>
+          <w:rFonts w:ascii="ＭＳ Ｐ明朝" w:eastAsia="ＭＳ Ｐ明朝" w:hAnsi="ＭＳ Ｐ明朝"/>
+          <w:sz w:val="24"/>
+        </w:rPr>
+        <w:t>n</w:t>
+      </w:r>
+      <w:r>
+        <w:rPr>
+          <w:rFonts w:ascii="ＭＳ Ｐ明朝" w:eastAsia="ＭＳ Ｐ明朝" w:hAnsi="ＭＳ Ｐ明朝" w:hint="eastAsia"/>
+          <w:sz w:val="24"/>
+        </w:rPr>
+        <w:t>で割ったあまりを</w:t>
+      </w:r>
+      <w:proofErr w:type="gramStart"/>
+      <w:r>
+        <w:rPr>
+          <w:rFonts w:ascii="ＭＳ Ｐ明朝" w:eastAsia="ＭＳ Ｐ明朝" w:hAnsi="ＭＳ Ｐ明朝"/>
+          <w:sz w:val="24"/>
+        </w:rPr>
+        <w:t>r</w:t>
+      </w:r>
+      <w:proofErr w:type="gramEnd"/>
+      <w:r>
+        <w:rPr>
+          <w:rFonts w:ascii="ＭＳ Ｐ明朝" w:eastAsia="ＭＳ Ｐ明朝" w:hAnsi="ＭＳ Ｐ明朝" w:hint="eastAsia"/>
+          <w:sz w:val="24"/>
+        </w:rPr>
+        <w:t>に代入</w:t>
+      </w:r>
+    </w:p>
+    <w:p>
+      <w:pPr>
+        <w:pStyle w:val="a9"/>
+        <w:numPr>
+          <w:ilvl w:val="0"/>
+          <w:numId w:val="2"/>
+        </w:numPr>
+        <w:rPr>
+          <w:rFonts w:ascii="ＭＳ Ｐ明朝" w:eastAsia="ＭＳ Ｐ明朝" w:hAnsi="ＭＳ Ｐ明朝"/>
+          <w:sz w:val="24"/>
+        </w:rPr>
+      </w:pPr>
+      <w:r>
+        <w:rPr>
+          <w:rFonts w:ascii="ＭＳ Ｐ明朝" w:eastAsia="ＭＳ Ｐ明朝" w:hAnsi="ＭＳ Ｐ明朝"/>
+          <w:sz w:val="24"/>
+        </w:rPr>
+        <w:t>r</w:t>
+      </w:r>
+      <w:r>
+        <w:rPr>
+          <w:rFonts w:ascii="ＭＳ Ｐ明朝" w:eastAsia="ＭＳ Ｐ明朝" w:hAnsi="ＭＳ Ｐ明朝" w:hint="eastAsia"/>
+          <w:sz w:val="24"/>
+        </w:rPr>
+        <w:t>が</w:t>
+      </w:r>
+      <w:r>
+        <w:rPr>
+          <w:rFonts w:ascii="ＭＳ Ｐ明朝" w:eastAsia="ＭＳ Ｐ明朝" w:hAnsi="ＭＳ Ｐ明朝"/>
+          <w:sz w:val="24"/>
+        </w:rPr>
+        <w:t>0</w:t>
+      </w:r>
+      <w:r>
+        <w:rPr>
+          <w:rFonts w:ascii="ＭＳ Ｐ明朝" w:eastAsia="ＭＳ Ｐ明朝" w:hAnsi="ＭＳ Ｐ明朝" w:hint="eastAsia"/>
+          <w:sz w:val="24"/>
+        </w:rPr>
+        <w:t>ならそのときの</w:t>
+      </w:r>
+      <w:r>
+        <w:rPr>
+          <w:rFonts w:ascii="ＭＳ Ｐ明朝" w:eastAsia="ＭＳ Ｐ明朝" w:hAnsi="ＭＳ Ｐ明朝"/>
+          <w:sz w:val="24"/>
+        </w:rPr>
+        <w:t>n</w:t>
+      </w:r>
+      <w:r>
+        <w:rPr>
+          <w:rFonts w:ascii="ＭＳ Ｐ明朝" w:eastAsia="ＭＳ Ｐ明朝" w:hAnsi="ＭＳ Ｐ明朝" w:hint="eastAsia"/>
+          <w:sz w:val="24"/>
+        </w:rPr>
+        <w:t>が最大公約数</w:t>
+      </w:r>
+    </w:p>
+    <w:p>
+      <w:pPr>
+        <w:pStyle w:val="a9"/>
+        <w:numPr>
+          <w:ilvl w:val="0"/>
+          <w:numId w:val="2"/>
+        </w:numPr>
+        <w:rPr>
+          <w:rFonts w:ascii="ＭＳ Ｐ明朝" w:eastAsia="ＭＳ Ｐ明朝" w:hAnsi="ＭＳ Ｐ明朝"/>
+          <w:sz w:val="24"/>
+        </w:rPr>
+      </w:pPr>
+      <w:r>
+        <w:rPr>
+          <w:rFonts w:ascii="ＭＳ Ｐ明朝" w:eastAsia="ＭＳ Ｐ明朝" w:hAnsi="ＭＳ Ｐ明朝"/>
+          <w:sz w:val="24"/>
+        </w:rPr>
+        <w:t>r</w:t>
+      </w:r>
+      <w:r>
+        <w:rPr>
+          <w:rFonts w:ascii="ＭＳ Ｐ明朝" w:eastAsia="ＭＳ Ｐ明朝" w:hAnsi="ＭＳ Ｐ明朝" w:hint="eastAsia"/>
+          <w:sz w:val="24"/>
+        </w:rPr>
+        <w:t>が</w:t>
+      </w:r>
+      <w:r>
+        <w:rPr>
+          <w:rFonts w:ascii="ＭＳ Ｐ明朝" w:eastAsia="ＭＳ Ｐ明朝" w:hAnsi="ＭＳ Ｐ明朝"/>
+          <w:sz w:val="24"/>
+        </w:rPr>
+        <w:t>0</w:t>
+      </w:r>
+      <w:r>
+        <w:rPr>
+          <w:rFonts w:ascii="ＭＳ Ｐ明朝" w:eastAsia="ＭＳ Ｐ明朝" w:hAnsi="ＭＳ Ｐ明朝" w:hint="eastAsia"/>
+          <w:sz w:val="24"/>
+        </w:rPr>
+        <w:t>でないならば</w:t>
+      </w:r>
+      <w:r>
+        <w:rPr>
+          <w:rFonts w:ascii="ＭＳ Ｐ明朝" w:eastAsia="ＭＳ Ｐ明朝" w:hAnsi="ＭＳ Ｐ明朝"/>
+          <w:sz w:val="24"/>
+        </w:rPr>
+        <w:t>n</w:t>
+      </w:r>
+      <w:r>
+        <w:rPr>
+          <w:rFonts w:ascii="ＭＳ Ｐ明朝" w:eastAsia="ＭＳ Ｐ明朝" w:hAnsi="ＭＳ Ｐ明朝" w:hint="eastAsia"/>
+          <w:sz w:val="24"/>
+        </w:rPr>
+        <w:t>を</w:t>
+      </w:r>
+      <w:proofErr w:type="gramStart"/>
+      <w:r>
+        <w:rPr>
+          <w:rFonts w:ascii="ＭＳ Ｐ明朝" w:eastAsia="ＭＳ Ｐ明朝" w:hAnsi="ＭＳ Ｐ明朝"/>
+          <w:sz w:val="24"/>
+        </w:rPr>
+        <w:t>m</w:t>
+      </w:r>
+      <w:proofErr w:type="gramEnd"/>
+      <w:r>
+        <w:rPr>
+          <w:rFonts w:ascii="ＭＳ Ｐ明朝" w:eastAsia="ＭＳ Ｐ明朝" w:hAnsi="ＭＳ Ｐ明朝" w:hint="eastAsia"/>
+          <w:sz w:val="24"/>
+        </w:rPr>
+        <w:t>に、</w:t>
+      </w:r>
+      <w:proofErr w:type="gramStart"/>
+      <w:r>
+        <w:rPr>
+          <w:rFonts w:ascii="ＭＳ Ｐ明朝" w:eastAsia="ＭＳ Ｐ明朝" w:hAnsi="ＭＳ Ｐ明朝"/>
+          <w:sz w:val="24"/>
+        </w:rPr>
+        <w:t>r</w:t>
+      </w:r>
+      <w:proofErr w:type="gramEnd"/>
+      <w:r>
+        <w:rPr>
+          <w:rFonts w:ascii="ＭＳ Ｐ明朝" w:eastAsia="ＭＳ Ｐ明朝" w:hAnsi="ＭＳ Ｐ明朝" w:hint="eastAsia"/>
+          <w:sz w:val="24"/>
+        </w:rPr>
+        <w:t>を</w:t>
+      </w:r>
+      <w:r>
+        <w:rPr>
+          <w:rFonts w:ascii="ＭＳ Ｐ明朝" w:eastAsia="ＭＳ Ｐ明朝" w:hAnsi="ＭＳ Ｐ明朝"/>
+          <w:sz w:val="24"/>
+        </w:rPr>
+        <w:t>n</w:t>
+      </w:r>
+      <w:r>
+        <w:rPr>
+          <w:rFonts w:ascii="ＭＳ Ｐ明朝" w:eastAsia="ＭＳ Ｐ明朝" w:hAnsi="ＭＳ Ｐ明朝" w:hint="eastAsia"/>
+          <w:sz w:val="24"/>
+        </w:rPr>
+        <w:t>にして再度計算</w:t>
+      </w:r>
+    </w:p>
+    <w:p>
+      <w:pPr>
+        <w:rPr>
+          <w:rFonts w:ascii="ＭＳ Ｐ明朝" w:eastAsia="ＭＳ Ｐ明朝" w:hAnsi="ＭＳ Ｐ明朝" w:hint="eastAsia"/>
+          <w:sz w:val="24"/>
+        </w:rPr>
+      </w:pPr>
+      <w:r>
+        <w:rPr>
+          <w:rFonts w:ascii="ＭＳ Ｐ明朝" w:eastAsia="ＭＳ Ｐ明朝" w:hAnsi="ＭＳ Ｐ明朝" w:hint="eastAsia"/>
+          <w:sz w:val="24"/>
+        </w:rPr>
+        <w:t>という流れを踏んだものになっている。ここで</w:t>
+      </w:r>
+      <w:r>
+        <w:rPr>
+          <w:rFonts w:ascii="ＭＳ Ｐ明朝" w:eastAsia="ＭＳ Ｐ明朝" w:hAnsi="ＭＳ Ｐ明朝"/>
+          <w:sz w:val="24"/>
+        </w:rPr>
+        <w:t>0</w:t>
+      </w:r>
+      <w:r>
+        <w:rPr>
+          <w:rFonts w:ascii="ＭＳ Ｐ明朝" w:eastAsia="ＭＳ Ｐ明朝" w:hAnsi="ＭＳ Ｐ明朝" w:hint="eastAsia"/>
+          <w:sz w:val="24"/>
+        </w:rPr>
+        <w:t>除算が起こらないように</w:t>
+      </w:r>
+      <w:proofErr w:type="spellStart"/>
+      <w:r>
+        <w:rPr>
+          <w:rFonts w:ascii="ＭＳ Ｐ明朝" w:eastAsia="ＭＳ Ｐ明朝" w:hAnsi="ＭＳ Ｐ明朝"/>
+          <w:sz w:val="24"/>
+        </w:rPr>
+        <w:t>calc_gcd</w:t>
+      </w:r>
+      <w:proofErr w:type="spellEnd"/>
+      <w:r>
+        <w:rPr>
+          <w:rFonts w:ascii="ＭＳ Ｐ明朝" w:eastAsia="ＭＳ Ｐ明朝" w:hAnsi="ＭＳ Ｐ明朝" w:hint="eastAsia"/>
+          <w:sz w:val="24"/>
+        </w:rPr>
+        <w:t>関数の処理に入る前に数値が</w:t>
+      </w:r>
+      <w:r>
+        <w:rPr>
+          <w:rFonts w:ascii="ＭＳ Ｐ明朝" w:eastAsia="ＭＳ Ｐ明朝" w:hAnsi="ＭＳ Ｐ明朝"/>
+          <w:sz w:val="24"/>
+        </w:rPr>
+        <w:t>0</w:t>
+      </w:r>
+      <w:r>
+        <w:rPr>
+          <w:rFonts w:ascii="ＭＳ Ｐ明朝" w:eastAsia="ＭＳ Ｐ明朝" w:hAnsi="ＭＳ Ｐ明朝" w:hint="eastAsia"/>
+          <w:sz w:val="24"/>
+        </w:rPr>
+        <w:t>でないかを判別している。そもそも最大公約数の計算で</w:t>
+      </w:r>
+      <w:r>
+        <w:rPr>
+          <w:rFonts w:ascii="ＭＳ Ｐ明朝" w:eastAsia="ＭＳ Ｐ明朝" w:hAnsi="ＭＳ Ｐ明朝"/>
+          <w:sz w:val="24"/>
+        </w:rPr>
+        <w:t>0</w:t>
+      </w:r>
+      <w:r>
+        <w:rPr>
+          <w:rFonts w:ascii="ＭＳ Ｐ明朝" w:eastAsia="ＭＳ Ｐ明朝" w:hAnsi="ＭＳ Ｐ明朝" w:hint="eastAsia"/>
+          <w:sz w:val="24"/>
+        </w:rPr>
+        <w:t>が含まれているのはおかしいからでもある。</w:t>
+      </w:r>
+      <w:r>
+        <w:rPr>
+          <w:rFonts w:ascii="ＭＳ Ｐ明朝" w:eastAsia="ＭＳ Ｐ明朝" w:hAnsi="ＭＳ Ｐ明朝" w:hint="eastAsia"/>
+          <w:sz w:val="24"/>
+        </w:rPr>
+        <w:t>計算が終了したら、最終的にメッセージを出力して完了となる。</w:t>
+      </w:r>
+    </w:p>
+    <w:p>
+      <w:pPr>
+        <w:rPr>
+          <w:rFonts w:ascii="ＭＳ Ｐ明朝" w:eastAsia="ＭＳ Ｐ明朝" w:hAnsi="ＭＳ Ｐ明朝" w:hint="eastAsia"/>
           <w:sz w:val="24"/>
         </w:rPr>
       </w:pPr>
@@ -234,6 +1117,84 @@
           <w:sz w:val="24"/>
         </w:rPr>
       </w:pPr>
+      <w:r>
+        <w:rPr>
+          <w:rFonts w:ascii="ＭＳ Ｐ明朝" w:eastAsia="ＭＳ Ｐ明朝" w:hAnsi="ＭＳ Ｐ明朝"/>
+          <w:sz w:val="24"/>
+        </w:rPr>
+        <w:t xml:space="preserve"> </w:t>
+      </w:r>
+      <w:r>
+        <w:rPr>
+          <w:rFonts w:ascii="ＭＳ Ｐ明朝" w:eastAsia="ＭＳ Ｐ明朝" w:hAnsi="ＭＳ Ｐ明朝"/>
+          <w:sz w:val="24"/>
+        </w:rPr>
+        <w:t>“g++ 2412747_kadai2-</w:t>
+      </w:r>
+      <w:r>
+        <w:rPr>
+          <w:rFonts w:ascii="ＭＳ Ｐ明朝" w:eastAsia="ＭＳ Ｐ明朝" w:hAnsi="ＭＳ Ｐ明朝"/>
+          <w:sz w:val="24"/>
+        </w:rPr>
+        <w:t>2</w:t>
+      </w:r>
+      <w:r>
+        <w:rPr>
+          <w:rFonts w:ascii="ＭＳ Ｐ明朝" w:eastAsia="ＭＳ Ｐ明朝" w:hAnsi="ＭＳ Ｐ明朝"/>
+          <w:sz w:val="24"/>
+        </w:rPr>
+        <w:t>.cpp”</w:t>
+      </w:r>
+      <w:r>
+        <w:rPr>
+          <w:rFonts w:ascii="ＭＳ Ｐ明朝" w:eastAsia="ＭＳ Ｐ明朝" w:hAnsi="ＭＳ Ｐ明朝" w:hint="eastAsia"/>
+          <w:sz w:val="24"/>
+        </w:rPr>
+        <w:t>とコンパイルし、</w:t>
+      </w:r>
+      <w:r>
+        <w:rPr>
+          <w:rFonts w:ascii="ＭＳ Ｐ明朝" w:eastAsia="ＭＳ Ｐ明朝" w:hAnsi="ＭＳ Ｐ明朝"/>
+          <w:sz w:val="24"/>
+        </w:rPr>
+        <w:t>”./2412747_kadai2-</w:t>
+      </w:r>
+      <w:r>
+        <w:rPr>
+          <w:rFonts w:ascii="ＭＳ Ｐ明朝" w:eastAsia="ＭＳ Ｐ明朝" w:hAnsi="ＭＳ Ｐ明朝"/>
+          <w:sz w:val="24"/>
+        </w:rPr>
+        <w:t>2</w:t>
+      </w:r>
+      <w:r>
+        <w:rPr>
+          <w:rFonts w:ascii="ＭＳ Ｐ明朝" w:eastAsia="ＭＳ Ｐ明朝" w:hAnsi="ＭＳ Ｐ明朝"/>
+          <w:sz w:val="24"/>
+        </w:rPr>
+        <w:t xml:space="preserve"> array1_2026.txt array2_2026.txt</w:t>
+      </w:r>
+      <w:r>
+        <w:rPr>
+          <w:rFonts w:ascii="ＭＳ Ｐ明朝" w:eastAsia="ＭＳ Ｐ明朝" w:hAnsi="ＭＳ Ｐ明朝"/>
+          <w:sz w:val="24"/>
+        </w:rPr>
+        <w:t>”</w:t>
+      </w:r>
+      <w:r>
+        <w:rPr>
+          <w:rFonts w:ascii="ＭＳ Ｐ明朝" w:eastAsia="ＭＳ Ｐ明朝" w:hAnsi="ＭＳ Ｐ明朝" w:hint="eastAsia"/>
+          <w:sz w:val="24"/>
+        </w:rPr>
+        <w:t>というように、引数に数列の記述してあるテキストファイル名を指定して実行する。</w:t>
+      </w:r>
+    </w:p>
+    <w:p>
+      <w:pPr>
+        <w:rPr>
+          <w:rFonts w:ascii="ＭＳ Ｐ明朝" w:eastAsia="ＭＳ Ｐ明朝" w:hAnsi="ＭＳ Ｐ明朝" w:hint="eastAsia"/>
+          <w:sz w:val="24"/>
+        </w:rPr>
+      </w:pPr>
     </w:p>
     <w:p>
       <w:pPr>
@@ -254,6 +1215,301 @@
       <w:pPr>
         <w:rPr>
           <w:rFonts w:ascii="ＭＳ Ｐ明朝" w:eastAsia="ＭＳ Ｐ明朝" w:hAnsi="ＭＳ Ｐ明朝"/>
+          <w:sz w:val="24"/>
+        </w:rPr>
+      </w:pPr>
+      <w:r>
+        <w:rPr>
+          <w:rFonts w:ascii="ＭＳ Ｐ明朝" w:eastAsia="ＭＳ Ｐ明朝" w:hAnsi="ＭＳ Ｐ明朝" w:hint="eastAsia"/>
+          <w:sz w:val="24"/>
+        </w:rPr>
+        <w:t xml:space="preserve">　</w:t>
+      </w:r>
+      <w:r>
+        <w:rPr>
+          <w:rFonts w:ascii="ＭＳ Ｐ明朝" w:eastAsia="ＭＳ Ｐ明朝" w:hAnsi="ＭＳ Ｐ明朝" w:hint="eastAsia"/>
+          <w:sz w:val="24"/>
+        </w:rPr>
+        <w:t>この課題では２つのファイルの両方に対応させるプログラムを作成しなければならず、</w:t>
+      </w:r>
+      <w:r>
+        <w:rPr>
+          <w:rFonts w:ascii="ＭＳ Ｐ明朝" w:eastAsia="ＭＳ Ｐ明朝" w:hAnsi="ＭＳ Ｐ明朝"/>
+          <w:sz w:val="24"/>
+        </w:rPr>
+        <w:t>1</w:t>
+      </w:r>
+      <w:r>
+        <w:rPr>
+          <w:rFonts w:ascii="ＭＳ Ｐ明朝" w:eastAsia="ＭＳ Ｐ明朝" w:hAnsi="ＭＳ Ｐ明朝" w:hint="eastAsia"/>
+          <w:sz w:val="24"/>
+        </w:rPr>
+        <w:t>つのファイルには整数の羅列が、もう</w:t>
+      </w:r>
+      <w:r>
+        <w:rPr>
+          <w:rFonts w:ascii="ＭＳ Ｐ明朝" w:eastAsia="ＭＳ Ｐ明朝" w:hAnsi="ＭＳ Ｐ明朝"/>
+          <w:sz w:val="24"/>
+        </w:rPr>
+        <w:t>1</w:t>
+      </w:r>
+      <w:r>
+        <w:rPr>
+          <w:rFonts w:ascii="ＭＳ Ｐ明朝" w:eastAsia="ＭＳ Ｐ明朝" w:hAnsi="ＭＳ Ｐ明朝" w:hint="eastAsia"/>
+          <w:sz w:val="24"/>
+        </w:rPr>
+        <w:t>つのファイルには小数の羅列がされている。両方に対応させる</w:t>
+      </w:r>
+      <w:r>
+        <w:rPr>
+          <w:rFonts w:ascii="ＭＳ Ｐ明朝" w:eastAsia="ＭＳ Ｐ明朝" w:hAnsi="ＭＳ Ｐ明朝" w:hint="eastAsia"/>
+          <w:sz w:val="24"/>
+        </w:rPr>
+        <w:t>ために今回は関数テンプレートを使用するよう指示があったため、これを使用しての実装となっている。</w:t>
+      </w:r>
+    </w:p>
+    <w:p>
+      <w:pPr>
+        <w:rPr>
+          <w:rFonts w:ascii="ＭＳ Ｐ明朝" w:eastAsia="ＭＳ Ｐ明朝" w:hAnsi="ＭＳ Ｐ明朝"/>
+          <w:sz w:val="24"/>
+        </w:rPr>
+      </w:pPr>
+      <w:r>
+        <w:rPr>
+          <w:rFonts w:ascii="ＭＳ Ｐ明朝" w:eastAsia="ＭＳ Ｐ明朝" w:hAnsi="ＭＳ Ｐ明朝" w:hint="eastAsia"/>
+          <w:sz w:val="24"/>
+        </w:rPr>
+        <w:t xml:space="preserve">　数値の合計はごく単純で、授業資料のサンプルコードにあったものをそのまま流用している。すなわち、引数に</w:t>
+      </w:r>
+      <w:r>
+        <w:rPr>
+          <w:rFonts w:ascii="ＭＳ Ｐ明朝" w:eastAsia="ＭＳ Ｐ明朝" w:hAnsi="ＭＳ Ｐ明朝"/>
+          <w:sz w:val="24"/>
+        </w:rPr>
+        <w:t>2</w:t>
+      </w:r>
+      <w:r>
+        <w:rPr>
+          <w:rFonts w:ascii="ＭＳ Ｐ明朝" w:eastAsia="ＭＳ Ｐ明朝" w:hAnsi="ＭＳ Ｐ明朝" w:hint="eastAsia"/>
+          <w:sz w:val="24"/>
+        </w:rPr>
+        <w:t>つの数値を入れるとその合計が返ってくるという</w:t>
+      </w:r>
+      <w:r>
+        <w:rPr>
+          <w:rFonts w:ascii="ＭＳ Ｐ明朝" w:eastAsia="ＭＳ Ｐ明朝" w:hAnsi="ＭＳ Ｐ明朝" w:hint="eastAsia"/>
+          <w:sz w:val="24"/>
+        </w:rPr>
+        <w:t>関数テンプレート</w:t>
+      </w:r>
+      <w:r>
+        <w:rPr>
+          <w:rFonts w:ascii="ＭＳ Ｐ明朝" w:eastAsia="ＭＳ Ｐ明朝" w:hAnsi="ＭＳ Ｐ明朝" w:hint="eastAsia"/>
+          <w:sz w:val="24"/>
+        </w:rPr>
+        <w:t>である。これを利用して</w:t>
+      </w:r>
+      <w:r>
+        <w:rPr>
+          <w:rFonts w:ascii="ＭＳ Ｐ明朝" w:eastAsia="ＭＳ Ｐ明朝" w:hAnsi="ＭＳ Ｐ明朝"/>
+          <w:sz w:val="24"/>
+        </w:rPr>
+        <w:t>while</w:t>
+      </w:r>
+      <w:r>
+        <w:rPr>
+          <w:rFonts w:ascii="ＭＳ Ｐ明朝" w:eastAsia="ＭＳ Ｐ明朝" w:hAnsi="ＭＳ Ｐ明朝" w:hint="eastAsia"/>
+          <w:sz w:val="24"/>
+        </w:rPr>
+        <w:t>ループを回し、またループをするごとに</w:t>
+      </w:r>
+      <w:r>
+        <w:rPr>
+          <w:rFonts w:ascii="ＭＳ Ｐ明朝" w:eastAsia="ＭＳ Ｐ明朝" w:hAnsi="ＭＳ Ｐ明朝"/>
+          <w:sz w:val="24"/>
+        </w:rPr>
+        <w:t>fin1_len(</w:t>
+      </w:r>
+      <w:r>
+        <w:rPr>
+          <w:rFonts w:ascii="ＭＳ Ｐ明朝" w:eastAsia="ＭＳ Ｐ明朝" w:hAnsi="ＭＳ Ｐ明朝" w:hint="eastAsia"/>
+          <w:sz w:val="24"/>
+        </w:rPr>
+        <w:t>もしくは</w:t>
+      </w:r>
+      <w:r>
+        <w:rPr>
+          <w:rFonts w:ascii="ＭＳ Ｐ明朝" w:eastAsia="ＭＳ Ｐ明朝" w:hAnsi="ＭＳ Ｐ明朝"/>
+          <w:sz w:val="24"/>
+        </w:rPr>
+        <w:t>fin2_len)</w:t>
+      </w:r>
+      <w:r>
+        <w:rPr>
+          <w:rFonts w:ascii="ＭＳ Ｐ明朝" w:eastAsia="ＭＳ Ｐ明朝" w:hAnsi="ＭＳ Ｐ明朝" w:hint="eastAsia"/>
+          <w:sz w:val="24"/>
+        </w:rPr>
+        <w:t>という変数をインクリメントし、これにより行数も数えることがで</w:t>
+      </w:r>
+      <w:r>
+        <w:rPr>
+          <w:rFonts w:ascii="ＭＳ Ｐ明朝" w:eastAsia="ＭＳ Ｐ明朝" w:hAnsi="ＭＳ Ｐ明朝" w:hint="eastAsia"/>
+          <w:sz w:val="24"/>
+        </w:rPr>
+        <w:lastRenderedPageBreak/>
+        <w:t>きる仕組みになっている。</w:t>
+      </w:r>
+      <w:r>
+        <w:rPr>
+          <w:rFonts w:ascii="ＭＳ Ｐ明朝" w:eastAsia="ＭＳ Ｐ明朝" w:hAnsi="ＭＳ Ｐ明朝" w:hint="eastAsia"/>
+          <w:sz w:val="24"/>
+        </w:rPr>
+        <w:t>もちろん</w:t>
+      </w:r>
+      <w:r>
+        <w:rPr>
+          <w:rFonts w:ascii="ＭＳ Ｐ明朝" w:eastAsia="ＭＳ Ｐ明朝" w:hAnsi="ＭＳ Ｐ明朝"/>
+          <w:sz w:val="24"/>
+        </w:rPr>
+        <w:t>int</w:t>
+      </w:r>
+      <w:r>
+        <w:rPr>
+          <w:rFonts w:ascii="ＭＳ Ｐ明朝" w:eastAsia="ＭＳ Ｐ明朝" w:hAnsi="ＭＳ Ｐ明朝" w:hint="eastAsia"/>
+          <w:sz w:val="24"/>
+        </w:rPr>
+        <w:t>型でも</w:t>
+      </w:r>
+      <w:r>
+        <w:rPr>
+          <w:rFonts w:ascii="ＭＳ Ｐ明朝" w:eastAsia="ＭＳ Ｐ明朝" w:hAnsi="ＭＳ Ｐ明朝"/>
+          <w:sz w:val="24"/>
+        </w:rPr>
+        <w:t>double</w:t>
+      </w:r>
+      <w:r>
+        <w:rPr>
+          <w:rFonts w:ascii="ＭＳ Ｐ明朝" w:eastAsia="ＭＳ Ｐ明朝" w:hAnsi="ＭＳ Ｐ明朝" w:hint="eastAsia"/>
+          <w:sz w:val="24"/>
+        </w:rPr>
+        <w:t>型でも対応するプログラムとなっており、コード全体の可読性も高いと言える。</w:t>
+      </w:r>
+      <w:r>
+        <w:rPr>
+          <w:rFonts w:ascii="ＭＳ Ｐ明朝" w:eastAsia="ＭＳ Ｐ明朝" w:hAnsi="ＭＳ Ｐ明朝" w:hint="eastAsia"/>
+          <w:sz w:val="24"/>
+        </w:rPr>
+        <w:t>これより、数字の合計と行数を簡単に求めることが</w:t>
+      </w:r>
+      <w:r>
+        <w:rPr>
+          <w:rFonts w:ascii="ＭＳ Ｐ明朝" w:eastAsia="ＭＳ Ｐ明朝" w:hAnsi="ＭＳ Ｐ明朝" w:hint="eastAsia"/>
+          <w:sz w:val="24"/>
+        </w:rPr>
+        <w:t>でき、あとはこれらを出力すれば完了となる。</w:t>
+      </w:r>
+    </w:p>
+    <w:p>
+      <w:pPr>
+        <w:rPr>
+          <w:rFonts w:ascii="ＭＳ Ｐ明朝" w:eastAsia="ＭＳ Ｐ明朝" w:hAnsi="ＭＳ Ｐ明朝"/>
+          <w:sz w:val="24"/>
+        </w:rPr>
+      </w:pPr>
+      <w:r>
+        <w:rPr>
+          <w:rFonts w:ascii="ＭＳ Ｐ明朝" w:eastAsia="ＭＳ Ｐ明朝" w:hAnsi="ＭＳ Ｐ明朝" w:hint="eastAsia"/>
+          <w:sz w:val="24"/>
+        </w:rPr>
+        <w:t xml:space="preserve">　なお、宣言した</w:t>
+      </w:r>
+      <w:proofErr w:type="spellStart"/>
+      <w:r>
+        <w:rPr>
+          <w:rFonts w:ascii="ＭＳ Ｐ明朝" w:eastAsia="ＭＳ Ｐ明朝" w:hAnsi="ＭＳ Ｐ明朝"/>
+          <w:sz w:val="24"/>
+        </w:rPr>
+        <w:t>calc_gcd</w:t>
+      </w:r>
+      <w:proofErr w:type="spellEnd"/>
+      <w:r>
+        <w:rPr>
+          <w:rFonts w:ascii="ＭＳ Ｐ明朝" w:eastAsia="ＭＳ Ｐ明朝" w:hAnsi="ＭＳ Ｐ明朝" w:hint="eastAsia"/>
+          <w:sz w:val="24"/>
+        </w:rPr>
+        <w:t>関数には</w:t>
+      </w:r>
+      <w:r>
+        <w:rPr>
+          <w:rFonts w:ascii="ＭＳ Ｐ明朝" w:eastAsia="ＭＳ Ｐ明朝" w:hAnsi="ＭＳ Ｐ明朝"/>
+          <w:sz w:val="24"/>
+        </w:rPr>
+        <w:t>static</w:t>
+      </w:r>
+      <w:r>
+        <w:rPr>
+          <w:rFonts w:ascii="ＭＳ Ｐ明朝" w:eastAsia="ＭＳ Ｐ明朝" w:hAnsi="ＭＳ Ｐ明朝" w:hint="eastAsia"/>
+          <w:sz w:val="24"/>
+        </w:rPr>
+        <w:t>という修飾子がついているが、これによりソースファイル内のみに関数のスコープを適用させ、他のファイルに干渉しないようにさせている。今回はディレクトリ内に複数ファイルがあるといえ、コンパイルは</w:t>
+      </w:r>
+      <w:r>
+        <w:rPr>
+          <w:rFonts w:ascii="ＭＳ Ｐ明朝" w:eastAsia="ＭＳ Ｐ明朝" w:hAnsi="ＭＳ Ｐ明朝"/>
+          <w:sz w:val="24"/>
+        </w:rPr>
+        <w:t>1</w:t>
+      </w:r>
+      <w:r>
+        <w:rPr>
+          <w:rFonts w:ascii="ＭＳ Ｐ明朝" w:eastAsia="ＭＳ Ｐ明朝" w:hAnsi="ＭＳ Ｐ明朝" w:hint="eastAsia"/>
+          <w:sz w:val="24"/>
+        </w:rPr>
+        <w:t>つずつ行う上、同じ関数を命名するようなことはないと言えるが、いずれ開発の規模が大きくなったときに、同じ名前の関数の宣言や</w:t>
+      </w:r>
+      <w:proofErr w:type="spellStart"/>
+      <w:r>
+        <w:rPr>
+          <w:rFonts w:ascii="ＭＳ Ｐ明朝" w:eastAsia="ＭＳ Ｐ明朝" w:hAnsi="ＭＳ Ｐ明朝"/>
+          <w:sz w:val="24"/>
+        </w:rPr>
+        <w:t>Makefile</w:t>
+      </w:r>
+      <w:proofErr w:type="spellEnd"/>
+      <w:r>
+        <w:rPr>
+          <w:rFonts w:ascii="ＭＳ Ｐ明朝" w:eastAsia="ＭＳ Ｐ明朝" w:hAnsi="ＭＳ Ｐ明朝" w:hint="eastAsia"/>
+          <w:sz w:val="24"/>
+        </w:rPr>
+        <w:t>によるコンパイルを行うことが考えられ、それによってエラーが発生する恐れがあると考えられるので、あらかじめ習慣づけておくという意味でも</w:t>
+      </w:r>
+      <w:r>
+        <w:rPr>
+          <w:rFonts w:ascii="ＭＳ Ｐ明朝" w:eastAsia="ＭＳ Ｐ明朝" w:hAnsi="ＭＳ Ｐ明朝"/>
+          <w:sz w:val="24"/>
+        </w:rPr>
+        <w:t>static</w:t>
+      </w:r>
+      <w:r>
+        <w:rPr>
+          <w:rFonts w:ascii="ＭＳ Ｐ明朝" w:eastAsia="ＭＳ Ｐ明朝" w:hAnsi="ＭＳ Ｐ明朝" w:hint="eastAsia"/>
+          <w:sz w:val="24"/>
+        </w:rPr>
+        <w:t>をつけて関数の宣言をした。以後の課題でも同様に行な</w:t>
+      </w:r>
+      <w:r>
+        <w:rPr>
+          <w:rFonts w:ascii="ＭＳ Ｐ明朝" w:eastAsia="ＭＳ Ｐ明朝" w:hAnsi="ＭＳ Ｐ明朝" w:hint="eastAsia"/>
+          <w:sz w:val="24"/>
+        </w:rPr>
+        <w:t>うよう意識している。</w:t>
+      </w:r>
+    </w:p>
+    <w:p>
+      <w:pPr>
+        <w:rPr>
+          <w:rFonts w:ascii="ＭＳ Ｐ明朝" w:eastAsia="ＭＳ Ｐ明朝" w:hAnsi="ＭＳ Ｐ明朝" w:hint="eastAsia"/>
           <w:sz w:val="24"/>
         </w:rPr>
       </w:pPr>
@@ -328,6 +1584,121 @@
           <w:sz w:val="24"/>
         </w:rPr>
       </w:pPr>
+      <w:r>
+        <w:rPr>
+          <w:rFonts w:ascii="ＭＳ Ｐ明朝" w:eastAsia="ＭＳ Ｐ明朝" w:hAnsi="ＭＳ Ｐ明朝" w:hint="eastAsia"/>
+          <w:sz w:val="24"/>
+        </w:rPr>
+        <w:t xml:space="preserve">　</w:t>
+      </w:r>
+      <w:r>
+        <w:rPr>
+          <w:rFonts w:ascii="ＭＳ Ｐ明朝" w:eastAsia="ＭＳ Ｐ明朝" w:hAnsi="ＭＳ Ｐ明朝"/>
+          <w:sz w:val="24"/>
+        </w:rPr>
+        <w:t>“g++ 2412747_kadai2-</w:t>
+      </w:r>
+      <w:r>
+        <w:rPr>
+          <w:rFonts w:ascii="ＭＳ Ｐ明朝" w:eastAsia="ＭＳ Ｐ明朝" w:hAnsi="ＭＳ Ｐ明朝"/>
+          <w:sz w:val="24"/>
+        </w:rPr>
+        <w:t>3</w:t>
+      </w:r>
+      <w:r>
+        <w:rPr>
+          <w:rFonts w:ascii="ＭＳ Ｐ明朝" w:eastAsia="ＭＳ Ｐ明朝" w:hAnsi="ＭＳ Ｐ明朝"/>
+          <w:sz w:val="24"/>
+        </w:rPr>
+        <w:t>.cpp”</w:t>
+      </w:r>
+      <w:r>
+        <w:rPr>
+          <w:rFonts w:ascii="ＭＳ Ｐ明朝" w:eastAsia="ＭＳ Ｐ明朝" w:hAnsi="ＭＳ Ｐ明朝" w:hint="eastAsia"/>
+          <w:sz w:val="24"/>
+        </w:rPr>
+        <w:t>とコンパイルし、</w:t>
+      </w:r>
+      <w:r>
+        <w:rPr>
+          <w:rFonts w:ascii="ＭＳ Ｐ明朝" w:eastAsia="ＭＳ Ｐ明朝" w:hAnsi="ＭＳ Ｐ明朝"/>
+          <w:sz w:val="24"/>
+        </w:rPr>
+        <w:t>”./2412747_kadai2-</w:t>
+      </w:r>
+      <w:r>
+        <w:rPr>
+          <w:rFonts w:ascii="ＭＳ Ｐ明朝" w:eastAsia="ＭＳ Ｐ明朝" w:hAnsi="ＭＳ Ｐ明朝"/>
+          <w:sz w:val="24"/>
+        </w:rPr>
+        <w:t>3</w:t>
+      </w:r>
+      <w:r>
+        <w:rPr>
+          <w:rFonts w:ascii="ＭＳ Ｐ明朝" w:eastAsia="ＭＳ Ｐ明朝" w:hAnsi="ＭＳ Ｐ明朝"/>
+          <w:sz w:val="24"/>
+        </w:rPr>
+        <w:t xml:space="preserve"> </w:t>
+      </w:r>
+      <w:r>
+        <w:rPr>
+          <w:rFonts w:ascii="ＭＳ Ｐ明朝" w:eastAsia="ＭＳ Ｐ明朝" w:hAnsi="ＭＳ Ｐ明朝"/>
+          <w:sz w:val="24"/>
+        </w:rPr>
+        <w:t>x y</w:t>
+      </w:r>
+      <w:r>
+        <w:rPr>
+          <w:rFonts w:ascii="ＭＳ Ｐ明朝" w:eastAsia="ＭＳ Ｐ明朝" w:hAnsi="ＭＳ Ｐ明朝"/>
+          <w:sz w:val="24"/>
+        </w:rPr>
+        <w:t>”</w:t>
+      </w:r>
+      <w:r>
+        <w:rPr>
+          <w:rFonts w:ascii="ＭＳ Ｐ明朝" w:eastAsia="ＭＳ Ｐ明朝" w:hAnsi="ＭＳ Ｐ明朝" w:hint="eastAsia"/>
+          <w:sz w:val="24"/>
+        </w:rPr>
+        <w:t>というように、</w:t>
+      </w:r>
+      <w:proofErr w:type="gramStart"/>
+      <w:r>
+        <w:rPr>
+          <w:rFonts w:ascii="ＭＳ Ｐ明朝" w:eastAsia="ＭＳ Ｐ明朝" w:hAnsi="ＭＳ Ｐ明朝"/>
+          <w:sz w:val="24"/>
+        </w:rPr>
+        <w:t>x</w:t>
+      </w:r>
+      <w:proofErr w:type="gramEnd"/>
+      <w:r>
+        <w:rPr>
+          <w:rFonts w:ascii="ＭＳ Ｐ明朝" w:eastAsia="ＭＳ Ｐ明朝" w:hAnsi="ＭＳ Ｐ明朝" w:hint="eastAsia"/>
+          <w:sz w:val="24"/>
+        </w:rPr>
+        <w:t>と</w:t>
+      </w:r>
+      <w:r>
+        <w:rPr>
+          <w:rFonts w:ascii="ＭＳ Ｐ明朝" w:eastAsia="ＭＳ Ｐ明朝" w:hAnsi="ＭＳ Ｐ明朝"/>
+          <w:sz w:val="24"/>
+        </w:rPr>
+        <w:t>y</w:t>
+      </w:r>
+      <w:r>
+        <w:rPr>
+          <w:rFonts w:ascii="ＭＳ Ｐ明朝" w:eastAsia="ＭＳ Ｐ明朝" w:hAnsi="ＭＳ Ｐ明朝" w:hint="eastAsia"/>
+          <w:sz w:val="24"/>
+        </w:rPr>
+        <w:t>それぞれに格子点の座標を入力して実行する。</w:t>
+      </w:r>
+    </w:p>
+    <w:p>
+      <w:pPr>
+        <w:rPr>
+          <w:rFonts w:ascii="ＭＳ Ｐ明朝" w:eastAsia="ＭＳ Ｐ明朝" w:hAnsi="ＭＳ Ｐ明朝" w:hint="eastAsia"/>
+          <w:sz w:val="24"/>
+        </w:rPr>
+      </w:pPr>
     </w:p>
     <w:p>
       <w:pPr>
@@ -348,6 +1719,400 @@
       <w:pPr>
         <w:rPr>
           <w:rFonts w:ascii="ＭＳ Ｐ明朝" w:eastAsia="ＭＳ Ｐ明朝" w:hAnsi="ＭＳ Ｐ明朝"/>
+          <w:sz w:val="24"/>
+        </w:rPr>
+      </w:pPr>
+      <w:r>
+        <w:rPr>
+          <w:rFonts w:ascii="ＭＳ Ｐ明朝" w:eastAsia="ＭＳ Ｐ明朝" w:hAnsi="ＭＳ Ｐ明朝" w:hint="eastAsia"/>
+          <w:sz w:val="24"/>
+        </w:rPr>
+        <w:t xml:space="preserve">　</w:t>
+      </w:r>
+      <w:r>
+        <w:rPr>
+          <w:rFonts w:ascii="ＭＳ Ｐ明朝" w:eastAsia="ＭＳ Ｐ明朝" w:hAnsi="ＭＳ Ｐ明朝" w:hint="eastAsia"/>
+          <w:sz w:val="24"/>
+        </w:rPr>
+        <w:t>この課題は再帰関数を使用したアルゴリズムの基本的な問題である。</w:t>
+      </w:r>
+      <w:r>
+        <w:rPr>
+          <w:rFonts w:ascii="ＭＳ Ｐ明朝" w:eastAsia="ＭＳ Ｐ明朝" w:hAnsi="ＭＳ Ｐ明朝" w:hint="eastAsia"/>
+          <w:sz w:val="24"/>
+        </w:rPr>
+        <w:t>再帰関数とは、関数の中で自分自身の関数を呼び出して処理を繰り返して行なっていく関数のことである。</w:t>
+      </w:r>
+      <w:r>
+        <w:rPr>
+          <w:rFonts w:ascii="ＭＳ Ｐ明朝" w:eastAsia="ＭＳ Ｐ明朝" w:hAnsi="ＭＳ Ｐ明朝" w:hint="eastAsia"/>
+          <w:sz w:val="24"/>
+        </w:rPr>
+        <w:t>再帰関数の実装を行う上で一番重要な点があり、それは終了条件を明記することである。</w:t>
+      </w:r>
+      <w:r>
+        <w:rPr>
+          <w:rFonts w:ascii="ＭＳ Ｐ明朝" w:eastAsia="ＭＳ Ｐ明朝" w:hAnsi="ＭＳ Ｐ明朝" w:hint="eastAsia"/>
+          <w:sz w:val="24"/>
+        </w:rPr>
+        <w:t>終了条件を書かなかった場合、無限に関数の処理が行われプログラムが正常に実行されないので、この点にはしっかりと留意する必要がある。</w:t>
+      </w:r>
+    </w:p>
+    <w:p>
+      <w:pPr>
+        <w:rPr>
+          <w:rFonts w:ascii="ＭＳ Ｐ明朝" w:eastAsia="ＭＳ Ｐ明朝" w:hAnsi="ＭＳ Ｐ明朝"/>
+          <w:sz w:val="24"/>
+        </w:rPr>
+      </w:pPr>
+      <w:r>
+        <w:rPr>
+          <w:rFonts w:ascii="ＭＳ Ｐ明朝" w:eastAsia="ＭＳ Ｐ明朝" w:hAnsi="ＭＳ Ｐ明朝" w:hint="eastAsia"/>
+          <w:sz w:val="24"/>
+        </w:rPr>
+        <w:t xml:space="preserve">　今回は碁盤目状の格子路の経路計算であり、入力された座標を終点として始点</w:t>
+      </w:r>
+      <w:r>
+        <w:rPr>
+          <w:rFonts w:ascii="ＭＳ Ｐ明朝" w:eastAsia="ＭＳ Ｐ明朝" w:hAnsi="ＭＳ Ｐ明朝"/>
+          <w:sz w:val="24"/>
+        </w:rPr>
+        <w:t>(0, 0)</w:t>
+      </w:r>
+      <w:r>
+        <w:rPr>
+          <w:rFonts w:ascii="ＭＳ Ｐ明朝" w:eastAsia="ＭＳ Ｐ明朝" w:hAnsi="ＭＳ Ｐ明朝" w:hint="eastAsia"/>
+          <w:sz w:val="24"/>
+        </w:rPr>
+        <w:t>からの経路数を計算することとなる。しかしながら終点は可変であるため、始点→終点という経路を計算するプログラムの実装は複雑になる。したがって、終点→始点とい</w:t>
+      </w:r>
+      <w:r>
+        <w:rPr>
+          <w:rFonts w:ascii="ＭＳ Ｐ明朝" w:eastAsia="ＭＳ Ｐ明朝" w:hAnsi="ＭＳ Ｐ明朝" w:hint="eastAsia"/>
+          <w:sz w:val="24"/>
+        </w:rPr>
+        <w:lastRenderedPageBreak/>
+        <w:t>う方向から経路を計算することで、実装を単純にしている。そのため経路計算の関数である</w:t>
+      </w:r>
+      <w:proofErr w:type="spellStart"/>
+      <w:r>
+        <w:rPr>
+          <w:rFonts w:ascii="ＭＳ Ｐ明朝" w:eastAsia="ＭＳ Ｐ明朝" w:hAnsi="ＭＳ Ｐ明朝"/>
+          <w:sz w:val="24"/>
+        </w:rPr>
+        <w:t>calc_route</w:t>
+      </w:r>
+      <w:proofErr w:type="spellEnd"/>
+      <w:r>
+        <w:rPr>
+          <w:rFonts w:ascii="ＭＳ Ｐ明朝" w:eastAsia="ＭＳ Ｐ明朝" w:hAnsi="ＭＳ Ｐ明朝" w:hint="eastAsia"/>
+          <w:sz w:val="24"/>
+        </w:rPr>
+        <w:t>の終了条件は</w:t>
+      </w:r>
+      <w:r>
+        <w:rPr>
+          <w:rFonts w:ascii="ＭＳ Ｐ明朝" w:eastAsia="ＭＳ Ｐ明朝" w:hAnsi="ＭＳ Ｐ明朝"/>
+          <w:sz w:val="24"/>
+        </w:rPr>
+        <w:t>x</w:t>
+      </w:r>
+      <w:r>
+        <w:rPr>
+          <w:rFonts w:ascii="ＭＳ Ｐ明朝" w:eastAsia="ＭＳ Ｐ明朝" w:hAnsi="ＭＳ Ｐ明朝" w:hint="eastAsia"/>
+          <w:sz w:val="24"/>
+        </w:rPr>
+        <w:t>が</w:t>
+      </w:r>
+      <w:r>
+        <w:rPr>
+          <w:rFonts w:ascii="ＭＳ Ｐ明朝" w:eastAsia="ＭＳ Ｐ明朝" w:hAnsi="ＭＳ Ｐ明朝"/>
+          <w:sz w:val="24"/>
+        </w:rPr>
+        <w:t>0</w:t>
+      </w:r>
+      <w:r>
+        <w:rPr>
+          <w:rFonts w:ascii="ＭＳ Ｐ明朝" w:eastAsia="ＭＳ Ｐ明朝" w:hAnsi="ＭＳ Ｐ明朝" w:hint="eastAsia"/>
+          <w:sz w:val="24"/>
+        </w:rPr>
+        <w:t>でかつ</w:t>
+      </w:r>
+      <w:r>
+        <w:rPr>
+          <w:rFonts w:ascii="ＭＳ Ｐ明朝" w:eastAsia="ＭＳ Ｐ明朝" w:hAnsi="ＭＳ Ｐ明朝"/>
+          <w:sz w:val="24"/>
+        </w:rPr>
+        <w:t>y</w:t>
+      </w:r>
+      <w:r>
+        <w:rPr>
+          <w:rFonts w:ascii="ＭＳ Ｐ明朝" w:eastAsia="ＭＳ Ｐ明朝" w:hAnsi="ＭＳ Ｐ明朝" w:hint="eastAsia"/>
+          <w:sz w:val="24"/>
+        </w:rPr>
+        <w:t>が</w:t>
+      </w:r>
+      <w:r>
+        <w:rPr>
+          <w:rFonts w:ascii="ＭＳ Ｐ明朝" w:eastAsia="ＭＳ Ｐ明朝" w:hAnsi="ＭＳ Ｐ明朝"/>
+          <w:sz w:val="24"/>
+        </w:rPr>
+        <w:t>0</w:t>
+      </w:r>
+      <w:r>
+        <w:rPr>
+          <w:rFonts w:ascii="ＭＳ Ｐ明朝" w:eastAsia="ＭＳ Ｐ明朝" w:hAnsi="ＭＳ Ｐ明朝" w:hint="eastAsia"/>
+          <w:sz w:val="24"/>
+        </w:rPr>
+        <w:t>のときとなっている。</w:t>
+      </w:r>
+      <w:r>
+        <w:rPr>
+          <w:rFonts w:ascii="ＭＳ Ｐ明朝" w:eastAsia="ＭＳ Ｐ明朝" w:hAnsi="ＭＳ Ｐ明朝" w:hint="eastAsia"/>
+          <w:sz w:val="24"/>
+        </w:rPr>
+        <w:t>始点→終点</w:t>
+      </w:r>
+      <w:r>
+        <w:rPr>
+          <w:rFonts w:ascii="ＭＳ Ｐ明朝" w:eastAsia="ＭＳ Ｐ明朝" w:hAnsi="ＭＳ Ｐ明朝" w:hint="eastAsia"/>
+          <w:sz w:val="24"/>
+        </w:rPr>
+        <w:t>の進み方は右もしくは上であるため、</w:t>
+      </w:r>
+      <w:r>
+        <w:rPr>
+          <w:rFonts w:ascii="ＭＳ Ｐ明朝" w:eastAsia="ＭＳ Ｐ明朝" w:hAnsi="ＭＳ Ｐ明朝" w:hint="eastAsia"/>
+          <w:sz w:val="24"/>
+        </w:rPr>
+        <w:t>終点→始点</w:t>
+      </w:r>
+      <w:r>
+        <w:rPr>
+          <w:rFonts w:ascii="ＭＳ Ｐ明朝" w:eastAsia="ＭＳ Ｐ明朝" w:hAnsi="ＭＳ Ｐ明朝" w:hint="eastAsia"/>
+          <w:sz w:val="24"/>
+        </w:rPr>
+        <w:t>の進み方は左もしくは下となる。また、今いる地点からの進み方は左もしくは下の</w:t>
+      </w:r>
+      <w:r>
+        <w:rPr>
+          <w:rFonts w:ascii="ＭＳ Ｐ明朝" w:eastAsia="ＭＳ Ｐ明朝" w:hAnsi="ＭＳ Ｐ明朝"/>
+          <w:sz w:val="24"/>
+        </w:rPr>
+        <w:t>2</w:t>
+      </w:r>
+      <w:r>
+        <w:rPr>
+          <w:rFonts w:ascii="ＭＳ Ｐ明朝" w:eastAsia="ＭＳ Ｐ明朝" w:hAnsi="ＭＳ Ｐ明朝" w:hint="eastAsia"/>
+          <w:sz w:val="24"/>
+        </w:rPr>
+        <w:t>通りであるため、これより</w:t>
+      </w:r>
+      <w:proofErr w:type="spellStart"/>
+      <w:r>
+        <w:rPr>
+          <w:rFonts w:ascii="ＭＳ Ｐ明朝" w:eastAsia="ＭＳ Ｐ明朝" w:hAnsi="ＭＳ Ｐ明朝"/>
+          <w:sz w:val="24"/>
+        </w:rPr>
+        <w:t>calc_route</w:t>
+      </w:r>
+      <w:proofErr w:type="spellEnd"/>
+      <w:r>
+        <w:rPr>
+          <w:rFonts w:ascii="ＭＳ Ｐ明朝" w:eastAsia="ＭＳ Ｐ明朝" w:hAnsi="ＭＳ Ｐ明朝" w:hint="eastAsia"/>
+          <w:sz w:val="24"/>
+        </w:rPr>
+        <w:t>関数の返り値は、</w:t>
+      </w:r>
+      <w:proofErr w:type="spellStart"/>
+      <w:r>
+        <w:rPr>
+          <w:rFonts w:ascii="ＭＳ Ｐ明朝" w:eastAsia="ＭＳ Ｐ明朝" w:hAnsi="ＭＳ Ｐ明朝"/>
+          <w:sz w:val="24"/>
+        </w:rPr>
+        <w:t>calc_route</w:t>
+      </w:r>
+      <w:proofErr w:type="spellEnd"/>
+      <w:r>
+        <w:rPr>
+          <w:rFonts w:ascii="ＭＳ Ｐ明朝" w:eastAsia="ＭＳ Ｐ明朝" w:hAnsi="ＭＳ Ｐ明朝"/>
+          <w:sz w:val="24"/>
+        </w:rPr>
+        <w:t xml:space="preserve">(x – 1, y) + </w:t>
+      </w:r>
+      <w:proofErr w:type="spellStart"/>
+      <w:r>
+        <w:rPr>
+          <w:rFonts w:ascii="ＭＳ Ｐ明朝" w:eastAsia="ＭＳ Ｐ明朝" w:hAnsi="ＭＳ Ｐ明朝"/>
+          <w:sz w:val="24"/>
+        </w:rPr>
+        <w:t>calc_route</w:t>
+      </w:r>
+      <w:proofErr w:type="spellEnd"/>
+      <w:r>
+        <w:rPr>
+          <w:rFonts w:ascii="ＭＳ Ｐ明朝" w:eastAsia="ＭＳ Ｐ明朝" w:hAnsi="ＭＳ Ｐ明朝"/>
+          <w:sz w:val="24"/>
+        </w:rPr>
+        <w:t>(x, y -1)</w:t>
+      </w:r>
+      <w:r>
+        <w:rPr>
+          <w:rFonts w:ascii="ＭＳ Ｐ明朝" w:eastAsia="ＭＳ Ｐ明朝" w:hAnsi="ＭＳ Ｐ明朝" w:hint="eastAsia"/>
+          <w:sz w:val="24"/>
+        </w:rPr>
+        <w:t>となることがわかる。</w:t>
+      </w:r>
+      <w:r>
+        <w:rPr>
+          <w:rFonts w:ascii="ＭＳ Ｐ明朝" w:eastAsia="ＭＳ Ｐ明朝" w:hAnsi="ＭＳ Ｐ明朝" w:hint="eastAsia"/>
+          <w:sz w:val="24"/>
+        </w:rPr>
+        <w:t>また、この問題では</w:t>
+      </w:r>
+      <w:r>
+        <w:rPr>
+          <w:rFonts w:ascii="ＭＳ Ｐ明朝" w:eastAsia="ＭＳ Ｐ明朝" w:hAnsi="ＭＳ Ｐ明朝"/>
+          <w:sz w:val="24"/>
+        </w:rPr>
+        <w:t>(4, 2)</w:t>
+      </w:r>
+      <w:r>
+        <w:rPr>
+          <w:rFonts w:ascii="ＭＳ Ｐ明朝" w:eastAsia="ＭＳ Ｐ明朝" w:hAnsi="ＭＳ Ｐ明朝" w:hint="eastAsia"/>
+          <w:sz w:val="24"/>
+        </w:rPr>
+        <w:t>の座標が工事中となっている。そのため、この座標の時を例外処理として</w:t>
+      </w:r>
+      <w:r>
+        <w:rPr>
+          <w:rFonts w:ascii="ＭＳ Ｐ明朝" w:eastAsia="ＭＳ Ｐ明朝" w:hAnsi="ＭＳ Ｐ明朝"/>
+          <w:sz w:val="24"/>
+        </w:rPr>
+        <w:t>if</w:t>
+      </w:r>
+      <w:r>
+        <w:rPr>
+          <w:rFonts w:ascii="ＭＳ Ｐ明朝" w:eastAsia="ＭＳ Ｐ明朝" w:hAnsi="ＭＳ Ｐ明朝" w:hint="eastAsia"/>
+          <w:sz w:val="24"/>
+        </w:rPr>
+        <w:t>文で扱い、</w:t>
+      </w:r>
+      <w:r>
+        <w:rPr>
+          <w:rFonts w:ascii="ＭＳ Ｐ明朝" w:eastAsia="ＭＳ Ｐ明朝" w:hAnsi="ＭＳ Ｐ明朝"/>
+          <w:sz w:val="24"/>
+        </w:rPr>
+        <w:t>0</w:t>
+      </w:r>
+      <w:r>
+        <w:rPr>
+          <w:rFonts w:ascii="ＭＳ Ｐ明朝" w:eastAsia="ＭＳ Ｐ明朝" w:hAnsi="ＭＳ Ｐ明朝" w:hint="eastAsia"/>
+          <w:sz w:val="24"/>
+        </w:rPr>
+        <w:t>を返すようにしている。</w:t>
+      </w:r>
+      <w:r>
+        <w:rPr>
+          <w:rFonts w:ascii="ＭＳ Ｐ明朝" w:eastAsia="ＭＳ Ｐ明朝" w:hAnsi="ＭＳ Ｐ明朝" w:hint="eastAsia"/>
+          <w:sz w:val="24"/>
+        </w:rPr>
+        <w:t>これにより経路計算の関数は完成となる。</w:t>
+      </w:r>
+    </w:p>
+    <w:p>
+      <w:pPr>
+        <w:rPr>
+          <w:rFonts w:ascii="ＭＳ Ｐ明朝" w:eastAsia="ＭＳ Ｐ明朝" w:hAnsi="ＭＳ Ｐ明朝" w:hint="eastAsia"/>
+          <w:sz w:val="24"/>
+        </w:rPr>
+      </w:pPr>
+      <w:r>
+        <w:rPr>
+          <w:rFonts w:ascii="ＭＳ Ｐ明朝" w:eastAsia="ＭＳ Ｐ明朝" w:hAnsi="ＭＳ Ｐ明朝" w:hint="eastAsia"/>
+          <w:sz w:val="24"/>
+        </w:rPr>
+        <w:t xml:space="preserve">　プログラム全体としては、まず引数の数のエラー処理と、引数が正の整数以外であるのは不適当なためそれのエラー処理をしている。その後</w:t>
+      </w:r>
+      <w:proofErr w:type="spellStart"/>
+      <w:r>
+        <w:rPr>
+          <w:rFonts w:ascii="ＭＳ Ｐ明朝" w:eastAsia="ＭＳ Ｐ明朝" w:hAnsi="ＭＳ Ｐ明朝"/>
+          <w:sz w:val="24"/>
+        </w:rPr>
+        <w:t>atoi</w:t>
+      </w:r>
+      <w:proofErr w:type="spellEnd"/>
+      <w:r>
+        <w:rPr>
+          <w:rFonts w:ascii="ＭＳ Ｐ明朝" w:eastAsia="ＭＳ Ｐ明朝" w:hAnsi="ＭＳ Ｐ明朝" w:hint="eastAsia"/>
+          <w:sz w:val="24"/>
+        </w:rPr>
+        <w:t>関数を用いて</w:t>
+      </w:r>
+      <w:r>
+        <w:rPr>
+          <w:rFonts w:ascii="ＭＳ Ｐ明朝" w:eastAsia="ＭＳ Ｐ明朝" w:hAnsi="ＭＳ Ｐ明朝"/>
+          <w:sz w:val="24"/>
+        </w:rPr>
+        <w:t>int</w:t>
+      </w:r>
+      <w:r>
+        <w:rPr>
+          <w:rFonts w:ascii="ＭＳ Ｐ明朝" w:eastAsia="ＭＳ Ｐ明朝" w:hAnsi="ＭＳ Ｐ明朝" w:hint="eastAsia"/>
+          <w:sz w:val="24"/>
+        </w:rPr>
+        <w:t>型の変数に代入している。ここで</w:t>
+      </w:r>
+      <w:r>
+        <w:rPr>
+          <w:rFonts w:ascii="ＭＳ Ｐ明朝" w:eastAsia="ＭＳ Ｐ明朝" w:hAnsi="ＭＳ Ｐ明朝"/>
+          <w:sz w:val="24"/>
+        </w:rPr>
+        <w:t>(4,2)</w:t>
+      </w:r>
+      <w:r>
+        <w:rPr>
+          <w:rFonts w:ascii="ＭＳ Ｐ明朝" w:eastAsia="ＭＳ Ｐ明朝" w:hAnsi="ＭＳ Ｐ明朝" w:hint="eastAsia"/>
+          <w:sz w:val="24"/>
+        </w:rPr>
+        <w:t>は工事中で終点として指定することができないので、</w:t>
+      </w:r>
+      <w:r>
+        <w:rPr>
+          <w:rFonts w:ascii="ＭＳ Ｐ明朝" w:eastAsia="ＭＳ Ｐ明朝" w:hAnsi="ＭＳ Ｐ明朝"/>
+          <w:sz w:val="24"/>
+        </w:rPr>
+        <w:t>(4, 2)</w:t>
+      </w:r>
+      <w:r>
+        <w:rPr>
+          <w:rFonts w:ascii="ＭＳ Ｐ明朝" w:eastAsia="ＭＳ Ｐ明朝" w:hAnsi="ＭＳ Ｐ明朝" w:hint="eastAsia"/>
+          <w:sz w:val="24"/>
+        </w:rPr>
+        <w:t>の入力は工事中である旨を告げて弾くようにしている。その後、</w:t>
+      </w:r>
+      <w:proofErr w:type="spellStart"/>
+      <w:r>
+        <w:rPr>
+          <w:rFonts w:ascii="ＭＳ Ｐ明朝" w:eastAsia="ＭＳ Ｐ明朝" w:hAnsi="ＭＳ Ｐ明朝"/>
+          <w:sz w:val="24"/>
+        </w:rPr>
+        <w:t>calc_route</w:t>
+      </w:r>
+      <w:proofErr w:type="spellEnd"/>
+      <w:r>
+        <w:rPr>
+          <w:rFonts w:ascii="ＭＳ Ｐ明朝" w:eastAsia="ＭＳ Ｐ明朝" w:hAnsi="ＭＳ Ｐ明朝" w:hint="eastAsia"/>
+          <w:sz w:val="24"/>
+        </w:rPr>
+        <w:t>関数の処理をし、最終的に計算結果が求まることとなる。</w:t>
+      </w:r>
+    </w:p>
+    <w:p>
+      <w:pPr>
+        <w:rPr>
+          <w:rFonts w:ascii="ＭＳ Ｐ明朝" w:eastAsia="ＭＳ Ｐ明朝" w:hAnsi="ＭＳ Ｐ明朝" w:hint="eastAsia"/>
           <w:sz w:val="24"/>
         </w:rPr>
       </w:pPr>
@@ -422,6 +2187,98 @@
           <w:sz w:val="24"/>
         </w:rPr>
       </w:pPr>
+      <w:r>
+        <w:rPr>
+          <w:rFonts w:ascii="ＭＳ Ｐ明朝" w:eastAsia="ＭＳ Ｐ明朝" w:hAnsi="ＭＳ Ｐ明朝" w:hint="eastAsia"/>
+          <w:sz w:val="24"/>
+        </w:rPr>
+        <w:t xml:space="preserve">　</w:t>
+      </w:r>
+      <w:r>
+        <w:rPr>
+          <w:rFonts w:ascii="ＭＳ Ｐ明朝" w:eastAsia="ＭＳ Ｐ明朝" w:hAnsi="ＭＳ Ｐ明朝"/>
+          <w:sz w:val="24"/>
+        </w:rPr>
+        <w:t>“g++ 2412747_kadai2-</w:t>
+      </w:r>
+      <w:r>
+        <w:rPr>
+          <w:rFonts w:ascii="ＭＳ Ｐ明朝" w:eastAsia="ＭＳ Ｐ明朝" w:hAnsi="ＭＳ Ｐ明朝"/>
+          <w:sz w:val="24"/>
+        </w:rPr>
+        <w:t>4</w:t>
+      </w:r>
+      <w:r>
+        <w:rPr>
+          <w:rFonts w:ascii="ＭＳ Ｐ明朝" w:eastAsia="ＭＳ Ｐ明朝" w:hAnsi="ＭＳ Ｐ明朝"/>
+          <w:sz w:val="24"/>
+        </w:rPr>
+        <w:t>.cpp”</w:t>
+      </w:r>
+      <w:r>
+        <w:rPr>
+          <w:rFonts w:ascii="ＭＳ Ｐ明朝" w:eastAsia="ＭＳ Ｐ明朝" w:hAnsi="ＭＳ Ｐ明朝" w:hint="eastAsia"/>
+          <w:sz w:val="24"/>
+        </w:rPr>
+        <w:t>とコンパイルし、</w:t>
+      </w:r>
+      <w:r>
+        <w:rPr>
+          <w:rFonts w:ascii="ＭＳ Ｐ明朝" w:eastAsia="ＭＳ Ｐ明朝" w:hAnsi="ＭＳ Ｐ明朝"/>
+          <w:sz w:val="24"/>
+        </w:rPr>
+        <w:t>”./2412747_kadai2-</w:t>
+      </w:r>
+      <w:r>
+        <w:rPr>
+          <w:rFonts w:ascii="ＭＳ Ｐ明朝" w:eastAsia="ＭＳ Ｐ明朝" w:hAnsi="ＭＳ Ｐ明朝"/>
+          <w:sz w:val="24"/>
+        </w:rPr>
+        <w:t>4</w:t>
+      </w:r>
+      <w:r>
+        <w:rPr>
+          <w:rFonts w:ascii="ＭＳ Ｐ明朝" w:eastAsia="ＭＳ Ｐ明朝" w:hAnsi="ＭＳ Ｐ明朝"/>
+          <w:sz w:val="24"/>
+        </w:rPr>
+        <w:t xml:space="preserve"> </w:t>
+      </w:r>
+      <w:r>
+        <w:rPr>
+          <w:rFonts w:ascii="ＭＳ Ｐ明朝" w:eastAsia="ＭＳ Ｐ明朝" w:hAnsi="ＭＳ Ｐ明朝"/>
+          <w:sz w:val="24"/>
+        </w:rPr>
+        <w:t>strings2026/numbers_2026.txt</w:t>
+      </w:r>
+      <w:r>
+        <w:rPr>
+          <w:rFonts w:ascii="ＭＳ Ｐ明朝" w:eastAsia="ＭＳ Ｐ明朝" w:hAnsi="ＭＳ Ｐ明朝"/>
+          <w:sz w:val="24"/>
+        </w:rPr>
+        <w:t>”</w:t>
+      </w:r>
+      <w:r>
+        <w:rPr>
+          <w:rFonts w:ascii="ＭＳ Ｐ明朝" w:eastAsia="ＭＳ Ｐ明朝" w:hAnsi="ＭＳ Ｐ明朝" w:hint="eastAsia"/>
+          <w:sz w:val="24"/>
+        </w:rPr>
+        <w:t>というように、</w:t>
+      </w:r>
+      <w:r>
+        <w:rPr>
+          <w:rFonts w:ascii="ＭＳ Ｐ明朝" w:eastAsia="ＭＳ Ｐ明朝" w:hAnsi="ＭＳ Ｐ明朝" w:hint="eastAsia"/>
+          <w:sz w:val="24"/>
+        </w:rPr>
+        <w:t>引数に数字列もしくは文字列の記述されたテキストファイルを指定して実行する。</w:t>
+      </w:r>
+    </w:p>
+    <w:p>
+      <w:pPr>
+        <w:rPr>
+          <w:rFonts w:ascii="ＭＳ Ｐ明朝" w:eastAsia="ＭＳ Ｐ明朝" w:hAnsi="ＭＳ Ｐ明朝" w:hint="eastAsia"/>
+          <w:sz w:val="24"/>
+        </w:rPr>
+      </w:pPr>
     </w:p>
     <w:p>
       <w:pPr>
@@ -441,7 +2298,969 @@
     <w:p>
       <w:pPr>
         <w:rPr>
-          <w:rFonts w:ascii="ＭＳ Ｐ明朝" w:eastAsia="ＭＳ Ｐ明朝" w:hAnsi="ＭＳ Ｐ明朝"/>
+          <w:rFonts w:ascii="ＭＳ Ｐ明朝" w:eastAsia="ＭＳ Ｐ明朝" w:hAnsi="ＭＳ Ｐ明朝" w:hint="eastAsia"/>
+          <w:sz w:val="24"/>
+        </w:rPr>
+      </w:pPr>
+      <w:r>
+        <w:rPr>
+          <w:rFonts w:ascii="ＭＳ Ｐ明朝" w:eastAsia="ＭＳ Ｐ明朝" w:hAnsi="ＭＳ Ｐ明朝" w:hint="eastAsia"/>
+          <w:sz w:val="24"/>
+        </w:rPr>
+        <w:t xml:space="preserve">　</w:t>
+      </w:r>
+      <w:r>
+        <w:rPr>
+          <w:rFonts w:ascii="ＭＳ Ｐ明朝" w:eastAsia="ＭＳ Ｐ明朝" w:hAnsi="ＭＳ Ｐ明朝" w:hint="eastAsia"/>
+          <w:sz w:val="24"/>
+        </w:rPr>
+        <w:t>この課題はファイルからの適切な読み込み</w:t>
+      </w:r>
+      <w:r>
+        <w:rPr>
+          <w:rFonts w:ascii="ＭＳ Ｐ明朝" w:eastAsia="ＭＳ Ｐ明朝" w:hAnsi="ＭＳ Ｐ明朝" w:hint="eastAsia"/>
+          <w:sz w:val="24"/>
+        </w:rPr>
+        <w:t>と</w:t>
+      </w:r>
+      <w:r>
+        <w:rPr>
+          <w:rFonts w:ascii="ＭＳ Ｐ明朝" w:eastAsia="ＭＳ Ｐ明朝" w:hAnsi="ＭＳ Ｐ明朝" w:hint="eastAsia"/>
+          <w:sz w:val="24"/>
+        </w:rPr>
+        <w:t>ソートアルゴリズムの実装</w:t>
+      </w:r>
+      <w:r>
+        <w:rPr>
+          <w:rFonts w:ascii="ＭＳ Ｐ明朝" w:eastAsia="ＭＳ Ｐ明朝" w:hAnsi="ＭＳ Ｐ明朝" w:hint="eastAsia"/>
+          <w:sz w:val="24"/>
+        </w:rPr>
+        <w:t>の</w:t>
+      </w:r>
+      <w:r>
+        <w:rPr>
+          <w:rFonts w:ascii="ＭＳ Ｐ明朝" w:eastAsia="ＭＳ Ｐ明朝" w:hAnsi="ＭＳ Ｐ明朝"/>
+          <w:sz w:val="24"/>
+        </w:rPr>
+        <w:t>2</w:t>
+      </w:r>
+      <w:r>
+        <w:rPr>
+          <w:rFonts w:ascii="ＭＳ Ｐ明朝" w:eastAsia="ＭＳ Ｐ明朝" w:hAnsi="ＭＳ Ｐ明朝" w:hint="eastAsia"/>
+          <w:sz w:val="24"/>
+        </w:rPr>
+        <w:t>つの目標達成が必要とされる。</w:t>
+      </w:r>
+    </w:p>
+    <w:p>
+      <w:pPr>
+        <w:rPr>
+          <w:rFonts w:ascii="ＭＳ Ｐ明朝" w:eastAsia="ＭＳ Ｐ明朝" w:hAnsi="ＭＳ Ｐ明朝"/>
+          <w:sz w:val="24"/>
+        </w:rPr>
+      </w:pPr>
+      <w:r>
+        <w:rPr>
+          <w:rFonts w:ascii="ＭＳ Ｐ明朝" w:eastAsia="ＭＳ Ｐ明朝" w:hAnsi="ＭＳ Ｐ明朝" w:hint="eastAsia"/>
+          <w:sz w:val="24"/>
+        </w:rPr>
+        <w:t xml:space="preserve">　まずはファイルからの適切な読み込みについてだが、今回は数字列のみが記述されたファイルと文字列のみが記述されたファイルの</w:t>
+      </w:r>
+      <w:r>
+        <w:rPr>
+          <w:rFonts w:ascii="ＭＳ Ｐ明朝" w:eastAsia="ＭＳ Ｐ明朝" w:hAnsi="ＭＳ Ｐ明朝"/>
+          <w:sz w:val="24"/>
+        </w:rPr>
+        <w:t>2</w:t>
+      </w:r>
+      <w:r>
+        <w:rPr>
+          <w:rFonts w:ascii="ＭＳ Ｐ明朝" w:eastAsia="ＭＳ Ｐ明朝" w:hAnsi="ＭＳ Ｐ明朝" w:hint="eastAsia"/>
+          <w:sz w:val="24"/>
+        </w:rPr>
+        <w:t>種類に対応しなくてはならない。もちろん</w:t>
+      </w:r>
+      <w:r>
+        <w:rPr>
+          <w:rFonts w:ascii="ＭＳ Ｐ明朝" w:eastAsia="ＭＳ Ｐ明朝" w:hAnsi="ＭＳ Ｐ明朝"/>
+          <w:sz w:val="24"/>
+        </w:rPr>
+        <w:t>2</w:t>
+      </w:r>
+      <w:r>
+        <w:rPr>
+          <w:rFonts w:ascii="ＭＳ Ｐ明朝" w:eastAsia="ＭＳ Ｐ明朝" w:hAnsi="ＭＳ Ｐ明朝" w:hint="eastAsia"/>
+          <w:sz w:val="24"/>
+        </w:rPr>
+        <w:t>つのファイルの内容は違う上、行数も異なる。そのためプログラム内で静的に配列を確保する方法は両者に柔軟に対応するという指示を満たさない。また、各行の</w:t>
+      </w:r>
+      <w:r>
+        <w:rPr>
+          <w:rFonts w:ascii="ＭＳ Ｐ明朝" w:eastAsia="ＭＳ Ｐ明朝" w:hAnsi="ＭＳ Ｐ明朝" w:hint="eastAsia"/>
+          <w:sz w:val="24"/>
+        </w:rPr>
+        <w:lastRenderedPageBreak/>
+        <w:t>文字数が違うことや数字列の記されたファイルには数万行もの数の数字列が記述されてあることから、</w:t>
+      </w:r>
+      <w:r>
+        <w:rPr>
+          <w:rFonts w:ascii="ＭＳ Ｐ明朝" w:eastAsia="ＭＳ Ｐ明朝" w:hAnsi="ＭＳ Ｐ明朝"/>
+          <w:sz w:val="24"/>
+        </w:rPr>
+        <w:t>new</w:t>
+      </w:r>
+      <w:r>
+        <w:rPr>
+          <w:rFonts w:ascii="ＭＳ Ｐ明朝" w:eastAsia="ＭＳ Ｐ明朝" w:hAnsi="ＭＳ Ｐ明朝" w:hint="eastAsia"/>
+          <w:sz w:val="24"/>
+        </w:rPr>
+        <w:t>を利用した動的な</w:t>
+      </w:r>
+      <w:r>
+        <w:rPr>
+          <w:rFonts w:ascii="ＭＳ Ｐ明朝" w:eastAsia="ＭＳ Ｐ明朝" w:hAnsi="ＭＳ Ｐ明朝"/>
+          <w:sz w:val="24"/>
+        </w:rPr>
+        <w:t>2</w:t>
+      </w:r>
+      <w:r>
+        <w:rPr>
+          <w:rFonts w:ascii="ＭＳ Ｐ明朝" w:eastAsia="ＭＳ Ｐ明朝" w:hAnsi="ＭＳ Ｐ明朝" w:hint="eastAsia"/>
+          <w:sz w:val="24"/>
+        </w:rPr>
+        <w:t>次元配列の使用も好ましくないと考えられる。そこで調べてみたところ、</w:t>
+      </w:r>
+      <w:r>
+        <w:rPr>
+          <w:rFonts w:ascii="ＭＳ Ｐ明朝" w:eastAsia="ＭＳ Ｐ明朝" w:hAnsi="ＭＳ Ｐ明朝"/>
+          <w:sz w:val="24"/>
+        </w:rPr>
+        <w:t>C++</w:t>
+      </w:r>
+      <w:r>
+        <w:rPr>
+          <w:rFonts w:ascii="ＭＳ Ｐ明朝" w:eastAsia="ＭＳ Ｐ明朝" w:hAnsi="ＭＳ Ｐ明朝" w:hint="eastAsia"/>
+          <w:sz w:val="24"/>
+        </w:rPr>
+        <w:t>独自のものとして</w:t>
+      </w:r>
+      <w:r>
+        <w:rPr>
+          <w:rFonts w:ascii="ＭＳ Ｐ明朝" w:eastAsia="ＭＳ Ｐ明朝" w:hAnsi="ＭＳ Ｐ明朝"/>
+          <w:sz w:val="24"/>
+        </w:rPr>
+        <w:t>vector</w:t>
+      </w:r>
+      <w:r>
+        <w:rPr>
+          <w:rFonts w:ascii="ＭＳ Ｐ明朝" w:eastAsia="ＭＳ Ｐ明朝" w:hAnsi="ＭＳ Ｐ明朝" w:hint="eastAsia"/>
+          <w:sz w:val="24"/>
+        </w:rPr>
+        <w:t>コンテナというものが存在した。</w:t>
+      </w:r>
+      <w:r>
+        <w:rPr>
+          <w:rFonts w:ascii="ＭＳ Ｐ明朝" w:eastAsia="ＭＳ Ｐ明朝" w:hAnsi="ＭＳ Ｐ明朝"/>
+          <w:sz w:val="24"/>
+        </w:rPr>
+        <w:t>Vector</w:t>
+      </w:r>
+      <w:r>
+        <w:rPr>
+          <w:rFonts w:ascii="ＭＳ Ｐ明朝" w:eastAsia="ＭＳ Ｐ明朝" w:hAnsi="ＭＳ Ｐ明朝" w:hint="eastAsia"/>
+          <w:sz w:val="24"/>
+        </w:rPr>
+        <w:t>は各要素を線形に順序を保ったまま格納していくコンテナで、配列とは異なりストレージを</w:t>
+      </w:r>
+      <w:r>
+        <w:rPr>
+          <w:rFonts w:ascii="ＭＳ Ｐ明朝" w:eastAsia="ＭＳ Ｐ明朝" w:hAnsi="ＭＳ Ｐ明朝"/>
+          <w:sz w:val="24"/>
+        </w:rPr>
+        <w:t>vector</w:t>
+      </w:r>
+      <w:r>
+        <w:rPr>
+          <w:rFonts w:ascii="ＭＳ Ｐ明朝" w:eastAsia="ＭＳ Ｐ明朝" w:hAnsi="ＭＳ Ｐ明朝" w:hint="eastAsia"/>
+          <w:sz w:val="24"/>
+        </w:rPr>
+        <w:t>そのものが管理するために、領域の拡張が自動的に行われるものである。また、豊富なメンバ関数により要素のアクセスや挿入および削除が容易であることが特徴である。これを利用することで、ファイルの読み取りを動的に行う上に可読性の高いコードが実現できることになると考えた。</w:t>
+      </w:r>
+    </w:p>
+    <w:p>
+      <w:pPr>
+        <w:rPr>
+          <w:rFonts w:ascii="ＭＳ Ｐ明朝" w:eastAsia="ＭＳ Ｐ明朝" w:hAnsi="ＭＳ Ｐ明朝"/>
+          <w:sz w:val="24"/>
+        </w:rPr>
+      </w:pPr>
+      <w:r>
+        <w:rPr>
+          <w:rFonts w:ascii="ＭＳ Ｐ明朝" w:eastAsia="ＭＳ Ｐ明朝" w:hAnsi="ＭＳ Ｐ明朝" w:hint="eastAsia"/>
+          <w:sz w:val="24"/>
+        </w:rPr>
+        <w:t xml:space="preserve">　エラー処理やファイルの読み込みが終わったら、まずは</w:t>
+      </w:r>
+      <w:r>
+        <w:rPr>
+          <w:rFonts w:ascii="ＭＳ Ｐ明朝" w:eastAsia="ＭＳ Ｐ明朝" w:hAnsi="ＭＳ Ｐ明朝"/>
+          <w:sz w:val="24"/>
+        </w:rPr>
+        <w:t>string</w:t>
+      </w:r>
+      <w:r>
+        <w:rPr>
+          <w:rFonts w:ascii="ＭＳ Ｐ明朝" w:eastAsia="ＭＳ Ｐ明朝" w:hAnsi="ＭＳ Ｐ明朝" w:hint="eastAsia"/>
+          <w:sz w:val="24"/>
+        </w:rPr>
+        <w:t>型の</w:t>
+      </w:r>
+      <w:r>
+        <w:rPr>
+          <w:rFonts w:ascii="ＭＳ Ｐ明朝" w:eastAsia="ＭＳ Ｐ明朝" w:hAnsi="ＭＳ Ｐ明朝"/>
+          <w:sz w:val="24"/>
+        </w:rPr>
+        <w:t>vector</w:t>
+      </w:r>
+      <w:r>
+        <w:rPr>
+          <w:rFonts w:ascii="ＭＳ Ｐ明朝" w:eastAsia="ＭＳ Ｐ明朝" w:hAnsi="ＭＳ Ｐ明朝" w:hint="eastAsia"/>
+          <w:sz w:val="24"/>
+        </w:rPr>
+        <w:t>コンテナ、すなわち可変長の文字列型の配列の</w:t>
+      </w:r>
+      <w:proofErr w:type="spellStart"/>
+      <w:r>
+        <w:rPr>
+          <w:rFonts w:ascii="ＭＳ Ｐ明朝" w:eastAsia="ＭＳ Ｐ明朝" w:hAnsi="ＭＳ Ｐ明朝"/>
+          <w:sz w:val="24"/>
+        </w:rPr>
+        <w:t>file_content</w:t>
+      </w:r>
+      <w:proofErr w:type="spellEnd"/>
+      <w:r>
+        <w:rPr>
+          <w:rFonts w:ascii="ＭＳ Ｐ明朝" w:eastAsia="ＭＳ Ｐ明朝" w:hAnsi="ＭＳ Ｐ明朝" w:hint="eastAsia"/>
+          <w:sz w:val="24"/>
+        </w:rPr>
+        <w:t>を定義した。これにファイルから読み取った文字列を代入していくが、文字列の挿入には</w:t>
+      </w:r>
+      <w:r>
+        <w:rPr>
+          <w:rFonts w:ascii="ＭＳ Ｐ明朝" w:eastAsia="ＭＳ Ｐ明朝" w:hAnsi="ＭＳ Ｐ明朝"/>
+          <w:sz w:val="24"/>
+        </w:rPr>
+        <w:t>vector</w:t>
+      </w:r>
+      <w:r>
+        <w:rPr>
+          <w:rFonts w:ascii="ＭＳ Ｐ明朝" w:eastAsia="ＭＳ Ｐ明朝" w:hAnsi="ＭＳ Ｐ明朝" w:hint="eastAsia"/>
+          <w:sz w:val="24"/>
+        </w:rPr>
+        <w:t>コンテナのメンバ関数である</w:t>
+      </w:r>
+      <w:proofErr w:type="spellStart"/>
+      <w:r>
+        <w:rPr>
+          <w:rFonts w:ascii="ＭＳ Ｐ明朝" w:eastAsia="ＭＳ Ｐ明朝" w:hAnsi="ＭＳ Ｐ明朝"/>
+          <w:sz w:val="24"/>
+        </w:rPr>
+        <w:t>push_back</w:t>
+      </w:r>
+      <w:proofErr w:type="spellEnd"/>
+      <w:r>
+        <w:rPr>
+          <w:rFonts w:ascii="ＭＳ Ｐ明朝" w:eastAsia="ＭＳ Ｐ明朝" w:hAnsi="ＭＳ Ｐ明朝" w:hint="eastAsia"/>
+          <w:sz w:val="24"/>
+        </w:rPr>
+        <w:t>を使用することで安易なものとなる。配列の大きさもメンバ関数の</w:t>
+      </w:r>
+      <w:r>
+        <w:rPr>
+          <w:rFonts w:ascii="ＭＳ Ｐ明朝" w:eastAsia="ＭＳ Ｐ明朝" w:hAnsi="ＭＳ Ｐ明朝"/>
+          <w:sz w:val="24"/>
+        </w:rPr>
+        <w:t>size</w:t>
+      </w:r>
+      <w:r>
+        <w:rPr>
+          <w:rFonts w:ascii="ＭＳ Ｐ明朝" w:eastAsia="ＭＳ Ｐ明朝" w:hAnsi="ＭＳ Ｐ明朝" w:hint="eastAsia"/>
+          <w:sz w:val="24"/>
+        </w:rPr>
+        <w:t>を使用して取得した</w:t>
+      </w:r>
+      <w:r>
+        <w:rPr>
+          <w:rFonts w:ascii="ＭＳ Ｐ明朝" w:eastAsia="ＭＳ Ｐ明朝" w:hAnsi="ＭＳ Ｐ明朝" w:hint="eastAsia"/>
+          <w:sz w:val="24"/>
+        </w:rPr>
+        <w:t>。次に</w:t>
+      </w:r>
+      <w:r>
+        <w:rPr>
+          <w:rFonts w:ascii="ＭＳ Ｐ明朝" w:eastAsia="ＭＳ Ｐ明朝" w:hAnsi="ＭＳ Ｐ明朝"/>
+          <w:sz w:val="24"/>
+        </w:rPr>
+        <w:t>string</w:t>
+      </w:r>
+      <w:r>
+        <w:rPr>
+          <w:rFonts w:ascii="ＭＳ Ｐ明朝" w:eastAsia="ＭＳ Ｐ明朝" w:hAnsi="ＭＳ Ｐ明朝" w:hint="eastAsia"/>
+          <w:sz w:val="24"/>
+        </w:rPr>
+        <w:t>の要素が文字列であるか、数字列であるかによって処理を変えなくてはならないので、</w:t>
+      </w:r>
+      <w:r>
+        <w:rPr>
+          <w:rFonts w:ascii="ＭＳ Ｐ明朝" w:eastAsia="ＭＳ Ｐ明朝" w:hAnsi="ＭＳ Ｐ明朝"/>
+          <w:sz w:val="24"/>
+        </w:rPr>
+        <w:t>if</w:t>
+      </w:r>
+      <w:r>
+        <w:rPr>
+          <w:rFonts w:ascii="ＭＳ Ｐ明朝" w:eastAsia="ＭＳ Ｐ明朝" w:hAnsi="ＭＳ Ｐ明朝" w:hint="eastAsia"/>
+          <w:sz w:val="24"/>
+        </w:rPr>
+        <w:t>文によって</w:t>
+      </w:r>
+      <w:r>
+        <w:rPr>
+          <w:rFonts w:ascii="ＭＳ Ｐ明朝" w:eastAsia="ＭＳ Ｐ明朝" w:hAnsi="ＭＳ Ｐ明朝"/>
+          <w:sz w:val="24"/>
+        </w:rPr>
+        <w:t>string</w:t>
+      </w:r>
+      <w:r>
+        <w:rPr>
+          <w:rFonts w:ascii="ＭＳ Ｐ明朝" w:eastAsia="ＭＳ Ｐ明朝" w:hAnsi="ＭＳ Ｐ明朝" w:hint="eastAsia"/>
+          <w:sz w:val="24"/>
+        </w:rPr>
+        <w:t>の一番始めの要素を参照し、それが数字か英語大文字かで条件分岐させた。これは今回のテキストファイルの形式であるからできる処理であり、汎用性はそこまでない。数字列であるなら、今度は</w:t>
+      </w:r>
+      <w:r>
+        <w:rPr>
+          <w:rFonts w:ascii="ＭＳ Ｐ明朝" w:eastAsia="ＭＳ Ｐ明朝" w:hAnsi="ＭＳ Ｐ明朝"/>
+          <w:sz w:val="24"/>
+        </w:rPr>
+        <w:t>int</w:t>
+      </w:r>
+      <w:r>
+        <w:rPr>
+          <w:rFonts w:ascii="ＭＳ Ｐ明朝" w:eastAsia="ＭＳ Ｐ明朝" w:hAnsi="ＭＳ Ｐ明朝" w:hint="eastAsia"/>
+          <w:sz w:val="24"/>
+        </w:rPr>
+        <w:t>型の</w:t>
+      </w:r>
+      <w:r>
+        <w:rPr>
+          <w:rFonts w:ascii="ＭＳ Ｐ明朝" w:eastAsia="ＭＳ Ｐ明朝" w:hAnsi="ＭＳ Ｐ明朝"/>
+          <w:sz w:val="24"/>
+        </w:rPr>
+        <w:t>vector</w:t>
+      </w:r>
+      <w:r>
+        <w:rPr>
+          <w:rFonts w:ascii="ＭＳ Ｐ明朝" w:eastAsia="ＭＳ Ｐ明朝" w:hAnsi="ＭＳ Ｐ明朝" w:hint="eastAsia"/>
+          <w:sz w:val="24"/>
+        </w:rPr>
+        <w:t>コンテナである</w:t>
+      </w:r>
+      <w:proofErr w:type="spellStart"/>
+      <w:r>
+        <w:rPr>
+          <w:rFonts w:ascii="ＭＳ Ｐ明朝" w:eastAsia="ＭＳ Ｐ明朝" w:hAnsi="ＭＳ Ｐ明朝"/>
+          <w:sz w:val="24"/>
+        </w:rPr>
+        <w:t>file_nums</w:t>
+      </w:r>
+      <w:proofErr w:type="spellEnd"/>
+      <w:r>
+        <w:rPr>
+          <w:rFonts w:ascii="ＭＳ Ｐ明朝" w:eastAsia="ＭＳ Ｐ明朝" w:hAnsi="ＭＳ Ｐ明朝" w:hint="eastAsia"/>
+          <w:sz w:val="24"/>
+        </w:rPr>
+        <w:t>を定義し、そこに</w:t>
+      </w:r>
+      <w:r>
+        <w:rPr>
+          <w:rFonts w:ascii="ＭＳ Ｐ明朝" w:eastAsia="ＭＳ Ｐ明朝" w:hAnsi="ＭＳ Ｐ明朝"/>
+          <w:sz w:val="24"/>
+        </w:rPr>
+        <w:t>string</w:t>
+      </w:r>
+      <w:r>
+        <w:rPr>
+          <w:rFonts w:ascii="ＭＳ Ｐ明朝" w:eastAsia="ＭＳ Ｐ明朝" w:hAnsi="ＭＳ Ｐ明朝" w:hint="eastAsia"/>
+          <w:sz w:val="24"/>
+        </w:rPr>
+        <w:t>型を</w:t>
+      </w:r>
+      <w:r>
+        <w:rPr>
+          <w:rFonts w:ascii="ＭＳ Ｐ明朝" w:eastAsia="ＭＳ Ｐ明朝" w:hAnsi="ＭＳ Ｐ明朝"/>
+          <w:sz w:val="24"/>
+        </w:rPr>
+        <w:t>int</w:t>
+      </w:r>
+      <w:r>
+        <w:rPr>
+          <w:rFonts w:ascii="ＭＳ Ｐ明朝" w:eastAsia="ＭＳ Ｐ明朝" w:hAnsi="ＭＳ Ｐ明朝" w:hint="eastAsia"/>
+          <w:sz w:val="24"/>
+        </w:rPr>
+        <w:t>型に変換させる</w:t>
+      </w:r>
+      <w:proofErr w:type="spellStart"/>
+      <w:r>
+        <w:rPr>
+          <w:rFonts w:ascii="ＭＳ Ｐ明朝" w:eastAsia="ＭＳ Ｐ明朝" w:hAnsi="ＭＳ Ｐ明朝"/>
+          <w:sz w:val="24"/>
+        </w:rPr>
+        <w:t>stoi</w:t>
+      </w:r>
+      <w:proofErr w:type="spellEnd"/>
+      <w:r>
+        <w:rPr>
+          <w:rFonts w:ascii="ＭＳ Ｐ明朝" w:eastAsia="ＭＳ Ｐ明朝" w:hAnsi="ＭＳ Ｐ明朝" w:hint="eastAsia"/>
+          <w:sz w:val="24"/>
+        </w:rPr>
+        <w:t>関数を使用しながら、メンバ関数の</w:t>
+      </w:r>
+      <w:proofErr w:type="spellStart"/>
+      <w:r>
+        <w:rPr>
+          <w:rFonts w:ascii="ＭＳ Ｐ明朝" w:eastAsia="ＭＳ Ｐ明朝" w:hAnsi="ＭＳ Ｐ明朝"/>
+          <w:sz w:val="24"/>
+        </w:rPr>
+        <w:t>push_back</w:t>
+      </w:r>
+      <w:proofErr w:type="spellEnd"/>
+      <w:r>
+        <w:rPr>
+          <w:rFonts w:ascii="ＭＳ Ｐ明朝" w:eastAsia="ＭＳ Ｐ明朝" w:hAnsi="ＭＳ Ｐ明朝" w:hint="eastAsia"/>
+          <w:sz w:val="24"/>
+        </w:rPr>
+        <w:t>で挿入していった。そして</w:t>
+      </w:r>
+      <w:proofErr w:type="spellStart"/>
+      <w:r>
+        <w:rPr>
+          <w:rFonts w:ascii="ＭＳ Ｐ明朝" w:eastAsia="ＭＳ Ｐ明朝" w:hAnsi="ＭＳ Ｐ明朝"/>
+          <w:sz w:val="24"/>
+        </w:rPr>
+        <w:t>file_descending_sort</w:t>
+      </w:r>
+      <w:proofErr w:type="spellEnd"/>
+      <w:r>
+        <w:rPr>
+          <w:rFonts w:ascii="ＭＳ Ｐ明朝" w:eastAsia="ＭＳ Ｐ明朝" w:hAnsi="ＭＳ Ｐ明朝" w:hint="eastAsia"/>
+          <w:sz w:val="24"/>
+        </w:rPr>
+        <w:t>関数に引数として</w:t>
+      </w:r>
+      <w:proofErr w:type="spellStart"/>
+      <w:r>
+        <w:rPr>
+          <w:rFonts w:ascii="ＭＳ Ｐ明朝" w:eastAsia="ＭＳ Ｐ明朝" w:hAnsi="ＭＳ Ｐ明朝"/>
+          <w:sz w:val="24"/>
+        </w:rPr>
+        <w:t>file_nums</w:t>
+      </w:r>
+      <w:proofErr w:type="spellEnd"/>
+      <w:r>
+        <w:rPr>
+          <w:rFonts w:ascii="ＭＳ Ｐ明朝" w:eastAsia="ＭＳ Ｐ明朝" w:hAnsi="ＭＳ Ｐ明朝" w:hint="eastAsia"/>
+          <w:sz w:val="24"/>
+        </w:rPr>
+        <w:t>を代入した。文字列である場合はそのまま</w:t>
+      </w:r>
+      <w:proofErr w:type="spellStart"/>
+      <w:r>
+        <w:rPr>
+          <w:rFonts w:ascii="ＭＳ Ｐ明朝" w:eastAsia="ＭＳ Ｐ明朝" w:hAnsi="ＭＳ Ｐ明朝"/>
+          <w:sz w:val="24"/>
+        </w:rPr>
+        <w:t>file_descending_sort</w:t>
+      </w:r>
+      <w:proofErr w:type="spellEnd"/>
+      <w:r>
+        <w:rPr>
+          <w:rFonts w:ascii="ＭＳ Ｐ明朝" w:eastAsia="ＭＳ Ｐ明朝" w:hAnsi="ＭＳ Ｐ明朝" w:hint="eastAsia"/>
+          <w:sz w:val="24"/>
+        </w:rPr>
+        <w:t>関数に代入した。今回は課題文の指示に関数のオーバーロード機能を使用するよう明記されていたので、</w:t>
+      </w:r>
+      <w:proofErr w:type="spellStart"/>
+      <w:r>
+        <w:rPr>
+          <w:rFonts w:ascii="ＭＳ Ｐ明朝" w:eastAsia="ＭＳ Ｐ明朝" w:hAnsi="ＭＳ Ｐ明朝"/>
+          <w:sz w:val="24"/>
+        </w:rPr>
+        <w:t>file_descending_sort</w:t>
+      </w:r>
+      <w:proofErr w:type="spellEnd"/>
+      <w:r>
+        <w:rPr>
+          <w:rFonts w:ascii="ＭＳ Ｐ明朝" w:eastAsia="ＭＳ Ｐ明朝" w:hAnsi="ＭＳ Ｐ明朝" w:hint="eastAsia"/>
+          <w:sz w:val="24"/>
+        </w:rPr>
+        <w:t>関数でそれを利用した。</w:t>
+      </w:r>
+    </w:p>
+    <w:p>
+      <w:pPr>
+        <w:rPr>
+          <w:rFonts w:ascii="ＭＳ Ｐ明朝" w:eastAsia="ＭＳ Ｐ明朝" w:hAnsi="ＭＳ Ｐ明朝"/>
+          <w:sz w:val="24"/>
+        </w:rPr>
+      </w:pPr>
+      <w:r>
+        <w:rPr>
+          <w:rFonts w:ascii="ＭＳ Ｐ明朝" w:eastAsia="ＭＳ Ｐ明朝" w:hAnsi="ＭＳ Ｐ明朝" w:hint="eastAsia"/>
+          <w:sz w:val="24"/>
+        </w:rPr>
+        <w:t xml:space="preserve">　降順ソートのアルゴリズムであるが、今回は一番単純なバブルソートを用いた。これは配列があったとき、ある要素とその次の要素を比較して</w:t>
+      </w:r>
+      <w:r>
+        <w:rPr>
+          <w:rFonts w:ascii="ＭＳ Ｐ明朝" w:eastAsia="ＭＳ Ｐ明朝" w:hAnsi="ＭＳ Ｐ明朝" w:hint="eastAsia"/>
+          <w:sz w:val="24"/>
+        </w:rPr>
+        <w:t>降順でなければ値を交換、そして次の要素とその次の要素を比較、そして・・・として最後までソートし、１周が完了したら次に始点を</w:t>
+      </w:r>
+      <w:r>
+        <w:rPr>
+          <w:rFonts w:ascii="ＭＳ Ｐ明朝" w:eastAsia="ＭＳ Ｐ明朝" w:hAnsi="ＭＳ Ｐ明朝"/>
+          <w:sz w:val="24"/>
+        </w:rPr>
+        <w:t>1</w:t>
+      </w:r>
+      <w:r>
+        <w:rPr>
+          <w:rFonts w:ascii="ＭＳ Ｐ明朝" w:eastAsia="ＭＳ Ｐ明朝" w:hAnsi="ＭＳ Ｐ明朝" w:hint="eastAsia"/>
+          <w:sz w:val="24"/>
+        </w:rPr>
+        <w:t>つ隣にずらし、また比較・・・、そして最後まで比較し終えたら要素が降順にソートされているというものである。</w:t>
+      </w:r>
+      <w:r>
+        <w:rPr>
+          <w:rFonts w:ascii="ＭＳ Ｐ明朝" w:eastAsia="ＭＳ Ｐ明朝" w:hAnsi="ＭＳ Ｐ明朝" w:hint="eastAsia"/>
+          <w:sz w:val="24"/>
+        </w:rPr>
+        <w:t>選択理由としては実装が容易で、コードも単純であるため理解しやすいことが挙げられるが、一方でオーダーが</w:t>
+      </w:r>
+      <m:oMath>
+        <m:r>
+          <w:rPr>
+            <w:rFonts w:ascii="Cambria Math" w:eastAsia="ＭＳ Ｐ明朝" w:hAnsi="Cambria Math"/>
+            <w:sz w:val="24"/>
+          </w:rPr>
+          <m:t>O(</m:t>
+        </m:r>
+        <m:sSup>
+          <m:sSupPr>
+            <m:ctrlPr>
+              <w:rPr>
+                <w:rFonts w:ascii="Cambria Math" w:eastAsia="ＭＳ Ｐ明朝" w:hAnsi="Cambria Math"/>
+                <w:i/>
+                <w:sz w:val="24"/>
+              </w:rPr>
+            </m:ctrlPr>
+          </m:sSupPr>
+          <m:e>
+            <m:r>
+              <w:rPr>
+                <w:rFonts w:ascii="Cambria Math" w:eastAsia="ＭＳ Ｐ明朝" w:hAnsi="Cambria Math"/>
+                <w:sz w:val="24"/>
+              </w:rPr>
+              <m:t>n</m:t>
+            </m:r>
+          </m:e>
+          <m:sup>
+            <m:r>
+              <w:rPr>
+                <w:rFonts w:ascii="Cambria Math" w:eastAsia="ＭＳ Ｐ明朝" w:hAnsi="Cambria Math"/>
+                <w:sz w:val="24"/>
+              </w:rPr>
+              <m:t>2</m:t>
+            </m:r>
+          </m:sup>
+        </m:sSup>
+        <m:r>
+          <w:rPr>
+            <w:rFonts w:ascii="Cambria Math" w:eastAsia="ＭＳ Ｐ明朝" w:hAnsi="Cambria Math"/>
+            <w:sz w:val="24"/>
+          </w:rPr>
+          <m:t>)</m:t>
+        </m:r>
+      </m:oMath>
+      <w:proofErr w:type="gramStart"/>
+      <w:r>
+        <w:rPr>
+          <w:rFonts w:ascii="ＭＳ Ｐ明朝" w:eastAsia="ＭＳ Ｐ明朝" w:hAnsi="ＭＳ Ｐ明朝" w:hint="eastAsia"/>
+          <w:sz w:val="24"/>
+        </w:rPr>
+        <w:t>で</w:t>
+      </w:r>
+      <w:proofErr w:type="gramEnd"/>
+      <w:r>
+        <w:rPr>
+          <w:rFonts w:ascii="ＭＳ Ｐ明朝" w:eastAsia="ＭＳ Ｐ明朝" w:hAnsi="ＭＳ Ｐ明朝" w:hint="eastAsia"/>
+          <w:sz w:val="24"/>
+        </w:rPr>
+        <w:t>あるのが懸念点であると考えられる。</w:t>
+      </w:r>
+      <w:proofErr w:type="spellStart"/>
+      <w:r>
+        <w:rPr>
+          <w:rFonts w:ascii="ＭＳ Ｐ明朝" w:eastAsia="ＭＳ Ｐ明朝" w:hAnsi="ＭＳ Ｐ明朝" w:hint="eastAsia"/>
+          <w:sz w:val="24"/>
+        </w:rPr>
+        <w:t>f</w:t>
+      </w:r>
+      <w:r>
+        <w:rPr>
+          <w:rFonts w:ascii="ＭＳ Ｐ明朝" w:eastAsia="ＭＳ Ｐ明朝" w:hAnsi="ＭＳ Ｐ明朝"/>
+          <w:sz w:val="24"/>
+        </w:rPr>
+        <w:t>ile_descending_sort</w:t>
+      </w:r>
+      <w:proofErr w:type="spellEnd"/>
+      <w:r>
+        <w:rPr>
+          <w:rFonts w:ascii="ＭＳ Ｐ明朝" w:eastAsia="ＭＳ Ｐ明朝" w:hAnsi="ＭＳ Ｐ明朝" w:hint="eastAsia"/>
+          <w:sz w:val="24"/>
+        </w:rPr>
+        <w:t>関数の内部では引数が文字列でも数字列でも同様にこの処理をしている。なお要素と次の要素を比較する関係上、要素数全体を</w:t>
+      </w:r>
+      <w:proofErr w:type="spellStart"/>
+      <w:r>
+        <w:rPr>
+          <w:rFonts w:ascii="ＭＳ Ｐ明朝" w:eastAsia="ＭＳ Ｐ明朝" w:hAnsi="ＭＳ Ｐ明朝"/>
+          <w:sz w:val="24"/>
+        </w:rPr>
+        <w:t>len</w:t>
+      </w:r>
+      <w:proofErr w:type="spellEnd"/>
+      <w:r>
+        <w:rPr>
+          <w:rFonts w:ascii="ＭＳ Ｐ明朝" w:eastAsia="ＭＳ Ｐ明朝" w:hAnsi="ＭＳ Ｐ明朝" w:hint="eastAsia"/>
+          <w:sz w:val="24"/>
+        </w:rPr>
+        <w:t>としたときに、</w:t>
+      </w:r>
+      <w:r>
+        <w:rPr>
+          <w:rFonts w:ascii="ＭＳ Ｐ明朝" w:eastAsia="ＭＳ Ｐ明朝" w:hAnsi="ＭＳ Ｐ明朝"/>
+          <w:sz w:val="24"/>
+        </w:rPr>
+        <w:t>for</w:t>
+      </w:r>
+      <w:r>
+        <w:rPr>
+          <w:rFonts w:ascii="ＭＳ Ｐ明朝" w:eastAsia="ＭＳ Ｐ明朝" w:hAnsi="ＭＳ Ｐ明朝" w:hint="eastAsia"/>
+          <w:sz w:val="24"/>
+        </w:rPr>
+        <w:t>文の条件を</w:t>
+      </w:r>
+      <w:proofErr w:type="spellStart"/>
+      <w:r>
+        <w:rPr>
+          <w:rFonts w:ascii="ＭＳ Ｐ明朝" w:eastAsia="ＭＳ Ｐ明朝" w:hAnsi="ＭＳ Ｐ明朝"/>
+          <w:sz w:val="24"/>
+        </w:rPr>
+        <w:t>i</w:t>
+      </w:r>
+      <w:proofErr w:type="spellEnd"/>
+      <w:r>
+        <w:rPr>
+          <w:rFonts w:ascii="ＭＳ Ｐ明朝" w:eastAsia="ＭＳ Ｐ明朝" w:hAnsi="ＭＳ Ｐ明朝"/>
+          <w:sz w:val="24"/>
+        </w:rPr>
+        <w:t xml:space="preserve"> &lt; </w:t>
+      </w:r>
+      <w:proofErr w:type="spellStart"/>
+      <w:r>
+        <w:rPr>
+          <w:rFonts w:ascii="ＭＳ Ｐ明朝" w:eastAsia="ＭＳ Ｐ明朝" w:hAnsi="ＭＳ Ｐ明朝"/>
+          <w:sz w:val="24"/>
+        </w:rPr>
+        <w:t>len</w:t>
+      </w:r>
+      <w:proofErr w:type="spellEnd"/>
+      <w:r>
+        <w:rPr>
+          <w:rFonts w:ascii="ＭＳ Ｐ明朝" w:eastAsia="ＭＳ Ｐ明朝" w:hAnsi="ＭＳ Ｐ明朝" w:hint="eastAsia"/>
+          <w:sz w:val="24"/>
+        </w:rPr>
+        <w:t xml:space="preserve">　ではなく、</w:t>
+      </w:r>
+      <w:proofErr w:type="spellStart"/>
+      <w:r>
+        <w:rPr>
+          <w:rFonts w:ascii="ＭＳ Ｐ明朝" w:eastAsia="ＭＳ Ｐ明朝" w:hAnsi="ＭＳ Ｐ明朝"/>
+          <w:sz w:val="24"/>
+        </w:rPr>
+        <w:t>i</w:t>
+      </w:r>
+      <w:proofErr w:type="spellEnd"/>
+      <w:r>
+        <w:rPr>
+          <w:rFonts w:ascii="ＭＳ Ｐ明朝" w:eastAsia="ＭＳ Ｐ明朝" w:hAnsi="ＭＳ Ｐ明朝"/>
+          <w:sz w:val="24"/>
+        </w:rPr>
+        <w:t xml:space="preserve"> &lt; </w:t>
+      </w:r>
+      <w:proofErr w:type="spellStart"/>
+      <w:r>
+        <w:rPr>
+          <w:rFonts w:ascii="ＭＳ Ｐ明朝" w:eastAsia="ＭＳ Ｐ明朝" w:hAnsi="ＭＳ Ｐ明朝"/>
+          <w:sz w:val="24"/>
+        </w:rPr>
+        <w:t>len</w:t>
+      </w:r>
+      <w:proofErr w:type="spellEnd"/>
+      <w:r>
+        <w:rPr>
+          <w:rFonts w:ascii="ＭＳ Ｐ明朝" w:eastAsia="ＭＳ Ｐ明朝" w:hAnsi="ＭＳ Ｐ明朝"/>
+          <w:sz w:val="24"/>
+        </w:rPr>
+        <w:t xml:space="preserve"> – 1</w:t>
+      </w:r>
+      <w:r>
+        <w:rPr>
+          <w:rFonts w:ascii="ＭＳ Ｐ明朝" w:eastAsia="ＭＳ Ｐ明朝" w:hAnsi="ＭＳ Ｐ明朝" w:hint="eastAsia"/>
+          <w:sz w:val="24"/>
+        </w:rPr>
+        <w:t>としなくてはいけないことに注意した。また、</w:t>
+      </w:r>
+      <w:r>
+        <w:rPr>
+          <w:rFonts w:ascii="ＭＳ Ｐ明朝" w:eastAsia="ＭＳ Ｐ明朝" w:hAnsi="ＭＳ Ｐ明朝" w:hint="eastAsia"/>
+          <w:sz w:val="24"/>
+        </w:rPr>
+        <w:t>引数にアドレスを指定することで、引数の配列そのものをいじる仕様にしたため、関数の型は</w:t>
+      </w:r>
+      <w:r>
+        <w:rPr>
+          <w:rFonts w:ascii="ＭＳ Ｐ明朝" w:eastAsia="ＭＳ Ｐ明朝" w:hAnsi="ＭＳ Ｐ明朝"/>
+          <w:sz w:val="24"/>
+        </w:rPr>
+        <w:t>void</w:t>
+      </w:r>
+      <w:r>
+        <w:rPr>
+          <w:rFonts w:ascii="ＭＳ Ｐ明朝" w:eastAsia="ＭＳ Ｐ明朝" w:hAnsi="ＭＳ Ｐ明朝" w:hint="eastAsia"/>
+          <w:sz w:val="24"/>
+        </w:rPr>
+        <w:t>型となっている。</w:t>
+      </w:r>
+    </w:p>
+    <w:p>
+      <w:pPr>
+        <w:rPr>
+          <w:rFonts w:ascii="ＭＳ Ｐ明朝" w:eastAsia="ＭＳ Ｐ明朝" w:hAnsi="ＭＳ Ｐ明朝" w:hint="eastAsia"/>
+          <w:sz w:val="24"/>
+        </w:rPr>
+      </w:pPr>
+      <w:r>
+        <w:rPr>
+          <w:rFonts w:ascii="ＭＳ Ｐ明朝" w:eastAsia="ＭＳ Ｐ明朝" w:hAnsi="ＭＳ Ｐ明朝" w:hint="eastAsia"/>
+          <w:sz w:val="24"/>
+        </w:rPr>
+        <w:lastRenderedPageBreak/>
+        <w:t xml:space="preserve">　これで最後に要素全てを出力する処理を行えば、ファイル内の文字列もしくは数字列が降順で出力されることとなる。</w:t>
+      </w:r>
+      <w:r>
+        <w:rPr>
+          <w:rFonts w:ascii="ＭＳ Ｐ明朝" w:eastAsia="ＭＳ Ｐ明朝" w:hAnsi="ＭＳ Ｐ明朝" w:hint="eastAsia"/>
+          <w:sz w:val="24"/>
+        </w:rPr>
+        <w:t>要素一つ一つはカンマで区切り、また最後の要素の出力の後に改行を出力するようにした。</w:t>
+      </w:r>
+      <w:r>
+        <w:rPr>
+          <w:rFonts w:ascii="ＭＳ Ｐ明朝" w:eastAsia="ＭＳ Ｐ明朝" w:hAnsi="ＭＳ Ｐ明朝" w:hint="eastAsia"/>
+          <w:sz w:val="24"/>
+        </w:rPr>
+        <w:t>あとはこの問題と次の</w:t>
+      </w:r>
+      <w:r>
+        <w:rPr>
+          <w:rFonts w:ascii="ＭＳ Ｐ明朝" w:eastAsia="ＭＳ Ｐ明朝" w:hAnsi="ＭＳ Ｐ明朝"/>
+          <w:sz w:val="24"/>
+        </w:rPr>
+        <w:t>5</w:t>
+      </w:r>
+      <w:r>
+        <w:rPr>
+          <w:rFonts w:ascii="ＭＳ Ｐ明朝" w:eastAsia="ＭＳ Ｐ明朝" w:hAnsi="ＭＳ Ｐ明朝" w:hint="eastAsia"/>
+          <w:sz w:val="24"/>
+        </w:rPr>
+        <w:t>番では、ファイルのオープンに失敗したときに、</w:t>
+      </w:r>
+      <w:proofErr w:type="spellStart"/>
+      <w:r>
+        <w:rPr>
+          <w:rFonts w:ascii="ＭＳ Ｐ明朝" w:eastAsia="ＭＳ Ｐ明朝" w:hAnsi="ＭＳ Ｐ明朝"/>
+          <w:sz w:val="24"/>
+        </w:rPr>
+        <w:t>cerr</w:t>
+      </w:r>
+      <w:proofErr w:type="spellEnd"/>
+      <w:r>
+        <w:rPr>
+          <w:rFonts w:ascii="ＭＳ Ｐ明朝" w:eastAsia="ＭＳ Ｐ明朝" w:hAnsi="ＭＳ Ｐ明朝" w:hint="eastAsia"/>
+          <w:sz w:val="24"/>
+        </w:rPr>
+        <w:t>でベタ打ちするのではなく、</w:t>
+      </w:r>
+      <w:proofErr w:type="spellStart"/>
+      <w:r>
+        <w:rPr>
+          <w:rFonts w:ascii="ＭＳ Ｐ明朝" w:eastAsia="ＭＳ Ｐ明朝" w:hAnsi="ＭＳ Ｐ明朝"/>
+          <w:sz w:val="24"/>
+        </w:rPr>
+        <w:t>errno</w:t>
+      </w:r>
+      <w:proofErr w:type="spellEnd"/>
+      <w:r>
+        <w:rPr>
+          <w:rFonts w:ascii="ＭＳ Ｐ明朝" w:eastAsia="ＭＳ Ｐ明朝" w:hAnsi="ＭＳ Ｐ明朝" w:hint="eastAsia"/>
+          <w:sz w:val="24"/>
+        </w:rPr>
+        <w:t>を利用した</w:t>
+      </w:r>
+      <w:proofErr w:type="spellStart"/>
+      <w:r>
+        <w:rPr>
+          <w:rFonts w:ascii="ＭＳ Ｐ明朝" w:eastAsia="ＭＳ Ｐ明朝" w:hAnsi="ＭＳ Ｐ明朝"/>
+          <w:sz w:val="24"/>
+        </w:rPr>
+        <w:t>perror</w:t>
+      </w:r>
+      <w:proofErr w:type="spellEnd"/>
+      <w:r>
+        <w:rPr>
+          <w:rFonts w:ascii="ＭＳ Ｐ明朝" w:eastAsia="ＭＳ Ｐ明朝" w:hAnsi="ＭＳ Ｐ明朝" w:hint="eastAsia"/>
+          <w:sz w:val="24"/>
+        </w:rPr>
+        <w:t>関数によってエラーメッセージを出力するようにした。ファイルのオープンに失敗するというのは、ユーザーの利用によるものではなくコンピュータの方に委ねられるものであるため、</w:t>
+      </w:r>
+      <w:proofErr w:type="spellStart"/>
+      <w:r>
+        <w:rPr>
+          <w:rFonts w:ascii="ＭＳ Ｐ明朝" w:eastAsia="ＭＳ Ｐ明朝" w:hAnsi="ＭＳ Ｐ明朝"/>
+          <w:sz w:val="24"/>
+        </w:rPr>
+        <w:t>errno</w:t>
+      </w:r>
+      <w:proofErr w:type="spellEnd"/>
+      <w:r>
+        <w:rPr>
+          <w:rFonts w:ascii="ＭＳ Ｐ明朝" w:eastAsia="ＭＳ Ｐ明朝" w:hAnsi="ＭＳ Ｐ明朝" w:hint="eastAsia"/>
+          <w:sz w:val="24"/>
+        </w:rPr>
+        <w:t>を利用し</w:t>
+      </w:r>
+      <w:r>
+        <w:rPr>
+          <w:rFonts w:ascii="ＭＳ Ｐ明朝" w:eastAsia="ＭＳ Ｐ明朝" w:hAnsi="ＭＳ Ｐ明朝" w:hint="eastAsia"/>
+          <w:sz w:val="24"/>
+        </w:rPr>
+        <w:t>、</w:t>
+      </w:r>
+      <w:proofErr w:type="spellStart"/>
+      <w:r>
+        <w:rPr>
+          <w:rFonts w:ascii="ＭＳ Ｐ明朝" w:eastAsia="ＭＳ Ｐ明朝" w:hAnsi="ＭＳ Ｐ明朝"/>
+          <w:sz w:val="24"/>
+        </w:rPr>
+        <w:t>perror</w:t>
+      </w:r>
+      <w:proofErr w:type="spellEnd"/>
+      <w:r>
+        <w:rPr>
+          <w:rFonts w:ascii="ＭＳ Ｐ明朝" w:eastAsia="ＭＳ Ｐ明朝" w:hAnsi="ＭＳ Ｐ明朝" w:hint="eastAsia"/>
+          <w:sz w:val="24"/>
+        </w:rPr>
+        <w:t>関数によって自身が記述したエラーメッセージとシステムのエラーメッセージを両方出力させる方が親切</w:t>
+      </w:r>
+      <w:r>
+        <w:rPr>
+          <w:rFonts w:ascii="ＭＳ Ｐ明朝" w:eastAsia="ＭＳ Ｐ明朝" w:hAnsi="ＭＳ Ｐ明朝"/>
+          <w:sz w:val="24"/>
+        </w:rPr>
+        <w:t>(</w:t>
+      </w:r>
+      <w:r>
+        <w:rPr>
+          <w:rFonts w:ascii="ＭＳ Ｐ明朝" w:eastAsia="ＭＳ Ｐ明朝" w:hAnsi="ＭＳ Ｐ明朝" w:hint="eastAsia"/>
+          <w:sz w:val="24"/>
+        </w:rPr>
+        <w:t>ファイルのオープンに失敗した原因の特定が容易)であると考えたからである。しかし</w:t>
+      </w:r>
+      <w:r>
+        <w:rPr>
+          <w:rFonts w:ascii="ＭＳ Ｐ明朝" w:eastAsia="ＭＳ Ｐ明朝" w:hAnsi="ＭＳ Ｐ明朝"/>
+          <w:sz w:val="24"/>
+        </w:rPr>
+        <w:t>C</w:t>
+      </w:r>
+      <w:r>
+        <w:rPr>
+          <w:rFonts w:ascii="ＭＳ Ｐ明朝" w:eastAsia="ＭＳ Ｐ明朝" w:hAnsi="ＭＳ Ｐ明朝" w:hint="eastAsia"/>
+          <w:sz w:val="24"/>
+        </w:rPr>
+        <w:t>言語であれば、</w:t>
+      </w:r>
+      <w:r>
+        <w:rPr>
+          <w:rFonts w:ascii="ＭＳ Ｐ明朝" w:eastAsia="ＭＳ Ｐ明朝" w:hAnsi="ＭＳ Ｐ明朝"/>
+          <w:sz w:val="24"/>
+        </w:rPr>
+        <w:t>C</w:t>
+      </w:r>
+      <w:r>
+        <w:rPr>
+          <w:rFonts w:ascii="ＭＳ Ｐ明朝" w:eastAsia="ＭＳ Ｐ明朝" w:hAnsi="ＭＳ Ｐ明朝" w:hint="eastAsia"/>
+          <w:sz w:val="24"/>
+        </w:rPr>
+        <w:t>言語というものは</w:t>
+      </w:r>
+      <w:r>
+        <w:rPr>
+          <w:rFonts w:ascii="ＭＳ Ｐ明朝" w:eastAsia="ＭＳ Ｐ明朝" w:hAnsi="ＭＳ Ｐ明朝"/>
+          <w:sz w:val="24"/>
+        </w:rPr>
+        <w:t>OS</w:t>
+      </w:r>
+      <w:r>
+        <w:rPr>
+          <w:rFonts w:ascii="ＭＳ Ｐ明朝" w:eastAsia="ＭＳ Ｐ明朝" w:hAnsi="ＭＳ Ｐ明朝" w:hint="eastAsia"/>
+          <w:sz w:val="24"/>
+        </w:rPr>
+        <w:t>のシステムコールと密であるため、この利用方法は妥当だと考えられるが、</w:t>
+      </w:r>
+      <w:r>
+        <w:rPr>
+          <w:rFonts w:ascii="ＭＳ Ｐ明朝" w:eastAsia="ＭＳ Ｐ明朝" w:hAnsi="ＭＳ Ｐ明朝"/>
+          <w:sz w:val="24"/>
+        </w:rPr>
+        <w:t>C++</w:t>
+      </w:r>
+      <w:r>
+        <w:rPr>
+          <w:rFonts w:ascii="ＭＳ Ｐ明朝" w:eastAsia="ＭＳ Ｐ明朝" w:hAnsi="ＭＳ Ｐ明朝" w:hint="eastAsia"/>
+          <w:sz w:val="24"/>
+        </w:rPr>
+        <w:t>である場合にはこれが果たして正しいのかどうかというのは定かではないので、一考の余地があると感じている。</w:t>
+      </w:r>
+    </w:p>
+    <w:p>
+      <w:pPr>
+        <w:rPr>
+          <w:rFonts w:ascii="ＭＳ Ｐ明朝" w:eastAsia="ＭＳ Ｐ明朝" w:hAnsi="ＭＳ Ｐ明朝" w:hint="eastAsia"/>
           <w:sz w:val="24"/>
         </w:rPr>
       </w:pPr>
@@ -512,7 +3331,71 @@
     <w:p>
       <w:pPr>
         <w:rPr>
-          <w:rFonts w:ascii="ＭＳ Ｐ明朝" w:eastAsia="ＭＳ Ｐ明朝" w:hAnsi="ＭＳ Ｐ明朝"/>
+          <w:rFonts w:ascii="ＭＳ Ｐ明朝" w:eastAsia="ＭＳ Ｐ明朝" w:hAnsi="ＭＳ Ｐ明朝" w:hint="eastAsia"/>
+          <w:sz w:val="24"/>
+        </w:rPr>
+      </w:pPr>
+      <w:r>
+        <w:rPr>
+          <w:rFonts w:ascii="ＭＳ Ｐ明朝" w:eastAsia="ＭＳ Ｐ明朝" w:hAnsi="ＭＳ Ｐ明朝" w:hint="eastAsia"/>
+          <w:sz w:val="24"/>
+        </w:rPr>
+        <w:t xml:space="preserve">　</w:t>
+      </w:r>
+      <w:r>
+        <w:rPr>
+          <w:rFonts w:ascii="ＭＳ Ｐ明朝" w:eastAsia="ＭＳ Ｐ明朝" w:hAnsi="ＭＳ Ｐ明朝"/>
+          <w:sz w:val="24"/>
+        </w:rPr>
+        <w:t>“g++ 2412747_kadai2-3.cpp”</w:t>
+      </w:r>
+      <w:r>
+        <w:rPr>
+          <w:rFonts w:ascii="ＭＳ Ｐ明朝" w:eastAsia="ＭＳ Ｐ明朝" w:hAnsi="ＭＳ Ｐ明朝" w:hint="eastAsia"/>
+          <w:sz w:val="24"/>
+        </w:rPr>
+        <w:t>とコンパイルし、</w:t>
+      </w:r>
+      <w:r>
+        <w:rPr>
+          <w:rFonts w:ascii="ＭＳ Ｐ明朝" w:eastAsia="ＭＳ Ｐ明朝" w:hAnsi="ＭＳ Ｐ明朝"/>
+          <w:sz w:val="24"/>
+        </w:rPr>
+        <w:t xml:space="preserve">”./2412747_kadai2-3 </w:t>
+      </w:r>
+      <w:r>
+        <w:rPr>
+          <w:rFonts w:ascii="ＭＳ Ｐ明朝" w:eastAsia="ＭＳ Ｐ明朝" w:hAnsi="ＭＳ Ｐ明朝"/>
+          <w:sz w:val="24"/>
+        </w:rPr>
+        <w:t>file2026/</w:t>
+      </w:r>
+      <w:r>
+        <w:rPr>
+          <w:rFonts w:ascii="ＭＳ Ｐ明朝" w:eastAsia="ＭＳ Ｐ明朝" w:hAnsi="ＭＳ Ｐ明朝"/>
+          <w:sz w:val="24"/>
+        </w:rPr>
+        <w:t>”</w:t>
+      </w:r>
+      <w:r>
+        <w:rPr>
+          <w:rFonts w:ascii="ＭＳ Ｐ明朝" w:eastAsia="ＭＳ Ｐ明朝" w:hAnsi="ＭＳ Ｐ明朝" w:hint="eastAsia"/>
+          <w:sz w:val="24"/>
+        </w:rPr>
+        <w:t>というように、</w:t>
+      </w:r>
+      <w:r>
+        <w:rPr>
+          <w:rFonts w:ascii="ＭＳ Ｐ明朝" w:eastAsia="ＭＳ Ｐ明朝" w:hAnsi="ＭＳ Ｐ明朝" w:hint="eastAsia"/>
+          <w:sz w:val="24"/>
+        </w:rPr>
+        <w:t>引数にバイナリファイルが存在するディレクトリのパス名を指定して実行する。</w:t>
+      </w:r>
+    </w:p>
+    <w:p>
+      <w:pPr>
+        <w:rPr>
+          <w:rFonts w:ascii="ＭＳ Ｐ明朝" w:eastAsia="ＭＳ Ｐ明朝" w:hAnsi="ＭＳ Ｐ明朝" w:hint="eastAsia"/>
           <w:sz w:val="24"/>
         </w:rPr>
       </w:pPr>
@@ -535,10 +3418,17 @@
     <w:p>
       <w:pPr>
         <w:rPr>
-          <w:rFonts w:ascii="ＭＳ Ｐ明朝" w:eastAsia="ＭＳ Ｐ明朝" w:hAnsi="ＭＳ Ｐ明朝"/>
-          <w:sz w:val="24"/>
-        </w:rPr>
-      </w:pPr>
+          <w:rFonts w:ascii="ＭＳ Ｐ明朝" w:eastAsia="ＭＳ Ｐ明朝" w:hAnsi="ＭＳ Ｐ明朝" w:hint="eastAsia"/>
+          <w:sz w:val="24"/>
+        </w:rPr>
+      </w:pPr>
+      <w:r>
+        <w:rPr>
+          <w:rFonts w:ascii="ＭＳ Ｐ明朝" w:eastAsia="ＭＳ Ｐ明朝" w:hAnsi="ＭＳ Ｐ明朝" w:hint="eastAsia"/>
+          <w:sz w:val="24"/>
+        </w:rPr>
+        <w:t xml:space="preserve">　</w:t>
+      </w:r>
     </w:p>
     <w:p>
       <w:pPr>
@@ -558,20 +3448,14 @@
     <w:p>
       <w:pPr>
         <w:rPr>
-          <w:rFonts w:ascii="ＭＳ Ｐ明朝" w:eastAsia="ＭＳ Ｐ明朝" w:hAnsi="ＭＳ Ｐ明朝"/>
-          <w:sz w:val="24"/>
-        </w:rPr>
-      </w:pPr>
-    </w:p>
-    <w:p>
-      <w:pPr>
-        <w:rPr>
           <w:rFonts w:ascii="ＭＳ Ｐ明朝" w:eastAsia="ＭＳ Ｐ明朝" w:hAnsi="ＭＳ Ｐ明朝" w:hint="eastAsia"/>
           <w:sz w:val="24"/>
         </w:rPr>
       </w:pPr>
     </w:p>
     <w:sectPr>
+      <w:footerReference w:type="even" r:id="rId7"/>
+      <w:footerReference w:type="default" r:id="rId8"/>
       <w:pgSz w:w="11906" w:h="16838"/>
       <w:pgMar w:top="1985" w:right="1701" w:bottom="1701" w:left="1701" w:header="851" w:footer="992" w:gutter="0"/>
       <w:cols w:space="425"/>
@@ -579,6 +3463,366 @@
     </w:sectPr>
   </w:body>
 </w:document>
+</file>
+
+<file path=word/endnotes.xml><?xml version="1.0" encoding="utf-8"?>
+<w:endnotes xmlns:wpc="http://schemas.microsoft.com/office/word/2010/wordprocessingCanvas" xmlns:cx="http://schemas.microsoft.com/office/drawing/2014/chartex" xmlns:cx1="http://schemas.microsoft.com/office/drawing/2015/9/8/chartex" xmlns:cx2="http://schemas.microsoft.com/office/drawing/2015/10/21/chartex" xmlns:cx3="http://schemas.microsoft.com/office/drawing/2016/5/9/chartex" xmlns:cx4="http://schemas.microsoft.com/office/drawing/2016/5/10/chartex" xmlns:cx5="http://schemas.microsoft.com/office/drawing/2016/5/11/chartex" xmlns:cx6="http://schemas.microsoft.com/office/drawing/2016/5/12/chartex" xmlns:cx7="http://schemas.microsoft.com/office/drawing/2016/5/13/chartex" xmlns:cx8="http://schemas.microsoft.com/office/drawing/2016/5/14/chartex" xmlns:mc="http://schemas.openxmlformats.org/markup-compatibility/2006" xmlns:aink="http://schemas.microsoft.com/office/drawing/2016/ink" xmlns:am3d="http://schemas.microsoft.com/office/drawing/2017/model3d" xmlns:o="urn:schemas-microsoft-com:office:office" xmlns:oel="http://schemas.microsoft.com/office/2019/extlst" xmlns:r="http://schemas.openxmlformats.org/officeDocument/2006/relationships" xmlns:m="http://schemas.openxmlformats.org/officeDocument/2006/math" xmlns:v="urn:schemas-microsoft-com:vml" xmlns:wp14="http://schemas.microsoft.com/office/word/2010/wordprocessingDrawing" xmlns:wp="http://schemas.openxmlformats.org/drawingml/2006/wordprocessingDrawing" xmlns:w10="urn:schemas-microsoft-com:office:word" xmlns:w="http://schemas.openxmlformats.org/wordprocessingml/2006/main" xmlns:w14="http://schemas.microsoft.com/office/word/2010/wordml" xmlns:w15="http://schemas.microsoft.com/office/word/2012/wordml" xmlns:w16cex="http://schemas.microsoft.com/office/word/2018/wordml/cex" xmlns:w16cid="http://schemas.microsoft.com/office/word/2016/wordml/cid" xmlns:w16="http://schemas.microsoft.com/office/word/2018/wordml" xmlns:w16du="http://schemas.microsoft.com/office/word/2023/wordml/word16du" xmlns:w16sdtdh="http://schemas.microsoft.com/office/word/2020/wordml/sdtdatahash" xmlns:w16sdtfl="http://schemas.microsoft.com/office/word/2024/wordml/sdtformatlock" xmlns:w16se="http://schemas.microsoft.com/office/word/2015/wordml/symex" xmlns:wpg="http://schemas.microsoft.com/office/word/2010/wordprocessingGroup" xmlns:wpi="http://schemas.microsoft.com/office/word/2010/wordprocessingInk" xmlns:wne="http://schemas.microsoft.com/office/word/2006/wordml" xmlns:wps="http://schemas.microsoft.com/office/word/2010/wordprocessingShape" mc:Ignorable="w14 w15 w16se w16cid w16 w16cex w16sdtdh w16sdtfl w16du wp14">
+  <w:endnote w:type="separator" w:id="-1">
+    <w:p>
+      <w:pPr>
+        <w:spacing w:after="0" w:line="240" w:lineRule="auto"/>
+      </w:pPr>
+      <w:r>
+        <w:separator/>
+      </w:r>
+    </w:p>
+  </w:endnote>
+  <w:endnote w:type="continuationSeparator" w:id="0">
+    <w:p>
+      <w:pPr>
+        <w:spacing w:after="0" w:line="240" w:lineRule="auto"/>
+      </w:pPr>
+      <w:r>
+        <w:continuationSeparator/>
+      </w:r>
+    </w:p>
+  </w:endnote>
+</w:endnotes>
+</file>
+
+<file path=word/footer1.xml><?xml version="1.0" encoding="utf-8"?>
+<w:ftr xmlns:wpc="http://schemas.microsoft.com/office/word/2010/wordprocessingCanvas" xmlns:cx="http://schemas.microsoft.com/office/drawing/2014/chartex" xmlns:cx1="http://schemas.microsoft.com/office/drawing/2015/9/8/chartex" xmlns:cx2="http://schemas.microsoft.com/office/drawing/2015/10/21/chartex" xmlns:cx3="http://schemas.microsoft.com/office/drawing/2016/5/9/chartex" xmlns:cx4="http://schemas.microsoft.com/office/drawing/2016/5/10/chartex" xmlns:cx5="http://schemas.microsoft.com/office/drawing/2016/5/11/chartex" xmlns:cx6="http://schemas.microsoft.com/office/drawing/2016/5/12/chartex" xmlns:cx7="http://schemas.microsoft.com/office/drawing/2016/5/13/chartex" xmlns:cx8="http://schemas.microsoft.com/office/drawing/2016/5/14/chartex" xmlns:mc="http://schemas.openxmlformats.org/markup-compatibility/2006" xmlns:aink="http://schemas.microsoft.com/office/drawing/2016/ink" xmlns:am3d="http://schemas.microsoft.com/office/drawing/2017/model3d" xmlns:o="urn:schemas-microsoft-com:office:office" xmlns:oel="http://schemas.microsoft.com/office/2019/extlst" xmlns:r="http://schemas.openxmlformats.org/officeDocument/2006/relationships" xmlns:m="http://schemas.openxmlformats.org/officeDocument/2006/math" xmlns:v="urn:schemas-microsoft-com:vml" xmlns:wp14="http://schemas.microsoft.com/office/word/2010/wordprocessingDrawing" xmlns:wp="http://schemas.openxmlformats.org/drawingml/2006/wordprocessingDrawing" xmlns:w10="urn:schemas-microsoft-com:office:word" xmlns:w="http://schemas.openxmlformats.org/wordprocessingml/2006/main" xmlns:w14="http://schemas.microsoft.com/office/word/2010/wordml" xmlns:w15="http://schemas.microsoft.com/office/word/2012/wordml" xmlns:w16cex="http://schemas.microsoft.com/office/word/2018/wordml/cex" xmlns:w16cid="http://schemas.microsoft.com/office/word/2016/wordml/cid" xmlns:w16="http://schemas.microsoft.com/office/word/2018/wordml" xmlns:w16du="http://schemas.microsoft.com/office/word/2023/wordml/word16du" xmlns:w16sdtdh="http://schemas.microsoft.com/office/word/2020/wordml/sdtdatahash" xmlns:w16sdtfl="http://schemas.microsoft.com/office/word/2024/wordml/sdtformatlock" xmlns:w16se="http://schemas.microsoft.com/office/word/2015/wordml/symex" xmlns:wpg="http://schemas.microsoft.com/office/word/2010/wordprocessingGroup" xmlns:wpi="http://schemas.microsoft.com/office/word/2010/wordprocessingInk" xmlns:wne="http://schemas.microsoft.com/office/word/2006/wordml" xmlns:wps="http://schemas.microsoft.com/office/word/2010/wordprocessingShape" mc:Ignorable="w14 w15 w16se w16cid w16 w16cex w16sdtdh w16sdtfl w16du wp14">
+  <w:sdt>
+    <w:sdtPr>
+      <w:rPr>
+        <w:rStyle w:val="ac"/>
+      </w:rPr>
+      <w:id w:val="3642597"/>
+      <w:docPartObj>
+        <w:docPartGallery w:val="Page Numbers (Bottom of Page)"/>
+        <w:docPartUnique/>
+      </w:docPartObj>
+    </w:sdtPr>
+    <w:sdtContent>
+      <w:p>
+        <w:pPr>
+          <w:pStyle w:val="aa"/>
+          <w:framePr w:wrap="none" w:vAnchor="text" w:hAnchor="margin" w:xAlign="center" w:y="1"/>
+          <w:rPr>
+            <w:rStyle w:val="ac"/>
+          </w:rPr>
+        </w:pPr>
+        <w:r>
+          <w:rPr>
+            <w:rStyle w:val="ac"/>
+          </w:rPr>
+          <w:fldChar w:fldCharType="begin"/>
+        </w:r>
+        <w:r>
+          <w:rPr>
+            <w:rStyle w:val="ac"/>
+          </w:rPr>
+          <w:instrText xml:space="preserve"> PAGE </w:instrText>
+        </w:r>
+        <w:r>
+          <w:rPr>
+            <w:rStyle w:val="ac"/>
+          </w:rPr>
+          <w:fldChar w:fldCharType="separate"/>
+        </w:r>
+        <w:r>
+          <w:rPr>
+            <w:rStyle w:val="ac"/>
+          </w:rPr>
+          <w:fldChar w:fldCharType="end"/>
+        </w:r>
+      </w:p>
+    </w:sdtContent>
+  </w:sdt>
+  <w:p>
+    <w:pPr>
+      <w:pStyle w:val="aa"/>
+    </w:pPr>
+  </w:p>
+</w:ftr>
+</file>
+
+<file path=word/footer2.xml><?xml version="1.0" encoding="utf-8"?>
+<w:ftr xmlns:wpc="http://schemas.microsoft.com/office/word/2010/wordprocessingCanvas" xmlns:cx="http://schemas.microsoft.com/office/drawing/2014/chartex" xmlns:cx1="http://schemas.microsoft.com/office/drawing/2015/9/8/chartex" xmlns:cx2="http://schemas.microsoft.com/office/drawing/2015/10/21/chartex" xmlns:cx3="http://schemas.microsoft.com/office/drawing/2016/5/9/chartex" xmlns:cx4="http://schemas.microsoft.com/office/drawing/2016/5/10/chartex" xmlns:cx5="http://schemas.microsoft.com/office/drawing/2016/5/11/chartex" xmlns:cx6="http://schemas.microsoft.com/office/drawing/2016/5/12/chartex" xmlns:cx7="http://schemas.microsoft.com/office/drawing/2016/5/13/chartex" xmlns:cx8="http://schemas.microsoft.com/office/drawing/2016/5/14/chartex" xmlns:mc="http://schemas.openxmlformats.org/markup-compatibility/2006" xmlns:aink="http://schemas.microsoft.com/office/drawing/2016/ink" xmlns:am3d="http://schemas.microsoft.com/office/drawing/2017/model3d" xmlns:o="urn:schemas-microsoft-com:office:office" xmlns:oel="http://schemas.microsoft.com/office/2019/extlst" xmlns:r="http://schemas.openxmlformats.org/officeDocument/2006/relationships" xmlns:m="http://schemas.openxmlformats.org/officeDocument/2006/math" xmlns:v="urn:schemas-microsoft-com:vml" xmlns:wp14="http://schemas.microsoft.com/office/word/2010/wordprocessingDrawing" xmlns:wp="http://schemas.openxmlformats.org/drawingml/2006/wordprocessingDrawing" xmlns:w10="urn:schemas-microsoft-com:office:word" xmlns:w="http://schemas.openxmlformats.org/wordprocessingml/2006/main" xmlns:w14="http://schemas.microsoft.com/office/word/2010/wordml" xmlns:w15="http://schemas.microsoft.com/office/word/2012/wordml" xmlns:w16cex="http://schemas.microsoft.com/office/word/2018/wordml/cex" xmlns:w16cid="http://schemas.microsoft.com/office/word/2016/wordml/cid" xmlns:w16="http://schemas.microsoft.com/office/word/2018/wordml" xmlns:w16du="http://schemas.microsoft.com/office/word/2023/wordml/word16du" xmlns:w16sdtdh="http://schemas.microsoft.com/office/word/2020/wordml/sdtdatahash" xmlns:w16sdtfl="http://schemas.microsoft.com/office/word/2024/wordml/sdtformatlock" xmlns:w16se="http://schemas.microsoft.com/office/word/2015/wordml/symex" xmlns:wpg="http://schemas.microsoft.com/office/word/2010/wordprocessingGroup" xmlns:wpi="http://schemas.microsoft.com/office/word/2010/wordprocessingInk" xmlns:wne="http://schemas.microsoft.com/office/word/2006/wordml" xmlns:wps="http://schemas.microsoft.com/office/word/2010/wordprocessingShape" mc:Ignorable="w14 w15 w16se w16cid w16 w16cex w16sdtdh w16sdtfl w16du wp14">
+  <w:sdt>
+    <w:sdtPr>
+      <w:rPr>
+        <w:rStyle w:val="ac"/>
+      </w:rPr>
+      <w:id w:val="-1032726831"/>
+      <w:docPartObj>
+        <w:docPartGallery w:val="Page Numbers (Bottom of Page)"/>
+        <w:docPartUnique/>
+      </w:docPartObj>
+    </w:sdtPr>
+    <w:sdtContent>
+      <w:p>
+        <w:pPr>
+          <w:pStyle w:val="aa"/>
+          <w:framePr w:wrap="none" w:vAnchor="text" w:hAnchor="margin" w:xAlign="center" w:y="1"/>
+          <w:rPr>
+            <w:rStyle w:val="ac"/>
+          </w:rPr>
+        </w:pPr>
+        <w:r>
+          <w:rPr>
+            <w:rStyle w:val="ac"/>
+          </w:rPr>
+          <w:fldChar w:fldCharType="begin"/>
+        </w:r>
+        <w:r>
+          <w:rPr>
+            <w:rStyle w:val="ac"/>
+          </w:rPr>
+          <w:instrText xml:space="preserve"> PAGE </w:instrText>
+        </w:r>
+        <w:r>
+          <w:rPr>
+            <w:rStyle w:val="ac"/>
+          </w:rPr>
+          <w:fldChar w:fldCharType="separate"/>
+        </w:r>
+        <w:r>
+          <w:rPr>
+            <w:rStyle w:val="ac"/>
+            <w:noProof/>
+          </w:rPr>
+          <w:t>1</w:t>
+        </w:r>
+        <w:r>
+          <w:rPr>
+            <w:rStyle w:val="ac"/>
+          </w:rPr>
+          <w:fldChar w:fldCharType="end"/>
+        </w:r>
+      </w:p>
+    </w:sdtContent>
+  </w:sdt>
+  <w:p>
+    <w:pPr>
+      <w:pStyle w:val="aa"/>
+    </w:pPr>
+  </w:p>
+</w:ftr>
+</file>
+
+<file path=word/footnotes.xml><?xml version="1.0" encoding="utf-8"?>
+<w:footnotes xmlns:wpc="http://schemas.microsoft.com/office/word/2010/wordprocessingCanvas" xmlns:cx="http://schemas.microsoft.com/office/drawing/2014/chartex" xmlns:cx1="http://schemas.microsoft.com/office/drawing/2015/9/8/chartex" xmlns:cx2="http://schemas.microsoft.com/office/drawing/2015/10/21/chartex" xmlns:cx3="http://schemas.microsoft.com/office/drawing/2016/5/9/chartex" xmlns:cx4="http://schemas.microsoft.com/office/drawing/2016/5/10/chartex" xmlns:cx5="http://schemas.microsoft.com/office/drawing/2016/5/11/chartex" xmlns:cx6="http://schemas.microsoft.com/office/drawing/2016/5/12/chartex" xmlns:cx7="http://schemas.microsoft.com/office/drawing/2016/5/13/chartex" xmlns:cx8="http://schemas.microsoft.com/office/drawing/2016/5/14/chartex" xmlns:mc="http://schemas.openxmlformats.org/markup-compatibility/2006" xmlns:aink="http://schemas.microsoft.com/office/drawing/2016/ink" xmlns:am3d="http://schemas.microsoft.com/office/drawing/2017/model3d" xmlns:o="urn:schemas-microsoft-com:office:office" xmlns:oel="http://schemas.microsoft.com/office/2019/extlst" xmlns:r="http://schemas.openxmlformats.org/officeDocument/2006/relationships" xmlns:m="http://schemas.openxmlformats.org/officeDocument/2006/math" xmlns:v="urn:schemas-microsoft-com:vml" xmlns:wp14="http://schemas.microsoft.com/office/word/2010/wordprocessingDrawing" xmlns:wp="http://schemas.openxmlformats.org/drawingml/2006/wordprocessingDrawing" xmlns:w10="urn:schemas-microsoft-com:office:word" xmlns:w="http://schemas.openxmlformats.org/wordprocessingml/2006/main" xmlns:w14="http://schemas.microsoft.com/office/word/2010/wordml" xmlns:w15="http://schemas.microsoft.com/office/word/2012/wordml" xmlns:w16cex="http://schemas.microsoft.com/office/word/2018/wordml/cex" xmlns:w16cid="http://schemas.microsoft.com/office/word/2016/wordml/cid" xmlns:w16="http://schemas.microsoft.com/office/word/2018/wordml" xmlns:w16du="http://schemas.microsoft.com/office/word/2023/wordml/word16du" xmlns:w16sdtdh="http://schemas.microsoft.com/office/word/2020/wordml/sdtdatahash" xmlns:w16sdtfl="http://schemas.microsoft.com/office/word/2024/wordml/sdtformatlock" xmlns:w16se="http://schemas.microsoft.com/office/word/2015/wordml/symex" xmlns:wpg="http://schemas.microsoft.com/office/word/2010/wordprocessingGroup" xmlns:wpi="http://schemas.microsoft.com/office/word/2010/wordprocessingInk" xmlns:wne="http://schemas.microsoft.com/office/word/2006/wordml" xmlns:wps="http://schemas.microsoft.com/office/word/2010/wordprocessingShape" mc:Ignorable="w14 w15 w16se w16cid w16 w16cex w16sdtdh w16sdtfl w16du wp14">
+  <w:footnote w:type="separator" w:id="-1">
+    <w:p>
+      <w:pPr>
+        <w:spacing w:after="0" w:line="240" w:lineRule="auto"/>
+      </w:pPr>
+      <w:r>
+        <w:separator/>
+      </w:r>
+    </w:p>
+  </w:footnote>
+  <w:footnote w:type="continuationSeparator" w:id="0">
+    <w:p>
+      <w:pPr>
+        <w:spacing w:after="0" w:line="240" w:lineRule="auto"/>
+      </w:pPr>
+      <w:r>
+        <w:continuationSeparator/>
+      </w:r>
+    </w:p>
+  </w:footnote>
+</w:footnotes>
+</file>
+
+<file path=word/numbering.xml><?xml version="1.0" encoding="utf-8"?>
+<w:numbering xmlns:wpc="http://schemas.microsoft.com/office/word/2010/wordprocessingCanvas" xmlns:cx="http://schemas.microsoft.com/office/drawing/2014/chartex" xmlns:cx1="http://schemas.microsoft.com/office/drawing/2015/9/8/chartex" xmlns:cx2="http://schemas.microsoft.com/office/drawing/2015/10/21/chartex" xmlns:cx3="http://schemas.microsoft.com/office/drawing/2016/5/9/chartex" xmlns:cx4="http://schemas.microsoft.com/office/drawing/2016/5/10/chartex" xmlns:cx5="http://schemas.microsoft.com/office/drawing/2016/5/11/chartex" xmlns:cx6="http://schemas.microsoft.com/office/drawing/2016/5/12/chartex" xmlns:cx7="http://schemas.microsoft.com/office/drawing/2016/5/13/chartex" xmlns:cx8="http://schemas.microsoft.com/office/drawing/2016/5/14/chartex" xmlns:mc="http://schemas.openxmlformats.org/markup-compatibility/2006" xmlns:aink="http://schemas.microsoft.com/office/drawing/2016/ink" xmlns:am3d="http://schemas.microsoft.com/office/drawing/2017/model3d" xmlns:o="urn:schemas-microsoft-com:office:office" xmlns:oel="http://schemas.microsoft.com/office/2019/extlst" xmlns:r="http://schemas.openxmlformats.org/officeDocument/2006/relationships" xmlns:m="http://schemas.openxmlformats.org/officeDocument/2006/math" xmlns:v="urn:schemas-microsoft-com:vml" xmlns:wp14="http://schemas.microsoft.com/office/word/2010/wordprocessingDrawing" xmlns:wp="http://schemas.openxmlformats.org/drawingml/2006/wordprocessingDrawing" xmlns:w10="urn:schemas-microsoft-com:office:word" xmlns:w="http://schemas.openxmlformats.org/wordprocessingml/2006/main" xmlns:w14="http://schemas.microsoft.com/office/word/2010/wordml" xmlns:w15="http://schemas.microsoft.com/office/word/2012/wordml" xmlns:w16cex="http://schemas.microsoft.com/office/word/2018/wordml/cex" xmlns:w16cid="http://schemas.microsoft.com/office/word/2016/wordml/cid" xmlns:w16="http://schemas.microsoft.com/office/word/2018/wordml" xmlns:w16du="http://schemas.microsoft.com/office/word/2023/wordml/word16du" xmlns:w16sdtdh="http://schemas.microsoft.com/office/word/2020/wordml/sdtdatahash" xmlns:w16sdtfl="http://schemas.microsoft.com/office/word/2024/wordml/sdtformatlock" xmlns:w16se="http://schemas.microsoft.com/office/word/2015/wordml/symex" xmlns:wpg="http://schemas.microsoft.com/office/word/2010/wordprocessingGroup" xmlns:wpi="http://schemas.microsoft.com/office/word/2010/wordprocessingInk" xmlns:wne="http://schemas.microsoft.com/office/word/2006/wordml" xmlns:wps="http://schemas.microsoft.com/office/word/2010/wordprocessingShape" mc:Ignorable="w14 w15 w16se w16cid w16 w16cex w16sdtdh w16sdtfl w16du wp14">
+  <w:abstractNum w:abstractNumId="0" w15:restartNumberingAfterBreak="0">
+    <w:nsid w:val="02B46EC2"/>
+    <w:multiLevelType w:val="hybridMultilevel"/>
+    <w:tmpl w:val="CEF8800A"/>
+    <w:lvl w:ilvl="0" w:tplc="63ECC060">
+      <w:start w:val="1"/>
+      <w:numFmt w:val="decimal"/>
+      <w:lvlText w:val="%1."/>
+      <w:lvlJc w:val="left"/>
+      <w:pPr>
+        <w:ind w:left="360" w:hanging="360"/>
+      </w:pPr>
+      <w:rPr>
+        <w:rFonts w:hint="default"/>
+      </w:rPr>
+    </w:lvl>
+    <w:lvl w:ilvl="1" w:tplc="04090017" w:tentative="1">
+      <w:start w:val="1"/>
+      <w:numFmt w:val="aiueoFullWidth"/>
+      <w:lvlText w:val="(%2)"/>
+      <w:lvlJc w:val="left"/>
+      <w:pPr>
+        <w:ind w:left="880" w:hanging="440"/>
+      </w:pPr>
+    </w:lvl>
+    <w:lvl w:ilvl="2" w:tplc="04090011" w:tentative="1">
+      <w:start w:val="1"/>
+      <w:numFmt w:val="decimalEnclosedCircle"/>
+      <w:lvlText w:val="%3"/>
+      <w:lvlJc w:val="left"/>
+      <w:pPr>
+        <w:ind w:left="1320" w:hanging="440"/>
+      </w:pPr>
+    </w:lvl>
+    <w:lvl w:ilvl="3" w:tplc="0409000F" w:tentative="1">
+      <w:start w:val="1"/>
+      <w:numFmt w:val="decimal"/>
+      <w:lvlText w:val="%4."/>
+      <w:lvlJc w:val="left"/>
+      <w:pPr>
+        <w:ind w:left="1760" w:hanging="440"/>
+      </w:pPr>
+    </w:lvl>
+    <w:lvl w:ilvl="4" w:tplc="04090017" w:tentative="1">
+      <w:start w:val="1"/>
+      <w:numFmt w:val="aiueoFullWidth"/>
+      <w:lvlText w:val="(%5)"/>
+      <w:lvlJc w:val="left"/>
+      <w:pPr>
+        <w:ind w:left="2200" w:hanging="440"/>
+      </w:pPr>
+    </w:lvl>
+    <w:lvl w:ilvl="5" w:tplc="04090011" w:tentative="1">
+      <w:start w:val="1"/>
+      <w:numFmt w:val="decimalEnclosedCircle"/>
+      <w:lvlText w:val="%6"/>
+      <w:lvlJc w:val="left"/>
+      <w:pPr>
+        <w:ind w:left="2640" w:hanging="440"/>
+      </w:pPr>
+    </w:lvl>
+    <w:lvl w:ilvl="6" w:tplc="0409000F" w:tentative="1">
+      <w:start w:val="1"/>
+      <w:numFmt w:val="decimal"/>
+      <w:lvlText w:val="%7."/>
+      <w:lvlJc w:val="left"/>
+      <w:pPr>
+        <w:ind w:left="3080" w:hanging="440"/>
+      </w:pPr>
+    </w:lvl>
+    <w:lvl w:ilvl="7" w:tplc="04090017" w:tentative="1">
+      <w:start w:val="1"/>
+      <w:numFmt w:val="aiueoFullWidth"/>
+      <w:lvlText w:val="(%8)"/>
+      <w:lvlJc w:val="left"/>
+      <w:pPr>
+        <w:ind w:left="3520" w:hanging="440"/>
+      </w:pPr>
+    </w:lvl>
+    <w:lvl w:ilvl="8" w:tplc="04090011" w:tentative="1">
+      <w:start w:val="1"/>
+      <w:numFmt w:val="decimalEnclosedCircle"/>
+      <w:lvlText w:val="%9"/>
+      <w:lvlJc w:val="left"/>
+      <w:pPr>
+        <w:ind w:left="3960" w:hanging="440"/>
+      </w:pPr>
+    </w:lvl>
+  </w:abstractNum>
+  <w:abstractNum w:abstractNumId="1" w15:restartNumberingAfterBreak="0">
+    <w:nsid w:val="29B545FF"/>
+    <w:multiLevelType w:val="hybridMultilevel"/>
+    <w:tmpl w:val="F3CEDC80"/>
+    <w:lvl w:ilvl="0" w:tplc="F6468D02">
+      <w:start w:val="1"/>
+      <w:numFmt w:val="decimal"/>
+      <w:lvlText w:val="%1."/>
+      <w:lvlJc w:val="left"/>
+      <w:pPr>
+        <w:ind w:left="360" w:hanging="360"/>
+      </w:pPr>
+      <w:rPr>
+        <w:rFonts w:hint="default"/>
+      </w:rPr>
+    </w:lvl>
+    <w:lvl w:ilvl="1" w:tplc="04090017" w:tentative="1">
+      <w:start w:val="1"/>
+      <w:numFmt w:val="aiueoFullWidth"/>
+      <w:lvlText w:val="(%2)"/>
+      <w:lvlJc w:val="left"/>
+      <w:pPr>
+        <w:ind w:left="880" w:hanging="440"/>
+      </w:pPr>
+    </w:lvl>
+    <w:lvl w:ilvl="2" w:tplc="04090011" w:tentative="1">
+      <w:start w:val="1"/>
+      <w:numFmt w:val="decimalEnclosedCircle"/>
+      <w:lvlText w:val="%3"/>
+      <w:lvlJc w:val="left"/>
+      <w:pPr>
+        <w:ind w:left="1320" w:hanging="440"/>
+      </w:pPr>
+    </w:lvl>
+    <w:lvl w:ilvl="3" w:tplc="0409000F" w:tentative="1">
+      <w:start w:val="1"/>
+      <w:numFmt w:val="decimal"/>
+      <w:lvlText w:val="%4."/>
+      <w:lvlJc w:val="left"/>
+      <w:pPr>
+        <w:ind w:left="1760" w:hanging="440"/>
+      </w:pPr>
+    </w:lvl>
+    <w:lvl w:ilvl="4" w:tplc="04090017" w:tentative="1">
+      <w:start w:val="1"/>
+      <w:numFmt w:val="aiueoFullWidth"/>
+      <w:lvlText w:val="(%5)"/>
+      <w:lvlJc w:val="left"/>
+      <w:pPr>
+        <w:ind w:left="2200" w:hanging="440"/>
+      </w:pPr>
+    </w:lvl>
+    <w:lvl w:ilvl="5" w:tplc="04090011" w:tentative="1">
+      <w:start w:val="1"/>
+      <w:numFmt w:val="decimalEnclosedCircle"/>
+      <w:lvlText w:val="%6"/>
+      <w:lvlJc w:val="left"/>
+      <w:pPr>
+        <w:ind w:left="2640" w:hanging="440"/>
+      </w:pPr>
+    </w:lvl>
+    <w:lvl w:ilvl="6" w:tplc="0409000F" w:tentative="1">
+      <w:start w:val="1"/>
+      <w:numFmt w:val="decimal"/>
+      <w:lvlText w:val="%7."/>
+      <w:lvlJc w:val="left"/>
+      <w:pPr>
+        <w:ind w:left="3080" w:hanging="440"/>
+      </w:pPr>
+    </w:lvl>
+    <w:lvl w:ilvl="7" w:tplc="04090017" w:tentative="1">
+      <w:start w:val="1"/>
+      <w:numFmt w:val="aiueoFullWidth"/>
+      <w:lvlText w:val="(%8)"/>
+      <w:lvlJc w:val="left"/>
+      <w:pPr>
+        <w:ind w:left="3520" w:hanging="440"/>
+      </w:pPr>
+    </w:lvl>
+    <w:lvl w:ilvl="8" w:tplc="04090011" w:tentative="1">
+      <w:start w:val="1"/>
+      <w:numFmt w:val="decimalEnclosedCircle"/>
+      <w:lvlText w:val="%9"/>
+      <w:lvlJc w:val="left"/>
+      <w:pPr>
+        <w:ind w:left="3960" w:hanging="440"/>
+      </w:pPr>
+    </w:lvl>
+  </w:abstractNum>
+  <w:num w:numId="1" w16cid:durableId="1324817830">
+    <w:abstractNumId w:val="0"/>
+  </w:num>
+  <w:num w:numId="2" w16cid:durableId="2034106387">
+    <w:abstractNumId w:val="1"/>
+  </w:num>
+</w:numbering>
 </file>
 
 <file path=word/styles.xml><?xml version="1.0" encoding="utf-8"?>
@@ -1494,6 +4738,46 @@
       <w:spacing w:val="5"/>
     </w:rPr>
   </w:style>
+  <w:style w:type="paragraph" w:styleId="aa">
+    <w:name w:val="footer"/>
+    <w:basedOn w:val="a"/>
+    <w:link w:val="ab"/>
+    <w:uiPriority w:val="99"/>
+    <w:unhideWhenUsed/>
+    <w:rsid w:val="009A368B"/>
+    <w:pPr>
+      <w:tabs>
+        <w:tab w:val="center" w:pos="4252"/>
+        <w:tab w:val="right" w:pos="8504"/>
+      </w:tabs>
+      <w:snapToGrid w:val="0"/>
+    </w:pPr>
+  </w:style>
+  <w:style w:type="character" w:customStyle="1" w:styleId="ab">
+    <w:name w:val="フッター (文字)"/>
+    <w:basedOn w:val="a0"/>
+    <w:link w:val="aa"/>
+    <w:uiPriority w:val="99"/>
+    <w:rsid w:val="009A368B"/>
+  </w:style>
+  <w:style w:type="character" w:styleId="ac">
+    <w:name w:val="page number"/>
+    <w:basedOn w:val="a0"/>
+    <w:uiPriority w:val="99"/>
+    <w:semiHidden/>
+    <w:unhideWhenUsed/>
+    <w:rsid w:val="009A368B"/>
+  </w:style>
+  <w:style w:type="character" w:styleId="ad">
+    <w:name w:val="Placeholder Text"/>
+    <w:basedOn w:val="a0"/>
+    <w:uiPriority w:val="99"/>
+    <w:semiHidden/>
+    <w:rsid w:val="00C770B1"/>
+    <w:rPr>
+      <w:color w:val="666666"/>
+    </w:rPr>
+  </w:style>
 </w:styles>
 </file>
 

--- a/latex/lec2/report_2412747_2.docx
+++ b/latex/lec2/report_2412747_2.docx
@@ -209,7 +209,7 @@
     <w:p>
       <w:pPr>
         <w:rPr>
-          <w:rFonts w:ascii="ＭＳ Ｐ明朝" w:eastAsia="ＭＳ Ｐ明朝" w:hAnsi="ＭＳ Ｐ明朝" w:hint="eastAsia"/>
+          <w:rFonts w:ascii="ＭＳ Ｐ明朝" w:eastAsia="ＭＳ Ｐ明朝" w:hAnsi="ＭＳ Ｐ明朝"/>
           <w:sz w:val="24"/>
         </w:rPr>
       </w:pPr>
@@ -962,7 +962,7 @@
     <w:p>
       <w:pPr>
         <w:rPr>
-          <w:rFonts w:ascii="ＭＳ Ｐ明朝" w:eastAsia="ＭＳ Ｐ明朝" w:hAnsi="ＭＳ Ｐ明朝" w:hint="eastAsia"/>
+          <w:rFonts w:ascii="ＭＳ Ｐ明朝" w:eastAsia="ＭＳ Ｐ明朝" w:hAnsi="ＭＳ Ｐ明朝"/>
           <w:sz w:val="24"/>
         </w:rPr>
       </w:pPr>
@@ -1042,7 +1042,7 @@
     <w:p>
       <w:pPr>
         <w:rPr>
-          <w:rFonts w:ascii="ＭＳ Ｐ明朝" w:eastAsia="ＭＳ Ｐ明朝" w:hAnsi="ＭＳ Ｐ明朝" w:hint="eastAsia"/>
+          <w:rFonts w:ascii="ＭＳ Ｐ明朝" w:eastAsia="ＭＳ Ｐ明朝" w:hAnsi="ＭＳ Ｐ明朝"/>
           <w:sz w:val="24"/>
         </w:rPr>
       </w:pPr>
@@ -1122,14 +1122,21 @@
           <w:rFonts w:ascii="ＭＳ Ｐ明朝" w:eastAsia="ＭＳ Ｐ明朝" w:hAnsi="ＭＳ Ｐ明朝"/>
           <w:sz w:val="24"/>
         </w:rPr>
-        <w:t xml:space="preserve"> </w:t>
-      </w:r>
-      <w:r>
-        <w:rPr>
-          <w:rFonts w:ascii="ＭＳ Ｐ明朝" w:eastAsia="ＭＳ Ｐ明朝" w:hAnsi="ＭＳ Ｐ明朝"/>
-          <w:sz w:val="24"/>
-        </w:rPr>
-        <w:t>“g++ 2412747_kadai2-</w:t>
+        <w:t xml:space="preserve"> “g++ 2412747_kadai2-2.cpp”</w:t>
+      </w:r>
+      <w:r>
+        <w:rPr>
+          <w:rFonts w:ascii="ＭＳ Ｐ明朝" w:eastAsia="ＭＳ Ｐ明朝" w:hAnsi="ＭＳ Ｐ明朝" w:hint="eastAsia"/>
+          <w:sz w:val="24"/>
+        </w:rPr>
+        <w:t>とコンパイルし、</w:t>
+      </w:r>
+      <w:r>
+        <w:rPr>
+          <w:rFonts w:ascii="ＭＳ Ｐ明朝" w:eastAsia="ＭＳ Ｐ明朝" w:hAnsi="ＭＳ Ｐ明朝"/>
+          <w:sz w:val="24"/>
+        </w:rPr>
+        <w:t>”./2412747_kadai2-</w:t>
       </w:r>
       <w:r>
         <w:rPr>
@@ -1143,42 +1150,7 @@
           <w:rFonts w:ascii="ＭＳ Ｐ明朝" w:eastAsia="ＭＳ Ｐ明朝" w:hAnsi="ＭＳ Ｐ明朝"/>
           <w:sz w:val="24"/>
         </w:rPr>
-        <w:t>.cpp”</w:t>
-      </w:r>
-      <w:r>
-        <w:rPr>
-          <w:rFonts w:ascii="ＭＳ Ｐ明朝" w:eastAsia="ＭＳ Ｐ明朝" w:hAnsi="ＭＳ Ｐ明朝" w:hint="eastAsia"/>
-          <w:sz w:val="24"/>
-        </w:rPr>
-        <w:t>とコンパイルし、</w:t>
-      </w:r>
-      <w:r>
-        <w:rPr>
-          <w:rFonts w:ascii="ＭＳ Ｐ明朝" w:eastAsia="ＭＳ Ｐ明朝" w:hAnsi="ＭＳ Ｐ明朝"/>
-          <w:sz w:val="24"/>
-        </w:rPr>
-        <w:t>”./2412747_kadai2-</w:t>
-      </w:r>
-      <w:r>
-        <w:rPr>
-          <w:rFonts w:ascii="ＭＳ Ｐ明朝" w:eastAsia="ＭＳ Ｐ明朝" w:hAnsi="ＭＳ Ｐ明朝"/>
-          <w:sz w:val="24"/>
-        </w:rPr>
-        <w:t>2</w:t>
-      </w:r>
-      <w:r>
-        <w:rPr>
-          <w:rFonts w:ascii="ＭＳ Ｐ明朝" w:eastAsia="ＭＳ Ｐ明朝" w:hAnsi="ＭＳ Ｐ明朝"/>
-          <w:sz w:val="24"/>
-        </w:rPr>
-        <w:t xml:space="preserve"> array1_2026.txt array2_2026.txt</w:t>
-      </w:r>
-      <w:r>
-        <w:rPr>
-          <w:rFonts w:ascii="ＭＳ Ｐ明朝" w:eastAsia="ＭＳ Ｐ明朝" w:hAnsi="ＭＳ Ｐ明朝"/>
-          <w:sz w:val="24"/>
-        </w:rPr>
-        <w:t>”</w:t>
+        <w:t xml:space="preserve"> array1_2026.txt array2_2026.txt”</w:t>
       </w:r>
       <w:r>
         <w:rPr>
@@ -1191,7 +1163,7 @@
     <w:p>
       <w:pPr>
         <w:rPr>
-          <w:rFonts w:ascii="ＭＳ Ｐ明朝" w:eastAsia="ＭＳ Ｐ明朝" w:hAnsi="ＭＳ Ｐ明朝" w:hint="eastAsia"/>
+          <w:rFonts w:ascii="ＭＳ Ｐ明朝" w:eastAsia="ＭＳ Ｐ明朝" w:hAnsi="ＭＳ Ｐ明朝"/>
           <w:sz w:val="24"/>
         </w:rPr>
       </w:pPr>
@@ -1509,7 +1481,7 @@
     <w:p>
       <w:pPr>
         <w:rPr>
-          <w:rFonts w:ascii="ＭＳ Ｐ明朝" w:eastAsia="ＭＳ Ｐ明朝" w:hAnsi="ＭＳ Ｐ明朝" w:hint="eastAsia"/>
+          <w:rFonts w:ascii="ＭＳ Ｐ明朝" w:eastAsia="ＭＳ Ｐ明朝" w:hAnsi="ＭＳ Ｐ明朝"/>
           <w:sz w:val="24"/>
         </w:rPr>
       </w:pPr>
@@ -1596,21 +1568,7 @@
           <w:rFonts w:ascii="ＭＳ Ｐ明朝" w:eastAsia="ＭＳ Ｐ明朝" w:hAnsi="ＭＳ Ｐ明朝"/>
           <w:sz w:val="24"/>
         </w:rPr>
-        <w:t>“g++ 2412747_kadai2-</w:t>
-      </w:r>
-      <w:r>
-        <w:rPr>
-          <w:rFonts w:ascii="ＭＳ Ｐ明朝" w:eastAsia="ＭＳ Ｐ明朝" w:hAnsi="ＭＳ Ｐ明朝"/>
-          <w:sz w:val="24"/>
-        </w:rPr>
-        <w:t>3</w:t>
-      </w:r>
-      <w:r>
-        <w:rPr>
-          <w:rFonts w:ascii="ＭＳ Ｐ明朝" w:eastAsia="ＭＳ Ｐ明朝" w:hAnsi="ＭＳ Ｐ明朝"/>
-          <w:sz w:val="24"/>
-        </w:rPr>
-        <w:t>.cpp”</w:t>
+        <w:t>“g++ 2412747_kadai2-3.cpp”</w:t>
       </w:r>
       <w:r>
         <w:rPr>
@@ -1624,35 +1582,7 @@
           <w:rFonts w:ascii="ＭＳ Ｐ明朝" w:eastAsia="ＭＳ Ｐ明朝" w:hAnsi="ＭＳ Ｐ明朝"/>
           <w:sz w:val="24"/>
         </w:rPr>
-        <w:t>”./2412747_kadai2-</w:t>
-      </w:r>
-      <w:r>
-        <w:rPr>
-          <w:rFonts w:ascii="ＭＳ Ｐ明朝" w:eastAsia="ＭＳ Ｐ明朝" w:hAnsi="ＭＳ Ｐ明朝"/>
-          <w:sz w:val="24"/>
-        </w:rPr>
-        <w:t>3</w:t>
-      </w:r>
-      <w:r>
-        <w:rPr>
-          <w:rFonts w:ascii="ＭＳ Ｐ明朝" w:eastAsia="ＭＳ Ｐ明朝" w:hAnsi="ＭＳ Ｐ明朝"/>
-          <w:sz w:val="24"/>
-        </w:rPr>
-        <w:t xml:space="preserve"> </w:t>
-      </w:r>
-      <w:r>
-        <w:rPr>
-          <w:rFonts w:ascii="ＭＳ Ｐ明朝" w:eastAsia="ＭＳ Ｐ明朝" w:hAnsi="ＭＳ Ｐ明朝"/>
-          <w:sz w:val="24"/>
-        </w:rPr>
-        <w:t>x y</w:t>
-      </w:r>
-      <w:r>
-        <w:rPr>
-          <w:rFonts w:ascii="ＭＳ Ｐ明朝" w:eastAsia="ＭＳ Ｐ明朝" w:hAnsi="ＭＳ Ｐ明朝"/>
-          <w:sz w:val="24"/>
-        </w:rPr>
-        <w:t>”</w:t>
+        <w:t>”./2412747_kadai2-3 x y”</w:t>
       </w:r>
       <w:r>
         <w:rPr>
@@ -1695,7 +1625,7 @@
     <w:p>
       <w:pPr>
         <w:rPr>
-          <w:rFonts w:ascii="ＭＳ Ｐ明朝" w:eastAsia="ＭＳ Ｐ明朝" w:hAnsi="ＭＳ Ｐ明朝" w:hint="eastAsia"/>
+          <w:rFonts w:ascii="ＭＳ Ｐ明朝" w:eastAsia="ＭＳ Ｐ明朝" w:hAnsi="ＭＳ Ｐ明朝"/>
           <w:sz w:val="24"/>
         </w:rPr>
       </w:pPr>
@@ -1871,28 +1801,7 @@
           <w:rFonts w:ascii="ＭＳ Ｐ明朝" w:eastAsia="ＭＳ Ｐ明朝" w:hAnsi="ＭＳ Ｐ明朝" w:hint="eastAsia"/>
           <w:sz w:val="24"/>
         </w:rPr>
-        <w:t>始点→終点</w:t>
-      </w:r>
-      <w:r>
-        <w:rPr>
-          <w:rFonts w:ascii="ＭＳ Ｐ明朝" w:eastAsia="ＭＳ Ｐ明朝" w:hAnsi="ＭＳ Ｐ明朝" w:hint="eastAsia"/>
-          <w:sz w:val="24"/>
-        </w:rPr>
-        <w:t>の進み方は右もしくは上であるため、</w:t>
-      </w:r>
-      <w:r>
-        <w:rPr>
-          <w:rFonts w:ascii="ＭＳ Ｐ明朝" w:eastAsia="ＭＳ Ｐ明朝" w:hAnsi="ＭＳ Ｐ明朝" w:hint="eastAsia"/>
-          <w:sz w:val="24"/>
-        </w:rPr>
-        <w:t>終点→始点</w:t>
-      </w:r>
-      <w:r>
-        <w:rPr>
-          <w:rFonts w:ascii="ＭＳ Ｐ明朝" w:eastAsia="ＭＳ Ｐ明朝" w:hAnsi="ＭＳ Ｐ明朝" w:hint="eastAsia"/>
-          <w:sz w:val="24"/>
-        </w:rPr>
-        <w:t>の進み方は左もしくは下となる。また、今いる地点からの進み方は左もしくは下の</w:t>
+        <w:t>始点→終点の進み方は右もしくは上であるため、終点→始点の進み方は左もしくは下となる。また、今いる地点からの進み方は左もしくは下の</w:t>
       </w:r>
       <w:r>
         <w:rPr>
@@ -2023,7 +1932,7 @@
     <w:p>
       <w:pPr>
         <w:rPr>
-          <w:rFonts w:ascii="ＭＳ Ｐ明朝" w:eastAsia="ＭＳ Ｐ明朝" w:hAnsi="ＭＳ Ｐ明朝" w:hint="eastAsia"/>
+          <w:rFonts w:ascii="ＭＳ Ｐ明朝" w:eastAsia="ＭＳ Ｐ明朝" w:hAnsi="ＭＳ Ｐ明朝"/>
           <w:sz w:val="24"/>
         </w:rPr>
       </w:pPr>
@@ -2112,7 +2021,7 @@
     <w:p>
       <w:pPr>
         <w:rPr>
-          <w:rFonts w:ascii="ＭＳ Ｐ明朝" w:eastAsia="ＭＳ Ｐ明朝" w:hAnsi="ＭＳ Ｐ明朝" w:hint="eastAsia"/>
+          <w:rFonts w:ascii="ＭＳ Ｐ明朝" w:eastAsia="ＭＳ Ｐ明朝" w:hAnsi="ＭＳ Ｐ明朝"/>
           <w:sz w:val="24"/>
         </w:rPr>
       </w:pPr>
@@ -2199,21 +2108,7 @@
           <w:rFonts w:ascii="ＭＳ Ｐ明朝" w:eastAsia="ＭＳ Ｐ明朝" w:hAnsi="ＭＳ Ｐ明朝"/>
           <w:sz w:val="24"/>
         </w:rPr>
-        <w:t>“g++ 2412747_kadai2-</w:t>
-      </w:r>
-      <w:r>
-        <w:rPr>
-          <w:rFonts w:ascii="ＭＳ Ｐ明朝" w:eastAsia="ＭＳ Ｐ明朝" w:hAnsi="ＭＳ Ｐ明朝"/>
-          <w:sz w:val="24"/>
-        </w:rPr>
-        <w:t>4</w:t>
-      </w:r>
-      <w:r>
-        <w:rPr>
-          <w:rFonts w:ascii="ＭＳ Ｐ明朝" w:eastAsia="ＭＳ Ｐ明朝" w:hAnsi="ＭＳ Ｐ明朝"/>
-          <w:sz w:val="24"/>
-        </w:rPr>
-        <w:t>.cpp”</w:t>
+        <w:t>“g++ 2412747_kadai2-4.cpp”</w:t>
       </w:r>
       <w:r>
         <w:rPr>
@@ -2227,35 +2122,7 @@
           <w:rFonts w:ascii="ＭＳ Ｐ明朝" w:eastAsia="ＭＳ Ｐ明朝" w:hAnsi="ＭＳ Ｐ明朝"/>
           <w:sz w:val="24"/>
         </w:rPr>
-        <w:t>”./2412747_kadai2-</w:t>
-      </w:r>
-      <w:r>
-        <w:rPr>
-          <w:rFonts w:ascii="ＭＳ Ｐ明朝" w:eastAsia="ＭＳ Ｐ明朝" w:hAnsi="ＭＳ Ｐ明朝"/>
-          <w:sz w:val="24"/>
-        </w:rPr>
-        <w:t>4</w:t>
-      </w:r>
-      <w:r>
-        <w:rPr>
-          <w:rFonts w:ascii="ＭＳ Ｐ明朝" w:eastAsia="ＭＳ Ｐ明朝" w:hAnsi="ＭＳ Ｐ明朝"/>
-          <w:sz w:val="24"/>
-        </w:rPr>
-        <w:t xml:space="preserve"> </w:t>
-      </w:r>
-      <w:r>
-        <w:rPr>
-          <w:rFonts w:ascii="ＭＳ Ｐ明朝" w:eastAsia="ＭＳ Ｐ明朝" w:hAnsi="ＭＳ Ｐ明朝"/>
-          <w:sz w:val="24"/>
-        </w:rPr>
-        <w:t>strings2026/numbers_2026.txt</w:t>
-      </w:r>
-      <w:r>
-        <w:rPr>
-          <w:rFonts w:ascii="ＭＳ Ｐ明朝" w:eastAsia="ＭＳ Ｐ明朝" w:hAnsi="ＭＳ Ｐ明朝"/>
-          <w:sz w:val="24"/>
-        </w:rPr>
-        <w:t>”</w:t>
+        <w:t>”./2412747_kadai2-4 strings2026/numbers_2026.txt”</w:t>
       </w:r>
       <w:r>
         <w:rPr>
@@ -2275,7 +2142,7 @@
     <w:p>
       <w:pPr>
         <w:rPr>
-          <w:rFonts w:ascii="ＭＳ Ｐ明朝" w:eastAsia="ＭＳ Ｐ明朝" w:hAnsi="ＭＳ Ｐ明朝" w:hint="eastAsia"/>
+          <w:rFonts w:ascii="ＭＳ Ｐ明朝" w:eastAsia="ＭＳ Ｐ明朝" w:hAnsi="ＭＳ Ｐ明朝"/>
           <w:sz w:val="24"/>
         </w:rPr>
       </w:pPr>
@@ -2298,7 +2165,7 @@
     <w:p>
       <w:pPr>
         <w:rPr>
-          <w:rFonts w:ascii="ＭＳ Ｐ明朝" w:eastAsia="ＭＳ Ｐ明朝" w:hAnsi="ＭＳ Ｐ明朝" w:hint="eastAsia"/>
+          <w:rFonts w:ascii="ＭＳ Ｐ明朝" w:eastAsia="ＭＳ Ｐ明朝" w:hAnsi="ＭＳ Ｐ明朝"/>
           <w:sz w:val="24"/>
         </w:rPr>
       </w:pPr>
@@ -2321,14 +2188,7 @@
           <w:rFonts w:ascii="ＭＳ Ｐ明朝" w:eastAsia="ＭＳ Ｐ明朝" w:hAnsi="ＭＳ Ｐ明朝" w:hint="eastAsia"/>
           <w:sz w:val="24"/>
         </w:rPr>
-        <w:t>と</w:t>
-      </w:r>
-      <w:r>
-        <w:rPr>
-          <w:rFonts w:ascii="ＭＳ Ｐ明朝" w:eastAsia="ＭＳ Ｐ明朝" w:hAnsi="ＭＳ Ｐ明朝" w:hint="eastAsia"/>
-          <w:sz w:val="24"/>
-        </w:rPr>
-        <w:t>ソートアルゴリズムの実装</w:t>
+        <w:t>とソートアルゴリズムの実装</w:t>
       </w:r>
       <w:r>
         <w:rPr>
@@ -3059,7 +2919,7 @@
     <w:p>
       <w:pPr>
         <w:rPr>
-          <w:rFonts w:ascii="ＭＳ Ｐ明朝" w:eastAsia="ＭＳ Ｐ明朝" w:hAnsi="ＭＳ Ｐ明朝" w:hint="eastAsia"/>
+          <w:rFonts w:ascii="ＭＳ Ｐ明朝" w:eastAsia="ＭＳ Ｐ明朝" w:hAnsi="ＭＳ Ｐ明朝"/>
           <w:sz w:val="24"/>
         </w:rPr>
       </w:pPr>
@@ -3260,7 +3120,7 @@
     <w:p>
       <w:pPr>
         <w:rPr>
-          <w:rFonts w:ascii="ＭＳ Ｐ明朝" w:eastAsia="ＭＳ Ｐ明朝" w:hAnsi="ＭＳ Ｐ明朝" w:hint="eastAsia"/>
+          <w:rFonts w:ascii="ＭＳ Ｐ明朝" w:eastAsia="ＭＳ Ｐ明朝" w:hAnsi="ＭＳ Ｐ明朝"/>
           <w:sz w:val="24"/>
         </w:rPr>
       </w:pPr>
@@ -3331,7 +3191,7 @@
     <w:p>
       <w:pPr>
         <w:rPr>
-          <w:rFonts w:ascii="ＭＳ Ｐ明朝" w:eastAsia="ＭＳ Ｐ明朝" w:hAnsi="ＭＳ Ｐ明朝" w:hint="eastAsia"/>
+          <w:rFonts w:ascii="ＭＳ Ｐ明朝" w:eastAsia="ＭＳ Ｐ明朝" w:hAnsi="ＭＳ Ｐ明朝"/>
           <w:sz w:val="24"/>
         </w:rPr>
       </w:pPr>
@@ -3361,41 +3221,20 @@
           <w:rFonts w:ascii="ＭＳ Ｐ明朝" w:eastAsia="ＭＳ Ｐ明朝" w:hAnsi="ＭＳ Ｐ明朝"/>
           <w:sz w:val="24"/>
         </w:rPr>
-        <w:t xml:space="preserve">”./2412747_kadai2-3 </w:t>
-      </w:r>
-      <w:r>
-        <w:rPr>
-          <w:rFonts w:ascii="ＭＳ Ｐ明朝" w:eastAsia="ＭＳ Ｐ明朝" w:hAnsi="ＭＳ Ｐ明朝"/>
-          <w:sz w:val="24"/>
-        </w:rPr>
-        <w:t>file2026/</w:t>
-      </w:r>
-      <w:r>
-        <w:rPr>
-          <w:rFonts w:ascii="ＭＳ Ｐ明朝" w:eastAsia="ＭＳ Ｐ明朝" w:hAnsi="ＭＳ Ｐ明朝"/>
-          <w:sz w:val="24"/>
-        </w:rPr>
-        <w:t>”</w:t>
-      </w:r>
-      <w:r>
-        <w:rPr>
-          <w:rFonts w:ascii="ＭＳ Ｐ明朝" w:eastAsia="ＭＳ Ｐ明朝" w:hAnsi="ＭＳ Ｐ明朝" w:hint="eastAsia"/>
-          <w:sz w:val="24"/>
-        </w:rPr>
-        <w:t>というように、</w:t>
-      </w:r>
-      <w:r>
-        <w:rPr>
-          <w:rFonts w:ascii="ＭＳ Ｐ明朝" w:eastAsia="ＭＳ Ｐ明朝" w:hAnsi="ＭＳ Ｐ明朝" w:hint="eastAsia"/>
-          <w:sz w:val="24"/>
-        </w:rPr>
-        <w:t>引数にバイナリファイルが存在するディレクトリのパス名を指定して実行する。</w:t>
-      </w:r>
-    </w:p>
-    <w:p>
-      <w:pPr>
-        <w:rPr>
-          <w:rFonts w:ascii="ＭＳ Ｐ明朝" w:eastAsia="ＭＳ Ｐ明朝" w:hAnsi="ＭＳ Ｐ明朝" w:hint="eastAsia"/>
+        <w:t>”./2412747_kadai2-3 file2026/”</w:t>
+      </w:r>
+      <w:r>
+        <w:rPr>
+          <w:rFonts w:ascii="ＭＳ Ｐ明朝" w:eastAsia="ＭＳ Ｐ明朝" w:hAnsi="ＭＳ Ｐ明朝" w:hint="eastAsia"/>
+          <w:sz w:val="24"/>
+        </w:rPr>
+        <w:t>というように、引数にバイナリファイルが存在するディレクトリのパス名を指定して実行する。</w:t>
+      </w:r>
+    </w:p>
+    <w:p>
+      <w:pPr>
+        <w:rPr>
+          <w:rFonts w:ascii="ＭＳ Ｐ明朝" w:eastAsia="ＭＳ Ｐ明朝" w:hAnsi="ＭＳ Ｐ明朝"/>
           <w:sz w:val="24"/>
         </w:rPr>
       </w:pPr>
@@ -3418,7 +3257,7 @@
     <w:p>
       <w:pPr>
         <w:rPr>
-          <w:rFonts w:ascii="ＭＳ Ｐ明朝" w:eastAsia="ＭＳ Ｐ明朝" w:hAnsi="ＭＳ Ｐ明朝" w:hint="eastAsia"/>
+          <w:rFonts w:ascii="ＭＳ Ｐ明朝" w:eastAsia="ＭＳ Ｐ明朝" w:hAnsi="ＭＳ Ｐ明朝"/>
           <w:sz w:val="24"/>
         </w:rPr>
       </w:pPr>
@@ -3429,6 +3268,135 @@
         </w:rPr>
         <w:t xml:space="preserve">　</w:t>
       </w:r>
+      <w:r>
+        <w:rPr>
+          <w:rFonts w:ascii="ＭＳ Ｐ明朝" w:eastAsia="ＭＳ Ｐ明朝" w:hAnsi="ＭＳ Ｐ明朝" w:hint="eastAsia"/>
+          <w:sz w:val="24"/>
+        </w:rPr>
+        <w:t>この課題は前</w:t>
+      </w:r>
+      <w:r>
+        <w:rPr>
+          <w:rFonts w:ascii="ＭＳ Ｐ明朝" w:eastAsia="ＭＳ Ｐ明朝" w:hAnsi="ＭＳ Ｐ明朝"/>
+          <w:sz w:val="24"/>
+        </w:rPr>
+        <w:t>2</w:t>
+      </w:r>
+      <w:r>
+        <w:rPr>
+          <w:rFonts w:ascii="ＭＳ Ｐ明朝" w:eastAsia="ＭＳ Ｐ明朝" w:hAnsi="ＭＳ Ｐ明朝" w:hint="eastAsia"/>
+          <w:sz w:val="24"/>
+        </w:rPr>
+        <w:t>つのような簡易なアルゴリズムを実装できるかを問うようなものでは一切なく、コンピュータのシステムの処理について簡易的なものを実装することができるかを聞いているものであ</w:t>
+      </w:r>
+      <w:r>
+        <w:rPr>
+          <w:rFonts w:ascii="ＭＳ Ｐ明朝" w:eastAsia="ＭＳ Ｐ明朝" w:hAnsi="ＭＳ Ｐ明朝" w:hint="eastAsia"/>
+          <w:sz w:val="24"/>
+        </w:rPr>
+        <w:t>り、難易度が高いと感じた。</w:t>
+      </w:r>
+      <w:r>
+        <w:rPr>
+          <w:rFonts w:ascii="ＭＳ Ｐ明朝" w:eastAsia="ＭＳ Ｐ明朝" w:hAnsi="ＭＳ Ｐ明朝" w:hint="eastAsia"/>
+          <w:sz w:val="24"/>
+        </w:rPr>
+        <w:t>その理由としてはシステムコールの処理を、簡単ではあるが行わないといけない点や、</w:t>
+      </w:r>
+      <w:r>
+        <w:rPr>
+          <w:rFonts w:ascii="ＭＳ Ｐ明朝" w:eastAsia="ＭＳ Ｐ明朝" w:hAnsi="ＭＳ Ｐ明朝"/>
+          <w:sz w:val="24"/>
+        </w:rPr>
+        <w:t>IED</w:t>
+      </w:r>
+      <w:r>
+        <w:rPr>
+          <w:rFonts w:ascii="ＭＳ Ｐ明朝" w:eastAsia="ＭＳ Ｐ明朝" w:hAnsi="ＭＳ Ｐ明朝" w:hint="eastAsia"/>
+          <w:sz w:val="24"/>
+        </w:rPr>
+        <w:t>の</w:t>
+      </w:r>
+      <w:r>
+        <w:rPr>
+          <w:rFonts w:ascii="ＭＳ Ｐ明朝" w:eastAsia="ＭＳ Ｐ明朝" w:hAnsi="ＭＳ Ｐ明朝"/>
+          <w:sz w:val="24"/>
+        </w:rPr>
+        <w:t>C++</w:t>
+      </w:r>
+      <w:r>
+        <w:rPr>
+          <w:rFonts w:ascii="ＭＳ Ｐ明朝" w:eastAsia="ＭＳ Ｐ明朝" w:hAnsi="ＭＳ Ｐ明朝" w:hint="eastAsia"/>
+          <w:sz w:val="24"/>
+        </w:rPr>
+        <w:t>のバージョンが</w:t>
+      </w:r>
+      <w:r>
+        <w:rPr>
+          <w:rFonts w:ascii="ＭＳ Ｐ明朝" w:eastAsia="ＭＳ Ｐ明朝" w:hAnsi="ＭＳ Ｐ明朝"/>
+          <w:sz w:val="24"/>
+        </w:rPr>
+        <w:t>C++14</w:t>
+      </w:r>
+      <w:r>
+        <w:rPr>
+          <w:rFonts w:ascii="ＭＳ Ｐ明朝" w:eastAsia="ＭＳ Ｐ明朝" w:hAnsi="ＭＳ Ｐ明朝" w:hint="eastAsia"/>
+          <w:sz w:val="24"/>
+        </w:rPr>
+        <w:t>であるため、</w:t>
+      </w:r>
+      <w:r>
+        <w:rPr>
+          <w:rFonts w:ascii="ＭＳ Ｐ明朝" w:eastAsia="ＭＳ Ｐ明朝" w:hAnsi="ＭＳ Ｐ明朝"/>
+          <w:sz w:val="24"/>
+        </w:rPr>
+        <w:t>C++17</w:t>
+      </w:r>
+      <w:r>
+        <w:rPr>
+          <w:rFonts w:ascii="ＭＳ Ｐ明朝" w:eastAsia="ＭＳ Ｐ明朝" w:hAnsi="ＭＳ Ｐ明朝" w:hint="eastAsia"/>
+          <w:sz w:val="24"/>
+        </w:rPr>
+        <w:t>で軒並み実装された便利な関数等が使用できない点が挙げられる。</w:t>
+      </w:r>
+      <w:r>
+        <w:rPr>
+          <w:rFonts w:ascii="ＭＳ Ｐ明朝" w:eastAsia="ＭＳ Ｐ明朝" w:hAnsi="ＭＳ Ｐ明朝"/>
+          <w:sz w:val="24"/>
+        </w:rPr>
+        <w:t>C</w:t>
+      </w:r>
+      <w:r>
+        <w:rPr>
+          <w:rFonts w:ascii="ＭＳ Ｐ明朝" w:eastAsia="ＭＳ Ｐ明朝" w:hAnsi="ＭＳ Ｐ明朝" w:hint="eastAsia"/>
+          <w:sz w:val="24"/>
+        </w:rPr>
+        <w:t>言語でシステムコールに関するプログラムを作成したことがあれば馴染み深いものだが、そうでない人にはかなり取っ付きにくい課題だと思った。</w:t>
+      </w:r>
+    </w:p>
+    <w:p>
+      <w:pPr>
+        <w:rPr>
+          <w:rFonts w:ascii="ＭＳ Ｐ明朝" w:eastAsia="ＭＳ Ｐ明朝" w:hAnsi="ＭＳ Ｐ明朝" w:hint="eastAsia"/>
+          <w:sz w:val="24"/>
+        </w:rPr>
+      </w:pPr>
+      <w:r>
+        <w:rPr>
+          <w:rFonts w:ascii="ＭＳ Ｐ明朝" w:eastAsia="ＭＳ Ｐ明朝" w:hAnsi="ＭＳ Ｐ明朝" w:hint="eastAsia"/>
+          <w:sz w:val="24"/>
+        </w:rPr>
+        <w:lastRenderedPageBreak/>
+        <w:t xml:space="preserve">　まず、このプログラムは引数にファイル名ではなくディレクトリのパス名を渡さなければならない。</w:t>
+      </w:r>
+    </w:p>
+    <w:p>
+      <w:pPr>
+        <w:rPr>
+          <w:rFonts w:ascii="ＭＳ Ｐ明朝" w:eastAsia="ＭＳ Ｐ明朝" w:hAnsi="ＭＳ Ｐ明朝" w:hint="eastAsia"/>
+          <w:sz w:val="24"/>
+        </w:rPr>
+      </w:pPr>
     </w:p>
     <w:p>
       <w:pPr>
@@ -3448,7 +3416,7 @@
     <w:p>
       <w:pPr>
         <w:rPr>
-          <w:rFonts w:ascii="ＭＳ Ｐ明朝" w:eastAsia="ＭＳ Ｐ明朝" w:hAnsi="ＭＳ Ｐ明朝" w:hint="eastAsia"/>
+          <w:rFonts w:ascii="ＭＳ Ｐ明朝" w:eastAsia="ＭＳ Ｐ明朝" w:hAnsi="ＭＳ Ｐ明朝"/>
           <w:sz w:val="24"/>
         </w:rPr>
       </w:pPr>

--- a/latex/lec2/report_2412747_2.docx
+++ b/latex/lec2/report_2412747_2.docx
@@ -149,10 +149,38 @@
       </w:r>
       <w:r>
         <w:rPr>
-          <w:rFonts w:ascii="ＭＳ Ｐ明朝" w:eastAsia="ＭＳ Ｐ明朝" w:hAnsi="ＭＳ Ｐ明朝"/>
-          <w:sz w:val="24"/>
-        </w:rPr>
-        <w:t>“g++ 2412747_kadai2-1.cpp”</w:t>
+          <w:rFonts w:ascii="ＭＳ Ｐ明朝" w:eastAsia="ＭＳ Ｐ明朝" w:hAnsi="ＭＳ Ｐ明朝" w:hint="eastAsia"/>
+          <w:sz w:val="24"/>
+        </w:rPr>
+        <w:t>「</w:t>
+      </w:r>
+      <w:r>
+        <w:rPr>
+          <w:rFonts w:ascii="ＭＳ Ｐ明朝" w:eastAsia="ＭＳ Ｐ明朝" w:hAnsi="ＭＳ Ｐ明朝"/>
+          <w:sz w:val="24"/>
+        </w:rPr>
+        <w:t>g++ 2412747_kadai2-1.cpp</w:t>
+      </w:r>
+      <w:r>
+        <w:rPr>
+          <w:rFonts w:ascii="ＭＳ Ｐ明朝" w:eastAsia="ＭＳ Ｐ明朝" w:hAnsi="ＭＳ Ｐ明朝"/>
+          <w:sz w:val="24"/>
+        </w:rPr>
+        <w:t xml:space="preserve"> -o </w:t>
+      </w:r>
+      <w:r>
+        <w:rPr>
+          <w:rFonts w:ascii="ＭＳ Ｐ明朝" w:eastAsia="ＭＳ Ｐ明朝" w:hAnsi="ＭＳ Ｐ明朝"/>
+          <w:sz w:val="24"/>
+        </w:rPr>
+        <w:t>./2412747_kadai2-1</w:t>
+      </w:r>
+      <w:r>
+        <w:rPr>
+          <w:rFonts w:ascii="ＭＳ Ｐ明朝" w:eastAsia="ＭＳ Ｐ明朝" w:hAnsi="ＭＳ Ｐ明朝" w:hint="eastAsia"/>
+          <w:sz w:val="24"/>
+        </w:rPr>
+        <w:t>」</w:t>
       </w:r>
       <w:r>
         <w:rPr>
@@ -163,10 +191,24 @@
       </w:r>
       <w:r>
         <w:rPr>
-          <w:rFonts w:ascii="ＭＳ Ｐ明朝" w:eastAsia="ＭＳ Ｐ明朝" w:hAnsi="ＭＳ Ｐ明朝"/>
-          <w:sz w:val="24"/>
-        </w:rPr>
-        <w:t>”./2412747_kadai2-1 x y”</w:t>
+          <w:rFonts w:ascii="ＭＳ Ｐ明朝" w:eastAsia="ＭＳ Ｐ明朝" w:hAnsi="ＭＳ Ｐ明朝" w:hint="eastAsia"/>
+          <w:sz w:val="24"/>
+        </w:rPr>
+        <w:t>「</w:t>
+      </w:r>
+      <w:r>
+        <w:rPr>
+          <w:rFonts w:ascii="ＭＳ Ｐ明朝" w:eastAsia="ＭＳ Ｐ明朝" w:hAnsi="ＭＳ Ｐ明朝"/>
+          <w:sz w:val="24"/>
+        </w:rPr>
+        <w:t>./2412747_kadai2-1 x y</w:t>
+      </w:r>
+      <w:r>
+        <w:rPr>
+          <w:rFonts w:ascii="ＭＳ Ｐ明朝" w:eastAsia="ＭＳ Ｐ明朝" w:hAnsi="ＭＳ Ｐ明朝" w:hint="eastAsia"/>
+          <w:sz w:val="24"/>
+        </w:rPr>
+        <w:t>」</w:t>
       </w:r>
       <w:r>
         <w:rPr>
@@ -175,7 +217,6 @@
         </w:rPr>
         <w:t>のようにして、</w:t>
       </w:r>
-      <w:proofErr w:type="gramStart"/>
       <w:r>
         <w:rPr>
           <w:rFonts w:ascii="ＭＳ Ｐ明朝" w:eastAsia="ＭＳ Ｐ明朝" w:hAnsi="ＭＳ Ｐ明朝"/>
@@ -183,7 +224,6 @@
         </w:rPr>
         <w:t>x</w:t>
       </w:r>
-      <w:proofErr w:type="gramEnd"/>
       <w:r>
         <w:rPr>
           <w:rFonts w:ascii="ＭＳ Ｐ明朝" w:eastAsia="ＭＳ Ｐ明朝" w:hAnsi="ＭＳ Ｐ明朝" w:hint="eastAsia"/>
@@ -480,7 +520,6 @@
         </w:rPr>
         <w:t xml:space="preserve">　このエラー処理が終了したら、文字列をそれぞれ</w:t>
       </w:r>
-      <w:proofErr w:type="gramStart"/>
       <w:r>
         <w:rPr>
           <w:rFonts w:ascii="ＭＳ Ｐ明朝" w:eastAsia="ＭＳ Ｐ明朝" w:hAnsi="ＭＳ Ｐ明朝"/>
@@ -488,7 +527,6 @@
         </w:rPr>
         <w:t>x</w:t>
       </w:r>
-      <w:proofErr w:type="gramEnd"/>
       <w:r>
         <w:rPr>
           <w:rFonts w:ascii="ＭＳ Ｐ明朝" w:eastAsia="ＭＳ Ｐ明朝" w:hAnsi="ＭＳ Ｐ明朝" w:hint="eastAsia"/>
@@ -510,7 +548,6 @@
         </w:rPr>
         <w:t>に</w:t>
       </w:r>
-      <w:proofErr w:type="spellStart"/>
       <w:r>
         <w:rPr>
           <w:rFonts w:ascii="ＭＳ Ｐ明朝" w:eastAsia="ＭＳ Ｐ明朝" w:hAnsi="ＭＳ Ｐ明朝"/>
@@ -518,7 +555,6 @@
         </w:rPr>
         <w:t>atoi</w:t>
       </w:r>
-      <w:proofErr w:type="spellEnd"/>
       <w:r>
         <w:rPr>
           <w:rFonts w:ascii="ＭＳ Ｐ明朝" w:eastAsia="ＭＳ Ｐ明朝" w:hAnsi="ＭＳ Ｐ明朝" w:hint="eastAsia"/>
@@ -533,7 +569,6 @@
         </w:rPr>
         <w:t>課題文の指示ではこれらの数値を</w:t>
       </w:r>
-      <w:proofErr w:type="gramStart"/>
       <w:r>
         <w:rPr>
           <w:rFonts w:ascii="ＭＳ Ｐ明朝" w:eastAsia="ＭＳ Ｐ明朝" w:hAnsi="ＭＳ Ｐ明朝"/>
@@ -541,7 +576,6 @@
         </w:rPr>
         <w:t>m</w:t>
       </w:r>
-      <w:proofErr w:type="gramEnd"/>
       <w:r>
         <w:rPr>
           <w:rFonts w:ascii="ＭＳ Ｐ明朝" w:eastAsia="ＭＳ Ｐ明朝" w:hAnsi="ＭＳ Ｐ明朝" w:hint="eastAsia"/>
@@ -563,7 +597,6 @@
         </w:rPr>
         <w:t>に代入するよう言われているが、いきなり代入せずにわざわざ</w:t>
       </w:r>
-      <w:proofErr w:type="gramStart"/>
       <w:r>
         <w:rPr>
           <w:rFonts w:ascii="ＭＳ Ｐ明朝" w:eastAsia="ＭＳ Ｐ明朝" w:hAnsi="ＭＳ Ｐ明朝"/>
@@ -571,7 +604,6 @@
         </w:rPr>
         <w:t>x</w:t>
       </w:r>
-      <w:proofErr w:type="gramEnd"/>
       <w:r>
         <w:rPr>
           <w:rFonts w:ascii="ＭＳ Ｐ明朝" w:eastAsia="ＭＳ Ｐ明朝" w:hAnsi="ＭＳ Ｐ明朝" w:hint="eastAsia"/>
@@ -593,7 +625,6 @@
         </w:rPr>
         <w:t>に入れているのは、「まずは文字列を数値に変換します」という工程を明示するためであるのと、次に行う最大公約数の計算で</w:t>
       </w:r>
-      <w:proofErr w:type="gramStart"/>
       <w:r>
         <w:rPr>
           <w:rFonts w:ascii="ＭＳ Ｐ明朝" w:eastAsia="ＭＳ Ｐ明朝" w:hAnsi="ＭＳ Ｐ明朝"/>
@@ -601,7 +632,6 @@
         </w:rPr>
         <w:t>m</w:t>
       </w:r>
-      <w:proofErr w:type="gramEnd"/>
       <w:r>
         <w:rPr>
           <w:rFonts w:ascii="ＭＳ Ｐ明朝" w:eastAsia="ＭＳ Ｐ明朝" w:hAnsi="ＭＳ Ｐ明朝" w:hint="eastAsia"/>
@@ -630,7 +660,6 @@
         </w:rPr>
         <w:t>最大公約数の計算は</w:t>
       </w:r>
-      <w:proofErr w:type="gramStart"/>
       <w:r>
         <w:rPr>
           <w:rFonts w:ascii="ＭＳ Ｐ明朝" w:eastAsia="ＭＳ Ｐ明朝" w:hAnsi="ＭＳ Ｐ明朝"/>
@@ -638,7 +667,6 @@
         </w:rPr>
         <w:t>m</w:t>
       </w:r>
-      <w:proofErr w:type="gramEnd"/>
       <w:r>
         <w:rPr>
           <w:rFonts w:ascii="ＭＳ Ｐ明朝" w:eastAsia="ＭＳ Ｐ明朝" w:hAnsi="ＭＳ Ｐ明朝" w:hint="eastAsia"/>
@@ -660,7 +688,6 @@
         </w:rPr>
         <w:t>で割る計算をするので、</w:t>
       </w:r>
-      <w:proofErr w:type="gramStart"/>
       <w:r>
         <w:rPr>
           <w:rFonts w:ascii="ＭＳ Ｐ明朝" w:eastAsia="ＭＳ Ｐ明朝" w:hAnsi="ＭＳ Ｐ明朝"/>
@@ -668,7 +695,6 @@
         </w:rPr>
         <w:t>x</w:t>
       </w:r>
-      <w:proofErr w:type="gramEnd"/>
       <w:r>
         <w:rPr>
           <w:rFonts w:ascii="ＭＳ Ｐ明朝" w:eastAsia="ＭＳ Ｐ明朝" w:hAnsi="ＭＳ Ｐ明朝" w:hint="eastAsia"/>
@@ -690,7 +716,6 @@
         </w:rPr>
         <w:t>の大小関係によって</w:t>
       </w:r>
-      <w:proofErr w:type="gramStart"/>
       <w:r>
         <w:rPr>
           <w:rFonts w:ascii="ＭＳ Ｐ明朝" w:eastAsia="ＭＳ Ｐ明朝" w:hAnsi="ＭＳ Ｐ明朝"/>
@@ -698,7 +723,6 @@
         </w:rPr>
         <w:t>m</w:t>
       </w:r>
-      <w:proofErr w:type="gramEnd"/>
       <w:r>
         <w:rPr>
           <w:rFonts w:ascii="ＭＳ Ｐ明朝" w:eastAsia="ＭＳ Ｐ明朝" w:hAnsi="ＭＳ Ｐ明朝" w:hint="eastAsia"/>
@@ -756,7 +780,6 @@
           <w:sz w:val="24"/>
         </w:rPr>
       </w:pPr>
-      <w:proofErr w:type="gramStart"/>
       <w:r>
         <w:rPr>
           <w:rFonts w:ascii="ＭＳ Ｐ明朝" w:eastAsia="ＭＳ Ｐ明朝" w:hAnsi="ＭＳ Ｐ明朝"/>
@@ -764,7 +787,6 @@
         </w:rPr>
         <w:t>m</w:t>
       </w:r>
-      <w:proofErr w:type="gramEnd"/>
       <w:r>
         <w:rPr>
           <w:rFonts w:ascii="ＭＳ Ｐ明朝" w:eastAsia="ＭＳ Ｐ明朝" w:hAnsi="ＭＳ Ｐ明朝" w:hint="eastAsia"/>
@@ -786,7 +808,6 @@
         </w:rPr>
         <w:t>で割ったあまりを</w:t>
       </w:r>
-      <w:proofErr w:type="gramStart"/>
       <w:r>
         <w:rPr>
           <w:rFonts w:ascii="ＭＳ Ｐ明朝" w:eastAsia="ＭＳ Ｐ明朝" w:hAnsi="ＭＳ Ｐ明朝"/>
@@ -794,7 +815,6 @@
         </w:rPr>
         <w:t>r</w:t>
       </w:r>
-      <w:proofErr w:type="gramEnd"/>
       <w:r>
         <w:rPr>
           <w:rFonts w:ascii="ＭＳ Ｐ明朝" w:eastAsia="ＭＳ Ｐ明朝" w:hAnsi="ＭＳ Ｐ明朝" w:hint="eastAsia"/>
@@ -912,7 +932,6 @@
         </w:rPr>
         <w:t>を</w:t>
       </w:r>
-      <w:proofErr w:type="gramStart"/>
       <w:r>
         <w:rPr>
           <w:rFonts w:ascii="ＭＳ Ｐ明朝" w:eastAsia="ＭＳ Ｐ明朝" w:hAnsi="ＭＳ Ｐ明朝"/>
@@ -920,7 +939,6 @@
         </w:rPr>
         <w:t>m</w:t>
       </w:r>
-      <w:proofErr w:type="gramEnd"/>
       <w:r>
         <w:rPr>
           <w:rFonts w:ascii="ＭＳ Ｐ明朝" w:eastAsia="ＭＳ Ｐ明朝" w:hAnsi="ＭＳ Ｐ明朝" w:hint="eastAsia"/>
@@ -928,7 +946,6 @@
         </w:rPr>
         <w:t>に、</w:t>
       </w:r>
-      <w:proofErr w:type="gramStart"/>
       <w:r>
         <w:rPr>
           <w:rFonts w:ascii="ＭＳ Ｐ明朝" w:eastAsia="ＭＳ Ｐ明朝" w:hAnsi="ＭＳ Ｐ明朝"/>
@@ -936,7 +953,6 @@
         </w:rPr>
         <w:t>r</w:t>
       </w:r>
-      <w:proofErr w:type="gramEnd"/>
       <w:r>
         <w:rPr>
           <w:rFonts w:ascii="ＭＳ Ｐ明朝" w:eastAsia="ＭＳ Ｐ明朝" w:hAnsi="ＭＳ Ｐ明朝" w:hint="eastAsia"/>
@@ -987,7 +1003,6 @@
         </w:rPr>
         <w:t>除算が起こらないように</w:t>
       </w:r>
-      <w:proofErr w:type="spellStart"/>
       <w:r>
         <w:rPr>
           <w:rFonts w:ascii="ＭＳ Ｐ明朝" w:eastAsia="ＭＳ Ｐ明朝" w:hAnsi="ＭＳ Ｐ明朝"/>
@@ -995,7 +1010,6 @@
         </w:rPr>
         <w:t>calc_gcd</w:t>
       </w:r>
-      <w:proofErr w:type="spellEnd"/>
       <w:r>
         <w:rPr>
           <w:rFonts w:ascii="ＭＳ Ｐ明朝" w:eastAsia="ＭＳ Ｐ明朝" w:hAnsi="ＭＳ Ｐ明朝" w:hint="eastAsia"/>
@@ -1122,7 +1136,63 @@
           <w:rFonts w:ascii="ＭＳ Ｐ明朝" w:eastAsia="ＭＳ Ｐ明朝" w:hAnsi="ＭＳ Ｐ明朝"/>
           <w:sz w:val="24"/>
         </w:rPr>
-        <w:t xml:space="preserve"> “g++ 2412747_kadai2-2.cpp”</w:t>
+        <w:t xml:space="preserve"> </w:t>
+      </w:r>
+      <w:r>
+        <w:rPr>
+          <w:rFonts w:ascii="ＭＳ Ｐ明朝" w:eastAsia="ＭＳ Ｐ明朝" w:hAnsi="ＭＳ Ｐ明朝" w:hint="eastAsia"/>
+          <w:sz w:val="24"/>
+        </w:rPr>
+        <w:t>「</w:t>
+      </w:r>
+      <w:r>
+        <w:rPr>
+          <w:rFonts w:ascii="ＭＳ Ｐ明朝" w:eastAsia="ＭＳ Ｐ明朝" w:hAnsi="ＭＳ Ｐ明朝" w:hint="eastAsia"/>
+          <w:sz w:val="24"/>
+        </w:rPr>
+        <w:t>g</w:t>
+      </w:r>
+      <w:r>
+        <w:rPr>
+          <w:rFonts w:ascii="ＭＳ Ｐ明朝" w:eastAsia="ＭＳ Ｐ明朝" w:hAnsi="ＭＳ Ｐ明朝"/>
+          <w:sz w:val="24"/>
+        </w:rPr>
+        <w:t>++ 2412747_kadai2-2.cpp</w:t>
+      </w:r>
+      <w:r>
+        <w:rPr>
+          <w:rFonts w:ascii="ＭＳ Ｐ明朝" w:eastAsia="ＭＳ Ｐ明朝" w:hAnsi="ＭＳ Ｐ明朝" w:hint="eastAsia"/>
+          <w:sz w:val="24"/>
+        </w:rPr>
+        <w:t xml:space="preserve">　</w:t>
+      </w:r>
+      <w:r>
+        <w:rPr>
+          <w:rFonts w:ascii="ＭＳ Ｐ明朝" w:eastAsia="ＭＳ Ｐ明朝" w:hAnsi="ＭＳ Ｐ明朝"/>
+          <w:sz w:val="24"/>
+        </w:rPr>
+        <w:t xml:space="preserve">-o </w:t>
+      </w:r>
+      <w:r>
+        <w:rPr>
+          <w:rFonts w:ascii="ＭＳ Ｐ明朝" w:eastAsia="ＭＳ Ｐ明朝" w:hAnsi="ＭＳ Ｐ明朝"/>
+          <w:sz w:val="24"/>
+        </w:rPr>
+        <w:t>./2412747_kadai2-</w:t>
+      </w:r>
+      <w:r>
+        <w:rPr>
+          <w:rFonts w:ascii="ＭＳ Ｐ明朝" w:eastAsia="ＭＳ Ｐ明朝" w:hAnsi="ＭＳ Ｐ明朝"/>
+          <w:sz w:val="24"/>
+        </w:rPr>
+        <w:t>2</w:t>
+      </w:r>
+      <w:r>
+        <w:rPr>
+          <w:rFonts w:ascii="ＭＳ Ｐ明朝" w:eastAsia="ＭＳ Ｐ明朝" w:hAnsi="ＭＳ Ｐ明朝" w:hint="eastAsia"/>
+          <w:sz w:val="24"/>
+        </w:rPr>
+        <w:t>」</w:t>
       </w:r>
       <w:r>
         <w:rPr>
@@ -1133,10 +1203,17 @@
       </w:r>
       <w:r>
         <w:rPr>
-          <w:rFonts w:ascii="ＭＳ Ｐ明朝" w:eastAsia="ＭＳ Ｐ明朝" w:hAnsi="ＭＳ Ｐ明朝"/>
-          <w:sz w:val="24"/>
-        </w:rPr>
-        <w:t>”./2412747_kadai2-</w:t>
+          <w:rFonts w:ascii="ＭＳ Ｐ明朝" w:eastAsia="ＭＳ Ｐ明朝" w:hAnsi="ＭＳ Ｐ明朝" w:hint="eastAsia"/>
+          <w:sz w:val="24"/>
+        </w:rPr>
+        <w:t>「</w:t>
+      </w:r>
+      <w:r>
+        <w:rPr>
+          <w:rFonts w:ascii="ＭＳ Ｐ明朝" w:eastAsia="ＭＳ Ｐ明朝" w:hAnsi="ＭＳ Ｐ明朝"/>
+          <w:sz w:val="24"/>
+        </w:rPr>
+        <w:t>./2412747_kadai2-</w:t>
       </w:r>
       <w:r>
         <w:rPr>
@@ -1150,7 +1227,14 @@
           <w:rFonts w:ascii="ＭＳ Ｐ明朝" w:eastAsia="ＭＳ Ｐ明朝" w:hAnsi="ＭＳ Ｐ明朝"/>
           <w:sz w:val="24"/>
         </w:rPr>
-        <w:t xml:space="preserve"> array1_2026.txt array2_2026.txt”</w:t>
+        <w:t xml:space="preserve"> array1_2026.txt array2_2026.txt</w:t>
+      </w:r>
+      <w:r>
+        <w:rPr>
+          <w:rFonts w:ascii="ＭＳ Ｐ明朝" w:eastAsia="ＭＳ Ｐ明朝" w:hAnsi="ＭＳ Ｐ明朝" w:hint="eastAsia"/>
+          <w:sz w:val="24"/>
+        </w:rPr>
+        <w:t>」</w:t>
       </w:r>
       <w:r>
         <w:rPr>
@@ -1396,7 +1480,6 @@
         </w:rPr>
         <w:t xml:space="preserve">　なお、宣言した</w:t>
       </w:r>
-      <w:proofErr w:type="spellStart"/>
       <w:r>
         <w:rPr>
           <w:rFonts w:ascii="ＭＳ Ｐ明朝" w:eastAsia="ＭＳ Ｐ明朝" w:hAnsi="ＭＳ Ｐ明朝"/>
@@ -1404,7 +1487,6 @@
         </w:rPr>
         <w:t>calc_gcd</w:t>
       </w:r>
-      <w:proofErr w:type="spellEnd"/>
       <w:r>
         <w:rPr>
           <w:rFonts w:ascii="ＭＳ Ｐ明朝" w:eastAsia="ＭＳ Ｐ明朝" w:hAnsi="ＭＳ Ｐ明朝" w:hint="eastAsia"/>
@@ -1440,7 +1522,6 @@
         </w:rPr>
         <w:t>つずつ行う上、同じ関数を命名するようなことはないと言えるが、いずれ開発の規模が大きくなったときに、同じ名前の関数の宣言や</w:t>
       </w:r>
-      <w:proofErr w:type="spellStart"/>
       <w:r>
         <w:rPr>
           <w:rFonts w:ascii="ＭＳ Ｐ明朝" w:eastAsia="ＭＳ Ｐ明朝" w:hAnsi="ＭＳ Ｐ明朝"/>
@@ -1448,7 +1529,6 @@
         </w:rPr>
         <w:t>Makefile</w:t>
       </w:r>
-      <w:proofErr w:type="spellEnd"/>
       <w:r>
         <w:rPr>
           <w:rFonts w:ascii="ＭＳ Ｐ明朝" w:eastAsia="ＭＳ Ｐ明朝" w:hAnsi="ＭＳ Ｐ明朝" w:hint="eastAsia"/>
@@ -1565,10 +1645,45 @@
       </w:r>
       <w:r>
         <w:rPr>
-          <w:rFonts w:ascii="ＭＳ Ｐ明朝" w:eastAsia="ＭＳ Ｐ明朝" w:hAnsi="ＭＳ Ｐ明朝"/>
-          <w:sz w:val="24"/>
-        </w:rPr>
-        <w:t>“g++ 2412747_kadai2-3.cpp”</w:t>
+          <w:rFonts w:ascii="ＭＳ Ｐ明朝" w:eastAsia="ＭＳ Ｐ明朝" w:hAnsi="ＭＳ Ｐ明朝" w:hint="eastAsia"/>
+          <w:sz w:val="24"/>
+        </w:rPr>
+        <w:t>「</w:t>
+      </w:r>
+      <w:r>
+        <w:rPr>
+          <w:rFonts w:ascii="ＭＳ Ｐ明朝" w:eastAsia="ＭＳ Ｐ明朝" w:hAnsi="ＭＳ Ｐ明朝"/>
+          <w:sz w:val="24"/>
+        </w:rPr>
+        <w:t>g++ 2412747_kadai2-3.cpp</w:t>
+      </w:r>
+      <w:r>
+        <w:rPr>
+          <w:rFonts w:ascii="ＭＳ Ｐ明朝" w:eastAsia="ＭＳ Ｐ明朝" w:hAnsi="ＭＳ Ｐ明朝"/>
+          <w:sz w:val="24"/>
+        </w:rPr>
+        <w:t xml:space="preserve"> -o </w:t>
+      </w:r>
+      <w:r>
+        <w:rPr>
+          <w:rFonts w:ascii="ＭＳ Ｐ明朝" w:eastAsia="ＭＳ Ｐ明朝" w:hAnsi="ＭＳ Ｐ明朝"/>
+          <w:sz w:val="24"/>
+        </w:rPr>
+        <w:t>./2412747_kadai2-</w:t>
+      </w:r>
+      <w:r>
+        <w:rPr>
+          <w:rFonts w:ascii="ＭＳ Ｐ明朝" w:eastAsia="ＭＳ Ｐ明朝" w:hAnsi="ＭＳ Ｐ明朝"/>
+          <w:sz w:val="24"/>
+        </w:rPr>
+        <w:t>3</w:t>
+      </w:r>
+      <w:r>
+        <w:rPr>
+          <w:rFonts w:ascii="ＭＳ Ｐ明朝" w:eastAsia="ＭＳ Ｐ明朝" w:hAnsi="ＭＳ Ｐ明朝" w:hint="eastAsia"/>
+          <w:sz w:val="24"/>
+        </w:rPr>
+        <w:t>」</w:t>
       </w:r>
       <w:r>
         <w:rPr>
@@ -1579,10 +1694,24 @@
       </w:r>
       <w:r>
         <w:rPr>
-          <w:rFonts w:ascii="ＭＳ Ｐ明朝" w:eastAsia="ＭＳ Ｐ明朝" w:hAnsi="ＭＳ Ｐ明朝"/>
-          <w:sz w:val="24"/>
-        </w:rPr>
-        <w:t>”./2412747_kadai2-3 x y”</w:t>
+          <w:rFonts w:ascii="ＭＳ Ｐ明朝" w:eastAsia="ＭＳ Ｐ明朝" w:hAnsi="ＭＳ Ｐ明朝" w:hint="eastAsia"/>
+          <w:sz w:val="24"/>
+        </w:rPr>
+        <w:t>「</w:t>
+      </w:r>
+      <w:r>
+        <w:rPr>
+          <w:rFonts w:ascii="ＭＳ Ｐ明朝" w:eastAsia="ＭＳ Ｐ明朝" w:hAnsi="ＭＳ Ｐ明朝"/>
+          <w:sz w:val="24"/>
+        </w:rPr>
+        <w:t>./2412747_kadai2-3 x y</w:t>
+      </w:r>
+      <w:r>
+        <w:rPr>
+          <w:rFonts w:ascii="ＭＳ Ｐ明朝" w:eastAsia="ＭＳ Ｐ明朝" w:hAnsi="ＭＳ Ｐ明朝" w:hint="eastAsia"/>
+          <w:sz w:val="24"/>
+        </w:rPr>
+        <w:t>」</w:t>
       </w:r>
       <w:r>
         <w:rPr>
@@ -1591,7 +1720,6 @@
         </w:rPr>
         <w:t>というように、</w:t>
       </w:r>
-      <w:proofErr w:type="gramStart"/>
       <w:r>
         <w:rPr>
           <w:rFonts w:ascii="ＭＳ Ｐ明朝" w:eastAsia="ＭＳ Ｐ明朝" w:hAnsi="ＭＳ Ｐ明朝"/>
@@ -1599,7 +1727,6 @@
         </w:rPr>
         <w:t>x</w:t>
       </w:r>
-      <w:proofErr w:type="gramEnd"/>
       <w:r>
         <w:rPr>
           <w:rFonts w:ascii="ＭＳ Ｐ明朝" w:eastAsia="ＭＳ Ｐ明朝" w:hAnsi="ＭＳ Ｐ明朝" w:hint="eastAsia"/>
@@ -1714,7 +1841,7 @@
           <w:rFonts w:ascii="ＭＳ Ｐ明朝" w:eastAsia="ＭＳ Ｐ明朝" w:hAnsi="ＭＳ Ｐ明朝" w:hint="eastAsia"/>
           <w:sz w:val="24"/>
         </w:rPr>
-        <w:t>からの経路数を計算することとなる。しかしながら終点は可変であるため、始点→終点という経路を計算するプログラムの実装は複雑になる。したがって、終点→始点とい</w:t>
+        <w:t>からの経路数を計算することとなる。しかしながら終点は可変であるため、始点→終</w:t>
       </w:r>
       <w:r>
         <w:rPr>
@@ -1722,9 +1849,8 @@
           <w:sz w:val="24"/>
         </w:rPr>
         <w:lastRenderedPageBreak/>
-        <w:t>う方向から経路を計算することで、実装を単純にしている。そのため経路計算の関数である</w:t>
-      </w:r>
-      <w:proofErr w:type="spellStart"/>
+        <w:t>点という経路を計算するプログラムの実装は複雑になる。したがって、終点→始点という方向から経路を計算することで、実装を単純にしている。そのため経路計算の関数である</w:t>
+      </w:r>
       <w:r>
         <w:rPr>
           <w:rFonts w:ascii="ＭＳ Ｐ明朝" w:eastAsia="ＭＳ Ｐ明朝" w:hAnsi="ＭＳ Ｐ明朝"/>
@@ -1732,7 +1858,6 @@
         </w:rPr>
         <w:t>calc_route</w:t>
       </w:r>
-      <w:proofErr w:type="spellEnd"/>
       <w:r>
         <w:rPr>
           <w:rFonts w:ascii="ＭＳ Ｐ明朝" w:eastAsia="ＭＳ Ｐ明朝" w:hAnsi="ＭＳ Ｐ明朝" w:hint="eastAsia"/>
@@ -1817,7 +1942,6 @@
         </w:rPr>
         <w:t>通りであるため、これより</w:t>
       </w:r>
-      <w:proofErr w:type="spellStart"/>
       <w:r>
         <w:rPr>
           <w:rFonts w:ascii="ＭＳ Ｐ明朝" w:eastAsia="ＭＳ Ｐ明朝" w:hAnsi="ＭＳ Ｐ明朝"/>
@@ -1825,7 +1949,6 @@
         </w:rPr>
         <w:t>calc_route</w:t>
       </w:r>
-      <w:proofErr w:type="spellEnd"/>
       <w:r>
         <w:rPr>
           <w:rFonts w:ascii="ＭＳ Ｐ明朝" w:eastAsia="ＭＳ Ｐ明朝" w:hAnsi="ＭＳ Ｐ明朝" w:hint="eastAsia"/>
@@ -1833,7 +1956,147 @@
         </w:rPr>
         <w:t>関数の返り値は、</w:t>
       </w:r>
-      <w:proofErr w:type="spellStart"/>
+      <w:r>
+        <w:rPr>
+          <w:rFonts w:ascii="ＭＳ Ｐ明朝" w:eastAsia="ＭＳ Ｐ明朝" w:hAnsi="ＭＳ Ｐ明朝"/>
+          <w:sz w:val="24"/>
+        </w:rPr>
+        <w:t>calc_route(x – 1, y) + calc_route(x, y -1)</w:t>
+      </w:r>
+      <w:r>
+        <w:rPr>
+          <w:rFonts w:ascii="ＭＳ Ｐ明朝" w:eastAsia="ＭＳ Ｐ明朝" w:hAnsi="ＭＳ Ｐ明朝" w:hint="eastAsia"/>
+          <w:sz w:val="24"/>
+        </w:rPr>
+        <w:t>となることがわかる。</w:t>
+      </w:r>
+      <w:r>
+        <w:rPr>
+          <w:rFonts w:ascii="ＭＳ Ｐ明朝" w:eastAsia="ＭＳ Ｐ明朝" w:hAnsi="ＭＳ Ｐ明朝" w:hint="eastAsia"/>
+          <w:sz w:val="24"/>
+        </w:rPr>
+        <w:t>また、この問題では</w:t>
+      </w:r>
+      <w:r>
+        <w:rPr>
+          <w:rFonts w:ascii="ＭＳ Ｐ明朝" w:eastAsia="ＭＳ Ｐ明朝" w:hAnsi="ＭＳ Ｐ明朝"/>
+          <w:sz w:val="24"/>
+        </w:rPr>
+        <w:t>(4, 2)</w:t>
+      </w:r>
+      <w:r>
+        <w:rPr>
+          <w:rFonts w:ascii="ＭＳ Ｐ明朝" w:eastAsia="ＭＳ Ｐ明朝" w:hAnsi="ＭＳ Ｐ明朝" w:hint="eastAsia"/>
+          <w:sz w:val="24"/>
+        </w:rPr>
+        <w:t>の座標が工事中となっている。そのため、この座標の時を例外処理として</w:t>
+      </w:r>
+      <w:r>
+        <w:rPr>
+          <w:rFonts w:ascii="ＭＳ Ｐ明朝" w:eastAsia="ＭＳ Ｐ明朝" w:hAnsi="ＭＳ Ｐ明朝"/>
+          <w:sz w:val="24"/>
+        </w:rPr>
+        <w:t>if</w:t>
+      </w:r>
+      <w:r>
+        <w:rPr>
+          <w:rFonts w:ascii="ＭＳ Ｐ明朝" w:eastAsia="ＭＳ Ｐ明朝" w:hAnsi="ＭＳ Ｐ明朝" w:hint="eastAsia"/>
+          <w:sz w:val="24"/>
+        </w:rPr>
+        <w:t>文で扱い、</w:t>
+      </w:r>
+      <w:r>
+        <w:rPr>
+          <w:rFonts w:ascii="ＭＳ Ｐ明朝" w:eastAsia="ＭＳ Ｐ明朝" w:hAnsi="ＭＳ Ｐ明朝"/>
+          <w:sz w:val="24"/>
+        </w:rPr>
+        <w:t>0</w:t>
+      </w:r>
+      <w:r>
+        <w:rPr>
+          <w:rFonts w:ascii="ＭＳ Ｐ明朝" w:eastAsia="ＭＳ Ｐ明朝" w:hAnsi="ＭＳ Ｐ明朝" w:hint="eastAsia"/>
+          <w:sz w:val="24"/>
+        </w:rPr>
+        <w:t>を返すようにしている。</w:t>
+      </w:r>
+      <w:r>
+        <w:rPr>
+          <w:rFonts w:ascii="ＭＳ Ｐ明朝" w:eastAsia="ＭＳ Ｐ明朝" w:hAnsi="ＭＳ Ｐ明朝" w:hint="eastAsia"/>
+          <w:sz w:val="24"/>
+        </w:rPr>
+        <w:t>これにより経路計算の関数は完成となる。</w:t>
+      </w:r>
+    </w:p>
+    <w:p>
+      <w:pPr>
+        <w:rPr>
+          <w:rFonts w:ascii="ＭＳ Ｐ明朝" w:eastAsia="ＭＳ Ｐ明朝" w:hAnsi="ＭＳ Ｐ明朝"/>
+          <w:sz w:val="24"/>
+        </w:rPr>
+      </w:pPr>
+      <w:r>
+        <w:rPr>
+          <w:rFonts w:ascii="ＭＳ Ｐ明朝" w:eastAsia="ＭＳ Ｐ明朝" w:hAnsi="ＭＳ Ｐ明朝" w:hint="eastAsia"/>
+          <w:sz w:val="24"/>
+        </w:rPr>
+        <w:t xml:space="preserve">　プログラム全体としては、まず引数の数のエラー処理と、引数が正の整数以外であるのは不適当なためそれのエラー処理をしている。その後</w:t>
+      </w:r>
+      <w:r>
+        <w:rPr>
+          <w:rFonts w:ascii="ＭＳ Ｐ明朝" w:eastAsia="ＭＳ Ｐ明朝" w:hAnsi="ＭＳ Ｐ明朝"/>
+          <w:sz w:val="24"/>
+        </w:rPr>
+        <w:t>atoi</w:t>
+      </w:r>
+      <w:r>
+        <w:rPr>
+          <w:rFonts w:ascii="ＭＳ Ｐ明朝" w:eastAsia="ＭＳ Ｐ明朝" w:hAnsi="ＭＳ Ｐ明朝" w:hint="eastAsia"/>
+          <w:sz w:val="24"/>
+        </w:rPr>
+        <w:t>関数を用いて</w:t>
+      </w:r>
+      <w:r>
+        <w:rPr>
+          <w:rFonts w:ascii="ＭＳ Ｐ明朝" w:eastAsia="ＭＳ Ｐ明朝" w:hAnsi="ＭＳ Ｐ明朝"/>
+          <w:sz w:val="24"/>
+        </w:rPr>
+        <w:t>int</w:t>
+      </w:r>
+      <w:r>
+        <w:rPr>
+          <w:rFonts w:ascii="ＭＳ Ｐ明朝" w:eastAsia="ＭＳ Ｐ明朝" w:hAnsi="ＭＳ Ｐ明朝" w:hint="eastAsia"/>
+          <w:sz w:val="24"/>
+        </w:rPr>
+        <w:t>型の変数に代入している。ここで</w:t>
+      </w:r>
+      <w:r>
+        <w:rPr>
+          <w:rFonts w:ascii="ＭＳ Ｐ明朝" w:eastAsia="ＭＳ Ｐ明朝" w:hAnsi="ＭＳ Ｐ明朝"/>
+          <w:sz w:val="24"/>
+        </w:rPr>
+        <w:t>(4,2)</w:t>
+      </w:r>
+      <w:r>
+        <w:rPr>
+          <w:rFonts w:ascii="ＭＳ Ｐ明朝" w:eastAsia="ＭＳ Ｐ明朝" w:hAnsi="ＭＳ Ｐ明朝" w:hint="eastAsia"/>
+          <w:sz w:val="24"/>
+        </w:rPr>
+        <w:t>は工事中で終点として指定することができないので、</w:t>
+      </w:r>
+      <w:r>
+        <w:rPr>
+          <w:rFonts w:ascii="ＭＳ Ｐ明朝" w:eastAsia="ＭＳ Ｐ明朝" w:hAnsi="ＭＳ Ｐ明朝"/>
+          <w:sz w:val="24"/>
+        </w:rPr>
+        <w:t>(4, 2)</w:t>
+      </w:r>
+      <w:r>
+        <w:rPr>
+          <w:rFonts w:ascii="ＭＳ Ｐ明朝" w:eastAsia="ＭＳ Ｐ明朝" w:hAnsi="ＭＳ Ｐ明朝" w:hint="eastAsia"/>
+          <w:sz w:val="24"/>
+        </w:rPr>
+        <w:t>の入力は工事中である旨を告げて弾くようにしている。その後、</w:t>
+      </w:r>
       <w:r>
         <w:rPr>
           <w:rFonts w:ascii="ＭＳ Ｐ明朝" w:eastAsia="ＭＳ Ｐ明朝" w:hAnsi="ＭＳ Ｐ明朝"/>
@@ -1841,175 +2104,6 @@
         </w:rPr>
         <w:t>calc_route</w:t>
       </w:r>
-      <w:proofErr w:type="spellEnd"/>
-      <w:r>
-        <w:rPr>
-          <w:rFonts w:ascii="ＭＳ Ｐ明朝" w:eastAsia="ＭＳ Ｐ明朝" w:hAnsi="ＭＳ Ｐ明朝"/>
-          <w:sz w:val="24"/>
-        </w:rPr>
-        <w:t xml:space="preserve">(x – 1, y) + </w:t>
-      </w:r>
-      <w:proofErr w:type="spellStart"/>
-      <w:r>
-        <w:rPr>
-          <w:rFonts w:ascii="ＭＳ Ｐ明朝" w:eastAsia="ＭＳ Ｐ明朝" w:hAnsi="ＭＳ Ｐ明朝"/>
-          <w:sz w:val="24"/>
-        </w:rPr>
-        <w:t>calc_route</w:t>
-      </w:r>
-      <w:proofErr w:type="spellEnd"/>
-      <w:r>
-        <w:rPr>
-          <w:rFonts w:ascii="ＭＳ Ｐ明朝" w:eastAsia="ＭＳ Ｐ明朝" w:hAnsi="ＭＳ Ｐ明朝"/>
-          <w:sz w:val="24"/>
-        </w:rPr>
-        <w:t>(x, y -1)</w:t>
-      </w:r>
-      <w:r>
-        <w:rPr>
-          <w:rFonts w:ascii="ＭＳ Ｐ明朝" w:eastAsia="ＭＳ Ｐ明朝" w:hAnsi="ＭＳ Ｐ明朝" w:hint="eastAsia"/>
-          <w:sz w:val="24"/>
-        </w:rPr>
-        <w:t>となることがわかる。</w:t>
-      </w:r>
-      <w:r>
-        <w:rPr>
-          <w:rFonts w:ascii="ＭＳ Ｐ明朝" w:eastAsia="ＭＳ Ｐ明朝" w:hAnsi="ＭＳ Ｐ明朝" w:hint="eastAsia"/>
-          <w:sz w:val="24"/>
-        </w:rPr>
-        <w:t>また、この問題では</w:t>
-      </w:r>
-      <w:r>
-        <w:rPr>
-          <w:rFonts w:ascii="ＭＳ Ｐ明朝" w:eastAsia="ＭＳ Ｐ明朝" w:hAnsi="ＭＳ Ｐ明朝"/>
-          <w:sz w:val="24"/>
-        </w:rPr>
-        <w:t>(4, 2)</w:t>
-      </w:r>
-      <w:r>
-        <w:rPr>
-          <w:rFonts w:ascii="ＭＳ Ｐ明朝" w:eastAsia="ＭＳ Ｐ明朝" w:hAnsi="ＭＳ Ｐ明朝" w:hint="eastAsia"/>
-          <w:sz w:val="24"/>
-        </w:rPr>
-        <w:t>の座標が工事中となっている。そのため、この座標の時を例外処理として</w:t>
-      </w:r>
-      <w:r>
-        <w:rPr>
-          <w:rFonts w:ascii="ＭＳ Ｐ明朝" w:eastAsia="ＭＳ Ｐ明朝" w:hAnsi="ＭＳ Ｐ明朝"/>
-          <w:sz w:val="24"/>
-        </w:rPr>
-        <w:t>if</w:t>
-      </w:r>
-      <w:r>
-        <w:rPr>
-          <w:rFonts w:ascii="ＭＳ Ｐ明朝" w:eastAsia="ＭＳ Ｐ明朝" w:hAnsi="ＭＳ Ｐ明朝" w:hint="eastAsia"/>
-          <w:sz w:val="24"/>
-        </w:rPr>
-        <w:t>文で扱い、</w:t>
-      </w:r>
-      <w:r>
-        <w:rPr>
-          <w:rFonts w:ascii="ＭＳ Ｐ明朝" w:eastAsia="ＭＳ Ｐ明朝" w:hAnsi="ＭＳ Ｐ明朝"/>
-          <w:sz w:val="24"/>
-        </w:rPr>
-        <w:t>0</w:t>
-      </w:r>
-      <w:r>
-        <w:rPr>
-          <w:rFonts w:ascii="ＭＳ Ｐ明朝" w:eastAsia="ＭＳ Ｐ明朝" w:hAnsi="ＭＳ Ｐ明朝" w:hint="eastAsia"/>
-          <w:sz w:val="24"/>
-        </w:rPr>
-        <w:t>を返すようにしている。</w:t>
-      </w:r>
-      <w:r>
-        <w:rPr>
-          <w:rFonts w:ascii="ＭＳ Ｐ明朝" w:eastAsia="ＭＳ Ｐ明朝" w:hAnsi="ＭＳ Ｐ明朝" w:hint="eastAsia"/>
-          <w:sz w:val="24"/>
-        </w:rPr>
-        <w:t>これにより経路計算の関数は完成となる。</w:t>
-      </w:r>
-    </w:p>
-    <w:p>
-      <w:pPr>
-        <w:rPr>
-          <w:rFonts w:ascii="ＭＳ Ｐ明朝" w:eastAsia="ＭＳ Ｐ明朝" w:hAnsi="ＭＳ Ｐ明朝"/>
-          <w:sz w:val="24"/>
-        </w:rPr>
-      </w:pPr>
-      <w:r>
-        <w:rPr>
-          <w:rFonts w:ascii="ＭＳ Ｐ明朝" w:eastAsia="ＭＳ Ｐ明朝" w:hAnsi="ＭＳ Ｐ明朝" w:hint="eastAsia"/>
-          <w:sz w:val="24"/>
-        </w:rPr>
-        <w:t xml:space="preserve">　プログラム全体としては、まず引数の数のエラー処理と、引数が正の整数以外であるのは不適当なためそれのエラー処理をしている。その後</w:t>
-      </w:r>
-      <w:proofErr w:type="spellStart"/>
-      <w:r>
-        <w:rPr>
-          <w:rFonts w:ascii="ＭＳ Ｐ明朝" w:eastAsia="ＭＳ Ｐ明朝" w:hAnsi="ＭＳ Ｐ明朝"/>
-          <w:sz w:val="24"/>
-        </w:rPr>
-        <w:t>atoi</w:t>
-      </w:r>
-      <w:proofErr w:type="spellEnd"/>
-      <w:r>
-        <w:rPr>
-          <w:rFonts w:ascii="ＭＳ Ｐ明朝" w:eastAsia="ＭＳ Ｐ明朝" w:hAnsi="ＭＳ Ｐ明朝" w:hint="eastAsia"/>
-          <w:sz w:val="24"/>
-        </w:rPr>
-        <w:t>関数を用いて</w:t>
-      </w:r>
-      <w:r>
-        <w:rPr>
-          <w:rFonts w:ascii="ＭＳ Ｐ明朝" w:eastAsia="ＭＳ Ｐ明朝" w:hAnsi="ＭＳ Ｐ明朝"/>
-          <w:sz w:val="24"/>
-        </w:rPr>
-        <w:t>int</w:t>
-      </w:r>
-      <w:r>
-        <w:rPr>
-          <w:rFonts w:ascii="ＭＳ Ｐ明朝" w:eastAsia="ＭＳ Ｐ明朝" w:hAnsi="ＭＳ Ｐ明朝" w:hint="eastAsia"/>
-          <w:sz w:val="24"/>
-        </w:rPr>
-        <w:t>型の変数に代入している。ここで</w:t>
-      </w:r>
-      <w:r>
-        <w:rPr>
-          <w:rFonts w:ascii="ＭＳ Ｐ明朝" w:eastAsia="ＭＳ Ｐ明朝" w:hAnsi="ＭＳ Ｐ明朝"/>
-          <w:sz w:val="24"/>
-        </w:rPr>
-        <w:t>(4,2)</w:t>
-      </w:r>
-      <w:r>
-        <w:rPr>
-          <w:rFonts w:ascii="ＭＳ Ｐ明朝" w:eastAsia="ＭＳ Ｐ明朝" w:hAnsi="ＭＳ Ｐ明朝" w:hint="eastAsia"/>
-          <w:sz w:val="24"/>
-        </w:rPr>
-        <w:t>は工事中で終点として指定することができないので、</w:t>
-      </w:r>
-      <w:r>
-        <w:rPr>
-          <w:rFonts w:ascii="ＭＳ Ｐ明朝" w:eastAsia="ＭＳ Ｐ明朝" w:hAnsi="ＭＳ Ｐ明朝"/>
-          <w:sz w:val="24"/>
-        </w:rPr>
-        <w:t>(4, 2)</w:t>
-      </w:r>
-      <w:r>
-        <w:rPr>
-          <w:rFonts w:ascii="ＭＳ Ｐ明朝" w:eastAsia="ＭＳ Ｐ明朝" w:hAnsi="ＭＳ Ｐ明朝" w:hint="eastAsia"/>
-          <w:sz w:val="24"/>
-        </w:rPr>
-        <w:t>の入力は工事中である旨を告げて弾くようにしている。その後、</w:t>
-      </w:r>
-      <w:proofErr w:type="spellStart"/>
-      <w:r>
-        <w:rPr>
-          <w:rFonts w:ascii="ＭＳ Ｐ明朝" w:eastAsia="ＭＳ Ｐ明朝" w:hAnsi="ＭＳ Ｐ明朝"/>
-          <w:sz w:val="24"/>
-        </w:rPr>
-        <w:t>calc_route</w:t>
-      </w:r>
-      <w:proofErr w:type="spellEnd"/>
       <w:r>
         <w:rPr>
           <w:rFonts w:ascii="ＭＳ Ｐ明朝" w:eastAsia="ＭＳ Ｐ明朝" w:hAnsi="ＭＳ Ｐ明朝" w:hint="eastAsia"/>
@@ -2105,10 +2199,45 @@
       </w:r>
       <w:r>
         <w:rPr>
-          <w:rFonts w:ascii="ＭＳ Ｐ明朝" w:eastAsia="ＭＳ Ｐ明朝" w:hAnsi="ＭＳ Ｐ明朝"/>
-          <w:sz w:val="24"/>
-        </w:rPr>
-        <w:t>“g++ 2412747_kadai2-4.cpp”</w:t>
+          <w:rFonts w:ascii="ＭＳ Ｐ明朝" w:eastAsia="ＭＳ Ｐ明朝" w:hAnsi="ＭＳ Ｐ明朝" w:hint="eastAsia"/>
+          <w:sz w:val="24"/>
+        </w:rPr>
+        <w:t>「</w:t>
+      </w:r>
+      <w:r>
+        <w:rPr>
+          <w:rFonts w:ascii="ＭＳ Ｐ明朝" w:eastAsia="ＭＳ Ｐ明朝" w:hAnsi="ＭＳ Ｐ明朝"/>
+          <w:sz w:val="24"/>
+        </w:rPr>
+        <w:t>g++ 2412747_kadai2-4.cpp</w:t>
+      </w:r>
+      <w:r>
+        <w:rPr>
+          <w:rFonts w:ascii="ＭＳ Ｐ明朝" w:eastAsia="ＭＳ Ｐ明朝" w:hAnsi="ＭＳ Ｐ明朝"/>
+          <w:sz w:val="24"/>
+        </w:rPr>
+        <w:t xml:space="preserve"> -o </w:t>
+      </w:r>
+      <w:r>
+        <w:rPr>
+          <w:rFonts w:ascii="ＭＳ Ｐ明朝" w:eastAsia="ＭＳ Ｐ明朝" w:hAnsi="ＭＳ Ｐ明朝"/>
+          <w:sz w:val="24"/>
+        </w:rPr>
+        <w:t>./2412747_kadai2-</w:t>
+      </w:r>
+      <w:r>
+        <w:rPr>
+          <w:rFonts w:ascii="ＭＳ Ｐ明朝" w:eastAsia="ＭＳ Ｐ明朝" w:hAnsi="ＭＳ Ｐ明朝"/>
+          <w:sz w:val="24"/>
+        </w:rPr>
+        <w:t>4</w:t>
+      </w:r>
+      <w:r>
+        <w:rPr>
+          <w:rFonts w:ascii="ＭＳ Ｐ明朝" w:eastAsia="ＭＳ Ｐ明朝" w:hAnsi="ＭＳ Ｐ明朝" w:hint="eastAsia"/>
+          <w:sz w:val="24"/>
+        </w:rPr>
+        <w:t>」</w:t>
       </w:r>
       <w:r>
         <w:rPr>
@@ -2119,10 +2248,24 @@
       </w:r>
       <w:r>
         <w:rPr>
-          <w:rFonts w:ascii="ＭＳ Ｐ明朝" w:eastAsia="ＭＳ Ｐ明朝" w:hAnsi="ＭＳ Ｐ明朝"/>
-          <w:sz w:val="24"/>
-        </w:rPr>
-        <w:t>”./2412747_kadai2-4 strings2026/numbers_2026.txt”</w:t>
+          <w:rFonts w:ascii="ＭＳ Ｐ明朝" w:eastAsia="ＭＳ Ｐ明朝" w:hAnsi="ＭＳ Ｐ明朝" w:hint="eastAsia"/>
+          <w:sz w:val="24"/>
+        </w:rPr>
+        <w:t>「</w:t>
+      </w:r>
+      <w:r>
+        <w:rPr>
+          <w:rFonts w:ascii="ＭＳ Ｐ明朝" w:eastAsia="ＭＳ Ｐ明朝" w:hAnsi="ＭＳ Ｐ明朝"/>
+          <w:sz w:val="24"/>
+        </w:rPr>
+        <w:t>./2412747_kadai2-4 strings2026/numbers_2026.txt</w:t>
+      </w:r>
+      <w:r>
+        <w:rPr>
+          <w:rFonts w:ascii="ＭＳ Ｐ明朝" w:eastAsia="ＭＳ Ｐ明朝" w:hAnsi="ＭＳ Ｐ明朝" w:hint="eastAsia"/>
+          <w:sz w:val="24"/>
+        </w:rPr>
+        <w:t>」</w:t>
       </w:r>
       <w:r>
         <w:rPr>
@@ -2252,7 +2395,7 @@
           <w:rFonts w:ascii="ＭＳ Ｐ明朝" w:eastAsia="ＭＳ Ｐ明朝" w:hAnsi="ＭＳ Ｐ明朝" w:hint="eastAsia"/>
           <w:sz w:val="24"/>
         </w:rPr>
-        <w:t>つのファイルの内容は違う上、行数も異なる。そのためプログラム内で静的に配列を確保する方法は両者に柔軟に対応するという指示を満たさない。また、各行の</w:t>
+        <w:t>つのファイルの内容は違う上、行数も異なる。そのためプログラム内で静的に</w:t>
       </w:r>
       <w:r>
         <w:rPr>
@@ -2260,7 +2403,7 @@
           <w:sz w:val="24"/>
         </w:rPr>
         <w:lastRenderedPageBreak/>
-        <w:t>文字数が違うことや数字列の記されたファイルには数万行もの数の数字列が記述されてあることから、</w:t>
+        <w:t>配列を確保する方法は両者に柔軟に対応するという指示を満たさない。また、各行の文字数が違うことや数字列の記されたファイルには数万行もの数の数字列が記述されてあることから、</w:t>
       </w:r>
       <w:r>
         <w:rPr>
@@ -2389,7 +2532,6 @@
         </w:rPr>
         <w:t>コンテナ、すなわち可変長の文字列型の配列の</w:t>
       </w:r>
-      <w:proofErr w:type="spellStart"/>
       <w:r>
         <w:rPr>
           <w:rFonts w:ascii="ＭＳ Ｐ明朝" w:eastAsia="ＭＳ Ｐ明朝" w:hAnsi="ＭＳ Ｐ明朝"/>
@@ -2397,7 +2539,6 @@
         </w:rPr>
         <w:t>file_content</w:t>
       </w:r>
-      <w:proofErr w:type="spellEnd"/>
       <w:r>
         <w:rPr>
           <w:rFonts w:ascii="ＭＳ Ｐ明朝" w:eastAsia="ＭＳ Ｐ明朝" w:hAnsi="ＭＳ Ｐ明朝" w:hint="eastAsia"/>
@@ -2419,7 +2560,6 @@
         </w:rPr>
         <w:t>コンテナのメンバ関数である</w:t>
       </w:r>
-      <w:proofErr w:type="spellStart"/>
       <w:r>
         <w:rPr>
           <w:rFonts w:ascii="ＭＳ Ｐ明朝" w:eastAsia="ＭＳ Ｐ明朝" w:hAnsi="ＭＳ Ｐ明朝"/>
@@ -2427,7 +2567,6 @@
         </w:rPr>
         <w:t>push_back</w:t>
       </w:r>
-      <w:proofErr w:type="spellEnd"/>
       <w:r>
         <w:rPr>
           <w:rFonts w:ascii="ＭＳ Ｐ明朝" w:eastAsia="ＭＳ Ｐ明朝" w:hAnsi="ＭＳ Ｐ明朝" w:hint="eastAsia"/>
@@ -2526,7 +2665,6 @@
         </w:rPr>
         <w:t>コンテナである</w:t>
       </w:r>
-      <w:proofErr w:type="spellStart"/>
       <w:r>
         <w:rPr>
           <w:rFonts w:ascii="ＭＳ Ｐ明朝" w:eastAsia="ＭＳ Ｐ明朝" w:hAnsi="ＭＳ Ｐ明朝"/>
@@ -2534,7 +2672,6 @@
         </w:rPr>
         <w:t>file_nums</w:t>
       </w:r>
-      <w:proofErr w:type="spellEnd"/>
       <w:r>
         <w:rPr>
           <w:rFonts w:ascii="ＭＳ Ｐ明朝" w:eastAsia="ＭＳ Ｐ明朝" w:hAnsi="ＭＳ Ｐ明朝" w:hint="eastAsia"/>
@@ -2570,7 +2707,6 @@
         </w:rPr>
         <w:t>型に変換させる</w:t>
       </w:r>
-      <w:proofErr w:type="spellStart"/>
       <w:r>
         <w:rPr>
           <w:rFonts w:ascii="ＭＳ Ｐ明朝" w:eastAsia="ＭＳ Ｐ明朝" w:hAnsi="ＭＳ Ｐ明朝"/>
@@ -2578,7 +2714,6 @@
         </w:rPr>
         <w:t>stoi</w:t>
       </w:r>
-      <w:proofErr w:type="spellEnd"/>
       <w:r>
         <w:rPr>
           <w:rFonts w:ascii="ＭＳ Ｐ明朝" w:eastAsia="ＭＳ Ｐ明朝" w:hAnsi="ＭＳ Ｐ明朝" w:hint="eastAsia"/>
@@ -2586,7 +2721,6 @@
         </w:rPr>
         <w:t>関数を使用しながら、メンバ関数の</w:t>
       </w:r>
-      <w:proofErr w:type="spellStart"/>
       <w:r>
         <w:rPr>
           <w:rFonts w:ascii="ＭＳ Ｐ明朝" w:eastAsia="ＭＳ Ｐ明朝" w:hAnsi="ＭＳ Ｐ明朝"/>
@@ -2594,7 +2728,6 @@
         </w:rPr>
         <w:t>push_back</w:t>
       </w:r>
-      <w:proofErr w:type="spellEnd"/>
       <w:r>
         <w:rPr>
           <w:rFonts w:ascii="ＭＳ Ｐ明朝" w:eastAsia="ＭＳ Ｐ明朝" w:hAnsi="ＭＳ Ｐ明朝" w:hint="eastAsia"/>
@@ -2602,7 +2735,6 @@
         </w:rPr>
         <w:t>で挿入していった。そして</w:t>
       </w:r>
-      <w:proofErr w:type="spellStart"/>
       <w:r>
         <w:rPr>
           <w:rFonts w:ascii="ＭＳ Ｐ明朝" w:eastAsia="ＭＳ Ｐ明朝" w:hAnsi="ＭＳ Ｐ明朝"/>
@@ -2610,7 +2742,6 @@
         </w:rPr>
         <w:t>file_descending_sort</w:t>
       </w:r>
-      <w:proofErr w:type="spellEnd"/>
       <w:r>
         <w:rPr>
           <w:rFonts w:ascii="ＭＳ Ｐ明朝" w:eastAsia="ＭＳ Ｐ明朝" w:hAnsi="ＭＳ Ｐ明朝" w:hint="eastAsia"/>
@@ -2618,7 +2749,6 @@
         </w:rPr>
         <w:t>関数に引数として</w:t>
       </w:r>
-      <w:proofErr w:type="spellStart"/>
       <w:r>
         <w:rPr>
           <w:rFonts w:ascii="ＭＳ Ｐ明朝" w:eastAsia="ＭＳ Ｐ明朝" w:hAnsi="ＭＳ Ｐ明朝"/>
@@ -2626,7 +2756,6 @@
         </w:rPr>
         <w:t>file_nums</w:t>
       </w:r>
-      <w:proofErr w:type="spellEnd"/>
       <w:r>
         <w:rPr>
           <w:rFonts w:ascii="ＭＳ Ｐ明朝" w:eastAsia="ＭＳ Ｐ明朝" w:hAnsi="ＭＳ Ｐ明朝" w:hint="eastAsia"/>
@@ -2634,7 +2763,6 @@
         </w:rPr>
         <w:t>を代入した。文字列である場合はそのまま</w:t>
       </w:r>
-      <w:proofErr w:type="spellStart"/>
       <w:r>
         <w:rPr>
           <w:rFonts w:ascii="ＭＳ Ｐ明朝" w:eastAsia="ＭＳ Ｐ明朝" w:hAnsi="ＭＳ Ｐ明朝"/>
@@ -2642,7 +2770,6 @@
         </w:rPr>
         <w:t>file_descending_sort</w:t>
       </w:r>
-      <w:proofErr w:type="spellEnd"/>
       <w:r>
         <w:rPr>
           <w:rFonts w:ascii="ＭＳ Ｐ明朝" w:eastAsia="ＭＳ Ｐ明朝" w:hAnsi="ＭＳ Ｐ明朝" w:hint="eastAsia"/>
@@ -2650,7 +2777,6 @@
         </w:rPr>
         <w:t>関数に代入した。今回は課題文の指示に関数のオーバーロード機能を使用するよう明記されていたので、</w:t>
       </w:r>
-      <w:proofErr w:type="spellStart"/>
       <w:r>
         <w:rPr>
           <w:rFonts w:ascii="ＭＳ Ｐ明朝" w:eastAsia="ＭＳ Ｐ明朝" w:hAnsi="ＭＳ Ｐ明朝"/>
@@ -2658,7 +2784,6 @@
         </w:rPr>
         <w:t>file_descending_sort</w:t>
       </w:r>
-      <w:proofErr w:type="spellEnd"/>
       <w:r>
         <w:rPr>
           <w:rFonts w:ascii="ＭＳ Ｐ明朝" w:eastAsia="ＭＳ Ｐ明朝" w:hAnsi="ＭＳ Ｐ明朝" w:hint="eastAsia"/>
@@ -2754,23 +2879,13 @@
           <m:t>)</m:t>
         </m:r>
       </m:oMath>
-      <w:proofErr w:type="gramStart"/>
-      <w:r>
-        <w:rPr>
-          <w:rFonts w:ascii="ＭＳ Ｐ明朝" w:eastAsia="ＭＳ Ｐ明朝" w:hAnsi="ＭＳ Ｐ明朝" w:hint="eastAsia"/>
-          <w:sz w:val="24"/>
-        </w:rPr>
-        <w:t>で</w:t>
-      </w:r>
-      <w:proofErr w:type="gramEnd"/>
-      <w:r>
-        <w:rPr>
-          <w:rFonts w:ascii="ＭＳ Ｐ明朝" w:eastAsia="ＭＳ Ｐ明朝" w:hAnsi="ＭＳ Ｐ明朝" w:hint="eastAsia"/>
-          <w:sz w:val="24"/>
-        </w:rPr>
-        <w:t>あるのが懸念点であると考えられる。</w:t>
-      </w:r>
-      <w:proofErr w:type="spellStart"/>
+      <w:r>
+        <w:rPr>
+          <w:rFonts w:ascii="ＭＳ Ｐ明朝" w:eastAsia="ＭＳ Ｐ明朝" w:hAnsi="ＭＳ Ｐ明朝" w:hint="eastAsia"/>
+          <w:sz w:val="24"/>
+        </w:rPr>
+        <w:t>であるのが懸念点であると考えられる。</w:t>
+      </w:r>
       <w:r>
         <w:rPr>
           <w:rFonts w:ascii="ＭＳ Ｐ明朝" w:eastAsia="ＭＳ Ｐ明朝" w:hAnsi="ＭＳ Ｐ明朝" w:hint="eastAsia"/>
@@ -2785,7 +2900,6 @@
         </w:rPr>
         <w:t>ile_descending_sort</w:t>
       </w:r>
-      <w:proofErr w:type="spellEnd"/>
       <w:r>
         <w:rPr>
           <w:rFonts w:ascii="ＭＳ Ｐ明朝" w:eastAsia="ＭＳ Ｐ明朝" w:hAnsi="ＭＳ Ｐ明朝" w:hint="eastAsia"/>
@@ -2793,7 +2907,6 @@
         </w:rPr>
         <w:t>関数の内部では引数が文字列でも数字列でも同様にこの処理をしている。なお要素と次の要素を比較する関係上、要素数全体を</w:t>
       </w:r>
-      <w:proofErr w:type="spellStart"/>
       <w:r>
         <w:rPr>
           <w:rFonts w:ascii="ＭＳ Ｐ明朝" w:eastAsia="ＭＳ Ｐ明朝" w:hAnsi="ＭＳ Ｐ明朝"/>
@@ -2801,7 +2914,6 @@
         </w:rPr>
         <w:t>len</w:t>
       </w:r>
-      <w:proofErr w:type="spellEnd"/>
       <w:r>
         <w:rPr>
           <w:rFonts w:ascii="ＭＳ Ｐ明朝" w:eastAsia="ＭＳ Ｐ明朝" w:hAnsi="ＭＳ Ｐ明朝" w:hint="eastAsia"/>
@@ -2823,31 +2935,13 @@
         </w:rPr>
         <w:t>文の条件を</w:t>
       </w:r>
-      <w:proofErr w:type="spellStart"/>
-      <w:r>
-        <w:rPr>
-          <w:rFonts w:ascii="ＭＳ Ｐ明朝" w:eastAsia="ＭＳ Ｐ明朝" w:hAnsi="ＭＳ Ｐ明朝"/>
-          <w:sz w:val="24"/>
-        </w:rPr>
-        <w:t>i</w:t>
-      </w:r>
-      <w:proofErr w:type="spellEnd"/>
-      <w:r>
-        <w:rPr>
-          <w:rFonts w:ascii="ＭＳ Ｐ明朝" w:eastAsia="ＭＳ Ｐ明朝" w:hAnsi="ＭＳ Ｐ明朝"/>
-          <w:sz w:val="24"/>
-        </w:rPr>
-        <w:t xml:space="preserve"> &lt; </w:t>
-      </w:r>
-      <w:proofErr w:type="spellStart"/>
-      <w:r>
-        <w:rPr>
-          <w:rFonts w:ascii="ＭＳ Ｐ明朝" w:eastAsia="ＭＳ Ｐ明朝" w:hAnsi="ＭＳ Ｐ明朝"/>
-          <w:sz w:val="24"/>
-        </w:rPr>
-        <w:t>len</w:t>
-      </w:r>
-      <w:proofErr w:type="spellEnd"/>
+      <w:r>
+        <w:rPr>
+          <w:rFonts w:ascii="ＭＳ Ｐ明朝" w:eastAsia="ＭＳ Ｐ明朝" w:hAnsi="ＭＳ Ｐ明朝"/>
+          <w:sz w:val="24"/>
+        </w:rPr>
+        <w:t>i &lt; len</w:t>
+      </w:r>
       <w:r>
         <w:rPr>
           <w:rFonts w:ascii="ＭＳ Ｐ明朝" w:eastAsia="ＭＳ Ｐ明朝" w:hAnsi="ＭＳ Ｐ明朝" w:hint="eastAsia"/>
@@ -2855,37 +2949,12 @@
         </w:rPr>
         <w:t xml:space="preserve">　ではなく、</w:t>
       </w:r>
-      <w:proofErr w:type="spellStart"/>
-      <w:r>
-        <w:rPr>
-          <w:rFonts w:ascii="ＭＳ Ｐ明朝" w:eastAsia="ＭＳ Ｐ明朝" w:hAnsi="ＭＳ Ｐ明朝"/>
-          <w:sz w:val="24"/>
-        </w:rPr>
-        <w:t>i</w:t>
-      </w:r>
-      <w:proofErr w:type="spellEnd"/>
-      <w:r>
-        <w:rPr>
-          <w:rFonts w:ascii="ＭＳ Ｐ明朝" w:eastAsia="ＭＳ Ｐ明朝" w:hAnsi="ＭＳ Ｐ明朝"/>
-          <w:sz w:val="24"/>
-        </w:rPr>
-        <w:t xml:space="preserve"> &lt; </w:t>
-      </w:r>
-      <w:proofErr w:type="spellStart"/>
-      <w:r>
-        <w:rPr>
-          <w:rFonts w:ascii="ＭＳ Ｐ明朝" w:eastAsia="ＭＳ Ｐ明朝" w:hAnsi="ＭＳ Ｐ明朝"/>
-          <w:sz w:val="24"/>
-        </w:rPr>
-        <w:t>len</w:t>
-      </w:r>
-      <w:proofErr w:type="spellEnd"/>
-      <w:r>
-        <w:rPr>
-          <w:rFonts w:ascii="ＭＳ Ｐ明朝" w:eastAsia="ＭＳ Ｐ明朝" w:hAnsi="ＭＳ Ｐ明朝"/>
-          <w:sz w:val="24"/>
-        </w:rPr>
-        <w:t xml:space="preserve"> – 1</w:t>
+      <w:r>
+        <w:rPr>
+          <w:rFonts w:ascii="ＭＳ Ｐ明朝" w:eastAsia="ＭＳ Ｐ明朝" w:hAnsi="ＭＳ Ｐ明朝"/>
+          <w:sz w:val="24"/>
+        </w:rPr>
+        <w:t>i &lt; len – 1</w:t>
       </w:r>
       <w:r>
         <w:rPr>
@@ -2899,7 +2968,15 @@
           <w:rFonts w:ascii="ＭＳ Ｐ明朝" w:eastAsia="ＭＳ Ｐ明朝" w:hAnsi="ＭＳ Ｐ明朝" w:hint="eastAsia"/>
           <w:sz w:val="24"/>
         </w:rPr>
-        <w:t>引数にアドレスを指定することで、引数の配列そのものをいじる仕様にしたため、関数の型は</w:t>
+        <w:t>引数にアドレスを指定することで、引数の配列そのものを</w:t>
+      </w:r>
+      <w:r>
+        <w:rPr>
+          <w:rFonts w:ascii="ＭＳ Ｐ明朝" w:eastAsia="ＭＳ Ｐ明朝" w:hAnsi="ＭＳ Ｐ明朝" w:hint="eastAsia"/>
+          <w:sz w:val="24"/>
+        </w:rPr>
+        <w:lastRenderedPageBreak/>
+        <w:t>いじる仕様にしたため、関数の型は</w:t>
       </w:r>
       <w:r>
         <w:rPr>
@@ -2928,7 +3005,6 @@
           <w:rFonts w:ascii="ＭＳ Ｐ明朝" w:eastAsia="ＭＳ Ｐ明朝" w:hAnsi="ＭＳ Ｐ明朝" w:hint="eastAsia"/>
           <w:sz w:val="24"/>
         </w:rPr>
-        <w:lastRenderedPageBreak/>
         <w:t xml:space="preserve">　これで最後に要素全てを出力する処理を行えば、ファイル内の文字列もしくは数字列が降順で出力されることとなる。</w:t>
       </w:r>
       <w:r>
@@ -2959,7 +3035,6 @@
         </w:rPr>
         <w:t>番では、ファイルのオープンに失敗したときに、</w:t>
       </w:r>
-      <w:proofErr w:type="spellStart"/>
       <w:r>
         <w:rPr>
           <w:rFonts w:ascii="ＭＳ Ｐ明朝" w:eastAsia="ＭＳ Ｐ明朝" w:hAnsi="ＭＳ Ｐ明朝"/>
@@ -2967,7 +3042,6 @@
         </w:rPr>
         <w:t>cerr</w:t>
       </w:r>
-      <w:proofErr w:type="spellEnd"/>
       <w:r>
         <w:rPr>
           <w:rFonts w:ascii="ＭＳ Ｐ明朝" w:eastAsia="ＭＳ Ｐ明朝" w:hAnsi="ＭＳ Ｐ明朝" w:hint="eastAsia"/>
@@ -2975,7 +3049,6 @@
         </w:rPr>
         <w:t>でベタ打ちするのではなく、</w:t>
       </w:r>
-      <w:proofErr w:type="spellStart"/>
       <w:r>
         <w:rPr>
           <w:rFonts w:ascii="ＭＳ Ｐ明朝" w:eastAsia="ＭＳ Ｐ明朝" w:hAnsi="ＭＳ Ｐ明朝"/>
@@ -2983,7 +3056,6 @@
         </w:rPr>
         <w:t>errno</w:t>
       </w:r>
-      <w:proofErr w:type="spellEnd"/>
       <w:r>
         <w:rPr>
           <w:rFonts w:ascii="ＭＳ Ｐ明朝" w:eastAsia="ＭＳ Ｐ明朝" w:hAnsi="ＭＳ Ｐ明朝" w:hint="eastAsia"/>
@@ -2991,7 +3063,6 @@
         </w:rPr>
         <w:t>を利用した</w:t>
       </w:r>
-      <w:proofErr w:type="spellStart"/>
       <w:r>
         <w:rPr>
           <w:rFonts w:ascii="ＭＳ Ｐ明朝" w:eastAsia="ＭＳ Ｐ明朝" w:hAnsi="ＭＳ Ｐ明朝"/>
@@ -2999,7 +3070,6 @@
         </w:rPr>
         <w:t>perror</w:t>
       </w:r>
-      <w:proofErr w:type="spellEnd"/>
       <w:r>
         <w:rPr>
           <w:rFonts w:ascii="ＭＳ Ｐ明朝" w:eastAsia="ＭＳ Ｐ明朝" w:hAnsi="ＭＳ Ｐ明朝" w:hint="eastAsia"/>
@@ -3007,7 +3077,6 @@
         </w:rPr>
         <w:t>関数によってエラーメッセージを出力するようにした。ファイルのオープンに失敗するというのは、ユーザーの利用によるものではなくコンピュータの方に委ねられるものであるため、</w:t>
       </w:r>
-      <w:proofErr w:type="spellStart"/>
       <w:r>
         <w:rPr>
           <w:rFonts w:ascii="ＭＳ Ｐ明朝" w:eastAsia="ＭＳ Ｐ明朝" w:hAnsi="ＭＳ Ｐ明朝"/>
@@ -3015,7 +3084,6 @@
         </w:rPr>
         <w:t>errno</w:t>
       </w:r>
-      <w:proofErr w:type="spellEnd"/>
       <w:r>
         <w:rPr>
           <w:rFonts w:ascii="ＭＳ Ｐ明朝" w:eastAsia="ＭＳ Ｐ明朝" w:hAnsi="ＭＳ Ｐ明朝" w:hint="eastAsia"/>
@@ -3030,7 +3098,6 @@
         </w:rPr>
         <w:t>、</w:t>
       </w:r>
-      <w:proofErr w:type="spellStart"/>
       <w:r>
         <w:rPr>
           <w:rFonts w:ascii="ＭＳ Ｐ明朝" w:eastAsia="ＭＳ Ｐ明朝" w:hAnsi="ＭＳ Ｐ明朝"/>
@@ -3038,7 +3105,6 @@
         </w:rPr>
         <w:t>perror</w:t>
       </w:r>
-      <w:proofErr w:type="spellEnd"/>
       <w:r>
         <w:rPr>
           <w:rFonts w:ascii="ＭＳ Ｐ明朝" w:eastAsia="ＭＳ Ｐ明朝" w:hAnsi="ＭＳ Ｐ明朝" w:hint="eastAsia"/>
@@ -3204,10 +3270,45 @@
       </w:r>
       <w:r>
         <w:rPr>
-          <w:rFonts w:ascii="ＭＳ Ｐ明朝" w:eastAsia="ＭＳ Ｐ明朝" w:hAnsi="ＭＳ Ｐ明朝"/>
-          <w:sz w:val="24"/>
-        </w:rPr>
-        <w:t>“g++ 2412747_kadai2-3.cpp”</w:t>
+          <w:rFonts w:ascii="ＭＳ Ｐ明朝" w:eastAsia="ＭＳ Ｐ明朝" w:hAnsi="ＭＳ Ｐ明朝" w:hint="eastAsia"/>
+          <w:sz w:val="24"/>
+        </w:rPr>
+        <w:t>「</w:t>
+      </w:r>
+      <w:r>
+        <w:rPr>
+          <w:rFonts w:ascii="ＭＳ Ｐ明朝" w:eastAsia="ＭＳ Ｐ明朝" w:hAnsi="ＭＳ Ｐ明朝"/>
+          <w:sz w:val="24"/>
+        </w:rPr>
+        <w:t>g++ 2412747_kadai2-3.cpp</w:t>
+      </w:r>
+      <w:r>
+        <w:rPr>
+          <w:rFonts w:ascii="ＭＳ Ｐ明朝" w:eastAsia="ＭＳ Ｐ明朝" w:hAnsi="ＭＳ Ｐ明朝"/>
+          <w:sz w:val="24"/>
+        </w:rPr>
+        <w:t xml:space="preserve"> -o </w:t>
+      </w:r>
+      <w:r>
+        <w:rPr>
+          <w:rFonts w:ascii="ＭＳ Ｐ明朝" w:eastAsia="ＭＳ Ｐ明朝" w:hAnsi="ＭＳ Ｐ明朝"/>
+          <w:sz w:val="24"/>
+        </w:rPr>
+        <w:t>./2412747_kadai2-</w:t>
+      </w:r>
+      <w:r>
+        <w:rPr>
+          <w:rFonts w:ascii="ＭＳ Ｐ明朝" w:eastAsia="ＭＳ Ｐ明朝" w:hAnsi="ＭＳ Ｐ明朝"/>
+          <w:sz w:val="24"/>
+        </w:rPr>
+        <w:t>5</w:t>
+      </w:r>
+      <w:r>
+        <w:rPr>
+          <w:rFonts w:ascii="ＭＳ Ｐ明朝" w:eastAsia="ＭＳ Ｐ明朝" w:hAnsi="ＭＳ Ｐ明朝" w:hint="eastAsia"/>
+          <w:sz w:val="24"/>
+        </w:rPr>
+        <w:t>」</w:t>
       </w:r>
       <w:r>
         <w:rPr>
@@ -3218,10 +3319,38 @@
       </w:r>
       <w:r>
         <w:rPr>
-          <w:rFonts w:ascii="ＭＳ Ｐ明朝" w:eastAsia="ＭＳ Ｐ明朝" w:hAnsi="ＭＳ Ｐ明朝"/>
-          <w:sz w:val="24"/>
-        </w:rPr>
-        <w:t>”./2412747_kadai2-3 file2026/”</w:t>
+          <w:rFonts w:ascii="ＭＳ Ｐ明朝" w:eastAsia="ＭＳ Ｐ明朝" w:hAnsi="ＭＳ Ｐ明朝" w:hint="eastAsia"/>
+          <w:sz w:val="24"/>
+        </w:rPr>
+        <w:t>「</w:t>
+      </w:r>
+      <w:r>
+        <w:rPr>
+          <w:rFonts w:ascii="ＭＳ Ｐ明朝" w:eastAsia="ＭＳ Ｐ明朝" w:hAnsi="ＭＳ Ｐ明朝"/>
+          <w:sz w:val="24"/>
+        </w:rPr>
+        <w:t>./2412747_kadai2-</w:t>
+      </w:r>
+      <w:r>
+        <w:rPr>
+          <w:rFonts w:ascii="ＭＳ Ｐ明朝" w:eastAsia="ＭＳ Ｐ明朝" w:hAnsi="ＭＳ Ｐ明朝"/>
+          <w:sz w:val="24"/>
+        </w:rPr>
+        <w:t>5</w:t>
+      </w:r>
+      <w:r>
+        <w:rPr>
+          <w:rFonts w:ascii="ＭＳ Ｐ明朝" w:eastAsia="ＭＳ Ｐ明朝" w:hAnsi="ＭＳ Ｐ明朝"/>
+          <w:sz w:val="24"/>
+        </w:rPr>
+        <w:t xml:space="preserve"> file2026/</w:t>
+      </w:r>
+      <w:r>
+        <w:rPr>
+          <w:rFonts w:ascii="ＭＳ Ｐ明朝" w:eastAsia="ＭＳ Ｐ明朝" w:hAnsi="ＭＳ Ｐ明朝" w:hint="eastAsia"/>
+          <w:sz w:val="24"/>
+        </w:rPr>
+        <w:t>」</w:t>
       </w:r>
       <w:r>
         <w:rPr>
@@ -3357,7 +3486,15 @@
           <w:rFonts w:ascii="ＭＳ Ｐ明朝" w:eastAsia="ＭＳ Ｐ明朝" w:hAnsi="ＭＳ Ｐ明朝" w:hint="eastAsia"/>
           <w:sz w:val="24"/>
         </w:rPr>
-        <w:t>で軒並み実装された便利な関数等が使用できない点が挙げられる。</w:t>
+        <w:t>で軒並み実装された便利な関数等が使用できない点が挙</w:t>
+      </w:r>
+      <w:r>
+        <w:rPr>
+          <w:rFonts w:ascii="ＭＳ Ｐ明朝" w:eastAsia="ＭＳ Ｐ明朝" w:hAnsi="ＭＳ Ｐ明朝" w:hint="eastAsia"/>
+          <w:sz w:val="24"/>
+        </w:rPr>
+        <w:lastRenderedPageBreak/>
+        <w:t>げられる。</w:t>
       </w:r>
       <w:r>
         <w:rPr>
@@ -3377,23 +3514,1221 @@
     <w:p>
       <w:pPr>
         <w:rPr>
-          <w:rFonts w:ascii="ＭＳ Ｐ明朝" w:eastAsia="ＭＳ Ｐ明朝" w:hAnsi="ＭＳ Ｐ明朝" w:hint="eastAsia"/>
-          <w:sz w:val="24"/>
-        </w:rPr>
-      </w:pPr>
+          <w:rFonts w:ascii="ＭＳ Ｐ明朝" w:eastAsia="ＭＳ Ｐ明朝" w:hAnsi="ＭＳ Ｐ明朝"/>
+          <w:sz w:val="24"/>
+        </w:rPr>
+      </w:pPr>
+      <w:r>
+        <w:rPr>
+          <w:rFonts w:ascii="ＭＳ Ｐ明朝" w:eastAsia="ＭＳ Ｐ明朝" w:hAnsi="ＭＳ Ｐ明朝" w:hint="eastAsia"/>
+          <w:sz w:val="24"/>
+        </w:rPr>
+        <w:t xml:space="preserve">　まず、このプログラムは引数にファイル名ではなくディレクトリのパス名を渡さなければならない。</w:t>
+      </w:r>
+      <w:r>
+        <w:rPr>
+          <w:rFonts w:ascii="ＭＳ Ｐ明朝" w:eastAsia="ＭＳ Ｐ明朝" w:hAnsi="ＭＳ Ｐ明朝"/>
+          <w:sz w:val="24"/>
+        </w:rPr>
+        <w:t>C++17</w:t>
+      </w:r>
+      <w:r>
+        <w:rPr>
+          <w:rFonts w:ascii="ＭＳ Ｐ明朝" w:eastAsia="ＭＳ Ｐ明朝" w:hAnsi="ＭＳ Ｐ明朝" w:hint="eastAsia"/>
+          <w:sz w:val="24"/>
+        </w:rPr>
+        <w:t>であれば</w:t>
+      </w:r>
+      <w:r>
+        <w:rPr>
+          <w:rFonts w:ascii="ＭＳ Ｐ明朝" w:eastAsia="ＭＳ Ｐ明朝" w:hAnsi="ＭＳ Ｐ明朝"/>
+          <w:sz w:val="24"/>
+        </w:rPr>
+        <w:t>filesystem</w:t>
+      </w:r>
+      <w:r>
+        <w:rPr>
+          <w:rFonts w:ascii="ＭＳ Ｐ明朝" w:eastAsia="ＭＳ Ｐ明朝" w:hAnsi="ＭＳ Ｐ明朝" w:hint="eastAsia"/>
+          <w:sz w:val="24"/>
+        </w:rPr>
+        <w:t>というものがあるらしいが、今回は使用できないので</w:t>
+      </w:r>
+      <w:r>
+        <w:rPr>
+          <w:rFonts w:ascii="ＭＳ Ｐ明朝" w:eastAsia="ＭＳ Ｐ明朝" w:hAnsi="ＭＳ Ｐ明朝"/>
+          <w:sz w:val="24"/>
+        </w:rPr>
+        <w:t>dirent.h</w:t>
+      </w:r>
+      <w:r>
+        <w:rPr>
+          <w:rFonts w:ascii="ＭＳ Ｐ明朝" w:eastAsia="ＭＳ Ｐ明朝" w:hAnsi="ＭＳ Ｐ明朝" w:hint="eastAsia"/>
+          <w:sz w:val="24"/>
+        </w:rPr>
+        <w:t>と呼ばれる</w:t>
+      </w:r>
+      <w:r>
+        <w:rPr>
+          <w:rFonts w:ascii="ＭＳ Ｐ明朝" w:eastAsia="ＭＳ Ｐ明朝" w:hAnsi="ＭＳ Ｐ明朝"/>
+          <w:sz w:val="24"/>
+        </w:rPr>
+        <w:t>C</w:t>
+      </w:r>
+      <w:r>
+        <w:rPr>
+          <w:rFonts w:ascii="ＭＳ Ｐ明朝" w:eastAsia="ＭＳ Ｐ明朝" w:hAnsi="ＭＳ Ｐ明朝" w:hint="eastAsia"/>
+          <w:sz w:val="24"/>
+        </w:rPr>
+        <w:t>言語のライブラリを使用してディレクトリの操作を行う</w:t>
+      </w:r>
+      <w:r>
+        <w:rPr>
+          <w:rFonts w:ascii="ＭＳ Ｐ明朝" w:eastAsia="ＭＳ Ｐ明朝" w:hAnsi="ＭＳ Ｐ明朝" w:hint="eastAsia"/>
+          <w:sz w:val="24"/>
+        </w:rPr>
+        <w:t>ライブラリ内の</w:t>
+      </w:r>
+      <w:r>
+        <w:rPr>
+          <w:rFonts w:ascii="ＭＳ Ｐ明朝" w:eastAsia="ＭＳ Ｐ明朝" w:hAnsi="ＭＳ Ｐ明朝"/>
+          <w:sz w:val="24"/>
+        </w:rPr>
+        <w:t>opendir</w:t>
+      </w:r>
+      <w:r>
+        <w:rPr>
+          <w:rFonts w:ascii="ＭＳ Ｐ明朝" w:eastAsia="ＭＳ Ｐ明朝" w:hAnsi="ＭＳ Ｐ明朝" w:hint="eastAsia"/>
+          <w:sz w:val="24"/>
+        </w:rPr>
+        <w:t>関数を使用してディレクトリを開き、</w:t>
+      </w:r>
+      <w:r>
+        <w:rPr>
+          <w:rFonts w:ascii="ＭＳ Ｐ明朝" w:eastAsia="ＭＳ Ｐ明朝" w:hAnsi="ＭＳ Ｐ明朝"/>
+          <w:sz w:val="24"/>
+        </w:rPr>
+        <w:t>DIR</w:t>
+      </w:r>
+      <w:r>
+        <w:rPr>
+          <w:rFonts w:ascii="ＭＳ Ｐ明朝" w:eastAsia="ＭＳ Ｐ明朝" w:hAnsi="ＭＳ Ｐ明朝" w:hint="eastAsia"/>
+          <w:sz w:val="24"/>
+        </w:rPr>
+        <w:t>構造体に情報を代入している。このとき</w:t>
+      </w:r>
+      <w:r>
+        <w:rPr>
+          <w:rFonts w:ascii="ＭＳ Ｐ明朝" w:eastAsia="ＭＳ Ｐ明朝" w:hAnsi="ＭＳ Ｐ明朝"/>
+          <w:sz w:val="24"/>
+        </w:rPr>
+        <w:t>opendir</w:t>
+      </w:r>
+      <w:r>
+        <w:rPr>
+          <w:rFonts w:ascii="ＭＳ Ｐ明朝" w:eastAsia="ＭＳ Ｐ明朝" w:hAnsi="ＭＳ Ｐ明朝" w:hint="eastAsia"/>
+          <w:sz w:val="24"/>
+        </w:rPr>
+        <w:t>関数は</w:t>
+      </w:r>
+      <w:r>
+        <w:rPr>
+          <w:rFonts w:ascii="ＭＳ Ｐ明朝" w:eastAsia="ＭＳ Ｐ明朝" w:hAnsi="ＭＳ Ｐ明朝"/>
+          <w:sz w:val="24"/>
+        </w:rPr>
+        <w:t>C</w:t>
+      </w:r>
+      <w:r>
+        <w:rPr>
+          <w:rFonts w:ascii="ＭＳ Ｐ明朝" w:eastAsia="ＭＳ Ｐ明朝" w:hAnsi="ＭＳ Ｐ明朝" w:hint="eastAsia"/>
+          <w:sz w:val="24"/>
+        </w:rPr>
+        <w:t>言語の関数であるため、引数も対応させるために</w:t>
+      </w:r>
+      <w:r>
+        <w:rPr>
+          <w:rFonts w:ascii="ＭＳ Ｐ明朝" w:eastAsia="ＭＳ Ｐ明朝" w:hAnsi="ＭＳ Ｐ明朝"/>
+          <w:sz w:val="24"/>
+        </w:rPr>
+        <w:t>string</w:t>
+      </w:r>
+      <w:r>
+        <w:rPr>
+          <w:rFonts w:ascii="ＭＳ Ｐ明朝" w:eastAsia="ＭＳ Ｐ明朝" w:hAnsi="ＭＳ Ｐ明朝" w:hint="eastAsia"/>
+          <w:sz w:val="24"/>
+        </w:rPr>
+        <w:t>型のメンバ関数である</w:t>
+      </w:r>
+      <w:r>
+        <w:rPr>
+          <w:rFonts w:ascii="ＭＳ Ｐ明朝" w:eastAsia="ＭＳ Ｐ明朝" w:hAnsi="ＭＳ Ｐ明朝"/>
+          <w:sz w:val="24"/>
+        </w:rPr>
+        <w:t>c</w:t>
+      </w:r>
+      <w:r>
+        <w:rPr>
+          <w:rFonts w:ascii="ＭＳ Ｐ明朝" w:eastAsia="ＭＳ Ｐ明朝" w:hAnsi="ＭＳ Ｐ明朝" w:hint="eastAsia"/>
+          <w:sz w:val="24"/>
+        </w:rPr>
+        <w:t>_</w:t>
+      </w:r>
+      <w:r>
+        <w:rPr>
+          <w:rFonts w:ascii="ＭＳ Ｐ明朝" w:eastAsia="ＭＳ Ｐ明朝" w:hAnsi="ＭＳ Ｐ明朝"/>
+          <w:sz w:val="24"/>
+        </w:rPr>
+        <w:t>str</w:t>
+      </w:r>
+      <w:r>
+        <w:rPr>
+          <w:rFonts w:ascii="ＭＳ Ｐ明朝" w:eastAsia="ＭＳ Ｐ明朝" w:hAnsi="ＭＳ Ｐ明朝" w:hint="eastAsia"/>
+          <w:sz w:val="24"/>
+        </w:rPr>
+        <w:t>を使用している。</w:t>
+      </w:r>
+      <w:r>
+        <w:rPr>
+          <w:rFonts w:ascii="ＭＳ Ｐ明朝" w:eastAsia="ＭＳ Ｐ明朝" w:hAnsi="ＭＳ Ｐ明朝" w:hint="eastAsia"/>
+          <w:sz w:val="24"/>
+        </w:rPr>
+        <w:t>もちろんファイルの時と同様にディレクトリの</w:t>
+      </w:r>
+      <w:r>
+        <w:rPr>
+          <w:rFonts w:ascii="ＭＳ Ｐ明朝" w:eastAsia="ＭＳ Ｐ明朝" w:hAnsi="ＭＳ Ｐ明朝"/>
+          <w:sz w:val="24"/>
+        </w:rPr>
+        <w:t>open</w:t>
+      </w:r>
+      <w:r>
+        <w:rPr>
+          <w:rFonts w:ascii="ＭＳ Ｐ明朝" w:eastAsia="ＭＳ Ｐ明朝" w:hAnsi="ＭＳ Ｐ明朝" w:hint="eastAsia"/>
+          <w:sz w:val="24"/>
+        </w:rPr>
+        <w:t>でエラーが起こりうるので、エラーの処理をしている。</w:t>
+      </w:r>
+    </w:p>
+    <w:p>
+      <w:pPr>
+        <w:rPr>
+          <w:rFonts w:ascii="ＭＳ Ｐ明朝" w:eastAsia="ＭＳ Ｐ明朝" w:hAnsi="ＭＳ Ｐ明朝"/>
+          <w:sz w:val="24"/>
+        </w:rPr>
+      </w:pPr>
+      <w:r>
+        <w:rPr>
+          <w:rFonts w:ascii="ＭＳ Ｐ明朝" w:eastAsia="ＭＳ Ｐ明朝" w:hAnsi="ＭＳ Ｐ明朝" w:hint="eastAsia"/>
+          <w:sz w:val="24"/>
+        </w:rPr>
+        <w:t xml:space="preserve">　次に読み取るファイル名を保存するための</w:t>
+      </w:r>
+      <w:r>
+        <w:rPr>
+          <w:rFonts w:ascii="ＭＳ Ｐ明朝" w:eastAsia="ＭＳ Ｐ明朝" w:hAnsi="ＭＳ Ｐ明朝"/>
+          <w:sz w:val="24"/>
+        </w:rPr>
+        <w:t>string</w:t>
+      </w:r>
+      <w:r>
+        <w:rPr>
+          <w:rFonts w:ascii="ＭＳ Ｐ明朝" w:eastAsia="ＭＳ Ｐ明朝" w:hAnsi="ＭＳ Ｐ明朝" w:hint="eastAsia"/>
+          <w:sz w:val="24"/>
+        </w:rPr>
+        <w:t>型の</w:t>
+      </w:r>
+      <w:r>
+        <w:rPr>
+          <w:rFonts w:ascii="ＭＳ Ｐ明朝" w:eastAsia="ＭＳ Ｐ明朝" w:hAnsi="ＭＳ Ｐ明朝"/>
+          <w:sz w:val="24"/>
+        </w:rPr>
+        <w:t>vector</w:t>
+      </w:r>
+      <w:r>
+        <w:rPr>
+          <w:rFonts w:ascii="ＭＳ Ｐ明朝" w:eastAsia="ＭＳ Ｐ明朝" w:hAnsi="ＭＳ Ｐ明朝" w:hint="eastAsia"/>
+          <w:sz w:val="24"/>
+        </w:rPr>
+        <w:t>コンテナと、ディレクトリ操作を行うための</w:t>
+      </w:r>
+      <w:r>
+        <w:rPr>
+          <w:rFonts w:ascii="ＭＳ Ｐ明朝" w:eastAsia="ＭＳ Ｐ明朝" w:hAnsi="ＭＳ Ｐ明朝"/>
+          <w:sz w:val="24"/>
+        </w:rPr>
+        <w:t>dirent</w:t>
+      </w:r>
+      <w:r>
+        <w:rPr>
+          <w:rFonts w:ascii="ＭＳ Ｐ明朝" w:eastAsia="ＭＳ Ｐ明朝" w:hAnsi="ＭＳ Ｐ明朝" w:hint="eastAsia"/>
+          <w:sz w:val="24"/>
+        </w:rPr>
+        <w:t>構造体の宣言をする。この</w:t>
+      </w:r>
+      <w:r>
+        <w:rPr>
+          <w:rFonts w:ascii="ＭＳ Ｐ明朝" w:eastAsia="ＭＳ Ｐ明朝" w:hAnsi="ＭＳ Ｐ明朝"/>
+          <w:sz w:val="24"/>
+        </w:rPr>
+        <w:t>dirent</w:t>
+      </w:r>
+      <w:r>
+        <w:rPr>
+          <w:rFonts w:ascii="ＭＳ Ｐ明朝" w:eastAsia="ＭＳ Ｐ明朝" w:hAnsi="ＭＳ Ｐ明朝" w:hint="eastAsia"/>
+          <w:sz w:val="24"/>
+        </w:rPr>
+        <w:t>構造体には、エントリのファイル番号の</w:t>
+      </w:r>
+      <w:r>
+        <w:rPr>
+          <w:rFonts w:ascii="ＭＳ Ｐ明朝" w:eastAsia="ＭＳ Ｐ明朝" w:hAnsi="ＭＳ Ｐ明朝"/>
+          <w:sz w:val="24"/>
+        </w:rPr>
+        <w:t>d_fileno</w:t>
+      </w:r>
+      <w:r>
+        <w:rPr>
+          <w:rFonts w:ascii="ＭＳ Ｐ明朝" w:eastAsia="ＭＳ Ｐ明朝" w:hAnsi="ＭＳ Ｐ明朝" w:hint="eastAsia"/>
+          <w:sz w:val="24"/>
+        </w:rPr>
+        <w:t>、レコードの長さの</w:t>
+      </w:r>
+      <w:r>
+        <w:rPr>
+          <w:rFonts w:ascii="ＭＳ Ｐ明朝" w:eastAsia="ＭＳ Ｐ明朝" w:hAnsi="ＭＳ Ｐ明朝"/>
+          <w:sz w:val="24"/>
+        </w:rPr>
+        <w:t>d_reclen</w:t>
+      </w:r>
+      <w:r>
+        <w:rPr>
+          <w:rFonts w:ascii="ＭＳ Ｐ明朝" w:eastAsia="ＭＳ Ｐ明朝" w:hAnsi="ＭＳ Ｐ明朝" w:hint="eastAsia"/>
+          <w:sz w:val="24"/>
+        </w:rPr>
+        <w:t>、ファイルタイプの</w:t>
+      </w:r>
+      <w:r>
+        <w:rPr>
+          <w:rFonts w:ascii="ＭＳ Ｐ明朝" w:eastAsia="ＭＳ Ｐ明朝" w:hAnsi="ＭＳ Ｐ明朝"/>
+          <w:sz w:val="24"/>
+        </w:rPr>
+        <w:t>d_type</w:t>
+      </w:r>
+      <w:r>
+        <w:rPr>
+          <w:rFonts w:ascii="ＭＳ Ｐ明朝" w:eastAsia="ＭＳ Ｐ明朝" w:hAnsi="ＭＳ Ｐ明朝" w:hint="eastAsia"/>
+          <w:sz w:val="24"/>
+        </w:rPr>
+        <w:t>、ファイル名の文字列長の</w:t>
+      </w:r>
+      <w:r>
+        <w:rPr>
+          <w:rFonts w:ascii="ＭＳ Ｐ明朝" w:eastAsia="ＭＳ Ｐ明朝" w:hAnsi="ＭＳ Ｐ明朝"/>
+          <w:sz w:val="24"/>
+        </w:rPr>
+        <w:t>d_namlen</w:t>
+      </w:r>
+      <w:r>
+        <w:rPr>
+          <w:rFonts w:ascii="ＭＳ Ｐ明朝" w:eastAsia="ＭＳ Ｐ明朝" w:hAnsi="ＭＳ Ｐ明朝" w:hint="eastAsia"/>
+          <w:sz w:val="24"/>
+        </w:rPr>
+        <w:t>、ファイル名の</w:t>
+      </w:r>
+      <w:r>
+        <w:rPr>
+          <w:rFonts w:ascii="ＭＳ Ｐ明朝" w:eastAsia="ＭＳ Ｐ明朝" w:hAnsi="ＭＳ Ｐ明朝"/>
+          <w:sz w:val="24"/>
+        </w:rPr>
+        <w:t>d_name</w:t>
+      </w:r>
+      <w:r>
+        <w:rPr>
+          <w:rFonts w:ascii="ＭＳ Ｐ明朝" w:eastAsia="ＭＳ Ｐ明朝" w:hAnsi="ＭＳ Ｐ明朝" w:hint="eastAsia"/>
+          <w:sz w:val="24"/>
+        </w:rPr>
+        <w:t>が含まれている。</w:t>
+      </w:r>
+      <w:r>
+        <w:rPr>
+          <w:rFonts w:ascii="ＭＳ Ｐ明朝" w:eastAsia="ＭＳ Ｐ明朝" w:hAnsi="ＭＳ Ｐ明朝" w:hint="eastAsia"/>
+          <w:sz w:val="24"/>
+        </w:rPr>
+        <w:t>ディレクトリを読み取る</w:t>
+      </w:r>
+      <w:r>
+        <w:rPr>
+          <w:rFonts w:ascii="ＭＳ Ｐ明朝" w:eastAsia="ＭＳ Ｐ明朝" w:hAnsi="ＭＳ Ｐ明朝"/>
+          <w:sz w:val="24"/>
+        </w:rPr>
+        <w:t>readdir</w:t>
+      </w:r>
+      <w:r>
+        <w:rPr>
+          <w:rFonts w:ascii="ＭＳ Ｐ明朝" w:eastAsia="ＭＳ Ｐ明朝" w:hAnsi="ＭＳ Ｐ明朝" w:hint="eastAsia"/>
+          <w:sz w:val="24"/>
+        </w:rPr>
+        <w:t>関数のために、この構造体が必要となり、ループ処理でディレクトリ内のファイルを</w:t>
+      </w:r>
+      <w:r>
+        <w:rPr>
+          <w:rFonts w:ascii="ＭＳ Ｐ明朝" w:eastAsia="ＭＳ Ｐ明朝" w:hAnsi="ＭＳ Ｐ明朝" w:hint="eastAsia"/>
+          <w:sz w:val="24"/>
+        </w:rPr>
+        <w:t>一つずつ読み取るコードとなっている。ループ内では、まず読み取ったエントリの名前を</w:t>
+      </w:r>
+      <w:r>
+        <w:rPr>
+          <w:rFonts w:ascii="ＭＳ Ｐ明朝" w:eastAsia="ＭＳ Ｐ明朝" w:hAnsi="ＭＳ Ｐ明朝"/>
+          <w:sz w:val="24"/>
+        </w:rPr>
+        <w:t>string</w:t>
+      </w:r>
+      <w:r>
+        <w:rPr>
+          <w:rFonts w:ascii="ＭＳ Ｐ明朝" w:eastAsia="ＭＳ Ｐ明朝" w:hAnsi="ＭＳ Ｐ明朝" w:hint="eastAsia"/>
+          <w:sz w:val="24"/>
+        </w:rPr>
+        <w:t>型の</w:t>
+      </w:r>
+      <w:r>
+        <w:rPr>
+          <w:rFonts w:ascii="ＭＳ Ｐ明朝" w:eastAsia="ＭＳ Ｐ明朝" w:hAnsi="ＭＳ Ｐ明朝"/>
+          <w:sz w:val="24"/>
+        </w:rPr>
+        <w:t>name</w:t>
+      </w:r>
+      <w:r>
+        <w:rPr>
+          <w:rFonts w:ascii="ＭＳ Ｐ明朝" w:eastAsia="ＭＳ Ｐ明朝" w:hAnsi="ＭＳ Ｐ明朝" w:hint="eastAsia"/>
+          <w:sz w:val="24"/>
+        </w:rPr>
+        <w:t>に代入する。その後にこの</w:t>
+      </w:r>
+      <w:r>
+        <w:rPr>
+          <w:rFonts w:ascii="ＭＳ Ｐ明朝" w:eastAsia="ＭＳ Ｐ明朝" w:hAnsi="ＭＳ Ｐ明朝"/>
+          <w:sz w:val="24"/>
+        </w:rPr>
+        <w:t>name</w:t>
+      </w:r>
+      <w:r>
+        <w:rPr>
+          <w:rFonts w:ascii="ＭＳ Ｐ明朝" w:eastAsia="ＭＳ Ｐ明朝" w:hAnsi="ＭＳ Ｐ明朝" w:hint="eastAsia"/>
+          <w:sz w:val="24"/>
+        </w:rPr>
+        <w:t>を</w:t>
+      </w:r>
+      <w:r>
+        <w:rPr>
+          <w:rFonts w:ascii="ＭＳ Ｐ明朝" w:eastAsia="ＭＳ Ｐ明朝" w:hAnsi="ＭＳ Ｐ明朝"/>
+          <w:sz w:val="24"/>
+        </w:rPr>
+        <w:t>filename</w:t>
+      </w:r>
+      <w:r>
+        <w:rPr>
+          <w:rFonts w:ascii="ＭＳ Ｐ明朝" w:eastAsia="ＭＳ Ｐ明朝" w:hAnsi="ＭＳ Ｐ明朝" w:hint="eastAsia"/>
+          <w:sz w:val="24"/>
+        </w:rPr>
+        <w:t>に追加していくのだが、この処理を行う前に幾つかの手順を踏んでいる。</w:t>
+      </w:r>
+    </w:p>
+    <w:p>
+      <w:pPr>
+        <w:pStyle w:val="a9"/>
+        <w:numPr>
+          <w:ilvl w:val="0"/>
+          <w:numId w:val="3"/>
+        </w:numPr>
+        <w:rPr>
+          <w:rFonts w:ascii="ＭＳ Ｐ明朝" w:eastAsia="ＭＳ Ｐ明朝" w:hAnsi="ＭＳ Ｐ明朝"/>
+          <w:sz w:val="24"/>
+        </w:rPr>
+      </w:pPr>
+      <w:r>
+        <w:rPr>
+          <w:rFonts w:ascii="ＭＳ Ｐ明朝" w:eastAsia="ＭＳ Ｐ明朝" w:hAnsi="ＭＳ Ｐ明朝" w:hint="eastAsia"/>
+          <w:sz w:val="24"/>
+        </w:rPr>
+        <w:t>「</w:t>
+      </w:r>
+      <w:r>
+        <w:rPr>
+          <w:rFonts w:ascii="ＭＳ Ｐ明朝" w:eastAsia="ＭＳ Ｐ明朝" w:hAnsi="ＭＳ Ｐ明朝"/>
+          <w:sz w:val="24"/>
+        </w:rPr>
+        <w:t>.</w:t>
+      </w:r>
+      <w:r>
+        <w:rPr>
+          <w:rFonts w:ascii="ＭＳ Ｐ明朝" w:eastAsia="ＭＳ Ｐ明朝" w:hAnsi="ＭＳ Ｐ明朝" w:hint="eastAsia"/>
+          <w:sz w:val="24"/>
+        </w:rPr>
+        <w:t>」と「</w:t>
+      </w:r>
+      <w:r>
+        <w:rPr>
+          <w:rFonts w:ascii="ＭＳ Ｐ明朝" w:eastAsia="ＭＳ Ｐ明朝" w:hAnsi="ＭＳ Ｐ明朝"/>
+          <w:sz w:val="24"/>
+        </w:rPr>
+        <w:t>..</w:t>
+      </w:r>
+      <w:r>
+        <w:rPr>
+          <w:rFonts w:ascii="ＭＳ Ｐ明朝" w:eastAsia="ＭＳ Ｐ明朝" w:hAnsi="ＭＳ Ｐ明朝" w:hint="eastAsia"/>
+          <w:sz w:val="24"/>
+        </w:rPr>
+        <w:t>」を除外するために</w:t>
+      </w:r>
+      <w:r>
+        <w:rPr>
+          <w:rFonts w:ascii="ＭＳ Ｐ明朝" w:eastAsia="ＭＳ Ｐ明朝" w:hAnsi="ＭＳ Ｐ明朝"/>
+          <w:sz w:val="24"/>
+        </w:rPr>
+        <w:t>if</w:t>
+      </w:r>
+      <w:r>
+        <w:rPr>
+          <w:rFonts w:ascii="ＭＳ Ｐ明朝" w:eastAsia="ＭＳ Ｐ明朝" w:hAnsi="ＭＳ Ｐ明朝" w:hint="eastAsia"/>
+          <w:sz w:val="24"/>
+        </w:rPr>
+        <w:t>分岐</w:t>
+      </w:r>
+    </w:p>
+    <w:p>
+      <w:pPr>
+        <w:pStyle w:val="a9"/>
+        <w:numPr>
+          <w:ilvl w:val="0"/>
+          <w:numId w:val="3"/>
+        </w:numPr>
+        <w:rPr>
+          <w:rFonts w:ascii="ＭＳ Ｐ明朝" w:eastAsia="ＭＳ Ｐ明朝" w:hAnsi="ＭＳ Ｐ明朝"/>
+          <w:sz w:val="24"/>
+        </w:rPr>
+      </w:pPr>
+      <w:r>
+        <w:rPr>
+          <w:rFonts w:ascii="ＭＳ Ｐ明朝" w:eastAsia="ＭＳ Ｐ明朝" w:hAnsi="ＭＳ Ｐ明朝" w:hint="eastAsia"/>
+          <w:sz w:val="24"/>
+        </w:rPr>
+        <w:t>読み取ったファイル名をディレクトリのパス名と接続</w:t>
+      </w:r>
+    </w:p>
+    <w:p>
+      <w:pPr>
+        <w:pStyle w:val="a9"/>
+        <w:numPr>
+          <w:ilvl w:val="0"/>
+          <w:numId w:val="3"/>
+        </w:numPr>
+        <w:rPr>
+          <w:rFonts w:ascii="ＭＳ Ｐ明朝" w:eastAsia="ＭＳ Ｐ明朝" w:hAnsi="ＭＳ Ｐ明朝"/>
+          <w:sz w:val="24"/>
+        </w:rPr>
+      </w:pPr>
+      <w:r>
+        <w:rPr>
+          <w:rFonts w:ascii="ＭＳ Ｐ明朝" w:eastAsia="ＭＳ Ｐ明朝" w:hAnsi="ＭＳ Ｐ明朝" w:hint="eastAsia"/>
+          <w:sz w:val="24"/>
+        </w:rPr>
+        <w:t>通常ファイルかどうかの判定</w:t>
+      </w:r>
+    </w:p>
+    <w:p>
+      <w:pPr>
+        <w:rPr>
+          <w:rFonts w:ascii="ＭＳ Ｐ明朝" w:eastAsia="ＭＳ Ｐ明朝" w:hAnsi="ＭＳ Ｐ明朝"/>
+          <w:sz w:val="24"/>
+        </w:rPr>
+      </w:pPr>
+      <w:r>
+        <w:rPr>
+          <w:rFonts w:ascii="ＭＳ Ｐ明朝" w:eastAsia="ＭＳ Ｐ明朝" w:hAnsi="ＭＳ Ｐ明朝" w:hint="eastAsia"/>
+          <w:sz w:val="24"/>
+        </w:rPr>
+        <w:t>ディレクトリ内には「</w:t>
+      </w:r>
+      <w:r>
+        <w:rPr>
+          <w:rFonts w:ascii="ＭＳ Ｐ明朝" w:eastAsia="ＭＳ Ｐ明朝" w:hAnsi="ＭＳ Ｐ明朝"/>
+          <w:sz w:val="24"/>
+        </w:rPr>
+        <w:t>.</w:t>
+      </w:r>
+      <w:r>
+        <w:rPr>
+          <w:rFonts w:ascii="ＭＳ Ｐ明朝" w:eastAsia="ＭＳ Ｐ明朝" w:hAnsi="ＭＳ Ｐ明朝" w:hint="eastAsia"/>
+          <w:sz w:val="24"/>
+        </w:rPr>
+        <w:t>」と「</w:t>
+      </w:r>
+      <w:r>
+        <w:rPr>
+          <w:rFonts w:ascii="ＭＳ Ｐ明朝" w:eastAsia="ＭＳ Ｐ明朝" w:hAnsi="ＭＳ Ｐ明朝"/>
+          <w:sz w:val="24"/>
+        </w:rPr>
+        <w:t>..</w:t>
+      </w:r>
+      <w:r>
+        <w:rPr>
+          <w:rFonts w:ascii="ＭＳ Ｐ明朝" w:eastAsia="ＭＳ Ｐ明朝" w:hAnsi="ＭＳ Ｐ明朝" w:hint="eastAsia"/>
+          <w:sz w:val="24"/>
+        </w:rPr>
+        <w:t>」というものが含まれているが、これは自分の</w:t>
+      </w:r>
+      <w:r>
+        <w:rPr>
+          <w:rFonts w:ascii="ＭＳ Ｐ明朝" w:eastAsia="ＭＳ Ｐ明朝" w:hAnsi="ＭＳ Ｐ明朝"/>
+          <w:sz w:val="24"/>
+        </w:rPr>
+        <w:t>inode(</w:t>
+      </w:r>
+      <w:r>
+        <w:rPr>
+          <w:rFonts w:ascii="ＭＳ Ｐ明朝" w:eastAsia="ＭＳ Ｐ明朝" w:hAnsi="ＭＳ Ｐ明朝" w:hint="eastAsia"/>
+          <w:sz w:val="24"/>
+        </w:rPr>
+        <w:t>ファイルのメタデータをまとめたもの</w:t>
+      </w:r>
+      <w:r>
+        <w:rPr>
+          <w:rFonts w:ascii="ＭＳ Ｐ明朝" w:eastAsia="ＭＳ Ｐ明朝" w:hAnsi="ＭＳ Ｐ明朝"/>
+          <w:sz w:val="24"/>
+        </w:rPr>
+        <w:t>)</w:t>
+      </w:r>
+      <w:r>
+        <w:rPr>
+          <w:rFonts w:ascii="ＭＳ Ｐ明朝" w:eastAsia="ＭＳ Ｐ明朝" w:hAnsi="ＭＳ Ｐ明朝" w:hint="eastAsia"/>
+          <w:sz w:val="24"/>
+        </w:rPr>
+        <w:t>と親の</w:t>
+      </w:r>
+      <w:r>
+        <w:rPr>
+          <w:rFonts w:ascii="ＭＳ Ｐ明朝" w:eastAsia="ＭＳ Ｐ明朝" w:hAnsi="ＭＳ Ｐ明朝"/>
+          <w:sz w:val="24"/>
+        </w:rPr>
+        <w:t>inode</w:t>
+      </w:r>
+      <w:r>
+        <w:rPr>
+          <w:rFonts w:ascii="ＭＳ Ｐ明朝" w:eastAsia="ＭＳ Ｐ明朝" w:hAnsi="ＭＳ Ｐ明朝" w:hint="eastAsia"/>
+          <w:sz w:val="24"/>
+        </w:rPr>
+        <w:t>を意味する。そのため、もしこれを除外しなかった場合、</w:t>
+      </w:r>
+      <w:r>
+        <w:rPr>
+          <w:rFonts w:ascii="ＭＳ Ｐ明朝" w:eastAsia="ＭＳ Ｐ明朝" w:hAnsi="ＭＳ Ｐ明朝"/>
+          <w:sz w:val="24"/>
+        </w:rPr>
+        <w:t>readdir</w:t>
+      </w:r>
+      <w:r>
+        <w:rPr>
+          <w:rFonts w:ascii="ＭＳ Ｐ明朝" w:eastAsia="ＭＳ Ｐ明朝" w:hAnsi="ＭＳ Ｐ明朝" w:hint="eastAsia"/>
+          <w:sz w:val="24"/>
+        </w:rPr>
+        <w:t>関数でこれらの</w:t>
+      </w:r>
+      <w:r>
+        <w:rPr>
+          <w:rFonts w:ascii="ＭＳ Ｐ明朝" w:eastAsia="ＭＳ Ｐ明朝" w:hAnsi="ＭＳ Ｐ明朝"/>
+          <w:sz w:val="24"/>
+        </w:rPr>
+        <w:t>inode</w:t>
+      </w:r>
+      <w:r>
+        <w:rPr>
+          <w:rFonts w:ascii="ＭＳ Ｐ明朝" w:eastAsia="ＭＳ Ｐ明朝" w:hAnsi="ＭＳ Ｐ明朝" w:hint="eastAsia"/>
+          <w:sz w:val="24"/>
+        </w:rPr>
+        <w:t>を読み取って、延々と読み取りの操作を行いループが終わらないということが発生する。したがって</w:t>
+      </w:r>
+      <w:r>
+        <w:rPr>
+          <w:rFonts w:ascii="ＭＳ Ｐ明朝" w:eastAsia="ＭＳ Ｐ明朝" w:hAnsi="ＭＳ Ｐ明朝"/>
+          <w:sz w:val="24"/>
+        </w:rPr>
+        <w:t>1</w:t>
+      </w:r>
+      <w:r>
+        <w:rPr>
+          <w:rFonts w:ascii="ＭＳ Ｐ明朝" w:eastAsia="ＭＳ Ｐ明朝" w:hAnsi="ＭＳ Ｐ明朝" w:hint="eastAsia"/>
+          <w:sz w:val="24"/>
+        </w:rPr>
+        <w:t>番の処理が必要となる。通常ファイルかどうかの判定を行う</w:t>
+      </w:r>
+      <w:r>
+        <w:rPr>
+          <w:rFonts w:ascii="ＭＳ Ｐ明朝" w:eastAsia="ＭＳ Ｐ明朝" w:hAnsi="ＭＳ Ｐ明朝"/>
+          <w:sz w:val="24"/>
+        </w:rPr>
+        <w:t>stat</w:t>
+      </w:r>
+      <w:r>
+        <w:rPr>
+          <w:rFonts w:ascii="ＭＳ Ｐ明朝" w:eastAsia="ＭＳ Ｐ明朝" w:hAnsi="ＭＳ Ｐ明朝" w:hint="eastAsia"/>
+          <w:sz w:val="24"/>
+        </w:rPr>
+        <w:t>関数ではどのファイルかを完全なパスで判断するので、カレントディレクトリがどこであってもプログラムを動作させるために</w:t>
+      </w:r>
+      <w:r>
+        <w:rPr>
+          <w:rFonts w:ascii="ＭＳ Ｐ明朝" w:eastAsia="ＭＳ Ｐ明朝" w:hAnsi="ＭＳ Ｐ明朝"/>
+          <w:sz w:val="24"/>
+        </w:rPr>
+        <w:t>2</w:t>
+      </w:r>
+      <w:r>
+        <w:rPr>
+          <w:rFonts w:ascii="ＭＳ Ｐ明朝" w:eastAsia="ＭＳ Ｐ明朝" w:hAnsi="ＭＳ Ｐ明朝" w:hint="eastAsia"/>
+          <w:sz w:val="24"/>
+        </w:rPr>
+        <w:t>番の処理を行っている。また、今回はディレクトリ内に</w:t>
+      </w:r>
+      <w:r>
+        <w:rPr>
+          <w:rFonts w:ascii="ＭＳ Ｐ明朝" w:eastAsia="ＭＳ Ｐ明朝" w:hAnsi="ＭＳ Ｐ明朝"/>
+          <w:sz w:val="24"/>
+        </w:rPr>
+        <w:t>10</w:t>
+      </w:r>
+      <w:r>
+        <w:rPr>
+          <w:rFonts w:ascii="ＭＳ Ｐ明朝" w:eastAsia="ＭＳ Ｐ明朝" w:hAnsi="ＭＳ Ｐ明朝" w:hint="eastAsia"/>
+          <w:sz w:val="24"/>
+        </w:rPr>
+        <w:t>個のバイナリファイルのみが含まれていることとなっているが、一般的なディレクトリにはこれらだけでなくサブディレクトリやシンボリックリンク、その他特殊ファイルなども含まれていることが想像できる。そのため、それらのファイルを</w:t>
+      </w:r>
+      <w:r>
+        <w:rPr>
+          <w:rFonts w:ascii="ＭＳ Ｐ明朝" w:eastAsia="ＭＳ Ｐ明朝" w:hAnsi="ＭＳ Ｐ明朝"/>
+          <w:sz w:val="24"/>
+        </w:rPr>
+        <w:t>filename</w:t>
+      </w:r>
+      <w:r>
+        <w:rPr>
+          <w:rFonts w:ascii="ＭＳ Ｐ明朝" w:eastAsia="ＭＳ Ｐ明朝" w:hAnsi="ＭＳ Ｐ明朝" w:hint="eastAsia"/>
+          <w:sz w:val="24"/>
+        </w:rPr>
+        <w:t>に追加しないように</w:t>
+      </w:r>
+      <w:r>
+        <w:rPr>
+          <w:rFonts w:ascii="ＭＳ Ｐ明朝" w:eastAsia="ＭＳ Ｐ明朝" w:hAnsi="ＭＳ Ｐ明朝"/>
+          <w:sz w:val="24"/>
+        </w:rPr>
+        <w:t>3</w:t>
+      </w:r>
+      <w:r>
+        <w:rPr>
+          <w:rFonts w:ascii="ＭＳ Ｐ明朝" w:eastAsia="ＭＳ Ｐ明朝" w:hAnsi="ＭＳ Ｐ明朝" w:hint="eastAsia"/>
+          <w:sz w:val="24"/>
+        </w:rPr>
+        <w:t>番の判定を行なっている。</w:t>
+      </w:r>
+      <w:r>
+        <w:rPr>
+          <w:rFonts w:ascii="ＭＳ Ｐ明朝" w:eastAsia="ＭＳ Ｐ明朝" w:hAnsi="ＭＳ Ｐ明朝" w:hint="eastAsia"/>
+          <w:sz w:val="24"/>
+        </w:rPr>
+        <w:t>判定のための</w:t>
+      </w:r>
+      <w:r>
+        <w:rPr>
+          <w:rFonts w:ascii="ＭＳ Ｐ明朝" w:eastAsia="ＭＳ Ｐ明朝" w:hAnsi="ＭＳ Ｐ明朝"/>
+          <w:sz w:val="24"/>
+        </w:rPr>
+        <w:t>is_regular_file</w:t>
+      </w:r>
+      <w:r>
+        <w:rPr>
+          <w:rFonts w:ascii="ＭＳ Ｐ明朝" w:eastAsia="ＭＳ Ｐ明朝" w:hAnsi="ＭＳ Ｐ明朝" w:hint="eastAsia"/>
+          <w:sz w:val="24"/>
+        </w:rPr>
+        <w:t>関数では、ファイルに関する情報を保持する</w:t>
+      </w:r>
+      <w:r>
+        <w:rPr>
+          <w:rFonts w:ascii="ＭＳ Ｐ明朝" w:eastAsia="ＭＳ Ｐ明朝" w:hAnsi="ＭＳ Ｐ明朝"/>
+          <w:sz w:val="24"/>
+        </w:rPr>
+        <w:t>stat</w:t>
+      </w:r>
+      <w:r>
+        <w:rPr>
+          <w:rFonts w:ascii="ＭＳ Ｐ明朝" w:eastAsia="ＭＳ Ｐ明朝" w:hAnsi="ＭＳ Ｐ明朝" w:hint="eastAsia"/>
+          <w:sz w:val="24"/>
+        </w:rPr>
+        <w:t>構造体を用いて、</w:t>
+      </w:r>
+      <w:r>
+        <w:rPr>
+          <w:rFonts w:ascii="ＭＳ Ｐ明朝" w:eastAsia="ＭＳ Ｐ明朝" w:hAnsi="ＭＳ Ｐ明朝"/>
+          <w:sz w:val="24"/>
+        </w:rPr>
+        <w:t>stat</w:t>
+      </w:r>
+      <w:r>
+        <w:rPr>
+          <w:rFonts w:ascii="ＭＳ Ｐ明朝" w:eastAsia="ＭＳ Ｐ明朝" w:hAnsi="ＭＳ Ｐ明朝" w:hint="eastAsia"/>
+          <w:sz w:val="24"/>
+        </w:rPr>
+        <w:t>システムコールでパスとして指定したファイルの情報を検索している。そしてそれが通</w:t>
+      </w:r>
       <w:r>
         <w:rPr>
           <w:rFonts w:ascii="ＭＳ Ｐ明朝" w:eastAsia="ＭＳ Ｐ明朝" w:hAnsi="ＭＳ Ｐ明朝" w:hint="eastAsia"/>
           <w:sz w:val="24"/>
         </w:rPr>
         <w:lastRenderedPageBreak/>
-        <w:t xml:space="preserve">　まず、このプログラムは引数にファイル名ではなくディレクトリのパス名を渡さなければならない。</w:t>
-      </w:r>
-    </w:p>
-    <w:p>
-      <w:pPr>
-        <w:rPr>
-          <w:rFonts w:ascii="ＭＳ Ｐ明朝" w:eastAsia="ＭＳ Ｐ明朝" w:hAnsi="ＭＳ Ｐ明朝" w:hint="eastAsia"/>
+        <w:t>常のファイルかどうかをテストする</w:t>
+      </w:r>
+      <w:r>
+        <w:rPr>
+          <w:rFonts w:ascii="ＭＳ Ｐ明朝" w:eastAsia="ＭＳ Ｐ明朝" w:hAnsi="ＭＳ Ｐ明朝"/>
+          <w:sz w:val="24"/>
+        </w:rPr>
+        <w:t>S_ISREG</w:t>
+      </w:r>
+      <w:r>
+        <w:rPr>
+          <w:rFonts w:ascii="ＭＳ Ｐ明朝" w:eastAsia="ＭＳ Ｐ明朝" w:hAnsi="ＭＳ Ｐ明朝" w:hint="eastAsia"/>
+          <w:sz w:val="24"/>
+        </w:rPr>
+        <w:t>マクロによって真偽を返しているという仕組みになっている。</w:t>
+      </w:r>
+      <w:r>
+        <w:rPr>
+          <w:rFonts w:ascii="ＭＳ Ｐ明朝" w:eastAsia="ＭＳ Ｐ明朝" w:hAnsi="ＭＳ Ｐ明朝" w:hint="eastAsia"/>
+          <w:sz w:val="24"/>
+        </w:rPr>
+        <w:t>そうして</w:t>
+      </w:r>
+      <w:r>
+        <w:rPr>
+          <w:rFonts w:ascii="ＭＳ Ｐ明朝" w:eastAsia="ＭＳ Ｐ明朝" w:hAnsi="ＭＳ Ｐ明朝"/>
+          <w:sz w:val="24"/>
+        </w:rPr>
+        <w:t>close</w:t>
+      </w:r>
+      <w:r>
+        <w:rPr>
+          <w:rFonts w:ascii="ＭＳ Ｐ明朝" w:eastAsia="ＭＳ Ｐ明朝" w:hAnsi="ＭＳ Ｐ明朝" w:hint="eastAsia"/>
+          <w:sz w:val="24"/>
+        </w:rPr>
+        <w:t>することでディレクトリの操作は終了となる。</w:t>
+      </w:r>
+    </w:p>
+    <w:p>
+      <w:pPr>
+        <w:rPr>
+          <w:rFonts w:ascii="ＭＳ Ｐ明朝" w:eastAsia="ＭＳ Ｐ明朝" w:hAnsi="ＭＳ Ｐ明朝"/>
+          <w:sz w:val="24"/>
+        </w:rPr>
+      </w:pPr>
+      <w:r>
+        <w:rPr>
+          <w:rFonts w:ascii="ＭＳ Ｐ明朝" w:eastAsia="ＭＳ Ｐ明朝" w:hAnsi="ＭＳ Ｐ明朝" w:hint="eastAsia"/>
+          <w:sz w:val="24"/>
+        </w:rPr>
+        <w:t xml:space="preserve">　次にファイルのソートを行なっているが、これは後で説明することにする。ディレクトリ内にマルウェア</w:t>
+      </w:r>
+      <w:r>
+        <w:rPr>
+          <w:rFonts w:ascii="ＭＳ Ｐ明朝" w:eastAsia="ＭＳ Ｐ明朝" w:hAnsi="ＭＳ Ｐ明朝"/>
+          <w:sz w:val="24"/>
+        </w:rPr>
+        <w:t>A</w:t>
+      </w:r>
+      <w:r>
+        <w:rPr>
+          <w:rFonts w:ascii="ＭＳ Ｐ明朝" w:eastAsia="ＭＳ Ｐ明朝" w:hAnsi="ＭＳ Ｐ明朝" w:hint="eastAsia"/>
+          <w:sz w:val="24"/>
+        </w:rPr>
+        <w:t>ファミリーがあったかどうかを保持する</w:t>
+      </w:r>
+      <w:r>
+        <w:rPr>
+          <w:rFonts w:ascii="ＭＳ Ｐ明朝" w:eastAsia="ＭＳ Ｐ明朝" w:hAnsi="ＭＳ Ｐ明朝"/>
+          <w:sz w:val="24"/>
+        </w:rPr>
+        <w:t>bool</w:t>
+      </w:r>
+      <w:r>
+        <w:rPr>
+          <w:rFonts w:ascii="ＭＳ Ｐ明朝" w:eastAsia="ＭＳ Ｐ明朝" w:hAnsi="ＭＳ Ｐ明朝" w:hint="eastAsia"/>
+          <w:sz w:val="24"/>
+        </w:rPr>
+        <w:t>型の</w:t>
+      </w:r>
+      <w:r>
+        <w:rPr>
+          <w:rFonts w:ascii="ＭＳ Ｐ明朝" w:eastAsia="ＭＳ Ｐ明朝" w:hAnsi="ＭＳ Ｐ明朝"/>
+          <w:sz w:val="24"/>
+        </w:rPr>
+        <w:t>is_finde</w:t>
+      </w:r>
+      <w:r>
+        <w:rPr>
+          <w:rFonts w:ascii="ＭＳ Ｐ明朝" w:eastAsia="ＭＳ Ｐ明朝" w:hAnsi="ＭＳ Ｐ明朝" w:hint="eastAsia"/>
+          <w:sz w:val="24"/>
+        </w:rPr>
+        <w:t>を宣言して、その後</w:t>
+      </w:r>
+      <w:r>
+        <w:rPr>
+          <w:rFonts w:ascii="ＭＳ Ｐ明朝" w:eastAsia="ＭＳ Ｐ明朝" w:hAnsi="ＭＳ Ｐ明朝"/>
+          <w:sz w:val="24"/>
+        </w:rPr>
+        <w:t>filename</w:t>
+      </w:r>
+      <w:r>
+        <w:rPr>
+          <w:rFonts w:ascii="ＭＳ Ｐ明朝" w:eastAsia="ＭＳ Ｐ明朝" w:hAnsi="ＭＳ Ｐ明朝" w:hint="eastAsia"/>
+          <w:sz w:val="24"/>
+        </w:rPr>
+        <w:t>に入れたファイルを一つずつ調査していくこととなる。ここで、マルウェア</w:t>
+      </w:r>
+      <w:r>
+        <w:rPr>
+          <w:rFonts w:ascii="ＭＳ Ｐ明朝" w:eastAsia="ＭＳ Ｐ明朝" w:hAnsi="ＭＳ Ｐ明朝"/>
+          <w:sz w:val="24"/>
+        </w:rPr>
+        <w:t>A</w:t>
+      </w:r>
+      <w:r>
+        <w:rPr>
+          <w:rFonts w:ascii="ＭＳ Ｐ明朝" w:eastAsia="ＭＳ Ｐ明朝" w:hAnsi="ＭＳ Ｐ明朝" w:hint="eastAsia"/>
+          <w:sz w:val="24"/>
+        </w:rPr>
+        <w:t>ファミリー内に見られる文字列はバイト列で示されている。このバイト列は</w:t>
+      </w:r>
+      <w:r>
+        <w:rPr>
+          <w:rFonts w:ascii="ＭＳ Ｐ明朝" w:eastAsia="ＭＳ Ｐ明朝" w:hAnsi="ＭＳ Ｐ明朝"/>
+          <w:sz w:val="24"/>
+        </w:rPr>
+        <w:t>const unsigned char</w:t>
+      </w:r>
+      <w:r>
+        <w:rPr>
+          <w:rFonts w:ascii="ＭＳ Ｐ明朝" w:eastAsia="ＭＳ Ｐ明朝" w:hAnsi="ＭＳ Ｐ明朝" w:hint="eastAsia"/>
+          <w:sz w:val="24"/>
+        </w:rPr>
+        <w:t>の配列としてマクロを定義してあるが、バイト列の検索のためファイルもバイナリ形式で読み取らなくてはならない。そのため</w:t>
+      </w:r>
+      <w:r>
+        <w:rPr>
+          <w:rFonts w:ascii="ＭＳ Ｐ明朝" w:eastAsia="ＭＳ Ｐ明朝" w:hAnsi="ＭＳ Ｐ明朝"/>
+          <w:sz w:val="24"/>
+        </w:rPr>
+        <w:t>read_binary</w:t>
+      </w:r>
+      <w:r>
+        <w:rPr>
+          <w:rFonts w:ascii="ＭＳ Ｐ明朝" w:eastAsia="ＭＳ Ｐ明朝" w:hAnsi="ＭＳ Ｐ明朝" w:hint="eastAsia"/>
+          <w:sz w:val="24"/>
+        </w:rPr>
+        <w:t>関数で</w:t>
+      </w:r>
+      <w:r>
+        <w:rPr>
+          <w:rFonts w:ascii="ＭＳ Ｐ明朝" w:eastAsia="ＭＳ Ｐ明朝" w:hAnsi="ＭＳ Ｐ明朝"/>
+          <w:sz w:val="24"/>
+        </w:rPr>
+        <w:t>buf</w:t>
+      </w:r>
+      <w:r>
+        <w:rPr>
+          <w:rFonts w:ascii="ＭＳ Ｐ明朝" w:eastAsia="ＭＳ Ｐ明朝" w:hAnsi="ＭＳ Ｐ明朝" w:hint="eastAsia"/>
+          <w:sz w:val="24"/>
+        </w:rPr>
+        <w:t>に代入している。ファイルをデフォルトではなくバイナリで読み取るのは、i</w:t>
+      </w:r>
+      <w:r>
+        <w:rPr>
+          <w:rFonts w:ascii="ＭＳ Ｐ明朝" w:eastAsia="ＭＳ Ｐ明朝" w:hAnsi="ＭＳ Ｐ明朝"/>
+          <w:sz w:val="24"/>
+        </w:rPr>
+        <w:t>fstream</w:t>
+      </w:r>
+      <w:r>
+        <w:rPr>
+          <w:rFonts w:ascii="ＭＳ Ｐ明朝" w:eastAsia="ＭＳ Ｐ明朝" w:hAnsi="ＭＳ Ｐ明朝" w:hint="eastAsia"/>
+          <w:sz w:val="24"/>
+        </w:rPr>
+        <w:t>で</w:t>
+      </w:r>
+      <w:r>
+        <w:rPr>
+          <w:rFonts w:ascii="ＭＳ Ｐ明朝" w:eastAsia="ＭＳ Ｐ明朝" w:hAnsi="ＭＳ Ｐ明朝"/>
+          <w:sz w:val="24"/>
+        </w:rPr>
+        <w:t>ios::binary</w:t>
+      </w:r>
+      <w:r>
+        <w:rPr>
+          <w:rFonts w:ascii="ＭＳ Ｐ明朝" w:eastAsia="ＭＳ Ｐ明朝" w:hAnsi="ＭＳ Ｐ明朝" w:hint="eastAsia"/>
+          <w:sz w:val="24"/>
+        </w:rPr>
+        <w:t>とすることで可能となる。</w:t>
+      </w:r>
+      <w:r>
+        <w:rPr>
+          <w:rFonts w:ascii="ＭＳ Ｐ明朝" w:eastAsia="ＭＳ Ｐ明朝" w:hAnsi="ＭＳ Ｐ明朝" w:hint="eastAsia"/>
+          <w:sz w:val="24"/>
+        </w:rPr>
+        <w:t>その後ファイルを先頭から読み取るイテレーターとファイルが終端に来たら読み取りを終了するイテレーターを用いてファイル全体を読み取り、それをすべて</w:t>
+      </w:r>
+      <w:r>
+        <w:rPr>
+          <w:rFonts w:ascii="ＭＳ Ｐ明朝" w:eastAsia="ＭＳ Ｐ明朝" w:hAnsi="ＭＳ Ｐ明朝"/>
+          <w:sz w:val="24"/>
+        </w:rPr>
+        <w:t>buf</w:t>
+      </w:r>
+      <w:r>
+        <w:rPr>
+          <w:rFonts w:ascii="ＭＳ Ｐ明朝" w:eastAsia="ＭＳ Ｐ明朝" w:hAnsi="ＭＳ Ｐ明朝" w:hint="eastAsia"/>
+          <w:sz w:val="24"/>
+        </w:rPr>
+        <w:t>にコピーする。これを</w:t>
+      </w:r>
+      <w:r>
+        <w:rPr>
+          <w:rFonts w:ascii="ＭＳ Ｐ明朝" w:eastAsia="ＭＳ Ｐ明朝" w:hAnsi="ＭＳ Ｐ明朝"/>
+          <w:sz w:val="24"/>
+        </w:rPr>
+        <w:t>malware_search</w:t>
+      </w:r>
+      <w:r>
+        <w:rPr>
+          <w:rFonts w:ascii="ＭＳ Ｐ明朝" w:eastAsia="ＭＳ Ｐ明朝" w:hAnsi="ＭＳ Ｐ明朝" w:hint="eastAsia"/>
+          <w:sz w:val="24"/>
+        </w:rPr>
+        <w:t>関数に渡すことで、</w:t>
+      </w:r>
+      <w:r>
+        <w:rPr>
+          <w:rFonts w:ascii="ＭＳ Ｐ明朝" w:eastAsia="ＭＳ Ｐ明朝" w:hAnsi="ＭＳ Ｐ明朝"/>
+          <w:sz w:val="24"/>
+        </w:rPr>
+        <w:t>SIGNATURE</w:t>
+      </w:r>
+      <w:r>
+        <w:rPr>
+          <w:rFonts w:ascii="ＭＳ Ｐ明朝" w:eastAsia="ＭＳ Ｐ明朝" w:hAnsi="ＭＳ Ｐ明朝" w:hint="eastAsia"/>
+          <w:sz w:val="24"/>
+        </w:rPr>
+        <w:t>を参照してマルウェア</w:t>
+      </w:r>
+      <w:r>
+        <w:rPr>
+          <w:rFonts w:ascii="ＭＳ Ｐ明朝" w:eastAsia="ＭＳ Ｐ明朝" w:hAnsi="ＭＳ Ｐ明朝"/>
+          <w:sz w:val="24"/>
+        </w:rPr>
+        <w:t>A</w:t>
+      </w:r>
+      <w:r>
+        <w:rPr>
+          <w:rFonts w:ascii="ＭＳ Ｐ明朝" w:eastAsia="ＭＳ Ｐ明朝" w:hAnsi="ＭＳ Ｐ明朝" w:hint="eastAsia"/>
+          <w:sz w:val="24"/>
+        </w:rPr>
+        <w:t>ファミリーがあるかどうかを検索している。なお検索は全探索で行なっている。</w:t>
+      </w:r>
+      <w:r>
+        <w:rPr>
+          <w:rFonts w:ascii="ＭＳ Ｐ明朝" w:eastAsia="ＭＳ Ｐ明朝" w:hAnsi="ＭＳ Ｐ明朝"/>
+          <w:sz w:val="24"/>
+        </w:rPr>
+        <w:t>SIGNATURE</w:t>
+      </w:r>
+      <w:r>
+        <w:rPr>
+          <w:rFonts w:ascii="ＭＳ Ｐ明朝" w:eastAsia="ＭＳ Ｐ明朝" w:hAnsi="ＭＳ Ｐ明朝" w:hint="eastAsia"/>
+          <w:sz w:val="24"/>
+        </w:rPr>
+        <w:t>のサイズを定義するマクロの</w:t>
+      </w:r>
+      <w:r>
+        <w:rPr>
+          <w:rFonts w:ascii="ＭＳ Ｐ明朝" w:eastAsia="ＭＳ Ｐ明朝" w:hAnsi="ＭＳ Ｐ明朝"/>
+          <w:sz w:val="24"/>
+        </w:rPr>
+        <w:t>SIG_LEN</w:t>
+      </w:r>
+      <w:r>
+        <w:rPr>
+          <w:rFonts w:ascii="ＭＳ Ｐ明朝" w:eastAsia="ＭＳ Ｐ明朝" w:hAnsi="ＭＳ Ｐ明朝" w:hint="eastAsia"/>
+          <w:sz w:val="24"/>
+        </w:rPr>
+        <w:t>を用いているが、この大きさよりもそもそもファイルの大きさが小さいことも考えられるので、最初に例外処理を行なっている。</w:t>
+      </w:r>
+      <w:r>
+        <w:rPr>
+          <w:rFonts w:ascii="ＭＳ Ｐ明朝" w:eastAsia="ＭＳ Ｐ明朝" w:hAnsi="ＭＳ Ｐ明朝" w:hint="eastAsia"/>
+          <w:sz w:val="24"/>
+        </w:rPr>
+        <w:t>これによりマルウェアが見つかったら、該当するファイル名を出力し、</w:t>
+      </w:r>
+      <w:r>
+        <w:rPr>
+          <w:rFonts w:ascii="ＭＳ Ｐ明朝" w:eastAsia="ＭＳ Ｐ明朝" w:hAnsi="ＭＳ Ｐ明朝"/>
+          <w:sz w:val="24"/>
+        </w:rPr>
+        <w:t>is_find</w:t>
+      </w:r>
+      <w:r>
+        <w:rPr>
+          <w:rFonts w:ascii="ＭＳ Ｐ明朝" w:eastAsia="ＭＳ Ｐ明朝" w:hAnsi="ＭＳ Ｐ明朝" w:hint="eastAsia"/>
+          <w:sz w:val="24"/>
+        </w:rPr>
+        <w:t>フラグを立てる。そしてそのフラグをみて最終的な結果を出力することとなる。これがプログラムの概要である。</w:t>
+      </w:r>
+    </w:p>
+    <w:p>
+      <w:pPr>
+        <w:rPr>
+          <w:rFonts w:ascii="ＭＳ Ｐ明朝" w:eastAsia="ＭＳ Ｐ明朝" w:hAnsi="ＭＳ Ｐ明朝" w:hint="eastAsia"/>
+          <w:sz w:val="24"/>
+        </w:rPr>
+      </w:pPr>
+      <w:r>
+        <w:rPr>
+          <w:rFonts w:ascii="ＭＳ Ｐ明朝" w:eastAsia="ＭＳ Ｐ明朝" w:hAnsi="ＭＳ Ｐ明朝" w:hint="eastAsia"/>
+          <w:sz w:val="24"/>
+        </w:rPr>
+        <w:t xml:space="preserve">　ファイル名のソートのために</w:t>
+      </w:r>
+      <w:r>
+        <w:rPr>
+          <w:rFonts w:ascii="ＭＳ Ｐ明朝" w:eastAsia="ＭＳ Ｐ明朝" w:hAnsi="ＭＳ Ｐ明朝"/>
+          <w:sz w:val="24"/>
+        </w:rPr>
+        <w:t>natural_num_comp</w:t>
+      </w:r>
+      <w:r>
+        <w:rPr>
+          <w:rFonts w:ascii="ＭＳ Ｐ明朝" w:eastAsia="ＭＳ Ｐ明朝" w:hAnsi="ＭＳ Ｐ明朝" w:hint="eastAsia"/>
+          <w:sz w:val="24"/>
+        </w:rPr>
+        <w:t>関数というものを使用しているが、デフォルトではファイルの検索はファイル名に則って行われないために出力がごちゃごちゃになる、というのを防ぐためにこの工夫を施した。ソート用の</w:t>
+      </w:r>
+      <w:r>
+        <w:rPr>
+          <w:rFonts w:ascii="ＭＳ Ｐ明朝" w:eastAsia="ＭＳ Ｐ明朝" w:hAnsi="ＭＳ Ｐ明朝"/>
+          <w:sz w:val="24"/>
+        </w:rPr>
+        <w:t>sort</w:t>
+      </w:r>
+      <w:r>
+        <w:rPr>
+          <w:rFonts w:ascii="ＭＳ Ｐ明朝" w:eastAsia="ＭＳ Ｐ明朝" w:hAnsi="ＭＳ Ｐ明朝" w:hint="eastAsia"/>
+          <w:sz w:val="24"/>
+        </w:rPr>
+        <w:t>関数に</w:t>
+      </w:r>
+      <w:r>
+        <w:rPr>
+          <w:rFonts w:ascii="ＭＳ Ｐ明朝" w:eastAsia="ＭＳ Ｐ明朝" w:hAnsi="ＭＳ Ｐ明朝"/>
+          <w:sz w:val="24"/>
+        </w:rPr>
+        <w:t>filename</w:t>
+      </w:r>
+      <w:r>
+        <w:rPr>
+          <w:rFonts w:ascii="ＭＳ Ｐ明朝" w:eastAsia="ＭＳ Ｐ明朝" w:hAnsi="ＭＳ Ｐ明朝" w:hint="eastAsia"/>
+          <w:sz w:val="24"/>
+        </w:rPr>
+        <w:t>にあるファイル名をすべて渡し、自然順ソートの</w:t>
+      </w:r>
+      <w:r>
+        <w:rPr>
+          <w:rFonts w:ascii="ＭＳ Ｐ明朝" w:eastAsia="ＭＳ Ｐ明朝" w:hAnsi="ＭＳ Ｐ明朝"/>
+          <w:sz w:val="24"/>
+        </w:rPr>
+        <w:t>natural_num_comp</w:t>
+      </w:r>
+      <w:r>
+        <w:rPr>
+          <w:rFonts w:ascii="ＭＳ Ｐ明朝" w:eastAsia="ＭＳ Ｐ明朝" w:hAnsi="ＭＳ Ｐ明朝" w:hint="eastAsia"/>
+          <w:sz w:val="24"/>
+        </w:rPr>
+        <w:t>関数</w:t>
+      </w:r>
+      <w:r>
+        <w:rPr>
+          <w:rFonts w:ascii="ＭＳ Ｐ明朝" w:eastAsia="ＭＳ Ｐ明朝" w:hAnsi="ＭＳ Ｐ明朝" w:hint="eastAsia"/>
+          <w:sz w:val="24"/>
+        </w:rPr>
+        <w:t>を渡して実行させている。ファイル名のソートだけであれば文字を一つずつ比較するだけで済むが、その場合、今回のファイルを例とすると、</w:t>
+      </w:r>
+      <w:r>
+        <w:rPr>
+          <w:rFonts w:ascii="ＭＳ Ｐ明朝" w:eastAsia="ＭＳ Ｐ明朝" w:hAnsi="ＭＳ Ｐ明朝"/>
+          <w:sz w:val="24"/>
+        </w:rPr>
+        <w:t>file1</w:t>
+      </w:r>
+      <w:r>
+        <w:rPr>
+          <w:rFonts w:ascii="ＭＳ Ｐ明朝" w:eastAsia="ＭＳ Ｐ明朝" w:hAnsi="ＭＳ Ｐ明朝" w:hint="eastAsia"/>
+          <w:sz w:val="24"/>
+        </w:rPr>
+        <w:t>→</w:t>
+      </w:r>
+      <w:r>
+        <w:rPr>
+          <w:rFonts w:ascii="ＭＳ Ｐ明朝" w:eastAsia="ＭＳ Ｐ明朝" w:hAnsi="ＭＳ Ｐ明朝"/>
+          <w:sz w:val="24"/>
+        </w:rPr>
+        <w:t>file10</w:t>
+      </w:r>
+      <w:r>
+        <w:rPr>
+          <w:rFonts w:ascii="ＭＳ Ｐ明朝" w:eastAsia="ＭＳ Ｐ明朝" w:hAnsi="ＭＳ Ｐ明朝" w:hint="eastAsia"/>
+          <w:sz w:val="24"/>
+        </w:rPr>
+        <w:t>→</w:t>
+      </w:r>
+      <w:r>
+        <w:rPr>
+          <w:rFonts w:ascii="ＭＳ Ｐ明朝" w:eastAsia="ＭＳ Ｐ明朝" w:hAnsi="ＭＳ Ｐ明朝"/>
+          <w:sz w:val="24"/>
+        </w:rPr>
+        <w:t>file2</w:t>
+      </w:r>
+      <w:r>
+        <w:rPr>
+          <w:rFonts w:ascii="ＭＳ Ｐ明朝" w:eastAsia="ＭＳ Ｐ明朝" w:hAnsi="ＭＳ Ｐ明朝" w:hint="eastAsia"/>
+          <w:sz w:val="24"/>
+        </w:rPr>
+        <w:t>→</w:t>
+      </w:r>
+      <w:r>
+        <w:rPr>
+          <w:rFonts w:ascii="ＭＳ Ｐ明朝" w:eastAsia="ＭＳ Ｐ明朝" w:hAnsi="ＭＳ Ｐ明朝"/>
+          <w:sz w:val="24"/>
+        </w:rPr>
+        <w:t>…</w:t>
+      </w:r>
+      <w:r>
+        <w:rPr>
+          <w:rFonts w:ascii="ＭＳ Ｐ明朝" w:eastAsia="ＭＳ Ｐ明朝" w:hAnsi="ＭＳ Ｐ明朝" w:hint="eastAsia"/>
+          <w:sz w:val="24"/>
+        </w:rPr>
+        <w:t>というように並んでしまう。これを防ぐために、ファイル名に数値が含まれていた場合は、それを計算して合算して合計を比較するという処理を施している。これによってファイルが綺麗に並ぶようになっている。</w:t>
+      </w:r>
+    </w:p>
+    <w:p>
+      <w:pPr>
+        <w:rPr>
+          <w:rFonts w:ascii="ＭＳ Ｐ明朝" w:eastAsia="ＭＳ Ｐ明朝" w:hAnsi="ＭＳ Ｐ明朝"/>
           <w:sz w:val="24"/>
         </w:rPr>
       </w:pPr>
@@ -3696,10 +5031,10 @@
     </w:lvl>
   </w:abstractNum>
   <w:abstractNum w:abstractNumId="1" w15:restartNumberingAfterBreak="0">
-    <w:nsid w:val="29B545FF"/>
+    <w:nsid w:val="23A359CC"/>
     <w:multiLevelType w:val="hybridMultilevel"/>
-    <w:tmpl w:val="F3CEDC80"/>
-    <w:lvl w:ilvl="0" w:tplc="F6468D02">
+    <w:tmpl w:val="AC12C494"/>
+    <w:lvl w:ilvl="0" w:tplc="54189DFE">
       <w:start w:val="1"/>
       <w:numFmt w:val="decimal"/>
       <w:lvlText w:val="%1."/>
@@ -3784,10 +5119,102 @@
       </w:pPr>
     </w:lvl>
   </w:abstractNum>
+  <w:abstractNum w:abstractNumId="2" w15:restartNumberingAfterBreak="0">
+    <w:nsid w:val="29B545FF"/>
+    <w:multiLevelType w:val="hybridMultilevel"/>
+    <w:tmpl w:val="F3CEDC80"/>
+    <w:lvl w:ilvl="0" w:tplc="F6468D02">
+      <w:start w:val="1"/>
+      <w:numFmt w:val="decimal"/>
+      <w:lvlText w:val="%1."/>
+      <w:lvlJc w:val="left"/>
+      <w:pPr>
+        <w:ind w:left="360" w:hanging="360"/>
+      </w:pPr>
+      <w:rPr>
+        <w:rFonts w:hint="default"/>
+      </w:rPr>
+    </w:lvl>
+    <w:lvl w:ilvl="1" w:tplc="04090017" w:tentative="1">
+      <w:start w:val="1"/>
+      <w:numFmt w:val="aiueoFullWidth"/>
+      <w:lvlText w:val="(%2)"/>
+      <w:lvlJc w:val="left"/>
+      <w:pPr>
+        <w:ind w:left="880" w:hanging="440"/>
+      </w:pPr>
+    </w:lvl>
+    <w:lvl w:ilvl="2" w:tplc="04090011" w:tentative="1">
+      <w:start w:val="1"/>
+      <w:numFmt w:val="decimalEnclosedCircle"/>
+      <w:lvlText w:val="%3"/>
+      <w:lvlJc w:val="left"/>
+      <w:pPr>
+        <w:ind w:left="1320" w:hanging="440"/>
+      </w:pPr>
+    </w:lvl>
+    <w:lvl w:ilvl="3" w:tplc="0409000F" w:tentative="1">
+      <w:start w:val="1"/>
+      <w:numFmt w:val="decimal"/>
+      <w:lvlText w:val="%4."/>
+      <w:lvlJc w:val="left"/>
+      <w:pPr>
+        <w:ind w:left="1760" w:hanging="440"/>
+      </w:pPr>
+    </w:lvl>
+    <w:lvl w:ilvl="4" w:tplc="04090017" w:tentative="1">
+      <w:start w:val="1"/>
+      <w:numFmt w:val="aiueoFullWidth"/>
+      <w:lvlText w:val="(%5)"/>
+      <w:lvlJc w:val="left"/>
+      <w:pPr>
+        <w:ind w:left="2200" w:hanging="440"/>
+      </w:pPr>
+    </w:lvl>
+    <w:lvl w:ilvl="5" w:tplc="04090011" w:tentative="1">
+      <w:start w:val="1"/>
+      <w:numFmt w:val="decimalEnclosedCircle"/>
+      <w:lvlText w:val="%6"/>
+      <w:lvlJc w:val="left"/>
+      <w:pPr>
+        <w:ind w:left="2640" w:hanging="440"/>
+      </w:pPr>
+    </w:lvl>
+    <w:lvl w:ilvl="6" w:tplc="0409000F" w:tentative="1">
+      <w:start w:val="1"/>
+      <w:numFmt w:val="decimal"/>
+      <w:lvlText w:val="%7."/>
+      <w:lvlJc w:val="left"/>
+      <w:pPr>
+        <w:ind w:left="3080" w:hanging="440"/>
+      </w:pPr>
+    </w:lvl>
+    <w:lvl w:ilvl="7" w:tplc="04090017" w:tentative="1">
+      <w:start w:val="1"/>
+      <w:numFmt w:val="aiueoFullWidth"/>
+      <w:lvlText w:val="(%8)"/>
+      <w:lvlJc w:val="left"/>
+      <w:pPr>
+        <w:ind w:left="3520" w:hanging="440"/>
+      </w:pPr>
+    </w:lvl>
+    <w:lvl w:ilvl="8" w:tplc="04090011" w:tentative="1">
+      <w:start w:val="1"/>
+      <w:numFmt w:val="decimalEnclosedCircle"/>
+      <w:lvlText w:val="%9"/>
+      <w:lvlJc w:val="left"/>
+      <w:pPr>
+        <w:ind w:left="3960" w:hanging="440"/>
+      </w:pPr>
+    </w:lvl>
+  </w:abstractNum>
   <w:num w:numId="1" w16cid:durableId="1324817830">
     <w:abstractNumId w:val="0"/>
   </w:num>
   <w:num w:numId="2" w16cid:durableId="2034106387">
+    <w:abstractNumId w:val="2"/>
+  </w:num>
+  <w:num w:numId="3" w16cid:durableId="985210212">
     <w:abstractNumId w:val="1"/>
   </w:num>
 </w:numbering>

--- a/latex/lec2/report_2412747_2.docx
+++ b/latex/lec2/report_2412747_2.docx
@@ -166,14 +166,7 @@
           <w:rFonts w:ascii="ＭＳ Ｐ明朝" w:eastAsia="ＭＳ Ｐ明朝" w:hAnsi="ＭＳ Ｐ明朝"/>
           <w:sz w:val="24"/>
         </w:rPr>
-        <w:t xml:space="preserve"> -o </w:t>
-      </w:r>
-      <w:r>
-        <w:rPr>
-          <w:rFonts w:ascii="ＭＳ Ｐ明朝" w:eastAsia="ＭＳ Ｐ明朝" w:hAnsi="ＭＳ Ｐ明朝"/>
-          <w:sz w:val="24"/>
-        </w:rPr>
-        <w:t>./2412747_kadai2-1</w:t>
+        <w:t xml:space="preserve"> -o ./2412747_kadai2-1</w:t>
       </w:r>
       <w:r>
         <w:rPr>
@@ -217,6 +210,7 @@
         </w:rPr>
         <w:t>のようにして、</w:t>
       </w:r>
+      <w:proofErr w:type="gramStart"/>
       <w:r>
         <w:rPr>
           <w:rFonts w:ascii="ＭＳ Ｐ明朝" w:eastAsia="ＭＳ Ｐ明朝" w:hAnsi="ＭＳ Ｐ明朝"/>
@@ -224,6 +218,7 @@
         </w:rPr>
         <w:t>x</w:t>
       </w:r>
+      <w:proofErr w:type="gramEnd"/>
       <w:r>
         <w:rPr>
           <w:rFonts w:ascii="ＭＳ Ｐ明朝" w:eastAsia="ＭＳ Ｐ明朝" w:hAnsi="ＭＳ Ｐ明朝" w:hint="eastAsia"/>
@@ -520,6 +515,7 @@
         </w:rPr>
         <w:t xml:space="preserve">　このエラー処理が終了したら、文字列をそれぞれ</w:t>
       </w:r>
+      <w:proofErr w:type="gramStart"/>
       <w:r>
         <w:rPr>
           <w:rFonts w:ascii="ＭＳ Ｐ明朝" w:eastAsia="ＭＳ Ｐ明朝" w:hAnsi="ＭＳ Ｐ明朝"/>
@@ -527,6 +523,7 @@
         </w:rPr>
         <w:t>x</w:t>
       </w:r>
+      <w:proofErr w:type="gramEnd"/>
       <w:r>
         <w:rPr>
           <w:rFonts w:ascii="ＭＳ Ｐ明朝" w:eastAsia="ＭＳ Ｐ明朝" w:hAnsi="ＭＳ Ｐ明朝" w:hint="eastAsia"/>
@@ -548,6 +545,7 @@
         </w:rPr>
         <w:t>に</w:t>
       </w:r>
+      <w:proofErr w:type="spellStart"/>
       <w:r>
         <w:rPr>
           <w:rFonts w:ascii="ＭＳ Ｐ明朝" w:eastAsia="ＭＳ Ｐ明朝" w:hAnsi="ＭＳ Ｐ明朝"/>
@@ -555,6 +553,7 @@
         </w:rPr>
         <w:t>atoi</w:t>
       </w:r>
+      <w:proofErr w:type="spellEnd"/>
       <w:r>
         <w:rPr>
           <w:rFonts w:ascii="ＭＳ Ｐ明朝" w:eastAsia="ＭＳ Ｐ明朝" w:hAnsi="ＭＳ Ｐ明朝" w:hint="eastAsia"/>
@@ -569,6 +568,7 @@
         </w:rPr>
         <w:t>課題文の指示ではこれらの数値を</w:t>
       </w:r>
+      <w:proofErr w:type="gramStart"/>
       <w:r>
         <w:rPr>
           <w:rFonts w:ascii="ＭＳ Ｐ明朝" w:eastAsia="ＭＳ Ｐ明朝" w:hAnsi="ＭＳ Ｐ明朝"/>
@@ -576,6 +576,7 @@
         </w:rPr>
         <w:t>m</w:t>
       </w:r>
+      <w:proofErr w:type="gramEnd"/>
       <w:r>
         <w:rPr>
           <w:rFonts w:ascii="ＭＳ Ｐ明朝" w:eastAsia="ＭＳ Ｐ明朝" w:hAnsi="ＭＳ Ｐ明朝" w:hint="eastAsia"/>
@@ -597,6 +598,7 @@
         </w:rPr>
         <w:t>に代入するよう言われているが、いきなり代入せずにわざわざ</w:t>
       </w:r>
+      <w:proofErr w:type="gramStart"/>
       <w:r>
         <w:rPr>
           <w:rFonts w:ascii="ＭＳ Ｐ明朝" w:eastAsia="ＭＳ Ｐ明朝" w:hAnsi="ＭＳ Ｐ明朝"/>
@@ -604,6 +606,7 @@
         </w:rPr>
         <w:t>x</w:t>
       </w:r>
+      <w:proofErr w:type="gramEnd"/>
       <w:r>
         <w:rPr>
           <w:rFonts w:ascii="ＭＳ Ｐ明朝" w:eastAsia="ＭＳ Ｐ明朝" w:hAnsi="ＭＳ Ｐ明朝" w:hint="eastAsia"/>
@@ -625,6 +628,7 @@
         </w:rPr>
         <w:t>に入れているのは、「まずは文字列を数値に変換します」という工程を明示するためであるのと、次に行う最大公約数の計算で</w:t>
       </w:r>
+      <w:proofErr w:type="gramStart"/>
       <w:r>
         <w:rPr>
           <w:rFonts w:ascii="ＭＳ Ｐ明朝" w:eastAsia="ＭＳ Ｐ明朝" w:hAnsi="ＭＳ Ｐ明朝"/>
@@ -632,6 +636,7 @@
         </w:rPr>
         <w:t>m</w:t>
       </w:r>
+      <w:proofErr w:type="gramEnd"/>
       <w:r>
         <w:rPr>
           <w:rFonts w:ascii="ＭＳ Ｐ明朝" w:eastAsia="ＭＳ Ｐ明朝" w:hAnsi="ＭＳ Ｐ明朝" w:hint="eastAsia"/>
@@ -660,6 +665,7 @@
         </w:rPr>
         <w:t>最大公約数の計算は</w:t>
       </w:r>
+      <w:proofErr w:type="gramStart"/>
       <w:r>
         <w:rPr>
           <w:rFonts w:ascii="ＭＳ Ｐ明朝" w:eastAsia="ＭＳ Ｐ明朝" w:hAnsi="ＭＳ Ｐ明朝"/>
@@ -667,6 +673,7 @@
         </w:rPr>
         <w:t>m</w:t>
       </w:r>
+      <w:proofErr w:type="gramEnd"/>
       <w:r>
         <w:rPr>
           <w:rFonts w:ascii="ＭＳ Ｐ明朝" w:eastAsia="ＭＳ Ｐ明朝" w:hAnsi="ＭＳ Ｐ明朝" w:hint="eastAsia"/>
@@ -688,6 +695,7 @@
         </w:rPr>
         <w:t>で割る計算をするので、</w:t>
       </w:r>
+      <w:proofErr w:type="gramStart"/>
       <w:r>
         <w:rPr>
           <w:rFonts w:ascii="ＭＳ Ｐ明朝" w:eastAsia="ＭＳ Ｐ明朝" w:hAnsi="ＭＳ Ｐ明朝"/>
@@ -695,6 +703,7 @@
         </w:rPr>
         <w:t>x</w:t>
       </w:r>
+      <w:proofErr w:type="gramEnd"/>
       <w:r>
         <w:rPr>
           <w:rFonts w:ascii="ＭＳ Ｐ明朝" w:eastAsia="ＭＳ Ｐ明朝" w:hAnsi="ＭＳ Ｐ明朝" w:hint="eastAsia"/>
@@ -716,6 +725,7 @@
         </w:rPr>
         <w:t>の大小関係によって</w:t>
       </w:r>
+      <w:proofErr w:type="gramStart"/>
       <w:r>
         <w:rPr>
           <w:rFonts w:ascii="ＭＳ Ｐ明朝" w:eastAsia="ＭＳ Ｐ明朝" w:hAnsi="ＭＳ Ｐ明朝"/>
@@ -723,6 +733,7 @@
         </w:rPr>
         <w:t>m</w:t>
       </w:r>
+      <w:proofErr w:type="gramEnd"/>
       <w:r>
         <w:rPr>
           <w:rFonts w:ascii="ＭＳ Ｐ明朝" w:eastAsia="ＭＳ Ｐ明朝" w:hAnsi="ＭＳ Ｐ明朝" w:hint="eastAsia"/>
@@ -780,6 +791,7 @@
           <w:sz w:val="24"/>
         </w:rPr>
       </w:pPr>
+      <w:proofErr w:type="gramStart"/>
       <w:r>
         <w:rPr>
           <w:rFonts w:ascii="ＭＳ Ｐ明朝" w:eastAsia="ＭＳ Ｐ明朝" w:hAnsi="ＭＳ Ｐ明朝"/>
@@ -787,6 +799,7 @@
         </w:rPr>
         <w:t>m</w:t>
       </w:r>
+      <w:proofErr w:type="gramEnd"/>
       <w:r>
         <w:rPr>
           <w:rFonts w:ascii="ＭＳ Ｐ明朝" w:eastAsia="ＭＳ Ｐ明朝" w:hAnsi="ＭＳ Ｐ明朝" w:hint="eastAsia"/>
@@ -808,6 +821,7 @@
         </w:rPr>
         <w:t>で割ったあまりを</w:t>
       </w:r>
+      <w:proofErr w:type="gramStart"/>
       <w:r>
         <w:rPr>
           <w:rFonts w:ascii="ＭＳ Ｐ明朝" w:eastAsia="ＭＳ Ｐ明朝" w:hAnsi="ＭＳ Ｐ明朝"/>
@@ -815,6 +829,7 @@
         </w:rPr>
         <w:t>r</w:t>
       </w:r>
+      <w:proofErr w:type="gramEnd"/>
       <w:r>
         <w:rPr>
           <w:rFonts w:ascii="ＭＳ Ｐ明朝" w:eastAsia="ＭＳ Ｐ明朝" w:hAnsi="ＭＳ Ｐ明朝" w:hint="eastAsia"/>
@@ -932,6 +947,7 @@
         </w:rPr>
         <w:t>を</w:t>
       </w:r>
+      <w:proofErr w:type="gramStart"/>
       <w:r>
         <w:rPr>
           <w:rFonts w:ascii="ＭＳ Ｐ明朝" w:eastAsia="ＭＳ Ｐ明朝" w:hAnsi="ＭＳ Ｐ明朝"/>
@@ -939,6 +955,7 @@
         </w:rPr>
         <w:t>m</w:t>
       </w:r>
+      <w:proofErr w:type="gramEnd"/>
       <w:r>
         <w:rPr>
           <w:rFonts w:ascii="ＭＳ Ｐ明朝" w:eastAsia="ＭＳ Ｐ明朝" w:hAnsi="ＭＳ Ｐ明朝" w:hint="eastAsia"/>
@@ -946,6 +963,7 @@
         </w:rPr>
         <w:t>に、</w:t>
       </w:r>
+      <w:proofErr w:type="gramStart"/>
       <w:r>
         <w:rPr>
           <w:rFonts w:ascii="ＭＳ Ｐ明朝" w:eastAsia="ＭＳ Ｐ明朝" w:hAnsi="ＭＳ Ｐ明朝"/>
@@ -953,6 +971,7 @@
         </w:rPr>
         <w:t>r</w:t>
       </w:r>
+      <w:proofErr w:type="gramEnd"/>
       <w:r>
         <w:rPr>
           <w:rFonts w:ascii="ＭＳ Ｐ明朝" w:eastAsia="ＭＳ Ｐ明朝" w:hAnsi="ＭＳ Ｐ明朝" w:hint="eastAsia"/>
@@ -1003,6 +1022,7 @@
         </w:rPr>
         <w:t>除算が起こらないように</w:t>
       </w:r>
+      <w:proofErr w:type="spellStart"/>
       <w:r>
         <w:rPr>
           <w:rFonts w:ascii="ＭＳ Ｐ明朝" w:eastAsia="ＭＳ Ｐ明朝" w:hAnsi="ＭＳ Ｐ明朝"/>
@@ -1010,6 +1030,7 @@
         </w:rPr>
         <w:t>calc_gcd</w:t>
       </w:r>
+      <w:proofErr w:type="spellEnd"/>
       <w:r>
         <w:rPr>
           <w:rFonts w:ascii="ＭＳ Ｐ明朝" w:eastAsia="ＭＳ Ｐ明朝" w:hAnsi="ＭＳ Ｐ明朝" w:hint="eastAsia"/>
@@ -1078,6 +1099,57 @@
     </w:p>
     <w:p>
       <w:pPr>
+        <w:jc w:val="center"/>
+        <w:rPr>
+          <w:rFonts w:ascii="ＭＳ Ｐ明朝" w:eastAsia="ＭＳ Ｐ明朝" w:hAnsi="ＭＳ Ｐ明朝"/>
+          <w:sz w:val="24"/>
+        </w:rPr>
+      </w:pPr>
+      <w:r>
+        <w:rPr>
+          <w:rFonts w:ascii="ＭＳ Ｐ明朝" w:eastAsia="ＭＳ Ｐ明朝" w:hAnsi="ＭＳ Ｐ明朝"/>
+          <w:sz w:val="24"/>
+        </w:rPr>
+        <w:drawing>
+          <wp:inline distT="0" distB="0" distL="0" distR="0" wp14:anchorId="2F83E041" wp14:editId="713EED7C">
+            <wp:extent cx="4191000" cy="2070100"/>
+            <wp:effectExtent l="0" t="0" r="0" b="0"/>
+            <wp:docPr id="573192495" name="図 1"/>
+            <wp:cNvGraphicFramePr>
+              <a:graphicFrameLocks xmlns:a="http://schemas.openxmlformats.org/drawingml/2006/main" noChangeAspect="1"/>
+            </wp:cNvGraphicFramePr>
+            <a:graphic xmlns:a="http://schemas.openxmlformats.org/drawingml/2006/main">
+              <a:graphicData uri="http://schemas.openxmlformats.org/drawingml/2006/picture">
+                <pic:pic xmlns:pic="http://schemas.openxmlformats.org/drawingml/2006/picture">
+                  <pic:nvPicPr>
+                    <pic:cNvPr id="573192495" name=""/>
+                    <pic:cNvPicPr/>
+                  </pic:nvPicPr>
+                  <pic:blipFill>
+                    <a:blip r:embed="rId7"/>
+                    <a:stretch>
+                      <a:fillRect/>
+                    </a:stretch>
+                  </pic:blipFill>
+                  <pic:spPr>
+                    <a:xfrm>
+                      <a:off x="0" y="0"/>
+                      <a:ext cx="4191000" cy="2070100"/>
+                    </a:xfrm>
+                    <a:prstGeom prst="rect">
+                      <a:avLst/>
+                    </a:prstGeom>
+                  </pic:spPr>
+                </pic:pic>
+              </a:graphicData>
+            </a:graphic>
+          </wp:inline>
+        </w:drawing>
+      </w:r>
+    </w:p>
+    <w:p>
+      <w:pPr>
+        <w:jc w:val="center"/>
         <w:rPr>
           <w:rFonts w:ascii="ＭＳ Ｐ明朝" w:eastAsia="ＭＳ Ｐ明朝" w:hAnsi="ＭＳ Ｐ明朝"/>
           <w:sz w:val="24"/>
@@ -1171,7 +1243,28 @@
           <w:rFonts w:ascii="ＭＳ Ｐ明朝" w:eastAsia="ＭＳ Ｐ明朝" w:hAnsi="ＭＳ Ｐ明朝"/>
           <w:sz w:val="24"/>
         </w:rPr>
-        <w:t xml:space="preserve">-o </w:t>
+        <w:t>-o ./2412747_kadai2-2</w:t>
+      </w:r>
+      <w:r>
+        <w:rPr>
+          <w:rFonts w:ascii="ＭＳ Ｐ明朝" w:eastAsia="ＭＳ Ｐ明朝" w:hAnsi="ＭＳ Ｐ明朝" w:hint="eastAsia"/>
+          <w:sz w:val="24"/>
+        </w:rPr>
+        <w:t>」</w:t>
+      </w:r>
+      <w:r>
+        <w:rPr>
+          <w:rFonts w:ascii="ＭＳ Ｐ明朝" w:eastAsia="ＭＳ Ｐ明朝" w:hAnsi="ＭＳ Ｐ明朝" w:hint="eastAsia"/>
+          <w:sz w:val="24"/>
+        </w:rPr>
+        <w:t>とコンパイルし、</w:t>
+      </w:r>
+      <w:r>
+        <w:rPr>
+          <w:rFonts w:ascii="ＭＳ Ｐ明朝" w:eastAsia="ＭＳ Ｐ明朝" w:hAnsi="ＭＳ Ｐ明朝" w:hint="eastAsia"/>
+          <w:sz w:val="24"/>
+        </w:rPr>
+        <w:t>「</w:t>
       </w:r>
       <w:r>
         <w:rPr>
@@ -1189,6 +1282,13 @@
       </w:r>
       <w:r>
         <w:rPr>
+          <w:rFonts w:ascii="ＭＳ Ｐ明朝" w:eastAsia="ＭＳ Ｐ明朝" w:hAnsi="ＭＳ Ｐ明朝"/>
+          <w:sz w:val="24"/>
+        </w:rPr>
+        <w:t xml:space="preserve"> array1_2026.txt array2_2026.txt</w:t>
+      </w:r>
+      <w:r>
+        <w:rPr>
           <w:rFonts w:ascii="ＭＳ Ｐ明朝" w:eastAsia="ＭＳ Ｐ明朝" w:hAnsi="ＭＳ Ｐ明朝" w:hint="eastAsia"/>
           <w:sz w:val="24"/>
         </w:rPr>
@@ -1199,21 +1299,103 @@
           <w:rFonts w:ascii="ＭＳ Ｐ明朝" w:eastAsia="ＭＳ Ｐ明朝" w:hAnsi="ＭＳ Ｐ明朝" w:hint="eastAsia"/>
           <w:sz w:val="24"/>
         </w:rPr>
-        <w:t>とコンパイルし、</w:t>
-      </w:r>
-      <w:r>
-        <w:rPr>
-          <w:rFonts w:ascii="ＭＳ Ｐ明朝" w:eastAsia="ＭＳ Ｐ明朝" w:hAnsi="ＭＳ Ｐ明朝" w:hint="eastAsia"/>
-          <w:sz w:val="24"/>
-        </w:rPr>
-        <w:t>「</w:t>
-      </w:r>
-      <w:r>
-        <w:rPr>
-          <w:rFonts w:ascii="ＭＳ Ｐ明朝" w:eastAsia="ＭＳ Ｐ明朝" w:hAnsi="ＭＳ Ｐ明朝"/>
-          <w:sz w:val="24"/>
-        </w:rPr>
-        <w:t>./2412747_kadai2-</w:t>
+        <w:t>というように、引数に数列の記述してあるテキストファイル名を指定して実行する。</w:t>
+      </w:r>
+    </w:p>
+    <w:p>
+      <w:pPr>
+        <w:rPr>
+          <w:rFonts w:ascii="ＭＳ Ｐ明朝" w:eastAsia="ＭＳ Ｐ明朝" w:hAnsi="ＭＳ Ｐ明朝"/>
+          <w:sz w:val="24"/>
+        </w:rPr>
+      </w:pPr>
+    </w:p>
+    <w:p>
+      <w:pPr>
+        <w:rPr>
+          <w:rFonts w:ascii="ＭＳ Ｐ明朝" w:eastAsia="ＭＳ Ｐ明朝" w:hAnsi="ＭＳ Ｐ明朝"/>
+          <w:sz w:val="24"/>
+        </w:rPr>
+      </w:pPr>
+      <w:r>
+        <w:rPr>
+          <w:rFonts w:ascii="ＭＳ Ｐ明朝" w:eastAsia="ＭＳ Ｐ明朝" w:hAnsi="ＭＳ Ｐ明朝" w:hint="eastAsia"/>
+          <w:sz w:val="24"/>
+        </w:rPr>
+        <w:lastRenderedPageBreak/>
+        <w:t>・実装概要</w:t>
+      </w:r>
+    </w:p>
+    <w:p>
+      <w:pPr>
+        <w:rPr>
+          <w:rFonts w:ascii="ＭＳ Ｐ明朝" w:eastAsia="ＭＳ Ｐ明朝" w:hAnsi="ＭＳ Ｐ明朝"/>
+          <w:sz w:val="24"/>
+        </w:rPr>
+      </w:pPr>
+      <w:r>
+        <w:rPr>
+          <w:rFonts w:ascii="ＭＳ Ｐ明朝" w:eastAsia="ＭＳ Ｐ明朝" w:hAnsi="ＭＳ Ｐ明朝" w:hint="eastAsia"/>
+          <w:sz w:val="24"/>
+        </w:rPr>
+        <w:t xml:space="preserve">　</w:t>
+      </w:r>
+      <w:r>
+        <w:rPr>
+          <w:rFonts w:ascii="ＭＳ Ｐ明朝" w:eastAsia="ＭＳ Ｐ明朝" w:hAnsi="ＭＳ Ｐ明朝" w:hint="eastAsia"/>
+          <w:sz w:val="24"/>
+        </w:rPr>
+        <w:t>この課題では２つのファイルの両方に対応させるプログラムを作成しなければならず、</w:t>
+      </w:r>
+      <w:r>
+        <w:rPr>
+          <w:rFonts w:ascii="ＭＳ Ｐ明朝" w:eastAsia="ＭＳ Ｐ明朝" w:hAnsi="ＭＳ Ｐ明朝"/>
+          <w:sz w:val="24"/>
+        </w:rPr>
+        <w:t>1</w:t>
+      </w:r>
+      <w:r>
+        <w:rPr>
+          <w:rFonts w:ascii="ＭＳ Ｐ明朝" w:eastAsia="ＭＳ Ｐ明朝" w:hAnsi="ＭＳ Ｐ明朝" w:hint="eastAsia"/>
+          <w:sz w:val="24"/>
+        </w:rPr>
+        <w:t>つのファイルには整数の羅列が、もう</w:t>
+      </w:r>
+      <w:r>
+        <w:rPr>
+          <w:rFonts w:ascii="ＭＳ Ｐ明朝" w:eastAsia="ＭＳ Ｐ明朝" w:hAnsi="ＭＳ Ｐ明朝"/>
+          <w:sz w:val="24"/>
+        </w:rPr>
+        <w:t>1</w:t>
+      </w:r>
+      <w:r>
+        <w:rPr>
+          <w:rFonts w:ascii="ＭＳ Ｐ明朝" w:eastAsia="ＭＳ Ｐ明朝" w:hAnsi="ＭＳ Ｐ明朝" w:hint="eastAsia"/>
+          <w:sz w:val="24"/>
+        </w:rPr>
+        <w:t>つのファイルには小数の羅列がされている。両方に対応させる</w:t>
+      </w:r>
+      <w:r>
+        <w:rPr>
+          <w:rFonts w:ascii="ＭＳ Ｐ明朝" w:eastAsia="ＭＳ Ｐ明朝" w:hAnsi="ＭＳ Ｐ明朝" w:hint="eastAsia"/>
+          <w:sz w:val="24"/>
+        </w:rPr>
+        <w:t>ために今回は関数テンプレートを使用するよう指示があったため、これを使用しての実装となっている。</w:t>
+      </w:r>
+    </w:p>
+    <w:p>
+      <w:pPr>
+        <w:rPr>
+          <w:rFonts w:ascii="ＭＳ Ｐ明朝" w:eastAsia="ＭＳ Ｐ明朝" w:hAnsi="ＭＳ Ｐ明朝"/>
+          <w:sz w:val="24"/>
+        </w:rPr>
+      </w:pPr>
+      <w:r>
+        <w:rPr>
+          <w:rFonts w:ascii="ＭＳ Ｐ明朝" w:eastAsia="ＭＳ Ｐ明朝" w:hAnsi="ＭＳ Ｐ明朝" w:hint="eastAsia"/>
+          <w:sz w:val="24"/>
+        </w:rPr>
+        <w:t xml:space="preserve">　数値の合計はごく単純で、授業資料のサンプルコードにあったものをそのまま流用している。すなわち、引数に</w:t>
       </w:r>
       <w:r>
         <w:rPr>
@@ -1224,69 +1406,160 @@
       </w:r>
       <w:r>
         <w:rPr>
-          <w:rFonts w:ascii="ＭＳ Ｐ明朝" w:eastAsia="ＭＳ Ｐ明朝" w:hAnsi="ＭＳ Ｐ明朝"/>
-          <w:sz w:val="24"/>
-        </w:rPr>
-        <w:t xml:space="preserve"> array1_2026.txt array2_2026.txt</w:t>
-      </w:r>
-      <w:r>
-        <w:rPr>
-          <w:rFonts w:ascii="ＭＳ Ｐ明朝" w:eastAsia="ＭＳ Ｐ明朝" w:hAnsi="ＭＳ Ｐ明朝" w:hint="eastAsia"/>
-          <w:sz w:val="24"/>
-        </w:rPr>
-        <w:t>」</w:t>
-      </w:r>
-      <w:r>
-        <w:rPr>
-          <w:rFonts w:ascii="ＭＳ Ｐ明朝" w:eastAsia="ＭＳ Ｐ明朝" w:hAnsi="ＭＳ Ｐ明朝" w:hint="eastAsia"/>
-          <w:sz w:val="24"/>
-        </w:rPr>
-        <w:t>というように、引数に数列の記述してあるテキストファイル名を指定して実行する。</w:t>
-      </w:r>
-    </w:p>
-    <w:p>
-      <w:pPr>
-        <w:rPr>
-          <w:rFonts w:ascii="ＭＳ Ｐ明朝" w:eastAsia="ＭＳ Ｐ明朝" w:hAnsi="ＭＳ Ｐ明朝"/>
-          <w:sz w:val="24"/>
-        </w:rPr>
-      </w:pPr>
-    </w:p>
-    <w:p>
-      <w:pPr>
-        <w:rPr>
-          <w:rFonts w:ascii="ＭＳ Ｐ明朝" w:eastAsia="ＭＳ Ｐ明朝" w:hAnsi="ＭＳ Ｐ明朝"/>
-          <w:sz w:val="24"/>
-        </w:rPr>
-      </w:pPr>
-      <w:r>
-        <w:rPr>
-          <w:rFonts w:ascii="ＭＳ Ｐ明朝" w:eastAsia="ＭＳ Ｐ明朝" w:hAnsi="ＭＳ Ｐ明朝" w:hint="eastAsia"/>
-          <w:sz w:val="24"/>
-        </w:rPr>
-        <w:t>・実装概要</w:t>
-      </w:r>
-    </w:p>
-    <w:p>
-      <w:pPr>
-        <w:rPr>
-          <w:rFonts w:ascii="ＭＳ Ｐ明朝" w:eastAsia="ＭＳ Ｐ明朝" w:hAnsi="ＭＳ Ｐ明朝"/>
-          <w:sz w:val="24"/>
-        </w:rPr>
-      </w:pPr>
-      <w:r>
-        <w:rPr>
-          <w:rFonts w:ascii="ＭＳ Ｐ明朝" w:eastAsia="ＭＳ Ｐ明朝" w:hAnsi="ＭＳ Ｐ明朝" w:hint="eastAsia"/>
-          <w:sz w:val="24"/>
-        </w:rPr>
-        <w:t xml:space="preserve">　</w:t>
-      </w:r>
-      <w:r>
-        <w:rPr>
-          <w:rFonts w:ascii="ＭＳ Ｐ明朝" w:eastAsia="ＭＳ Ｐ明朝" w:hAnsi="ＭＳ Ｐ明朝" w:hint="eastAsia"/>
-          <w:sz w:val="24"/>
-        </w:rPr>
-        <w:t>この課題では２つのファイルの両方に対応させるプログラムを作成しなければならず、</w:t>
+          <w:rFonts w:ascii="ＭＳ Ｐ明朝" w:eastAsia="ＭＳ Ｐ明朝" w:hAnsi="ＭＳ Ｐ明朝" w:hint="eastAsia"/>
+          <w:sz w:val="24"/>
+        </w:rPr>
+        <w:t>つの数値を入れるとその合計が返ってくるという</w:t>
+      </w:r>
+      <w:r>
+        <w:rPr>
+          <w:rFonts w:ascii="ＭＳ Ｐ明朝" w:eastAsia="ＭＳ Ｐ明朝" w:hAnsi="ＭＳ Ｐ明朝" w:hint="eastAsia"/>
+          <w:sz w:val="24"/>
+        </w:rPr>
+        <w:t>関数テンプレート</w:t>
+      </w:r>
+      <w:r>
+        <w:rPr>
+          <w:rFonts w:ascii="ＭＳ Ｐ明朝" w:eastAsia="ＭＳ Ｐ明朝" w:hAnsi="ＭＳ Ｐ明朝" w:hint="eastAsia"/>
+          <w:sz w:val="24"/>
+        </w:rPr>
+        <w:t>である。これを利用して</w:t>
+      </w:r>
+      <w:r>
+        <w:rPr>
+          <w:rFonts w:ascii="ＭＳ Ｐ明朝" w:eastAsia="ＭＳ Ｐ明朝" w:hAnsi="ＭＳ Ｐ明朝"/>
+          <w:sz w:val="24"/>
+        </w:rPr>
+        <w:t>while</w:t>
+      </w:r>
+      <w:r>
+        <w:rPr>
+          <w:rFonts w:ascii="ＭＳ Ｐ明朝" w:eastAsia="ＭＳ Ｐ明朝" w:hAnsi="ＭＳ Ｐ明朝" w:hint="eastAsia"/>
+          <w:sz w:val="24"/>
+        </w:rPr>
+        <w:t>ループを回し、またループをするごとに</w:t>
+      </w:r>
+      <w:r>
+        <w:rPr>
+          <w:rFonts w:ascii="ＭＳ Ｐ明朝" w:eastAsia="ＭＳ Ｐ明朝" w:hAnsi="ＭＳ Ｐ明朝"/>
+          <w:sz w:val="24"/>
+        </w:rPr>
+        <w:t>fin1_len(</w:t>
+      </w:r>
+      <w:r>
+        <w:rPr>
+          <w:rFonts w:ascii="ＭＳ Ｐ明朝" w:eastAsia="ＭＳ Ｐ明朝" w:hAnsi="ＭＳ Ｐ明朝" w:hint="eastAsia"/>
+          <w:sz w:val="24"/>
+        </w:rPr>
+        <w:t>もしくは</w:t>
+      </w:r>
+      <w:r>
+        <w:rPr>
+          <w:rFonts w:ascii="ＭＳ Ｐ明朝" w:eastAsia="ＭＳ Ｐ明朝" w:hAnsi="ＭＳ Ｐ明朝"/>
+          <w:sz w:val="24"/>
+        </w:rPr>
+        <w:t>fin2_len)</w:t>
+      </w:r>
+      <w:r>
+        <w:rPr>
+          <w:rFonts w:ascii="ＭＳ Ｐ明朝" w:eastAsia="ＭＳ Ｐ明朝" w:hAnsi="ＭＳ Ｐ明朝" w:hint="eastAsia"/>
+          <w:sz w:val="24"/>
+        </w:rPr>
+        <w:t>という変数をインクリメントし、これにより行数も数えることができる仕組みになっている。</w:t>
+      </w:r>
+      <w:r>
+        <w:rPr>
+          <w:rFonts w:ascii="ＭＳ Ｐ明朝" w:eastAsia="ＭＳ Ｐ明朝" w:hAnsi="ＭＳ Ｐ明朝" w:hint="eastAsia"/>
+          <w:sz w:val="24"/>
+        </w:rPr>
+        <w:t>もちろん</w:t>
+      </w:r>
+      <w:r>
+        <w:rPr>
+          <w:rFonts w:ascii="ＭＳ Ｐ明朝" w:eastAsia="ＭＳ Ｐ明朝" w:hAnsi="ＭＳ Ｐ明朝"/>
+          <w:sz w:val="24"/>
+        </w:rPr>
+        <w:t>int</w:t>
+      </w:r>
+      <w:r>
+        <w:rPr>
+          <w:rFonts w:ascii="ＭＳ Ｐ明朝" w:eastAsia="ＭＳ Ｐ明朝" w:hAnsi="ＭＳ Ｐ明朝" w:hint="eastAsia"/>
+          <w:sz w:val="24"/>
+        </w:rPr>
+        <w:t>型でも</w:t>
+      </w:r>
+      <w:r>
+        <w:rPr>
+          <w:rFonts w:ascii="ＭＳ Ｐ明朝" w:eastAsia="ＭＳ Ｐ明朝" w:hAnsi="ＭＳ Ｐ明朝"/>
+          <w:sz w:val="24"/>
+        </w:rPr>
+        <w:t>double</w:t>
+      </w:r>
+      <w:r>
+        <w:rPr>
+          <w:rFonts w:ascii="ＭＳ Ｐ明朝" w:eastAsia="ＭＳ Ｐ明朝" w:hAnsi="ＭＳ Ｐ明朝" w:hint="eastAsia"/>
+          <w:sz w:val="24"/>
+        </w:rPr>
+        <w:t>型でも対応するプログラムとなっており、コード全体の可読性も高いと言える。</w:t>
+      </w:r>
+      <w:r>
+        <w:rPr>
+          <w:rFonts w:ascii="ＭＳ Ｐ明朝" w:eastAsia="ＭＳ Ｐ明朝" w:hAnsi="ＭＳ Ｐ明朝" w:hint="eastAsia"/>
+          <w:sz w:val="24"/>
+        </w:rPr>
+        <w:t>これより、数字の合計と行数を簡単に求めることが</w:t>
+      </w:r>
+      <w:r>
+        <w:rPr>
+          <w:rFonts w:ascii="ＭＳ Ｐ明朝" w:eastAsia="ＭＳ Ｐ明朝" w:hAnsi="ＭＳ Ｐ明朝" w:hint="eastAsia"/>
+          <w:sz w:val="24"/>
+        </w:rPr>
+        <w:t>でき、あとはこれらを出力すれば完了となる。</w:t>
+      </w:r>
+    </w:p>
+    <w:p>
+      <w:pPr>
+        <w:rPr>
+          <w:rFonts w:ascii="ＭＳ Ｐ明朝" w:eastAsia="ＭＳ Ｐ明朝" w:hAnsi="ＭＳ Ｐ明朝"/>
+          <w:sz w:val="24"/>
+        </w:rPr>
+      </w:pPr>
+      <w:r>
+        <w:rPr>
+          <w:rFonts w:ascii="ＭＳ Ｐ明朝" w:eastAsia="ＭＳ Ｐ明朝" w:hAnsi="ＭＳ Ｐ明朝" w:hint="eastAsia"/>
+          <w:sz w:val="24"/>
+        </w:rPr>
+        <w:t xml:space="preserve">　なお、宣言した</w:t>
+      </w:r>
+      <w:proofErr w:type="spellStart"/>
+      <w:r>
+        <w:rPr>
+          <w:rFonts w:ascii="ＭＳ Ｐ明朝" w:eastAsia="ＭＳ Ｐ明朝" w:hAnsi="ＭＳ Ｐ明朝"/>
+          <w:sz w:val="24"/>
+        </w:rPr>
+        <w:t>calc_gcd</w:t>
+      </w:r>
+      <w:proofErr w:type="spellEnd"/>
+      <w:r>
+        <w:rPr>
+          <w:rFonts w:ascii="ＭＳ Ｐ明朝" w:eastAsia="ＭＳ Ｐ明朝" w:hAnsi="ＭＳ Ｐ明朝" w:hint="eastAsia"/>
+          <w:sz w:val="24"/>
+        </w:rPr>
+        <w:t>関数には</w:t>
+      </w:r>
+      <w:r>
+        <w:rPr>
+          <w:rFonts w:ascii="ＭＳ Ｐ明朝" w:eastAsia="ＭＳ Ｐ明朝" w:hAnsi="ＭＳ Ｐ明朝"/>
+          <w:sz w:val="24"/>
+        </w:rPr>
+        <w:t>static</w:t>
+      </w:r>
+      <w:r>
+        <w:rPr>
+          <w:rFonts w:ascii="ＭＳ Ｐ明朝" w:eastAsia="ＭＳ Ｐ明朝" w:hAnsi="ＭＳ Ｐ明朝" w:hint="eastAsia"/>
+          <w:sz w:val="24"/>
+        </w:rPr>
+        <w:t>という修飾子がついているが、これによりソースファイル内のみに関数のスコープを適用させ、他のファイルに干渉しないようにさせている。今回はディレクトリ内に複数ファイルがあるといえ、コンパイルは</w:t>
       </w:r>
       <w:r>
         <w:rPr>
@@ -1300,199 +1573,23 @@
           <w:rFonts w:ascii="ＭＳ Ｐ明朝" w:eastAsia="ＭＳ Ｐ明朝" w:hAnsi="ＭＳ Ｐ明朝" w:hint="eastAsia"/>
           <w:sz w:val="24"/>
         </w:rPr>
-        <w:t>つのファイルには整数の羅列が、もう</w:t>
-      </w:r>
-      <w:r>
-        <w:rPr>
-          <w:rFonts w:ascii="ＭＳ Ｐ明朝" w:eastAsia="ＭＳ Ｐ明朝" w:hAnsi="ＭＳ Ｐ明朝"/>
-          <w:sz w:val="24"/>
-        </w:rPr>
-        <w:t>1</w:t>
-      </w:r>
-      <w:r>
-        <w:rPr>
-          <w:rFonts w:ascii="ＭＳ Ｐ明朝" w:eastAsia="ＭＳ Ｐ明朝" w:hAnsi="ＭＳ Ｐ明朝" w:hint="eastAsia"/>
-          <w:sz w:val="24"/>
-        </w:rPr>
-        <w:t>つのファイルには小数の羅列がされている。両方に対応させる</w:t>
-      </w:r>
-      <w:r>
-        <w:rPr>
-          <w:rFonts w:ascii="ＭＳ Ｐ明朝" w:eastAsia="ＭＳ Ｐ明朝" w:hAnsi="ＭＳ Ｐ明朝" w:hint="eastAsia"/>
-          <w:sz w:val="24"/>
-        </w:rPr>
-        <w:t>ために今回は関数テンプレートを使用するよう指示があったため、これを使用しての実装となっている。</w:t>
-      </w:r>
-    </w:p>
-    <w:p>
-      <w:pPr>
-        <w:rPr>
-          <w:rFonts w:ascii="ＭＳ Ｐ明朝" w:eastAsia="ＭＳ Ｐ明朝" w:hAnsi="ＭＳ Ｐ明朝"/>
-          <w:sz w:val="24"/>
-        </w:rPr>
-      </w:pPr>
-      <w:r>
-        <w:rPr>
-          <w:rFonts w:ascii="ＭＳ Ｐ明朝" w:eastAsia="ＭＳ Ｐ明朝" w:hAnsi="ＭＳ Ｐ明朝" w:hint="eastAsia"/>
-          <w:sz w:val="24"/>
-        </w:rPr>
-        <w:t xml:space="preserve">　数値の合計はごく単純で、授業資料のサンプルコードにあったものをそのまま流用している。すなわち、引数に</w:t>
-      </w:r>
-      <w:r>
-        <w:rPr>
-          <w:rFonts w:ascii="ＭＳ Ｐ明朝" w:eastAsia="ＭＳ Ｐ明朝" w:hAnsi="ＭＳ Ｐ明朝"/>
-          <w:sz w:val="24"/>
-        </w:rPr>
-        <w:t>2</w:t>
-      </w:r>
-      <w:r>
-        <w:rPr>
-          <w:rFonts w:ascii="ＭＳ Ｐ明朝" w:eastAsia="ＭＳ Ｐ明朝" w:hAnsi="ＭＳ Ｐ明朝" w:hint="eastAsia"/>
-          <w:sz w:val="24"/>
-        </w:rPr>
-        <w:t>つの数値を入れるとその合計が返ってくるという</w:t>
-      </w:r>
-      <w:r>
-        <w:rPr>
-          <w:rFonts w:ascii="ＭＳ Ｐ明朝" w:eastAsia="ＭＳ Ｐ明朝" w:hAnsi="ＭＳ Ｐ明朝" w:hint="eastAsia"/>
-          <w:sz w:val="24"/>
-        </w:rPr>
-        <w:t>関数テンプレート</w:t>
-      </w:r>
-      <w:r>
-        <w:rPr>
-          <w:rFonts w:ascii="ＭＳ Ｐ明朝" w:eastAsia="ＭＳ Ｐ明朝" w:hAnsi="ＭＳ Ｐ明朝" w:hint="eastAsia"/>
-          <w:sz w:val="24"/>
-        </w:rPr>
-        <w:t>である。これを利用して</w:t>
-      </w:r>
-      <w:r>
-        <w:rPr>
-          <w:rFonts w:ascii="ＭＳ Ｐ明朝" w:eastAsia="ＭＳ Ｐ明朝" w:hAnsi="ＭＳ Ｐ明朝"/>
-          <w:sz w:val="24"/>
-        </w:rPr>
-        <w:t>while</w:t>
-      </w:r>
-      <w:r>
-        <w:rPr>
-          <w:rFonts w:ascii="ＭＳ Ｐ明朝" w:eastAsia="ＭＳ Ｐ明朝" w:hAnsi="ＭＳ Ｐ明朝" w:hint="eastAsia"/>
-          <w:sz w:val="24"/>
-        </w:rPr>
-        <w:t>ループを回し、またループをするごとに</w:t>
-      </w:r>
-      <w:r>
-        <w:rPr>
-          <w:rFonts w:ascii="ＭＳ Ｐ明朝" w:eastAsia="ＭＳ Ｐ明朝" w:hAnsi="ＭＳ Ｐ明朝"/>
-          <w:sz w:val="24"/>
-        </w:rPr>
-        <w:t>fin1_len(</w:t>
-      </w:r>
-      <w:r>
-        <w:rPr>
-          <w:rFonts w:ascii="ＭＳ Ｐ明朝" w:eastAsia="ＭＳ Ｐ明朝" w:hAnsi="ＭＳ Ｐ明朝" w:hint="eastAsia"/>
-          <w:sz w:val="24"/>
-        </w:rPr>
-        <w:t>もしくは</w:t>
-      </w:r>
-      <w:r>
-        <w:rPr>
-          <w:rFonts w:ascii="ＭＳ Ｐ明朝" w:eastAsia="ＭＳ Ｐ明朝" w:hAnsi="ＭＳ Ｐ明朝"/>
-          <w:sz w:val="24"/>
-        </w:rPr>
-        <w:t>fin2_len)</w:t>
-      </w:r>
-      <w:r>
-        <w:rPr>
-          <w:rFonts w:ascii="ＭＳ Ｐ明朝" w:eastAsia="ＭＳ Ｐ明朝" w:hAnsi="ＭＳ Ｐ明朝" w:hint="eastAsia"/>
-          <w:sz w:val="24"/>
-        </w:rPr>
-        <w:t>という変数をインクリメントし、これにより行数も数えることがで</w:t>
-      </w:r>
-      <w:r>
-        <w:rPr>
-          <w:rFonts w:ascii="ＭＳ Ｐ明朝" w:eastAsia="ＭＳ Ｐ明朝" w:hAnsi="ＭＳ Ｐ明朝" w:hint="eastAsia"/>
-          <w:sz w:val="24"/>
-        </w:rPr>
-        <w:lastRenderedPageBreak/>
-        <w:t>きる仕組みになっている。</w:t>
-      </w:r>
-      <w:r>
-        <w:rPr>
-          <w:rFonts w:ascii="ＭＳ Ｐ明朝" w:eastAsia="ＭＳ Ｐ明朝" w:hAnsi="ＭＳ Ｐ明朝" w:hint="eastAsia"/>
-          <w:sz w:val="24"/>
-        </w:rPr>
-        <w:t>もちろん</w:t>
-      </w:r>
-      <w:r>
-        <w:rPr>
-          <w:rFonts w:ascii="ＭＳ Ｐ明朝" w:eastAsia="ＭＳ Ｐ明朝" w:hAnsi="ＭＳ Ｐ明朝"/>
-          <w:sz w:val="24"/>
-        </w:rPr>
-        <w:t>int</w:t>
-      </w:r>
-      <w:r>
-        <w:rPr>
-          <w:rFonts w:ascii="ＭＳ Ｐ明朝" w:eastAsia="ＭＳ Ｐ明朝" w:hAnsi="ＭＳ Ｐ明朝" w:hint="eastAsia"/>
-          <w:sz w:val="24"/>
-        </w:rPr>
-        <w:t>型でも</w:t>
-      </w:r>
-      <w:r>
-        <w:rPr>
-          <w:rFonts w:ascii="ＭＳ Ｐ明朝" w:eastAsia="ＭＳ Ｐ明朝" w:hAnsi="ＭＳ Ｐ明朝"/>
-          <w:sz w:val="24"/>
-        </w:rPr>
-        <w:t>double</w:t>
-      </w:r>
-      <w:r>
-        <w:rPr>
-          <w:rFonts w:ascii="ＭＳ Ｐ明朝" w:eastAsia="ＭＳ Ｐ明朝" w:hAnsi="ＭＳ Ｐ明朝" w:hint="eastAsia"/>
-          <w:sz w:val="24"/>
-        </w:rPr>
-        <w:t>型でも対応するプログラムとなっており、コード全体の可読性も高いと言える。</w:t>
-      </w:r>
-      <w:r>
-        <w:rPr>
-          <w:rFonts w:ascii="ＭＳ Ｐ明朝" w:eastAsia="ＭＳ Ｐ明朝" w:hAnsi="ＭＳ Ｐ明朝" w:hint="eastAsia"/>
-          <w:sz w:val="24"/>
-        </w:rPr>
-        <w:t>これより、数字の合計と行数を簡単に求めることが</w:t>
-      </w:r>
-      <w:r>
-        <w:rPr>
-          <w:rFonts w:ascii="ＭＳ Ｐ明朝" w:eastAsia="ＭＳ Ｐ明朝" w:hAnsi="ＭＳ Ｐ明朝" w:hint="eastAsia"/>
-          <w:sz w:val="24"/>
-        </w:rPr>
-        <w:t>でき、あとはこれらを出力すれば完了となる。</w:t>
-      </w:r>
-    </w:p>
-    <w:p>
-      <w:pPr>
-        <w:rPr>
-          <w:rFonts w:ascii="ＭＳ Ｐ明朝" w:eastAsia="ＭＳ Ｐ明朝" w:hAnsi="ＭＳ Ｐ明朝"/>
-          <w:sz w:val="24"/>
-        </w:rPr>
-      </w:pPr>
-      <w:r>
-        <w:rPr>
-          <w:rFonts w:ascii="ＭＳ Ｐ明朝" w:eastAsia="ＭＳ Ｐ明朝" w:hAnsi="ＭＳ Ｐ明朝" w:hint="eastAsia"/>
-          <w:sz w:val="24"/>
-        </w:rPr>
-        <w:t xml:space="preserve">　なお、宣言した</w:t>
-      </w:r>
-      <w:r>
-        <w:rPr>
-          <w:rFonts w:ascii="ＭＳ Ｐ明朝" w:eastAsia="ＭＳ Ｐ明朝" w:hAnsi="ＭＳ Ｐ明朝"/>
-          <w:sz w:val="24"/>
-        </w:rPr>
-        <w:t>calc_gcd</w:t>
-      </w:r>
-      <w:r>
-        <w:rPr>
-          <w:rFonts w:ascii="ＭＳ Ｐ明朝" w:eastAsia="ＭＳ Ｐ明朝" w:hAnsi="ＭＳ Ｐ明朝" w:hint="eastAsia"/>
-          <w:sz w:val="24"/>
-        </w:rPr>
-        <w:t>関数には</w:t>
+        <w:t>つずつ行う上、同じ関数を命名するようなことはないと言えるが、いずれ開発の規模が大きくなったときに、同じ名前の関数の宣言や</w:t>
+      </w:r>
+      <w:proofErr w:type="spellStart"/>
+      <w:r>
+        <w:rPr>
+          <w:rFonts w:ascii="ＭＳ Ｐ明朝" w:eastAsia="ＭＳ Ｐ明朝" w:hAnsi="ＭＳ Ｐ明朝"/>
+          <w:sz w:val="24"/>
+        </w:rPr>
+        <w:t>Makefile</w:t>
+      </w:r>
+      <w:proofErr w:type="spellEnd"/>
+      <w:r>
+        <w:rPr>
+          <w:rFonts w:ascii="ＭＳ Ｐ明朝" w:eastAsia="ＭＳ Ｐ明朝" w:hAnsi="ＭＳ Ｐ明朝" w:hint="eastAsia"/>
+          <w:sz w:val="24"/>
+        </w:rPr>
+        <w:t>によるコンパイルを行うことが考えられ、それによってエラーが発生する恐れがあると考えられるので、あらかじめ習慣づけておくという意味でも</w:t>
       </w:r>
       <w:r>
         <w:rPr>
@@ -1506,48 +1603,6 @@
           <w:rFonts w:ascii="ＭＳ Ｐ明朝" w:eastAsia="ＭＳ Ｐ明朝" w:hAnsi="ＭＳ Ｐ明朝" w:hint="eastAsia"/>
           <w:sz w:val="24"/>
         </w:rPr>
-        <w:t>という修飾子がついているが、これによりソースファイル内のみに関数のスコープを適用させ、他のファイルに干渉しないようにさせている。今回はディレクトリ内に複数ファイルがあるといえ、コンパイルは</w:t>
-      </w:r>
-      <w:r>
-        <w:rPr>
-          <w:rFonts w:ascii="ＭＳ Ｐ明朝" w:eastAsia="ＭＳ Ｐ明朝" w:hAnsi="ＭＳ Ｐ明朝"/>
-          <w:sz w:val="24"/>
-        </w:rPr>
-        <w:t>1</w:t>
-      </w:r>
-      <w:r>
-        <w:rPr>
-          <w:rFonts w:ascii="ＭＳ Ｐ明朝" w:eastAsia="ＭＳ Ｐ明朝" w:hAnsi="ＭＳ Ｐ明朝" w:hint="eastAsia"/>
-          <w:sz w:val="24"/>
-        </w:rPr>
-        <w:t>つずつ行う上、同じ関数を命名するようなことはないと言えるが、いずれ開発の規模が大きくなったときに、同じ名前の関数の宣言や</w:t>
-      </w:r>
-      <w:r>
-        <w:rPr>
-          <w:rFonts w:ascii="ＭＳ Ｐ明朝" w:eastAsia="ＭＳ Ｐ明朝" w:hAnsi="ＭＳ Ｐ明朝"/>
-          <w:sz w:val="24"/>
-        </w:rPr>
-        <w:t>Makefile</w:t>
-      </w:r>
-      <w:r>
-        <w:rPr>
-          <w:rFonts w:ascii="ＭＳ Ｐ明朝" w:eastAsia="ＭＳ Ｐ明朝" w:hAnsi="ＭＳ Ｐ明朝" w:hint="eastAsia"/>
-          <w:sz w:val="24"/>
-        </w:rPr>
-        <w:t>によるコンパイルを行うことが考えられ、それによってエラーが発生する恐れがあると考えられるので、あらかじめ習慣づけておくという意味でも</w:t>
-      </w:r>
-      <w:r>
-        <w:rPr>
-          <w:rFonts w:ascii="ＭＳ Ｐ明朝" w:eastAsia="ＭＳ Ｐ明朝" w:hAnsi="ＭＳ Ｐ明朝"/>
-          <w:sz w:val="24"/>
-        </w:rPr>
-        <w:t>static</w:t>
-      </w:r>
-      <w:r>
-        <w:rPr>
-          <w:rFonts w:ascii="ＭＳ Ｐ明朝" w:eastAsia="ＭＳ Ｐ明朝" w:hAnsi="ＭＳ Ｐ明朝" w:hint="eastAsia"/>
-          <w:sz w:val="24"/>
-        </w:rPr>
         <w:t>をつけて関数の宣言をした。以後の課題でも同様に行な</w:t>
       </w:r>
       <w:r>
@@ -1583,11 +1638,52 @@
     </w:p>
     <w:p>
       <w:pPr>
-        <w:rPr>
-          <w:rFonts w:ascii="ＭＳ Ｐ明朝" w:eastAsia="ＭＳ Ｐ明朝" w:hAnsi="ＭＳ Ｐ明朝"/>
-          <w:sz w:val="24"/>
-        </w:rPr>
-      </w:pPr>
+        <w:jc w:val="center"/>
+        <w:rPr>
+          <w:rFonts w:ascii="ＭＳ Ｐ明朝" w:eastAsia="ＭＳ Ｐ明朝" w:hAnsi="ＭＳ Ｐ明朝"/>
+          <w:sz w:val="24"/>
+        </w:rPr>
+      </w:pPr>
+      <w:r>
+        <w:rPr>
+          <w:noProof/>
+        </w:rPr>
+        <w:drawing>
+          <wp:inline distT="0" distB="0" distL="0" distR="0" wp14:anchorId="009EF736" wp14:editId="6D7E7E86">
+            <wp:extent cx="4597400" cy="1968500"/>
+            <wp:effectExtent l="0" t="0" r="0" b="0"/>
+            <wp:docPr id="1568515050" name="図 1"/>
+            <wp:cNvGraphicFramePr>
+              <a:graphicFrameLocks xmlns:a="http://schemas.openxmlformats.org/drawingml/2006/main" noChangeAspect="1"/>
+            </wp:cNvGraphicFramePr>
+            <a:graphic xmlns:a="http://schemas.openxmlformats.org/drawingml/2006/main">
+              <a:graphicData uri="http://schemas.openxmlformats.org/drawingml/2006/picture">
+                <pic:pic xmlns:pic="http://schemas.openxmlformats.org/drawingml/2006/picture">
+                  <pic:nvPicPr>
+                    <pic:cNvPr id="1568515050" name=""/>
+                    <pic:cNvPicPr/>
+                  </pic:nvPicPr>
+                  <pic:blipFill>
+                    <a:blip r:embed="rId8"/>
+                    <a:stretch>
+                      <a:fillRect/>
+                    </a:stretch>
+                  </pic:blipFill>
+                  <pic:spPr>
+                    <a:xfrm>
+                      <a:off x="0" y="0"/>
+                      <a:ext cx="4597400" cy="1968500"/>
+                    </a:xfrm>
+                    <a:prstGeom prst="rect">
+                      <a:avLst/>
+                    </a:prstGeom>
+                  </pic:spPr>
+                </pic:pic>
+              </a:graphicData>
+            </a:graphic>
+          </wp:inline>
+        </w:drawing>
+      </w:r>
     </w:p>
     <w:p>
       <w:pPr>
@@ -1603,6 +1699,7 @@
           <w:sz w:val="32"/>
           <w:szCs w:val="32"/>
         </w:rPr>
+        <w:lastRenderedPageBreak/>
         <w:t>3</w:t>
       </w:r>
       <w:r>
@@ -1662,21 +1759,7 @@
           <w:rFonts w:ascii="ＭＳ Ｐ明朝" w:eastAsia="ＭＳ Ｐ明朝" w:hAnsi="ＭＳ Ｐ明朝"/>
           <w:sz w:val="24"/>
         </w:rPr>
-        <w:t xml:space="preserve"> -o </w:t>
-      </w:r>
-      <w:r>
-        <w:rPr>
-          <w:rFonts w:ascii="ＭＳ Ｐ明朝" w:eastAsia="ＭＳ Ｐ明朝" w:hAnsi="ＭＳ Ｐ明朝"/>
-          <w:sz w:val="24"/>
-        </w:rPr>
-        <w:t>./2412747_kadai2-</w:t>
-      </w:r>
-      <w:r>
-        <w:rPr>
-          <w:rFonts w:ascii="ＭＳ Ｐ明朝" w:eastAsia="ＭＳ Ｐ明朝" w:hAnsi="ＭＳ Ｐ明朝"/>
-          <w:sz w:val="24"/>
-        </w:rPr>
-        <w:t>3</w:t>
+        <w:t xml:space="preserve"> -o ./2412747_kadai2-3</w:t>
       </w:r>
       <w:r>
         <w:rPr>
@@ -1720,6 +1803,7 @@
         </w:rPr>
         <w:t>というように、</w:t>
       </w:r>
+      <w:proofErr w:type="gramStart"/>
       <w:r>
         <w:rPr>
           <w:rFonts w:ascii="ＭＳ Ｐ明朝" w:eastAsia="ＭＳ Ｐ明朝" w:hAnsi="ＭＳ Ｐ明朝"/>
@@ -1727,6 +1811,7 @@
         </w:rPr>
         <w:t>x</w:t>
       </w:r>
+      <w:proofErr w:type="gramEnd"/>
       <w:r>
         <w:rPr>
           <w:rFonts w:ascii="ＭＳ Ｐ明朝" w:eastAsia="ＭＳ Ｐ明朝" w:hAnsi="ＭＳ Ｐ明朝" w:hint="eastAsia"/>
@@ -1841,298 +1926,382 @@
           <w:rFonts w:ascii="ＭＳ Ｐ明朝" w:eastAsia="ＭＳ Ｐ明朝" w:hAnsi="ＭＳ Ｐ明朝" w:hint="eastAsia"/>
           <w:sz w:val="24"/>
         </w:rPr>
-        <w:t>からの経路数を計算することとなる。しかしながら終点は可変であるため、始点→終</w:t>
-      </w:r>
+        <w:t>からの経路数を計算することとなる。しかしながら終点は可変であるため、始点→終点という経路を計算するプログラムの実装は複雑になる。したがって、終点→始点という方向から経路を計算することで、実装を単純にしている。そのため経路計算の関数である</w:t>
+      </w:r>
+      <w:proofErr w:type="spellStart"/>
+      <w:r>
+        <w:rPr>
+          <w:rFonts w:ascii="ＭＳ Ｐ明朝" w:eastAsia="ＭＳ Ｐ明朝" w:hAnsi="ＭＳ Ｐ明朝"/>
+          <w:sz w:val="24"/>
+        </w:rPr>
+        <w:t>calc_route</w:t>
+      </w:r>
+      <w:proofErr w:type="spellEnd"/>
+      <w:r>
+        <w:rPr>
+          <w:rFonts w:ascii="ＭＳ Ｐ明朝" w:eastAsia="ＭＳ Ｐ明朝" w:hAnsi="ＭＳ Ｐ明朝" w:hint="eastAsia"/>
+          <w:sz w:val="24"/>
+        </w:rPr>
+        <w:t>の終了条件は</w:t>
+      </w:r>
+      <w:r>
+        <w:rPr>
+          <w:rFonts w:ascii="ＭＳ Ｐ明朝" w:eastAsia="ＭＳ Ｐ明朝" w:hAnsi="ＭＳ Ｐ明朝"/>
+          <w:sz w:val="24"/>
+        </w:rPr>
+        <w:t>x</w:t>
+      </w:r>
+      <w:r>
+        <w:rPr>
+          <w:rFonts w:ascii="ＭＳ Ｐ明朝" w:eastAsia="ＭＳ Ｐ明朝" w:hAnsi="ＭＳ Ｐ明朝" w:hint="eastAsia"/>
+          <w:sz w:val="24"/>
+        </w:rPr>
+        <w:t>が</w:t>
+      </w:r>
+      <w:r>
+        <w:rPr>
+          <w:rFonts w:ascii="ＭＳ Ｐ明朝" w:eastAsia="ＭＳ Ｐ明朝" w:hAnsi="ＭＳ Ｐ明朝"/>
+          <w:sz w:val="24"/>
+        </w:rPr>
+        <w:t>0</w:t>
+      </w:r>
+      <w:r>
+        <w:rPr>
+          <w:rFonts w:ascii="ＭＳ Ｐ明朝" w:eastAsia="ＭＳ Ｐ明朝" w:hAnsi="ＭＳ Ｐ明朝" w:hint="eastAsia"/>
+          <w:sz w:val="24"/>
+        </w:rPr>
+        <w:t>でかつ</w:t>
+      </w:r>
+      <w:r>
+        <w:rPr>
+          <w:rFonts w:ascii="ＭＳ Ｐ明朝" w:eastAsia="ＭＳ Ｐ明朝" w:hAnsi="ＭＳ Ｐ明朝"/>
+          <w:sz w:val="24"/>
+        </w:rPr>
+        <w:t>y</w:t>
+      </w:r>
+      <w:r>
+        <w:rPr>
+          <w:rFonts w:ascii="ＭＳ Ｐ明朝" w:eastAsia="ＭＳ Ｐ明朝" w:hAnsi="ＭＳ Ｐ明朝" w:hint="eastAsia"/>
+          <w:sz w:val="24"/>
+        </w:rPr>
+        <w:t>が</w:t>
+      </w:r>
+      <w:r>
+        <w:rPr>
+          <w:rFonts w:ascii="ＭＳ Ｐ明朝" w:eastAsia="ＭＳ Ｐ明朝" w:hAnsi="ＭＳ Ｐ明朝"/>
+          <w:sz w:val="24"/>
+        </w:rPr>
+        <w:t>0</w:t>
+      </w:r>
+      <w:r>
+        <w:rPr>
+          <w:rFonts w:ascii="ＭＳ Ｐ明朝" w:eastAsia="ＭＳ Ｐ明朝" w:hAnsi="ＭＳ Ｐ明朝" w:hint="eastAsia"/>
+          <w:sz w:val="24"/>
+        </w:rPr>
+        <w:t>のときとなっている。</w:t>
+      </w:r>
+      <w:r>
+        <w:rPr>
+          <w:rFonts w:ascii="ＭＳ Ｐ明朝" w:eastAsia="ＭＳ Ｐ明朝" w:hAnsi="ＭＳ Ｐ明朝" w:hint="eastAsia"/>
+          <w:sz w:val="24"/>
+        </w:rPr>
+        <w:t>始点→終点の進み方は右もしくは上であるため、終点→始点の進み方は左もしくは下となる。また、今いる地点からの進み方は左もしくは下の</w:t>
+      </w:r>
+      <w:r>
+        <w:rPr>
+          <w:rFonts w:ascii="ＭＳ Ｐ明朝" w:eastAsia="ＭＳ Ｐ明朝" w:hAnsi="ＭＳ Ｐ明朝"/>
+          <w:sz w:val="24"/>
+        </w:rPr>
+        <w:t>2</w:t>
+      </w:r>
+      <w:r>
+        <w:rPr>
+          <w:rFonts w:ascii="ＭＳ Ｐ明朝" w:eastAsia="ＭＳ Ｐ明朝" w:hAnsi="ＭＳ Ｐ明朝" w:hint="eastAsia"/>
+          <w:sz w:val="24"/>
+        </w:rPr>
+        <w:t>通りであるため、これより</w:t>
+      </w:r>
+      <w:proofErr w:type="spellStart"/>
+      <w:r>
+        <w:rPr>
+          <w:rFonts w:ascii="ＭＳ Ｐ明朝" w:eastAsia="ＭＳ Ｐ明朝" w:hAnsi="ＭＳ Ｐ明朝"/>
+          <w:sz w:val="24"/>
+        </w:rPr>
+        <w:t>calc_route</w:t>
+      </w:r>
+      <w:proofErr w:type="spellEnd"/>
+      <w:r>
+        <w:rPr>
+          <w:rFonts w:ascii="ＭＳ Ｐ明朝" w:eastAsia="ＭＳ Ｐ明朝" w:hAnsi="ＭＳ Ｐ明朝" w:hint="eastAsia"/>
+          <w:sz w:val="24"/>
+        </w:rPr>
+        <w:t>関数の返り値は、</w:t>
+      </w:r>
+      <w:proofErr w:type="spellStart"/>
+      <w:r>
+        <w:rPr>
+          <w:rFonts w:ascii="ＭＳ Ｐ明朝" w:eastAsia="ＭＳ Ｐ明朝" w:hAnsi="ＭＳ Ｐ明朝"/>
+          <w:sz w:val="24"/>
+        </w:rPr>
+        <w:t>calc_route</w:t>
+      </w:r>
+      <w:proofErr w:type="spellEnd"/>
+      <w:r>
+        <w:rPr>
+          <w:rFonts w:ascii="ＭＳ Ｐ明朝" w:eastAsia="ＭＳ Ｐ明朝" w:hAnsi="ＭＳ Ｐ明朝"/>
+          <w:sz w:val="24"/>
+        </w:rPr>
+        <w:t xml:space="preserve">(x – 1, y) + </w:t>
+      </w:r>
+      <w:proofErr w:type="spellStart"/>
+      <w:r>
+        <w:rPr>
+          <w:rFonts w:ascii="ＭＳ Ｐ明朝" w:eastAsia="ＭＳ Ｐ明朝" w:hAnsi="ＭＳ Ｐ明朝"/>
+          <w:sz w:val="24"/>
+        </w:rPr>
+        <w:t>calc_route</w:t>
+      </w:r>
+      <w:proofErr w:type="spellEnd"/>
+      <w:r>
+        <w:rPr>
+          <w:rFonts w:ascii="ＭＳ Ｐ明朝" w:eastAsia="ＭＳ Ｐ明朝" w:hAnsi="ＭＳ Ｐ明朝"/>
+          <w:sz w:val="24"/>
+        </w:rPr>
+        <w:t>(x, y -1)</w:t>
+      </w:r>
+      <w:r>
+        <w:rPr>
+          <w:rFonts w:ascii="ＭＳ Ｐ明朝" w:eastAsia="ＭＳ Ｐ明朝" w:hAnsi="ＭＳ Ｐ明朝" w:hint="eastAsia"/>
+          <w:sz w:val="24"/>
+        </w:rPr>
+        <w:t>となることがわかる。</w:t>
+      </w:r>
+      <w:r>
+        <w:rPr>
+          <w:rFonts w:ascii="ＭＳ Ｐ明朝" w:eastAsia="ＭＳ Ｐ明朝" w:hAnsi="ＭＳ Ｐ明朝" w:hint="eastAsia"/>
+          <w:sz w:val="24"/>
+        </w:rPr>
+        <w:t>また、この問題では</w:t>
+      </w:r>
+      <w:r>
+        <w:rPr>
+          <w:rFonts w:ascii="ＭＳ Ｐ明朝" w:eastAsia="ＭＳ Ｐ明朝" w:hAnsi="ＭＳ Ｐ明朝"/>
+          <w:sz w:val="24"/>
+        </w:rPr>
+        <w:t>(4, 2)</w:t>
+      </w:r>
+      <w:r>
+        <w:rPr>
+          <w:rFonts w:ascii="ＭＳ Ｐ明朝" w:eastAsia="ＭＳ Ｐ明朝" w:hAnsi="ＭＳ Ｐ明朝" w:hint="eastAsia"/>
+          <w:sz w:val="24"/>
+        </w:rPr>
+        <w:t>の座標が工事中となっている。そのため、この座標の時を例外処理として</w:t>
+      </w:r>
+      <w:r>
+        <w:rPr>
+          <w:rFonts w:ascii="ＭＳ Ｐ明朝" w:eastAsia="ＭＳ Ｐ明朝" w:hAnsi="ＭＳ Ｐ明朝"/>
+          <w:sz w:val="24"/>
+        </w:rPr>
+        <w:t>if</w:t>
+      </w:r>
+      <w:r>
+        <w:rPr>
+          <w:rFonts w:ascii="ＭＳ Ｐ明朝" w:eastAsia="ＭＳ Ｐ明朝" w:hAnsi="ＭＳ Ｐ明朝" w:hint="eastAsia"/>
+          <w:sz w:val="24"/>
+        </w:rPr>
+        <w:t>文で扱い、</w:t>
+      </w:r>
+      <w:r>
+        <w:rPr>
+          <w:rFonts w:ascii="ＭＳ Ｐ明朝" w:eastAsia="ＭＳ Ｐ明朝" w:hAnsi="ＭＳ Ｐ明朝"/>
+          <w:sz w:val="24"/>
+        </w:rPr>
+        <w:t>0</w:t>
+      </w:r>
+      <w:r>
+        <w:rPr>
+          <w:rFonts w:ascii="ＭＳ Ｐ明朝" w:eastAsia="ＭＳ Ｐ明朝" w:hAnsi="ＭＳ Ｐ明朝" w:hint="eastAsia"/>
+          <w:sz w:val="24"/>
+        </w:rPr>
+        <w:t>を返すようにしている。</w:t>
+      </w:r>
+      <w:r>
+        <w:rPr>
+          <w:rFonts w:ascii="ＭＳ Ｐ明朝" w:eastAsia="ＭＳ Ｐ明朝" w:hAnsi="ＭＳ Ｐ明朝" w:hint="eastAsia"/>
+          <w:sz w:val="24"/>
+        </w:rPr>
+        <w:t>これにより経路計算の関数は完成となる。</w:t>
+      </w:r>
+    </w:p>
+    <w:p>
+      <w:pPr>
+        <w:rPr>
+          <w:rFonts w:ascii="ＭＳ Ｐ明朝" w:eastAsia="ＭＳ Ｐ明朝" w:hAnsi="ＭＳ Ｐ明朝"/>
+          <w:sz w:val="24"/>
+        </w:rPr>
+      </w:pPr>
+      <w:r>
+        <w:rPr>
+          <w:rFonts w:ascii="ＭＳ Ｐ明朝" w:eastAsia="ＭＳ Ｐ明朝" w:hAnsi="ＭＳ Ｐ明朝" w:hint="eastAsia"/>
+          <w:sz w:val="24"/>
+        </w:rPr>
+        <w:t xml:space="preserve">　プログラム全体としては、まず引数の数のエラー処理と、引数が正の整数以外であるのは不適当なためそれのエラー処理をしている。その後</w:t>
+      </w:r>
+      <w:proofErr w:type="spellStart"/>
+      <w:r>
+        <w:rPr>
+          <w:rFonts w:ascii="ＭＳ Ｐ明朝" w:eastAsia="ＭＳ Ｐ明朝" w:hAnsi="ＭＳ Ｐ明朝"/>
+          <w:sz w:val="24"/>
+        </w:rPr>
+        <w:t>atoi</w:t>
+      </w:r>
+      <w:proofErr w:type="spellEnd"/>
+      <w:r>
+        <w:rPr>
+          <w:rFonts w:ascii="ＭＳ Ｐ明朝" w:eastAsia="ＭＳ Ｐ明朝" w:hAnsi="ＭＳ Ｐ明朝" w:hint="eastAsia"/>
+          <w:sz w:val="24"/>
+        </w:rPr>
+        <w:t>関数を用いて</w:t>
+      </w:r>
+      <w:r>
+        <w:rPr>
+          <w:rFonts w:ascii="ＭＳ Ｐ明朝" w:eastAsia="ＭＳ Ｐ明朝" w:hAnsi="ＭＳ Ｐ明朝"/>
+          <w:sz w:val="24"/>
+        </w:rPr>
+        <w:t>int</w:t>
+      </w:r>
+      <w:r>
+        <w:rPr>
+          <w:rFonts w:ascii="ＭＳ Ｐ明朝" w:eastAsia="ＭＳ Ｐ明朝" w:hAnsi="ＭＳ Ｐ明朝" w:hint="eastAsia"/>
+          <w:sz w:val="24"/>
+        </w:rPr>
+        <w:t>型の変数に代入している。ここで</w:t>
+      </w:r>
+      <w:r>
+        <w:rPr>
+          <w:rFonts w:ascii="ＭＳ Ｐ明朝" w:eastAsia="ＭＳ Ｐ明朝" w:hAnsi="ＭＳ Ｐ明朝"/>
+          <w:sz w:val="24"/>
+        </w:rPr>
+        <w:t>(4,2)</w:t>
+      </w:r>
+      <w:r>
+        <w:rPr>
+          <w:rFonts w:ascii="ＭＳ Ｐ明朝" w:eastAsia="ＭＳ Ｐ明朝" w:hAnsi="ＭＳ Ｐ明朝" w:hint="eastAsia"/>
+          <w:sz w:val="24"/>
+        </w:rPr>
+        <w:t>は工事中で終点として指定することができないので、</w:t>
+      </w:r>
+      <w:r>
+        <w:rPr>
+          <w:rFonts w:ascii="ＭＳ Ｐ明朝" w:eastAsia="ＭＳ Ｐ明朝" w:hAnsi="ＭＳ Ｐ明朝"/>
+          <w:sz w:val="24"/>
+        </w:rPr>
+        <w:t>(4, 2)</w:t>
+      </w:r>
+      <w:r>
+        <w:rPr>
+          <w:rFonts w:ascii="ＭＳ Ｐ明朝" w:eastAsia="ＭＳ Ｐ明朝" w:hAnsi="ＭＳ Ｐ明朝" w:hint="eastAsia"/>
+          <w:sz w:val="24"/>
+        </w:rPr>
+        <w:t>の入力は工事中である旨を告げて弾くようにしている。その後、</w:t>
+      </w:r>
+      <w:proofErr w:type="spellStart"/>
+      <w:r>
+        <w:rPr>
+          <w:rFonts w:ascii="ＭＳ Ｐ明朝" w:eastAsia="ＭＳ Ｐ明朝" w:hAnsi="ＭＳ Ｐ明朝"/>
+          <w:sz w:val="24"/>
+        </w:rPr>
+        <w:t>calc_route</w:t>
+      </w:r>
+      <w:proofErr w:type="spellEnd"/>
+      <w:r>
+        <w:rPr>
+          <w:rFonts w:ascii="ＭＳ Ｐ明朝" w:eastAsia="ＭＳ Ｐ明朝" w:hAnsi="ＭＳ Ｐ明朝" w:hint="eastAsia"/>
+          <w:sz w:val="24"/>
+        </w:rPr>
+        <w:t>関数の処理をし、最終的に計算結果が求まることとなる。</w:t>
+      </w:r>
+    </w:p>
+    <w:p>
+      <w:pPr>
+        <w:rPr>
+          <w:rFonts w:ascii="ＭＳ Ｐ明朝" w:eastAsia="ＭＳ Ｐ明朝" w:hAnsi="ＭＳ Ｐ明朝"/>
+          <w:sz w:val="24"/>
+        </w:rPr>
+      </w:pPr>
+    </w:p>
+    <w:p>
+      <w:pPr>
+        <w:rPr>
+          <w:rFonts w:ascii="ＭＳ Ｐ明朝" w:eastAsia="ＭＳ Ｐ明朝" w:hAnsi="ＭＳ Ｐ明朝"/>
+          <w:sz w:val="24"/>
+        </w:rPr>
+      </w:pPr>
+    </w:p>
+    <w:p>
+      <w:pPr>
+        <w:rPr>
+          <w:rFonts w:ascii="ＭＳ Ｐ明朝" w:eastAsia="ＭＳ Ｐ明朝" w:hAnsi="ＭＳ Ｐ明朝"/>
+          <w:sz w:val="24"/>
+        </w:rPr>
+      </w:pPr>
       <w:r>
         <w:rPr>
           <w:rFonts w:ascii="ＭＳ Ｐ明朝" w:eastAsia="ＭＳ Ｐ明朝" w:hAnsi="ＭＳ Ｐ明朝" w:hint="eastAsia"/>
           <w:sz w:val="24"/>
         </w:rPr>
         <w:lastRenderedPageBreak/>
-        <w:t>点という経路を計算するプログラムの実装は複雑になる。したがって、終点→始点という方向から経路を計算することで、実装を単純にしている。そのため経路計算の関数である</w:t>
-      </w:r>
-      <w:r>
-        <w:rPr>
-          <w:rFonts w:ascii="ＭＳ Ｐ明朝" w:eastAsia="ＭＳ Ｐ明朝" w:hAnsi="ＭＳ Ｐ明朝"/>
-          <w:sz w:val="24"/>
-        </w:rPr>
-        <w:t>calc_route</w:t>
-      </w:r>
-      <w:r>
-        <w:rPr>
-          <w:rFonts w:ascii="ＭＳ Ｐ明朝" w:eastAsia="ＭＳ Ｐ明朝" w:hAnsi="ＭＳ Ｐ明朝" w:hint="eastAsia"/>
-          <w:sz w:val="24"/>
-        </w:rPr>
-        <w:t>の終了条件は</w:t>
-      </w:r>
-      <w:r>
-        <w:rPr>
-          <w:rFonts w:ascii="ＭＳ Ｐ明朝" w:eastAsia="ＭＳ Ｐ明朝" w:hAnsi="ＭＳ Ｐ明朝"/>
-          <w:sz w:val="24"/>
-        </w:rPr>
-        <w:t>x</w:t>
-      </w:r>
-      <w:r>
-        <w:rPr>
-          <w:rFonts w:ascii="ＭＳ Ｐ明朝" w:eastAsia="ＭＳ Ｐ明朝" w:hAnsi="ＭＳ Ｐ明朝" w:hint="eastAsia"/>
-          <w:sz w:val="24"/>
-        </w:rPr>
-        <w:t>が</w:t>
-      </w:r>
-      <w:r>
-        <w:rPr>
-          <w:rFonts w:ascii="ＭＳ Ｐ明朝" w:eastAsia="ＭＳ Ｐ明朝" w:hAnsi="ＭＳ Ｐ明朝"/>
-          <w:sz w:val="24"/>
-        </w:rPr>
-        <w:t>0</w:t>
-      </w:r>
-      <w:r>
-        <w:rPr>
-          <w:rFonts w:ascii="ＭＳ Ｐ明朝" w:eastAsia="ＭＳ Ｐ明朝" w:hAnsi="ＭＳ Ｐ明朝" w:hint="eastAsia"/>
-          <w:sz w:val="24"/>
-        </w:rPr>
-        <w:t>でかつ</w:t>
-      </w:r>
-      <w:r>
-        <w:rPr>
-          <w:rFonts w:ascii="ＭＳ Ｐ明朝" w:eastAsia="ＭＳ Ｐ明朝" w:hAnsi="ＭＳ Ｐ明朝"/>
-          <w:sz w:val="24"/>
-        </w:rPr>
-        <w:t>y</w:t>
-      </w:r>
-      <w:r>
-        <w:rPr>
-          <w:rFonts w:ascii="ＭＳ Ｐ明朝" w:eastAsia="ＭＳ Ｐ明朝" w:hAnsi="ＭＳ Ｐ明朝" w:hint="eastAsia"/>
-          <w:sz w:val="24"/>
-        </w:rPr>
-        <w:t>が</w:t>
-      </w:r>
-      <w:r>
-        <w:rPr>
-          <w:rFonts w:ascii="ＭＳ Ｐ明朝" w:eastAsia="ＭＳ Ｐ明朝" w:hAnsi="ＭＳ Ｐ明朝"/>
-          <w:sz w:val="24"/>
-        </w:rPr>
-        <w:t>0</w:t>
-      </w:r>
-      <w:r>
-        <w:rPr>
-          <w:rFonts w:ascii="ＭＳ Ｐ明朝" w:eastAsia="ＭＳ Ｐ明朝" w:hAnsi="ＭＳ Ｐ明朝" w:hint="eastAsia"/>
-          <w:sz w:val="24"/>
-        </w:rPr>
-        <w:t>のときとなっている。</w:t>
-      </w:r>
-      <w:r>
-        <w:rPr>
-          <w:rFonts w:ascii="ＭＳ Ｐ明朝" w:eastAsia="ＭＳ Ｐ明朝" w:hAnsi="ＭＳ Ｐ明朝" w:hint="eastAsia"/>
-          <w:sz w:val="24"/>
-        </w:rPr>
-        <w:t>始点→終点の進み方は右もしくは上であるため、終点→始点の進み方は左もしくは下となる。また、今いる地点からの進み方は左もしくは下の</w:t>
-      </w:r>
-      <w:r>
-        <w:rPr>
-          <w:rFonts w:ascii="ＭＳ Ｐ明朝" w:eastAsia="ＭＳ Ｐ明朝" w:hAnsi="ＭＳ Ｐ明朝"/>
-          <w:sz w:val="24"/>
-        </w:rPr>
-        <w:t>2</w:t>
-      </w:r>
-      <w:r>
-        <w:rPr>
-          <w:rFonts w:ascii="ＭＳ Ｐ明朝" w:eastAsia="ＭＳ Ｐ明朝" w:hAnsi="ＭＳ Ｐ明朝" w:hint="eastAsia"/>
-          <w:sz w:val="24"/>
-        </w:rPr>
-        <w:t>通りであるため、これより</w:t>
-      </w:r>
-      <w:r>
-        <w:rPr>
-          <w:rFonts w:ascii="ＭＳ Ｐ明朝" w:eastAsia="ＭＳ Ｐ明朝" w:hAnsi="ＭＳ Ｐ明朝"/>
-          <w:sz w:val="24"/>
-        </w:rPr>
-        <w:t>calc_route</w:t>
-      </w:r>
-      <w:r>
-        <w:rPr>
-          <w:rFonts w:ascii="ＭＳ Ｐ明朝" w:eastAsia="ＭＳ Ｐ明朝" w:hAnsi="ＭＳ Ｐ明朝" w:hint="eastAsia"/>
-          <w:sz w:val="24"/>
-        </w:rPr>
-        <w:t>関数の返り値は、</w:t>
-      </w:r>
-      <w:r>
-        <w:rPr>
-          <w:rFonts w:ascii="ＭＳ Ｐ明朝" w:eastAsia="ＭＳ Ｐ明朝" w:hAnsi="ＭＳ Ｐ明朝"/>
-          <w:sz w:val="24"/>
-        </w:rPr>
-        <w:t>calc_route(x – 1, y) + calc_route(x, y -1)</w:t>
-      </w:r>
-      <w:r>
-        <w:rPr>
-          <w:rFonts w:ascii="ＭＳ Ｐ明朝" w:eastAsia="ＭＳ Ｐ明朝" w:hAnsi="ＭＳ Ｐ明朝" w:hint="eastAsia"/>
-          <w:sz w:val="24"/>
-        </w:rPr>
-        <w:t>となることがわかる。</w:t>
-      </w:r>
-      <w:r>
-        <w:rPr>
-          <w:rFonts w:ascii="ＭＳ Ｐ明朝" w:eastAsia="ＭＳ Ｐ明朝" w:hAnsi="ＭＳ Ｐ明朝" w:hint="eastAsia"/>
-          <w:sz w:val="24"/>
-        </w:rPr>
-        <w:t>また、この問題では</w:t>
-      </w:r>
-      <w:r>
-        <w:rPr>
-          <w:rFonts w:ascii="ＭＳ Ｐ明朝" w:eastAsia="ＭＳ Ｐ明朝" w:hAnsi="ＭＳ Ｐ明朝"/>
-          <w:sz w:val="24"/>
-        </w:rPr>
-        <w:t>(4, 2)</w:t>
-      </w:r>
-      <w:r>
-        <w:rPr>
-          <w:rFonts w:ascii="ＭＳ Ｐ明朝" w:eastAsia="ＭＳ Ｐ明朝" w:hAnsi="ＭＳ Ｐ明朝" w:hint="eastAsia"/>
-          <w:sz w:val="24"/>
-        </w:rPr>
-        <w:t>の座標が工事中となっている。そのため、この座標の時を例外処理として</w:t>
-      </w:r>
-      <w:r>
-        <w:rPr>
-          <w:rFonts w:ascii="ＭＳ Ｐ明朝" w:eastAsia="ＭＳ Ｐ明朝" w:hAnsi="ＭＳ Ｐ明朝"/>
-          <w:sz w:val="24"/>
-        </w:rPr>
-        <w:t>if</w:t>
-      </w:r>
-      <w:r>
-        <w:rPr>
-          <w:rFonts w:ascii="ＭＳ Ｐ明朝" w:eastAsia="ＭＳ Ｐ明朝" w:hAnsi="ＭＳ Ｐ明朝" w:hint="eastAsia"/>
-          <w:sz w:val="24"/>
-        </w:rPr>
-        <w:t>文で扱い、</w:t>
-      </w:r>
-      <w:r>
-        <w:rPr>
-          <w:rFonts w:ascii="ＭＳ Ｐ明朝" w:eastAsia="ＭＳ Ｐ明朝" w:hAnsi="ＭＳ Ｐ明朝"/>
-          <w:sz w:val="24"/>
-        </w:rPr>
-        <w:t>0</w:t>
-      </w:r>
-      <w:r>
-        <w:rPr>
-          <w:rFonts w:ascii="ＭＳ Ｐ明朝" w:eastAsia="ＭＳ Ｐ明朝" w:hAnsi="ＭＳ Ｐ明朝" w:hint="eastAsia"/>
-          <w:sz w:val="24"/>
-        </w:rPr>
-        <w:t>を返すようにしている。</w:t>
-      </w:r>
-      <w:r>
-        <w:rPr>
-          <w:rFonts w:ascii="ＭＳ Ｐ明朝" w:eastAsia="ＭＳ Ｐ明朝" w:hAnsi="ＭＳ Ｐ明朝" w:hint="eastAsia"/>
-          <w:sz w:val="24"/>
-        </w:rPr>
-        <w:t>これにより経路計算の関数は完成となる。</w:t>
-      </w:r>
-    </w:p>
-    <w:p>
-      <w:pPr>
-        <w:rPr>
-          <w:rFonts w:ascii="ＭＳ Ｐ明朝" w:eastAsia="ＭＳ Ｐ明朝" w:hAnsi="ＭＳ Ｐ明朝"/>
-          <w:sz w:val="24"/>
-        </w:rPr>
-      </w:pPr>
-      <w:r>
-        <w:rPr>
-          <w:rFonts w:ascii="ＭＳ Ｐ明朝" w:eastAsia="ＭＳ Ｐ明朝" w:hAnsi="ＭＳ Ｐ明朝" w:hint="eastAsia"/>
-          <w:sz w:val="24"/>
-        </w:rPr>
-        <w:t xml:space="preserve">　プログラム全体としては、まず引数の数のエラー処理と、引数が正の整数以外であるのは不適当なためそれのエラー処理をしている。その後</w:t>
-      </w:r>
-      <w:r>
-        <w:rPr>
-          <w:rFonts w:ascii="ＭＳ Ｐ明朝" w:eastAsia="ＭＳ Ｐ明朝" w:hAnsi="ＭＳ Ｐ明朝"/>
-          <w:sz w:val="24"/>
-        </w:rPr>
-        <w:t>atoi</w:t>
-      </w:r>
-      <w:r>
-        <w:rPr>
-          <w:rFonts w:ascii="ＭＳ Ｐ明朝" w:eastAsia="ＭＳ Ｐ明朝" w:hAnsi="ＭＳ Ｐ明朝" w:hint="eastAsia"/>
-          <w:sz w:val="24"/>
-        </w:rPr>
-        <w:t>関数を用いて</w:t>
-      </w:r>
-      <w:r>
-        <w:rPr>
-          <w:rFonts w:ascii="ＭＳ Ｐ明朝" w:eastAsia="ＭＳ Ｐ明朝" w:hAnsi="ＭＳ Ｐ明朝"/>
-          <w:sz w:val="24"/>
-        </w:rPr>
-        <w:t>int</w:t>
-      </w:r>
-      <w:r>
-        <w:rPr>
-          <w:rFonts w:ascii="ＭＳ Ｐ明朝" w:eastAsia="ＭＳ Ｐ明朝" w:hAnsi="ＭＳ Ｐ明朝" w:hint="eastAsia"/>
-          <w:sz w:val="24"/>
-        </w:rPr>
-        <w:t>型の変数に代入している。ここで</w:t>
-      </w:r>
-      <w:r>
-        <w:rPr>
-          <w:rFonts w:ascii="ＭＳ Ｐ明朝" w:eastAsia="ＭＳ Ｐ明朝" w:hAnsi="ＭＳ Ｐ明朝"/>
-          <w:sz w:val="24"/>
-        </w:rPr>
-        <w:t>(4,2)</w:t>
-      </w:r>
-      <w:r>
-        <w:rPr>
-          <w:rFonts w:ascii="ＭＳ Ｐ明朝" w:eastAsia="ＭＳ Ｐ明朝" w:hAnsi="ＭＳ Ｐ明朝" w:hint="eastAsia"/>
-          <w:sz w:val="24"/>
-        </w:rPr>
-        <w:t>は工事中で終点として指定することができないので、</w:t>
-      </w:r>
-      <w:r>
-        <w:rPr>
-          <w:rFonts w:ascii="ＭＳ Ｐ明朝" w:eastAsia="ＭＳ Ｐ明朝" w:hAnsi="ＭＳ Ｐ明朝"/>
-          <w:sz w:val="24"/>
-        </w:rPr>
-        <w:t>(4, 2)</w:t>
-      </w:r>
-      <w:r>
-        <w:rPr>
-          <w:rFonts w:ascii="ＭＳ Ｐ明朝" w:eastAsia="ＭＳ Ｐ明朝" w:hAnsi="ＭＳ Ｐ明朝" w:hint="eastAsia"/>
-          <w:sz w:val="24"/>
-        </w:rPr>
-        <w:t>の入力は工事中である旨を告げて弾くようにしている。その後、</w:t>
-      </w:r>
-      <w:r>
-        <w:rPr>
-          <w:rFonts w:ascii="ＭＳ Ｐ明朝" w:eastAsia="ＭＳ Ｐ明朝" w:hAnsi="ＭＳ Ｐ明朝"/>
-          <w:sz w:val="24"/>
-        </w:rPr>
-        <w:t>calc_route</w:t>
-      </w:r>
-      <w:r>
-        <w:rPr>
-          <w:rFonts w:ascii="ＭＳ Ｐ明朝" w:eastAsia="ＭＳ Ｐ明朝" w:hAnsi="ＭＳ Ｐ明朝" w:hint="eastAsia"/>
-          <w:sz w:val="24"/>
-        </w:rPr>
-        <w:t>関数の処理をし、最終的に計算結果が求まることとなる。</w:t>
-      </w:r>
-    </w:p>
-    <w:p>
-      <w:pPr>
-        <w:rPr>
-          <w:rFonts w:ascii="ＭＳ Ｐ明朝" w:eastAsia="ＭＳ Ｐ明朝" w:hAnsi="ＭＳ Ｐ明朝"/>
-          <w:sz w:val="24"/>
-        </w:rPr>
-      </w:pPr>
-    </w:p>
-    <w:p>
-      <w:pPr>
-        <w:rPr>
-          <w:rFonts w:ascii="ＭＳ Ｐ明朝" w:eastAsia="ＭＳ Ｐ明朝" w:hAnsi="ＭＳ Ｐ明朝"/>
-          <w:sz w:val="24"/>
-        </w:rPr>
-      </w:pPr>
-      <w:r>
-        <w:rPr>
-          <w:rFonts w:ascii="ＭＳ Ｐ明朝" w:eastAsia="ＭＳ Ｐ明朝" w:hAnsi="ＭＳ Ｐ明朝" w:hint="eastAsia"/>
-          <w:sz w:val="24"/>
-        </w:rPr>
         <w:t>・実行結果</w:t>
+      </w:r>
+    </w:p>
+    <w:p>
+      <w:pPr>
+        <w:jc w:val="center"/>
+        <w:rPr>
+          <w:rFonts w:ascii="ＭＳ Ｐ明朝" w:eastAsia="ＭＳ Ｐ明朝" w:hAnsi="ＭＳ Ｐ明朝"/>
+          <w:sz w:val="24"/>
+        </w:rPr>
+      </w:pPr>
+      <w:r>
+        <w:rPr>
+          <w:rFonts w:ascii="ＭＳ Ｐ明朝" w:eastAsia="ＭＳ Ｐ明朝" w:hAnsi="ＭＳ Ｐ明朝"/>
+          <w:sz w:val="24"/>
+        </w:rPr>
+        <w:drawing>
+          <wp:inline distT="0" distB="0" distL="0" distR="0" wp14:anchorId="51680BB5" wp14:editId="1F9610B9">
+            <wp:extent cx="4648200" cy="2044700"/>
+            <wp:effectExtent l="0" t="0" r="0" b="0"/>
+            <wp:docPr id="604596994" name="図 1"/>
+            <wp:cNvGraphicFramePr>
+              <a:graphicFrameLocks xmlns:a="http://schemas.openxmlformats.org/drawingml/2006/main" noChangeAspect="1"/>
+            </wp:cNvGraphicFramePr>
+            <a:graphic xmlns:a="http://schemas.openxmlformats.org/drawingml/2006/main">
+              <a:graphicData uri="http://schemas.openxmlformats.org/drawingml/2006/picture">
+                <pic:pic xmlns:pic="http://schemas.openxmlformats.org/drawingml/2006/picture">
+                  <pic:nvPicPr>
+                    <pic:cNvPr id="604596994" name=""/>
+                    <pic:cNvPicPr/>
+                  </pic:nvPicPr>
+                  <pic:blipFill>
+                    <a:blip r:embed="rId9"/>
+                    <a:stretch>
+                      <a:fillRect/>
+                    </a:stretch>
+                  </pic:blipFill>
+                  <pic:spPr>
+                    <a:xfrm>
+                      <a:off x="0" y="0"/>
+                      <a:ext cx="4648200" cy="2044700"/>
+                    </a:xfrm>
+                    <a:prstGeom prst="rect">
+                      <a:avLst/>
+                    </a:prstGeom>
+                  </pic:spPr>
+                </pic:pic>
+              </a:graphicData>
+            </a:graphic>
+          </wp:inline>
+        </w:drawing>
       </w:r>
     </w:p>
     <w:p>
@@ -2216,21 +2385,7 @@
           <w:rFonts w:ascii="ＭＳ Ｐ明朝" w:eastAsia="ＭＳ Ｐ明朝" w:hAnsi="ＭＳ Ｐ明朝"/>
           <w:sz w:val="24"/>
         </w:rPr>
-        <w:t xml:space="preserve"> -o </w:t>
-      </w:r>
-      <w:r>
-        <w:rPr>
-          <w:rFonts w:ascii="ＭＳ Ｐ明朝" w:eastAsia="ＭＳ Ｐ明朝" w:hAnsi="ＭＳ Ｐ明朝"/>
-          <w:sz w:val="24"/>
-        </w:rPr>
-        <w:t>./2412747_kadai2-</w:t>
-      </w:r>
-      <w:r>
-        <w:rPr>
-          <w:rFonts w:ascii="ＭＳ Ｐ明朝" w:eastAsia="ＭＳ Ｐ明朝" w:hAnsi="ＭＳ Ｐ明朝"/>
-          <w:sz w:val="24"/>
-        </w:rPr>
-        <w:t>4</w:t>
+        <w:t xml:space="preserve"> -o ./2412747_kadai2-4</w:t>
       </w:r>
       <w:r>
         <w:rPr>
@@ -2395,7 +2550,91 @@
           <w:rFonts w:ascii="ＭＳ Ｐ明朝" w:eastAsia="ＭＳ Ｐ明朝" w:hAnsi="ＭＳ Ｐ明朝" w:hint="eastAsia"/>
           <w:sz w:val="24"/>
         </w:rPr>
-        <w:t>つのファイルの内容は違う上、行数も異なる。そのためプログラム内で静的に</w:t>
+        <w:t>つのファイルの内容は違う上、行数も異なる。そのためプログラム内で静的に配列を確保する方法は両者に柔軟に対応するという指示を満たさない。また、各行の文字数が違うことや数字列の記されたファイルには数万行もの数の数字列が記述されてあることから、</w:t>
+      </w:r>
+      <w:r>
+        <w:rPr>
+          <w:rFonts w:ascii="ＭＳ Ｐ明朝" w:eastAsia="ＭＳ Ｐ明朝" w:hAnsi="ＭＳ Ｐ明朝"/>
+          <w:sz w:val="24"/>
+        </w:rPr>
+        <w:t>new</w:t>
+      </w:r>
+      <w:r>
+        <w:rPr>
+          <w:rFonts w:ascii="ＭＳ Ｐ明朝" w:eastAsia="ＭＳ Ｐ明朝" w:hAnsi="ＭＳ Ｐ明朝" w:hint="eastAsia"/>
+          <w:sz w:val="24"/>
+        </w:rPr>
+        <w:t>を利用した動的な</w:t>
+      </w:r>
+      <w:r>
+        <w:rPr>
+          <w:rFonts w:ascii="ＭＳ Ｐ明朝" w:eastAsia="ＭＳ Ｐ明朝" w:hAnsi="ＭＳ Ｐ明朝"/>
+          <w:sz w:val="24"/>
+        </w:rPr>
+        <w:t>2</w:t>
+      </w:r>
+      <w:r>
+        <w:rPr>
+          <w:rFonts w:ascii="ＭＳ Ｐ明朝" w:eastAsia="ＭＳ Ｐ明朝" w:hAnsi="ＭＳ Ｐ明朝" w:hint="eastAsia"/>
+          <w:sz w:val="24"/>
+        </w:rPr>
+        <w:t>次元配列の使用も好ましくないと考えられる。そこで調べてみたところ、</w:t>
+      </w:r>
+      <w:r>
+        <w:rPr>
+          <w:rFonts w:ascii="ＭＳ Ｐ明朝" w:eastAsia="ＭＳ Ｐ明朝" w:hAnsi="ＭＳ Ｐ明朝"/>
+          <w:sz w:val="24"/>
+        </w:rPr>
+        <w:t>C++</w:t>
+      </w:r>
+      <w:r>
+        <w:rPr>
+          <w:rFonts w:ascii="ＭＳ Ｐ明朝" w:eastAsia="ＭＳ Ｐ明朝" w:hAnsi="ＭＳ Ｐ明朝" w:hint="eastAsia"/>
+          <w:sz w:val="24"/>
+        </w:rPr>
+        <w:t>独自のものとして</w:t>
+      </w:r>
+      <w:r>
+        <w:rPr>
+          <w:rFonts w:ascii="ＭＳ Ｐ明朝" w:eastAsia="ＭＳ Ｐ明朝" w:hAnsi="ＭＳ Ｐ明朝"/>
+          <w:sz w:val="24"/>
+        </w:rPr>
+        <w:t>vector</w:t>
+      </w:r>
+      <w:r>
+        <w:rPr>
+          <w:rFonts w:ascii="ＭＳ Ｐ明朝" w:eastAsia="ＭＳ Ｐ明朝" w:hAnsi="ＭＳ Ｐ明朝" w:hint="eastAsia"/>
+          <w:sz w:val="24"/>
+        </w:rPr>
+        <w:t>コンテナというものが存在した。</w:t>
+      </w:r>
+      <w:r>
+        <w:rPr>
+          <w:rFonts w:ascii="ＭＳ Ｐ明朝" w:eastAsia="ＭＳ Ｐ明朝" w:hAnsi="ＭＳ Ｐ明朝"/>
+          <w:sz w:val="24"/>
+        </w:rPr>
+        <w:t>Vector</w:t>
+      </w:r>
+      <w:r>
+        <w:rPr>
+          <w:rFonts w:ascii="ＭＳ Ｐ明朝" w:eastAsia="ＭＳ Ｐ明朝" w:hAnsi="ＭＳ Ｐ明朝" w:hint="eastAsia"/>
+          <w:sz w:val="24"/>
+        </w:rPr>
+        <w:t>は各要素を線形に順序を保ったまま格納していくコンテナで、配列とは異なりストレージを</w:t>
+      </w:r>
+      <w:r>
+        <w:rPr>
+          <w:rFonts w:ascii="ＭＳ Ｐ明朝" w:eastAsia="ＭＳ Ｐ明朝" w:hAnsi="ＭＳ Ｐ明朝"/>
+          <w:sz w:val="24"/>
+        </w:rPr>
+        <w:t>vector</w:t>
+      </w:r>
+      <w:r>
+        <w:rPr>
+          <w:rFonts w:ascii="ＭＳ Ｐ明朝" w:eastAsia="ＭＳ Ｐ明朝" w:hAnsi="ＭＳ Ｐ明朝" w:hint="eastAsia"/>
+          <w:sz w:val="24"/>
+        </w:rPr>
+        <w:t>そのものが管理するために、領域の拡張が自動的に行われるものである。また、豊富なメンバ関数により要素のアクセスや挿入および削除が容易である</w:t>
       </w:r>
       <w:r>
         <w:rPr>
@@ -2403,49 +2642,36 @@
           <w:sz w:val="24"/>
         </w:rPr>
         <w:lastRenderedPageBreak/>
-        <w:t>配列を確保する方法は両者に柔軟に対応するという指示を満たさない。また、各行の文字数が違うことや数字列の記されたファイルには数万行もの数の数字列が記述されてあることから、</w:t>
-      </w:r>
-      <w:r>
-        <w:rPr>
-          <w:rFonts w:ascii="ＭＳ Ｐ明朝" w:eastAsia="ＭＳ Ｐ明朝" w:hAnsi="ＭＳ Ｐ明朝"/>
-          <w:sz w:val="24"/>
-        </w:rPr>
-        <w:t>new</w:t>
-      </w:r>
-      <w:r>
-        <w:rPr>
-          <w:rFonts w:ascii="ＭＳ Ｐ明朝" w:eastAsia="ＭＳ Ｐ明朝" w:hAnsi="ＭＳ Ｐ明朝" w:hint="eastAsia"/>
-          <w:sz w:val="24"/>
-        </w:rPr>
-        <w:t>を利用した動的な</w:t>
-      </w:r>
-      <w:r>
-        <w:rPr>
-          <w:rFonts w:ascii="ＭＳ Ｐ明朝" w:eastAsia="ＭＳ Ｐ明朝" w:hAnsi="ＭＳ Ｐ明朝"/>
-          <w:sz w:val="24"/>
-        </w:rPr>
-        <w:t>2</w:t>
-      </w:r>
-      <w:r>
-        <w:rPr>
-          <w:rFonts w:ascii="ＭＳ Ｐ明朝" w:eastAsia="ＭＳ Ｐ明朝" w:hAnsi="ＭＳ Ｐ明朝" w:hint="eastAsia"/>
-          <w:sz w:val="24"/>
-        </w:rPr>
-        <w:t>次元配列の使用も好ましくないと考えられる。そこで調べてみたところ、</w:t>
-      </w:r>
-      <w:r>
-        <w:rPr>
-          <w:rFonts w:ascii="ＭＳ Ｐ明朝" w:eastAsia="ＭＳ Ｐ明朝" w:hAnsi="ＭＳ Ｐ明朝"/>
-          <w:sz w:val="24"/>
-        </w:rPr>
-        <w:t>C++</w:t>
-      </w:r>
-      <w:r>
-        <w:rPr>
-          <w:rFonts w:ascii="ＭＳ Ｐ明朝" w:eastAsia="ＭＳ Ｐ明朝" w:hAnsi="ＭＳ Ｐ明朝" w:hint="eastAsia"/>
-          <w:sz w:val="24"/>
-        </w:rPr>
-        <w:t>独自のものとして</w:t>
+        <w:t>ことが特徴である。これを利用することで、ファイルの読み取りを動的に行う上に可読性の高いコードが実現できることになると考えた。</w:t>
+      </w:r>
+    </w:p>
+    <w:p>
+      <w:pPr>
+        <w:rPr>
+          <w:rFonts w:ascii="ＭＳ Ｐ明朝" w:eastAsia="ＭＳ Ｐ明朝" w:hAnsi="ＭＳ Ｐ明朝"/>
+          <w:sz w:val="24"/>
+        </w:rPr>
+      </w:pPr>
+      <w:r>
+        <w:rPr>
+          <w:rFonts w:ascii="ＭＳ Ｐ明朝" w:eastAsia="ＭＳ Ｐ明朝" w:hAnsi="ＭＳ Ｐ明朝" w:hint="eastAsia"/>
+          <w:sz w:val="24"/>
+        </w:rPr>
+        <w:t xml:space="preserve">　エラー処理やファイルの読み込みが終わったら、まずは</w:t>
+      </w:r>
+      <w:r>
+        <w:rPr>
+          <w:rFonts w:ascii="ＭＳ Ｐ明朝" w:eastAsia="ＭＳ Ｐ明朝" w:hAnsi="ＭＳ Ｐ明朝"/>
+          <w:sz w:val="24"/>
+        </w:rPr>
+        <w:t>string</w:t>
+      </w:r>
+      <w:r>
+        <w:rPr>
+          <w:rFonts w:ascii="ＭＳ Ｐ明朝" w:eastAsia="ＭＳ Ｐ明朝" w:hAnsi="ＭＳ Ｐ明朝" w:hint="eastAsia"/>
+          <w:sz w:val="24"/>
+        </w:rPr>
+        <w:t>型の</w:t>
       </w:r>
       <w:r>
         <w:rPr>
@@ -2459,21 +2685,23 @@
           <w:rFonts w:ascii="ＭＳ Ｐ明朝" w:eastAsia="ＭＳ Ｐ明朝" w:hAnsi="ＭＳ Ｐ明朝" w:hint="eastAsia"/>
           <w:sz w:val="24"/>
         </w:rPr>
-        <w:t>コンテナというものが存在した。</w:t>
-      </w:r>
-      <w:r>
-        <w:rPr>
-          <w:rFonts w:ascii="ＭＳ Ｐ明朝" w:eastAsia="ＭＳ Ｐ明朝" w:hAnsi="ＭＳ Ｐ明朝"/>
-          <w:sz w:val="24"/>
-        </w:rPr>
-        <w:t>Vector</w:t>
-      </w:r>
-      <w:r>
-        <w:rPr>
-          <w:rFonts w:ascii="ＭＳ Ｐ明朝" w:eastAsia="ＭＳ Ｐ明朝" w:hAnsi="ＭＳ Ｐ明朝" w:hint="eastAsia"/>
-          <w:sz w:val="24"/>
-        </w:rPr>
-        <w:t>は各要素を線形に順序を保ったまま格納していくコンテナで、配列とは異なりストレージを</w:t>
+        <w:t>コンテナ、すなわち可変長の文字列型の配列の</w:t>
+      </w:r>
+      <w:proofErr w:type="spellStart"/>
+      <w:r>
+        <w:rPr>
+          <w:rFonts w:ascii="ＭＳ Ｐ明朝" w:eastAsia="ＭＳ Ｐ明朝" w:hAnsi="ＭＳ Ｐ明朝"/>
+          <w:sz w:val="24"/>
+        </w:rPr>
+        <w:t>file_content</w:t>
+      </w:r>
+      <w:proofErr w:type="spellEnd"/>
+      <w:r>
+        <w:rPr>
+          <w:rFonts w:ascii="ＭＳ Ｐ明朝" w:eastAsia="ＭＳ Ｐ明朝" w:hAnsi="ＭＳ Ｐ明朝" w:hint="eastAsia"/>
+          <w:sz w:val="24"/>
+        </w:rPr>
+        <w:t>を定義した。これにファイルから読み取った文字列を代入していくが、文字列の挿入には</w:t>
       </w:r>
       <w:r>
         <w:rPr>
@@ -2487,22 +2715,44 @@
           <w:rFonts w:ascii="ＭＳ Ｐ明朝" w:eastAsia="ＭＳ Ｐ明朝" w:hAnsi="ＭＳ Ｐ明朝" w:hint="eastAsia"/>
           <w:sz w:val="24"/>
         </w:rPr>
-        <w:t>そのものが管理するために、領域の拡張が自動的に行われるものである。また、豊富なメンバ関数により要素のアクセスや挿入および削除が容易であることが特徴である。これを利用することで、ファイルの読み取りを動的に行う上に可読性の高いコードが実現できることになると考えた。</w:t>
-      </w:r>
-    </w:p>
-    <w:p>
-      <w:pPr>
-        <w:rPr>
-          <w:rFonts w:ascii="ＭＳ Ｐ明朝" w:eastAsia="ＭＳ Ｐ明朝" w:hAnsi="ＭＳ Ｐ明朝"/>
-          <w:sz w:val="24"/>
-        </w:rPr>
-      </w:pPr>
-      <w:r>
-        <w:rPr>
-          <w:rFonts w:ascii="ＭＳ Ｐ明朝" w:eastAsia="ＭＳ Ｐ明朝" w:hAnsi="ＭＳ Ｐ明朝" w:hint="eastAsia"/>
-          <w:sz w:val="24"/>
-        </w:rPr>
-        <w:t xml:space="preserve">　エラー処理やファイルの読み込みが終わったら、まずは</w:t>
+        <w:t>コンテナのメンバ関数である</w:t>
+      </w:r>
+      <w:proofErr w:type="spellStart"/>
+      <w:r>
+        <w:rPr>
+          <w:rFonts w:ascii="ＭＳ Ｐ明朝" w:eastAsia="ＭＳ Ｐ明朝" w:hAnsi="ＭＳ Ｐ明朝"/>
+          <w:sz w:val="24"/>
+        </w:rPr>
+        <w:t>push_back</w:t>
+      </w:r>
+      <w:proofErr w:type="spellEnd"/>
+      <w:r>
+        <w:rPr>
+          <w:rFonts w:ascii="ＭＳ Ｐ明朝" w:eastAsia="ＭＳ Ｐ明朝" w:hAnsi="ＭＳ Ｐ明朝" w:hint="eastAsia"/>
+          <w:sz w:val="24"/>
+        </w:rPr>
+        <w:t>を使用することで安易なものとなる。配列の大きさもメンバ関数の</w:t>
+      </w:r>
+      <w:r>
+        <w:rPr>
+          <w:rFonts w:ascii="ＭＳ Ｐ明朝" w:eastAsia="ＭＳ Ｐ明朝" w:hAnsi="ＭＳ Ｐ明朝"/>
+          <w:sz w:val="24"/>
+        </w:rPr>
+        <w:t>size</w:t>
+      </w:r>
+      <w:r>
+        <w:rPr>
+          <w:rFonts w:ascii="ＭＳ Ｐ明朝" w:eastAsia="ＭＳ Ｐ明朝" w:hAnsi="ＭＳ Ｐ明朝" w:hint="eastAsia"/>
+          <w:sz w:val="24"/>
+        </w:rPr>
+        <w:t>を使用して取得した</w:t>
+      </w:r>
+      <w:r>
+        <w:rPr>
+          <w:rFonts w:ascii="ＭＳ Ｐ明朝" w:eastAsia="ＭＳ Ｐ明朝" w:hAnsi="ＭＳ Ｐ明朝" w:hint="eastAsia"/>
+          <w:sz w:val="24"/>
+        </w:rPr>
+        <w:t>。次に</w:t>
       </w:r>
       <w:r>
         <w:rPr>
@@ -2516,6 +2766,48 @@
           <w:rFonts w:ascii="ＭＳ Ｐ明朝" w:eastAsia="ＭＳ Ｐ明朝" w:hAnsi="ＭＳ Ｐ明朝" w:hint="eastAsia"/>
           <w:sz w:val="24"/>
         </w:rPr>
+        <w:t>の要素が文字列であるか、数字列であるかによって処理を変えなくてはならないので、</w:t>
+      </w:r>
+      <w:r>
+        <w:rPr>
+          <w:rFonts w:ascii="ＭＳ Ｐ明朝" w:eastAsia="ＭＳ Ｐ明朝" w:hAnsi="ＭＳ Ｐ明朝"/>
+          <w:sz w:val="24"/>
+        </w:rPr>
+        <w:t>if</w:t>
+      </w:r>
+      <w:r>
+        <w:rPr>
+          <w:rFonts w:ascii="ＭＳ Ｐ明朝" w:eastAsia="ＭＳ Ｐ明朝" w:hAnsi="ＭＳ Ｐ明朝" w:hint="eastAsia"/>
+          <w:sz w:val="24"/>
+        </w:rPr>
+        <w:t>文によって</w:t>
+      </w:r>
+      <w:r>
+        <w:rPr>
+          <w:rFonts w:ascii="ＭＳ Ｐ明朝" w:eastAsia="ＭＳ Ｐ明朝" w:hAnsi="ＭＳ Ｐ明朝"/>
+          <w:sz w:val="24"/>
+        </w:rPr>
+        <w:t>string</w:t>
+      </w:r>
+      <w:r>
+        <w:rPr>
+          <w:rFonts w:ascii="ＭＳ Ｐ明朝" w:eastAsia="ＭＳ Ｐ明朝" w:hAnsi="ＭＳ Ｐ明朝" w:hint="eastAsia"/>
+          <w:sz w:val="24"/>
+        </w:rPr>
+        <w:t>の一番始めの要素を参照し、それが数字か英語大文字かで条件分岐させた。これは今回のテキストファイルの形式であるからできる処理であり、汎用性はそこまでない。数字列であるなら、今度は</w:t>
+      </w:r>
+      <w:r>
+        <w:rPr>
+          <w:rFonts w:ascii="ＭＳ Ｐ明朝" w:eastAsia="ＭＳ Ｐ明朝" w:hAnsi="ＭＳ Ｐ明朝"/>
+          <w:sz w:val="24"/>
+        </w:rPr>
+        <w:t>int</w:t>
+      </w:r>
+      <w:r>
+        <w:rPr>
+          <w:rFonts w:ascii="ＭＳ Ｐ明朝" w:eastAsia="ＭＳ Ｐ明朝" w:hAnsi="ＭＳ Ｐ明朝" w:hint="eastAsia"/>
+          <w:sz w:val="24"/>
+        </w:rPr>
         <w:t>型の</w:t>
       </w:r>
       <w:r>
@@ -2530,36 +2822,69 @@
           <w:rFonts w:ascii="ＭＳ Ｐ明朝" w:eastAsia="ＭＳ Ｐ明朝" w:hAnsi="ＭＳ Ｐ明朝" w:hint="eastAsia"/>
           <w:sz w:val="24"/>
         </w:rPr>
-        <w:t>コンテナ、すなわち可変長の文字列型の配列の</w:t>
-      </w:r>
-      <w:r>
-        <w:rPr>
-          <w:rFonts w:ascii="ＭＳ Ｐ明朝" w:eastAsia="ＭＳ Ｐ明朝" w:hAnsi="ＭＳ Ｐ明朝"/>
-          <w:sz w:val="24"/>
-        </w:rPr>
-        <w:t>file_content</w:t>
-      </w:r>
-      <w:r>
-        <w:rPr>
-          <w:rFonts w:ascii="ＭＳ Ｐ明朝" w:eastAsia="ＭＳ Ｐ明朝" w:hAnsi="ＭＳ Ｐ明朝" w:hint="eastAsia"/>
-          <w:sz w:val="24"/>
-        </w:rPr>
-        <w:t>を定義した。これにファイルから読み取った文字列を代入していくが、文字列の挿入には</w:t>
-      </w:r>
-      <w:r>
-        <w:rPr>
-          <w:rFonts w:ascii="ＭＳ Ｐ明朝" w:eastAsia="ＭＳ Ｐ明朝" w:hAnsi="ＭＳ Ｐ明朝"/>
-          <w:sz w:val="24"/>
-        </w:rPr>
-        <w:t>vector</w:t>
-      </w:r>
-      <w:r>
-        <w:rPr>
-          <w:rFonts w:ascii="ＭＳ Ｐ明朝" w:eastAsia="ＭＳ Ｐ明朝" w:hAnsi="ＭＳ Ｐ明朝" w:hint="eastAsia"/>
-          <w:sz w:val="24"/>
-        </w:rPr>
-        <w:t>コンテナのメンバ関数である</w:t>
-      </w:r>
+        <w:t>コンテナである</w:t>
+      </w:r>
+      <w:proofErr w:type="spellStart"/>
+      <w:r>
+        <w:rPr>
+          <w:rFonts w:ascii="ＭＳ Ｐ明朝" w:eastAsia="ＭＳ Ｐ明朝" w:hAnsi="ＭＳ Ｐ明朝"/>
+          <w:sz w:val="24"/>
+        </w:rPr>
+        <w:t>file_nums</w:t>
+      </w:r>
+      <w:proofErr w:type="spellEnd"/>
+      <w:r>
+        <w:rPr>
+          <w:rFonts w:ascii="ＭＳ Ｐ明朝" w:eastAsia="ＭＳ Ｐ明朝" w:hAnsi="ＭＳ Ｐ明朝" w:hint="eastAsia"/>
+          <w:sz w:val="24"/>
+        </w:rPr>
+        <w:t>を定義し、そこに</w:t>
+      </w:r>
+      <w:r>
+        <w:rPr>
+          <w:rFonts w:ascii="ＭＳ Ｐ明朝" w:eastAsia="ＭＳ Ｐ明朝" w:hAnsi="ＭＳ Ｐ明朝"/>
+          <w:sz w:val="24"/>
+        </w:rPr>
+        <w:t>string</w:t>
+      </w:r>
+      <w:r>
+        <w:rPr>
+          <w:rFonts w:ascii="ＭＳ Ｐ明朝" w:eastAsia="ＭＳ Ｐ明朝" w:hAnsi="ＭＳ Ｐ明朝" w:hint="eastAsia"/>
+          <w:sz w:val="24"/>
+        </w:rPr>
+        <w:t>型を</w:t>
+      </w:r>
+      <w:r>
+        <w:rPr>
+          <w:rFonts w:ascii="ＭＳ Ｐ明朝" w:eastAsia="ＭＳ Ｐ明朝" w:hAnsi="ＭＳ Ｐ明朝"/>
+          <w:sz w:val="24"/>
+        </w:rPr>
+        <w:t>int</w:t>
+      </w:r>
+      <w:r>
+        <w:rPr>
+          <w:rFonts w:ascii="ＭＳ Ｐ明朝" w:eastAsia="ＭＳ Ｐ明朝" w:hAnsi="ＭＳ Ｐ明朝" w:hint="eastAsia"/>
+          <w:sz w:val="24"/>
+        </w:rPr>
+        <w:t>型に変換させる</w:t>
+      </w:r>
+      <w:proofErr w:type="spellStart"/>
+      <w:r>
+        <w:rPr>
+          <w:rFonts w:ascii="ＭＳ Ｐ明朝" w:eastAsia="ＭＳ Ｐ明朝" w:hAnsi="ＭＳ Ｐ明朝"/>
+          <w:sz w:val="24"/>
+        </w:rPr>
+        <w:t>stoi</w:t>
+      </w:r>
+      <w:proofErr w:type="spellEnd"/>
+      <w:r>
+        <w:rPr>
+          <w:rFonts w:ascii="ＭＳ Ｐ明朝" w:eastAsia="ＭＳ Ｐ明朝" w:hAnsi="ＭＳ Ｐ明朝" w:hint="eastAsia"/>
+          <w:sz w:val="24"/>
+        </w:rPr>
+        <w:t>関数を使用しながら、メンバ関数の</w:t>
+      </w:r>
+      <w:proofErr w:type="spellStart"/>
       <w:r>
         <w:rPr>
           <w:rFonts w:ascii="ＭＳ Ｐ明朝" w:eastAsia="ＭＳ Ｐ明朝" w:hAnsi="ＭＳ Ｐ明朝"/>
@@ -2567,104 +2892,31 @@
         </w:rPr>
         <w:t>push_back</w:t>
       </w:r>
-      <w:r>
-        <w:rPr>
-          <w:rFonts w:ascii="ＭＳ Ｐ明朝" w:eastAsia="ＭＳ Ｐ明朝" w:hAnsi="ＭＳ Ｐ明朝" w:hint="eastAsia"/>
-          <w:sz w:val="24"/>
-        </w:rPr>
-        <w:t>を使用することで安易なものとなる。配列の大きさもメンバ関数の</w:t>
-      </w:r>
-      <w:r>
-        <w:rPr>
-          <w:rFonts w:ascii="ＭＳ Ｐ明朝" w:eastAsia="ＭＳ Ｐ明朝" w:hAnsi="ＭＳ Ｐ明朝"/>
-          <w:sz w:val="24"/>
-        </w:rPr>
-        <w:t>size</w:t>
-      </w:r>
-      <w:r>
-        <w:rPr>
-          <w:rFonts w:ascii="ＭＳ Ｐ明朝" w:eastAsia="ＭＳ Ｐ明朝" w:hAnsi="ＭＳ Ｐ明朝" w:hint="eastAsia"/>
-          <w:sz w:val="24"/>
-        </w:rPr>
-        <w:t>を使用して取得した</w:t>
-      </w:r>
-      <w:r>
-        <w:rPr>
-          <w:rFonts w:ascii="ＭＳ Ｐ明朝" w:eastAsia="ＭＳ Ｐ明朝" w:hAnsi="ＭＳ Ｐ明朝" w:hint="eastAsia"/>
-          <w:sz w:val="24"/>
-        </w:rPr>
-        <w:t>。次に</w:t>
-      </w:r>
-      <w:r>
-        <w:rPr>
-          <w:rFonts w:ascii="ＭＳ Ｐ明朝" w:eastAsia="ＭＳ Ｐ明朝" w:hAnsi="ＭＳ Ｐ明朝"/>
-          <w:sz w:val="24"/>
-        </w:rPr>
-        <w:t>string</w:t>
-      </w:r>
-      <w:r>
-        <w:rPr>
-          <w:rFonts w:ascii="ＭＳ Ｐ明朝" w:eastAsia="ＭＳ Ｐ明朝" w:hAnsi="ＭＳ Ｐ明朝" w:hint="eastAsia"/>
-          <w:sz w:val="24"/>
-        </w:rPr>
-        <w:t>の要素が文字列であるか、数字列であるかによって処理を変えなくてはならないので、</w:t>
-      </w:r>
-      <w:r>
-        <w:rPr>
-          <w:rFonts w:ascii="ＭＳ Ｐ明朝" w:eastAsia="ＭＳ Ｐ明朝" w:hAnsi="ＭＳ Ｐ明朝"/>
-          <w:sz w:val="24"/>
-        </w:rPr>
-        <w:t>if</w:t>
-      </w:r>
-      <w:r>
-        <w:rPr>
-          <w:rFonts w:ascii="ＭＳ Ｐ明朝" w:eastAsia="ＭＳ Ｐ明朝" w:hAnsi="ＭＳ Ｐ明朝" w:hint="eastAsia"/>
-          <w:sz w:val="24"/>
-        </w:rPr>
-        <w:t>文によって</w:t>
-      </w:r>
-      <w:r>
-        <w:rPr>
-          <w:rFonts w:ascii="ＭＳ Ｐ明朝" w:eastAsia="ＭＳ Ｐ明朝" w:hAnsi="ＭＳ Ｐ明朝"/>
-          <w:sz w:val="24"/>
-        </w:rPr>
-        <w:t>string</w:t>
-      </w:r>
-      <w:r>
-        <w:rPr>
-          <w:rFonts w:ascii="ＭＳ Ｐ明朝" w:eastAsia="ＭＳ Ｐ明朝" w:hAnsi="ＭＳ Ｐ明朝" w:hint="eastAsia"/>
-          <w:sz w:val="24"/>
-        </w:rPr>
-        <w:t>の一番始めの要素を参照し、それが数字か英語大文字かで条件分岐させた。これは今回のテキストファイルの形式であるからできる処理であり、汎用性はそこまでない。数字列であるなら、今度は</w:t>
-      </w:r>
-      <w:r>
-        <w:rPr>
-          <w:rFonts w:ascii="ＭＳ Ｐ明朝" w:eastAsia="ＭＳ Ｐ明朝" w:hAnsi="ＭＳ Ｐ明朝"/>
-          <w:sz w:val="24"/>
-        </w:rPr>
-        <w:t>int</w:t>
-      </w:r>
-      <w:r>
-        <w:rPr>
-          <w:rFonts w:ascii="ＭＳ Ｐ明朝" w:eastAsia="ＭＳ Ｐ明朝" w:hAnsi="ＭＳ Ｐ明朝" w:hint="eastAsia"/>
-          <w:sz w:val="24"/>
-        </w:rPr>
-        <w:t>型の</w:t>
-      </w:r>
-      <w:r>
-        <w:rPr>
-          <w:rFonts w:ascii="ＭＳ Ｐ明朝" w:eastAsia="ＭＳ Ｐ明朝" w:hAnsi="ＭＳ Ｐ明朝"/>
-          <w:sz w:val="24"/>
-        </w:rPr>
-        <w:t>vector</w:t>
-      </w:r>
-      <w:r>
-        <w:rPr>
-          <w:rFonts w:ascii="ＭＳ Ｐ明朝" w:eastAsia="ＭＳ Ｐ明朝" w:hAnsi="ＭＳ Ｐ明朝" w:hint="eastAsia"/>
-          <w:sz w:val="24"/>
-        </w:rPr>
-        <w:t>コンテナである</w:t>
-      </w:r>
+      <w:proofErr w:type="spellEnd"/>
+      <w:r>
+        <w:rPr>
+          <w:rFonts w:ascii="ＭＳ Ｐ明朝" w:eastAsia="ＭＳ Ｐ明朝" w:hAnsi="ＭＳ Ｐ明朝" w:hint="eastAsia"/>
+          <w:sz w:val="24"/>
+        </w:rPr>
+        <w:t>で挿入していった。そして</w:t>
+      </w:r>
+      <w:proofErr w:type="spellStart"/>
+      <w:r>
+        <w:rPr>
+          <w:rFonts w:ascii="ＭＳ Ｐ明朝" w:eastAsia="ＭＳ Ｐ明朝" w:hAnsi="ＭＳ Ｐ明朝"/>
+          <w:sz w:val="24"/>
+        </w:rPr>
+        <w:t>file_descending_sort</w:t>
+      </w:r>
+      <w:proofErr w:type="spellEnd"/>
+      <w:r>
+        <w:rPr>
+          <w:rFonts w:ascii="ＭＳ Ｐ明朝" w:eastAsia="ＭＳ Ｐ明朝" w:hAnsi="ＭＳ Ｐ明朝" w:hint="eastAsia"/>
+          <w:sz w:val="24"/>
+        </w:rPr>
+        <w:t>関数に引数として</w:t>
+      </w:r>
+      <w:proofErr w:type="spellStart"/>
       <w:r>
         <w:rPr>
           <w:rFonts w:ascii="ＭＳ Ｐ明朝" w:eastAsia="ＭＳ Ｐ明朝" w:hAnsi="ＭＳ Ｐ明朝"/>
@@ -2672,69 +2924,15 @@
         </w:rPr>
         <w:t>file_nums</w:t>
       </w:r>
-      <w:r>
-        <w:rPr>
-          <w:rFonts w:ascii="ＭＳ Ｐ明朝" w:eastAsia="ＭＳ Ｐ明朝" w:hAnsi="ＭＳ Ｐ明朝" w:hint="eastAsia"/>
-          <w:sz w:val="24"/>
-        </w:rPr>
-        <w:t>を定義し、そこに</w:t>
-      </w:r>
-      <w:r>
-        <w:rPr>
-          <w:rFonts w:ascii="ＭＳ Ｐ明朝" w:eastAsia="ＭＳ Ｐ明朝" w:hAnsi="ＭＳ Ｐ明朝"/>
-          <w:sz w:val="24"/>
-        </w:rPr>
-        <w:t>string</w:t>
-      </w:r>
-      <w:r>
-        <w:rPr>
-          <w:rFonts w:ascii="ＭＳ Ｐ明朝" w:eastAsia="ＭＳ Ｐ明朝" w:hAnsi="ＭＳ Ｐ明朝" w:hint="eastAsia"/>
-          <w:sz w:val="24"/>
-        </w:rPr>
-        <w:t>型を</w:t>
-      </w:r>
-      <w:r>
-        <w:rPr>
-          <w:rFonts w:ascii="ＭＳ Ｐ明朝" w:eastAsia="ＭＳ Ｐ明朝" w:hAnsi="ＭＳ Ｐ明朝"/>
-          <w:sz w:val="24"/>
-        </w:rPr>
-        <w:t>int</w:t>
-      </w:r>
-      <w:r>
-        <w:rPr>
-          <w:rFonts w:ascii="ＭＳ Ｐ明朝" w:eastAsia="ＭＳ Ｐ明朝" w:hAnsi="ＭＳ Ｐ明朝" w:hint="eastAsia"/>
-          <w:sz w:val="24"/>
-        </w:rPr>
-        <w:t>型に変換させる</w:t>
-      </w:r>
-      <w:r>
-        <w:rPr>
-          <w:rFonts w:ascii="ＭＳ Ｐ明朝" w:eastAsia="ＭＳ Ｐ明朝" w:hAnsi="ＭＳ Ｐ明朝"/>
-          <w:sz w:val="24"/>
-        </w:rPr>
-        <w:t>stoi</w:t>
-      </w:r>
-      <w:r>
-        <w:rPr>
-          <w:rFonts w:ascii="ＭＳ Ｐ明朝" w:eastAsia="ＭＳ Ｐ明朝" w:hAnsi="ＭＳ Ｐ明朝" w:hint="eastAsia"/>
-          <w:sz w:val="24"/>
-        </w:rPr>
-        <w:t>関数を使用しながら、メンバ関数の</w:t>
-      </w:r>
-      <w:r>
-        <w:rPr>
-          <w:rFonts w:ascii="ＭＳ Ｐ明朝" w:eastAsia="ＭＳ Ｐ明朝" w:hAnsi="ＭＳ Ｐ明朝"/>
-          <w:sz w:val="24"/>
-        </w:rPr>
-        <w:t>push_back</w:t>
-      </w:r>
-      <w:r>
-        <w:rPr>
-          <w:rFonts w:ascii="ＭＳ Ｐ明朝" w:eastAsia="ＭＳ Ｐ明朝" w:hAnsi="ＭＳ Ｐ明朝" w:hint="eastAsia"/>
-          <w:sz w:val="24"/>
-        </w:rPr>
-        <w:t>で挿入していった。そして</w:t>
-      </w:r>
+      <w:proofErr w:type="spellEnd"/>
+      <w:r>
+        <w:rPr>
+          <w:rFonts w:ascii="ＭＳ Ｐ明朝" w:eastAsia="ＭＳ Ｐ明朝" w:hAnsi="ＭＳ Ｐ明朝" w:hint="eastAsia"/>
+          <w:sz w:val="24"/>
+        </w:rPr>
+        <w:t>を代入した。文字列である場合はそのまま</w:t>
+      </w:r>
+      <w:proofErr w:type="spellStart"/>
       <w:r>
         <w:rPr>
           <w:rFonts w:ascii="ＭＳ Ｐ明朝" w:eastAsia="ＭＳ Ｐ明朝" w:hAnsi="ＭＳ Ｐ明朝"/>
@@ -2742,27 +2940,15 @@
         </w:rPr>
         <w:t>file_descending_sort</w:t>
       </w:r>
-      <w:r>
-        <w:rPr>
-          <w:rFonts w:ascii="ＭＳ Ｐ明朝" w:eastAsia="ＭＳ Ｐ明朝" w:hAnsi="ＭＳ Ｐ明朝" w:hint="eastAsia"/>
-          <w:sz w:val="24"/>
-        </w:rPr>
-        <w:t>関数に引数として</w:t>
-      </w:r>
-      <w:r>
-        <w:rPr>
-          <w:rFonts w:ascii="ＭＳ Ｐ明朝" w:eastAsia="ＭＳ Ｐ明朝" w:hAnsi="ＭＳ Ｐ明朝"/>
-          <w:sz w:val="24"/>
-        </w:rPr>
-        <w:t>file_nums</w:t>
-      </w:r>
-      <w:r>
-        <w:rPr>
-          <w:rFonts w:ascii="ＭＳ Ｐ明朝" w:eastAsia="ＭＳ Ｐ明朝" w:hAnsi="ＭＳ Ｐ明朝" w:hint="eastAsia"/>
-          <w:sz w:val="24"/>
-        </w:rPr>
-        <w:t>を代入した。文字列である場合はそのまま</w:t>
-      </w:r>
+      <w:proofErr w:type="spellEnd"/>
+      <w:r>
+        <w:rPr>
+          <w:rFonts w:ascii="ＭＳ Ｐ明朝" w:eastAsia="ＭＳ Ｐ明朝" w:hAnsi="ＭＳ Ｐ明朝" w:hint="eastAsia"/>
+          <w:sz w:val="24"/>
+        </w:rPr>
+        <w:t>関数に代入した。今回は課題文の指示に関数のオーバーロード機能を使用するよう明記されていたので、</w:t>
+      </w:r>
+      <w:proofErr w:type="spellStart"/>
       <w:r>
         <w:rPr>
           <w:rFonts w:ascii="ＭＳ Ｐ明朝" w:eastAsia="ＭＳ Ｐ明朝" w:hAnsi="ＭＳ Ｐ明朝"/>
@@ -2770,20 +2956,7 @@
         </w:rPr>
         <w:t>file_descending_sort</w:t>
       </w:r>
-      <w:r>
-        <w:rPr>
-          <w:rFonts w:ascii="ＭＳ Ｐ明朝" w:eastAsia="ＭＳ Ｐ明朝" w:hAnsi="ＭＳ Ｐ明朝" w:hint="eastAsia"/>
-          <w:sz w:val="24"/>
-        </w:rPr>
-        <w:t>関数に代入した。今回は課題文の指示に関数のオーバーロード機能を使用するよう明記されていたので、</w:t>
-      </w:r>
-      <w:r>
-        <w:rPr>
-          <w:rFonts w:ascii="ＭＳ Ｐ明朝" w:eastAsia="ＭＳ Ｐ明朝" w:hAnsi="ＭＳ Ｐ明朝"/>
-          <w:sz w:val="24"/>
-        </w:rPr>
-        <w:t>file_descending_sort</w:t>
-      </w:r>
+      <w:proofErr w:type="spellEnd"/>
       <w:r>
         <w:rPr>
           <w:rFonts w:ascii="ＭＳ Ｐ明朝" w:eastAsia="ＭＳ Ｐ明朝" w:hAnsi="ＭＳ Ｐ明朝" w:hint="eastAsia"/>
@@ -2879,13 +3052,23 @@
           <m:t>)</m:t>
         </m:r>
       </m:oMath>
-      <w:r>
-        <w:rPr>
-          <w:rFonts w:ascii="ＭＳ Ｐ明朝" w:eastAsia="ＭＳ Ｐ明朝" w:hAnsi="ＭＳ Ｐ明朝" w:hint="eastAsia"/>
-          <w:sz w:val="24"/>
-        </w:rPr>
-        <w:t>であるのが懸念点であると考えられる。</w:t>
-      </w:r>
+      <w:proofErr w:type="gramStart"/>
+      <w:r>
+        <w:rPr>
+          <w:rFonts w:ascii="ＭＳ Ｐ明朝" w:eastAsia="ＭＳ Ｐ明朝" w:hAnsi="ＭＳ Ｐ明朝" w:hint="eastAsia"/>
+          <w:sz w:val="24"/>
+        </w:rPr>
+        <w:t>で</w:t>
+      </w:r>
+      <w:proofErr w:type="gramEnd"/>
+      <w:r>
+        <w:rPr>
+          <w:rFonts w:ascii="ＭＳ Ｐ明朝" w:eastAsia="ＭＳ Ｐ明朝" w:hAnsi="ＭＳ Ｐ明朝" w:hint="eastAsia"/>
+          <w:sz w:val="24"/>
+        </w:rPr>
+        <w:t>あるのが懸念点であると考えられる。</w:t>
+      </w:r>
+      <w:proofErr w:type="spellStart"/>
       <w:r>
         <w:rPr>
           <w:rFonts w:ascii="ＭＳ Ｐ明朝" w:eastAsia="ＭＳ Ｐ明朝" w:hAnsi="ＭＳ Ｐ明朝" w:hint="eastAsia"/>
@@ -2900,6 +3083,7 @@
         </w:rPr>
         <w:t>ile_descending_sort</w:t>
       </w:r>
+      <w:proofErr w:type="spellEnd"/>
       <w:r>
         <w:rPr>
           <w:rFonts w:ascii="ＭＳ Ｐ明朝" w:eastAsia="ＭＳ Ｐ明朝" w:hAnsi="ＭＳ Ｐ明朝" w:hint="eastAsia"/>
@@ -2907,6 +3091,7 @@
         </w:rPr>
         <w:t>関数の内部では引数が文字列でも数字列でも同様にこの処理をしている。なお要素と次の要素を比較する関係上、要素数全体を</w:t>
       </w:r>
+      <w:proofErr w:type="spellStart"/>
       <w:r>
         <w:rPr>
           <w:rFonts w:ascii="ＭＳ Ｐ明朝" w:eastAsia="ＭＳ Ｐ明朝" w:hAnsi="ＭＳ Ｐ明朝"/>
@@ -2914,6 +3099,7 @@
         </w:rPr>
         <w:t>len</w:t>
       </w:r>
+      <w:proofErr w:type="spellEnd"/>
       <w:r>
         <w:rPr>
           <w:rFonts w:ascii="ＭＳ Ｐ明朝" w:eastAsia="ＭＳ Ｐ明朝" w:hAnsi="ＭＳ Ｐ明朝" w:hint="eastAsia"/>
@@ -2935,13 +3121,31 @@
         </w:rPr>
         <w:t>文の条件を</w:t>
       </w:r>
-      <w:r>
-        <w:rPr>
-          <w:rFonts w:ascii="ＭＳ Ｐ明朝" w:eastAsia="ＭＳ Ｐ明朝" w:hAnsi="ＭＳ Ｐ明朝"/>
-          <w:sz w:val="24"/>
-        </w:rPr>
-        <w:t>i &lt; len</w:t>
-      </w:r>
+      <w:proofErr w:type="spellStart"/>
+      <w:r>
+        <w:rPr>
+          <w:rFonts w:ascii="ＭＳ Ｐ明朝" w:eastAsia="ＭＳ Ｐ明朝" w:hAnsi="ＭＳ Ｐ明朝"/>
+          <w:sz w:val="24"/>
+        </w:rPr>
+        <w:t>i</w:t>
+      </w:r>
+      <w:proofErr w:type="spellEnd"/>
+      <w:r>
+        <w:rPr>
+          <w:rFonts w:ascii="ＭＳ Ｐ明朝" w:eastAsia="ＭＳ Ｐ明朝" w:hAnsi="ＭＳ Ｐ明朝"/>
+          <w:sz w:val="24"/>
+        </w:rPr>
+        <w:t xml:space="preserve"> &lt; </w:t>
+      </w:r>
+      <w:proofErr w:type="spellStart"/>
+      <w:r>
+        <w:rPr>
+          <w:rFonts w:ascii="ＭＳ Ｐ明朝" w:eastAsia="ＭＳ Ｐ明朝" w:hAnsi="ＭＳ Ｐ明朝"/>
+          <w:sz w:val="24"/>
+        </w:rPr>
+        <w:t>len</w:t>
+      </w:r>
+      <w:proofErr w:type="spellEnd"/>
       <w:r>
         <w:rPr>
           <w:rFonts w:ascii="ＭＳ Ｐ明朝" w:eastAsia="ＭＳ Ｐ明朝" w:hAnsi="ＭＳ Ｐ明朝" w:hint="eastAsia"/>
@@ -2949,12 +3153,37 @@
         </w:rPr>
         <w:t xml:space="preserve">　ではなく、</w:t>
       </w:r>
-      <w:r>
-        <w:rPr>
-          <w:rFonts w:ascii="ＭＳ Ｐ明朝" w:eastAsia="ＭＳ Ｐ明朝" w:hAnsi="ＭＳ Ｐ明朝"/>
-          <w:sz w:val="24"/>
-        </w:rPr>
-        <w:t>i &lt; len – 1</w:t>
+      <w:proofErr w:type="spellStart"/>
+      <w:r>
+        <w:rPr>
+          <w:rFonts w:ascii="ＭＳ Ｐ明朝" w:eastAsia="ＭＳ Ｐ明朝" w:hAnsi="ＭＳ Ｐ明朝"/>
+          <w:sz w:val="24"/>
+        </w:rPr>
+        <w:t>i</w:t>
+      </w:r>
+      <w:proofErr w:type="spellEnd"/>
+      <w:r>
+        <w:rPr>
+          <w:rFonts w:ascii="ＭＳ Ｐ明朝" w:eastAsia="ＭＳ Ｐ明朝" w:hAnsi="ＭＳ Ｐ明朝"/>
+          <w:sz w:val="24"/>
+        </w:rPr>
+        <w:t xml:space="preserve"> &lt; </w:t>
+      </w:r>
+      <w:proofErr w:type="spellStart"/>
+      <w:r>
+        <w:rPr>
+          <w:rFonts w:ascii="ＭＳ Ｐ明朝" w:eastAsia="ＭＳ Ｐ明朝" w:hAnsi="ＭＳ Ｐ明朝"/>
+          <w:sz w:val="24"/>
+        </w:rPr>
+        <w:t>len</w:t>
+      </w:r>
+      <w:proofErr w:type="spellEnd"/>
+      <w:r>
+        <w:rPr>
+          <w:rFonts w:ascii="ＭＳ Ｐ明朝" w:eastAsia="ＭＳ Ｐ明朝" w:hAnsi="ＭＳ Ｐ明朝"/>
+          <w:sz w:val="24"/>
+        </w:rPr>
+        <w:t xml:space="preserve"> – 1</w:t>
       </w:r>
       <w:r>
         <w:rPr>
@@ -2968,7 +3197,112 @@
           <w:rFonts w:ascii="ＭＳ Ｐ明朝" w:eastAsia="ＭＳ Ｐ明朝" w:hAnsi="ＭＳ Ｐ明朝" w:hint="eastAsia"/>
           <w:sz w:val="24"/>
         </w:rPr>
-        <w:t>引数にアドレスを指定することで、引数の配列そのものを</w:t>
+        <w:t>引数にアドレスを指定することで、引数の配列そのものをいじる仕様にしたため、関数の型は</w:t>
+      </w:r>
+      <w:r>
+        <w:rPr>
+          <w:rFonts w:ascii="ＭＳ Ｐ明朝" w:eastAsia="ＭＳ Ｐ明朝" w:hAnsi="ＭＳ Ｐ明朝"/>
+          <w:sz w:val="24"/>
+        </w:rPr>
+        <w:t>void</w:t>
+      </w:r>
+      <w:r>
+        <w:rPr>
+          <w:rFonts w:ascii="ＭＳ Ｐ明朝" w:eastAsia="ＭＳ Ｐ明朝" w:hAnsi="ＭＳ Ｐ明朝" w:hint="eastAsia"/>
+          <w:sz w:val="24"/>
+        </w:rPr>
+        <w:t>型となっている。</w:t>
+      </w:r>
+    </w:p>
+    <w:p>
+      <w:pPr>
+        <w:rPr>
+          <w:rFonts w:ascii="ＭＳ Ｐ明朝" w:eastAsia="ＭＳ Ｐ明朝" w:hAnsi="ＭＳ Ｐ明朝"/>
+          <w:sz w:val="24"/>
+        </w:rPr>
+      </w:pPr>
+      <w:r>
+        <w:rPr>
+          <w:rFonts w:ascii="ＭＳ Ｐ明朝" w:eastAsia="ＭＳ Ｐ明朝" w:hAnsi="ＭＳ Ｐ明朝" w:hint="eastAsia"/>
+          <w:sz w:val="24"/>
+        </w:rPr>
+        <w:t xml:space="preserve">　これで最後に要素全てを出力する処理を行えば、ファイル内の文字列もしくは数字列が降順で出力されることとなる。</w:t>
+      </w:r>
+      <w:r>
+        <w:rPr>
+          <w:rFonts w:ascii="ＭＳ Ｐ明朝" w:eastAsia="ＭＳ Ｐ明朝" w:hAnsi="ＭＳ Ｐ明朝" w:hint="eastAsia"/>
+          <w:sz w:val="24"/>
+        </w:rPr>
+        <w:t>要素一つ一つはカンマで区切り、また最後の要素の出力の後に改行を出力するようにした。</w:t>
+      </w:r>
+      <w:r>
+        <w:rPr>
+          <w:rFonts w:ascii="ＭＳ Ｐ明朝" w:eastAsia="ＭＳ Ｐ明朝" w:hAnsi="ＭＳ Ｐ明朝" w:hint="eastAsia"/>
+          <w:sz w:val="24"/>
+        </w:rPr>
+        <w:t>あとはこの問題と次の</w:t>
+      </w:r>
+      <w:r>
+        <w:rPr>
+          <w:rFonts w:ascii="ＭＳ Ｐ明朝" w:eastAsia="ＭＳ Ｐ明朝" w:hAnsi="ＭＳ Ｐ明朝"/>
+          <w:sz w:val="24"/>
+        </w:rPr>
+        <w:t>5</w:t>
+      </w:r>
+      <w:r>
+        <w:rPr>
+          <w:rFonts w:ascii="ＭＳ Ｐ明朝" w:eastAsia="ＭＳ Ｐ明朝" w:hAnsi="ＭＳ Ｐ明朝" w:hint="eastAsia"/>
+          <w:sz w:val="24"/>
+        </w:rPr>
+        <w:t>番では、ファイルのオープンに失敗したときに、</w:t>
+      </w:r>
+      <w:proofErr w:type="spellStart"/>
+      <w:r>
+        <w:rPr>
+          <w:rFonts w:ascii="ＭＳ Ｐ明朝" w:eastAsia="ＭＳ Ｐ明朝" w:hAnsi="ＭＳ Ｐ明朝"/>
+          <w:sz w:val="24"/>
+        </w:rPr>
+        <w:t>cerr</w:t>
+      </w:r>
+      <w:proofErr w:type="spellEnd"/>
+      <w:r>
+        <w:rPr>
+          <w:rFonts w:ascii="ＭＳ Ｐ明朝" w:eastAsia="ＭＳ Ｐ明朝" w:hAnsi="ＭＳ Ｐ明朝" w:hint="eastAsia"/>
+          <w:sz w:val="24"/>
+        </w:rPr>
+        <w:t>でベタ打ちするのではなく、</w:t>
+      </w:r>
+      <w:proofErr w:type="spellStart"/>
+      <w:r>
+        <w:rPr>
+          <w:rFonts w:ascii="ＭＳ Ｐ明朝" w:eastAsia="ＭＳ Ｐ明朝" w:hAnsi="ＭＳ Ｐ明朝"/>
+          <w:sz w:val="24"/>
+        </w:rPr>
+        <w:t>errno</w:t>
+      </w:r>
+      <w:proofErr w:type="spellEnd"/>
+      <w:r>
+        <w:rPr>
+          <w:rFonts w:ascii="ＭＳ Ｐ明朝" w:eastAsia="ＭＳ Ｐ明朝" w:hAnsi="ＭＳ Ｐ明朝" w:hint="eastAsia"/>
+          <w:sz w:val="24"/>
+        </w:rPr>
+        <w:t>を利用した</w:t>
+      </w:r>
+      <w:proofErr w:type="spellStart"/>
+      <w:r>
+        <w:rPr>
+          <w:rFonts w:ascii="ＭＳ Ｐ明朝" w:eastAsia="ＭＳ Ｐ明朝" w:hAnsi="ＭＳ Ｐ明朝"/>
+          <w:sz w:val="24"/>
+        </w:rPr>
+        <w:t>perror</w:t>
+      </w:r>
+      <w:proofErr w:type="spellEnd"/>
+      <w:r>
+        <w:rPr>
+          <w:rFonts w:ascii="ＭＳ Ｐ明朝" w:eastAsia="ＭＳ Ｐ明朝" w:hAnsi="ＭＳ Ｐ明朝" w:hint="eastAsia"/>
+          <w:sz w:val="24"/>
+        </w:rPr>
+        <w:t>関数によってエラーメッセージを出力するようにした。ファイルのオープンに失敗すると</w:t>
       </w:r>
       <w:r>
         <w:rPr>
@@ -2976,79 +3310,9 @@
           <w:sz w:val="24"/>
         </w:rPr>
         <w:lastRenderedPageBreak/>
-        <w:t>いじる仕様にしたため、関数の型は</w:t>
-      </w:r>
-      <w:r>
-        <w:rPr>
-          <w:rFonts w:ascii="ＭＳ Ｐ明朝" w:eastAsia="ＭＳ Ｐ明朝" w:hAnsi="ＭＳ Ｐ明朝"/>
-          <w:sz w:val="24"/>
-        </w:rPr>
-        <w:t>void</w:t>
-      </w:r>
-      <w:r>
-        <w:rPr>
-          <w:rFonts w:ascii="ＭＳ Ｐ明朝" w:eastAsia="ＭＳ Ｐ明朝" w:hAnsi="ＭＳ Ｐ明朝" w:hint="eastAsia"/>
-          <w:sz w:val="24"/>
-        </w:rPr>
-        <w:t>型となっている。</w:t>
-      </w:r>
-    </w:p>
-    <w:p>
-      <w:pPr>
-        <w:rPr>
-          <w:rFonts w:ascii="ＭＳ Ｐ明朝" w:eastAsia="ＭＳ Ｐ明朝" w:hAnsi="ＭＳ Ｐ明朝"/>
-          <w:sz w:val="24"/>
-        </w:rPr>
-      </w:pPr>
-      <w:r>
-        <w:rPr>
-          <w:rFonts w:ascii="ＭＳ Ｐ明朝" w:eastAsia="ＭＳ Ｐ明朝" w:hAnsi="ＭＳ Ｐ明朝" w:hint="eastAsia"/>
-          <w:sz w:val="24"/>
-        </w:rPr>
-        <w:t xml:space="preserve">　これで最後に要素全てを出力する処理を行えば、ファイル内の文字列もしくは数字列が降順で出力されることとなる。</w:t>
-      </w:r>
-      <w:r>
-        <w:rPr>
-          <w:rFonts w:ascii="ＭＳ Ｐ明朝" w:eastAsia="ＭＳ Ｐ明朝" w:hAnsi="ＭＳ Ｐ明朝" w:hint="eastAsia"/>
-          <w:sz w:val="24"/>
-        </w:rPr>
-        <w:t>要素一つ一つはカンマで区切り、また最後の要素の出力の後に改行を出力するようにした。</w:t>
-      </w:r>
-      <w:r>
-        <w:rPr>
-          <w:rFonts w:ascii="ＭＳ Ｐ明朝" w:eastAsia="ＭＳ Ｐ明朝" w:hAnsi="ＭＳ Ｐ明朝" w:hint="eastAsia"/>
-          <w:sz w:val="24"/>
-        </w:rPr>
-        <w:t>あとはこの問題と次の</w:t>
-      </w:r>
-      <w:r>
-        <w:rPr>
-          <w:rFonts w:ascii="ＭＳ Ｐ明朝" w:eastAsia="ＭＳ Ｐ明朝" w:hAnsi="ＭＳ Ｐ明朝"/>
-          <w:sz w:val="24"/>
-        </w:rPr>
-        <w:t>5</w:t>
-      </w:r>
-      <w:r>
-        <w:rPr>
-          <w:rFonts w:ascii="ＭＳ Ｐ明朝" w:eastAsia="ＭＳ Ｐ明朝" w:hAnsi="ＭＳ Ｐ明朝" w:hint="eastAsia"/>
-          <w:sz w:val="24"/>
-        </w:rPr>
-        <w:t>番では、ファイルのオープンに失敗したときに、</w:t>
-      </w:r>
-      <w:r>
-        <w:rPr>
-          <w:rFonts w:ascii="ＭＳ Ｐ明朝" w:eastAsia="ＭＳ Ｐ明朝" w:hAnsi="ＭＳ Ｐ明朝"/>
-          <w:sz w:val="24"/>
-        </w:rPr>
-        <w:t>cerr</w:t>
-      </w:r>
-      <w:r>
-        <w:rPr>
-          <w:rFonts w:ascii="ＭＳ Ｐ明朝" w:eastAsia="ＭＳ Ｐ明朝" w:hAnsi="ＭＳ Ｐ明朝" w:hint="eastAsia"/>
-          <w:sz w:val="24"/>
-        </w:rPr>
-        <w:t>でベタ打ちするのではなく、</w:t>
-      </w:r>
+        <w:t>いうのは、ユーザーの利用によるものではなくコンピュータの方に委ねられるものであるため、</w:t>
+      </w:r>
+      <w:proofErr w:type="spellStart"/>
       <w:r>
         <w:rPr>
           <w:rFonts w:ascii="ＭＳ Ｐ明朝" w:eastAsia="ＭＳ Ｐ明朝" w:hAnsi="ＭＳ Ｐ明朝"/>
@@ -3056,13 +3320,22 @@
         </w:rPr>
         <w:t>errno</w:t>
       </w:r>
-      <w:r>
-        <w:rPr>
-          <w:rFonts w:ascii="ＭＳ Ｐ明朝" w:eastAsia="ＭＳ Ｐ明朝" w:hAnsi="ＭＳ Ｐ明朝" w:hint="eastAsia"/>
-          <w:sz w:val="24"/>
-        </w:rPr>
-        <w:t>を利用した</w:t>
-      </w:r>
+      <w:proofErr w:type="spellEnd"/>
+      <w:r>
+        <w:rPr>
+          <w:rFonts w:ascii="ＭＳ Ｐ明朝" w:eastAsia="ＭＳ Ｐ明朝" w:hAnsi="ＭＳ Ｐ明朝" w:hint="eastAsia"/>
+          <w:sz w:val="24"/>
+        </w:rPr>
+        <w:t>を利用し</w:t>
+      </w:r>
+      <w:r>
+        <w:rPr>
+          <w:rFonts w:ascii="ＭＳ Ｐ明朝" w:eastAsia="ＭＳ Ｐ明朝" w:hAnsi="ＭＳ Ｐ明朝" w:hint="eastAsia"/>
+          <w:sz w:val="24"/>
+        </w:rPr>
+        <w:t>、</w:t>
+      </w:r>
+      <w:proofErr w:type="spellStart"/>
       <w:r>
         <w:rPr>
           <w:rFonts w:ascii="ＭＳ Ｐ明朝" w:eastAsia="ＭＳ Ｐ明朝" w:hAnsi="ＭＳ Ｐ明朝"/>
@@ -3070,41 +3343,7 @@
         </w:rPr>
         <w:t>perror</w:t>
       </w:r>
-      <w:r>
-        <w:rPr>
-          <w:rFonts w:ascii="ＭＳ Ｐ明朝" w:eastAsia="ＭＳ Ｐ明朝" w:hAnsi="ＭＳ Ｐ明朝" w:hint="eastAsia"/>
-          <w:sz w:val="24"/>
-        </w:rPr>
-        <w:t>関数によってエラーメッセージを出力するようにした。ファイルのオープンに失敗するというのは、ユーザーの利用によるものではなくコンピュータの方に委ねられるものであるため、</w:t>
-      </w:r>
-      <w:r>
-        <w:rPr>
-          <w:rFonts w:ascii="ＭＳ Ｐ明朝" w:eastAsia="ＭＳ Ｐ明朝" w:hAnsi="ＭＳ Ｐ明朝"/>
-          <w:sz w:val="24"/>
-        </w:rPr>
-        <w:t>errno</w:t>
-      </w:r>
-      <w:r>
-        <w:rPr>
-          <w:rFonts w:ascii="ＭＳ Ｐ明朝" w:eastAsia="ＭＳ Ｐ明朝" w:hAnsi="ＭＳ Ｐ明朝" w:hint="eastAsia"/>
-          <w:sz w:val="24"/>
-        </w:rPr>
-        <w:t>を利用し</w:t>
-      </w:r>
-      <w:r>
-        <w:rPr>
-          <w:rFonts w:ascii="ＭＳ Ｐ明朝" w:eastAsia="ＭＳ Ｐ明朝" w:hAnsi="ＭＳ Ｐ明朝" w:hint="eastAsia"/>
-          <w:sz w:val="24"/>
-        </w:rPr>
-        <w:t>、</w:t>
-      </w:r>
-      <w:r>
-        <w:rPr>
-          <w:rFonts w:ascii="ＭＳ Ｐ明朝" w:eastAsia="ＭＳ Ｐ明朝" w:hAnsi="ＭＳ Ｐ明朝"/>
-          <w:sz w:val="24"/>
-        </w:rPr>
-        <w:t>perror</w:t>
-      </w:r>
+      <w:proofErr w:type="spellEnd"/>
       <w:r>
         <w:rPr>
           <w:rFonts w:ascii="ＭＳ Ｐ明朝" w:eastAsia="ＭＳ Ｐ明朝" w:hAnsi="ＭＳ Ｐ明朝" w:hint="eastAsia"/>
@@ -3209,7 +3448,122 @@
     <w:p>
       <w:pPr>
         <w:rPr>
-          <w:rFonts w:ascii="ＭＳ Ｐ明朝" w:eastAsia="ＭＳ Ｐ明朝" w:hAnsi="ＭＳ Ｐ明朝"/>
+          <w:rFonts w:ascii="ＭＳ Ｐ明朝" w:eastAsia="ＭＳ Ｐ明朝" w:hAnsi="ＭＳ Ｐ明朝" w:hint="eastAsia"/>
+          <w:sz w:val="24"/>
+        </w:rPr>
+      </w:pPr>
+      <w:r>
+        <w:rPr>
+          <w:rFonts w:ascii="ＭＳ Ｐ明朝" w:eastAsia="ＭＳ Ｐ明朝" w:hAnsi="ＭＳ Ｐ明朝" w:hint="eastAsia"/>
+          <w:sz w:val="24"/>
+        </w:rPr>
+        <w:t xml:space="preserve">　数字列に関しては量が膨大なため、一部抜粋とした。</w:t>
+      </w:r>
+    </w:p>
+    <w:p>
+      <w:pPr>
+        <w:jc w:val="center"/>
+        <w:rPr>
+          <w:rFonts w:ascii="ＭＳ Ｐ明朝" w:eastAsia="ＭＳ Ｐ明朝" w:hAnsi="ＭＳ Ｐ明朝"/>
+          <w:sz w:val="24"/>
+        </w:rPr>
+      </w:pPr>
+      <w:r>
+        <w:rPr>
+          <w:rFonts w:ascii="ＭＳ Ｐ明朝" w:eastAsia="ＭＳ Ｐ明朝" w:hAnsi="ＭＳ Ｐ明朝"/>
+          <w:sz w:val="24"/>
+        </w:rPr>
+        <w:drawing>
+          <wp:inline distT="0" distB="0" distL="0" distR="0" wp14:anchorId="232F9A6E" wp14:editId="7CE7E747">
+            <wp:extent cx="4445540" cy="4024719"/>
+            <wp:effectExtent l="0" t="0" r="0" b="0"/>
+            <wp:docPr id="511644986" name="図 1"/>
+            <wp:cNvGraphicFramePr>
+              <a:graphicFrameLocks xmlns:a="http://schemas.openxmlformats.org/drawingml/2006/main" noChangeAspect="1"/>
+            </wp:cNvGraphicFramePr>
+            <a:graphic xmlns:a="http://schemas.openxmlformats.org/drawingml/2006/main">
+              <a:graphicData uri="http://schemas.openxmlformats.org/drawingml/2006/picture">
+                <pic:pic xmlns:pic="http://schemas.openxmlformats.org/drawingml/2006/picture">
+                  <pic:nvPicPr>
+                    <pic:cNvPr id="511644986" name=""/>
+                    <pic:cNvPicPr/>
+                  </pic:nvPicPr>
+                  <pic:blipFill>
+                    <a:blip r:embed="rId10"/>
+                    <a:stretch>
+                      <a:fillRect/>
+                    </a:stretch>
+                  </pic:blipFill>
+                  <pic:spPr>
+                    <a:xfrm>
+                      <a:off x="0" y="0"/>
+                      <a:ext cx="4471067" cy="4047830"/>
+                    </a:xfrm>
+                    <a:prstGeom prst="rect">
+                      <a:avLst/>
+                    </a:prstGeom>
+                  </pic:spPr>
+                </pic:pic>
+              </a:graphicData>
+            </a:graphic>
+          </wp:inline>
+        </w:drawing>
+      </w:r>
+    </w:p>
+    <w:p>
+      <w:pPr>
+        <w:jc w:val="center"/>
+        <w:rPr>
+          <w:rFonts w:ascii="ＭＳ Ｐ明朝" w:eastAsia="ＭＳ Ｐ明朝" w:hAnsi="ＭＳ Ｐ明朝"/>
+          <w:sz w:val="24"/>
+        </w:rPr>
+      </w:pPr>
+      <w:r>
+        <w:rPr>
+          <w:rFonts w:ascii="ＭＳ Ｐ明朝" w:eastAsia="ＭＳ Ｐ明朝" w:hAnsi="ＭＳ Ｐ明朝"/>
+          <w:sz w:val="24"/>
+        </w:rPr>
+        <w:drawing>
+          <wp:inline distT="0" distB="0" distL="0" distR="0" wp14:anchorId="38A2B4A8" wp14:editId="65F8FF4C">
+            <wp:extent cx="4640094" cy="749159"/>
+            <wp:effectExtent l="0" t="0" r="0" b="0"/>
+            <wp:docPr id="754088910" name="図 1"/>
+            <wp:cNvGraphicFramePr>
+              <a:graphicFrameLocks xmlns:a="http://schemas.openxmlformats.org/drawingml/2006/main" noChangeAspect="1"/>
+            </wp:cNvGraphicFramePr>
+            <a:graphic xmlns:a="http://schemas.openxmlformats.org/drawingml/2006/main">
+              <a:graphicData uri="http://schemas.openxmlformats.org/drawingml/2006/picture">
+                <pic:pic xmlns:pic="http://schemas.openxmlformats.org/drawingml/2006/picture">
+                  <pic:nvPicPr>
+                    <pic:cNvPr id="754088910" name=""/>
+                    <pic:cNvPicPr/>
+                  </pic:nvPicPr>
+                  <pic:blipFill>
+                    <a:blip r:embed="rId11"/>
+                    <a:stretch>
+                      <a:fillRect/>
+                    </a:stretch>
+                  </pic:blipFill>
+                  <pic:spPr>
+                    <a:xfrm>
+                      <a:off x="0" y="0"/>
+                      <a:ext cx="4773924" cy="770766"/>
+                    </a:xfrm>
+                    <a:prstGeom prst="rect">
+                      <a:avLst/>
+                    </a:prstGeom>
+                  </pic:spPr>
+                </pic:pic>
+              </a:graphicData>
+            </a:graphic>
+          </wp:inline>
+        </w:drawing>
+      </w:r>
+    </w:p>
+    <w:p>
+      <w:pPr>
+        <w:rPr>
+          <w:rFonts w:ascii="ＭＳ Ｐ明朝" w:eastAsia="ＭＳ Ｐ明朝" w:hAnsi="ＭＳ Ｐ明朝" w:hint="eastAsia"/>
           <w:sz w:val="24"/>
         </w:rPr>
       </w:pPr>
@@ -3228,6 +3582,7 @@
           <w:sz w:val="32"/>
           <w:szCs w:val="32"/>
         </w:rPr>
+        <w:lastRenderedPageBreak/>
         <w:t>5</w:t>
       </w:r>
       <w:r>
@@ -3287,7 +3642,28 @@
           <w:rFonts w:ascii="ＭＳ Ｐ明朝" w:eastAsia="ＭＳ Ｐ明朝" w:hAnsi="ＭＳ Ｐ明朝"/>
           <w:sz w:val="24"/>
         </w:rPr>
-        <w:t xml:space="preserve"> -o </w:t>
+        <w:t xml:space="preserve"> -o ./2412747_kadai2-5</w:t>
+      </w:r>
+      <w:r>
+        <w:rPr>
+          <w:rFonts w:ascii="ＭＳ Ｐ明朝" w:eastAsia="ＭＳ Ｐ明朝" w:hAnsi="ＭＳ Ｐ明朝" w:hint="eastAsia"/>
+          <w:sz w:val="24"/>
+        </w:rPr>
+        <w:t>」</w:t>
+      </w:r>
+      <w:r>
+        <w:rPr>
+          <w:rFonts w:ascii="ＭＳ Ｐ明朝" w:eastAsia="ＭＳ Ｐ明朝" w:hAnsi="ＭＳ Ｐ明朝" w:hint="eastAsia"/>
+          <w:sz w:val="24"/>
+        </w:rPr>
+        <w:t>とコンパイルし、</w:t>
+      </w:r>
+      <w:r>
+        <w:rPr>
+          <w:rFonts w:ascii="ＭＳ Ｐ明朝" w:eastAsia="ＭＳ Ｐ明朝" w:hAnsi="ＭＳ Ｐ明朝" w:hint="eastAsia"/>
+          <w:sz w:val="24"/>
+        </w:rPr>
+        <w:t>「</w:t>
       </w:r>
       <w:r>
         <w:rPr>
@@ -3305,6 +3681,13 @@
       </w:r>
       <w:r>
         <w:rPr>
+          <w:rFonts w:ascii="ＭＳ Ｐ明朝" w:eastAsia="ＭＳ Ｐ明朝" w:hAnsi="ＭＳ Ｐ明朝"/>
+          <w:sz w:val="24"/>
+        </w:rPr>
+        <w:t xml:space="preserve"> file2026/</w:t>
+      </w:r>
+      <w:r>
+        <w:rPr>
           <w:rFonts w:ascii="ＭＳ Ｐ明朝" w:eastAsia="ＭＳ Ｐ明朝" w:hAnsi="ＭＳ Ｐ明朝" w:hint="eastAsia"/>
           <w:sz w:val="24"/>
         </w:rPr>
@@ -3315,48 +3698,6 @@
           <w:rFonts w:ascii="ＭＳ Ｐ明朝" w:eastAsia="ＭＳ Ｐ明朝" w:hAnsi="ＭＳ Ｐ明朝" w:hint="eastAsia"/>
           <w:sz w:val="24"/>
         </w:rPr>
-        <w:t>とコンパイルし、</w:t>
-      </w:r>
-      <w:r>
-        <w:rPr>
-          <w:rFonts w:ascii="ＭＳ Ｐ明朝" w:eastAsia="ＭＳ Ｐ明朝" w:hAnsi="ＭＳ Ｐ明朝" w:hint="eastAsia"/>
-          <w:sz w:val="24"/>
-        </w:rPr>
-        <w:t>「</w:t>
-      </w:r>
-      <w:r>
-        <w:rPr>
-          <w:rFonts w:ascii="ＭＳ Ｐ明朝" w:eastAsia="ＭＳ Ｐ明朝" w:hAnsi="ＭＳ Ｐ明朝"/>
-          <w:sz w:val="24"/>
-        </w:rPr>
-        <w:t>./2412747_kadai2-</w:t>
-      </w:r>
-      <w:r>
-        <w:rPr>
-          <w:rFonts w:ascii="ＭＳ Ｐ明朝" w:eastAsia="ＭＳ Ｐ明朝" w:hAnsi="ＭＳ Ｐ明朝"/>
-          <w:sz w:val="24"/>
-        </w:rPr>
-        <w:t>5</w:t>
-      </w:r>
-      <w:r>
-        <w:rPr>
-          <w:rFonts w:ascii="ＭＳ Ｐ明朝" w:eastAsia="ＭＳ Ｐ明朝" w:hAnsi="ＭＳ Ｐ明朝"/>
-          <w:sz w:val="24"/>
-        </w:rPr>
-        <w:t xml:space="preserve"> file2026/</w:t>
-      </w:r>
-      <w:r>
-        <w:rPr>
-          <w:rFonts w:ascii="ＭＳ Ｐ明朝" w:eastAsia="ＭＳ Ｐ明朝" w:hAnsi="ＭＳ Ｐ明朝" w:hint="eastAsia"/>
-          <w:sz w:val="24"/>
-        </w:rPr>
-        <w:t>」</w:t>
-      </w:r>
-      <w:r>
-        <w:rPr>
-          <w:rFonts w:ascii="ＭＳ Ｐ明朝" w:eastAsia="ＭＳ Ｐ明朝" w:hAnsi="ＭＳ Ｐ明朝" w:hint="eastAsia"/>
-          <w:sz w:val="24"/>
-        </w:rPr>
         <w:t>というように、引数にバイナリファイルが存在するディレクトリのパス名を指定して実行する。</w:t>
       </w:r>
     </w:p>
@@ -3486,15 +3827,7 @@
           <w:rFonts w:ascii="ＭＳ Ｐ明朝" w:eastAsia="ＭＳ Ｐ明朝" w:hAnsi="ＭＳ Ｐ明朝" w:hint="eastAsia"/>
           <w:sz w:val="24"/>
         </w:rPr>
-        <w:t>で軒並み実装された便利な関数等が使用できない点が挙</w:t>
-      </w:r>
-      <w:r>
-        <w:rPr>
-          <w:rFonts w:ascii="ＭＳ Ｐ明朝" w:eastAsia="ＭＳ Ｐ明朝" w:hAnsi="ＭＳ Ｐ明朝" w:hint="eastAsia"/>
-          <w:sz w:val="24"/>
-        </w:rPr>
-        <w:lastRenderedPageBreak/>
-        <w:t>げられる。</w:t>
+        <w:t>で軒並み実装された便利な関数等が使用できない点が挙げられる。</w:t>
       </w:r>
       <w:r>
         <w:rPr>
@@ -3553,13 +3886,24 @@
         </w:rPr>
         <w:t>というものがあるらしいが、今回は使用できないので</w:t>
       </w:r>
-      <w:r>
-        <w:rPr>
-          <w:rFonts w:ascii="ＭＳ Ｐ明朝" w:eastAsia="ＭＳ Ｐ明朝" w:hAnsi="ＭＳ Ｐ明朝"/>
-          <w:sz w:val="24"/>
-        </w:rPr>
-        <w:t>dirent.h</w:t>
-      </w:r>
+      <w:proofErr w:type="spellStart"/>
+      <w:r>
+        <w:rPr>
+          <w:rFonts w:ascii="ＭＳ Ｐ明朝" w:eastAsia="ＭＳ Ｐ明朝" w:hAnsi="ＭＳ Ｐ明朝"/>
+          <w:sz w:val="24"/>
+        </w:rPr>
+        <w:t>dirent.</w:t>
+      </w:r>
+      <w:proofErr w:type="gramStart"/>
+      <w:r>
+        <w:rPr>
+          <w:rFonts w:ascii="ＭＳ Ｐ明朝" w:eastAsia="ＭＳ Ｐ明朝" w:hAnsi="ＭＳ Ｐ明朝"/>
+          <w:sz w:val="24"/>
+        </w:rPr>
+        <w:t>h</w:t>
+      </w:r>
+      <w:proofErr w:type="spellEnd"/>
+      <w:proofErr w:type="gramEnd"/>
       <w:r>
         <w:rPr>
           <w:rFonts w:ascii="ＭＳ Ｐ明朝" w:eastAsia="ＭＳ Ｐ明朝" w:hAnsi="ＭＳ Ｐ明朝" w:hint="eastAsia"/>
@@ -3588,6 +3932,7 @@
         </w:rPr>
         <w:t>ライブラリ内の</w:t>
       </w:r>
+      <w:proofErr w:type="spellStart"/>
       <w:r>
         <w:rPr>
           <w:rFonts w:ascii="ＭＳ Ｐ明朝" w:eastAsia="ＭＳ Ｐ明朝" w:hAnsi="ＭＳ Ｐ明朝"/>
@@ -3595,6 +3940,7 @@
         </w:rPr>
         <w:t>opendir</w:t>
       </w:r>
+      <w:proofErr w:type="spellEnd"/>
       <w:r>
         <w:rPr>
           <w:rFonts w:ascii="ＭＳ Ｐ明朝" w:eastAsia="ＭＳ Ｐ明朝" w:hAnsi="ＭＳ Ｐ明朝" w:hint="eastAsia"/>
@@ -3616,6 +3962,7 @@
         </w:rPr>
         <w:t>構造体に情報を代入している。このとき</w:t>
       </w:r>
+      <w:proofErr w:type="spellStart"/>
       <w:r>
         <w:rPr>
           <w:rFonts w:ascii="ＭＳ Ｐ明朝" w:eastAsia="ＭＳ Ｐ明朝" w:hAnsi="ＭＳ Ｐ明朝"/>
@@ -3623,6 +3970,7 @@
         </w:rPr>
         <w:t>opendir</w:t>
       </w:r>
+      <w:proofErr w:type="spellEnd"/>
       <w:r>
         <w:rPr>
           <w:rFonts w:ascii="ＭＳ Ｐ明朝" w:eastAsia="ＭＳ Ｐ明朝" w:hAnsi="ＭＳ Ｐ明朝" w:hint="eastAsia"/>
@@ -3658,6 +4006,7 @@
         </w:rPr>
         <w:t>型のメンバ関数である</w:t>
       </w:r>
+      <w:proofErr w:type="spellStart"/>
       <w:r>
         <w:rPr>
           <w:rFonts w:ascii="ＭＳ Ｐ明朝" w:eastAsia="ＭＳ Ｐ明朝" w:hAnsi="ＭＳ Ｐ明朝"/>
@@ -3679,6 +4028,7 @@
         </w:rPr>
         <w:t>str</w:t>
       </w:r>
+      <w:proofErr w:type="spellEnd"/>
       <w:r>
         <w:rPr>
           <w:rFonts w:ascii="ＭＳ Ｐ明朝" w:eastAsia="ＭＳ Ｐ明朝" w:hAnsi="ＭＳ Ｐ明朝" w:hint="eastAsia"/>
@@ -3750,6 +4100,7 @@
         </w:rPr>
         <w:t>コンテナと、ディレクトリ操作を行うための</w:t>
       </w:r>
+      <w:proofErr w:type="spellStart"/>
       <w:r>
         <w:rPr>
           <w:rFonts w:ascii="ＭＳ Ｐ明朝" w:eastAsia="ＭＳ Ｐ明朝" w:hAnsi="ＭＳ Ｐ明朝"/>
@@ -3757,6 +4108,7 @@
         </w:rPr>
         <w:t>dirent</w:t>
       </w:r>
+      <w:proofErr w:type="spellEnd"/>
       <w:r>
         <w:rPr>
           <w:rFonts w:ascii="ＭＳ Ｐ明朝" w:eastAsia="ＭＳ Ｐ明朝" w:hAnsi="ＭＳ Ｐ明朝" w:hint="eastAsia"/>
@@ -3764,6 +4116,7 @@
         </w:rPr>
         <w:t>構造体の宣言をする。この</w:t>
       </w:r>
+      <w:proofErr w:type="spellStart"/>
       <w:r>
         <w:rPr>
           <w:rFonts w:ascii="ＭＳ Ｐ明朝" w:eastAsia="ＭＳ Ｐ明朝" w:hAnsi="ＭＳ Ｐ明朝"/>
@@ -3771,6 +4124,7 @@
         </w:rPr>
         <w:t>dirent</w:t>
       </w:r>
+      <w:proofErr w:type="spellEnd"/>
       <w:r>
         <w:rPr>
           <w:rFonts w:ascii="ＭＳ Ｐ明朝" w:eastAsia="ＭＳ Ｐ明朝" w:hAnsi="ＭＳ Ｐ明朝" w:hint="eastAsia"/>
@@ -3778,6 +4132,7 @@
         </w:rPr>
         <w:t>構造体には、エントリのファイル番号の</w:t>
       </w:r>
+      <w:proofErr w:type="spellStart"/>
       <w:r>
         <w:rPr>
           <w:rFonts w:ascii="ＭＳ Ｐ明朝" w:eastAsia="ＭＳ Ｐ明朝" w:hAnsi="ＭＳ Ｐ明朝"/>
@@ -3785,6 +4140,7 @@
         </w:rPr>
         <w:t>d_fileno</w:t>
       </w:r>
+      <w:proofErr w:type="spellEnd"/>
       <w:r>
         <w:rPr>
           <w:rFonts w:ascii="ＭＳ Ｐ明朝" w:eastAsia="ＭＳ Ｐ明朝" w:hAnsi="ＭＳ Ｐ明朝" w:hint="eastAsia"/>
@@ -3792,6 +4148,7 @@
         </w:rPr>
         <w:t>、レコードの長さの</w:t>
       </w:r>
+      <w:proofErr w:type="spellStart"/>
       <w:r>
         <w:rPr>
           <w:rFonts w:ascii="ＭＳ Ｐ明朝" w:eastAsia="ＭＳ Ｐ明朝" w:hAnsi="ＭＳ Ｐ明朝"/>
@@ -3799,6 +4156,7 @@
         </w:rPr>
         <w:t>d_reclen</w:t>
       </w:r>
+      <w:proofErr w:type="spellEnd"/>
       <w:r>
         <w:rPr>
           <w:rFonts w:ascii="ＭＳ Ｐ明朝" w:eastAsia="ＭＳ Ｐ明朝" w:hAnsi="ＭＳ Ｐ明朝" w:hint="eastAsia"/>
@@ -3806,6 +4164,7 @@
         </w:rPr>
         <w:t>、ファイルタイプの</w:t>
       </w:r>
+      <w:proofErr w:type="spellStart"/>
       <w:r>
         <w:rPr>
           <w:rFonts w:ascii="ＭＳ Ｐ明朝" w:eastAsia="ＭＳ Ｐ明朝" w:hAnsi="ＭＳ Ｐ明朝"/>
@@ -3813,6 +4172,7 @@
         </w:rPr>
         <w:t>d_type</w:t>
       </w:r>
+      <w:proofErr w:type="spellEnd"/>
       <w:r>
         <w:rPr>
           <w:rFonts w:ascii="ＭＳ Ｐ明朝" w:eastAsia="ＭＳ Ｐ明朝" w:hAnsi="ＭＳ Ｐ明朝" w:hint="eastAsia"/>
@@ -3820,6 +4180,7 @@
         </w:rPr>
         <w:t>、ファイル名の文字列長の</w:t>
       </w:r>
+      <w:proofErr w:type="spellStart"/>
       <w:r>
         <w:rPr>
           <w:rFonts w:ascii="ＭＳ Ｐ明朝" w:eastAsia="ＭＳ Ｐ明朝" w:hAnsi="ＭＳ Ｐ明朝"/>
@@ -3827,6 +4188,7 @@
         </w:rPr>
         <w:t>d_namlen</w:t>
       </w:r>
+      <w:proofErr w:type="spellEnd"/>
       <w:r>
         <w:rPr>
           <w:rFonts w:ascii="ＭＳ Ｐ明朝" w:eastAsia="ＭＳ Ｐ明朝" w:hAnsi="ＭＳ Ｐ明朝" w:hint="eastAsia"/>
@@ -3834,6 +4196,7 @@
         </w:rPr>
         <w:t>、ファイル名の</w:t>
       </w:r>
+      <w:proofErr w:type="spellStart"/>
       <w:r>
         <w:rPr>
           <w:rFonts w:ascii="ＭＳ Ｐ明朝" w:eastAsia="ＭＳ Ｐ明朝" w:hAnsi="ＭＳ Ｐ明朝"/>
@@ -3841,6 +4204,7 @@
         </w:rPr>
         <w:t>d_name</w:t>
       </w:r>
+      <w:proofErr w:type="spellEnd"/>
       <w:r>
         <w:rPr>
           <w:rFonts w:ascii="ＭＳ Ｐ明朝" w:eastAsia="ＭＳ Ｐ明朝" w:hAnsi="ＭＳ Ｐ明朝" w:hint="eastAsia"/>
@@ -3855,6 +4219,7 @@
         </w:rPr>
         <w:t>ディレクトリを読み取る</w:t>
       </w:r>
+      <w:proofErr w:type="spellStart"/>
       <w:r>
         <w:rPr>
           <w:rFonts w:ascii="ＭＳ Ｐ明朝" w:eastAsia="ＭＳ Ｐ明朝" w:hAnsi="ＭＳ Ｐ明朝"/>
@@ -3862,6 +4227,7 @@
         </w:rPr>
         <w:t>readdir</w:t>
       </w:r>
+      <w:proofErr w:type="spellEnd"/>
       <w:r>
         <w:rPr>
           <w:rFonts w:ascii="ＭＳ Ｐ明朝" w:eastAsia="ＭＳ Ｐ明朝" w:hAnsi="ＭＳ Ｐ明朝" w:hint="eastAsia"/>
@@ -3950,6 +4316,7 @@
           <w:rFonts w:ascii="ＭＳ Ｐ明朝" w:eastAsia="ＭＳ Ｐ明朝" w:hAnsi="ＭＳ Ｐ明朝" w:hint="eastAsia"/>
           <w:sz w:val="24"/>
         </w:rPr>
+        <w:lastRenderedPageBreak/>
         <w:t>「</w:t>
       </w:r>
       <w:r>
@@ -4077,12 +4444,21 @@
         </w:rPr>
         <w:t>」というものが含まれているが、これは自分の</w:t>
       </w:r>
-      <w:r>
-        <w:rPr>
-          <w:rFonts w:ascii="ＭＳ Ｐ明朝" w:eastAsia="ＭＳ Ｐ明朝" w:hAnsi="ＭＳ Ｐ明朝"/>
-          <w:sz w:val="24"/>
-        </w:rPr>
-        <w:t>inode(</w:t>
+      <w:proofErr w:type="spellStart"/>
+      <w:r>
+        <w:rPr>
+          <w:rFonts w:ascii="ＭＳ Ｐ明朝" w:eastAsia="ＭＳ Ｐ明朝" w:hAnsi="ＭＳ Ｐ明朝"/>
+          <w:sz w:val="24"/>
+        </w:rPr>
+        <w:t>inode</w:t>
+      </w:r>
+      <w:proofErr w:type="spellEnd"/>
+      <w:r>
+        <w:rPr>
+          <w:rFonts w:ascii="ＭＳ Ｐ明朝" w:eastAsia="ＭＳ Ｐ明朝" w:hAnsi="ＭＳ Ｐ明朝"/>
+          <w:sz w:val="24"/>
+        </w:rPr>
+        <w:t>(</w:t>
       </w:r>
       <w:r>
         <w:rPr>
@@ -4105,6 +4481,7 @@
         </w:rPr>
         <w:t>と親の</w:t>
       </w:r>
+      <w:proofErr w:type="spellStart"/>
       <w:r>
         <w:rPr>
           <w:rFonts w:ascii="ＭＳ Ｐ明朝" w:eastAsia="ＭＳ Ｐ明朝" w:hAnsi="ＭＳ Ｐ明朝"/>
@@ -4112,6 +4489,7 @@
         </w:rPr>
         <w:t>inode</w:t>
       </w:r>
+      <w:proofErr w:type="spellEnd"/>
       <w:r>
         <w:rPr>
           <w:rFonts w:ascii="ＭＳ Ｐ明朝" w:eastAsia="ＭＳ Ｐ明朝" w:hAnsi="ＭＳ Ｐ明朝" w:hint="eastAsia"/>
@@ -4119,6 +4497,7 @@
         </w:rPr>
         <w:t>を意味する。そのため、もしこれを除外しなかった場合、</w:t>
       </w:r>
+      <w:proofErr w:type="spellStart"/>
       <w:r>
         <w:rPr>
           <w:rFonts w:ascii="ＭＳ Ｐ明朝" w:eastAsia="ＭＳ Ｐ明朝" w:hAnsi="ＭＳ Ｐ明朝"/>
@@ -4126,6 +4505,7 @@
         </w:rPr>
         <w:t>readdir</w:t>
       </w:r>
+      <w:proofErr w:type="spellEnd"/>
       <w:r>
         <w:rPr>
           <w:rFonts w:ascii="ＭＳ Ｐ明朝" w:eastAsia="ＭＳ Ｐ明朝" w:hAnsi="ＭＳ Ｐ明朝" w:hint="eastAsia"/>
@@ -4133,6 +4513,7 @@
         </w:rPr>
         <w:t>関数でこれらの</w:t>
       </w:r>
+      <w:proofErr w:type="spellStart"/>
       <w:r>
         <w:rPr>
           <w:rFonts w:ascii="ＭＳ Ｐ明朝" w:eastAsia="ＭＳ Ｐ明朝" w:hAnsi="ＭＳ Ｐ明朝"/>
@@ -4140,6 +4521,7 @@
         </w:rPr>
         <w:t>inode</w:t>
       </w:r>
+      <w:proofErr w:type="spellEnd"/>
       <w:r>
         <w:rPr>
           <w:rFonts w:ascii="ＭＳ Ｐ明朝" w:eastAsia="ＭＳ Ｐ明朝" w:hAnsi="ＭＳ Ｐ明朝" w:hint="eastAsia"/>
@@ -4238,6 +4620,7 @@
         </w:rPr>
         <w:t>判定のための</w:t>
       </w:r>
+      <w:proofErr w:type="spellStart"/>
       <w:r>
         <w:rPr>
           <w:rFonts w:ascii="ＭＳ Ｐ明朝" w:eastAsia="ＭＳ Ｐ明朝" w:hAnsi="ＭＳ Ｐ明朝"/>
@@ -4245,6 +4628,7 @@
         </w:rPr>
         <w:t>is_regular_file</w:t>
       </w:r>
+      <w:proofErr w:type="spellEnd"/>
       <w:r>
         <w:rPr>
           <w:rFonts w:ascii="ＭＳ Ｐ明朝" w:eastAsia="ＭＳ Ｐ明朝" w:hAnsi="ＭＳ Ｐ明朝" w:hint="eastAsia"/>
@@ -4278,107 +4662,401 @@
           <w:rFonts w:ascii="ＭＳ Ｐ明朝" w:eastAsia="ＭＳ Ｐ明朝" w:hAnsi="ＭＳ Ｐ明朝" w:hint="eastAsia"/>
           <w:sz w:val="24"/>
         </w:rPr>
-        <w:t>システムコールでパスとして指定したファイルの情報を検索している。そしてそれが通</w:t>
-      </w:r>
+        <w:t>システムコールでパスとして指定したファイルの情報を検索している。そしてそれが通常のファイルかどうかをテストする</w:t>
+      </w:r>
+      <w:r>
+        <w:rPr>
+          <w:rFonts w:ascii="ＭＳ Ｐ明朝" w:eastAsia="ＭＳ Ｐ明朝" w:hAnsi="ＭＳ Ｐ明朝"/>
+          <w:sz w:val="24"/>
+        </w:rPr>
+        <w:t>S_ISREG</w:t>
+      </w:r>
+      <w:r>
+        <w:rPr>
+          <w:rFonts w:ascii="ＭＳ Ｐ明朝" w:eastAsia="ＭＳ Ｐ明朝" w:hAnsi="ＭＳ Ｐ明朝" w:hint="eastAsia"/>
+          <w:sz w:val="24"/>
+        </w:rPr>
+        <w:t>マクロによって真偽を返しているという仕組みになっている。</w:t>
+      </w:r>
+      <w:r>
+        <w:rPr>
+          <w:rFonts w:ascii="ＭＳ Ｐ明朝" w:eastAsia="ＭＳ Ｐ明朝" w:hAnsi="ＭＳ Ｐ明朝" w:hint="eastAsia"/>
+          <w:sz w:val="24"/>
+        </w:rPr>
+        <w:t>そうして</w:t>
+      </w:r>
+      <w:r>
+        <w:rPr>
+          <w:rFonts w:ascii="ＭＳ Ｐ明朝" w:eastAsia="ＭＳ Ｐ明朝" w:hAnsi="ＭＳ Ｐ明朝"/>
+          <w:sz w:val="24"/>
+        </w:rPr>
+        <w:t>close</w:t>
+      </w:r>
+      <w:r>
+        <w:rPr>
+          <w:rFonts w:ascii="ＭＳ Ｐ明朝" w:eastAsia="ＭＳ Ｐ明朝" w:hAnsi="ＭＳ Ｐ明朝" w:hint="eastAsia"/>
+          <w:sz w:val="24"/>
+        </w:rPr>
+        <w:t>することでディレクトリの操作は終了となる。</w:t>
+      </w:r>
+    </w:p>
+    <w:p>
+      <w:pPr>
+        <w:rPr>
+          <w:rFonts w:ascii="ＭＳ Ｐ明朝" w:eastAsia="ＭＳ Ｐ明朝" w:hAnsi="ＭＳ Ｐ明朝"/>
+          <w:sz w:val="24"/>
+        </w:rPr>
+      </w:pPr>
+      <w:r>
+        <w:rPr>
+          <w:rFonts w:ascii="ＭＳ Ｐ明朝" w:eastAsia="ＭＳ Ｐ明朝" w:hAnsi="ＭＳ Ｐ明朝" w:hint="eastAsia"/>
+          <w:sz w:val="24"/>
+        </w:rPr>
+        <w:t xml:space="preserve">　次にファイルのソートを行なっているが、これは後で説明することにする。ディレクトリ内にマルウェア</w:t>
+      </w:r>
+      <w:r>
+        <w:rPr>
+          <w:rFonts w:ascii="ＭＳ Ｐ明朝" w:eastAsia="ＭＳ Ｐ明朝" w:hAnsi="ＭＳ Ｐ明朝"/>
+          <w:sz w:val="24"/>
+        </w:rPr>
+        <w:t>A</w:t>
+      </w:r>
+      <w:r>
+        <w:rPr>
+          <w:rFonts w:ascii="ＭＳ Ｐ明朝" w:eastAsia="ＭＳ Ｐ明朝" w:hAnsi="ＭＳ Ｐ明朝" w:hint="eastAsia"/>
+          <w:sz w:val="24"/>
+        </w:rPr>
+        <w:t>ファミリーがあったかどうかを保持する</w:t>
+      </w:r>
+      <w:r>
+        <w:rPr>
+          <w:rFonts w:ascii="ＭＳ Ｐ明朝" w:eastAsia="ＭＳ Ｐ明朝" w:hAnsi="ＭＳ Ｐ明朝"/>
+          <w:sz w:val="24"/>
+        </w:rPr>
+        <w:t>bool</w:t>
+      </w:r>
+      <w:r>
+        <w:rPr>
+          <w:rFonts w:ascii="ＭＳ Ｐ明朝" w:eastAsia="ＭＳ Ｐ明朝" w:hAnsi="ＭＳ Ｐ明朝" w:hint="eastAsia"/>
+          <w:sz w:val="24"/>
+        </w:rPr>
+        <w:t>型の</w:t>
+      </w:r>
+      <w:proofErr w:type="spellStart"/>
+      <w:r>
+        <w:rPr>
+          <w:rFonts w:ascii="ＭＳ Ｐ明朝" w:eastAsia="ＭＳ Ｐ明朝" w:hAnsi="ＭＳ Ｐ明朝"/>
+          <w:sz w:val="24"/>
+        </w:rPr>
+        <w:t>is_finde</w:t>
+      </w:r>
+      <w:proofErr w:type="spellEnd"/>
+      <w:r>
+        <w:rPr>
+          <w:rFonts w:ascii="ＭＳ Ｐ明朝" w:eastAsia="ＭＳ Ｐ明朝" w:hAnsi="ＭＳ Ｐ明朝" w:hint="eastAsia"/>
+          <w:sz w:val="24"/>
+        </w:rPr>
+        <w:t>を宣言して、その後</w:t>
+      </w:r>
+      <w:r>
+        <w:rPr>
+          <w:rFonts w:ascii="ＭＳ Ｐ明朝" w:eastAsia="ＭＳ Ｐ明朝" w:hAnsi="ＭＳ Ｐ明朝"/>
+          <w:sz w:val="24"/>
+        </w:rPr>
+        <w:t>filename</w:t>
+      </w:r>
+      <w:r>
+        <w:rPr>
+          <w:rFonts w:ascii="ＭＳ Ｐ明朝" w:eastAsia="ＭＳ Ｐ明朝" w:hAnsi="ＭＳ Ｐ明朝" w:hint="eastAsia"/>
+          <w:sz w:val="24"/>
+        </w:rPr>
+        <w:t>に入れたファイルを一つずつ調査していくこととなる。ここで、マルウェア</w:t>
+      </w:r>
+      <w:r>
+        <w:rPr>
+          <w:rFonts w:ascii="ＭＳ Ｐ明朝" w:eastAsia="ＭＳ Ｐ明朝" w:hAnsi="ＭＳ Ｐ明朝"/>
+          <w:sz w:val="24"/>
+        </w:rPr>
+        <w:t>A</w:t>
+      </w:r>
+      <w:r>
+        <w:rPr>
+          <w:rFonts w:ascii="ＭＳ Ｐ明朝" w:eastAsia="ＭＳ Ｐ明朝" w:hAnsi="ＭＳ Ｐ明朝" w:hint="eastAsia"/>
+          <w:sz w:val="24"/>
+        </w:rPr>
+        <w:t>ファミリー内に見られる文字列はバイト列で示されている。このバイト列は</w:t>
+      </w:r>
+      <w:r>
+        <w:rPr>
+          <w:rFonts w:ascii="ＭＳ Ｐ明朝" w:eastAsia="ＭＳ Ｐ明朝" w:hAnsi="ＭＳ Ｐ明朝"/>
+          <w:sz w:val="24"/>
+        </w:rPr>
+        <w:t>const unsigned char</w:t>
+      </w:r>
+      <w:r>
+        <w:rPr>
+          <w:rFonts w:ascii="ＭＳ Ｐ明朝" w:eastAsia="ＭＳ Ｐ明朝" w:hAnsi="ＭＳ Ｐ明朝" w:hint="eastAsia"/>
+          <w:sz w:val="24"/>
+        </w:rPr>
+        <w:t>の配列としてマクロを定義してあるが、バイト列の検索のためファイルもバイナリ形式で読み取らなくてはならない。そのため</w:t>
+      </w:r>
+      <w:proofErr w:type="spellStart"/>
+      <w:r>
+        <w:rPr>
+          <w:rFonts w:ascii="ＭＳ Ｐ明朝" w:eastAsia="ＭＳ Ｐ明朝" w:hAnsi="ＭＳ Ｐ明朝"/>
+          <w:sz w:val="24"/>
+        </w:rPr>
+        <w:t>read_binary</w:t>
+      </w:r>
+      <w:proofErr w:type="spellEnd"/>
+      <w:r>
+        <w:rPr>
+          <w:rFonts w:ascii="ＭＳ Ｐ明朝" w:eastAsia="ＭＳ Ｐ明朝" w:hAnsi="ＭＳ Ｐ明朝" w:hint="eastAsia"/>
+          <w:sz w:val="24"/>
+        </w:rPr>
+        <w:t>関数で</w:t>
+      </w:r>
+      <w:proofErr w:type="spellStart"/>
+      <w:r>
+        <w:rPr>
+          <w:rFonts w:ascii="ＭＳ Ｐ明朝" w:eastAsia="ＭＳ Ｐ明朝" w:hAnsi="ＭＳ Ｐ明朝"/>
+          <w:sz w:val="24"/>
+        </w:rPr>
+        <w:t>buf</w:t>
+      </w:r>
+      <w:proofErr w:type="spellEnd"/>
+      <w:r>
+        <w:rPr>
+          <w:rFonts w:ascii="ＭＳ Ｐ明朝" w:eastAsia="ＭＳ Ｐ明朝" w:hAnsi="ＭＳ Ｐ明朝" w:hint="eastAsia"/>
+          <w:sz w:val="24"/>
+        </w:rPr>
+        <w:t>に代入している。ファイルをデフォルトではなくバイナリで読み取るのは、</w:t>
+      </w:r>
+      <w:proofErr w:type="spellStart"/>
+      <w:r>
+        <w:rPr>
+          <w:rFonts w:ascii="ＭＳ Ｐ明朝" w:eastAsia="ＭＳ Ｐ明朝" w:hAnsi="ＭＳ Ｐ明朝" w:hint="eastAsia"/>
+          <w:sz w:val="24"/>
+        </w:rPr>
+        <w:t>i</w:t>
+      </w:r>
+      <w:r>
+        <w:rPr>
+          <w:rFonts w:ascii="ＭＳ Ｐ明朝" w:eastAsia="ＭＳ Ｐ明朝" w:hAnsi="ＭＳ Ｐ明朝"/>
+          <w:sz w:val="24"/>
+        </w:rPr>
+        <w:t>fstream</w:t>
+      </w:r>
+      <w:proofErr w:type="spellEnd"/>
+      <w:r>
+        <w:rPr>
+          <w:rFonts w:ascii="ＭＳ Ｐ明朝" w:eastAsia="ＭＳ Ｐ明朝" w:hAnsi="ＭＳ Ｐ明朝" w:hint="eastAsia"/>
+          <w:sz w:val="24"/>
+        </w:rPr>
+        <w:t>で</w:t>
+      </w:r>
+      <w:proofErr w:type="spellStart"/>
+      <w:r>
+        <w:rPr>
+          <w:rFonts w:ascii="ＭＳ Ｐ明朝" w:eastAsia="ＭＳ Ｐ明朝" w:hAnsi="ＭＳ Ｐ明朝"/>
+          <w:sz w:val="24"/>
+        </w:rPr>
+        <w:t>ios</w:t>
+      </w:r>
+      <w:proofErr w:type="spellEnd"/>
+      <w:r>
+        <w:rPr>
+          <w:rFonts w:ascii="ＭＳ Ｐ明朝" w:eastAsia="ＭＳ Ｐ明朝" w:hAnsi="ＭＳ Ｐ明朝"/>
+          <w:sz w:val="24"/>
+        </w:rPr>
+        <w:t>::binary</w:t>
+      </w:r>
+      <w:r>
+        <w:rPr>
+          <w:rFonts w:ascii="ＭＳ Ｐ明朝" w:eastAsia="ＭＳ Ｐ明朝" w:hAnsi="ＭＳ Ｐ明朝" w:hint="eastAsia"/>
+          <w:sz w:val="24"/>
+        </w:rPr>
+        <w:t>とすることで可能となる。</w:t>
+      </w:r>
+      <w:r>
+        <w:rPr>
+          <w:rFonts w:ascii="ＭＳ Ｐ明朝" w:eastAsia="ＭＳ Ｐ明朝" w:hAnsi="ＭＳ Ｐ明朝" w:hint="eastAsia"/>
+          <w:sz w:val="24"/>
+        </w:rPr>
+        <w:t>その後ファイルを先頭から読み取るイテレーターとファイルが終端に来たら読み取りを終了するイテレーターを用いてファイル全体を読み取り、それをすべて</w:t>
+      </w:r>
+      <w:proofErr w:type="spellStart"/>
+      <w:r>
+        <w:rPr>
+          <w:rFonts w:ascii="ＭＳ Ｐ明朝" w:eastAsia="ＭＳ Ｐ明朝" w:hAnsi="ＭＳ Ｐ明朝"/>
+          <w:sz w:val="24"/>
+        </w:rPr>
+        <w:t>buf</w:t>
+      </w:r>
+      <w:proofErr w:type="spellEnd"/>
+      <w:r>
+        <w:rPr>
+          <w:rFonts w:ascii="ＭＳ Ｐ明朝" w:eastAsia="ＭＳ Ｐ明朝" w:hAnsi="ＭＳ Ｐ明朝" w:hint="eastAsia"/>
+          <w:sz w:val="24"/>
+        </w:rPr>
+        <w:t>にコピーする。これを</w:t>
+      </w:r>
+      <w:proofErr w:type="spellStart"/>
+      <w:r>
+        <w:rPr>
+          <w:rFonts w:ascii="ＭＳ Ｐ明朝" w:eastAsia="ＭＳ Ｐ明朝" w:hAnsi="ＭＳ Ｐ明朝"/>
+          <w:sz w:val="24"/>
+        </w:rPr>
+        <w:t>malware_search</w:t>
+      </w:r>
+      <w:proofErr w:type="spellEnd"/>
+      <w:r>
+        <w:rPr>
+          <w:rFonts w:ascii="ＭＳ Ｐ明朝" w:eastAsia="ＭＳ Ｐ明朝" w:hAnsi="ＭＳ Ｐ明朝" w:hint="eastAsia"/>
+          <w:sz w:val="24"/>
+        </w:rPr>
+        <w:t>関数に渡すことで、</w:t>
+      </w:r>
+      <w:r>
+        <w:rPr>
+          <w:rFonts w:ascii="ＭＳ Ｐ明朝" w:eastAsia="ＭＳ Ｐ明朝" w:hAnsi="ＭＳ Ｐ明朝"/>
+          <w:sz w:val="24"/>
+        </w:rPr>
+        <w:t>SIGNATURE</w:t>
+      </w:r>
+      <w:r>
+        <w:rPr>
+          <w:rFonts w:ascii="ＭＳ Ｐ明朝" w:eastAsia="ＭＳ Ｐ明朝" w:hAnsi="ＭＳ Ｐ明朝" w:hint="eastAsia"/>
+          <w:sz w:val="24"/>
+        </w:rPr>
+        <w:t>を参照してマルウェア</w:t>
+      </w:r>
+      <w:r>
+        <w:rPr>
+          <w:rFonts w:ascii="ＭＳ Ｐ明朝" w:eastAsia="ＭＳ Ｐ明朝" w:hAnsi="ＭＳ Ｐ明朝"/>
+          <w:sz w:val="24"/>
+        </w:rPr>
+        <w:t>A</w:t>
+      </w:r>
+      <w:r>
+        <w:rPr>
+          <w:rFonts w:ascii="ＭＳ Ｐ明朝" w:eastAsia="ＭＳ Ｐ明朝" w:hAnsi="ＭＳ Ｐ明朝" w:hint="eastAsia"/>
+          <w:sz w:val="24"/>
+        </w:rPr>
+        <w:t>ファミリーがあるかどうかを検索している。なお検索は全探索で行なっている。</w:t>
+      </w:r>
+      <w:r>
+        <w:rPr>
+          <w:rFonts w:ascii="ＭＳ Ｐ明朝" w:eastAsia="ＭＳ Ｐ明朝" w:hAnsi="ＭＳ Ｐ明朝"/>
+          <w:sz w:val="24"/>
+        </w:rPr>
+        <w:t>SIGNATURE</w:t>
+      </w:r>
+      <w:r>
+        <w:rPr>
+          <w:rFonts w:ascii="ＭＳ Ｐ明朝" w:eastAsia="ＭＳ Ｐ明朝" w:hAnsi="ＭＳ Ｐ明朝" w:hint="eastAsia"/>
+          <w:sz w:val="24"/>
+        </w:rPr>
+        <w:t>のサイズを定義するマクロの</w:t>
+      </w:r>
+      <w:r>
+        <w:rPr>
+          <w:rFonts w:ascii="ＭＳ Ｐ明朝" w:eastAsia="ＭＳ Ｐ明朝" w:hAnsi="ＭＳ Ｐ明朝"/>
+          <w:sz w:val="24"/>
+        </w:rPr>
+        <w:t>SIG_LEN</w:t>
+      </w:r>
+      <w:r>
+        <w:rPr>
+          <w:rFonts w:ascii="ＭＳ Ｐ明朝" w:eastAsia="ＭＳ Ｐ明朝" w:hAnsi="ＭＳ Ｐ明朝" w:hint="eastAsia"/>
+          <w:sz w:val="24"/>
+        </w:rPr>
+        <w:t>を用いているが、この大きさよりもそもそもファイルの大きさが小さいことも考えられるので、最初に例外処理を行なっている。</w:t>
+      </w:r>
+      <w:r>
+        <w:rPr>
+          <w:rFonts w:ascii="ＭＳ Ｐ明朝" w:eastAsia="ＭＳ Ｐ明朝" w:hAnsi="ＭＳ Ｐ明朝" w:hint="eastAsia"/>
+          <w:sz w:val="24"/>
+        </w:rPr>
+        <w:t>これによりマルウェアが見つかったら、該当するファイル名を出力し、</w:t>
+      </w:r>
+      <w:proofErr w:type="spellStart"/>
+      <w:r>
+        <w:rPr>
+          <w:rFonts w:ascii="ＭＳ Ｐ明朝" w:eastAsia="ＭＳ Ｐ明朝" w:hAnsi="ＭＳ Ｐ明朝"/>
+          <w:sz w:val="24"/>
+        </w:rPr>
+        <w:t>is_find</w:t>
+      </w:r>
+      <w:proofErr w:type="spellEnd"/>
+      <w:r>
+        <w:rPr>
+          <w:rFonts w:ascii="ＭＳ Ｐ明朝" w:eastAsia="ＭＳ Ｐ明朝" w:hAnsi="ＭＳ Ｐ明朝" w:hint="eastAsia"/>
+          <w:sz w:val="24"/>
+        </w:rPr>
+        <w:t>フラグを立てる。そしてそのフラグをみて最終的な結果を出力することとなる。これがプログラムの概要である。</w:t>
+      </w:r>
+    </w:p>
+    <w:p>
+      <w:pPr>
+        <w:rPr>
+          <w:rFonts w:ascii="ＭＳ Ｐ明朝" w:eastAsia="ＭＳ Ｐ明朝" w:hAnsi="ＭＳ Ｐ明朝"/>
+          <w:sz w:val="24"/>
+        </w:rPr>
+      </w:pPr>
       <w:r>
         <w:rPr>
           <w:rFonts w:ascii="ＭＳ Ｐ明朝" w:eastAsia="ＭＳ Ｐ明朝" w:hAnsi="ＭＳ Ｐ明朝" w:hint="eastAsia"/>
           <w:sz w:val="24"/>
         </w:rPr>
         <w:lastRenderedPageBreak/>
-        <w:t>常のファイルかどうかをテストする</w:t>
-      </w:r>
-      <w:r>
-        <w:rPr>
-          <w:rFonts w:ascii="ＭＳ Ｐ明朝" w:eastAsia="ＭＳ Ｐ明朝" w:hAnsi="ＭＳ Ｐ明朝"/>
-          <w:sz w:val="24"/>
-        </w:rPr>
-        <w:t>S_ISREG</w:t>
-      </w:r>
-      <w:r>
-        <w:rPr>
-          <w:rFonts w:ascii="ＭＳ Ｐ明朝" w:eastAsia="ＭＳ Ｐ明朝" w:hAnsi="ＭＳ Ｐ明朝" w:hint="eastAsia"/>
-          <w:sz w:val="24"/>
-        </w:rPr>
-        <w:t>マクロによって真偽を返しているという仕組みになっている。</w:t>
-      </w:r>
-      <w:r>
-        <w:rPr>
-          <w:rFonts w:ascii="ＭＳ Ｐ明朝" w:eastAsia="ＭＳ Ｐ明朝" w:hAnsi="ＭＳ Ｐ明朝" w:hint="eastAsia"/>
-          <w:sz w:val="24"/>
-        </w:rPr>
-        <w:t>そうして</w:t>
-      </w:r>
-      <w:r>
-        <w:rPr>
-          <w:rFonts w:ascii="ＭＳ Ｐ明朝" w:eastAsia="ＭＳ Ｐ明朝" w:hAnsi="ＭＳ Ｐ明朝"/>
-          <w:sz w:val="24"/>
-        </w:rPr>
-        <w:t>close</w:t>
-      </w:r>
-      <w:r>
-        <w:rPr>
-          <w:rFonts w:ascii="ＭＳ Ｐ明朝" w:eastAsia="ＭＳ Ｐ明朝" w:hAnsi="ＭＳ Ｐ明朝" w:hint="eastAsia"/>
-          <w:sz w:val="24"/>
-        </w:rPr>
-        <w:t>することでディレクトリの操作は終了となる。</w:t>
-      </w:r>
-    </w:p>
-    <w:p>
-      <w:pPr>
-        <w:rPr>
-          <w:rFonts w:ascii="ＭＳ Ｐ明朝" w:eastAsia="ＭＳ Ｐ明朝" w:hAnsi="ＭＳ Ｐ明朝"/>
-          <w:sz w:val="24"/>
-        </w:rPr>
-      </w:pPr>
-      <w:r>
-        <w:rPr>
-          <w:rFonts w:ascii="ＭＳ Ｐ明朝" w:eastAsia="ＭＳ Ｐ明朝" w:hAnsi="ＭＳ Ｐ明朝" w:hint="eastAsia"/>
-          <w:sz w:val="24"/>
-        </w:rPr>
-        <w:t xml:space="preserve">　次にファイルのソートを行なっているが、これは後で説明することにする。ディレクトリ内にマルウェア</w:t>
-      </w:r>
-      <w:r>
-        <w:rPr>
-          <w:rFonts w:ascii="ＭＳ Ｐ明朝" w:eastAsia="ＭＳ Ｐ明朝" w:hAnsi="ＭＳ Ｐ明朝"/>
-          <w:sz w:val="24"/>
-        </w:rPr>
-        <w:t>A</w:t>
-      </w:r>
-      <w:r>
-        <w:rPr>
-          <w:rFonts w:ascii="ＭＳ Ｐ明朝" w:eastAsia="ＭＳ Ｐ明朝" w:hAnsi="ＭＳ Ｐ明朝" w:hint="eastAsia"/>
-          <w:sz w:val="24"/>
-        </w:rPr>
-        <w:t>ファミリーがあったかどうかを保持する</w:t>
-      </w:r>
-      <w:r>
-        <w:rPr>
-          <w:rFonts w:ascii="ＭＳ Ｐ明朝" w:eastAsia="ＭＳ Ｐ明朝" w:hAnsi="ＭＳ Ｐ明朝"/>
-          <w:sz w:val="24"/>
-        </w:rPr>
-        <w:t>bool</w:t>
-      </w:r>
-      <w:r>
-        <w:rPr>
-          <w:rFonts w:ascii="ＭＳ Ｐ明朝" w:eastAsia="ＭＳ Ｐ明朝" w:hAnsi="ＭＳ Ｐ明朝" w:hint="eastAsia"/>
-          <w:sz w:val="24"/>
-        </w:rPr>
-        <w:t>型の</w:t>
-      </w:r>
-      <w:r>
-        <w:rPr>
-          <w:rFonts w:ascii="ＭＳ Ｐ明朝" w:eastAsia="ＭＳ Ｐ明朝" w:hAnsi="ＭＳ Ｐ明朝"/>
-          <w:sz w:val="24"/>
-        </w:rPr>
-        <w:t>is_finde</w:t>
-      </w:r>
-      <w:r>
-        <w:rPr>
-          <w:rFonts w:ascii="ＭＳ Ｐ明朝" w:eastAsia="ＭＳ Ｐ明朝" w:hAnsi="ＭＳ Ｐ明朝" w:hint="eastAsia"/>
-          <w:sz w:val="24"/>
-        </w:rPr>
-        <w:t>を宣言して、その後</w:t>
+        <w:t xml:space="preserve">　ファイル名のソートのために</w:t>
+      </w:r>
+      <w:proofErr w:type="spellStart"/>
+      <w:r>
+        <w:rPr>
+          <w:rFonts w:ascii="ＭＳ Ｐ明朝" w:eastAsia="ＭＳ Ｐ明朝" w:hAnsi="ＭＳ Ｐ明朝"/>
+          <w:sz w:val="24"/>
+        </w:rPr>
+        <w:t>natural_num_comp</w:t>
+      </w:r>
+      <w:proofErr w:type="spellEnd"/>
+      <w:r>
+        <w:rPr>
+          <w:rFonts w:ascii="ＭＳ Ｐ明朝" w:eastAsia="ＭＳ Ｐ明朝" w:hAnsi="ＭＳ Ｐ明朝" w:hint="eastAsia"/>
+          <w:sz w:val="24"/>
+        </w:rPr>
+        <w:t>関数というものを使用しているが、デフォルトではファイルの検索はファイル名に則って行われないために出力が</w:t>
+      </w:r>
+      <w:proofErr w:type="gramStart"/>
+      <w:r>
+        <w:rPr>
+          <w:rFonts w:ascii="ＭＳ Ｐ明朝" w:eastAsia="ＭＳ Ｐ明朝" w:hAnsi="ＭＳ Ｐ明朝" w:hint="eastAsia"/>
+          <w:sz w:val="24"/>
+        </w:rPr>
+        <w:t>ごちゃごちゃに</w:t>
+      </w:r>
+      <w:proofErr w:type="gramEnd"/>
+      <w:r>
+        <w:rPr>
+          <w:rFonts w:ascii="ＭＳ Ｐ明朝" w:eastAsia="ＭＳ Ｐ明朝" w:hAnsi="ＭＳ Ｐ明朝" w:hint="eastAsia"/>
+          <w:sz w:val="24"/>
+        </w:rPr>
+        <w:t>なる、というのを防ぐためにこの工夫を施した。ソート用の</w:t>
+      </w:r>
+      <w:r>
+        <w:rPr>
+          <w:rFonts w:ascii="ＭＳ Ｐ明朝" w:eastAsia="ＭＳ Ｐ明朝" w:hAnsi="ＭＳ Ｐ明朝"/>
+          <w:sz w:val="24"/>
+        </w:rPr>
+        <w:t>sort</w:t>
+      </w:r>
+      <w:r>
+        <w:rPr>
+          <w:rFonts w:ascii="ＭＳ Ｐ明朝" w:eastAsia="ＭＳ Ｐ明朝" w:hAnsi="ＭＳ Ｐ明朝" w:hint="eastAsia"/>
+          <w:sz w:val="24"/>
+        </w:rPr>
+        <w:t>関数に</w:t>
       </w:r>
       <w:r>
         <w:rPr>
@@ -4392,219 +5070,9 @@
           <w:rFonts w:ascii="ＭＳ Ｐ明朝" w:eastAsia="ＭＳ Ｐ明朝" w:hAnsi="ＭＳ Ｐ明朝" w:hint="eastAsia"/>
           <w:sz w:val="24"/>
         </w:rPr>
-        <w:t>に入れたファイルを一つずつ調査していくこととなる。ここで、マルウェア</w:t>
-      </w:r>
-      <w:r>
-        <w:rPr>
-          <w:rFonts w:ascii="ＭＳ Ｐ明朝" w:eastAsia="ＭＳ Ｐ明朝" w:hAnsi="ＭＳ Ｐ明朝"/>
-          <w:sz w:val="24"/>
-        </w:rPr>
-        <w:t>A</w:t>
-      </w:r>
-      <w:r>
-        <w:rPr>
-          <w:rFonts w:ascii="ＭＳ Ｐ明朝" w:eastAsia="ＭＳ Ｐ明朝" w:hAnsi="ＭＳ Ｐ明朝" w:hint="eastAsia"/>
-          <w:sz w:val="24"/>
-        </w:rPr>
-        <w:t>ファミリー内に見られる文字列はバイト列で示されている。このバイト列は</w:t>
-      </w:r>
-      <w:r>
-        <w:rPr>
-          <w:rFonts w:ascii="ＭＳ Ｐ明朝" w:eastAsia="ＭＳ Ｐ明朝" w:hAnsi="ＭＳ Ｐ明朝"/>
-          <w:sz w:val="24"/>
-        </w:rPr>
-        <w:t>const unsigned char</w:t>
-      </w:r>
-      <w:r>
-        <w:rPr>
-          <w:rFonts w:ascii="ＭＳ Ｐ明朝" w:eastAsia="ＭＳ Ｐ明朝" w:hAnsi="ＭＳ Ｐ明朝" w:hint="eastAsia"/>
-          <w:sz w:val="24"/>
-        </w:rPr>
-        <w:t>の配列としてマクロを定義してあるが、バイト列の検索のためファイルもバイナリ形式で読み取らなくてはならない。そのため</w:t>
-      </w:r>
-      <w:r>
-        <w:rPr>
-          <w:rFonts w:ascii="ＭＳ Ｐ明朝" w:eastAsia="ＭＳ Ｐ明朝" w:hAnsi="ＭＳ Ｐ明朝"/>
-          <w:sz w:val="24"/>
-        </w:rPr>
-        <w:t>read_binary</w:t>
-      </w:r>
-      <w:r>
-        <w:rPr>
-          <w:rFonts w:ascii="ＭＳ Ｐ明朝" w:eastAsia="ＭＳ Ｐ明朝" w:hAnsi="ＭＳ Ｐ明朝" w:hint="eastAsia"/>
-          <w:sz w:val="24"/>
-        </w:rPr>
-        <w:t>関数で</w:t>
-      </w:r>
-      <w:r>
-        <w:rPr>
-          <w:rFonts w:ascii="ＭＳ Ｐ明朝" w:eastAsia="ＭＳ Ｐ明朝" w:hAnsi="ＭＳ Ｐ明朝"/>
-          <w:sz w:val="24"/>
-        </w:rPr>
-        <w:t>buf</w:t>
-      </w:r>
-      <w:r>
-        <w:rPr>
-          <w:rFonts w:ascii="ＭＳ Ｐ明朝" w:eastAsia="ＭＳ Ｐ明朝" w:hAnsi="ＭＳ Ｐ明朝" w:hint="eastAsia"/>
-          <w:sz w:val="24"/>
-        </w:rPr>
-        <w:t>に代入している。ファイルをデフォルトではなくバイナリで読み取るのは、i</w:t>
-      </w:r>
-      <w:r>
-        <w:rPr>
-          <w:rFonts w:ascii="ＭＳ Ｐ明朝" w:eastAsia="ＭＳ Ｐ明朝" w:hAnsi="ＭＳ Ｐ明朝"/>
-          <w:sz w:val="24"/>
-        </w:rPr>
-        <w:t>fstream</w:t>
-      </w:r>
-      <w:r>
-        <w:rPr>
-          <w:rFonts w:ascii="ＭＳ Ｐ明朝" w:eastAsia="ＭＳ Ｐ明朝" w:hAnsi="ＭＳ Ｐ明朝" w:hint="eastAsia"/>
-          <w:sz w:val="24"/>
-        </w:rPr>
-        <w:t>で</w:t>
-      </w:r>
-      <w:r>
-        <w:rPr>
-          <w:rFonts w:ascii="ＭＳ Ｐ明朝" w:eastAsia="ＭＳ Ｐ明朝" w:hAnsi="ＭＳ Ｐ明朝"/>
-          <w:sz w:val="24"/>
-        </w:rPr>
-        <w:t>ios::binary</w:t>
-      </w:r>
-      <w:r>
-        <w:rPr>
-          <w:rFonts w:ascii="ＭＳ Ｐ明朝" w:eastAsia="ＭＳ Ｐ明朝" w:hAnsi="ＭＳ Ｐ明朝" w:hint="eastAsia"/>
-          <w:sz w:val="24"/>
-        </w:rPr>
-        <w:t>とすることで可能となる。</w:t>
-      </w:r>
-      <w:r>
-        <w:rPr>
-          <w:rFonts w:ascii="ＭＳ Ｐ明朝" w:eastAsia="ＭＳ Ｐ明朝" w:hAnsi="ＭＳ Ｐ明朝" w:hint="eastAsia"/>
-          <w:sz w:val="24"/>
-        </w:rPr>
-        <w:t>その後ファイルを先頭から読み取るイテレーターとファイルが終端に来たら読み取りを終了するイテレーターを用いてファイル全体を読み取り、それをすべて</w:t>
-      </w:r>
-      <w:r>
-        <w:rPr>
-          <w:rFonts w:ascii="ＭＳ Ｐ明朝" w:eastAsia="ＭＳ Ｐ明朝" w:hAnsi="ＭＳ Ｐ明朝"/>
-          <w:sz w:val="24"/>
-        </w:rPr>
-        <w:t>buf</w:t>
-      </w:r>
-      <w:r>
-        <w:rPr>
-          <w:rFonts w:ascii="ＭＳ Ｐ明朝" w:eastAsia="ＭＳ Ｐ明朝" w:hAnsi="ＭＳ Ｐ明朝" w:hint="eastAsia"/>
-          <w:sz w:val="24"/>
-        </w:rPr>
-        <w:t>にコピーする。これを</w:t>
-      </w:r>
-      <w:r>
-        <w:rPr>
-          <w:rFonts w:ascii="ＭＳ Ｐ明朝" w:eastAsia="ＭＳ Ｐ明朝" w:hAnsi="ＭＳ Ｐ明朝"/>
-          <w:sz w:val="24"/>
-        </w:rPr>
-        <w:t>malware_search</w:t>
-      </w:r>
-      <w:r>
-        <w:rPr>
-          <w:rFonts w:ascii="ＭＳ Ｐ明朝" w:eastAsia="ＭＳ Ｐ明朝" w:hAnsi="ＭＳ Ｐ明朝" w:hint="eastAsia"/>
-          <w:sz w:val="24"/>
-        </w:rPr>
-        <w:t>関数に渡すことで、</w:t>
-      </w:r>
-      <w:r>
-        <w:rPr>
-          <w:rFonts w:ascii="ＭＳ Ｐ明朝" w:eastAsia="ＭＳ Ｐ明朝" w:hAnsi="ＭＳ Ｐ明朝"/>
-          <w:sz w:val="24"/>
-        </w:rPr>
-        <w:t>SIGNATURE</w:t>
-      </w:r>
-      <w:r>
-        <w:rPr>
-          <w:rFonts w:ascii="ＭＳ Ｐ明朝" w:eastAsia="ＭＳ Ｐ明朝" w:hAnsi="ＭＳ Ｐ明朝" w:hint="eastAsia"/>
-          <w:sz w:val="24"/>
-        </w:rPr>
-        <w:t>を参照してマルウェア</w:t>
-      </w:r>
-      <w:r>
-        <w:rPr>
-          <w:rFonts w:ascii="ＭＳ Ｐ明朝" w:eastAsia="ＭＳ Ｐ明朝" w:hAnsi="ＭＳ Ｐ明朝"/>
-          <w:sz w:val="24"/>
-        </w:rPr>
-        <w:t>A</w:t>
-      </w:r>
-      <w:r>
-        <w:rPr>
-          <w:rFonts w:ascii="ＭＳ Ｐ明朝" w:eastAsia="ＭＳ Ｐ明朝" w:hAnsi="ＭＳ Ｐ明朝" w:hint="eastAsia"/>
-          <w:sz w:val="24"/>
-        </w:rPr>
-        <w:t>ファミリーがあるかどうかを検索している。なお検索は全探索で行なっている。</w:t>
-      </w:r>
-      <w:r>
-        <w:rPr>
-          <w:rFonts w:ascii="ＭＳ Ｐ明朝" w:eastAsia="ＭＳ Ｐ明朝" w:hAnsi="ＭＳ Ｐ明朝"/>
-          <w:sz w:val="24"/>
-        </w:rPr>
-        <w:t>SIGNATURE</w:t>
-      </w:r>
-      <w:r>
-        <w:rPr>
-          <w:rFonts w:ascii="ＭＳ Ｐ明朝" w:eastAsia="ＭＳ Ｐ明朝" w:hAnsi="ＭＳ Ｐ明朝" w:hint="eastAsia"/>
-          <w:sz w:val="24"/>
-        </w:rPr>
-        <w:t>のサイズを定義するマクロの</w:t>
-      </w:r>
-      <w:r>
-        <w:rPr>
-          <w:rFonts w:ascii="ＭＳ Ｐ明朝" w:eastAsia="ＭＳ Ｐ明朝" w:hAnsi="ＭＳ Ｐ明朝"/>
-          <w:sz w:val="24"/>
-        </w:rPr>
-        <w:t>SIG_LEN</w:t>
-      </w:r>
-      <w:r>
-        <w:rPr>
-          <w:rFonts w:ascii="ＭＳ Ｐ明朝" w:eastAsia="ＭＳ Ｐ明朝" w:hAnsi="ＭＳ Ｐ明朝" w:hint="eastAsia"/>
-          <w:sz w:val="24"/>
-        </w:rPr>
-        <w:t>を用いているが、この大きさよりもそもそもファイルの大きさが小さいことも考えられるので、最初に例外処理を行なっている。</w:t>
-      </w:r>
-      <w:r>
-        <w:rPr>
-          <w:rFonts w:ascii="ＭＳ Ｐ明朝" w:eastAsia="ＭＳ Ｐ明朝" w:hAnsi="ＭＳ Ｐ明朝" w:hint="eastAsia"/>
-          <w:sz w:val="24"/>
-        </w:rPr>
-        <w:t>これによりマルウェアが見つかったら、該当するファイル名を出力し、</w:t>
-      </w:r>
-      <w:r>
-        <w:rPr>
-          <w:rFonts w:ascii="ＭＳ Ｐ明朝" w:eastAsia="ＭＳ Ｐ明朝" w:hAnsi="ＭＳ Ｐ明朝"/>
-          <w:sz w:val="24"/>
-        </w:rPr>
-        <w:t>is_find</w:t>
-      </w:r>
-      <w:r>
-        <w:rPr>
-          <w:rFonts w:ascii="ＭＳ Ｐ明朝" w:eastAsia="ＭＳ Ｐ明朝" w:hAnsi="ＭＳ Ｐ明朝" w:hint="eastAsia"/>
-          <w:sz w:val="24"/>
-        </w:rPr>
-        <w:t>フラグを立てる。そしてそのフラグをみて最終的な結果を出力することとなる。これがプログラムの概要である。</w:t>
-      </w:r>
-    </w:p>
-    <w:p>
-      <w:pPr>
-        <w:rPr>
-          <w:rFonts w:ascii="ＭＳ Ｐ明朝" w:eastAsia="ＭＳ Ｐ明朝" w:hAnsi="ＭＳ Ｐ明朝" w:hint="eastAsia"/>
-          <w:sz w:val="24"/>
-        </w:rPr>
-      </w:pPr>
-      <w:r>
-        <w:rPr>
-          <w:rFonts w:ascii="ＭＳ Ｐ明朝" w:eastAsia="ＭＳ Ｐ明朝" w:hAnsi="ＭＳ Ｐ明朝" w:hint="eastAsia"/>
-          <w:sz w:val="24"/>
-        </w:rPr>
-        <w:t xml:space="preserve">　ファイル名のソートのために</w:t>
-      </w:r>
+        <w:t>にあるファイル名をすべて渡し、自然順ソートの</w:t>
+      </w:r>
+      <w:proofErr w:type="spellStart"/>
       <w:r>
         <w:rPr>
           <w:rFonts w:ascii="ＭＳ Ｐ明朝" w:eastAsia="ＭＳ Ｐ明朝" w:hAnsi="ＭＳ Ｐ明朝"/>
@@ -4612,61 +5080,13 @@
         </w:rPr>
         <w:t>natural_num_comp</w:t>
       </w:r>
-      <w:r>
-        <w:rPr>
-          <w:rFonts w:ascii="ＭＳ Ｐ明朝" w:eastAsia="ＭＳ Ｐ明朝" w:hAnsi="ＭＳ Ｐ明朝" w:hint="eastAsia"/>
-          <w:sz w:val="24"/>
-        </w:rPr>
-        <w:t>関数というものを使用しているが、デフォルトではファイルの検索はファイル名に則って行われないために出力がごちゃごちゃになる、というのを防ぐためにこの工夫を施した。ソート用の</w:t>
-      </w:r>
-      <w:r>
-        <w:rPr>
-          <w:rFonts w:ascii="ＭＳ Ｐ明朝" w:eastAsia="ＭＳ Ｐ明朝" w:hAnsi="ＭＳ Ｐ明朝"/>
-          <w:sz w:val="24"/>
-        </w:rPr>
-        <w:t>sort</w:t>
-      </w:r>
-      <w:r>
-        <w:rPr>
-          <w:rFonts w:ascii="ＭＳ Ｐ明朝" w:eastAsia="ＭＳ Ｐ明朝" w:hAnsi="ＭＳ Ｐ明朝" w:hint="eastAsia"/>
-          <w:sz w:val="24"/>
-        </w:rPr>
-        <w:t>関数に</w:t>
-      </w:r>
-      <w:r>
-        <w:rPr>
-          <w:rFonts w:ascii="ＭＳ Ｐ明朝" w:eastAsia="ＭＳ Ｐ明朝" w:hAnsi="ＭＳ Ｐ明朝"/>
-          <w:sz w:val="24"/>
-        </w:rPr>
-        <w:t>filename</w:t>
-      </w:r>
-      <w:r>
-        <w:rPr>
-          <w:rFonts w:ascii="ＭＳ Ｐ明朝" w:eastAsia="ＭＳ Ｐ明朝" w:hAnsi="ＭＳ Ｐ明朝" w:hint="eastAsia"/>
-          <w:sz w:val="24"/>
-        </w:rPr>
-        <w:t>にあるファイル名をすべて渡し、自然順ソートの</w:t>
-      </w:r>
-      <w:r>
-        <w:rPr>
-          <w:rFonts w:ascii="ＭＳ Ｐ明朝" w:eastAsia="ＭＳ Ｐ明朝" w:hAnsi="ＭＳ Ｐ明朝"/>
-          <w:sz w:val="24"/>
-        </w:rPr>
-        <w:t>natural_num_comp</w:t>
-      </w:r>
-      <w:r>
-        <w:rPr>
-          <w:rFonts w:ascii="ＭＳ Ｐ明朝" w:eastAsia="ＭＳ Ｐ明朝" w:hAnsi="ＭＳ Ｐ明朝" w:hint="eastAsia"/>
-          <w:sz w:val="24"/>
-        </w:rPr>
-        <w:t>関数</w:t>
-      </w:r>
-      <w:r>
-        <w:rPr>
-          <w:rFonts w:ascii="ＭＳ Ｐ明朝" w:eastAsia="ＭＳ Ｐ明朝" w:hAnsi="ＭＳ Ｐ明朝" w:hint="eastAsia"/>
-          <w:sz w:val="24"/>
-        </w:rPr>
-        <w:t>を渡して実行させている。ファイル名のソートだけであれば文字を一つずつ比較するだけで済むが、その場合、今回のファイルを例とすると、</w:t>
+      <w:proofErr w:type="spellEnd"/>
+      <w:r>
+        <w:rPr>
+          <w:rFonts w:ascii="ＭＳ Ｐ明朝" w:eastAsia="ＭＳ Ｐ明朝" w:hAnsi="ＭＳ Ｐ明朝" w:hint="eastAsia"/>
+          <w:sz w:val="24"/>
+        </w:rPr>
+        <w:t>関数を渡して実行させている。ファイル名のソートだけであれば文字を一つずつ比較するだけで済むが、その場合、今回のファイルを例とすると、</w:t>
       </w:r>
       <w:r>
         <w:rPr>
@@ -4750,15 +5170,65 @@
     </w:p>
     <w:p>
       <w:pPr>
-        <w:rPr>
-          <w:rFonts w:ascii="ＭＳ Ｐ明朝" w:eastAsia="ＭＳ Ｐ明朝" w:hAnsi="ＭＳ Ｐ明朝"/>
+        <w:jc w:val="center"/>
+        <w:rPr>
+          <w:rFonts w:ascii="ＭＳ Ｐ明朝" w:eastAsia="ＭＳ Ｐ明朝" w:hAnsi="ＭＳ Ｐ明朝"/>
+          <w:sz w:val="24"/>
+        </w:rPr>
+      </w:pPr>
+      <w:r>
+        <w:rPr>
+          <w:rFonts w:ascii="ＭＳ Ｐ明朝" w:eastAsia="ＭＳ Ｐ明朝" w:hAnsi="ＭＳ Ｐ明朝"/>
+          <w:sz w:val="24"/>
+        </w:rPr>
+        <w:drawing>
+          <wp:inline distT="0" distB="0" distL="0" distR="0" wp14:anchorId="03F4316A" wp14:editId="4A185126">
+            <wp:extent cx="4089400" cy="1485900"/>
+            <wp:effectExtent l="0" t="0" r="0" b="0"/>
+            <wp:docPr id="33792137" name="図 1"/>
+            <wp:cNvGraphicFramePr>
+              <a:graphicFrameLocks xmlns:a="http://schemas.openxmlformats.org/drawingml/2006/main" noChangeAspect="1"/>
+            </wp:cNvGraphicFramePr>
+            <a:graphic xmlns:a="http://schemas.openxmlformats.org/drawingml/2006/main">
+              <a:graphicData uri="http://schemas.openxmlformats.org/drawingml/2006/picture">
+                <pic:pic xmlns:pic="http://schemas.openxmlformats.org/drawingml/2006/picture">
+                  <pic:nvPicPr>
+                    <pic:cNvPr id="33792137" name=""/>
+                    <pic:cNvPicPr/>
+                  </pic:nvPicPr>
+                  <pic:blipFill>
+                    <a:blip r:embed="rId12"/>
+                    <a:stretch>
+                      <a:fillRect/>
+                    </a:stretch>
+                  </pic:blipFill>
+                  <pic:spPr>
+                    <a:xfrm>
+                      <a:off x="0" y="0"/>
+                      <a:ext cx="4089400" cy="1485900"/>
+                    </a:xfrm>
+                    <a:prstGeom prst="rect">
+                      <a:avLst/>
+                    </a:prstGeom>
+                  </pic:spPr>
+                </pic:pic>
+              </a:graphicData>
+            </a:graphic>
+          </wp:inline>
+        </w:drawing>
+      </w:r>
+    </w:p>
+    <w:p>
+      <w:pPr>
+        <w:rPr>
+          <w:rFonts w:ascii="ＭＳ Ｐ明朝" w:eastAsia="ＭＳ Ｐ明朝" w:hAnsi="ＭＳ Ｐ明朝" w:hint="eastAsia"/>
           <w:sz w:val="24"/>
         </w:rPr>
       </w:pPr>
     </w:p>
     <w:sectPr>
-      <w:footerReference w:type="even" r:id="rId7"/>
-      <w:footerReference w:type="default" r:id="rId8"/>
+      <w:footerReference w:type="even" r:id="rId13"/>
+      <w:footerReference w:type="default" r:id="rId14"/>
       <w:pgSz w:w="11906" w:h="16838"/>
       <w:pgMar w:top="1985" w:right="1701" w:bottom="1701" w:left="1701" w:header="851" w:footer="992" w:gutter="0"/>
       <w:cols w:space="425"/>
@@ -5824,7 +6294,6 @@
   <w:style w:type="character" w:default="1" w:styleId="a0">
     <w:name w:val="Default Paragraph Font"/>
     <w:uiPriority w:val="1"/>
-    <w:semiHidden/>
     <w:unhideWhenUsed/>
   </w:style>
   <w:style w:type="table" w:default="1" w:styleId="a1">

--- a/latex/lec2/report_2412747_2.docx
+++ b/latex/lec2/report_2412747_2.docx
@@ -210,7 +210,6 @@
         </w:rPr>
         <w:t>のようにして、</w:t>
       </w:r>
-      <w:proofErr w:type="gramStart"/>
       <w:r>
         <w:rPr>
           <w:rFonts w:ascii="ＭＳ Ｐ明朝" w:eastAsia="ＭＳ Ｐ明朝" w:hAnsi="ＭＳ Ｐ明朝"/>
@@ -218,7 +217,6 @@
         </w:rPr>
         <w:t>x</w:t>
       </w:r>
-      <w:proofErr w:type="gramEnd"/>
       <w:r>
         <w:rPr>
           <w:rFonts w:ascii="ＭＳ Ｐ明朝" w:eastAsia="ＭＳ Ｐ明朝" w:hAnsi="ＭＳ Ｐ明朝" w:hint="eastAsia"/>
@@ -515,7 +513,6 @@
         </w:rPr>
         <w:t xml:space="preserve">　このエラー処理が終了したら、文字列をそれぞれ</w:t>
       </w:r>
-      <w:proofErr w:type="gramStart"/>
       <w:r>
         <w:rPr>
           <w:rFonts w:ascii="ＭＳ Ｐ明朝" w:eastAsia="ＭＳ Ｐ明朝" w:hAnsi="ＭＳ Ｐ明朝"/>
@@ -523,7 +520,6 @@
         </w:rPr>
         <w:t>x</w:t>
       </w:r>
-      <w:proofErr w:type="gramEnd"/>
       <w:r>
         <w:rPr>
           <w:rFonts w:ascii="ＭＳ Ｐ明朝" w:eastAsia="ＭＳ Ｐ明朝" w:hAnsi="ＭＳ Ｐ明朝" w:hint="eastAsia"/>
@@ -545,7 +541,6 @@
         </w:rPr>
         <w:t>に</w:t>
       </w:r>
-      <w:proofErr w:type="spellStart"/>
       <w:r>
         <w:rPr>
           <w:rFonts w:ascii="ＭＳ Ｐ明朝" w:eastAsia="ＭＳ Ｐ明朝" w:hAnsi="ＭＳ Ｐ明朝"/>
@@ -553,7 +548,6 @@
         </w:rPr>
         <w:t>atoi</w:t>
       </w:r>
-      <w:proofErr w:type="spellEnd"/>
       <w:r>
         <w:rPr>
           <w:rFonts w:ascii="ＭＳ Ｐ明朝" w:eastAsia="ＭＳ Ｐ明朝" w:hAnsi="ＭＳ Ｐ明朝" w:hint="eastAsia"/>
@@ -568,7 +562,6 @@
         </w:rPr>
         <w:t>課題文の指示ではこれらの数値を</w:t>
       </w:r>
-      <w:proofErr w:type="gramStart"/>
       <w:r>
         <w:rPr>
           <w:rFonts w:ascii="ＭＳ Ｐ明朝" w:eastAsia="ＭＳ Ｐ明朝" w:hAnsi="ＭＳ Ｐ明朝"/>
@@ -576,7 +569,6 @@
         </w:rPr>
         <w:t>m</w:t>
       </w:r>
-      <w:proofErr w:type="gramEnd"/>
       <w:r>
         <w:rPr>
           <w:rFonts w:ascii="ＭＳ Ｐ明朝" w:eastAsia="ＭＳ Ｐ明朝" w:hAnsi="ＭＳ Ｐ明朝" w:hint="eastAsia"/>
@@ -598,7 +590,6 @@
         </w:rPr>
         <w:t>に代入するよう言われているが、いきなり代入せずにわざわざ</w:t>
       </w:r>
-      <w:proofErr w:type="gramStart"/>
       <w:r>
         <w:rPr>
           <w:rFonts w:ascii="ＭＳ Ｐ明朝" w:eastAsia="ＭＳ Ｐ明朝" w:hAnsi="ＭＳ Ｐ明朝"/>
@@ -606,7 +597,6 @@
         </w:rPr>
         <w:t>x</w:t>
       </w:r>
-      <w:proofErr w:type="gramEnd"/>
       <w:r>
         <w:rPr>
           <w:rFonts w:ascii="ＭＳ Ｐ明朝" w:eastAsia="ＭＳ Ｐ明朝" w:hAnsi="ＭＳ Ｐ明朝" w:hint="eastAsia"/>
@@ -628,7 +618,6 @@
         </w:rPr>
         <w:t>に入れているのは、「まずは文字列を数値に変換します」という工程を明示するためであるのと、次に行う最大公約数の計算で</w:t>
       </w:r>
-      <w:proofErr w:type="gramStart"/>
       <w:r>
         <w:rPr>
           <w:rFonts w:ascii="ＭＳ Ｐ明朝" w:eastAsia="ＭＳ Ｐ明朝" w:hAnsi="ＭＳ Ｐ明朝"/>
@@ -636,7 +625,6 @@
         </w:rPr>
         <w:t>m</w:t>
       </w:r>
-      <w:proofErr w:type="gramEnd"/>
       <w:r>
         <w:rPr>
           <w:rFonts w:ascii="ＭＳ Ｐ明朝" w:eastAsia="ＭＳ Ｐ明朝" w:hAnsi="ＭＳ Ｐ明朝" w:hint="eastAsia"/>
@@ -665,7 +653,6 @@
         </w:rPr>
         <w:t>最大公約数の計算は</w:t>
       </w:r>
-      <w:proofErr w:type="gramStart"/>
       <w:r>
         <w:rPr>
           <w:rFonts w:ascii="ＭＳ Ｐ明朝" w:eastAsia="ＭＳ Ｐ明朝" w:hAnsi="ＭＳ Ｐ明朝"/>
@@ -673,7 +660,6 @@
         </w:rPr>
         <w:t>m</w:t>
       </w:r>
-      <w:proofErr w:type="gramEnd"/>
       <w:r>
         <w:rPr>
           <w:rFonts w:ascii="ＭＳ Ｐ明朝" w:eastAsia="ＭＳ Ｐ明朝" w:hAnsi="ＭＳ Ｐ明朝" w:hint="eastAsia"/>
@@ -695,7 +681,6 @@
         </w:rPr>
         <w:t>で割る計算をするので、</w:t>
       </w:r>
-      <w:proofErr w:type="gramStart"/>
       <w:r>
         <w:rPr>
           <w:rFonts w:ascii="ＭＳ Ｐ明朝" w:eastAsia="ＭＳ Ｐ明朝" w:hAnsi="ＭＳ Ｐ明朝"/>
@@ -703,7 +688,6 @@
         </w:rPr>
         <w:t>x</w:t>
       </w:r>
-      <w:proofErr w:type="gramEnd"/>
       <w:r>
         <w:rPr>
           <w:rFonts w:ascii="ＭＳ Ｐ明朝" w:eastAsia="ＭＳ Ｐ明朝" w:hAnsi="ＭＳ Ｐ明朝" w:hint="eastAsia"/>
@@ -725,7 +709,6 @@
         </w:rPr>
         <w:t>の大小関係によって</w:t>
       </w:r>
-      <w:proofErr w:type="gramStart"/>
       <w:r>
         <w:rPr>
           <w:rFonts w:ascii="ＭＳ Ｐ明朝" w:eastAsia="ＭＳ Ｐ明朝" w:hAnsi="ＭＳ Ｐ明朝"/>
@@ -733,7 +716,6 @@
         </w:rPr>
         <w:t>m</w:t>
       </w:r>
-      <w:proofErr w:type="gramEnd"/>
       <w:r>
         <w:rPr>
           <w:rFonts w:ascii="ＭＳ Ｐ明朝" w:eastAsia="ＭＳ Ｐ明朝" w:hAnsi="ＭＳ Ｐ明朝" w:hint="eastAsia"/>
@@ -791,7 +773,6 @@
           <w:sz w:val="24"/>
         </w:rPr>
       </w:pPr>
-      <w:proofErr w:type="gramStart"/>
       <w:r>
         <w:rPr>
           <w:rFonts w:ascii="ＭＳ Ｐ明朝" w:eastAsia="ＭＳ Ｐ明朝" w:hAnsi="ＭＳ Ｐ明朝"/>
@@ -799,7 +780,6 @@
         </w:rPr>
         <w:t>m</w:t>
       </w:r>
-      <w:proofErr w:type="gramEnd"/>
       <w:r>
         <w:rPr>
           <w:rFonts w:ascii="ＭＳ Ｐ明朝" w:eastAsia="ＭＳ Ｐ明朝" w:hAnsi="ＭＳ Ｐ明朝" w:hint="eastAsia"/>
@@ -821,7 +801,6 @@
         </w:rPr>
         <w:t>で割ったあまりを</w:t>
       </w:r>
-      <w:proofErr w:type="gramStart"/>
       <w:r>
         <w:rPr>
           <w:rFonts w:ascii="ＭＳ Ｐ明朝" w:eastAsia="ＭＳ Ｐ明朝" w:hAnsi="ＭＳ Ｐ明朝"/>
@@ -829,7 +808,6 @@
         </w:rPr>
         <w:t>r</w:t>
       </w:r>
-      <w:proofErr w:type="gramEnd"/>
       <w:r>
         <w:rPr>
           <w:rFonts w:ascii="ＭＳ Ｐ明朝" w:eastAsia="ＭＳ Ｐ明朝" w:hAnsi="ＭＳ Ｐ明朝" w:hint="eastAsia"/>
@@ -947,7 +925,6 @@
         </w:rPr>
         <w:t>を</w:t>
       </w:r>
-      <w:proofErr w:type="gramStart"/>
       <w:r>
         <w:rPr>
           <w:rFonts w:ascii="ＭＳ Ｐ明朝" w:eastAsia="ＭＳ Ｐ明朝" w:hAnsi="ＭＳ Ｐ明朝"/>
@@ -955,7 +932,6 @@
         </w:rPr>
         <w:t>m</w:t>
       </w:r>
-      <w:proofErr w:type="gramEnd"/>
       <w:r>
         <w:rPr>
           <w:rFonts w:ascii="ＭＳ Ｐ明朝" w:eastAsia="ＭＳ Ｐ明朝" w:hAnsi="ＭＳ Ｐ明朝" w:hint="eastAsia"/>
@@ -963,7 +939,6 @@
         </w:rPr>
         <w:t>に、</w:t>
       </w:r>
-      <w:proofErr w:type="gramStart"/>
       <w:r>
         <w:rPr>
           <w:rFonts w:ascii="ＭＳ Ｐ明朝" w:eastAsia="ＭＳ Ｐ明朝" w:hAnsi="ＭＳ Ｐ明朝"/>
@@ -971,7 +946,6 @@
         </w:rPr>
         <w:t>r</w:t>
       </w:r>
-      <w:proofErr w:type="gramEnd"/>
       <w:r>
         <w:rPr>
           <w:rFonts w:ascii="ＭＳ Ｐ明朝" w:eastAsia="ＭＳ Ｐ明朝" w:hAnsi="ＭＳ Ｐ明朝" w:hint="eastAsia"/>
@@ -1022,7 +996,6 @@
         </w:rPr>
         <w:t>除算が起こらないように</w:t>
       </w:r>
-      <w:proofErr w:type="spellStart"/>
       <w:r>
         <w:rPr>
           <w:rFonts w:ascii="ＭＳ Ｐ明朝" w:eastAsia="ＭＳ Ｐ明朝" w:hAnsi="ＭＳ Ｐ明朝"/>
@@ -1030,7 +1003,6 @@
         </w:rPr>
         <w:t>calc_gcd</w:t>
       </w:r>
-      <w:proofErr w:type="spellEnd"/>
       <w:r>
         <w:rPr>
           <w:rFonts w:ascii="ＭＳ Ｐ明朝" w:eastAsia="ＭＳ Ｐ明朝" w:hAnsi="ＭＳ Ｐ明朝" w:hint="eastAsia"/>
@@ -1050,7 +1022,28 @@
           <w:rFonts w:ascii="ＭＳ Ｐ明朝" w:eastAsia="ＭＳ Ｐ明朝" w:hAnsi="ＭＳ Ｐ明朝" w:hint="eastAsia"/>
           <w:sz w:val="24"/>
         </w:rPr>
-        <w:t>でないかを判別している。そもそも最大公約数の計算で</w:t>
+        <w:t>でないか</w:t>
+      </w:r>
+      <w:r>
+        <w:rPr>
+          <w:rFonts w:ascii="ＭＳ Ｐ明朝" w:eastAsia="ＭＳ Ｐ明朝" w:hAnsi="ＭＳ Ｐ明朝" w:hint="eastAsia"/>
+          <w:sz w:val="24"/>
+        </w:rPr>
+        <w:t>の対策を行わなければならない</w:t>
+      </w:r>
+      <w:r>
+        <w:rPr>
+          <w:rFonts w:ascii="ＭＳ Ｐ明朝" w:eastAsia="ＭＳ Ｐ明朝" w:hAnsi="ＭＳ Ｐ明朝" w:hint="eastAsia"/>
+          <w:sz w:val="24"/>
+        </w:rPr>
+        <w:t>。</w:t>
+      </w:r>
+      <w:r>
+        <w:rPr>
+          <w:rFonts w:ascii="ＭＳ Ｐ明朝" w:eastAsia="ＭＳ Ｐ明朝" w:hAnsi="ＭＳ Ｐ明朝" w:hint="eastAsia"/>
+          <w:sz w:val="24"/>
+        </w:rPr>
+        <w:t>ところで、最大公約数の定義として、ある整数と</w:t>
       </w:r>
       <w:r>
         <w:rPr>
@@ -1064,7 +1057,105 @@
           <w:rFonts w:ascii="ＭＳ Ｐ明朝" w:eastAsia="ＭＳ Ｐ明朝" w:hAnsi="ＭＳ Ｐ明朝" w:hint="eastAsia"/>
           <w:sz w:val="24"/>
         </w:rPr>
-        <w:t>が含まれているのはおかしいからでもある。</w:t>
+        <w:t>の最大公約数はある整数となるというものがある。したがって、</w:t>
+      </w:r>
+      <w:r>
+        <w:rPr>
+          <w:rFonts w:ascii="ＭＳ Ｐ明朝" w:eastAsia="ＭＳ Ｐ明朝" w:hAnsi="ＭＳ Ｐ明朝"/>
+          <w:sz w:val="24"/>
+        </w:rPr>
+        <w:t>calc_gcd</w:t>
+      </w:r>
+      <w:r>
+        <w:rPr>
+          <w:rFonts w:ascii="ＭＳ Ｐ明朝" w:eastAsia="ＭＳ Ｐ明朝" w:hAnsi="ＭＳ Ｐ明朝" w:hint="eastAsia"/>
+          <w:sz w:val="24"/>
+        </w:rPr>
+        <w:t>関数に入る前に弾くエラーは最大公約数が不定となる両方とも</w:t>
+      </w:r>
+      <w:r>
+        <w:rPr>
+          <w:rFonts w:ascii="ＭＳ Ｐ明朝" w:eastAsia="ＭＳ Ｐ明朝" w:hAnsi="ＭＳ Ｐ明朝"/>
+          <w:sz w:val="24"/>
+        </w:rPr>
+        <w:t>0</w:t>
+      </w:r>
+      <w:r>
+        <w:rPr>
+          <w:rFonts w:ascii="ＭＳ Ｐ明朝" w:eastAsia="ＭＳ Ｐ明朝" w:hAnsi="ＭＳ Ｐ明朝" w:hint="eastAsia"/>
+          <w:sz w:val="24"/>
+        </w:rPr>
+        <w:t>の場合のみであり、片方が</w:t>
+      </w:r>
+      <w:r>
+        <w:rPr>
+          <w:rFonts w:ascii="ＭＳ Ｐ明朝" w:eastAsia="ＭＳ Ｐ明朝" w:hAnsi="ＭＳ Ｐ明朝"/>
+          <w:sz w:val="24"/>
+        </w:rPr>
+        <w:t>0</w:t>
+      </w:r>
+      <w:r>
+        <w:rPr>
+          <w:rFonts w:ascii="ＭＳ Ｐ明朝" w:eastAsia="ＭＳ Ｐ明朝" w:hAnsi="ＭＳ Ｐ明朝" w:hint="eastAsia"/>
+          <w:sz w:val="24"/>
+        </w:rPr>
+        <w:t>の場合は許容する必要がある。</w:t>
+      </w:r>
+      <w:r>
+        <w:rPr>
+          <w:rFonts w:ascii="ＭＳ Ｐ明朝" w:eastAsia="ＭＳ Ｐ明朝" w:hAnsi="ＭＳ Ｐ明朝" w:hint="eastAsia"/>
+          <w:sz w:val="24"/>
+        </w:rPr>
+        <w:t>片方が</w:t>
+      </w:r>
+      <w:r>
+        <w:rPr>
+          <w:rFonts w:ascii="ＭＳ Ｐ明朝" w:eastAsia="ＭＳ Ｐ明朝" w:hAnsi="ＭＳ Ｐ明朝"/>
+          <w:sz w:val="24"/>
+        </w:rPr>
+        <w:t>0</w:t>
+      </w:r>
+      <w:r>
+        <w:rPr>
+          <w:rFonts w:ascii="ＭＳ Ｐ明朝" w:eastAsia="ＭＳ Ｐ明朝" w:hAnsi="ＭＳ Ｐ明朝" w:hint="eastAsia"/>
+          <w:sz w:val="24"/>
+        </w:rPr>
+        <w:t>である場合は、最大公約数の計算を行なっているという観点から、</w:t>
+      </w:r>
+      <w:r>
+        <w:rPr>
+          <w:rFonts w:ascii="ＭＳ Ｐ明朝" w:eastAsia="ＭＳ Ｐ明朝" w:hAnsi="ＭＳ Ｐ明朝"/>
+          <w:sz w:val="24"/>
+        </w:rPr>
+        <w:t>calc_gcd</w:t>
+      </w:r>
+      <w:r>
+        <w:rPr>
+          <w:rFonts w:ascii="ＭＳ Ｐ明朝" w:eastAsia="ＭＳ Ｐ明朝" w:hAnsi="ＭＳ Ｐ明朝" w:hint="eastAsia"/>
+          <w:sz w:val="24"/>
+        </w:rPr>
+        <w:t>関数内で別途</w:t>
+      </w:r>
+      <w:r>
+        <w:rPr>
+          <w:rFonts w:ascii="ＭＳ Ｐ明朝" w:eastAsia="ＭＳ Ｐ明朝" w:hAnsi="ＭＳ Ｐ明朝"/>
+          <w:sz w:val="24"/>
+        </w:rPr>
+        <w:t>if</w:t>
+      </w:r>
+      <w:r>
+        <w:rPr>
+          <w:rFonts w:ascii="ＭＳ Ｐ明朝" w:eastAsia="ＭＳ Ｐ明朝" w:hAnsi="ＭＳ Ｐ明朝" w:hint="eastAsia"/>
+          <w:sz w:val="24"/>
+        </w:rPr>
+        <w:t>分岐により、もう片方の数値を返すように設定している。</w:t>
+      </w:r>
+      <w:r>
+        <w:rPr>
+          <w:rFonts w:ascii="ＭＳ Ｐ明朝" w:eastAsia="ＭＳ Ｐ明朝" w:hAnsi="ＭＳ Ｐ明朝" w:hint="eastAsia"/>
+          <w:sz w:val="24"/>
+        </w:rPr>
+        <w:t>これらの</w:t>
       </w:r>
       <w:r>
         <w:rPr>
@@ -1108,6 +1199,7 @@
       <w:r>
         <w:rPr>
           <w:rFonts w:ascii="ＭＳ Ｐ明朝" w:eastAsia="ＭＳ Ｐ明朝" w:hAnsi="ＭＳ Ｐ明朝"/>
+          <w:noProof/>
           <w:sz w:val="24"/>
         </w:rPr>
         <w:drawing>
@@ -1264,6 +1356,7 @@
           <w:rFonts w:ascii="ＭＳ Ｐ明朝" w:eastAsia="ＭＳ Ｐ明朝" w:hAnsi="ＭＳ Ｐ明朝" w:hint="eastAsia"/>
           <w:sz w:val="24"/>
         </w:rPr>
+        <w:lastRenderedPageBreak/>
         <w:t>「</w:t>
       </w:r>
       <w:r>
@@ -1322,332 +1415,328 @@
           <w:rFonts w:ascii="ＭＳ Ｐ明朝" w:eastAsia="ＭＳ Ｐ明朝" w:hAnsi="ＭＳ Ｐ明朝" w:hint="eastAsia"/>
           <w:sz w:val="24"/>
         </w:rPr>
+        <w:t>・実装概要</w:t>
+      </w:r>
+    </w:p>
+    <w:p>
+      <w:pPr>
+        <w:rPr>
+          <w:rFonts w:ascii="ＭＳ Ｐ明朝" w:eastAsia="ＭＳ Ｐ明朝" w:hAnsi="ＭＳ Ｐ明朝"/>
+          <w:sz w:val="24"/>
+        </w:rPr>
+      </w:pPr>
+      <w:r>
+        <w:rPr>
+          <w:rFonts w:ascii="ＭＳ Ｐ明朝" w:eastAsia="ＭＳ Ｐ明朝" w:hAnsi="ＭＳ Ｐ明朝" w:hint="eastAsia"/>
+          <w:sz w:val="24"/>
+        </w:rPr>
+        <w:t xml:space="preserve">　</w:t>
+      </w:r>
+      <w:r>
+        <w:rPr>
+          <w:rFonts w:ascii="ＭＳ Ｐ明朝" w:eastAsia="ＭＳ Ｐ明朝" w:hAnsi="ＭＳ Ｐ明朝" w:hint="eastAsia"/>
+          <w:sz w:val="24"/>
+        </w:rPr>
+        <w:t>この課題では２つのファイルの両方に対応させるプログラムを作成しなければならず、</w:t>
+      </w:r>
+      <w:r>
+        <w:rPr>
+          <w:rFonts w:ascii="ＭＳ Ｐ明朝" w:eastAsia="ＭＳ Ｐ明朝" w:hAnsi="ＭＳ Ｐ明朝"/>
+          <w:sz w:val="24"/>
+        </w:rPr>
+        <w:t>1</w:t>
+      </w:r>
+      <w:r>
+        <w:rPr>
+          <w:rFonts w:ascii="ＭＳ Ｐ明朝" w:eastAsia="ＭＳ Ｐ明朝" w:hAnsi="ＭＳ Ｐ明朝" w:hint="eastAsia"/>
+          <w:sz w:val="24"/>
+        </w:rPr>
+        <w:t>つのファイルには整数の羅列が、もう</w:t>
+      </w:r>
+      <w:r>
+        <w:rPr>
+          <w:rFonts w:ascii="ＭＳ Ｐ明朝" w:eastAsia="ＭＳ Ｐ明朝" w:hAnsi="ＭＳ Ｐ明朝"/>
+          <w:sz w:val="24"/>
+        </w:rPr>
+        <w:t>1</w:t>
+      </w:r>
+      <w:r>
+        <w:rPr>
+          <w:rFonts w:ascii="ＭＳ Ｐ明朝" w:eastAsia="ＭＳ Ｐ明朝" w:hAnsi="ＭＳ Ｐ明朝" w:hint="eastAsia"/>
+          <w:sz w:val="24"/>
+        </w:rPr>
+        <w:t>つのファイルには小数の羅列がされている。両方に対応させる</w:t>
+      </w:r>
+      <w:r>
+        <w:rPr>
+          <w:rFonts w:ascii="ＭＳ Ｐ明朝" w:eastAsia="ＭＳ Ｐ明朝" w:hAnsi="ＭＳ Ｐ明朝" w:hint="eastAsia"/>
+          <w:sz w:val="24"/>
+        </w:rPr>
+        <w:t>ために今回は関数テンプレートを使用するよう指示があったため、これを使用しての実装となっている。</w:t>
+      </w:r>
+    </w:p>
+    <w:p>
+      <w:pPr>
+        <w:rPr>
+          <w:rFonts w:ascii="ＭＳ Ｐ明朝" w:eastAsia="ＭＳ Ｐ明朝" w:hAnsi="ＭＳ Ｐ明朝"/>
+          <w:sz w:val="24"/>
+        </w:rPr>
+      </w:pPr>
+      <w:r>
+        <w:rPr>
+          <w:rFonts w:ascii="ＭＳ Ｐ明朝" w:eastAsia="ＭＳ Ｐ明朝" w:hAnsi="ＭＳ Ｐ明朝" w:hint="eastAsia"/>
+          <w:sz w:val="24"/>
+        </w:rPr>
+        <w:t xml:space="preserve">　数値の合計はごく単純で、授業資料のサンプルコードにあったものをそのまま流用している。すなわち、引数に</w:t>
+      </w:r>
+      <w:r>
+        <w:rPr>
+          <w:rFonts w:ascii="ＭＳ Ｐ明朝" w:eastAsia="ＭＳ Ｐ明朝" w:hAnsi="ＭＳ Ｐ明朝"/>
+          <w:sz w:val="24"/>
+        </w:rPr>
+        <w:t>2</w:t>
+      </w:r>
+      <w:r>
+        <w:rPr>
+          <w:rFonts w:ascii="ＭＳ Ｐ明朝" w:eastAsia="ＭＳ Ｐ明朝" w:hAnsi="ＭＳ Ｐ明朝" w:hint="eastAsia"/>
+          <w:sz w:val="24"/>
+        </w:rPr>
+        <w:t>つの数値を入れるとその合計が返ってくるという</w:t>
+      </w:r>
+      <w:r>
+        <w:rPr>
+          <w:rFonts w:ascii="ＭＳ Ｐ明朝" w:eastAsia="ＭＳ Ｐ明朝" w:hAnsi="ＭＳ Ｐ明朝" w:hint="eastAsia"/>
+          <w:sz w:val="24"/>
+        </w:rPr>
+        <w:t>関数テンプレート</w:t>
+      </w:r>
+      <w:r>
+        <w:rPr>
+          <w:rFonts w:ascii="ＭＳ Ｐ明朝" w:eastAsia="ＭＳ Ｐ明朝" w:hAnsi="ＭＳ Ｐ明朝" w:hint="eastAsia"/>
+          <w:sz w:val="24"/>
+        </w:rPr>
+        <w:t>である。これを利用して</w:t>
+      </w:r>
+      <w:r>
+        <w:rPr>
+          <w:rFonts w:ascii="ＭＳ Ｐ明朝" w:eastAsia="ＭＳ Ｐ明朝" w:hAnsi="ＭＳ Ｐ明朝"/>
+          <w:sz w:val="24"/>
+        </w:rPr>
+        <w:t>while</w:t>
+      </w:r>
+      <w:r>
+        <w:rPr>
+          <w:rFonts w:ascii="ＭＳ Ｐ明朝" w:eastAsia="ＭＳ Ｐ明朝" w:hAnsi="ＭＳ Ｐ明朝" w:hint="eastAsia"/>
+          <w:sz w:val="24"/>
+        </w:rPr>
+        <w:t>ループを回し、またループをするごとに</w:t>
+      </w:r>
+      <w:r>
+        <w:rPr>
+          <w:rFonts w:ascii="ＭＳ Ｐ明朝" w:eastAsia="ＭＳ Ｐ明朝" w:hAnsi="ＭＳ Ｐ明朝"/>
+          <w:sz w:val="24"/>
+        </w:rPr>
+        <w:t>fin1_len(</w:t>
+      </w:r>
+      <w:r>
+        <w:rPr>
+          <w:rFonts w:ascii="ＭＳ Ｐ明朝" w:eastAsia="ＭＳ Ｐ明朝" w:hAnsi="ＭＳ Ｐ明朝" w:hint="eastAsia"/>
+          <w:sz w:val="24"/>
+        </w:rPr>
+        <w:t>もしくは</w:t>
+      </w:r>
+      <w:r>
+        <w:rPr>
+          <w:rFonts w:ascii="ＭＳ Ｐ明朝" w:eastAsia="ＭＳ Ｐ明朝" w:hAnsi="ＭＳ Ｐ明朝"/>
+          <w:sz w:val="24"/>
+        </w:rPr>
+        <w:t>fin2_len)</w:t>
+      </w:r>
+      <w:r>
+        <w:rPr>
+          <w:rFonts w:ascii="ＭＳ Ｐ明朝" w:eastAsia="ＭＳ Ｐ明朝" w:hAnsi="ＭＳ Ｐ明朝" w:hint="eastAsia"/>
+          <w:sz w:val="24"/>
+        </w:rPr>
+        <w:t>という変数をインクリメントし、これにより行数も数えることができる仕組みになっている。</w:t>
+      </w:r>
+      <w:r>
+        <w:rPr>
+          <w:rFonts w:ascii="ＭＳ Ｐ明朝" w:eastAsia="ＭＳ Ｐ明朝" w:hAnsi="ＭＳ Ｐ明朝" w:hint="eastAsia"/>
+          <w:sz w:val="24"/>
+        </w:rPr>
+        <w:t>もちろん</w:t>
+      </w:r>
+      <w:r>
+        <w:rPr>
+          <w:rFonts w:ascii="ＭＳ Ｐ明朝" w:eastAsia="ＭＳ Ｐ明朝" w:hAnsi="ＭＳ Ｐ明朝"/>
+          <w:sz w:val="24"/>
+        </w:rPr>
+        <w:t>int</w:t>
+      </w:r>
+      <w:r>
+        <w:rPr>
+          <w:rFonts w:ascii="ＭＳ Ｐ明朝" w:eastAsia="ＭＳ Ｐ明朝" w:hAnsi="ＭＳ Ｐ明朝" w:hint="eastAsia"/>
+          <w:sz w:val="24"/>
+        </w:rPr>
+        <w:t>型でも</w:t>
+      </w:r>
+      <w:r>
+        <w:rPr>
+          <w:rFonts w:ascii="ＭＳ Ｐ明朝" w:eastAsia="ＭＳ Ｐ明朝" w:hAnsi="ＭＳ Ｐ明朝"/>
+          <w:sz w:val="24"/>
+        </w:rPr>
+        <w:t>double</w:t>
+      </w:r>
+      <w:r>
+        <w:rPr>
+          <w:rFonts w:ascii="ＭＳ Ｐ明朝" w:eastAsia="ＭＳ Ｐ明朝" w:hAnsi="ＭＳ Ｐ明朝" w:hint="eastAsia"/>
+          <w:sz w:val="24"/>
+        </w:rPr>
+        <w:t>型でも対応するプログラムとなっており、コード全体の可読性も高いと言える。</w:t>
+      </w:r>
+      <w:r>
+        <w:rPr>
+          <w:rFonts w:ascii="ＭＳ Ｐ明朝" w:eastAsia="ＭＳ Ｐ明朝" w:hAnsi="ＭＳ Ｐ明朝" w:hint="eastAsia"/>
+          <w:sz w:val="24"/>
+        </w:rPr>
+        <w:t>これより、数字の合計と行数を簡単に求めることが</w:t>
+      </w:r>
+      <w:r>
+        <w:rPr>
+          <w:rFonts w:ascii="ＭＳ Ｐ明朝" w:eastAsia="ＭＳ Ｐ明朝" w:hAnsi="ＭＳ Ｐ明朝" w:hint="eastAsia"/>
+          <w:sz w:val="24"/>
+        </w:rPr>
+        <w:t>でき、あとはこれらを出力すれば完了となる。</w:t>
+      </w:r>
+    </w:p>
+    <w:p>
+      <w:pPr>
+        <w:rPr>
+          <w:rFonts w:ascii="ＭＳ Ｐ明朝" w:eastAsia="ＭＳ Ｐ明朝" w:hAnsi="ＭＳ Ｐ明朝"/>
+          <w:sz w:val="24"/>
+        </w:rPr>
+      </w:pPr>
+      <w:r>
+        <w:rPr>
+          <w:rFonts w:ascii="ＭＳ Ｐ明朝" w:eastAsia="ＭＳ Ｐ明朝" w:hAnsi="ＭＳ Ｐ明朝" w:hint="eastAsia"/>
+          <w:sz w:val="24"/>
+        </w:rPr>
+        <w:t xml:space="preserve">　なお、宣言した</w:t>
+      </w:r>
+      <w:r>
+        <w:rPr>
+          <w:rFonts w:ascii="ＭＳ Ｐ明朝" w:eastAsia="ＭＳ Ｐ明朝" w:hAnsi="ＭＳ Ｐ明朝"/>
+          <w:sz w:val="24"/>
+        </w:rPr>
+        <w:t>calc_gcd</w:t>
+      </w:r>
+      <w:r>
+        <w:rPr>
+          <w:rFonts w:ascii="ＭＳ Ｐ明朝" w:eastAsia="ＭＳ Ｐ明朝" w:hAnsi="ＭＳ Ｐ明朝" w:hint="eastAsia"/>
+          <w:sz w:val="24"/>
+        </w:rPr>
+        <w:t>関数には</w:t>
+      </w:r>
+      <w:r>
+        <w:rPr>
+          <w:rFonts w:ascii="ＭＳ Ｐ明朝" w:eastAsia="ＭＳ Ｐ明朝" w:hAnsi="ＭＳ Ｐ明朝"/>
+          <w:sz w:val="24"/>
+        </w:rPr>
+        <w:t>static</w:t>
+      </w:r>
+      <w:r>
+        <w:rPr>
+          <w:rFonts w:ascii="ＭＳ Ｐ明朝" w:eastAsia="ＭＳ Ｐ明朝" w:hAnsi="ＭＳ Ｐ明朝" w:hint="eastAsia"/>
+          <w:sz w:val="24"/>
+        </w:rPr>
+        <w:t>という修飾子がついているが、これによりソースファイル内のみに関数のスコープを適用させ、他のファイルに干渉しないようにさせている。今回はディレクトリ内に複数ファイルがあるといえ、コンパイルは</w:t>
+      </w:r>
+      <w:r>
+        <w:rPr>
+          <w:rFonts w:ascii="ＭＳ Ｐ明朝" w:eastAsia="ＭＳ Ｐ明朝" w:hAnsi="ＭＳ Ｐ明朝"/>
+          <w:sz w:val="24"/>
+        </w:rPr>
+        <w:t>1</w:t>
+      </w:r>
+      <w:r>
+        <w:rPr>
+          <w:rFonts w:ascii="ＭＳ Ｐ明朝" w:eastAsia="ＭＳ Ｐ明朝" w:hAnsi="ＭＳ Ｐ明朝" w:hint="eastAsia"/>
+          <w:sz w:val="24"/>
+        </w:rPr>
+        <w:t>つずつ行う上、同じ関数を命名するようなことはないと言えるが、いずれ開発の規模が大きくなったときに、同じ名前の関数の宣言や</w:t>
+      </w:r>
+      <w:r>
+        <w:rPr>
+          <w:rFonts w:ascii="ＭＳ Ｐ明朝" w:eastAsia="ＭＳ Ｐ明朝" w:hAnsi="ＭＳ Ｐ明朝"/>
+          <w:sz w:val="24"/>
+        </w:rPr>
+        <w:t>Makefile</w:t>
+      </w:r>
+      <w:r>
+        <w:rPr>
+          <w:rFonts w:ascii="ＭＳ Ｐ明朝" w:eastAsia="ＭＳ Ｐ明朝" w:hAnsi="ＭＳ Ｐ明朝" w:hint="eastAsia"/>
+          <w:sz w:val="24"/>
+        </w:rPr>
+        <w:t>によるコンパイルを行うことが考えられ、それによってエラーが発生する恐れがあると考えられるので、あらかじめ習慣づけておくという意味でも</w:t>
+      </w:r>
+      <w:r>
+        <w:rPr>
+          <w:rFonts w:ascii="ＭＳ Ｐ明朝" w:eastAsia="ＭＳ Ｐ明朝" w:hAnsi="ＭＳ Ｐ明朝"/>
+          <w:sz w:val="24"/>
+        </w:rPr>
+        <w:t>static</w:t>
+      </w:r>
+      <w:r>
+        <w:rPr>
+          <w:rFonts w:ascii="ＭＳ Ｐ明朝" w:eastAsia="ＭＳ Ｐ明朝" w:hAnsi="ＭＳ Ｐ明朝" w:hint="eastAsia"/>
+          <w:sz w:val="24"/>
+        </w:rPr>
+        <w:t>をつけて関数の宣言をした。以後の課題でも同様に行な</w:t>
+      </w:r>
+      <w:r>
+        <w:rPr>
+          <w:rFonts w:ascii="ＭＳ Ｐ明朝" w:eastAsia="ＭＳ Ｐ明朝" w:hAnsi="ＭＳ Ｐ明朝" w:hint="eastAsia"/>
+          <w:sz w:val="24"/>
+        </w:rPr>
+        <w:t>うよう意識している。</w:t>
+      </w:r>
+    </w:p>
+    <w:p>
+      <w:pPr>
+        <w:rPr>
+          <w:rFonts w:ascii="ＭＳ Ｐ明朝" w:eastAsia="ＭＳ Ｐ明朝" w:hAnsi="ＭＳ Ｐ明朝"/>
+          <w:sz w:val="24"/>
+        </w:rPr>
+      </w:pPr>
+    </w:p>
+    <w:p>
+      <w:pPr>
+        <w:rPr>
+          <w:rFonts w:ascii="ＭＳ Ｐ明朝" w:eastAsia="ＭＳ Ｐ明朝" w:hAnsi="ＭＳ Ｐ明朝"/>
+          <w:sz w:val="24"/>
+        </w:rPr>
+      </w:pPr>
+      <w:r>
+        <w:rPr>
+          <w:rFonts w:ascii="ＭＳ Ｐ明朝" w:eastAsia="ＭＳ Ｐ明朝" w:hAnsi="ＭＳ Ｐ明朝" w:hint="eastAsia"/>
+          <w:sz w:val="24"/>
+        </w:rPr>
+        <w:t>・実行結果</w:t>
+      </w:r>
+    </w:p>
+    <w:p>
+      <w:pPr>
+        <w:jc w:val="center"/>
+        <w:rPr>
+          <w:rFonts w:ascii="ＭＳ Ｐ明朝" w:eastAsia="ＭＳ Ｐ明朝" w:hAnsi="ＭＳ Ｐ明朝"/>
+          <w:sz w:val="24"/>
+        </w:rPr>
+      </w:pPr>
+      <w:r>
+        <w:rPr>
+          <w:noProof/>
+        </w:rPr>
         <w:lastRenderedPageBreak/>
-        <w:t>・実装概要</w:t>
-      </w:r>
-    </w:p>
-    <w:p>
-      <w:pPr>
-        <w:rPr>
-          <w:rFonts w:ascii="ＭＳ Ｐ明朝" w:eastAsia="ＭＳ Ｐ明朝" w:hAnsi="ＭＳ Ｐ明朝"/>
-          <w:sz w:val="24"/>
-        </w:rPr>
-      </w:pPr>
-      <w:r>
-        <w:rPr>
-          <w:rFonts w:ascii="ＭＳ Ｐ明朝" w:eastAsia="ＭＳ Ｐ明朝" w:hAnsi="ＭＳ Ｐ明朝" w:hint="eastAsia"/>
-          <w:sz w:val="24"/>
-        </w:rPr>
-        <w:t xml:space="preserve">　</w:t>
-      </w:r>
-      <w:r>
-        <w:rPr>
-          <w:rFonts w:ascii="ＭＳ Ｐ明朝" w:eastAsia="ＭＳ Ｐ明朝" w:hAnsi="ＭＳ Ｐ明朝" w:hint="eastAsia"/>
-          <w:sz w:val="24"/>
-        </w:rPr>
-        <w:t>この課題では２つのファイルの両方に対応させるプログラムを作成しなければならず、</w:t>
-      </w:r>
-      <w:r>
-        <w:rPr>
-          <w:rFonts w:ascii="ＭＳ Ｐ明朝" w:eastAsia="ＭＳ Ｐ明朝" w:hAnsi="ＭＳ Ｐ明朝"/>
-          <w:sz w:val="24"/>
-        </w:rPr>
-        <w:t>1</w:t>
-      </w:r>
-      <w:r>
-        <w:rPr>
-          <w:rFonts w:ascii="ＭＳ Ｐ明朝" w:eastAsia="ＭＳ Ｐ明朝" w:hAnsi="ＭＳ Ｐ明朝" w:hint="eastAsia"/>
-          <w:sz w:val="24"/>
-        </w:rPr>
-        <w:t>つのファイルには整数の羅列が、もう</w:t>
-      </w:r>
-      <w:r>
-        <w:rPr>
-          <w:rFonts w:ascii="ＭＳ Ｐ明朝" w:eastAsia="ＭＳ Ｐ明朝" w:hAnsi="ＭＳ Ｐ明朝"/>
-          <w:sz w:val="24"/>
-        </w:rPr>
-        <w:t>1</w:t>
-      </w:r>
-      <w:r>
-        <w:rPr>
-          <w:rFonts w:ascii="ＭＳ Ｐ明朝" w:eastAsia="ＭＳ Ｐ明朝" w:hAnsi="ＭＳ Ｐ明朝" w:hint="eastAsia"/>
-          <w:sz w:val="24"/>
-        </w:rPr>
-        <w:t>つのファイルには小数の羅列がされている。両方に対応させる</w:t>
-      </w:r>
-      <w:r>
-        <w:rPr>
-          <w:rFonts w:ascii="ＭＳ Ｐ明朝" w:eastAsia="ＭＳ Ｐ明朝" w:hAnsi="ＭＳ Ｐ明朝" w:hint="eastAsia"/>
-          <w:sz w:val="24"/>
-        </w:rPr>
-        <w:t>ために今回は関数テンプレートを使用するよう指示があったため、これを使用しての実装となっている。</w:t>
-      </w:r>
-    </w:p>
-    <w:p>
-      <w:pPr>
-        <w:rPr>
-          <w:rFonts w:ascii="ＭＳ Ｐ明朝" w:eastAsia="ＭＳ Ｐ明朝" w:hAnsi="ＭＳ Ｐ明朝"/>
-          <w:sz w:val="24"/>
-        </w:rPr>
-      </w:pPr>
-      <w:r>
-        <w:rPr>
-          <w:rFonts w:ascii="ＭＳ Ｐ明朝" w:eastAsia="ＭＳ Ｐ明朝" w:hAnsi="ＭＳ Ｐ明朝" w:hint="eastAsia"/>
-          <w:sz w:val="24"/>
-        </w:rPr>
-        <w:t xml:space="preserve">　数値の合計はごく単純で、授業資料のサンプルコードにあったものをそのまま流用している。すなわち、引数に</w:t>
-      </w:r>
-      <w:r>
-        <w:rPr>
-          <w:rFonts w:ascii="ＭＳ Ｐ明朝" w:eastAsia="ＭＳ Ｐ明朝" w:hAnsi="ＭＳ Ｐ明朝"/>
-          <w:sz w:val="24"/>
-        </w:rPr>
-        <w:t>2</w:t>
-      </w:r>
-      <w:r>
-        <w:rPr>
-          <w:rFonts w:ascii="ＭＳ Ｐ明朝" w:eastAsia="ＭＳ Ｐ明朝" w:hAnsi="ＭＳ Ｐ明朝" w:hint="eastAsia"/>
-          <w:sz w:val="24"/>
-        </w:rPr>
-        <w:t>つの数値を入れるとその合計が返ってくるという</w:t>
-      </w:r>
-      <w:r>
-        <w:rPr>
-          <w:rFonts w:ascii="ＭＳ Ｐ明朝" w:eastAsia="ＭＳ Ｐ明朝" w:hAnsi="ＭＳ Ｐ明朝" w:hint="eastAsia"/>
-          <w:sz w:val="24"/>
-        </w:rPr>
-        <w:t>関数テンプレート</w:t>
-      </w:r>
-      <w:r>
-        <w:rPr>
-          <w:rFonts w:ascii="ＭＳ Ｐ明朝" w:eastAsia="ＭＳ Ｐ明朝" w:hAnsi="ＭＳ Ｐ明朝" w:hint="eastAsia"/>
-          <w:sz w:val="24"/>
-        </w:rPr>
-        <w:t>である。これを利用して</w:t>
-      </w:r>
-      <w:r>
-        <w:rPr>
-          <w:rFonts w:ascii="ＭＳ Ｐ明朝" w:eastAsia="ＭＳ Ｐ明朝" w:hAnsi="ＭＳ Ｐ明朝"/>
-          <w:sz w:val="24"/>
-        </w:rPr>
-        <w:t>while</w:t>
-      </w:r>
-      <w:r>
-        <w:rPr>
-          <w:rFonts w:ascii="ＭＳ Ｐ明朝" w:eastAsia="ＭＳ Ｐ明朝" w:hAnsi="ＭＳ Ｐ明朝" w:hint="eastAsia"/>
-          <w:sz w:val="24"/>
-        </w:rPr>
-        <w:t>ループを回し、またループをするごとに</w:t>
-      </w:r>
-      <w:r>
-        <w:rPr>
-          <w:rFonts w:ascii="ＭＳ Ｐ明朝" w:eastAsia="ＭＳ Ｐ明朝" w:hAnsi="ＭＳ Ｐ明朝"/>
-          <w:sz w:val="24"/>
-        </w:rPr>
-        <w:t>fin1_len(</w:t>
-      </w:r>
-      <w:r>
-        <w:rPr>
-          <w:rFonts w:ascii="ＭＳ Ｐ明朝" w:eastAsia="ＭＳ Ｐ明朝" w:hAnsi="ＭＳ Ｐ明朝" w:hint="eastAsia"/>
-          <w:sz w:val="24"/>
-        </w:rPr>
-        <w:t>もしくは</w:t>
-      </w:r>
-      <w:r>
-        <w:rPr>
-          <w:rFonts w:ascii="ＭＳ Ｐ明朝" w:eastAsia="ＭＳ Ｐ明朝" w:hAnsi="ＭＳ Ｐ明朝"/>
-          <w:sz w:val="24"/>
-        </w:rPr>
-        <w:t>fin2_len)</w:t>
-      </w:r>
-      <w:r>
-        <w:rPr>
-          <w:rFonts w:ascii="ＭＳ Ｐ明朝" w:eastAsia="ＭＳ Ｐ明朝" w:hAnsi="ＭＳ Ｐ明朝" w:hint="eastAsia"/>
-          <w:sz w:val="24"/>
-        </w:rPr>
-        <w:t>という変数をインクリメントし、これにより行数も数えることができる仕組みになっている。</w:t>
-      </w:r>
-      <w:r>
-        <w:rPr>
-          <w:rFonts w:ascii="ＭＳ Ｐ明朝" w:eastAsia="ＭＳ Ｐ明朝" w:hAnsi="ＭＳ Ｐ明朝" w:hint="eastAsia"/>
-          <w:sz w:val="24"/>
-        </w:rPr>
-        <w:t>もちろん</w:t>
-      </w:r>
-      <w:r>
-        <w:rPr>
-          <w:rFonts w:ascii="ＭＳ Ｐ明朝" w:eastAsia="ＭＳ Ｐ明朝" w:hAnsi="ＭＳ Ｐ明朝"/>
-          <w:sz w:val="24"/>
-        </w:rPr>
-        <w:t>int</w:t>
-      </w:r>
-      <w:r>
-        <w:rPr>
-          <w:rFonts w:ascii="ＭＳ Ｐ明朝" w:eastAsia="ＭＳ Ｐ明朝" w:hAnsi="ＭＳ Ｐ明朝" w:hint="eastAsia"/>
-          <w:sz w:val="24"/>
-        </w:rPr>
-        <w:t>型でも</w:t>
-      </w:r>
-      <w:r>
-        <w:rPr>
-          <w:rFonts w:ascii="ＭＳ Ｐ明朝" w:eastAsia="ＭＳ Ｐ明朝" w:hAnsi="ＭＳ Ｐ明朝"/>
-          <w:sz w:val="24"/>
-        </w:rPr>
-        <w:t>double</w:t>
-      </w:r>
-      <w:r>
-        <w:rPr>
-          <w:rFonts w:ascii="ＭＳ Ｐ明朝" w:eastAsia="ＭＳ Ｐ明朝" w:hAnsi="ＭＳ Ｐ明朝" w:hint="eastAsia"/>
-          <w:sz w:val="24"/>
-        </w:rPr>
-        <w:t>型でも対応するプログラムとなっており、コード全体の可読性も高いと言える。</w:t>
-      </w:r>
-      <w:r>
-        <w:rPr>
-          <w:rFonts w:ascii="ＭＳ Ｐ明朝" w:eastAsia="ＭＳ Ｐ明朝" w:hAnsi="ＭＳ Ｐ明朝" w:hint="eastAsia"/>
-          <w:sz w:val="24"/>
-        </w:rPr>
-        <w:t>これより、数字の合計と行数を簡単に求めることが</w:t>
-      </w:r>
-      <w:r>
-        <w:rPr>
-          <w:rFonts w:ascii="ＭＳ Ｐ明朝" w:eastAsia="ＭＳ Ｐ明朝" w:hAnsi="ＭＳ Ｐ明朝" w:hint="eastAsia"/>
-          <w:sz w:val="24"/>
-        </w:rPr>
-        <w:t>でき、あとはこれらを出力すれば完了となる。</w:t>
-      </w:r>
-    </w:p>
-    <w:p>
-      <w:pPr>
-        <w:rPr>
-          <w:rFonts w:ascii="ＭＳ Ｐ明朝" w:eastAsia="ＭＳ Ｐ明朝" w:hAnsi="ＭＳ Ｐ明朝"/>
-          <w:sz w:val="24"/>
-        </w:rPr>
-      </w:pPr>
-      <w:r>
-        <w:rPr>
-          <w:rFonts w:ascii="ＭＳ Ｐ明朝" w:eastAsia="ＭＳ Ｐ明朝" w:hAnsi="ＭＳ Ｐ明朝" w:hint="eastAsia"/>
-          <w:sz w:val="24"/>
-        </w:rPr>
-        <w:t xml:space="preserve">　なお、宣言した</w:t>
-      </w:r>
-      <w:proofErr w:type="spellStart"/>
-      <w:r>
-        <w:rPr>
-          <w:rFonts w:ascii="ＭＳ Ｐ明朝" w:eastAsia="ＭＳ Ｐ明朝" w:hAnsi="ＭＳ Ｐ明朝"/>
-          <w:sz w:val="24"/>
-        </w:rPr>
-        <w:t>calc_gcd</w:t>
-      </w:r>
-      <w:proofErr w:type="spellEnd"/>
-      <w:r>
-        <w:rPr>
-          <w:rFonts w:ascii="ＭＳ Ｐ明朝" w:eastAsia="ＭＳ Ｐ明朝" w:hAnsi="ＭＳ Ｐ明朝" w:hint="eastAsia"/>
-          <w:sz w:val="24"/>
-        </w:rPr>
-        <w:t>関数には</w:t>
-      </w:r>
-      <w:r>
-        <w:rPr>
-          <w:rFonts w:ascii="ＭＳ Ｐ明朝" w:eastAsia="ＭＳ Ｐ明朝" w:hAnsi="ＭＳ Ｐ明朝"/>
-          <w:sz w:val="24"/>
-        </w:rPr>
-        <w:t>static</w:t>
-      </w:r>
-      <w:r>
-        <w:rPr>
-          <w:rFonts w:ascii="ＭＳ Ｐ明朝" w:eastAsia="ＭＳ Ｐ明朝" w:hAnsi="ＭＳ Ｐ明朝" w:hint="eastAsia"/>
-          <w:sz w:val="24"/>
-        </w:rPr>
-        <w:t>という修飾子がついているが、これによりソースファイル内のみに関数のスコープを適用させ、他のファイルに干渉しないようにさせている。今回はディレクトリ内に複数ファイルがあるといえ、コンパイルは</w:t>
-      </w:r>
-      <w:r>
-        <w:rPr>
-          <w:rFonts w:ascii="ＭＳ Ｐ明朝" w:eastAsia="ＭＳ Ｐ明朝" w:hAnsi="ＭＳ Ｐ明朝"/>
-          <w:sz w:val="24"/>
-        </w:rPr>
-        <w:t>1</w:t>
-      </w:r>
-      <w:r>
-        <w:rPr>
-          <w:rFonts w:ascii="ＭＳ Ｐ明朝" w:eastAsia="ＭＳ Ｐ明朝" w:hAnsi="ＭＳ Ｐ明朝" w:hint="eastAsia"/>
-          <w:sz w:val="24"/>
-        </w:rPr>
-        <w:t>つずつ行う上、同じ関数を命名するようなことはないと言えるが、いずれ開発の規模が大きくなったときに、同じ名前の関数の宣言や</w:t>
-      </w:r>
-      <w:proofErr w:type="spellStart"/>
-      <w:r>
-        <w:rPr>
-          <w:rFonts w:ascii="ＭＳ Ｐ明朝" w:eastAsia="ＭＳ Ｐ明朝" w:hAnsi="ＭＳ Ｐ明朝"/>
-          <w:sz w:val="24"/>
-        </w:rPr>
-        <w:t>Makefile</w:t>
-      </w:r>
-      <w:proofErr w:type="spellEnd"/>
-      <w:r>
-        <w:rPr>
-          <w:rFonts w:ascii="ＭＳ Ｐ明朝" w:eastAsia="ＭＳ Ｐ明朝" w:hAnsi="ＭＳ Ｐ明朝" w:hint="eastAsia"/>
-          <w:sz w:val="24"/>
-        </w:rPr>
-        <w:t>によるコンパイルを行うことが考えられ、それによってエラーが発生する恐れがあると考えられるので、あらかじめ習慣づけておくという意味でも</w:t>
-      </w:r>
-      <w:r>
-        <w:rPr>
-          <w:rFonts w:ascii="ＭＳ Ｐ明朝" w:eastAsia="ＭＳ Ｐ明朝" w:hAnsi="ＭＳ Ｐ明朝"/>
-          <w:sz w:val="24"/>
-        </w:rPr>
-        <w:t>static</w:t>
-      </w:r>
-      <w:r>
-        <w:rPr>
-          <w:rFonts w:ascii="ＭＳ Ｐ明朝" w:eastAsia="ＭＳ Ｐ明朝" w:hAnsi="ＭＳ Ｐ明朝" w:hint="eastAsia"/>
-          <w:sz w:val="24"/>
-        </w:rPr>
-        <w:t>をつけて関数の宣言をした。以後の課題でも同様に行な</w:t>
-      </w:r>
-      <w:r>
-        <w:rPr>
-          <w:rFonts w:ascii="ＭＳ Ｐ明朝" w:eastAsia="ＭＳ Ｐ明朝" w:hAnsi="ＭＳ Ｐ明朝" w:hint="eastAsia"/>
-          <w:sz w:val="24"/>
-        </w:rPr>
-        <w:t>うよう意識している。</w:t>
-      </w:r>
-    </w:p>
-    <w:p>
-      <w:pPr>
-        <w:rPr>
-          <w:rFonts w:ascii="ＭＳ Ｐ明朝" w:eastAsia="ＭＳ Ｐ明朝" w:hAnsi="ＭＳ Ｐ明朝"/>
-          <w:sz w:val="24"/>
-        </w:rPr>
-      </w:pPr>
-    </w:p>
-    <w:p>
-      <w:pPr>
-        <w:rPr>
-          <w:rFonts w:ascii="ＭＳ Ｐ明朝" w:eastAsia="ＭＳ Ｐ明朝" w:hAnsi="ＭＳ Ｐ明朝"/>
-          <w:sz w:val="24"/>
-        </w:rPr>
-      </w:pPr>
-      <w:r>
-        <w:rPr>
-          <w:rFonts w:ascii="ＭＳ Ｐ明朝" w:eastAsia="ＭＳ Ｐ明朝" w:hAnsi="ＭＳ Ｐ明朝" w:hint="eastAsia"/>
-          <w:sz w:val="24"/>
-        </w:rPr>
-        <w:t>・実行結果</w:t>
-      </w:r>
-    </w:p>
-    <w:p>
-      <w:pPr>
-        <w:jc w:val="center"/>
-        <w:rPr>
-          <w:rFonts w:ascii="ＭＳ Ｐ明朝" w:eastAsia="ＭＳ Ｐ明朝" w:hAnsi="ＭＳ Ｐ明朝"/>
-          <w:sz w:val="24"/>
-        </w:rPr>
-      </w:pPr>
-      <w:r>
-        <w:rPr>
-          <w:noProof/>
-        </w:rPr>
         <w:drawing>
           <wp:inline distT="0" distB="0" distL="0" distR="0" wp14:anchorId="009EF736" wp14:editId="6D7E7E86">
             <wp:extent cx="4597400" cy="1968500"/>
@@ -1699,7 +1788,6 @@
           <w:sz w:val="32"/>
           <w:szCs w:val="32"/>
         </w:rPr>
-        <w:lastRenderedPageBreak/>
         <w:t>3</w:t>
       </w:r>
       <w:r>
@@ -1803,7 +1891,6 @@
         </w:rPr>
         <w:t>というように、</w:t>
       </w:r>
-      <w:proofErr w:type="gramStart"/>
       <w:r>
         <w:rPr>
           <w:rFonts w:ascii="ＭＳ Ｐ明朝" w:eastAsia="ＭＳ Ｐ明朝" w:hAnsi="ＭＳ Ｐ明朝"/>
@@ -1811,7 +1898,6 @@
         </w:rPr>
         <w:t>x</w:t>
       </w:r>
-      <w:proofErr w:type="gramEnd"/>
       <w:r>
         <w:rPr>
           <w:rFonts w:ascii="ＭＳ Ｐ明朝" w:eastAsia="ＭＳ Ｐ明朝" w:hAnsi="ＭＳ Ｐ明朝" w:hint="eastAsia"/>
@@ -1928,7 +2014,6 @@
         </w:rPr>
         <w:t>からの経路数を計算することとなる。しかしながら終点は可変であるため、始点→終点という経路を計算するプログラムの実装は複雑になる。したがって、終点→始点という方向から経路を計算することで、実装を単純にしている。そのため経路計算の関数である</w:t>
       </w:r>
-      <w:proofErr w:type="spellStart"/>
       <w:r>
         <w:rPr>
           <w:rFonts w:ascii="ＭＳ Ｐ明朝" w:eastAsia="ＭＳ Ｐ明朝" w:hAnsi="ＭＳ Ｐ明朝"/>
@@ -1936,7 +2021,6 @@
         </w:rPr>
         <w:t>calc_route</w:t>
       </w:r>
-      <w:proofErr w:type="spellEnd"/>
       <w:r>
         <w:rPr>
           <w:rFonts w:ascii="ＭＳ Ｐ明朝" w:eastAsia="ＭＳ Ｐ明朝" w:hAnsi="ＭＳ Ｐ明朝" w:hint="eastAsia"/>
@@ -2021,7 +2105,6 @@
         </w:rPr>
         <w:t>通りであるため、これより</w:t>
       </w:r>
-      <w:proofErr w:type="spellStart"/>
       <w:r>
         <w:rPr>
           <w:rFonts w:ascii="ＭＳ Ｐ明朝" w:eastAsia="ＭＳ Ｐ明朝" w:hAnsi="ＭＳ Ｐ明朝"/>
@@ -2029,7 +2112,6 @@
         </w:rPr>
         <w:t>calc_route</w:t>
       </w:r>
-      <w:proofErr w:type="spellEnd"/>
       <w:r>
         <w:rPr>
           <w:rFonts w:ascii="ＭＳ Ｐ明朝" w:eastAsia="ＭＳ Ｐ明朝" w:hAnsi="ＭＳ Ｐ明朝" w:hint="eastAsia"/>
@@ -2037,7 +2119,155 @@
         </w:rPr>
         <w:t>関数の返り値は、</w:t>
       </w:r>
-      <w:proofErr w:type="spellStart"/>
+      <w:r>
+        <w:rPr>
+          <w:rFonts w:ascii="ＭＳ Ｐ明朝" w:eastAsia="ＭＳ Ｐ明朝" w:hAnsi="ＭＳ Ｐ明朝"/>
+          <w:sz w:val="24"/>
+        </w:rPr>
+        <w:t>calc_route(x – 1, y) + calc_route(x, y -1)</w:t>
+      </w:r>
+      <w:r>
+        <w:rPr>
+          <w:rFonts w:ascii="ＭＳ Ｐ明朝" w:eastAsia="ＭＳ Ｐ明朝" w:hAnsi="ＭＳ Ｐ明朝" w:hint="eastAsia"/>
+          <w:sz w:val="24"/>
+        </w:rPr>
+        <w:t>となることがわかる。</w:t>
+      </w:r>
+      <w:r>
+        <w:rPr>
+          <w:rFonts w:ascii="ＭＳ Ｐ明朝" w:eastAsia="ＭＳ Ｐ明朝" w:hAnsi="ＭＳ Ｐ明朝" w:hint="eastAsia"/>
+          <w:sz w:val="24"/>
+        </w:rPr>
+        <w:t>また、この問題では</w:t>
+      </w:r>
+      <w:r>
+        <w:rPr>
+          <w:rFonts w:ascii="ＭＳ Ｐ明朝" w:eastAsia="ＭＳ Ｐ明朝" w:hAnsi="ＭＳ Ｐ明朝"/>
+          <w:sz w:val="24"/>
+        </w:rPr>
+        <w:t>(4, 2)</w:t>
+      </w:r>
+      <w:r>
+        <w:rPr>
+          <w:rFonts w:ascii="ＭＳ Ｐ明朝" w:eastAsia="ＭＳ Ｐ明朝" w:hAnsi="ＭＳ Ｐ明朝" w:hint="eastAsia"/>
+          <w:sz w:val="24"/>
+        </w:rPr>
+        <w:t>の座標が工事中となっている。そのため、この座標の時を例外処理と</w:t>
+      </w:r>
+      <w:r>
+        <w:rPr>
+          <w:rFonts w:ascii="ＭＳ Ｐ明朝" w:eastAsia="ＭＳ Ｐ明朝" w:hAnsi="ＭＳ Ｐ明朝" w:hint="eastAsia"/>
+          <w:sz w:val="24"/>
+        </w:rPr>
+        <w:lastRenderedPageBreak/>
+        <w:t>して</w:t>
+      </w:r>
+      <w:r>
+        <w:rPr>
+          <w:rFonts w:ascii="ＭＳ Ｐ明朝" w:eastAsia="ＭＳ Ｐ明朝" w:hAnsi="ＭＳ Ｐ明朝"/>
+          <w:sz w:val="24"/>
+        </w:rPr>
+        <w:t>if</w:t>
+      </w:r>
+      <w:r>
+        <w:rPr>
+          <w:rFonts w:ascii="ＭＳ Ｐ明朝" w:eastAsia="ＭＳ Ｐ明朝" w:hAnsi="ＭＳ Ｐ明朝" w:hint="eastAsia"/>
+          <w:sz w:val="24"/>
+        </w:rPr>
+        <w:t>文で扱い、</w:t>
+      </w:r>
+      <w:r>
+        <w:rPr>
+          <w:rFonts w:ascii="ＭＳ Ｐ明朝" w:eastAsia="ＭＳ Ｐ明朝" w:hAnsi="ＭＳ Ｐ明朝"/>
+          <w:sz w:val="24"/>
+        </w:rPr>
+        <w:t>0</w:t>
+      </w:r>
+      <w:r>
+        <w:rPr>
+          <w:rFonts w:ascii="ＭＳ Ｐ明朝" w:eastAsia="ＭＳ Ｐ明朝" w:hAnsi="ＭＳ Ｐ明朝" w:hint="eastAsia"/>
+          <w:sz w:val="24"/>
+        </w:rPr>
+        <w:t>を返すようにしている。</w:t>
+      </w:r>
+      <w:r>
+        <w:rPr>
+          <w:rFonts w:ascii="ＭＳ Ｐ明朝" w:eastAsia="ＭＳ Ｐ明朝" w:hAnsi="ＭＳ Ｐ明朝" w:hint="eastAsia"/>
+          <w:sz w:val="24"/>
+        </w:rPr>
+        <w:t>これにより経路計算の関数は完成となる。</w:t>
+      </w:r>
+    </w:p>
+    <w:p>
+      <w:pPr>
+        <w:rPr>
+          <w:rFonts w:ascii="ＭＳ Ｐ明朝" w:eastAsia="ＭＳ Ｐ明朝" w:hAnsi="ＭＳ Ｐ明朝"/>
+          <w:sz w:val="24"/>
+        </w:rPr>
+      </w:pPr>
+      <w:r>
+        <w:rPr>
+          <w:rFonts w:ascii="ＭＳ Ｐ明朝" w:eastAsia="ＭＳ Ｐ明朝" w:hAnsi="ＭＳ Ｐ明朝" w:hint="eastAsia"/>
+          <w:sz w:val="24"/>
+        </w:rPr>
+        <w:t xml:space="preserve">　プログラム全体としては、まず引数の数のエラー処理と、引数が正の整数以外であるのは不適当なためそれのエラー処理をしている。その後</w:t>
+      </w:r>
+      <w:r>
+        <w:rPr>
+          <w:rFonts w:ascii="ＭＳ Ｐ明朝" w:eastAsia="ＭＳ Ｐ明朝" w:hAnsi="ＭＳ Ｐ明朝"/>
+          <w:sz w:val="24"/>
+        </w:rPr>
+        <w:t>atoi</w:t>
+      </w:r>
+      <w:r>
+        <w:rPr>
+          <w:rFonts w:ascii="ＭＳ Ｐ明朝" w:eastAsia="ＭＳ Ｐ明朝" w:hAnsi="ＭＳ Ｐ明朝" w:hint="eastAsia"/>
+          <w:sz w:val="24"/>
+        </w:rPr>
+        <w:t>関数を用いて</w:t>
+      </w:r>
+      <w:r>
+        <w:rPr>
+          <w:rFonts w:ascii="ＭＳ Ｐ明朝" w:eastAsia="ＭＳ Ｐ明朝" w:hAnsi="ＭＳ Ｐ明朝"/>
+          <w:sz w:val="24"/>
+        </w:rPr>
+        <w:t>int</w:t>
+      </w:r>
+      <w:r>
+        <w:rPr>
+          <w:rFonts w:ascii="ＭＳ Ｐ明朝" w:eastAsia="ＭＳ Ｐ明朝" w:hAnsi="ＭＳ Ｐ明朝" w:hint="eastAsia"/>
+          <w:sz w:val="24"/>
+        </w:rPr>
+        <w:t>型の変数に代入している。ここで</w:t>
+      </w:r>
+      <w:r>
+        <w:rPr>
+          <w:rFonts w:ascii="ＭＳ Ｐ明朝" w:eastAsia="ＭＳ Ｐ明朝" w:hAnsi="ＭＳ Ｐ明朝"/>
+          <w:sz w:val="24"/>
+        </w:rPr>
+        <w:t>(4,2)</w:t>
+      </w:r>
+      <w:r>
+        <w:rPr>
+          <w:rFonts w:ascii="ＭＳ Ｐ明朝" w:eastAsia="ＭＳ Ｐ明朝" w:hAnsi="ＭＳ Ｐ明朝" w:hint="eastAsia"/>
+          <w:sz w:val="24"/>
+        </w:rPr>
+        <w:t>は工事中で終点として指定することができないので、</w:t>
+      </w:r>
+      <w:r>
+        <w:rPr>
+          <w:rFonts w:ascii="ＭＳ Ｐ明朝" w:eastAsia="ＭＳ Ｐ明朝" w:hAnsi="ＭＳ Ｐ明朝"/>
+          <w:sz w:val="24"/>
+        </w:rPr>
+        <w:t>(4, 2)</w:t>
+      </w:r>
+      <w:r>
+        <w:rPr>
+          <w:rFonts w:ascii="ＭＳ Ｐ明朝" w:eastAsia="ＭＳ Ｐ明朝" w:hAnsi="ＭＳ Ｐ明朝" w:hint="eastAsia"/>
+          <w:sz w:val="24"/>
+        </w:rPr>
+        <w:t>の入力は工事中である旨を告げて弾くようにしている。その後、</w:t>
+      </w:r>
       <w:r>
         <w:rPr>
           <w:rFonts w:ascii="ＭＳ Ｐ明朝" w:eastAsia="ＭＳ Ｐ明朝" w:hAnsi="ＭＳ Ｐ明朝"/>
@@ -2045,175 +2275,6 @@
         </w:rPr>
         <w:t>calc_route</w:t>
       </w:r>
-      <w:proofErr w:type="spellEnd"/>
-      <w:r>
-        <w:rPr>
-          <w:rFonts w:ascii="ＭＳ Ｐ明朝" w:eastAsia="ＭＳ Ｐ明朝" w:hAnsi="ＭＳ Ｐ明朝"/>
-          <w:sz w:val="24"/>
-        </w:rPr>
-        <w:t xml:space="preserve">(x – 1, y) + </w:t>
-      </w:r>
-      <w:proofErr w:type="spellStart"/>
-      <w:r>
-        <w:rPr>
-          <w:rFonts w:ascii="ＭＳ Ｐ明朝" w:eastAsia="ＭＳ Ｐ明朝" w:hAnsi="ＭＳ Ｐ明朝"/>
-          <w:sz w:val="24"/>
-        </w:rPr>
-        <w:t>calc_route</w:t>
-      </w:r>
-      <w:proofErr w:type="spellEnd"/>
-      <w:r>
-        <w:rPr>
-          <w:rFonts w:ascii="ＭＳ Ｐ明朝" w:eastAsia="ＭＳ Ｐ明朝" w:hAnsi="ＭＳ Ｐ明朝"/>
-          <w:sz w:val="24"/>
-        </w:rPr>
-        <w:t>(x, y -1)</w:t>
-      </w:r>
-      <w:r>
-        <w:rPr>
-          <w:rFonts w:ascii="ＭＳ Ｐ明朝" w:eastAsia="ＭＳ Ｐ明朝" w:hAnsi="ＭＳ Ｐ明朝" w:hint="eastAsia"/>
-          <w:sz w:val="24"/>
-        </w:rPr>
-        <w:t>となることがわかる。</w:t>
-      </w:r>
-      <w:r>
-        <w:rPr>
-          <w:rFonts w:ascii="ＭＳ Ｐ明朝" w:eastAsia="ＭＳ Ｐ明朝" w:hAnsi="ＭＳ Ｐ明朝" w:hint="eastAsia"/>
-          <w:sz w:val="24"/>
-        </w:rPr>
-        <w:t>また、この問題では</w:t>
-      </w:r>
-      <w:r>
-        <w:rPr>
-          <w:rFonts w:ascii="ＭＳ Ｐ明朝" w:eastAsia="ＭＳ Ｐ明朝" w:hAnsi="ＭＳ Ｐ明朝"/>
-          <w:sz w:val="24"/>
-        </w:rPr>
-        <w:t>(4, 2)</w:t>
-      </w:r>
-      <w:r>
-        <w:rPr>
-          <w:rFonts w:ascii="ＭＳ Ｐ明朝" w:eastAsia="ＭＳ Ｐ明朝" w:hAnsi="ＭＳ Ｐ明朝" w:hint="eastAsia"/>
-          <w:sz w:val="24"/>
-        </w:rPr>
-        <w:t>の座標が工事中となっている。そのため、この座標の時を例外処理として</w:t>
-      </w:r>
-      <w:r>
-        <w:rPr>
-          <w:rFonts w:ascii="ＭＳ Ｐ明朝" w:eastAsia="ＭＳ Ｐ明朝" w:hAnsi="ＭＳ Ｐ明朝"/>
-          <w:sz w:val="24"/>
-        </w:rPr>
-        <w:t>if</w:t>
-      </w:r>
-      <w:r>
-        <w:rPr>
-          <w:rFonts w:ascii="ＭＳ Ｐ明朝" w:eastAsia="ＭＳ Ｐ明朝" w:hAnsi="ＭＳ Ｐ明朝" w:hint="eastAsia"/>
-          <w:sz w:val="24"/>
-        </w:rPr>
-        <w:t>文で扱い、</w:t>
-      </w:r>
-      <w:r>
-        <w:rPr>
-          <w:rFonts w:ascii="ＭＳ Ｐ明朝" w:eastAsia="ＭＳ Ｐ明朝" w:hAnsi="ＭＳ Ｐ明朝"/>
-          <w:sz w:val="24"/>
-        </w:rPr>
-        <w:t>0</w:t>
-      </w:r>
-      <w:r>
-        <w:rPr>
-          <w:rFonts w:ascii="ＭＳ Ｐ明朝" w:eastAsia="ＭＳ Ｐ明朝" w:hAnsi="ＭＳ Ｐ明朝" w:hint="eastAsia"/>
-          <w:sz w:val="24"/>
-        </w:rPr>
-        <w:t>を返すようにしている。</w:t>
-      </w:r>
-      <w:r>
-        <w:rPr>
-          <w:rFonts w:ascii="ＭＳ Ｐ明朝" w:eastAsia="ＭＳ Ｐ明朝" w:hAnsi="ＭＳ Ｐ明朝" w:hint="eastAsia"/>
-          <w:sz w:val="24"/>
-        </w:rPr>
-        <w:t>これにより経路計算の関数は完成となる。</w:t>
-      </w:r>
-    </w:p>
-    <w:p>
-      <w:pPr>
-        <w:rPr>
-          <w:rFonts w:ascii="ＭＳ Ｐ明朝" w:eastAsia="ＭＳ Ｐ明朝" w:hAnsi="ＭＳ Ｐ明朝"/>
-          <w:sz w:val="24"/>
-        </w:rPr>
-      </w:pPr>
-      <w:r>
-        <w:rPr>
-          <w:rFonts w:ascii="ＭＳ Ｐ明朝" w:eastAsia="ＭＳ Ｐ明朝" w:hAnsi="ＭＳ Ｐ明朝" w:hint="eastAsia"/>
-          <w:sz w:val="24"/>
-        </w:rPr>
-        <w:t xml:space="preserve">　プログラム全体としては、まず引数の数のエラー処理と、引数が正の整数以外であるのは不適当なためそれのエラー処理をしている。その後</w:t>
-      </w:r>
-      <w:proofErr w:type="spellStart"/>
-      <w:r>
-        <w:rPr>
-          <w:rFonts w:ascii="ＭＳ Ｐ明朝" w:eastAsia="ＭＳ Ｐ明朝" w:hAnsi="ＭＳ Ｐ明朝"/>
-          <w:sz w:val="24"/>
-        </w:rPr>
-        <w:t>atoi</w:t>
-      </w:r>
-      <w:proofErr w:type="spellEnd"/>
-      <w:r>
-        <w:rPr>
-          <w:rFonts w:ascii="ＭＳ Ｐ明朝" w:eastAsia="ＭＳ Ｐ明朝" w:hAnsi="ＭＳ Ｐ明朝" w:hint="eastAsia"/>
-          <w:sz w:val="24"/>
-        </w:rPr>
-        <w:t>関数を用いて</w:t>
-      </w:r>
-      <w:r>
-        <w:rPr>
-          <w:rFonts w:ascii="ＭＳ Ｐ明朝" w:eastAsia="ＭＳ Ｐ明朝" w:hAnsi="ＭＳ Ｐ明朝"/>
-          <w:sz w:val="24"/>
-        </w:rPr>
-        <w:t>int</w:t>
-      </w:r>
-      <w:r>
-        <w:rPr>
-          <w:rFonts w:ascii="ＭＳ Ｐ明朝" w:eastAsia="ＭＳ Ｐ明朝" w:hAnsi="ＭＳ Ｐ明朝" w:hint="eastAsia"/>
-          <w:sz w:val="24"/>
-        </w:rPr>
-        <w:t>型の変数に代入している。ここで</w:t>
-      </w:r>
-      <w:r>
-        <w:rPr>
-          <w:rFonts w:ascii="ＭＳ Ｐ明朝" w:eastAsia="ＭＳ Ｐ明朝" w:hAnsi="ＭＳ Ｐ明朝"/>
-          <w:sz w:val="24"/>
-        </w:rPr>
-        <w:t>(4,2)</w:t>
-      </w:r>
-      <w:r>
-        <w:rPr>
-          <w:rFonts w:ascii="ＭＳ Ｐ明朝" w:eastAsia="ＭＳ Ｐ明朝" w:hAnsi="ＭＳ Ｐ明朝" w:hint="eastAsia"/>
-          <w:sz w:val="24"/>
-        </w:rPr>
-        <w:t>は工事中で終点として指定することができないので、</w:t>
-      </w:r>
-      <w:r>
-        <w:rPr>
-          <w:rFonts w:ascii="ＭＳ Ｐ明朝" w:eastAsia="ＭＳ Ｐ明朝" w:hAnsi="ＭＳ Ｐ明朝"/>
-          <w:sz w:val="24"/>
-        </w:rPr>
-        <w:t>(4, 2)</w:t>
-      </w:r>
-      <w:r>
-        <w:rPr>
-          <w:rFonts w:ascii="ＭＳ Ｐ明朝" w:eastAsia="ＭＳ Ｐ明朝" w:hAnsi="ＭＳ Ｐ明朝" w:hint="eastAsia"/>
-          <w:sz w:val="24"/>
-        </w:rPr>
-        <w:t>の入力は工事中である旨を告げて弾くようにしている。その後、</w:t>
-      </w:r>
-      <w:proofErr w:type="spellStart"/>
-      <w:r>
-        <w:rPr>
-          <w:rFonts w:ascii="ＭＳ Ｐ明朝" w:eastAsia="ＭＳ Ｐ明朝" w:hAnsi="ＭＳ Ｐ明朝"/>
-          <w:sz w:val="24"/>
-        </w:rPr>
-        <w:t>calc_route</w:t>
-      </w:r>
-      <w:proofErr w:type="spellEnd"/>
       <w:r>
         <w:rPr>
           <w:rFonts w:ascii="ＭＳ Ｐ明朝" w:eastAsia="ＭＳ Ｐ明朝" w:hAnsi="ＭＳ Ｐ明朝" w:hint="eastAsia"/>
@@ -2250,7 +2311,6 @@
           <w:rFonts w:ascii="ＭＳ Ｐ明朝" w:eastAsia="ＭＳ Ｐ明朝" w:hAnsi="ＭＳ Ｐ明朝" w:hint="eastAsia"/>
           <w:sz w:val="24"/>
         </w:rPr>
-        <w:lastRenderedPageBreak/>
         <w:t>・実行結果</w:t>
       </w:r>
     </w:p>
@@ -2265,6 +2325,7 @@
       <w:r>
         <w:rPr>
           <w:rFonts w:ascii="ＭＳ Ｐ明朝" w:eastAsia="ＭＳ Ｐ明朝" w:hAnsi="ＭＳ Ｐ明朝"/>
+          <w:noProof/>
           <w:sz w:val="24"/>
         </w:rPr>
         <w:drawing>
@@ -2522,6 +2583,7 @@
           <w:rFonts w:ascii="ＭＳ Ｐ明朝" w:eastAsia="ＭＳ Ｐ明朝" w:hAnsi="ＭＳ Ｐ明朝" w:hint="eastAsia"/>
           <w:sz w:val="24"/>
         </w:rPr>
+        <w:lastRenderedPageBreak/>
         <w:t xml:space="preserve">　まずはファイルからの適切な読み込みについてだが、今回は数字列のみが記述されたファイルと文字列のみが記述されたファイルの</w:t>
       </w:r>
       <w:r>
@@ -2634,15 +2696,7 @@
           <w:rFonts w:ascii="ＭＳ Ｐ明朝" w:eastAsia="ＭＳ Ｐ明朝" w:hAnsi="ＭＳ Ｐ明朝" w:hint="eastAsia"/>
           <w:sz w:val="24"/>
         </w:rPr>
-        <w:t>そのものが管理するために、領域の拡張が自動的に行われるものである。また、豊富なメンバ関数により要素のアクセスや挿入および削除が容易である</w:t>
-      </w:r>
-      <w:r>
-        <w:rPr>
-          <w:rFonts w:ascii="ＭＳ Ｐ明朝" w:eastAsia="ＭＳ Ｐ明朝" w:hAnsi="ＭＳ Ｐ明朝" w:hint="eastAsia"/>
-          <w:sz w:val="24"/>
-        </w:rPr>
-        <w:lastRenderedPageBreak/>
-        <w:t>ことが特徴である。これを利用することで、ファイルの読み取りを動的に行う上に可読性の高いコードが実現できることになると考えた。</w:t>
+        <w:t>そのものが管理するために、領域の拡張が自動的に行われるものである。また、豊富なメンバ関数により要素のアクセスや挿入および削除が容易であることが特徴である。これを利用することで、ファイルの読み取りを動的に行う上に可読性の高いコードが実現できることになると考えた。</w:t>
       </w:r>
     </w:p>
     <w:p>
@@ -2687,7 +2741,6 @@
         </w:rPr>
         <w:t>コンテナ、すなわち可変長の文字列型の配列の</w:t>
       </w:r>
-      <w:proofErr w:type="spellStart"/>
       <w:r>
         <w:rPr>
           <w:rFonts w:ascii="ＭＳ Ｐ明朝" w:eastAsia="ＭＳ Ｐ明朝" w:hAnsi="ＭＳ Ｐ明朝"/>
@@ -2695,7 +2748,6 @@
         </w:rPr>
         <w:t>file_content</w:t>
       </w:r>
-      <w:proofErr w:type="spellEnd"/>
       <w:r>
         <w:rPr>
           <w:rFonts w:ascii="ＭＳ Ｐ明朝" w:eastAsia="ＭＳ Ｐ明朝" w:hAnsi="ＭＳ Ｐ明朝" w:hint="eastAsia"/>
@@ -2717,7 +2769,6 @@
         </w:rPr>
         <w:t>コンテナのメンバ関数である</w:t>
       </w:r>
-      <w:proofErr w:type="spellStart"/>
       <w:r>
         <w:rPr>
           <w:rFonts w:ascii="ＭＳ Ｐ明朝" w:eastAsia="ＭＳ Ｐ明朝" w:hAnsi="ＭＳ Ｐ明朝"/>
@@ -2725,7 +2776,6 @@
         </w:rPr>
         <w:t>push_back</w:t>
       </w:r>
-      <w:proofErr w:type="spellEnd"/>
       <w:r>
         <w:rPr>
           <w:rFonts w:ascii="ＭＳ Ｐ明朝" w:eastAsia="ＭＳ Ｐ明朝" w:hAnsi="ＭＳ Ｐ明朝" w:hint="eastAsia"/>
@@ -2824,7 +2874,6 @@
         </w:rPr>
         <w:t>コンテナである</w:t>
       </w:r>
-      <w:proofErr w:type="spellStart"/>
       <w:r>
         <w:rPr>
           <w:rFonts w:ascii="ＭＳ Ｐ明朝" w:eastAsia="ＭＳ Ｐ明朝" w:hAnsi="ＭＳ Ｐ明朝"/>
@@ -2832,7 +2881,6 @@
         </w:rPr>
         <w:t>file_nums</w:t>
       </w:r>
-      <w:proofErr w:type="spellEnd"/>
       <w:r>
         <w:rPr>
           <w:rFonts w:ascii="ＭＳ Ｐ明朝" w:eastAsia="ＭＳ Ｐ明朝" w:hAnsi="ＭＳ Ｐ明朝" w:hint="eastAsia"/>
@@ -2868,7 +2916,6 @@
         </w:rPr>
         <w:t>型に変換させる</w:t>
       </w:r>
-      <w:proofErr w:type="spellStart"/>
       <w:r>
         <w:rPr>
           <w:rFonts w:ascii="ＭＳ Ｐ明朝" w:eastAsia="ＭＳ Ｐ明朝" w:hAnsi="ＭＳ Ｐ明朝"/>
@@ -2876,7 +2923,6 @@
         </w:rPr>
         <w:t>stoi</w:t>
       </w:r>
-      <w:proofErr w:type="spellEnd"/>
       <w:r>
         <w:rPr>
           <w:rFonts w:ascii="ＭＳ Ｐ明朝" w:eastAsia="ＭＳ Ｐ明朝" w:hAnsi="ＭＳ Ｐ明朝" w:hint="eastAsia"/>
@@ -2884,7 +2930,6 @@
         </w:rPr>
         <w:t>関数を使用しながら、メンバ関数の</w:t>
       </w:r>
-      <w:proofErr w:type="spellStart"/>
       <w:r>
         <w:rPr>
           <w:rFonts w:ascii="ＭＳ Ｐ明朝" w:eastAsia="ＭＳ Ｐ明朝" w:hAnsi="ＭＳ Ｐ明朝"/>
@@ -2892,7 +2937,6 @@
         </w:rPr>
         <w:t>push_back</w:t>
       </w:r>
-      <w:proofErr w:type="spellEnd"/>
       <w:r>
         <w:rPr>
           <w:rFonts w:ascii="ＭＳ Ｐ明朝" w:eastAsia="ＭＳ Ｐ明朝" w:hAnsi="ＭＳ Ｐ明朝" w:hint="eastAsia"/>
@@ -2900,7 +2944,6 @@
         </w:rPr>
         <w:t>で挿入していった。そして</w:t>
       </w:r>
-      <w:proofErr w:type="spellStart"/>
       <w:r>
         <w:rPr>
           <w:rFonts w:ascii="ＭＳ Ｐ明朝" w:eastAsia="ＭＳ Ｐ明朝" w:hAnsi="ＭＳ Ｐ明朝"/>
@@ -2908,7 +2951,6 @@
         </w:rPr>
         <w:t>file_descending_sort</w:t>
       </w:r>
-      <w:proofErr w:type="spellEnd"/>
       <w:r>
         <w:rPr>
           <w:rFonts w:ascii="ＭＳ Ｐ明朝" w:eastAsia="ＭＳ Ｐ明朝" w:hAnsi="ＭＳ Ｐ明朝" w:hint="eastAsia"/>
@@ -2916,7 +2958,6 @@
         </w:rPr>
         <w:t>関数に引数として</w:t>
       </w:r>
-      <w:proofErr w:type="spellStart"/>
       <w:r>
         <w:rPr>
           <w:rFonts w:ascii="ＭＳ Ｐ明朝" w:eastAsia="ＭＳ Ｐ明朝" w:hAnsi="ＭＳ Ｐ明朝"/>
@@ -2924,7 +2965,6 @@
         </w:rPr>
         <w:t>file_nums</w:t>
       </w:r>
-      <w:proofErr w:type="spellEnd"/>
       <w:r>
         <w:rPr>
           <w:rFonts w:ascii="ＭＳ Ｐ明朝" w:eastAsia="ＭＳ Ｐ明朝" w:hAnsi="ＭＳ Ｐ明朝" w:hint="eastAsia"/>
@@ -2932,7 +2972,6 @@
         </w:rPr>
         <w:t>を代入した。文字列である場合はそのまま</w:t>
       </w:r>
-      <w:proofErr w:type="spellStart"/>
       <w:r>
         <w:rPr>
           <w:rFonts w:ascii="ＭＳ Ｐ明朝" w:eastAsia="ＭＳ Ｐ明朝" w:hAnsi="ＭＳ Ｐ明朝"/>
@@ -2940,7 +2979,6 @@
         </w:rPr>
         <w:t>file_descending_sort</w:t>
       </w:r>
-      <w:proofErr w:type="spellEnd"/>
       <w:r>
         <w:rPr>
           <w:rFonts w:ascii="ＭＳ Ｐ明朝" w:eastAsia="ＭＳ Ｐ明朝" w:hAnsi="ＭＳ Ｐ明朝" w:hint="eastAsia"/>
@@ -2948,7 +2986,6 @@
         </w:rPr>
         <w:t>関数に代入した。今回は課題文の指示に関数のオーバーロード機能を使用するよう明記されていたので、</w:t>
       </w:r>
-      <w:proofErr w:type="spellStart"/>
       <w:r>
         <w:rPr>
           <w:rFonts w:ascii="ＭＳ Ｐ明朝" w:eastAsia="ＭＳ Ｐ明朝" w:hAnsi="ＭＳ Ｐ明朝"/>
@@ -2956,7 +2993,6 @@
         </w:rPr>
         <w:t>file_descending_sort</w:t>
       </w:r>
-      <w:proofErr w:type="spellEnd"/>
       <w:r>
         <w:rPr>
           <w:rFonts w:ascii="ＭＳ Ｐ明朝" w:eastAsia="ＭＳ Ｐ明朝" w:hAnsi="ＭＳ Ｐ明朝" w:hint="eastAsia"/>
@@ -3052,23 +3088,13 @@
           <m:t>)</m:t>
         </m:r>
       </m:oMath>
-      <w:proofErr w:type="gramStart"/>
-      <w:r>
-        <w:rPr>
-          <w:rFonts w:ascii="ＭＳ Ｐ明朝" w:eastAsia="ＭＳ Ｐ明朝" w:hAnsi="ＭＳ Ｐ明朝" w:hint="eastAsia"/>
-          <w:sz w:val="24"/>
-        </w:rPr>
-        <w:t>で</w:t>
-      </w:r>
-      <w:proofErr w:type="gramEnd"/>
-      <w:r>
-        <w:rPr>
-          <w:rFonts w:ascii="ＭＳ Ｐ明朝" w:eastAsia="ＭＳ Ｐ明朝" w:hAnsi="ＭＳ Ｐ明朝" w:hint="eastAsia"/>
-          <w:sz w:val="24"/>
-        </w:rPr>
-        <w:t>あるのが懸念点であると考えられる。</w:t>
-      </w:r>
-      <w:proofErr w:type="spellStart"/>
+      <w:r>
+        <w:rPr>
+          <w:rFonts w:ascii="ＭＳ Ｐ明朝" w:eastAsia="ＭＳ Ｐ明朝" w:hAnsi="ＭＳ Ｐ明朝" w:hint="eastAsia"/>
+          <w:sz w:val="24"/>
+        </w:rPr>
+        <w:t>であるのが懸念点であると考えられる。</w:t>
+      </w:r>
       <w:r>
         <w:rPr>
           <w:rFonts w:ascii="ＭＳ Ｐ明朝" w:eastAsia="ＭＳ Ｐ明朝" w:hAnsi="ＭＳ Ｐ明朝" w:hint="eastAsia"/>
@@ -3083,15 +3109,21 @@
         </w:rPr>
         <w:t>ile_descending_sort</w:t>
       </w:r>
-      <w:proofErr w:type="spellEnd"/>
-      <w:r>
-        <w:rPr>
-          <w:rFonts w:ascii="ＭＳ Ｐ明朝" w:eastAsia="ＭＳ Ｐ明朝" w:hAnsi="ＭＳ Ｐ明朝" w:hint="eastAsia"/>
-          <w:sz w:val="24"/>
-        </w:rPr>
-        <w:t>関数の内部では引数が文字列でも数字列でも同様にこの処理をしている。なお要素と次の要素を比較する関係上、要素数全体を</w:t>
-      </w:r>
-      <w:proofErr w:type="spellStart"/>
+      <w:r>
+        <w:rPr>
+          <w:rFonts w:ascii="ＭＳ Ｐ明朝" w:eastAsia="ＭＳ Ｐ明朝" w:hAnsi="ＭＳ Ｐ明朝" w:hint="eastAsia"/>
+          <w:sz w:val="24"/>
+        </w:rPr>
+        <w:t>関数の内部では引数が文字列でも</w:t>
+      </w:r>
+      <w:r>
+        <w:rPr>
+          <w:rFonts w:ascii="ＭＳ Ｐ明朝" w:eastAsia="ＭＳ Ｐ明朝" w:hAnsi="ＭＳ Ｐ明朝" w:hint="eastAsia"/>
+          <w:sz w:val="24"/>
+        </w:rPr>
+        <w:lastRenderedPageBreak/>
+        <w:t>数字列でも同様にこの処理をしている。なお要素と次の要素を比較する関係上、要素数全体を</w:t>
+      </w:r>
       <w:r>
         <w:rPr>
           <w:rFonts w:ascii="ＭＳ Ｐ明朝" w:eastAsia="ＭＳ Ｐ明朝" w:hAnsi="ＭＳ Ｐ明朝"/>
@@ -3099,7 +3131,6 @@
         </w:rPr>
         <w:t>len</w:t>
       </w:r>
-      <w:proofErr w:type="spellEnd"/>
       <w:r>
         <w:rPr>
           <w:rFonts w:ascii="ＭＳ Ｐ明朝" w:eastAsia="ＭＳ Ｐ明朝" w:hAnsi="ＭＳ Ｐ明朝" w:hint="eastAsia"/>
@@ -3121,31 +3152,13 @@
         </w:rPr>
         <w:t>文の条件を</w:t>
       </w:r>
-      <w:proofErr w:type="spellStart"/>
-      <w:r>
-        <w:rPr>
-          <w:rFonts w:ascii="ＭＳ Ｐ明朝" w:eastAsia="ＭＳ Ｐ明朝" w:hAnsi="ＭＳ Ｐ明朝"/>
-          <w:sz w:val="24"/>
-        </w:rPr>
-        <w:t>i</w:t>
-      </w:r>
-      <w:proofErr w:type="spellEnd"/>
-      <w:r>
-        <w:rPr>
-          <w:rFonts w:ascii="ＭＳ Ｐ明朝" w:eastAsia="ＭＳ Ｐ明朝" w:hAnsi="ＭＳ Ｐ明朝"/>
-          <w:sz w:val="24"/>
-        </w:rPr>
-        <w:t xml:space="preserve"> &lt; </w:t>
-      </w:r>
-      <w:proofErr w:type="spellStart"/>
-      <w:r>
-        <w:rPr>
-          <w:rFonts w:ascii="ＭＳ Ｐ明朝" w:eastAsia="ＭＳ Ｐ明朝" w:hAnsi="ＭＳ Ｐ明朝"/>
-          <w:sz w:val="24"/>
-        </w:rPr>
-        <w:t>len</w:t>
-      </w:r>
-      <w:proofErr w:type="spellEnd"/>
+      <w:r>
+        <w:rPr>
+          <w:rFonts w:ascii="ＭＳ Ｐ明朝" w:eastAsia="ＭＳ Ｐ明朝" w:hAnsi="ＭＳ Ｐ明朝"/>
+          <w:sz w:val="24"/>
+        </w:rPr>
+        <w:t>i &lt; len</w:t>
+      </w:r>
       <w:r>
         <w:rPr>
           <w:rFonts w:ascii="ＭＳ Ｐ明朝" w:eastAsia="ＭＳ Ｐ明朝" w:hAnsi="ＭＳ Ｐ明朝" w:hint="eastAsia"/>
@@ -3153,37 +3166,12 @@
         </w:rPr>
         <w:t xml:space="preserve">　ではなく、</w:t>
       </w:r>
-      <w:proofErr w:type="spellStart"/>
-      <w:r>
-        <w:rPr>
-          <w:rFonts w:ascii="ＭＳ Ｐ明朝" w:eastAsia="ＭＳ Ｐ明朝" w:hAnsi="ＭＳ Ｐ明朝"/>
-          <w:sz w:val="24"/>
-        </w:rPr>
-        <w:t>i</w:t>
-      </w:r>
-      <w:proofErr w:type="spellEnd"/>
-      <w:r>
-        <w:rPr>
-          <w:rFonts w:ascii="ＭＳ Ｐ明朝" w:eastAsia="ＭＳ Ｐ明朝" w:hAnsi="ＭＳ Ｐ明朝"/>
-          <w:sz w:val="24"/>
-        </w:rPr>
-        <w:t xml:space="preserve"> &lt; </w:t>
-      </w:r>
-      <w:proofErr w:type="spellStart"/>
-      <w:r>
-        <w:rPr>
-          <w:rFonts w:ascii="ＭＳ Ｐ明朝" w:eastAsia="ＭＳ Ｐ明朝" w:hAnsi="ＭＳ Ｐ明朝"/>
-          <w:sz w:val="24"/>
-        </w:rPr>
-        <w:t>len</w:t>
-      </w:r>
-      <w:proofErr w:type="spellEnd"/>
-      <w:r>
-        <w:rPr>
-          <w:rFonts w:ascii="ＭＳ Ｐ明朝" w:eastAsia="ＭＳ Ｐ明朝" w:hAnsi="ＭＳ Ｐ明朝"/>
-          <w:sz w:val="24"/>
-        </w:rPr>
-        <w:t xml:space="preserve"> – 1</w:t>
+      <w:r>
+        <w:rPr>
+          <w:rFonts w:ascii="ＭＳ Ｐ明朝" w:eastAsia="ＭＳ Ｐ明朝" w:hAnsi="ＭＳ Ｐ明朝"/>
+          <w:sz w:val="24"/>
+        </w:rPr>
+        <w:t>i &lt; len – 1</w:t>
       </w:r>
       <w:r>
         <w:rPr>
@@ -3256,7 +3244,6 @@
         </w:rPr>
         <w:t>番では、ファイルのオープンに失敗したときに、</w:t>
       </w:r>
-      <w:proofErr w:type="spellStart"/>
       <w:r>
         <w:rPr>
           <w:rFonts w:ascii="ＭＳ Ｐ明朝" w:eastAsia="ＭＳ Ｐ明朝" w:hAnsi="ＭＳ Ｐ明朝"/>
@@ -3264,7 +3251,6 @@
         </w:rPr>
         <w:t>cerr</w:t>
       </w:r>
-      <w:proofErr w:type="spellEnd"/>
       <w:r>
         <w:rPr>
           <w:rFonts w:ascii="ＭＳ Ｐ明朝" w:eastAsia="ＭＳ Ｐ明朝" w:hAnsi="ＭＳ Ｐ明朝" w:hint="eastAsia"/>
@@ -3272,7 +3258,6 @@
         </w:rPr>
         <w:t>でベタ打ちするのではなく、</w:t>
       </w:r>
-      <w:proofErr w:type="spellStart"/>
       <w:r>
         <w:rPr>
           <w:rFonts w:ascii="ＭＳ Ｐ明朝" w:eastAsia="ＭＳ Ｐ明朝" w:hAnsi="ＭＳ Ｐ明朝"/>
@@ -3280,7 +3265,6 @@
         </w:rPr>
         <w:t>errno</w:t>
       </w:r>
-      <w:proofErr w:type="spellEnd"/>
       <w:r>
         <w:rPr>
           <w:rFonts w:ascii="ＭＳ Ｐ明朝" w:eastAsia="ＭＳ Ｐ明朝" w:hAnsi="ＭＳ Ｐ明朝" w:hint="eastAsia"/>
@@ -3288,7 +3272,6 @@
         </w:rPr>
         <w:t>を利用した</w:t>
       </w:r>
-      <w:proofErr w:type="spellStart"/>
       <w:r>
         <w:rPr>
           <w:rFonts w:ascii="ＭＳ Ｐ明朝" w:eastAsia="ＭＳ Ｐ明朝" w:hAnsi="ＭＳ Ｐ明朝"/>
@@ -3296,183 +3279,172 @@
         </w:rPr>
         <w:t>perror</w:t>
       </w:r>
-      <w:proofErr w:type="spellEnd"/>
-      <w:r>
-        <w:rPr>
-          <w:rFonts w:ascii="ＭＳ Ｐ明朝" w:eastAsia="ＭＳ Ｐ明朝" w:hAnsi="ＭＳ Ｐ明朝" w:hint="eastAsia"/>
-          <w:sz w:val="24"/>
-        </w:rPr>
-        <w:t>関数によってエラーメッセージを出力するようにした。ファイルのオープンに失敗すると</w:t>
-      </w:r>
-      <w:r>
-        <w:rPr>
-          <w:rFonts w:ascii="ＭＳ Ｐ明朝" w:eastAsia="ＭＳ Ｐ明朝" w:hAnsi="ＭＳ Ｐ明朝" w:hint="eastAsia"/>
+      <w:r>
+        <w:rPr>
+          <w:rFonts w:ascii="ＭＳ Ｐ明朝" w:eastAsia="ＭＳ Ｐ明朝" w:hAnsi="ＭＳ Ｐ明朝" w:hint="eastAsia"/>
+          <w:sz w:val="24"/>
+        </w:rPr>
+        <w:t>関数によってエラーメッセージを出力するようにした。ファイルのオープンに失敗するというのは、ユーザーの利用によるものではなくコンピュータの方に委ねられるものであるため、</w:t>
+      </w:r>
+      <w:r>
+        <w:rPr>
+          <w:rFonts w:ascii="ＭＳ Ｐ明朝" w:eastAsia="ＭＳ Ｐ明朝" w:hAnsi="ＭＳ Ｐ明朝"/>
+          <w:sz w:val="24"/>
+        </w:rPr>
+        <w:t>errno</w:t>
+      </w:r>
+      <w:r>
+        <w:rPr>
+          <w:rFonts w:ascii="ＭＳ Ｐ明朝" w:eastAsia="ＭＳ Ｐ明朝" w:hAnsi="ＭＳ Ｐ明朝" w:hint="eastAsia"/>
+          <w:sz w:val="24"/>
+        </w:rPr>
+        <w:t>を利用し</w:t>
+      </w:r>
+      <w:r>
+        <w:rPr>
+          <w:rFonts w:ascii="ＭＳ Ｐ明朝" w:eastAsia="ＭＳ Ｐ明朝" w:hAnsi="ＭＳ Ｐ明朝" w:hint="eastAsia"/>
+          <w:sz w:val="24"/>
+        </w:rPr>
+        <w:t>、</w:t>
+      </w:r>
+      <w:r>
+        <w:rPr>
+          <w:rFonts w:ascii="ＭＳ Ｐ明朝" w:eastAsia="ＭＳ Ｐ明朝" w:hAnsi="ＭＳ Ｐ明朝"/>
+          <w:sz w:val="24"/>
+        </w:rPr>
+        <w:t>perror</w:t>
+      </w:r>
+      <w:r>
+        <w:rPr>
+          <w:rFonts w:ascii="ＭＳ Ｐ明朝" w:eastAsia="ＭＳ Ｐ明朝" w:hAnsi="ＭＳ Ｐ明朝" w:hint="eastAsia"/>
+          <w:sz w:val="24"/>
+        </w:rPr>
+        <w:t>関数によって自身が記述したエラーメッセージとシステムのエラーメッセージを両方出力させる方が親切</w:t>
+      </w:r>
+      <w:r>
+        <w:rPr>
+          <w:rFonts w:ascii="ＭＳ Ｐ明朝" w:eastAsia="ＭＳ Ｐ明朝" w:hAnsi="ＭＳ Ｐ明朝"/>
+          <w:sz w:val="24"/>
+        </w:rPr>
+        <w:t>(</w:t>
+      </w:r>
+      <w:r>
+        <w:rPr>
+          <w:rFonts w:ascii="ＭＳ Ｐ明朝" w:eastAsia="ＭＳ Ｐ明朝" w:hAnsi="ＭＳ Ｐ明朝" w:hint="eastAsia"/>
+          <w:sz w:val="24"/>
+        </w:rPr>
+        <w:t>ファイルのオープンに失敗した原因の特定が容易)であると考えたからである。しかし</w:t>
+      </w:r>
+      <w:r>
+        <w:rPr>
+          <w:rFonts w:ascii="ＭＳ Ｐ明朝" w:eastAsia="ＭＳ Ｐ明朝" w:hAnsi="ＭＳ Ｐ明朝"/>
+          <w:sz w:val="24"/>
+        </w:rPr>
+        <w:t>C</w:t>
+      </w:r>
+      <w:r>
+        <w:rPr>
+          <w:rFonts w:ascii="ＭＳ Ｐ明朝" w:eastAsia="ＭＳ Ｐ明朝" w:hAnsi="ＭＳ Ｐ明朝" w:hint="eastAsia"/>
+          <w:sz w:val="24"/>
+        </w:rPr>
+        <w:t>言語であれば、</w:t>
+      </w:r>
+      <w:r>
+        <w:rPr>
+          <w:rFonts w:ascii="ＭＳ Ｐ明朝" w:eastAsia="ＭＳ Ｐ明朝" w:hAnsi="ＭＳ Ｐ明朝"/>
+          <w:sz w:val="24"/>
+        </w:rPr>
+        <w:t>C</w:t>
+      </w:r>
+      <w:r>
+        <w:rPr>
+          <w:rFonts w:ascii="ＭＳ Ｐ明朝" w:eastAsia="ＭＳ Ｐ明朝" w:hAnsi="ＭＳ Ｐ明朝" w:hint="eastAsia"/>
+          <w:sz w:val="24"/>
+        </w:rPr>
+        <w:t>言語というものは</w:t>
+      </w:r>
+      <w:r>
+        <w:rPr>
+          <w:rFonts w:ascii="ＭＳ Ｐ明朝" w:eastAsia="ＭＳ Ｐ明朝" w:hAnsi="ＭＳ Ｐ明朝"/>
+          <w:sz w:val="24"/>
+        </w:rPr>
+        <w:t>OS</w:t>
+      </w:r>
+      <w:r>
+        <w:rPr>
+          <w:rFonts w:ascii="ＭＳ Ｐ明朝" w:eastAsia="ＭＳ Ｐ明朝" w:hAnsi="ＭＳ Ｐ明朝" w:hint="eastAsia"/>
+          <w:sz w:val="24"/>
+        </w:rPr>
+        <w:t>のシステムコールと密であるため、この利用方法は妥当だと考えられるが、</w:t>
+      </w:r>
+      <w:r>
+        <w:rPr>
+          <w:rFonts w:ascii="ＭＳ Ｐ明朝" w:eastAsia="ＭＳ Ｐ明朝" w:hAnsi="ＭＳ Ｐ明朝"/>
+          <w:sz w:val="24"/>
+        </w:rPr>
+        <w:t>C++</w:t>
+      </w:r>
+      <w:r>
+        <w:rPr>
+          <w:rFonts w:ascii="ＭＳ Ｐ明朝" w:eastAsia="ＭＳ Ｐ明朝" w:hAnsi="ＭＳ Ｐ明朝" w:hint="eastAsia"/>
+          <w:sz w:val="24"/>
+        </w:rPr>
+        <w:t>である場合にはこれが果たして正しいのかどうかというのは定かではないので、一考の余地があると感じている。</w:t>
+      </w:r>
+    </w:p>
+    <w:p>
+      <w:pPr>
+        <w:rPr>
+          <w:rFonts w:ascii="ＭＳ Ｐ明朝" w:eastAsia="ＭＳ Ｐ明朝" w:hAnsi="ＭＳ Ｐ明朝"/>
+          <w:sz w:val="24"/>
+        </w:rPr>
+      </w:pPr>
+    </w:p>
+    <w:p>
+      <w:pPr>
+        <w:rPr>
+          <w:rFonts w:ascii="ＭＳ Ｐ明朝" w:eastAsia="ＭＳ Ｐ明朝" w:hAnsi="ＭＳ Ｐ明朝"/>
+          <w:sz w:val="24"/>
+        </w:rPr>
+      </w:pPr>
+      <w:r>
+        <w:rPr>
+          <w:rFonts w:ascii="ＭＳ Ｐ明朝" w:eastAsia="ＭＳ Ｐ明朝" w:hAnsi="ＭＳ Ｐ明朝" w:hint="eastAsia"/>
+          <w:sz w:val="24"/>
+        </w:rPr>
+        <w:t>・実行結果</w:t>
+      </w:r>
+    </w:p>
+    <w:p>
+      <w:pPr>
+        <w:rPr>
+          <w:rFonts w:ascii="ＭＳ Ｐ明朝" w:eastAsia="ＭＳ Ｐ明朝" w:hAnsi="ＭＳ Ｐ明朝"/>
+          <w:sz w:val="24"/>
+        </w:rPr>
+      </w:pPr>
+      <w:r>
+        <w:rPr>
+          <w:rFonts w:ascii="ＭＳ Ｐ明朝" w:eastAsia="ＭＳ Ｐ明朝" w:hAnsi="ＭＳ Ｐ明朝" w:hint="eastAsia"/>
+          <w:sz w:val="24"/>
+        </w:rPr>
+        <w:t xml:space="preserve">　数字列に関しては量が膨大なため、一部抜粋とした。</w:t>
+      </w:r>
+    </w:p>
+    <w:p>
+      <w:pPr>
+        <w:jc w:val="center"/>
+        <w:rPr>
+          <w:rFonts w:ascii="ＭＳ Ｐ明朝" w:eastAsia="ＭＳ Ｐ明朝" w:hAnsi="ＭＳ Ｐ明朝"/>
+          <w:sz w:val="24"/>
+        </w:rPr>
+      </w:pPr>
+      <w:r>
+        <w:rPr>
+          <w:rFonts w:ascii="ＭＳ Ｐ明朝" w:eastAsia="ＭＳ Ｐ明朝" w:hAnsi="ＭＳ Ｐ明朝"/>
+          <w:noProof/>
           <w:sz w:val="24"/>
         </w:rPr>
         <w:lastRenderedPageBreak/>
-        <w:t>いうのは、ユーザーの利用によるものではなくコンピュータの方に委ねられるものであるため、</w:t>
-      </w:r>
-      <w:proofErr w:type="spellStart"/>
-      <w:r>
-        <w:rPr>
-          <w:rFonts w:ascii="ＭＳ Ｐ明朝" w:eastAsia="ＭＳ Ｐ明朝" w:hAnsi="ＭＳ Ｐ明朝"/>
-          <w:sz w:val="24"/>
-        </w:rPr>
-        <w:t>errno</w:t>
-      </w:r>
-      <w:proofErr w:type="spellEnd"/>
-      <w:r>
-        <w:rPr>
-          <w:rFonts w:ascii="ＭＳ Ｐ明朝" w:eastAsia="ＭＳ Ｐ明朝" w:hAnsi="ＭＳ Ｐ明朝" w:hint="eastAsia"/>
-          <w:sz w:val="24"/>
-        </w:rPr>
-        <w:t>を利用し</w:t>
-      </w:r>
-      <w:r>
-        <w:rPr>
-          <w:rFonts w:ascii="ＭＳ Ｐ明朝" w:eastAsia="ＭＳ Ｐ明朝" w:hAnsi="ＭＳ Ｐ明朝" w:hint="eastAsia"/>
-          <w:sz w:val="24"/>
-        </w:rPr>
-        <w:t>、</w:t>
-      </w:r>
-      <w:proofErr w:type="spellStart"/>
-      <w:r>
-        <w:rPr>
-          <w:rFonts w:ascii="ＭＳ Ｐ明朝" w:eastAsia="ＭＳ Ｐ明朝" w:hAnsi="ＭＳ Ｐ明朝"/>
-          <w:sz w:val="24"/>
-        </w:rPr>
-        <w:t>perror</w:t>
-      </w:r>
-      <w:proofErr w:type="spellEnd"/>
-      <w:r>
-        <w:rPr>
-          <w:rFonts w:ascii="ＭＳ Ｐ明朝" w:eastAsia="ＭＳ Ｐ明朝" w:hAnsi="ＭＳ Ｐ明朝" w:hint="eastAsia"/>
-          <w:sz w:val="24"/>
-        </w:rPr>
-        <w:t>関数によって自身が記述したエラーメッセージとシステムのエラーメッセージを両方出力させる方が親切</w:t>
-      </w:r>
-      <w:r>
-        <w:rPr>
-          <w:rFonts w:ascii="ＭＳ Ｐ明朝" w:eastAsia="ＭＳ Ｐ明朝" w:hAnsi="ＭＳ Ｐ明朝"/>
-          <w:sz w:val="24"/>
-        </w:rPr>
-        <w:t>(</w:t>
-      </w:r>
-      <w:r>
-        <w:rPr>
-          <w:rFonts w:ascii="ＭＳ Ｐ明朝" w:eastAsia="ＭＳ Ｐ明朝" w:hAnsi="ＭＳ Ｐ明朝" w:hint="eastAsia"/>
-          <w:sz w:val="24"/>
-        </w:rPr>
-        <w:t>ファイルのオープンに失敗した原因の特定が容易)であると考えたからである。しかし</w:t>
-      </w:r>
-      <w:r>
-        <w:rPr>
-          <w:rFonts w:ascii="ＭＳ Ｐ明朝" w:eastAsia="ＭＳ Ｐ明朝" w:hAnsi="ＭＳ Ｐ明朝"/>
-          <w:sz w:val="24"/>
-        </w:rPr>
-        <w:t>C</w:t>
-      </w:r>
-      <w:r>
-        <w:rPr>
-          <w:rFonts w:ascii="ＭＳ Ｐ明朝" w:eastAsia="ＭＳ Ｐ明朝" w:hAnsi="ＭＳ Ｐ明朝" w:hint="eastAsia"/>
-          <w:sz w:val="24"/>
-        </w:rPr>
-        <w:t>言語であれば、</w:t>
-      </w:r>
-      <w:r>
-        <w:rPr>
-          <w:rFonts w:ascii="ＭＳ Ｐ明朝" w:eastAsia="ＭＳ Ｐ明朝" w:hAnsi="ＭＳ Ｐ明朝"/>
-          <w:sz w:val="24"/>
-        </w:rPr>
-        <w:t>C</w:t>
-      </w:r>
-      <w:r>
-        <w:rPr>
-          <w:rFonts w:ascii="ＭＳ Ｐ明朝" w:eastAsia="ＭＳ Ｐ明朝" w:hAnsi="ＭＳ Ｐ明朝" w:hint="eastAsia"/>
-          <w:sz w:val="24"/>
-        </w:rPr>
-        <w:t>言語というものは</w:t>
-      </w:r>
-      <w:r>
-        <w:rPr>
-          <w:rFonts w:ascii="ＭＳ Ｐ明朝" w:eastAsia="ＭＳ Ｐ明朝" w:hAnsi="ＭＳ Ｐ明朝"/>
-          <w:sz w:val="24"/>
-        </w:rPr>
-        <w:t>OS</w:t>
-      </w:r>
-      <w:r>
-        <w:rPr>
-          <w:rFonts w:ascii="ＭＳ Ｐ明朝" w:eastAsia="ＭＳ Ｐ明朝" w:hAnsi="ＭＳ Ｐ明朝" w:hint="eastAsia"/>
-          <w:sz w:val="24"/>
-        </w:rPr>
-        <w:t>のシステムコールと密であるため、この利用方法は妥当だと考えられるが、</w:t>
-      </w:r>
-      <w:r>
-        <w:rPr>
-          <w:rFonts w:ascii="ＭＳ Ｐ明朝" w:eastAsia="ＭＳ Ｐ明朝" w:hAnsi="ＭＳ Ｐ明朝"/>
-          <w:sz w:val="24"/>
-        </w:rPr>
-        <w:t>C++</w:t>
-      </w:r>
-      <w:r>
-        <w:rPr>
-          <w:rFonts w:ascii="ＭＳ Ｐ明朝" w:eastAsia="ＭＳ Ｐ明朝" w:hAnsi="ＭＳ Ｐ明朝" w:hint="eastAsia"/>
-          <w:sz w:val="24"/>
-        </w:rPr>
-        <w:t>である場合にはこれが果たして正しいのかどうかというのは定かではないので、一考の余地があると感じている。</w:t>
-      </w:r>
-    </w:p>
-    <w:p>
-      <w:pPr>
-        <w:rPr>
-          <w:rFonts w:ascii="ＭＳ Ｐ明朝" w:eastAsia="ＭＳ Ｐ明朝" w:hAnsi="ＭＳ Ｐ明朝"/>
-          <w:sz w:val="24"/>
-        </w:rPr>
-      </w:pPr>
-    </w:p>
-    <w:p>
-      <w:pPr>
-        <w:rPr>
-          <w:rFonts w:ascii="ＭＳ Ｐ明朝" w:eastAsia="ＭＳ Ｐ明朝" w:hAnsi="ＭＳ Ｐ明朝"/>
-          <w:sz w:val="24"/>
-        </w:rPr>
-      </w:pPr>
-      <w:r>
-        <w:rPr>
-          <w:rFonts w:ascii="ＭＳ Ｐ明朝" w:eastAsia="ＭＳ Ｐ明朝" w:hAnsi="ＭＳ Ｐ明朝" w:hint="eastAsia"/>
-          <w:sz w:val="24"/>
-        </w:rPr>
-        <w:t>・実行結果</w:t>
-      </w:r>
-    </w:p>
-    <w:p>
-      <w:pPr>
-        <w:rPr>
-          <w:rFonts w:ascii="ＭＳ Ｐ明朝" w:eastAsia="ＭＳ Ｐ明朝" w:hAnsi="ＭＳ Ｐ明朝" w:hint="eastAsia"/>
-          <w:sz w:val="24"/>
-        </w:rPr>
-      </w:pPr>
-      <w:r>
-        <w:rPr>
-          <w:rFonts w:ascii="ＭＳ Ｐ明朝" w:eastAsia="ＭＳ Ｐ明朝" w:hAnsi="ＭＳ Ｐ明朝" w:hint="eastAsia"/>
-          <w:sz w:val="24"/>
-        </w:rPr>
-        <w:t xml:space="preserve">　数字列に関しては量が膨大なため、一部抜粋とした。</w:t>
-      </w:r>
-    </w:p>
-    <w:p>
-      <w:pPr>
-        <w:jc w:val="center"/>
-        <w:rPr>
-          <w:rFonts w:ascii="ＭＳ Ｐ明朝" w:eastAsia="ＭＳ Ｐ明朝" w:hAnsi="ＭＳ Ｐ明朝"/>
-          <w:sz w:val="24"/>
-        </w:rPr>
-      </w:pPr>
-      <w:r>
-        <w:rPr>
-          <w:rFonts w:ascii="ＭＳ Ｐ明朝" w:eastAsia="ＭＳ Ｐ明朝" w:hAnsi="ＭＳ Ｐ明朝"/>
-          <w:sz w:val="24"/>
-        </w:rPr>
         <w:drawing>
           <wp:inline distT="0" distB="0" distL="0" distR="0" wp14:anchorId="232F9A6E" wp14:editId="7CE7E747">
             <wp:extent cx="4445540" cy="4024719"/>
@@ -3521,6 +3493,7 @@
       <w:r>
         <w:rPr>
           <w:rFonts w:ascii="ＭＳ Ｐ明朝" w:eastAsia="ＭＳ Ｐ明朝" w:hAnsi="ＭＳ Ｐ明朝"/>
+          <w:noProof/>
           <w:sz w:val="24"/>
         </w:rPr>
         <w:drawing>
@@ -3563,7 +3536,7 @@
     <w:p>
       <w:pPr>
         <w:rPr>
-          <w:rFonts w:ascii="ＭＳ Ｐ明朝" w:eastAsia="ＭＳ Ｐ明朝" w:hAnsi="ＭＳ Ｐ明朝" w:hint="eastAsia"/>
+          <w:rFonts w:ascii="ＭＳ Ｐ明朝" w:eastAsia="ＭＳ Ｐ明朝" w:hAnsi="ＭＳ Ｐ明朝"/>
           <w:sz w:val="24"/>
         </w:rPr>
       </w:pPr>
@@ -3582,7 +3555,6 @@
           <w:sz w:val="32"/>
           <w:szCs w:val="32"/>
         </w:rPr>
-        <w:lastRenderedPageBreak/>
         <w:t>5</w:t>
       </w:r>
       <w:r>
@@ -3757,7 +3729,15 @@
           <w:rFonts w:ascii="ＭＳ Ｐ明朝" w:eastAsia="ＭＳ Ｐ明朝" w:hAnsi="ＭＳ Ｐ明朝" w:hint="eastAsia"/>
           <w:sz w:val="24"/>
         </w:rPr>
-        <w:t>つのような簡易なアルゴリズムを実装できるかを問うようなものでは一切なく、コンピュータのシステムの処理について簡易的なものを実装することができるかを聞いているものであ</w:t>
+        <w:t>つのような簡易なアルゴリズムを実装できるかを問うようなものでは一</w:t>
+      </w:r>
+      <w:r>
+        <w:rPr>
+          <w:rFonts w:ascii="ＭＳ Ｐ明朝" w:eastAsia="ＭＳ Ｐ明朝" w:hAnsi="ＭＳ Ｐ明朝" w:hint="eastAsia"/>
+          <w:sz w:val="24"/>
+        </w:rPr>
+        <w:lastRenderedPageBreak/>
+        <w:t>切なく、コンピュータのシステムの処理について簡易的なものを実装することができるかを聞いているものであ</w:t>
       </w:r>
       <w:r>
         <w:rPr>
@@ -3886,24 +3866,13 @@
         </w:rPr>
         <w:t>というものがあるらしいが、今回は使用できないので</w:t>
       </w:r>
-      <w:proofErr w:type="spellStart"/>
-      <w:r>
-        <w:rPr>
-          <w:rFonts w:ascii="ＭＳ Ｐ明朝" w:eastAsia="ＭＳ Ｐ明朝" w:hAnsi="ＭＳ Ｐ明朝"/>
-          <w:sz w:val="24"/>
-        </w:rPr>
-        <w:t>dirent.</w:t>
-      </w:r>
-      <w:proofErr w:type="gramStart"/>
-      <w:r>
-        <w:rPr>
-          <w:rFonts w:ascii="ＭＳ Ｐ明朝" w:eastAsia="ＭＳ Ｐ明朝" w:hAnsi="ＭＳ Ｐ明朝"/>
-          <w:sz w:val="24"/>
-        </w:rPr>
-        <w:t>h</w:t>
-      </w:r>
-      <w:proofErr w:type="spellEnd"/>
-      <w:proofErr w:type="gramEnd"/>
+      <w:r>
+        <w:rPr>
+          <w:rFonts w:ascii="ＭＳ Ｐ明朝" w:eastAsia="ＭＳ Ｐ明朝" w:hAnsi="ＭＳ Ｐ明朝"/>
+          <w:sz w:val="24"/>
+        </w:rPr>
+        <w:t>dirent.h</w:t>
+      </w:r>
       <w:r>
         <w:rPr>
           <w:rFonts w:ascii="ＭＳ Ｐ明朝" w:eastAsia="ＭＳ Ｐ明朝" w:hAnsi="ＭＳ Ｐ明朝" w:hint="eastAsia"/>
@@ -3932,7 +3901,6 @@
         </w:rPr>
         <w:t>ライブラリ内の</w:t>
       </w:r>
-      <w:proofErr w:type="spellStart"/>
       <w:r>
         <w:rPr>
           <w:rFonts w:ascii="ＭＳ Ｐ明朝" w:eastAsia="ＭＳ Ｐ明朝" w:hAnsi="ＭＳ Ｐ明朝"/>
@@ -3940,7 +3908,6 @@
         </w:rPr>
         <w:t>opendir</w:t>
       </w:r>
-      <w:proofErr w:type="spellEnd"/>
       <w:r>
         <w:rPr>
           <w:rFonts w:ascii="ＭＳ Ｐ明朝" w:eastAsia="ＭＳ Ｐ明朝" w:hAnsi="ＭＳ Ｐ明朝" w:hint="eastAsia"/>
@@ -3962,7 +3929,6 @@
         </w:rPr>
         <w:t>構造体に情報を代入している。このとき</w:t>
       </w:r>
-      <w:proofErr w:type="spellStart"/>
       <w:r>
         <w:rPr>
           <w:rFonts w:ascii="ＭＳ Ｐ明朝" w:eastAsia="ＭＳ Ｐ明朝" w:hAnsi="ＭＳ Ｐ明朝"/>
@@ -3970,7 +3936,6 @@
         </w:rPr>
         <w:t>opendir</w:t>
       </w:r>
-      <w:proofErr w:type="spellEnd"/>
       <w:r>
         <w:rPr>
           <w:rFonts w:ascii="ＭＳ Ｐ明朝" w:eastAsia="ＭＳ Ｐ明朝" w:hAnsi="ＭＳ Ｐ明朝" w:hint="eastAsia"/>
@@ -4006,7 +3971,6 @@
         </w:rPr>
         <w:t>型のメンバ関数である</w:t>
       </w:r>
-      <w:proofErr w:type="spellStart"/>
       <w:r>
         <w:rPr>
           <w:rFonts w:ascii="ＭＳ Ｐ明朝" w:eastAsia="ＭＳ Ｐ明朝" w:hAnsi="ＭＳ Ｐ明朝"/>
@@ -4028,7 +3992,6 @@
         </w:rPr>
         <w:t>str</w:t>
       </w:r>
-      <w:proofErr w:type="spellEnd"/>
       <w:r>
         <w:rPr>
           <w:rFonts w:ascii="ＭＳ Ｐ明朝" w:eastAsia="ＭＳ Ｐ明朝" w:hAnsi="ＭＳ Ｐ明朝" w:hint="eastAsia"/>
@@ -4100,7 +4063,6 @@
         </w:rPr>
         <w:t>コンテナと、ディレクトリ操作を行うための</w:t>
       </w:r>
-      <w:proofErr w:type="spellStart"/>
       <w:r>
         <w:rPr>
           <w:rFonts w:ascii="ＭＳ Ｐ明朝" w:eastAsia="ＭＳ Ｐ明朝" w:hAnsi="ＭＳ Ｐ明朝"/>
@@ -4108,7 +4070,6 @@
         </w:rPr>
         <w:t>dirent</w:t>
       </w:r>
-      <w:proofErr w:type="spellEnd"/>
       <w:r>
         <w:rPr>
           <w:rFonts w:ascii="ＭＳ Ｐ明朝" w:eastAsia="ＭＳ Ｐ明朝" w:hAnsi="ＭＳ Ｐ明朝" w:hint="eastAsia"/>
@@ -4116,7 +4077,6 @@
         </w:rPr>
         <w:t>構造体の宣言をする。この</w:t>
       </w:r>
-      <w:proofErr w:type="spellStart"/>
       <w:r>
         <w:rPr>
           <w:rFonts w:ascii="ＭＳ Ｐ明朝" w:eastAsia="ＭＳ Ｐ明朝" w:hAnsi="ＭＳ Ｐ明朝"/>
@@ -4124,7 +4084,6 @@
         </w:rPr>
         <w:t>dirent</w:t>
       </w:r>
-      <w:proofErr w:type="spellEnd"/>
       <w:r>
         <w:rPr>
           <w:rFonts w:ascii="ＭＳ Ｐ明朝" w:eastAsia="ＭＳ Ｐ明朝" w:hAnsi="ＭＳ Ｐ明朝" w:hint="eastAsia"/>
@@ -4132,7 +4091,6 @@
         </w:rPr>
         <w:t>構造体には、エントリのファイル番号の</w:t>
       </w:r>
-      <w:proofErr w:type="spellStart"/>
       <w:r>
         <w:rPr>
           <w:rFonts w:ascii="ＭＳ Ｐ明朝" w:eastAsia="ＭＳ Ｐ明朝" w:hAnsi="ＭＳ Ｐ明朝"/>
@@ -4140,7 +4098,6 @@
         </w:rPr>
         <w:t>d_fileno</w:t>
       </w:r>
-      <w:proofErr w:type="spellEnd"/>
       <w:r>
         <w:rPr>
           <w:rFonts w:ascii="ＭＳ Ｐ明朝" w:eastAsia="ＭＳ Ｐ明朝" w:hAnsi="ＭＳ Ｐ明朝" w:hint="eastAsia"/>
@@ -4148,7 +4105,6 @@
         </w:rPr>
         <w:t>、レコードの長さの</w:t>
       </w:r>
-      <w:proofErr w:type="spellStart"/>
       <w:r>
         <w:rPr>
           <w:rFonts w:ascii="ＭＳ Ｐ明朝" w:eastAsia="ＭＳ Ｐ明朝" w:hAnsi="ＭＳ Ｐ明朝"/>
@@ -4156,7 +4112,6 @@
         </w:rPr>
         <w:t>d_reclen</w:t>
       </w:r>
-      <w:proofErr w:type="spellEnd"/>
       <w:r>
         <w:rPr>
           <w:rFonts w:ascii="ＭＳ Ｐ明朝" w:eastAsia="ＭＳ Ｐ明朝" w:hAnsi="ＭＳ Ｐ明朝" w:hint="eastAsia"/>
@@ -4164,7 +4119,6 @@
         </w:rPr>
         <w:t>、ファイルタイプの</w:t>
       </w:r>
-      <w:proofErr w:type="spellStart"/>
       <w:r>
         <w:rPr>
           <w:rFonts w:ascii="ＭＳ Ｐ明朝" w:eastAsia="ＭＳ Ｐ明朝" w:hAnsi="ＭＳ Ｐ明朝"/>
@@ -4172,7 +4126,6 @@
         </w:rPr>
         <w:t>d_type</w:t>
       </w:r>
-      <w:proofErr w:type="spellEnd"/>
       <w:r>
         <w:rPr>
           <w:rFonts w:ascii="ＭＳ Ｐ明朝" w:eastAsia="ＭＳ Ｐ明朝" w:hAnsi="ＭＳ Ｐ明朝" w:hint="eastAsia"/>
@@ -4180,7 +4133,6 @@
         </w:rPr>
         <w:t>、ファイル名の文字列長の</w:t>
       </w:r>
-      <w:proofErr w:type="spellStart"/>
       <w:r>
         <w:rPr>
           <w:rFonts w:ascii="ＭＳ Ｐ明朝" w:eastAsia="ＭＳ Ｐ明朝" w:hAnsi="ＭＳ Ｐ明朝"/>
@@ -4188,7 +4140,6 @@
         </w:rPr>
         <w:t>d_namlen</w:t>
       </w:r>
-      <w:proofErr w:type="spellEnd"/>
       <w:r>
         <w:rPr>
           <w:rFonts w:ascii="ＭＳ Ｐ明朝" w:eastAsia="ＭＳ Ｐ明朝" w:hAnsi="ＭＳ Ｐ明朝" w:hint="eastAsia"/>
@@ -4196,7 +4147,6 @@
         </w:rPr>
         <w:t>、ファイル名の</w:t>
       </w:r>
-      <w:proofErr w:type="spellStart"/>
       <w:r>
         <w:rPr>
           <w:rFonts w:ascii="ＭＳ Ｐ明朝" w:eastAsia="ＭＳ Ｐ明朝" w:hAnsi="ＭＳ Ｐ明朝"/>
@@ -4204,7 +4154,6 @@
         </w:rPr>
         <w:t>d_name</w:t>
       </w:r>
-      <w:proofErr w:type="spellEnd"/>
       <w:r>
         <w:rPr>
           <w:rFonts w:ascii="ＭＳ Ｐ明朝" w:eastAsia="ＭＳ Ｐ明朝" w:hAnsi="ＭＳ Ｐ明朝" w:hint="eastAsia"/>
@@ -4219,7 +4168,6 @@
         </w:rPr>
         <w:t>ディレクトリを読み取る</w:t>
       </w:r>
-      <w:proofErr w:type="spellStart"/>
       <w:r>
         <w:rPr>
           <w:rFonts w:ascii="ＭＳ Ｐ明朝" w:eastAsia="ＭＳ Ｐ明朝" w:hAnsi="ＭＳ Ｐ明朝"/>
@@ -4227,7 +4175,6 @@
         </w:rPr>
         <w:t>readdir</w:t>
       </w:r>
-      <w:proofErr w:type="spellEnd"/>
       <w:r>
         <w:rPr>
           <w:rFonts w:ascii="ＭＳ Ｐ明朝" w:eastAsia="ＭＳ Ｐ明朝" w:hAnsi="ＭＳ Ｐ明朝" w:hint="eastAsia"/>
@@ -4316,7 +4263,6 @@
           <w:rFonts w:ascii="ＭＳ Ｐ明朝" w:eastAsia="ＭＳ Ｐ明朝" w:hAnsi="ＭＳ Ｐ明朝" w:hint="eastAsia"/>
           <w:sz w:val="24"/>
         </w:rPr>
-        <w:lastRenderedPageBreak/>
         <w:t>「</w:t>
       </w:r>
       <w:r>
@@ -4444,7 +4390,34 @@
         </w:rPr>
         <w:t>」というものが含まれているが、これは自分の</w:t>
       </w:r>
-      <w:proofErr w:type="spellStart"/>
+      <w:r>
+        <w:rPr>
+          <w:rFonts w:ascii="ＭＳ Ｐ明朝" w:eastAsia="ＭＳ Ｐ明朝" w:hAnsi="ＭＳ Ｐ明朝"/>
+          <w:sz w:val="24"/>
+        </w:rPr>
+        <w:t>inode(</w:t>
+      </w:r>
+      <w:r>
+        <w:rPr>
+          <w:rFonts w:ascii="ＭＳ Ｐ明朝" w:eastAsia="ＭＳ Ｐ明朝" w:hAnsi="ＭＳ Ｐ明朝" w:hint="eastAsia"/>
+          <w:sz w:val="24"/>
+        </w:rPr>
+        <w:t>ファイルのメタデータをまとめたもの</w:t>
+      </w:r>
+      <w:r>
+        <w:rPr>
+          <w:rFonts w:ascii="ＭＳ Ｐ明朝" w:eastAsia="ＭＳ Ｐ明朝" w:hAnsi="ＭＳ Ｐ明朝"/>
+          <w:sz w:val="24"/>
+        </w:rPr>
+        <w:t>)</w:t>
+      </w:r>
+      <w:r>
+        <w:rPr>
+          <w:rFonts w:ascii="ＭＳ Ｐ明朝" w:eastAsia="ＭＳ Ｐ明朝" w:hAnsi="ＭＳ Ｐ明朝" w:hint="eastAsia"/>
+          <w:sz w:val="24"/>
+        </w:rPr>
+        <w:t>と親の</w:t>
+      </w:r>
       <w:r>
         <w:rPr>
           <w:rFonts w:ascii="ＭＳ Ｐ明朝" w:eastAsia="ＭＳ Ｐ明朝" w:hAnsi="ＭＳ Ｐ明朝"/>
@@ -4452,36 +4425,27 @@
         </w:rPr>
         <w:t>inode</w:t>
       </w:r>
-      <w:proofErr w:type="spellEnd"/>
-      <w:r>
-        <w:rPr>
-          <w:rFonts w:ascii="ＭＳ Ｐ明朝" w:eastAsia="ＭＳ Ｐ明朝" w:hAnsi="ＭＳ Ｐ明朝"/>
-          <w:sz w:val="24"/>
-        </w:rPr>
-        <w:t>(</w:t>
-      </w:r>
-      <w:r>
-        <w:rPr>
-          <w:rFonts w:ascii="ＭＳ Ｐ明朝" w:eastAsia="ＭＳ Ｐ明朝" w:hAnsi="ＭＳ Ｐ明朝" w:hint="eastAsia"/>
-          <w:sz w:val="24"/>
-        </w:rPr>
-        <w:t>ファイルのメタデータをまとめたもの</w:t>
-      </w:r>
-      <w:r>
-        <w:rPr>
-          <w:rFonts w:ascii="ＭＳ Ｐ明朝" w:eastAsia="ＭＳ Ｐ明朝" w:hAnsi="ＭＳ Ｐ明朝"/>
-          <w:sz w:val="24"/>
-        </w:rPr>
-        <w:t>)</w:t>
-      </w:r>
-      <w:r>
-        <w:rPr>
-          <w:rFonts w:ascii="ＭＳ Ｐ明朝" w:eastAsia="ＭＳ Ｐ明朝" w:hAnsi="ＭＳ Ｐ明朝" w:hint="eastAsia"/>
-          <w:sz w:val="24"/>
-        </w:rPr>
-        <w:t>と親の</w:t>
-      </w:r>
-      <w:proofErr w:type="spellStart"/>
+      <w:r>
+        <w:rPr>
+          <w:rFonts w:ascii="ＭＳ Ｐ明朝" w:eastAsia="ＭＳ Ｐ明朝" w:hAnsi="ＭＳ Ｐ明朝" w:hint="eastAsia"/>
+          <w:sz w:val="24"/>
+        </w:rPr>
+        <w:t>を意味する。そのため、もしこれを除外しなかった場合、</w:t>
+      </w:r>
+      <w:r>
+        <w:rPr>
+          <w:rFonts w:ascii="ＭＳ Ｐ明朝" w:eastAsia="ＭＳ Ｐ明朝" w:hAnsi="ＭＳ Ｐ明朝"/>
+          <w:sz w:val="24"/>
+        </w:rPr>
+        <w:t>readdir</w:t>
+      </w:r>
+      <w:r>
+        <w:rPr>
+          <w:rFonts w:ascii="ＭＳ Ｐ明朝" w:eastAsia="ＭＳ Ｐ明朝" w:hAnsi="ＭＳ Ｐ明朝" w:hint="eastAsia"/>
+          <w:sz w:val="24"/>
+        </w:rPr>
+        <w:t>関数でこれらの</w:t>
+      </w:r>
       <w:r>
         <w:rPr>
           <w:rFonts w:ascii="ＭＳ Ｐ明朝" w:eastAsia="ＭＳ Ｐ明朝" w:hAnsi="ＭＳ Ｐ明朝"/>
@@ -4489,39 +4453,6 @@
         </w:rPr>
         <w:t>inode</w:t>
       </w:r>
-      <w:proofErr w:type="spellEnd"/>
-      <w:r>
-        <w:rPr>
-          <w:rFonts w:ascii="ＭＳ Ｐ明朝" w:eastAsia="ＭＳ Ｐ明朝" w:hAnsi="ＭＳ Ｐ明朝" w:hint="eastAsia"/>
-          <w:sz w:val="24"/>
-        </w:rPr>
-        <w:t>を意味する。そのため、もしこれを除外しなかった場合、</w:t>
-      </w:r>
-      <w:proofErr w:type="spellStart"/>
-      <w:r>
-        <w:rPr>
-          <w:rFonts w:ascii="ＭＳ Ｐ明朝" w:eastAsia="ＭＳ Ｐ明朝" w:hAnsi="ＭＳ Ｐ明朝"/>
-          <w:sz w:val="24"/>
-        </w:rPr>
-        <w:t>readdir</w:t>
-      </w:r>
-      <w:proofErr w:type="spellEnd"/>
-      <w:r>
-        <w:rPr>
-          <w:rFonts w:ascii="ＭＳ Ｐ明朝" w:eastAsia="ＭＳ Ｐ明朝" w:hAnsi="ＭＳ Ｐ明朝" w:hint="eastAsia"/>
-          <w:sz w:val="24"/>
-        </w:rPr>
-        <w:t>関数でこれらの</w:t>
-      </w:r>
-      <w:proofErr w:type="spellStart"/>
-      <w:r>
-        <w:rPr>
-          <w:rFonts w:ascii="ＭＳ Ｐ明朝" w:eastAsia="ＭＳ Ｐ明朝" w:hAnsi="ＭＳ Ｐ明朝"/>
-          <w:sz w:val="24"/>
-        </w:rPr>
-        <w:t>inode</w:t>
-      </w:r>
-      <w:proofErr w:type="spellEnd"/>
       <w:r>
         <w:rPr>
           <w:rFonts w:ascii="ＭＳ Ｐ明朝" w:eastAsia="ＭＳ Ｐ明朝" w:hAnsi="ＭＳ Ｐ明朝" w:hint="eastAsia"/>
@@ -4583,7 +4514,15 @@
           <w:rFonts w:ascii="ＭＳ Ｐ明朝" w:eastAsia="ＭＳ Ｐ明朝" w:hAnsi="ＭＳ Ｐ明朝" w:hint="eastAsia"/>
           <w:sz w:val="24"/>
         </w:rPr>
-        <w:t>個のバイナリファイルのみが含まれていることとなっているが、一般的なディレクトリにはこれらだけでなくサブディレクトリやシンボリックリンク、その他特殊ファイルなども含まれていることが想像できる。そのため、それらのファイルを</w:t>
+        <w:t>個のバイナリファイルのみが含まれていることとなっているが、一般的なディレクトリにはこれらだけでなくサブディレクトリやシンボ</w:t>
+      </w:r>
+      <w:r>
+        <w:rPr>
+          <w:rFonts w:ascii="ＭＳ Ｐ明朝" w:eastAsia="ＭＳ Ｐ明朝" w:hAnsi="ＭＳ Ｐ明朝" w:hint="eastAsia"/>
+          <w:sz w:val="24"/>
+        </w:rPr>
+        <w:lastRenderedPageBreak/>
+        <w:t>リックリンク、その他特殊ファイルなども含まれていることが想像できる。そのため、それらのファイルを</w:t>
       </w:r>
       <w:r>
         <w:rPr>
@@ -4620,7 +4559,6 @@
         </w:rPr>
         <w:t>判定のための</w:t>
       </w:r>
-      <w:proofErr w:type="spellStart"/>
       <w:r>
         <w:rPr>
           <w:rFonts w:ascii="ＭＳ Ｐ明朝" w:eastAsia="ＭＳ Ｐ明朝" w:hAnsi="ＭＳ Ｐ明朝"/>
@@ -4628,7 +4566,6 @@
         </w:rPr>
         <w:t>is_regular_file</w:t>
       </w:r>
-      <w:proofErr w:type="spellEnd"/>
       <w:r>
         <w:rPr>
           <w:rFonts w:ascii="ＭＳ Ｐ明朝" w:eastAsia="ＭＳ Ｐ明朝" w:hAnsi="ＭＳ Ｐ明朝" w:hint="eastAsia"/>
@@ -4742,7 +4679,6 @@
         </w:rPr>
         <w:t>型の</w:t>
       </w:r>
-      <w:proofErr w:type="spellStart"/>
       <w:r>
         <w:rPr>
           <w:rFonts w:ascii="ＭＳ Ｐ明朝" w:eastAsia="ＭＳ Ｐ明朝" w:hAnsi="ＭＳ Ｐ明朝"/>
@@ -4750,7 +4686,6 @@
         </w:rPr>
         <w:t>is_finde</w:t>
       </w:r>
-      <w:proofErr w:type="spellEnd"/>
       <w:r>
         <w:rPr>
           <w:rFonts w:ascii="ＭＳ Ｐ明朝" w:eastAsia="ＭＳ Ｐ明朝" w:hAnsi="ＭＳ Ｐ明朝" w:hint="eastAsia"/>
@@ -4800,7 +4735,6 @@
         </w:rPr>
         <w:t>の配列としてマクロを定義してあるが、バイト列の検索のためファイルもバイナリ形式で読み取らなくてはならない。そのため</w:t>
       </w:r>
-      <w:proofErr w:type="spellStart"/>
       <w:r>
         <w:rPr>
           <w:rFonts w:ascii="ＭＳ Ｐ明朝" w:eastAsia="ＭＳ Ｐ明朝" w:hAnsi="ＭＳ Ｐ明朝"/>
@@ -4808,7 +4742,6 @@
         </w:rPr>
         <w:t>read_binary</w:t>
       </w:r>
-      <w:proofErr w:type="spellEnd"/>
       <w:r>
         <w:rPr>
           <w:rFonts w:ascii="ＭＳ Ｐ明朝" w:eastAsia="ＭＳ Ｐ明朝" w:hAnsi="ＭＳ Ｐ明朝" w:hint="eastAsia"/>
@@ -4816,7 +4749,6 @@
         </w:rPr>
         <w:t>関数で</w:t>
       </w:r>
-      <w:proofErr w:type="spellStart"/>
       <w:r>
         <w:rPr>
           <w:rFonts w:ascii="ＭＳ Ｐ明朝" w:eastAsia="ＭＳ Ｐ明朝" w:hAnsi="ＭＳ Ｐ明朝"/>
@@ -4824,21 +4756,12 @@
         </w:rPr>
         <w:t>buf</w:t>
       </w:r>
-      <w:proofErr w:type="spellEnd"/>
-      <w:r>
-        <w:rPr>
-          <w:rFonts w:ascii="ＭＳ Ｐ明朝" w:eastAsia="ＭＳ Ｐ明朝" w:hAnsi="ＭＳ Ｐ明朝" w:hint="eastAsia"/>
-          <w:sz w:val="24"/>
-        </w:rPr>
-        <w:t>に代入している。ファイルをデフォルトではなくバイナリで読み取るのは、</w:t>
-      </w:r>
-      <w:proofErr w:type="spellStart"/>
-      <w:r>
-        <w:rPr>
-          <w:rFonts w:ascii="ＭＳ Ｐ明朝" w:eastAsia="ＭＳ Ｐ明朝" w:hAnsi="ＭＳ Ｐ明朝" w:hint="eastAsia"/>
-          <w:sz w:val="24"/>
-        </w:rPr>
-        <w:t>i</w:t>
+      <w:r>
+        <w:rPr>
+          <w:rFonts w:ascii="ＭＳ Ｐ明朝" w:eastAsia="ＭＳ Ｐ明朝" w:hAnsi="ＭＳ Ｐ明朝" w:hint="eastAsia"/>
+          <w:sz w:val="24"/>
+        </w:rPr>
+        <w:t>に代入している。ファイルをデフォルトではなくバイナリで読み取るのは、i</w:t>
       </w:r>
       <w:r>
         <w:rPr>
@@ -4847,7 +4770,6 @@
         </w:rPr>
         <w:t>fstream</w:t>
       </w:r>
-      <w:proofErr w:type="spellEnd"/>
       <w:r>
         <w:rPr>
           <w:rFonts w:ascii="ＭＳ Ｐ明朝" w:eastAsia="ＭＳ Ｐ明朝" w:hAnsi="ＭＳ Ｐ明朝" w:hint="eastAsia"/>
@@ -4855,21 +4777,12 @@
         </w:rPr>
         <w:t>で</w:t>
       </w:r>
-      <w:proofErr w:type="spellStart"/>
-      <w:r>
-        <w:rPr>
-          <w:rFonts w:ascii="ＭＳ Ｐ明朝" w:eastAsia="ＭＳ Ｐ明朝" w:hAnsi="ＭＳ Ｐ明朝"/>
-          <w:sz w:val="24"/>
-        </w:rPr>
-        <w:t>ios</w:t>
-      </w:r>
-      <w:proofErr w:type="spellEnd"/>
-      <w:r>
-        <w:rPr>
-          <w:rFonts w:ascii="ＭＳ Ｐ明朝" w:eastAsia="ＭＳ Ｐ明朝" w:hAnsi="ＭＳ Ｐ明朝"/>
-          <w:sz w:val="24"/>
-        </w:rPr>
-        <w:t>::binary</w:t>
+      <w:r>
+        <w:rPr>
+          <w:rFonts w:ascii="ＭＳ Ｐ明朝" w:eastAsia="ＭＳ Ｐ明朝" w:hAnsi="ＭＳ Ｐ明朝"/>
+          <w:sz w:val="24"/>
+        </w:rPr>
+        <w:t>ios::binary</w:t>
       </w:r>
       <w:r>
         <w:rPr>
@@ -4885,7 +4798,6 @@
         </w:rPr>
         <w:t>その後ファイルを先頭から読み取るイテレーターとファイルが終端に来たら読み取りを終了するイテレーターを用いてファイル全体を読み取り、それをすべて</w:t>
       </w:r>
-      <w:proofErr w:type="spellStart"/>
       <w:r>
         <w:rPr>
           <w:rFonts w:ascii="ＭＳ Ｐ明朝" w:eastAsia="ＭＳ Ｐ明朝" w:hAnsi="ＭＳ Ｐ明朝"/>
@@ -4893,7 +4805,6 @@
         </w:rPr>
         <w:t>buf</w:t>
       </w:r>
-      <w:proofErr w:type="spellEnd"/>
       <w:r>
         <w:rPr>
           <w:rFonts w:ascii="ＭＳ Ｐ明朝" w:eastAsia="ＭＳ Ｐ明朝" w:hAnsi="ＭＳ Ｐ明朝" w:hint="eastAsia"/>
@@ -4901,7 +4812,6 @@
         </w:rPr>
         <w:t>にコピーする。これを</w:t>
       </w:r>
-      <w:proofErr w:type="spellStart"/>
       <w:r>
         <w:rPr>
           <w:rFonts w:ascii="ＭＳ Ｐ明朝" w:eastAsia="ＭＳ Ｐ明朝" w:hAnsi="ＭＳ Ｐ明朝"/>
@@ -4909,7 +4819,6 @@
         </w:rPr>
         <w:t>malware_search</w:t>
       </w:r>
-      <w:proofErr w:type="spellEnd"/>
       <w:r>
         <w:rPr>
           <w:rFonts w:ascii="ＭＳ Ｐ明朝" w:eastAsia="ＭＳ Ｐ明朝" w:hAnsi="ＭＳ Ｐ明朝" w:hint="eastAsia"/>
@@ -4980,7 +4889,6 @@
         </w:rPr>
         <w:t>これによりマルウェアが見つかったら、該当するファイル名を出力し、</w:t>
       </w:r>
-      <w:proofErr w:type="spellStart"/>
       <w:r>
         <w:rPr>
           <w:rFonts w:ascii="ＭＳ Ｐ明朝" w:eastAsia="ＭＳ Ｐ明朝" w:hAnsi="ＭＳ Ｐ明朝"/>
@@ -4988,7 +4896,6 @@
         </w:rPr>
         <w:t>is_find</w:t>
       </w:r>
-      <w:proofErr w:type="spellEnd"/>
       <w:r>
         <w:rPr>
           <w:rFonts w:ascii="ＭＳ Ｐ明朝" w:eastAsia="ＭＳ Ｐ明朝" w:hAnsi="ＭＳ Ｐ明朝" w:hint="eastAsia"/>
@@ -5009,162 +4916,142 @@
           <w:rFonts w:ascii="ＭＳ Ｐ明朝" w:eastAsia="ＭＳ Ｐ明朝" w:hAnsi="ＭＳ Ｐ明朝" w:hint="eastAsia"/>
           <w:sz w:val="24"/>
         </w:rPr>
+        <w:t xml:space="preserve">　ファイル名のソートのために</w:t>
+      </w:r>
+      <w:r>
+        <w:rPr>
+          <w:rFonts w:ascii="ＭＳ Ｐ明朝" w:eastAsia="ＭＳ Ｐ明朝" w:hAnsi="ＭＳ Ｐ明朝"/>
+          <w:sz w:val="24"/>
+        </w:rPr>
+        <w:t>natural_num_comp</w:t>
+      </w:r>
+      <w:r>
+        <w:rPr>
+          <w:rFonts w:ascii="ＭＳ Ｐ明朝" w:eastAsia="ＭＳ Ｐ明朝" w:hAnsi="ＭＳ Ｐ明朝" w:hint="eastAsia"/>
+          <w:sz w:val="24"/>
+        </w:rPr>
+        <w:t>関数というものを使用しているが、デフォルトではファイルの検索はファイル名に則って行われないために出力がごちゃごちゃになる、というのを防ぐためにこの工夫を施した。ソート用の</w:t>
+      </w:r>
+      <w:r>
+        <w:rPr>
+          <w:rFonts w:ascii="ＭＳ Ｐ明朝" w:eastAsia="ＭＳ Ｐ明朝" w:hAnsi="ＭＳ Ｐ明朝"/>
+          <w:sz w:val="24"/>
+        </w:rPr>
+        <w:t>sort</w:t>
+      </w:r>
+      <w:r>
+        <w:rPr>
+          <w:rFonts w:ascii="ＭＳ Ｐ明朝" w:eastAsia="ＭＳ Ｐ明朝" w:hAnsi="ＭＳ Ｐ明朝" w:hint="eastAsia"/>
+          <w:sz w:val="24"/>
+        </w:rPr>
+        <w:t>関数に</w:t>
+      </w:r>
+      <w:r>
+        <w:rPr>
+          <w:rFonts w:ascii="ＭＳ Ｐ明朝" w:eastAsia="ＭＳ Ｐ明朝" w:hAnsi="ＭＳ Ｐ明朝"/>
+          <w:sz w:val="24"/>
+        </w:rPr>
+        <w:t>filename</w:t>
+      </w:r>
+      <w:r>
+        <w:rPr>
+          <w:rFonts w:ascii="ＭＳ Ｐ明朝" w:eastAsia="ＭＳ Ｐ明朝" w:hAnsi="ＭＳ Ｐ明朝" w:hint="eastAsia"/>
+          <w:sz w:val="24"/>
+        </w:rPr>
+        <w:t>にあるファイル名をすべて渡し、自然順ソートの</w:t>
+      </w:r>
+      <w:r>
+        <w:rPr>
+          <w:rFonts w:ascii="ＭＳ Ｐ明朝" w:eastAsia="ＭＳ Ｐ明朝" w:hAnsi="ＭＳ Ｐ明朝"/>
+          <w:sz w:val="24"/>
+        </w:rPr>
+        <w:t>natural_num_comp</w:t>
+      </w:r>
+      <w:r>
+        <w:rPr>
+          <w:rFonts w:ascii="ＭＳ Ｐ明朝" w:eastAsia="ＭＳ Ｐ明朝" w:hAnsi="ＭＳ Ｐ明朝" w:hint="eastAsia"/>
+          <w:sz w:val="24"/>
+        </w:rPr>
+        <w:t>関数を渡して実行させている。ファイル名のソートだけであれば文字を一つずつ比較するだけで済むが、その場合、今回のファイルを例とすると、</w:t>
+      </w:r>
+      <w:r>
+        <w:rPr>
+          <w:rFonts w:ascii="ＭＳ Ｐ明朝" w:eastAsia="ＭＳ Ｐ明朝" w:hAnsi="ＭＳ Ｐ明朝"/>
+          <w:sz w:val="24"/>
+        </w:rPr>
+        <w:t>file1</w:t>
+      </w:r>
+      <w:r>
+        <w:rPr>
+          <w:rFonts w:ascii="ＭＳ Ｐ明朝" w:eastAsia="ＭＳ Ｐ明朝" w:hAnsi="ＭＳ Ｐ明朝" w:hint="eastAsia"/>
+          <w:sz w:val="24"/>
+        </w:rPr>
+        <w:t>→</w:t>
+      </w:r>
+      <w:r>
+        <w:rPr>
+          <w:rFonts w:ascii="ＭＳ Ｐ明朝" w:eastAsia="ＭＳ Ｐ明朝" w:hAnsi="ＭＳ Ｐ明朝"/>
+          <w:sz w:val="24"/>
+        </w:rPr>
+        <w:t>file10</w:t>
+      </w:r>
+      <w:r>
+        <w:rPr>
+          <w:rFonts w:ascii="ＭＳ Ｐ明朝" w:eastAsia="ＭＳ Ｐ明朝" w:hAnsi="ＭＳ Ｐ明朝" w:hint="eastAsia"/>
+          <w:sz w:val="24"/>
+        </w:rPr>
+        <w:t>→</w:t>
+      </w:r>
+      <w:r>
+        <w:rPr>
+          <w:rFonts w:ascii="ＭＳ Ｐ明朝" w:eastAsia="ＭＳ Ｐ明朝" w:hAnsi="ＭＳ Ｐ明朝"/>
+          <w:sz w:val="24"/>
+        </w:rPr>
+        <w:t>file2</w:t>
+      </w:r>
+      <w:r>
+        <w:rPr>
+          <w:rFonts w:ascii="ＭＳ Ｐ明朝" w:eastAsia="ＭＳ Ｐ明朝" w:hAnsi="ＭＳ Ｐ明朝" w:hint="eastAsia"/>
+          <w:sz w:val="24"/>
+        </w:rPr>
+        <w:t>→</w:t>
+      </w:r>
+      <w:r>
+        <w:rPr>
+          <w:rFonts w:ascii="ＭＳ Ｐ明朝" w:eastAsia="ＭＳ Ｐ明朝" w:hAnsi="ＭＳ Ｐ明朝"/>
+          <w:sz w:val="24"/>
+        </w:rPr>
+        <w:t>…</w:t>
+      </w:r>
+      <w:r>
+        <w:rPr>
+          <w:rFonts w:ascii="ＭＳ Ｐ明朝" w:eastAsia="ＭＳ Ｐ明朝" w:hAnsi="ＭＳ Ｐ明朝" w:hint="eastAsia"/>
+          <w:sz w:val="24"/>
+        </w:rPr>
+        <w:t>というように並んでしまう。これを防ぐために、ファイル名に数値が含まれていた場合は、それを計算して合算して合計を比較するという処理を施している。これによってファイルが綺麗に並ぶようになっている。</w:t>
+      </w:r>
+    </w:p>
+    <w:p>
+      <w:pPr>
+        <w:rPr>
+          <w:rFonts w:ascii="ＭＳ Ｐ明朝" w:eastAsia="ＭＳ Ｐ明朝" w:hAnsi="ＭＳ Ｐ明朝"/>
+          <w:sz w:val="24"/>
+        </w:rPr>
+      </w:pPr>
+    </w:p>
+    <w:p>
+      <w:pPr>
+        <w:rPr>
+          <w:rFonts w:ascii="ＭＳ Ｐ明朝" w:eastAsia="ＭＳ Ｐ明朝" w:hAnsi="ＭＳ Ｐ明朝"/>
+          <w:sz w:val="24"/>
+        </w:rPr>
+      </w:pPr>
+      <w:r>
+        <w:rPr>
+          <w:rFonts w:ascii="ＭＳ Ｐ明朝" w:eastAsia="ＭＳ Ｐ明朝" w:hAnsi="ＭＳ Ｐ明朝" w:hint="eastAsia"/>
+          <w:sz w:val="24"/>
+        </w:rPr>
         <w:lastRenderedPageBreak/>
-        <w:t xml:space="preserve">　ファイル名のソートのために</w:t>
-      </w:r>
-      <w:proofErr w:type="spellStart"/>
-      <w:r>
-        <w:rPr>
-          <w:rFonts w:ascii="ＭＳ Ｐ明朝" w:eastAsia="ＭＳ Ｐ明朝" w:hAnsi="ＭＳ Ｐ明朝"/>
-          <w:sz w:val="24"/>
-        </w:rPr>
-        <w:t>natural_num_comp</w:t>
-      </w:r>
-      <w:proofErr w:type="spellEnd"/>
-      <w:r>
-        <w:rPr>
-          <w:rFonts w:ascii="ＭＳ Ｐ明朝" w:eastAsia="ＭＳ Ｐ明朝" w:hAnsi="ＭＳ Ｐ明朝" w:hint="eastAsia"/>
-          <w:sz w:val="24"/>
-        </w:rPr>
-        <w:t>関数というものを使用しているが、デフォルトではファイルの検索はファイル名に則って行われないために出力が</w:t>
-      </w:r>
-      <w:proofErr w:type="gramStart"/>
-      <w:r>
-        <w:rPr>
-          <w:rFonts w:ascii="ＭＳ Ｐ明朝" w:eastAsia="ＭＳ Ｐ明朝" w:hAnsi="ＭＳ Ｐ明朝" w:hint="eastAsia"/>
-          <w:sz w:val="24"/>
-        </w:rPr>
-        <w:t>ごちゃごちゃに</w:t>
-      </w:r>
-      <w:proofErr w:type="gramEnd"/>
-      <w:r>
-        <w:rPr>
-          <w:rFonts w:ascii="ＭＳ Ｐ明朝" w:eastAsia="ＭＳ Ｐ明朝" w:hAnsi="ＭＳ Ｐ明朝" w:hint="eastAsia"/>
-          <w:sz w:val="24"/>
-        </w:rPr>
-        <w:t>なる、というのを防ぐためにこの工夫を施した。ソート用の</w:t>
-      </w:r>
-      <w:r>
-        <w:rPr>
-          <w:rFonts w:ascii="ＭＳ Ｐ明朝" w:eastAsia="ＭＳ Ｐ明朝" w:hAnsi="ＭＳ Ｐ明朝"/>
-          <w:sz w:val="24"/>
-        </w:rPr>
-        <w:t>sort</w:t>
-      </w:r>
-      <w:r>
-        <w:rPr>
-          <w:rFonts w:ascii="ＭＳ Ｐ明朝" w:eastAsia="ＭＳ Ｐ明朝" w:hAnsi="ＭＳ Ｐ明朝" w:hint="eastAsia"/>
-          <w:sz w:val="24"/>
-        </w:rPr>
-        <w:t>関数に</w:t>
-      </w:r>
-      <w:r>
-        <w:rPr>
-          <w:rFonts w:ascii="ＭＳ Ｐ明朝" w:eastAsia="ＭＳ Ｐ明朝" w:hAnsi="ＭＳ Ｐ明朝"/>
-          <w:sz w:val="24"/>
-        </w:rPr>
-        <w:t>filename</w:t>
-      </w:r>
-      <w:r>
-        <w:rPr>
-          <w:rFonts w:ascii="ＭＳ Ｐ明朝" w:eastAsia="ＭＳ Ｐ明朝" w:hAnsi="ＭＳ Ｐ明朝" w:hint="eastAsia"/>
-          <w:sz w:val="24"/>
-        </w:rPr>
-        <w:t>にあるファイル名をすべて渡し、自然順ソートの</w:t>
-      </w:r>
-      <w:proofErr w:type="spellStart"/>
-      <w:r>
-        <w:rPr>
-          <w:rFonts w:ascii="ＭＳ Ｐ明朝" w:eastAsia="ＭＳ Ｐ明朝" w:hAnsi="ＭＳ Ｐ明朝"/>
-          <w:sz w:val="24"/>
-        </w:rPr>
-        <w:t>natural_num_comp</w:t>
-      </w:r>
-      <w:proofErr w:type="spellEnd"/>
-      <w:r>
-        <w:rPr>
-          <w:rFonts w:ascii="ＭＳ Ｐ明朝" w:eastAsia="ＭＳ Ｐ明朝" w:hAnsi="ＭＳ Ｐ明朝" w:hint="eastAsia"/>
-          <w:sz w:val="24"/>
-        </w:rPr>
-        <w:t>関数を渡して実行させている。ファイル名のソートだけであれば文字を一つずつ比較するだけで済むが、その場合、今回のファイルを例とすると、</w:t>
-      </w:r>
-      <w:r>
-        <w:rPr>
-          <w:rFonts w:ascii="ＭＳ Ｐ明朝" w:eastAsia="ＭＳ Ｐ明朝" w:hAnsi="ＭＳ Ｐ明朝"/>
-          <w:sz w:val="24"/>
-        </w:rPr>
-        <w:t>file1</w:t>
-      </w:r>
-      <w:r>
-        <w:rPr>
-          <w:rFonts w:ascii="ＭＳ Ｐ明朝" w:eastAsia="ＭＳ Ｐ明朝" w:hAnsi="ＭＳ Ｐ明朝" w:hint="eastAsia"/>
-          <w:sz w:val="24"/>
-        </w:rPr>
-        <w:t>→</w:t>
-      </w:r>
-      <w:r>
-        <w:rPr>
-          <w:rFonts w:ascii="ＭＳ Ｐ明朝" w:eastAsia="ＭＳ Ｐ明朝" w:hAnsi="ＭＳ Ｐ明朝"/>
-          <w:sz w:val="24"/>
-        </w:rPr>
-        <w:t>file10</w:t>
-      </w:r>
-      <w:r>
-        <w:rPr>
-          <w:rFonts w:ascii="ＭＳ Ｐ明朝" w:eastAsia="ＭＳ Ｐ明朝" w:hAnsi="ＭＳ Ｐ明朝" w:hint="eastAsia"/>
-          <w:sz w:val="24"/>
-        </w:rPr>
-        <w:t>→</w:t>
-      </w:r>
-      <w:r>
-        <w:rPr>
-          <w:rFonts w:ascii="ＭＳ Ｐ明朝" w:eastAsia="ＭＳ Ｐ明朝" w:hAnsi="ＭＳ Ｐ明朝"/>
-          <w:sz w:val="24"/>
-        </w:rPr>
-        <w:t>file2</w:t>
-      </w:r>
-      <w:r>
-        <w:rPr>
-          <w:rFonts w:ascii="ＭＳ Ｐ明朝" w:eastAsia="ＭＳ Ｐ明朝" w:hAnsi="ＭＳ Ｐ明朝" w:hint="eastAsia"/>
-          <w:sz w:val="24"/>
-        </w:rPr>
-        <w:t>→</w:t>
-      </w:r>
-      <w:r>
-        <w:rPr>
-          <w:rFonts w:ascii="ＭＳ Ｐ明朝" w:eastAsia="ＭＳ Ｐ明朝" w:hAnsi="ＭＳ Ｐ明朝"/>
-          <w:sz w:val="24"/>
-        </w:rPr>
-        <w:t>…</w:t>
-      </w:r>
-      <w:r>
-        <w:rPr>
-          <w:rFonts w:ascii="ＭＳ Ｐ明朝" w:eastAsia="ＭＳ Ｐ明朝" w:hAnsi="ＭＳ Ｐ明朝" w:hint="eastAsia"/>
-          <w:sz w:val="24"/>
-        </w:rPr>
-        <w:t>というように並んでしまう。これを防ぐために、ファイル名に数値が含まれていた場合は、それを計算して合算して合計を比較するという処理を施している。これによってファイルが綺麗に並ぶようになっている。</w:t>
-      </w:r>
-    </w:p>
-    <w:p>
-      <w:pPr>
-        <w:rPr>
-          <w:rFonts w:ascii="ＭＳ Ｐ明朝" w:eastAsia="ＭＳ Ｐ明朝" w:hAnsi="ＭＳ Ｐ明朝"/>
-          <w:sz w:val="24"/>
-        </w:rPr>
-      </w:pPr>
-    </w:p>
-    <w:p>
-      <w:pPr>
-        <w:rPr>
-          <w:rFonts w:ascii="ＭＳ Ｐ明朝" w:eastAsia="ＭＳ Ｐ明朝" w:hAnsi="ＭＳ Ｐ明朝"/>
-          <w:sz w:val="24"/>
-        </w:rPr>
-      </w:pPr>
-      <w:r>
-        <w:rPr>
-          <w:rFonts w:ascii="ＭＳ Ｐ明朝" w:eastAsia="ＭＳ Ｐ明朝" w:hAnsi="ＭＳ Ｐ明朝" w:hint="eastAsia"/>
-          <w:sz w:val="24"/>
-        </w:rPr>
         <w:t>・実行結果</w:t>
       </w:r>
     </w:p>
@@ -5179,6 +5066,7 @@
       <w:r>
         <w:rPr>
           <w:rFonts w:ascii="ＭＳ Ｐ明朝" w:eastAsia="ＭＳ Ｐ明朝" w:hAnsi="ＭＳ Ｐ明朝"/>
+          <w:noProof/>
           <w:sz w:val="24"/>
         </w:rPr>
         <w:drawing>
@@ -5221,7 +5109,7 @@
     <w:p>
       <w:pPr>
         <w:rPr>
-          <w:rFonts w:ascii="ＭＳ Ｐ明朝" w:eastAsia="ＭＳ Ｐ明朝" w:hAnsi="ＭＳ Ｐ明朝" w:hint="eastAsia"/>
+          <w:rFonts w:ascii="ＭＳ Ｐ明朝" w:eastAsia="ＭＳ Ｐ明朝" w:hAnsi="ＭＳ Ｐ明朝"/>
           <w:sz w:val="24"/>
         </w:rPr>
       </w:pPr>
@@ -6294,6 +6182,7 @@
   <w:style w:type="character" w:default="1" w:styleId="a0">
     <w:name w:val="Default Paragraph Font"/>
     <w:uiPriority w:val="1"/>
+    <w:semiHidden/>
     <w:unhideWhenUsed/>
   </w:style>
   <w:style w:type="table" w:default="1" w:styleId="a1">

--- a/latex/lec2/report_2412747_2.docx
+++ b/latex/lec2/report_2412747_2.docx
@@ -210,6 +210,7 @@
         </w:rPr>
         <w:t>のようにして、</w:t>
       </w:r>
+      <w:proofErr w:type="gramStart"/>
       <w:r>
         <w:rPr>
           <w:rFonts w:ascii="ＭＳ Ｐ明朝" w:eastAsia="ＭＳ Ｐ明朝" w:hAnsi="ＭＳ Ｐ明朝"/>
@@ -217,6 +218,7 @@
         </w:rPr>
         <w:t>x</w:t>
       </w:r>
+      <w:proofErr w:type="gramEnd"/>
       <w:r>
         <w:rPr>
           <w:rFonts w:ascii="ＭＳ Ｐ明朝" w:eastAsia="ＭＳ Ｐ明朝" w:hAnsi="ＭＳ Ｐ明朝" w:hint="eastAsia"/>
@@ -513,6 +515,7 @@
         </w:rPr>
         <w:t xml:space="preserve">　このエラー処理が終了したら、文字列をそれぞれ</w:t>
       </w:r>
+      <w:proofErr w:type="gramStart"/>
       <w:r>
         <w:rPr>
           <w:rFonts w:ascii="ＭＳ Ｐ明朝" w:eastAsia="ＭＳ Ｐ明朝" w:hAnsi="ＭＳ Ｐ明朝"/>
@@ -520,6 +523,7 @@
         </w:rPr>
         <w:t>x</w:t>
       </w:r>
+      <w:proofErr w:type="gramEnd"/>
       <w:r>
         <w:rPr>
           <w:rFonts w:ascii="ＭＳ Ｐ明朝" w:eastAsia="ＭＳ Ｐ明朝" w:hAnsi="ＭＳ Ｐ明朝" w:hint="eastAsia"/>
@@ -541,6 +545,7 @@
         </w:rPr>
         <w:t>に</w:t>
       </w:r>
+      <w:proofErr w:type="spellStart"/>
       <w:r>
         <w:rPr>
           <w:rFonts w:ascii="ＭＳ Ｐ明朝" w:eastAsia="ＭＳ Ｐ明朝" w:hAnsi="ＭＳ Ｐ明朝"/>
@@ -548,6 +553,7 @@
         </w:rPr>
         <w:t>atoi</w:t>
       </w:r>
+      <w:proofErr w:type="spellEnd"/>
       <w:r>
         <w:rPr>
           <w:rFonts w:ascii="ＭＳ Ｐ明朝" w:eastAsia="ＭＳ Ｐ明朝" w:hAnsi="ＭＳ Ｐ明朝" w:hint="eastAsia"/>
@@ -562,6 +568,7 @@
         </w:rPr>
         <w:t>課題文の指示ではこれらの数値を</w:t>
       </w:r>
+      <w:proofErr w:type="gramStart"/>
       <w:r>
         <w:rPr>
           <w:rFonts w:ascii="ＭＳ Ｐ明朝" w:eastAsia="ＭＳ Ｐ明朝" w:hAnsi="ＭＳ Ｐ明朝"/>
@@ -569,6 +576,7 @@
         </w:rPr>
         <w:t>m</w:t>
       </w:r>
+      <w:proofErr w:type="gramEnd"/>
       <w:r>
         <w:rPr>
           <w:rFonts w:ascii="ＭＳ Ｐ明朝" w:eastAsia="ＭＳ Ｐ明朝" w:hAnsi="ＭＳ Ｐ明朝" w:hint="eastAsia"/>
@@ -590,6 +598,7 @@
         </w:rPr>
         <w:t>に代入するよう言われているが、いきなり代入せずにわざわざ</w:t>
       </w:r>
+      <w:proofErr w:type="gramStart"/>
       <w:r>
         <w:rPr>
           <w:rFonts w:ascii="ＭＳ Ｐ明朝" w:eastAsia="ＭＳ Ｐ明朝" w:hAnsi="ＭＳ Ｐ明朝"/>
@@ -597,6 +606,7 @@
         </w:rPr>
         <w:t>x</w:t>
       </w:r>
+      <w:proofErr w:type="gramEnd"/>
       <w:r>
         <w:rPr>
           <w:rFonts w:ascii="ＭＳ Ｐ明朝" w:eastAsia="ＭＳ Ｐ明朝" w:hAnsi="ＭＳ Ｐ明朝" w:hint="eastAsia"/>
@@ -618,6 +628,7 @@
         </w:rPr>
         <w:t>に入れているのは、「まずは文字列を数値に変換します」という工程を明示するためであるのと、次に行う最大公約数の計算で</w:t>
       </w:r>
+      <w:proofErr w:type="gramStart"/>
       <w:r>
         <w:rPr>
           <w:rFonts w:ascii="ＭＳ Ｐ明朝" w:eastAsia="ＭＳ Ｐ明朝" w:hAnsi="ＭＳ Ｐ明朝"/>
@@ -625,6 +636,7 @@
         </w:rPr>
         <w:t>m</w:t>
       </w:r>
+      <w:proofErr w:type="gramEnd"/>
       <w:r>
         <w:rPr>
           <w:rFonts w:ascii="ＭＳ Ｐ明朝" w:eastAsia="ＭＳ Ｐ明朝" w:hAnsi="ＭＳ Ｐ明朝" w:hint="eastAsia"/>
@@ -653,6 +665,7 @@
         </w:rPr>
         <w:t>最大公約数の計算は</w:t>
       </w:r>
+      <w:proofErr w:type="gramStart"/>
       <w:r>
         <w:rPr>
           <w:rFonts w:ascii="ＭＳ Ｐ明朝" w:eastAsia="ＭＳ Ｐ明朝" w:hAnsi="ＭＳ Ｐ明朝"/>
@@ -660,6 +673,7 @@
         </w:rPr>
         <w:t>m</w:t>
       </w:r>
+      <w:proofErr w:type="gramEnd"/>
       <w:r>
         <w:rPr>
           <w:rFonts w:ascii="ＭＳ Ｐ明朝" w:eastAsia="ＭＳ Ｐ明朝" w:hAnsi="ＭＳ Ｐ明朝" w:hint="eastAsia"/>
@@ -681,6 +695,7 @@
         </w:rPr>
         <w:t>で割る計算をするので、</w:t>
       </w:r>
+      <w:proofErr w:type="gramStart"/>
       <w:r>
         <w:rPr>
           <w:rFonts w:ascii="ＭＳ Ｐ明朝" w:eastAsia="ＭＳ Ｐ明朝" w:hAnsi="ＭＳ Ｐ明朝"/>
@@ -688,6 +703,7 @@
         </w:rPr>
         <w:t>x</w:t>
       </w:r>
+      <w:proofErr w:type="gramEnd"/>
       <w:r>
         <w:rPr>
           <w:rFonts w:ascii="ＭＳ Ｐ明朝" w:eastAsia="ＭＳ Ｐ明朝" w:hAnsi="ＭＳ Ｐ明朝" w:hint="eastAsia"/>
@@ -709,6 +725,7 @@
         </w:rPr>
         <w:t>の大小関係によって</w:t>
       </w:r>
+      <w:proofErr w:type="gramStart"/>
       <w:r>
         <w:rPr>
           <w:rFonts w:ascii="ＭＳ Ｐ明朝" w:eastAsia="ＭＳ Ｐ明朝" w:hAnsi="ＭＳ Ｐ明朝"/>
@@ -716,6 +733,7 @@
         </w:rPr>
         <w:t>m</w:t>
       </w:r>
+      <w:proofErr w:type="gramEnd"/>
       <w:r>
         <w:rPr>
           <w:rFonts w:ascii="ＭＳ Ｐ明朝" w:eastAsia="ＭＳ Ｐ明朝" w:hAnsi="ＭＳ Ｐ明朝" w:hint="eastAsia"/>
@@ -773,6 +791,7 @@
           <w:sz w:val="24"/>
         </w:rPr>
       </w:pPr>
+      <w:proofErr w:type="gramStart"/>
       <w:r>
         <w:rPr>
           <w:rFonts w:ascii="ＭＳ Ｐ明朝" w:eastAsia="ＭＳ Ｐ明朝" w:hAnsi="ＭＳ Ｐ明朝"/>
@@ -780,6 +799,7 @@
         </w:rPr>
         <w:t>m</w:t>
       </w:r>
+      <w:proofErr w:type="gramEnd"/>
       <w:r>
         <w:rPr>
           <w:rFonts w:ascii="ＭＳ Ｐ明朝" w:eastAsia="ＭＳ Ｐ明朝" w:hAnsi="ＭＳ Ｐ明朝" w:hint="eastAsia"/>
@@ -801,6 +821,7 @@
         </w:rPr>
         <w:t>で割ったあまりを</w:t>
       </w:r>
+      <w:proofErr w:type="gramStart"/>
       <w:r>
         <w:rPr>
           <w:rFonts w:ascii="ＭＳ Ｐ明朝" w:eastAsia="ＭＳ Ｐ明朝" w:hAnsi="ＭＳ Ｐ明朝"/>
@@ -808,6 +829,7 @@
         </w:rPr>
         <w:t>r</w:t>
       </w:r>
+      <w:proofErr w:type="gramEnd"/>
       <w:r>
         <w:rPr>
           <w:rFonts w:ascii="ＭＳ Ｐ明朝" w:eastAsia="ＭＳ Ｐ明朝" w:hAnsi="ＭＳ Ｐ明朝" w:hint="eastAsia"/>
@@ -925,6 +947,7 @@
         </w:rPr>
         <w:t>を</w:t>
       </w:r>
+      <w:proofErr w:type="gramStart"/>
       <w:r>
         <w:rPr>
           <w:rFonts w:ascii="ＭＳ Ｐ明朝" w:eastAsia="ＭＳ Ｐ明朝" w:hAnsi="ＭＳ Ｐ明朝"/>
@@ -932,6 +955,7 @@
         </w:rPr>
         <w:t>m</w:t>
       </w:r>
+      <w:proofErr w:type="gramEnd"/>
       <w:r>
         <w:rPr>
           <w:rFonts w:ascii="ＭＳ Ｐ明朝" w:eastAsia="ＭＳ Ｐ明朝" w:hAnsi="ＭＳ Ｐ明朝" w:hint="eastAsia"/>
@@ -939,6 +963,7 @@
         </w:rPr>
         <w:t>に、</w:t>
       </w:r>
+      <w:proofErr w:type="gramStart"/>
       <w:r>
         <w:rPr>
           <w:rFonts w:ascii="ＭＳ Ｐ明朝" w:eastAsia="ＭＳ Ｐ明朝" w:hAnsi="ＭＳ Ｐ明朝"/>
@@ -946,6 +971,7 @@
         </w:rPr>
         <w:t>r</w:t>
       </w:r>
+      <w:proofErr w:type="gramEnd"/>
       <w:r>
         <w:rPr>
           <w:rFonts w:ascii="ＭＳ Ｐ明朝" w:eastAsia="ＭＳ Ｐ明朝" w:hAnsi="ＭＳ Ｐ明朝" w:hint="eastAsia"/>
@@ -996,6 +1022,7 @@
         </w:rPr>
         <w:t>除算が起こらないように</w:t>
       </w:r>
+      <w:proofErr w:type="spellStart"/>
       <w:r>
         <w:rPr>
           <w:rFonts w:ascii="ＭＳ Ｐ明朝" w:eastAsia="ＭＳ Ｐ明朝" w:hAnsi="ＭＳ Ｐ明朝"/>
@@ -1003,6 +1030,7 @@
         </w:rPr>
         <w:t>calc_gcd</w:t>
       </w:r>
+      <w:proofErr w:type="spellEnd"/>
       <w:r>
         <w:rPr>
           <w:rFonts w:ascii="ＭＳ Ｐ明朝" w:eastAsia="ＭＳ Ｐ明朝" w:hAnsi="ＭＳ Ｐ明朝" w:hint="eastAsia"/>
@@ -1059,6 +1087,7 @@
         </w:rPr>
         <w:t>の最大公約数はある整数となるというものがある。したがって、</w:t>
       </w:r>
+      <w:proofErr w:type="spellStart"/>
       <w:r>
         <w:rPr>
           <w:rFonts w:ascii="ＭＳ Ｐ明朝" w:eastAsia="ＭＳ Ｐ明朝" w:hAnsi="ＭＳ Ｐ明朝"/>
@@ -1066,6 +1095,7 @@
         </w:rPr>
         <w:t>calc_gcd</w:t>
       </w:r>
+      <w:proofErr w:type="spellEnd"/>
       <w:r>
         <w:rPr>
           <w:rFonts w:ascii="ＭＳ Ｐ明朝" w:eastAsia="ＭＳ Ｐ明朝" w:hAnsi="ＭＳ Ｐ明朝" w:hint="eastAsia"/>
@@ -1122,6 +1152,7 @@
         </w:rPr>
         <w:t>である場合は、最大公約数の計算を行なっているという観点から、</w:t>
       </w:r>
+      <w:proofErr w:type="spellStart"/>
       <w:r>
         <w:rPr>
           <w:rFonts w:ascii="ＭＳ Ｐ明朝" w:eastAsia="ＭＳ Ｐ明朝" w:hAnsi="ＭＳ Ｐ明朝"/>
@@ -1129,6 +1160,7 @@
         </w:rPr>
         <w:t>calc_gcd</w:t>
       </w:r>
+      <w:proofErr w:type="spellEnd"/>
       <w:r>
         <w:rPr>
           <w:rFonts w:ascii="ＭＳ Ｐ明朝" w:eastAsia="ＭＳ Ｐ明朝" w:hAnsi="ＭＳ Ｐ明朝" w:hint="eastAsia"/>
@@ -1199,14 +1231,13 @@
       <w:r>
         <w:rPr>
           <w:rFonts w:ascii="ＭＳ Ｐ明朝" w:eastAsia="ＭＳ Ｐ明朝" w:hAnsi="ＭＳ Ｐ明朝"/>
-          <w:noProof/>
           <w:sz w:val="24"/>
         </w:rPr>
         <w:drawing>
-          <wp:inline distT="0" distB="0" distL="0" distR="0" wp14:anchorId="2F83E041" wp14:editId="713EED7C">
-            <wp:extent cx="4191000" cy="2070100"/>
+          <wp:inline distT="0" distB="0" distL="0" distR="0" wp14:anchorId="7C366508" wp14:editId="4DCEE8FA">
+            <wp:extent cx="4572000" cy="2095500"/>
             <wp:effectExtent l="0" t="0" r="0" b="0"/>
-            <wp:docPr id="573192495" name="図 1"/>
+            <wp:docPr id="558055223" name="図 1"/>
             <wp:cNvGraphicFramePr>
               <a:graphicFrameLocks xmlns:a="http://schemas.openxmlformats.org/drawingml/2006/main" noChangeAspect="1"/>
             </wp:cNvGraphicFramePr>
@@ -1214,7 +1245,7 @@
               <a:graphicData uri="http://schemas.openxmlformats.org/drawingml/2006/picture">
                 <pic:pic xmlns:pic="http://schemas.openxmlformats.org/drawingml/2006/picture">
                   <pic:nvPicPr>
-                    <pic:cNvPr id="573192495" name=""/>
+                    <pic:cNvPr id="558055223" name=""/>
                     <pic:cNvPicPr/>
                   </pic:nvPicPr>
                   <pic:blipFill>
@@ -1226,7 +1257,7 @@
                   <pic:spPr>
                     <a:xfrm>
                       <a:off x="0" y="0"/>
-                      <a:ext cx="4191000" cy="2070100"/>
+                      <a:ext cx="4572000" cy="2095500"/>
                     </a:xfrm>
                     <a:prstGeom prst="rect">
                       <a:avLst/>
@@ -1623,6 +1654,7 @@
         </w:rPr>
         <w:t xml:space="preserve">　なお、宣言した</w:t>
       </w:r>
+      <w:proofErr w:type="spellStart"/>
       <w:r>
         <w:rPr>
           <w:rFonts w:ascii="ＭＳ Ｐ明朝" w:eastAsia="ＭＳ Ｐ明朝" w:hAnsi="ＭＳ Ｐ明朝"/>
@@ -1630,6 +1662,7 @@
         </w:rPr>
         <w:t>calc_gcd</w:t>
       </w:r>
+      <w:proofErr w:type="spellEnd"/>
       <w:r>
         <w:rPr>
           <w:rFonts w:ascii="ＭＳ Ｐ明朝" w:eastAsia="ＭＳ Ｐ明朝" w:hAnsi="ＭＳ Ｐ明朝" w:hint="eastAsia"/>
@@ -1665,6 +1698,7 @@
         </w:rPr>
         <w:t>つずつ行う上、同じ関数を命名するようなことはないと言えるが、いずれ開発の規模が大きくなったときに、同じ名前の関数の宣言や</w:t>
       </w:r>
+      <w:proofErr w:type="spellStart"/>
       <w:r>
         <w:rPr>
           <w:rFonts w:ascii="ＭＳ Ｐ明朝" w:eastAsia="ＭＳ Ｐ明朝" w:hAnsi="ＭＳ Ｐ明朝"/>
@@ -1672,6 +1706,7 @@
         </w:rPr>
         <w:t>Makefile</w:t>
       </w:r>
+      <w:proofErr w:type="spellEnd"/>
       <w:r>
         <w:rPr>
           <w:rFonts w:ascii="ＭＳ Ｐ明朝" w:eastAsia="ＭＳ Ｐ明朝" w:hAnsi="ＭＳ Ｐ明朝" w:hint="eastAsia"/>
@@ -1891,6 +1926,7 @@
         </w:rPr>
         <w:t>というように、</w:t>
       </w:r>
+      <w:proofErr w:type="gramStart"/>
       <w:r>
         <w:rPr>
           <w:rFonts w:ascii="ＭＳ Ｐ明朝" w:eastAsia="ＭＳ Ｐ明朝" w:hAnsi="ＭＳ Ｐ明朝"/>
@@ -1898,6 +1934,7 @@
         </w:rPr>
         <w:t>x</w:t>
       </w:r>
+      <w:proofErr w:type="gramEnd"/>
       <w:r>
         <w:rPr>
           <w:rFonts w:ascii="ＭＳ Ｐ明朝" w:eastAsia="ＭＳ Ｐ明朝" w:hAnsi="ＭＳ Ｐ明朝" w:hint="eastAsia"/>
@@ -2014,6 +2051,7 @@
         </w:rPr>
         <w:t>からの経路数を計算することとなる。しかしながら終点は可変であるため、始点→終点という経路を計算するプログラムの実装は複雑になる。したがって、終点→始点という方向から経路を計算することで、実装を単純にしている。そのため経路計算の関数である</w:t>
       </w:r>
+      <w:proofErr w:type="spellStart"/>
       <w:r>
         <w:rPr>
           <w:rFonts w:ascii="ＭＳ Ｐ明朝" w:eastAsia="ＭＳ Ｐ明朝" w:hAnsi="ＭＳ Ｐ明朝"/>
@@ -2021,6 +2059,7 @@
         </w:rPr>
         <w:t>calc_route</w:t>
       </w:r>
+      <w:proofErr w:type="spellEnd"/>
       <w:r>
         <w:rPr>
           <w:rFonts w:ascii="ＭＳ Ｐ明朝" w:eastAsia="ＭＳ Ｐ明朝" w:hAnsi="ＭＳ Ｐ明朝" w:hint="eastAsia"/>
@@ -2105,6 +2144,7 @@
         </w:rPr>
         <w:t>通りであるため、これより</w:t>
       </w:r>
+      <w:proofErr w:type="spellStart"/>
       <w:r>
         <w:rPr>
           <w:rFonts w:ascii="ＭＳ Ｐ明朝" w:eastAsia="ＭＳ Ｐ明朝" w:hAnsi="ＭＳ Ｐ明朝"/>
@@ -2112,6 +2152,7 @@
         </w:rPr>
         <w:t>calc_route</w:t>
       </w:r>
+      <w:proofErr w:type="spellEnd"/>
       <w:r>
         <w:rPr>
           <w:rFonts w:ascii="ＭＳ Ｐ明朝" w:eastAsia="ＭＳ Ｐ明朝" w:hAnsi="ＭＳ Ｐ明朝" w:hint="eastAsia"/>
@@ -2119,12 +2160,37 @@
         </w:rPr>
         <w:t>関数の返り値は、</w:t>
       </w:r>
-      <w:r>
-        <w:rPr>
-          <w:rFonts w:ascii="ＭＳ Ｐ明朝" w:eastAsia="ＭＳ Ｐ明朝" w:hAnsi="ＭＳ Ｐ明朝"/>
-          <w:sz w:val="24"/>
-        </w:rPr>
-        <w:t>calc_route(x – 1, y) + calc_route(x, y -1)</w:t>
+      <w:proofErr w:type="spellStart"/>
+      <w:r>
+        <w:rPr>
+          <w:rFonts w:ascii="ＭＳ Ｐ明朝" w:eastAsia="ＭＳ Ｐ明朝" w:hAnsi="ＭＳ Ｐ明朝"/>
+          <w:sz w:val="24"/>
+        </w:rPr>
+        <w:t>calc_route</w:t>
+      </w:r>
+      <w:proofErr w:type="spellEnd"/>
+      <w:r>
+        <w:rPr>
+          <w:rFonts w:ascii="ＭＳ Ｐ明朝" w:eastAsia="ＭＳ Ｐ明朝" w:hAnsi="ＭＳ Ｐ明朝"/>
+          <w:sz w:val="24"/>
+        </w:rPr>
+        <w:t xml:space="preserve">(x – 1, y) + </w:t>
+      </w:r>
+      <w:proofErr w:type="spellStart"/>
+      <w:r>
+        <w:rPr>
+          <w:rFonts w:ascii="ＭＳ Ｐ明朝" w:eastAsia="ＭＳ Ｐ明朝" w:hAnsi="ＭＳ Ｐ明朝"/>
+          <w:sz w:val="24"/>
+        </w:rPr>
+        <w:t>calc_route</w:t>
+      </w:r>
+      <w:proofErr w:type="spellEnd"/>
+      <w:r>
+        <w:rPr>
+          <w:rFonts w:ascii="ＭＳ Ｐ明朝" w:eastAsia="ＭＳ Ｐ明朝" w:hAnsi="ＭＳ Ｐ明朝"/>
+          <w:sz w:val="24"/>
+        </w:rPr>
+        <w:t>(x, y -1)</w:t>
       </w:r>
       <w:r>
         <w:rPr>
@@ -2212,6 +2278,7 @@
         </w:rPr>
         <w:t xml:space="preserve">　プログラム全体としては、まず引数の数のエラー処理と、引数が正の整数以外であるのは不適当なためそれのエラー処理をしている。その後</w:t>
       </w:r>
+      <w:proofErr w:type="spellStart"/>
       <w:r>
         <w:rPr>
           <w:rFonts w:ascii="ＭＳ Ｐ明朝" w:eastAsia="ＭＳ Ｐ明朝" w:hAnsi="ＭＳ Ｐ明朝"/>
@@ -2219,6 +2286,7 @@
         </w:rPr>
         <w:t>atoi</w:t>
       </w:r>
+      <w:proofErr w:type="spellEnd"/>
       <w:r>
         <w:rPr>
           <w:rFonts w:ascii="ＭＳ Ｐ明朝" w:eastAsia="ＭＳ Ｐ明朝" w:hAnsi="ＭＳ Ｐ明朝" w:hint="eastAsia"/>
@@ -2268,6 +2336,7 @@
         </w:rPr>
         <w:t>の入力は工事中である旨を告げて弾くようにしている。その後、</w:t>
       </w:r>
+      <w:proofErr w:type="spellStart"/>
       <w:r>
         <w:rPr>
           <w:rFonts w:ascii="ＭＳ Ｐ明朝" w:eastAsia="ＭＳ Ｐ明朝" w:hAnsi="ＭＳ Ｐ明朝"/>
@@ -2275,6 +2344,7 @@
         </w:rPr>
         <w:t>calc_route</w:t>
       </w:r>
+      <w:proofErr w:type="spellEnd"/>
       <w:r>
         <w:rPr>
           <w:rFonts w:ascii="ＭＳ Ｐ明朝" w:eastAsia="ＭＳ Ｐ明朝" w:hAnsi="ＭＳ Ｐ明朝" w:hint="eastAsia"/>
@@ -2741,6 +2811,7 @@
         </w:rPr>
         <w:t>コンテナ、すなわち可変長の文字列型の配列の</w:t>
       </w:r>
+      <w:proofErr w:type="spellStart"/>
       <w:r>
         <w:rPr>
           <w:rFonts w:ascii="ＭＳ Ｐ明朝" w:eastAsia="ＭＳ Ｐ明朝" w:hAnsi="ＭＳ Ｐ明朝"/>
@@ -2748,6 +2819,7 @@
         </w:rPr>
         <w:t>file_content</w:t>
       </w:r>
+      <w:proofErr w:type="spellEnd"/>
       <w:r>
         <w:rPr>
           <w:rFonts w:ascii="ＭＳ Ｐ明朝" w:eastAsia="ＭＳ Ｐ明朝" w:hAnsi="ＭＳ Ｐ明朝" w:hint="eastAsia"/>
@@ -2769,6 +2841,7 @@
         </w:rPr>
         <w:t>コンテナのメンバ関数である</w:t>
       </w:r>
+      <w:proofErr w:type="spellStart"/>
       <w:r>
         <w:rPr>
           <w:rFonts w:ascii="ＭＳ Ｐ明朝" w:eastAsia="ＭＳ Ｐ明朝" w:hAnsi="ＭＳ Ｐ明朝"/>
@@ -2776,6 +2849,7 @@
         </w:rPr>
         <w:t>push_back</w:t>
       </w:r>
+      <w:proofErr w:type="spellEnd"/>
       <w:r>
         <w:rPr>
           <w:rFonts w:ascii="ＭＳ Ｐ明朝" w:eastAsia="ＭＳ Ｐ明朝" w:hAnsi="ＭＳ Ｐ明朝" w:hint="eastAsia"/>
@@ -2874,6 +2948,7 @@
         </w:rPr>
         <w:t>コンテナである</w:t>
       </w:r>
+      <w:proofErr w:type="spellStart"/>
       <w:r>
         <w:rPr>
           <w:rFonts w:ascii="ＭＳ Ｐ明朝" w:eastAsia="ＭＳ Ｐ明朝" w:hAnsi="ＭＳ Ｐ明朝"/>
@@ -2881,6 +2956,7 @@
         </w:rPr>
         <w:t>file_nums</w:t>
       </w:r>
+      <w:proofErr w:type="spellEnd"/>
       <w:r>
         <w:rPr>
           <w:rFonts w:ascii="ＭＳ Ｐ明朝" w:eastAsia="ＭＳ Ｐ明朝" w:hAnsi="ＭＳ Ｐ明朝" w:hint="eastAsia"/>
@@ -2916,6 +2992,7 @@
         </w:rPr>
         <w:t>型に変換させる</w:t>
       </w:r>
+      <w:proofErr w:type="spellStart"/>
       <w:r>
         <w:rPr>
           <w:rFonts w:ascii="ＭＳ Ｐ明朝" w:eastAsia="ＭＳ Ｐ明朝" w:hAnsi="ＭＳ Ｐ明朝"/>
@@ -2923,6 +3000,7 @@
         </w:rPr>
         <w:t>stoi</w:t>
       </w:r>
+      <w:proofErr w:type="spellEnd"/>
       <w:r>
         <w:rPr>
           <w:rFonts w:ascii="ＭＳ Ｐ明朝" w:eastAsia="ＭＳ Ｐ明朝" w:hAnsi="ＭＳ Ｐ明朝" w:hint="eastAsia"/>
@@ -2930,6 +3008,7 @@
         </w:rPr>
         <w:t>関数を使用しながら、メンバ関数の</w:t>
       </w:r>
+      <w:proofErr w:type="spellStart"/>
       <w:r>
         <w:rPr>
           <w:rFonts w:ascii="ＭＳ Ｐ明朝" w:eastAsia="ＭＳ Ｐ明朝" w:hAnsi="ＭＳ Ｐ明朝"/>
@@ -2937,6 +3016,7 @@
         </w:rPr>
         <w:t>push_back</w:t>
       </w:r>
+      <w:proofErr w:type="spellEnd"/>
       <w:r>
         <w:rPr>
           <w:rFonts w:ascii="ＭＳ Ｐ明朝" w:eastAsia="ＭＳ Ｐ明朝" w:hAnsi="ＭＳ Ｐ明朝" w:hint="eastAsia"/>
@@ -2944,6 +3024,7 @@
         </w:rPr>
         <w:t>で挿入していった。そして</w:t>
       </w:r>
+      <w:proofErr w:type="spellStart"/>
       <w:r>
         <w:rPr>
           <w:rFonts w:ascii="ＭＳ Ｐ明朝" w:eastAsia="ＭＳ Ｐ明朝" w:hAnsi="ＭＳ Ｐ明朝"/>
@@ -2951,6 +3032,7 @@
         </w:rPr>
         <w:t>file_descending_sort</w:t>
       </w:r>
+      <w:proofErr w:type="spellEnd"/>
       <w:r>
         <w:rPr>
           <w:rFonts w:ascii="ＭＳ Ｐ明朝" w:eastAsia="ＭＳ Ｐ明朝" w:hAnsi="ＭＳ Ｐ明朝" w:hint="eastAsia"/>
@@ -2958,6 +3040,7 @@
         </w:rPr>
         <w:t>関数に引数として</w:t>
       </w:r>
+      <w:proofErr w:type="spellStart"/>
       <w:r>
         <w:rPr>
           <w:rFonts w:ascii="ＭＳ Ｐ明朝" w:eastAsia="ＭＳ Ｐ明朝" w:hAnsi="ＭＳ Ｐ明朝"/>
@@ -2965,6 +3048,7 @@
         </w:rPr>
         <w:t>file_nums</w:t>
       </w:r>
+      <w:proofErr w:type="spellEnd"/>
       <w:r>
         <w:rPr>
           <w:rFonts w:ascii="ＭＳ Ｐ明朝" w:eastAsia="ＭＳ Ｐ明朝" w:hAnsi="ＭＳ Ｐ明朝" w:hint="eastAsia"/>
@@ -2972,6 +3056,7 @@
         </w:rPr>
         <w:t>を代入した。文字列である場合はそのまま</w:t>
       </w:r>
+      <w:proofErr w:type="spellStart"/>
       <w:r>
         <w:rPr>
           <w:rFonts w:ascii="ＭＳ Ｐ明朝" w:eastAsia="ＭＳ Ｐ明朝" w:hAnsi="ＭＳ Ｐ明朝"/>
@@ -2979,6 +3064,7 @@
         </w:rPr>
         <w:t>file_descending_sort</w:t>
       </w:r>
+      <w:proofErr w:type="spellEnd"/>
       <w:r>
         <w:rPr>
           <w:rFonts w:ascii="ＭＳ Ｐ明朝" w:eastAsia="ＭＳ Ｐ明朝" w:hAnsi="ＭＳ Ｐ明朝" w:hint="eastAsia"/>
@@ -2986,6 +3072,7 @@
         </w:rPr>
         <w:t>関数に代入した。今回は課題文の指示に関数のオーバーロード機能を使用するよう明記されていたので、</w:t>
       </w:r>
+      <w:proofErr w:type="spellStart"/>
       <w:r>
         <w:rPr>
           <w:rFonts w:ascii="ＭＳ Ｐ明朝" w:eastAsia="ＭＳ Ｐ明朝" w:hAnsi="ＭＳ Ｐ明朝"/>
@@ -2993,6 +3080,7 @@
         </w:rPr>
         <w:t>file_descending_sort</w:t>
       </w:r>
+      <w:proofErr w:type="spellEnd"/>
       <w:r>
         <w:rPr>
           <w:rFonts w:ascii="ＭＳ Ｐ明朝" w:eastAsia="ＭＳ Ｐ明朝" w:hAnsi="ＭＳ Ｐ明朝" w:hint="eastAsia"/>
@@ -3088,13 +3176,23 @@
           <m:t>)</m:t>
         </m:r>
       </m:oMath>
-      <w:r>
-        <w:rPr>
-          <w:rFonts w:ascii="ＭＳ Ｐ明朝" w:eastAsia="ＭＳ Ｐ明朝" w:hAnsi="ＭＳ Ｐ明朝" w:hint="eastAsia"/>
-          <w:sz w:val="24"/>
-        </w:rPr>
-        <w:t>であるのが懸念点であると考えられる。</w:t>
-      </w:r>
+      <w:proofErr w:type="gramStart"/>
+      <w:r>
+        <w:rPr>
+          <w:rFonts w:ascii="ＭＳ Ｐ明朝" w:eastAsia="ＭＳ Ｐ明朝" w:hAnsi="ＭＳ Ｐ明朝" w:hint="eastAsia"/>
+          <w:sz w:val="24"/>
+        </w:rPr>
+        <w:t>で</w:t>
+      </w:r>
+      <w:proofErr w:type="gramEnd"/>
+      <w:r>
+        <w:rPr>
+          <w:rFonts w:ascii="ＭＳ Ｐ明朝" w:eastAsia="ＭＳ Ｐ明朝" w:hAnsi="ＭＳ Ｐ明朝" w:hint="eastAsia"/>
+          <w:sz w:val="24"/>
+        </w:rPr>
+        <w:t>あるのが懸念点であると考えられる。</w:t>
+      </w:r>
+      <w:proofErr w:type="spellStart"/>
       <w:r>
         <w:rPr>
           <w:rFonts w:ascii="ＭＳ Ｐ明朝" w:eastAsia="ＭＳ Ｐ明朝" w:hAnsi="ＭＳ Ｐ明朝" w:hint="eastAsia"/>
@@ -3109,6 +3207,7 @@
         </w:rPr>
         <w:t>ile_descending_sort</w:t>
       </w:r>
+      <w:proofErr w:type="spellEnd"/>
       <w:r>
         <w:rPr>
           <w:rFonts w:ascii="ＭＳ Ｐ明朝" w:eastAsia="ＭＳ Ｐ明朝" w:hAnsi="ＭＳ Ｐ明朝" w:hint="eastAsia"/>
@@ -3124,6 +3223,7 @@
         <w:lastRenderedPageBreak/>
         <w:t>数字列でも同様にこの処理をしている。なお要素と次の要素を比較する関係上、要素数全体を</w:t>
       </w:r>
+      <w:proofErr w:type="spellStart"/>
       <w:r>
         <w:rPr>
           <w:rFonts w:ascii="ＭＳ Ｐ明朝" w:eastAsia="ＭＳ Ｐ明朝" w:hAnsi="ＭＳ Ｐ明朝"/>
@@ -3131,6 +3231,7 @@
         </w:rPr>
         <w:t>len</w:t>
       </w:r>
+      <w:proofErr w:type="spellEnd"/>
       <w:r>
         <w:rPr>
           <w:rFonts w:ascii="ＭＳ Ｐ明朝" w:eastAsia="ＭＳ Ｐ明朝" w:hAnsi="ＭＳ Ｐ明朝" w:hint="eastAsia"/>
@@ -3152,13 +3253,31 @@
         </w:rPr>
         <w:t>文の条件を</w:t>
       </w:r>
-      <w:r>
-        <w:rPr>
-          <w:rFonts w:ascii="ＭＳ Ｐ明朝" w:eastAsia="ＭＳ Ｐ明朝" w:hAnsi="ＭＳ Ｐ明朝"/>
-          <w:sz w:val="24"/>
-        </w:rPr>
-        <w:t>i &lt; len</w:t>
-      </w:r>
+      <w:proofErr w:type="spellStart"/>
+      <w:r>
+        <w:rPr>
+          <w:rFonts w:ascii="ＭＳ Ｐ明朝" w:eastAsia="ＭＳ Ｐ明朝" w:hAnsi="ＭＳ Ｐ明朝"/>
+          <w:sz w:val="24"/>
+        </w:rPr>
+        <w:t>i</w:t>
+      </w:r>
+      <w:proofErr w:type="spellEnd"/>
+      <w:r>
+        <w:rPr>
+          <w:rFonts w:ascii="ＭＳ Ｐ明朝" w:eastAsia="ＭＳ Ｐ明朝" w:hAnsi="ＭＳ Ｐ明朝"/>
+          <w:sz w:val="24"/>
+        </w:rPr>
+        <w:t xml:space="preserve"> &lt; </w:t>
+      </w:r>
+      <w:proofErr w:type="spellStart"/>
+      <w:r>
+        <w:rPr>
+          <w:rFonts w:ascii="ＭＳ Ｐ明朝" w:eastAsia="ＭＳ Ｐ明朝" w:hAnsi="ＭＳ Ｐ明朝"/>
+          <w:sz w:val="24"/>
+        </w:rPr>
+        <w:t>len</w:t>
+      </w:r>
+      <w:proofErr w:type="spellEnd"/>
       <w:r>
         <w:rPr>
           <w:rFonts w:ascii="ＭＳ Ｐ明朝" w:eastAsia="ＭＳ Ｐ明朝" w:hAnsi="ＭＳ Ｐ明朝" w:hint="eastAsia"/>
@@ -3166,12 +3285,37 @@
         </w:rPr>
         <w:t xml:space="preserve">　ではなく、</w:t>
       </w:r>
-      <w:r>
-        <w:rPr>
-          <w:rFonts w:ascii="ＭＳ Ｐ明朝" w:eastAsia="ＭＳ Ｐ明朝" w:hAnsi="ＭＳ Ｐ明朝"/>
-          <w:sz w:val="24"/>
-        </w:rPr>
-        <w:t>i &lt; len – 1</w:t>
+      <w:proofErr w:type="spellStart"/>
+      <w:r>
+        <w:rPr>
+          <w:rFonts w:ascii="ＭＳ Ｐ明朝" w:eastAsia="ＭＳ Ｐ明朝" w:hAnsi="ＭＳ Ｐ明朝"/>
+          <w:sz w:val="24"/>
+        </w:rPr>
+        <w:t>i</w:t>
+      </w:r>
+      <w:proofErr w:type="spellEnd"/>
+      <w:r>
+        <w:rPr>
+          <w:rFonts w:ascii="ＭＳ Ｐ明朝" w:eastAsia="ＭＳ Ｐ明朝" w:hAnsi="ＭＳ Ｐ明朝"/>
+          <w:sz w:val="24"/>
+        </w:rPr>
+        <w:t xml:space="preserve"> &lt; </w:t>
+      </w:r>
+      <w:proofErr w:type="spellStart"/>
+      <w:r>
+        <w:rPr>
+          <w:rFonts w:ascii="ＭＳ Ｐ明朝" w:eastAsia="ＭＳ Ｐ明朝" w:hAnsi="ＭＳ Ｐ明朝"/>
+          <w:sz w:val="24"/>
+        </w:rPr>
+        <w:t>len</w:t>
+      </w:r>
+      <w:proofErr w:type="spellEnd"/>
+      <w:r>
+        <w:rPr>
+          <w:rFonts w:ascii="ＭＳ Ｐ明朝" w:eastAsia="ＭＳ Ｐ明朝" w:hAnsi="ＭＳ Ｐ明朝"/>
+          <w:sz w:val="24"/>
+        </w:rPr>
+        <w:t xml:space="preserve"> – 1</w:t>
       </w:r>
       <w:r>
         <w:rPr>
@@ -3244,6 +3388,7 @@
         </w:rPr>
         <w:t>番では、ファイルのオープンに失敗したときに、</w:t>
       </w:r>
+      <w:proofErr w:type="spellStart"/>
       <w:r>
         <w:rPr>
           <w:rFonts w:ascii="ＭＳ Ｐ明朝" w:eastAsia="ＭＳ Ｐ明朝" w:hAnsi="ＭＳ Ｐ明朝"/>
@@ -3251,6 +3396,7 @@
         </w:rPr>
         <w:t>cerr</w:t>
       </w:r>
+      <w:proofErr w:type="spellEnd"/>
       <w:r>
         <w:rPr>
           <w:rFonts w:ascii="ＭＳ Ｐ明朝" w:eastAsia="ＭＳ Ｐ明朝" w:hAnsi="ＭＳ Ｐ明朝" w:hint="eastAsia"/>
@@ -3258,6 +3404,7 @@
         </w:rPr>
         <w:t>でベタ打ちするのではなく、</w:t>
       </w:r>
+      <w:proofErr w:type="spellStart"/>
       <w:r>
         <w:rPr>
           <w:rFonts w:ascii="ＭＳ Ｐ明朝" w:eastAsia="ＭＳ Ｐ明朝" w:hAnsi="ＭＳ Ｐ明朝"/>
@@ -3265,6 +3412,7 @@
         </w:rPr>
         <w:t>errno</w:t>
       </w:r>
+      <w:proofErr w:type="spellEnd"/>
       <w:r>
         <w:rPr>
           <w:rFonts w:ascii="ＭＳ Ｐ明朝" w:eastAsia="ＭＳ Ｐ明朝" w:hAnsi="ＭＳ Ｐ明朝" w:hint="eastAsia"/>
@@ -3272,6 +3420,7 @@
         </w:rPr>
         <w:t>を利用した</w:t>
       </w:r>
+      <w:proofErr w:type="spellStart"/>
       <w:r>
         <w:rPr>
           <w:rFonts w:ascii="ＭＳ Ｐ明朝" w:eastAsia="ＭＳ Ｐ明朝" w:hAnsi="ＭＳ Ｐ明朝"/>
@@ -3279,6 +3428,7 @@
         </w:rPr>
         <w:t>perror</w:t>
       </w:r>
+      <w:proofErr w:type="spellEnd"/>
       <w:r>
         <w:rPr>
           <w:rFonts w:ascii="ＭＳ Ｐ明朝" w:eastAsia="ＭＳ Ｐ明朝" w:hAnsi="ＭＳ Ｐ明朝" w:hint="eastAsia"/>
@@ -3286,6 +3436,7 @@
         </w:rPr>
         <w:t>関数によってエラーメッセージを出力するようにした。ファイルのオープンに失敗するというのは、ユーザーの利用によるものではなくコンピュータの方に委ねられるものであるため、</w:t>
       </w:r>
+      <w:proofErr w:type="spellStart"/>
       <w:r>
         <w:rPr>
           <w:rFonts w:ascii="ＭＳ Ｐ明朝" w:eastAsia="ＭＳ Ｐ明朝" w:hAnsi="ＭＳ Ｐ明朝"/>
@@ -3293,6 +3444,7 @@
         </w:rPr>
         <w:t>errno</w:t>
       </w:r>
+      <w:proofErr w:type="spellEnd"/>
       <w:r>
         <w:rPr>
           <w:rFonts w:ascii="ＭＳ Ｐ明朝" w:eastAsia="ＭＳ Ｐ明朝" w:hAnsi="ＭＳ Ｐ明朝" w:hint="eastAsia"/>
@@ -3307,6 +3459,7 @@
         </w:rPr>
         <w:t>、</w:t>
       </w:r>
+      <w:proofErr w:type="spellStart"/>
       <w:r>
         <w:rPr>
           <w:rFonts w:ascii="ＭＳ Ｐ明朝" w:eastAsia="ＭＳ Ｐ明朝" w:hAnsi="ＭＳ Ｐ明朝"/>
@@ -3314,6 +3467,7 @@
         </w:rPr>
         <w:t>perror</w:t>
       </w:r>
+      <w:proofErr w:type="spellEnd"/>
       <w:r>
         <w:rPr>
           <w:rFonts w:ascii="ＭＳ Ｐ明朝" w:eastAsia="ＭＳ Ｐ明朝" w:hAnsi="ＭＳ Ｐ明朝" w:hint="eastAsia"/>
@@ -3866,13 +4020,24 @@
         </w:rPr>
         <w:t>というものがあるらしいが、今回は使用できないので</w:t>
       </w:r>
-      <w:r>
-        <w:rPr>
-          <w:rFonts w:ascii="ＭＳ Ｐ明朝" w:eastAsia="ＭＳ Ｐ明朝" w:hAnsi="ＭＳ Ｐ明朝"/>
-          <w:sz w:val="24"/>
-        </w:rPr>
-        <w:t>dirent.h</w:t>
-      </w:r>
+      <w:proofErr w:type="spellStart"/>
+      <w:r>
+        <w:rPr>
+          <w:rFonts w:ascii="ＭＳ Ｐ明朝" w:eastAsia="ＭＳ Ｐ明朝" w:hAnsi="ＭＳ Ｐ明朝"/>
+          <w:sz w:val="24"/>
+        </w:rPr>
+        <w:t>dirent.</w:t>
+      </w:r>
+      <w:proofErr w:type="gramStart"/>
+      <w:r>
+        <w:rPr>
+          <w:rFonts w:ascii="ＭＳ Ｐ明朝" w:eastAsia="ＭＳ Ｐ明朝" w:hAnsi="ＭＳ Ｐ明朝"/>
+          <w:sz w:val="24"/>
+        </w:rPr>
+        <w:t>h</w:t>
+      </w:r>
+      <w:proofErr w:type="spellEnd"/>
+      <w:proofErr w:type="gramEnd"/>
       <w:r>
         <w:rPr>
           <w:rFonts w:ascii="ＭＳ Ｐ明朝" w:eastAsia="ＭＳ Ｐ明朝" w:hAnsi="ＭＳ Ｐ明朝" w:hint="eastAsia"/>
@@ -3901,6 +4066,7 @@
         </w:rPr>
         <w:t>ライブラリ内の</w:t>
       </w:r>
+      <w:proofErr w:type="spellStart"/>
       <w:r>
         <w:rPr>
           <w:rFonts w:ascii="ＭＳ Ｐ明朝" w:eastAsia="ＭＳ Ｐ明朝" w:hAnsi="ＭＳ Ｐ明朝"/>
@@ -3908,6 +4074,7 @@
         </w:rPr>
         <w:t>opendir</w:t>
       </w:r>
+      <w:proofErr w:type="spellEnd"/>
       <w:r>
         <w:rPr>
           <w:rFonts w:ascii="ＭＳ Ｐ明朝" w:eastAsia="ＭＳ Ｐ明朝" w:hAnsi="ＭＳ Ｐ明朝" w:hint="eastAsia"/>
@@ -3929,6 +4096,7 @@
         </w:rPr>
         <w:t>構造体に情報を代入している。このとき</w:t>
       </w:r>
+      <w:proofErr w:type="spellStart"/>
       <w:r>
         <w:rPr>
           <w:rFonts w:ascii="ＭＳ Ｐ明朝" w:eastAsia="ＭＳ Ｐ明朝" w:hAnsi="ＭＳ Ｐ明朝"/>
@@ -3936,6 +4104,7 @@
         </w:rPr>
         <w:t>opendir</w:t>
       </w:r>
+      <w:proofErr w:type="spellEnd"/>
       <w:r>
         <w:rPr>
           <w:rFonts w:ascii="ＭＳ Ｐ明朝" w:eastAsia="ＭＳ Ｐ明朝" w:hAnsi="ＭＳ Ｐ明朝" w:hint="eastAsia"/>
@@ -3971,6 +4140,7 @@
         </w:rPr>
         <w:t>型のメンバ関数である</w:t>
       </w:r>
+      <w:proofErr w:type="spellStart"/>
       <w:r>
         <w:rPr>
           <w:rFonts w:ascii="ＭＳ Ｐ明朝" w:eastAsia="ＭＳ Ｐ明朝" w:hAnsi="ＭＳ Ｐ明朝"/>
@@ -3992,6 +4162,7 @@
         </w:rPr>
         <w:t>str</w:t>
       </w:r>
+      <w:proofErr w:type="spellEnd"/>
       <w:r>
         <w:rPr>
           <w:rFonts w:ascii="ＭＳ Ｐ明朝" w:eastAsia="ＭＳ Ｐ明朝" w:hAnsi="ＭＳ Ｐ明朝" w:hint="eastAsia"/>
@@ -4063,6 +4234,7 @@
         </w:rPr>
         <w:t>コンテナと、ディレクトリ操作を行うための</w:t>
       </w:r>
+      <w:proofErr w:type="spellStart"/>
       <w:r>
         <w:rPr>
           <w:rFonts w:ascii="ＭＳ Ｐ明朝" w:eastAsia="ＭＳ Ｐ明朝" w:hAnsi="ＭＳ Ｐ明朝"/>
@@ -4070,6 +4242,7 @@
         </w:rPr>
         <w:t>dirent</w:t>
       </w:r>
+      <w:proofErr w:type="spellEnd"/>
       <w:r>
         <w:rPr>
           <w:rFonts w:ascii="ＭＳ Ｐ明朝" w:eastAsia="ＭＳ Ｐ明朝" w:hAnsi="ＭＳ Ｐ明朝" w:hint="eastAsia"/>
@@ -4077,6 +4250,7 @@
         </w:rPr>
         <w:t>構造体の宣言をする。この</w:t>
       </w:r>
+      <w:proofErr w:type="spellStart"/>
       <w:r>
         <w:rPr>
           <w:rFonts w:ascii="ＭＳ Ｐ明朝" w:eastAsia="ＭＳ Ｐ明朝" w:hAnsi="ＭＳ Ｐ明朝"/>
@@ -4084,6 +4258,7 @@
         </w:rPr>
         <w:t>dirent</w:t>
       </w:r>
+      <w:proofErr w:type="spellEnd"/>
       <w:r>
         <w:rPr>
           <w:rFonts w:ascii="ＭＳ Ｐ明朝" w:eastAsia="ＭＳ Ｐ明朝" w:hAnsi="ＭＳ Ｐ明朝" w:hint="eastAsia"/>
@@ -4091,6 +4266,7 @@
         </w:rPr>
         <w:t>構造体には、エントリのファイル番号の</w:t>
       </w:r>
+      <w:proofErr w:type="spellStart"/>
       <w:r>
         <w:rPr>
           <w:rFonts w:ascii="ＭＳ Ｐ明朝" w:eastAsia="ＭＳ Ｐ明朝" w:hAnsi="ＭＳ Ｐ明朝"/>
@@ -4098,6 +4274,7 @@
         </w:rPr>
         <w:t>d_fileno</w:t>
       </w:r>
+      <w:proofErr w:type="spellEnd"/>
       <w:r>
         <w:rPr>
           <w:rFonts w:ascii="ＭＳ Ｐ明朝" w:eastAsia="ＭＳ Ｐ明朝" w:hAnsi="ＭＳ Ｐ明朝" w:hint="eastAsia"/>
@@ -4105,6 +4282,7 @@
         </w:rPr>
         <w:t>、レコードの長さの</w:t>
       </w:r>
+      <w:proofErr w:type="spellStart"/>
       <w:r>
         <w:rPr>
           <w:rFonts w:ascii="ＭＳ Ｐ明朝" w:eastAsia="ＭＳ Ｐ明朝" w:hAnsi="ＭＳ Ｐ明朝"/>
@@ -4112,6 +4290,7 @@
         </w:rPr>
         <w:t>d_reclen</w:t>
       </w:r>
+      <w:proofErr w:type="spellEnd"/>
       <w:r>
         <w:rPr>
           <w:rFonts w:ascii="ＭＳ Ｐ明朝" w:eastAsia="ＭＳ Ｐ明朝" w:hAnsi="ＭＳ Ｐ明朝" w:hint="eastAsia"/>
@@ -4119,6 +4298,7 @@
         </w:rPr>
         <w:t>、ファイルタイプの</w:t>
       </w:r>
+      <w:proofErr w:type="spellStart"/>
       <w:r>
         <w:rPr>
           <w:rFonts w:ascii="ＭＳ Ｐ明朝" w:eastAsia="ＭＳ Ｐ明朝" w:hAnsi="ＭＳ Ｐ明朝"/>
@@ -4126,6 +4306,7 @@
         </w:rPr>
         <w:t>d_type</w:t>
       </w:r>
+      <w:proofErr w:type="spellEnd"/>
       <w:r>
         <w:rPr>
           <w:rFonts w:ascii="ＭＳ Ｐ明朝" w:eastAsia="ＭＳ Ｐ明朝" w:hAnsi="ＭＳ Ｐ明朝" w:hint="eastAsia"/>
@@ -4133,6 +4314,7 @@
         </w:rPr>
         <w:t>、ファイル名の文字列長の</w:t>
       </w:r>
+      <w:proofErr w:type="spellStart"/>
       <w:r>
         <w:rPr>
           <w:rFonts w:ascii="ＭＳ Ｐ明朝" w:eastAsia="ＭＳ Ｐ明朝" w:hAnsi="ＭＳ Ｐ明朝"/>
@@ -4140,6 +4322,7 @@
         </w:rPr>
         <w:t>d_namlen</w:t>
       </w:r>
+      <w:proofErr w:type="spellEnd"/>
       <w:r>
         <w:rPr>
           <w:rFonts w:ascii="ＭＳ Ｐ明朝" w:eastAsia="ＭＳ Ｐ明朝" w:hAnsi="ＭＳ Ｐ明朝" w:hint="eastAsia"/>
@@ -4147,6 +4330,7 @@
         </w:rPr>
         <w:t>、ファイル名の</w:t>
       </w:r>
+      <w:proofErr w:type="spellStart"/>
       <w:r>
         <w:rPr>
           <w:rFonts w:ascii="ＭＳ Ｐ明朝" w:eastAsia="ＭＳ Ｐ明朝" w:hAnsi="ＭＳ Ｐ明朝"/>
@@ -4154,6 +4338,7 @@
         </w:rPr>
         <w:t>d_name</w:t>
       </w:r>
+      <w:proofErr w:type="spellEnd"/>
       <w:r>
         <w:rPr>
           <w:rFonts w:ascii="ＭＳ Ｐ明朝" w:eastAsia="ＭＳ Ｐ明朝" w:hAnsi="ＭＳ Ｐ明朝" w:hint="eastAsia"/>
@@ -4168,6 +4353,7 @@
         </w:rPr>
         <w:t>ディレクトリを読み取る</w:t>
       </w:r>
+      <w:proofErr w:type="spellStart"/>
       <w:r>
         <w:rPr>
           <w:rFonts w:ascii="ＭＳ Ｐ明朝" w:eastAsia="ＭＳ Ｐ明朝" w:hAnsi="ＭＳ Ｐ明朝"/>
@@ -4175,6 +4361,7 @@
         </w:rPr>
         <w:t>readdir</w:t>
       </w:r>
+      <w:proofErr w:type="spellEnd"/>
       <w:r>
         <w:rPr>
           <w:rFonts w:ascii="ＭＳ Ｐ明朝" w:eastAsia="ＭＳ Ｐ明朝" w:hAnsi="ＭＳ Ｐ明朝" w:hint="eastAsia"/>
@@ -4390,12 +4577,21 @@
         </w:rPr>
         <w:t>」というものが含まれているが、これは自分の</w:t>
       </w:r>
-      <w:r>
-        <w:rPr>
-          <w:rFonts w:ascii="ＭＳ Ｐ明朝" w:eastAsia="ＭＳ Ｐ明朝" w:hAnsi="ＭＳ Ｐ明朝"/>
-          <w:sz w:val="24"/>
-        </w:rPr>
-        <w:t>inode(</w:t>
+      <w:proofErr w:type="spellStart"/>
+      <w:r>
+        <w:rPr>
+          <w:rFonts w:ascii="ＭＳ Ｐ明朝" w:eastAsia="ＭＳ Ｐ明朝" w:hAnsi="ＭＳ Ｐ明朝"/>
+          <w:sz w:val="24"/>
+        </w:rPr>
+        <w:t>inode</w:t>
+      </w:r>
+      <w:proofErr w:type="spellEnd"/>
+      <w:r>
+        <w:rPr>
+          <w:rFonts w:ascii="ＭＳ Ｐ明朝" w:eastAsia="ＭＳ Ｐ明朝" w:hAnsi="ＭＳ Ｐ明朝"/>
+          <w:sz w:val="24"/>
+        </w:rPr>
+        <w:t>(</w:t>
       </w:r>
       <w:r>
         <w:rPr>
@@ -4418,6 +4614,7 @@
         </w:rPr>
         <w:t>と親の</w:t>
       </w:r>
+      <w:proofErr w:type="spellStart"/>
       <w:r>
         <w:rPr>
           <w:rFonts w:ascii="ＭＳ Ｐ明朝" w:eastAsia="ＭＳ Ｐ明朝" w:hAnsi="ＭＳ Ｐ明朝"/>
@@ -4425,6 +4622,7 @@
         </w:rPr>
         <w:t>inode</w:t>
       </w:r>
+      <w:proofErr w:type="spellEnd"/>
       <w:r>
         <w:rPr>
           <w:rFonts w:ascii="ＭＳ Ｐ明朝" w:eastAsia="ＭＳ Ｐ明朝" w:hAnsi="ＭＳ Ｐ明朝" w:hint="eastAsia"/>
@@ -4432,6 +4630,7 @@
         </w:rPr>
         <w:t>を意味する。そのため、もしこれを除外しなかった場合、</w:t>
       </w:r>
+      <w:proofErr w:type="spellStart"/>
       <w:r>
         <w:rPr>
           <w:rFonts w:ascii="ＭＳ Ｐ明朝" w:eastAsia="ＭＳ Ｐ明朝" w:hAnsi="ＭＳ Ｐ明朝"/>
@@ -4439,6 +4638,7 @@
         </w:rPr>
         <w:t>readdir</w:t>
       </w:r>
+      <w:proofErr w:type="spellEnd"/>
       <w:r>
         <w:rPr>
           <w:rFonts w:ascii="ＭＳ Ｐ明朝" w:eastAsia="ＭＳ Ｐ明朝" w:hAnsi="ＭＳ Ｐ明朝" w:hint="eastAsia"/>
@@ -4446,6 +4646,7 @@
         </w:rPr>
         <w:t>関数でこれらの</w:t>
       </w:r>
+      <w:proofErr w:type="spellStart"/>
       <w:r>
         <w:rPr>
           <w:rFonts w:ascii="ＭＳ Ｐ明朝" w:eastAsia="ＭＳ Ｐ明朝" w:hAnsi="ＭＳ Ｐ明朝"/>
@@ -4453,6 +4654,7 @@
         </w:rPr>
         <w:t>inode</w:t>
       </w:r>
+      <w:proofErr w:type="spellEnd"/>
       <w:r>
         <w:rPr>
           <w:rFonts w:ascii="ＭＳ Ｐ明朝" w:eastAsia="ＭＳ Ｐ明朝" w:hAnsi="ＭＳ Ｐ明朝" w:hint="eastAsia"/>
@@ -4559,6 +4761,7 @@
         </w:rPr>
         <w:t>判定のための</w:t>
       </w:r>
+      <w:proofErr w:type="spellStart"/>
       <w:r>
         <w:rPr>
           <w:rFonts w:ascii="ＭＳ Ｐ明朝" w:eastAsia="ＭＳ Ｐ明朝" w:hAnsi="ＭＳ Ｐ明朝"/>
@@ -4566,6 +4769,7 @@
         </w:rPr>
         <w:t>is_regular_file</w:t>
       </w:r>
+      <w:proofErr w:type="spellEnd"/>
       <w:r>
         <w:rPr>
           <w:rFonts w:ascii="ＭＳ Ｐ明朝" w:eastAsia="ＭＳ Ｐ明朝" w:hAnsi="ＭＳ Ｐ明朝" w:hint="eastAsia"/>
@@ -4679,6 +4883,7 @@
         </w:rPr>
         <w:t>型の</w:t>
       </w:r>
+      <w:proofErr w:type="spellStart"/>
       <w:r>
         <w:rPr>
           <w:rFonts w:ascii="ＭＳ Ｐ明朝" w:eastAsia="ＭＳ Ｐ明朝" w:hAnsi="ＭＳ Ｐ明朝"/>
@@ -4686,6 +4891,7 @@
         </w:rPr>
         <w:t>is_finde</w:t>
       </w:r>
+      <w:proofErr w:type="spellEnd"/>
       <w:r>
         <w:rPr>
           <w:rFonts w:ascii="ＭＳ Ｐ明朝" w:eastAsia="ＭＳ Ｐ明朝" w:hAnsi="ＭＳ Ｐ明朝" w:hint="eastAsia"/>
@@ -4735,6 +4941,7 @@
         </w:rPr>
         <w:t>の配列としてマクロを定義してあるが、バイト列の検索のためファイルもバイナリ形式で読み取らなくてはならない。そのため</w:t>
       </w:r>
+      <w:proofErr w:type="spellStart"/>
       <w:r>
         <w:rPr>
           <w:rFonts w:ascii="ＭＳ Ｐ明朝" w:eastAsia="ＭＳ Ｐ明朝" w:hAnsi="ＭＳ Ｐ明朝"/>
@@ -4742,6 +4949,7 @@
         </w:rPr>
         <w:t>read_binary</w:t>
       </w:r>
+      <w:proofErr w:type="spellEnd"/>
       <w:r>
         <w:rPr>
           <w:rFonts w:ascii="ＭＳ Ｐ明朝" w:eastAsia="ＭＳ Ｐ明朝" w:hAnsi="ＭＳ Ｐ明朝" w:hint="eastAsia"/>
@@ -4749,6 +4957,7 @@
         </w:rPr>
         <w:t>関数で</w:t>
       </w:r>
+      <w:proofErr w:type="spellStart"/>
       <w:r>
         <w:rPr>
           <w:rFonts w:ascii="ＭＳ Ｐ明朝" w:eastAsia="ＭＳ Ｐ明朝" w:hAnsi="ＭＳ Ｐ明朝"/>
@@ -4756,12 +4965,21 @@
         </w:rPr>
         <w:t>buf</w:t>
       </w:r>
-      <w:r>
-        <w:rPr>
-          <w:rFonts w:ascii="ＭＳ Ｐ明朝" w:eastAsia="ＭＳ Ｐ明朝" w:hAnsi="ＭＳ Ｐ明朝" w:hint="eastAsia"/>
-          <w:sz w:val="24"/>
-        </w:rPr>
-        <w:t>に代入している。ファイルをデフォルトではなくバイナリで読み取るのは、i</w:t>
+      <w:proofErr w:type="spellEnd"/>
+      <w:r>
+        <w:rPr>
+          <w:rFonts w:ascii="ＭＳ Ｐ明朝" w:eastAsia="ＭＳ Ｐ明朝" w:hAnsi="ＭＳ Ｐ明朝" w:hint="eastAsia"/>
+          <w:sz w:val="24"/>
+        </w:rPr>
+        <w:t>に代入している。ファイルをデフォルトではなくバイナリで読み取るのは、</w:t>
+      </w:r>
+      <w:proofErr w:type="spellStart"/>
+      <w:r>
+        <w:rPr>
+          <w:rFonts w:ascii="ＭＳ Ｐ明朝" w:eastAsia="ＭＳ Ｐ明朝" w:hAnsi="ＭＳ Ｐ明朝" w:hint="eastAsia"/>
+          <w:sz w:val="24"/>
+        </w:rPr>
+        <w:t>i</w:t>
       </w:r>
       <w:r>
         <w:rPr>
@@ -4770,6 +4988,7 @@
         </w:rPr>
         <w:t>fstream</w:t>
       </w:r>
+      <w:proofErr w:type="spellEnd"/>
       <w:r>
         <w:rPr>
           <w:rFonts w:ascii="ＭＳ Ｐ明朝" w:eastAsia="ＭＳ Ｐ明朝" w:hAnsi="ＭＳ Ｐ明朝" w:hint="eastAsia"/>
@@ -4777,12 +4996,21 @@
         </w:rPr>
         <w:t>で</w:t>
       </w:r>
-      <w:r>
-        <w:rPr>
-          <w:rFonts w:ascii="ＭＳ Ｐ明朝" w:eastAsia="ＭＳ Ｐ明朝" w:hAnsi="ＭＳ Ｐ明朝"/>
-          <w:sz w:val="24"/>
-        </w:rPr>
-        <w:t>ios::binary</w:t>
+      <w:proofErr w:type="spellStart"/>
+      <w:r>
+        <w:rPr>
+          <w:rFonts w:ascii="ＭＳ Ｐ明朝" w:eastAsia="ＭＳ Ｐ明朝" w:hAnsi="ＭＳ Ｐ明朝"/>
+          <w:sz w:val="24"/>
+        </w:rPr>
+        <w:t>ios</w:t>
+      </w:r>
+      <w:proofErr w:type="spellEnd"/>
+      <w:r>
+        <w:rPr>
+          <w:rFonts w:ascii="ＭＳ Ｐ明朝" w:eastAsia="ＭＳ Ｐ明朝" w:hAnsi="ＭＳ Ｐ明朝"/>
+          <w:sz w:val="24"/>
+        </w:rPr>
+        <w:t>::binary</w:t>
       </w:r>
       <w:r>
         <w:rPr>
@@ -4798,6 +5026,7 @@
         </w:rPr>
         <w:t>その後ファイルを先頭から読み取るイテレーターとファイルが終端に来たら読み取りを終了するイテレーターを用いてファイル全体を読み取り、それをすべて</w:t>
       </w:r>
+      <w:proofErr w:type="spellStart"/>
       <w:r>
         <w:rPr>
           <w:rFonts w:ascii="ＭＳ Ｐ明朝" w:eastAsia="ＭＳ Ｐ明朝" w:hAnsi="ＭＳ Ｐ明朝"/>
@@ -4805,6 +5034,7 @@
         </w:rPr>
         <w:t>buf</w:t>
       </w:r>
+      <w:proofErr w:type="spellEnd"/>
       <w:r>
         <w:rPr>
           <w:rFonts w:ascii="ＭＳ Ｐ明朝" w:eastAsia="ＭＳ Ｐ明朝" w:hAnsi="ＭＳ Ｐ明朝" w:hint="eastAsia"/>
@@ -4812,6 +5042,7 @@
         </w:rPr>
         <w:t>にコピーする。これを</w:t>
       </w:r>
+      <w:proofErr w:type="spellStart"/>
       <w:r>
         <w:rPr>
           <w:rFonts w:ascii="ＭＳ Ｐ明朝" w:eastAsia="ＭＳ Ｐ明朝" w:hAnsi="ＭＳ Ｐ明朝"/>
@@ -4819,6 +5050,7 @@
         </w:rPr>
         <w:t>malware_search</w:t>
       </w:r>
+      <w:proofErr w:type="spellEnd"/>
       <w:r>
         <w:rPr>
           <w:rFonts w:ascii="ＭＳ Ｐ明朝" w:eastAsia="ＭＳ Ｐ明朝" w:hAnsi="ＭＳ Ｐ明朝" w:hint="eastAsia"/>
@@ -4889,6 +5121,7 @@
         </w:rPr>
         <w:t>これによりマルウェアが見つかったら、該当するファイル名を出力し、</w:t>
       </w:r>
+      <w:proofErr w:type="spellStart"/>
       <w:r>
         <w:rPr>
           <w:rFonts w:ascii="ＭＳ Ｐ明朝" w:eastAsia="ＭＳ Ｐ明朝" w:hAnsi="ＭＳ Ｐ明朝"/>
@@ -4896,6 +5129,7 @@
         </w:rPr>
         <w:t>is_find</w:t>
       </w:r>
+      <w:proofErr w:type="spellEnd"/>
       <w:r>
         <w:rPr>
           <w:rFonts w:ascii="ＭＳ Ｐ明朝" w:eastAsia="ＭＳ Ｐ明朝" w:hAnsi="ＭＳ Ｐ明朝" w:hint="eastAsia"/>
@@ -4918,6 +5152,7 @@
         </w:rPr>
         <w:t xml:space="preserve">　ファイル名のソートのために</w:t>
       </w:r>
+      <w:proofErr w:type="spellStart"/>
       <w:r>
         <w:rPr>
           <w:rFonts w:ascii="ＭＳ Ｐ明朝" w:eastAsia="ＭＳ Ｐ明朝" w:hAnsi="ＭＳ Ｐ明朝"/>
@@ -4925,12 +5160,29 @@
         </w:rPr>
         <w:t>natural_num_comp</w:t>
       </w:r>
-      <w:r>
-        <w:rPr>
-          <w:rFonts w:ascii="ＭＳ Ｐ明朝" w:eastAsia="ＭＳ Ｐ明朝" w:hAnsi="ＭＳ Ｐ明朝" w:hint="eastAsia"/>
-          <w:sz w:val="24"/>
-        </w:rPr>
-        <w:t>関数というものを使用しているが、デフォルトではファイルの検索はファイル名に則って行われないために出力がごちゃごちゃになる、というのを防ぐためにこの工夫を施した。ソート用の</w:t>
+      <w:proofErr w:type="spellEnd"/>
+      <w:r>
+        <w:rPr>
+          <w:rFonts w:ascii="ＭＳ Ｐ明朝" w:eastAsia="ＭＳ Ｐ明朝" w:hAnsi="ＭＳ Ｐ明朝" w:hint="eastAsia"/>
+          <w:sz w:val="24"/>
+        </w:rPr>
+        <w:t>関数というものを使用しているが、デフォルトではファイルの検索はファイル名に則って行われないために出力が</w:t>
+      </w:r>
+      <w:proofErr w:type="gramStart"/>
+      <w:r>
+        <w:rPr>
+          <w:rFonts w:ascii="ＭＳ Ｐ明朝" w:eastAsia="ＭＳ Ｐ明朝" w:hAnsi="ＭＳ Ｐ明朝" w:hint="eastAsia"/>
+          <w:sz w:val="24"/>
+        </w:rPr>
+        <w:t>ごちゃごちゃに</w:t>
+      </w:r>
+      <w:proofErr w:type="gramEnd"/>
+      <w:r>
+        <w:rPr>
+          <w:rFonts w:ascii="ＭＳ Ｐ明朝" w:eastAsia="ＭＳ Ｐ明朝" w:hAnsi="ＭＳ Ｐ明朝" w:hint="eastAsia"/>
+          <w:sz w:val="24"/>
+        </w:rPr>
+        <w:t>なる、というのを防ぐためにこの工夫を施した。ソート用の</w:t>
       </w:r>
       <w:r>
         <w:rPr>
@@ -4960,6 +5212,7 @@
         </w:rPr>
         <w:t>にあるファイル名をすべて渡し、自然順ソートの</w:t>
       </w:r>
+      <w:proofErr w:type="spellStart"/>
       <w:r>
         <w:rPr>
           <w:rFonts w:ascii="ＭＳ Ｐ明朝" w:eastAsia="ＭＳ Ｐ明朝" w:hAnsi="ＭＳ Ｐ明朝"/>
@@ -4967,6 +5220,7 @@
         </w:rPr>
         <w:t>natural_num_comp</w:t>
       </w:r>
+      <w:proofErr w:type="spellEnd"/>
       <w:r>
         <w:rPr>
           <w:rFonts w:ascii="ＭＳ Ｐ明朝" w:eastAsia="ＭＳ Ｐ明朝" w:hAnsi="ＭＳ Ｐ明朝" w:hint="eastAsia"/>
@@ -6182,7 +6436,6 @@
   <w:style w:type="character" w:default="1" w:styleId="a0">
     <w:name w:val="Default Paragraph Font"/>
     <w:uiPriority w:val="1"/>
-    <w:semiHidden/>
     <w:unhideWhenUsed/>
   </w:style>
   <w:style w:type="table" w:default="1" w:styleId="a1">
